--- a/高中数学/高中数学同步/人教B版选必2 第3章 排列、组合与二项式定理·知识清单（完成）.docx
+++ b/高中数学/高中数学同步/人教B版选必2 第3章 排列、组合与二项式定理·知识清单（完成）.docx
@@ -462,7 +462,7 @@
             <m:oMath>
               <m:r>
                 <w:rPr>
-                  <w:rFonts w:ascii="Cambria Math" w:hAnsi="Cambria Math" w:cs="Cambria Math"/>
+                  <w:rFonts w:ascii="Times New Roman" w:hAnsi="Times New Roman" w:cs="Cambria Math"/>
                   <w:szCs w:val="21"/>
                   <w:sz w:val="21"/>
                 </w:rPr>
@@ -568,7 +568,7 @@
           <m:sSubPr>
             <m:ctrlPr>
               <w:rPr>
-                <w:rFonts w:ascii="Cambria Math" w:hAnsi="Cambria Math"/>
+                <w:rFonts w:ascii="Times New Roman" w:hAnsi="Times New Roman"/>
                 <w:szCs w:val="21"/>
                 <w:sz w:val="21"/>
               </w:rPr>
@@ -577,7 +577,7 @@
           <m:e>
             <m:r>
               <w:rPr>
-                <w:rFonts w:ascii="Cambria Math" w:hAnsi="Cambria Math" w:cs="Cambria Math"/>
+                <w:rFonts w:ascii="Times New Roman" w:hAnsi="Times New Roman" w:cs="Cambria Math"/>
                 <w:szCs w:val="21"/>
                 <w:sz w:val="21"/>
               </w:rPr>
@@ -587,7 +587,7 @@
           <m:sub>
             <m:r>
               <w:rPr>
-                <w:rFonts w:ascii="Cambria Math" w:hAnsi="Cambria Math" w:cs="Cambria Math"/>
+                <w:rFonts w:ascii="Times New Roman" w:hAnsi="Times New Roman" w:cs="Cambria Math"/>
                 <w:szCs w:val="21"/>
                 <w:sz w:val="21"/>
               </w:rPr>
@@ -625,7 +625,7 @@
           <m:sSubPr>
             <m:ctrlPr>
               <w:rPr>
-                <w:rFonts w:ascii="Cambria Math" w:hAnsi="Cambria Math"/>
+                <w:rFonts w:ascii="Times New Roman" w:hAnsi="Times New Roman"/>
                 <w:szCs w:val="21"/>
                 <w:sz w:val="21"/>
               </w:rPr>
@@ -634,7 +634,7 @@
           <m:e>
             <m:r>
               <w:rPr>
-                <w:rFonts w:ascii="Cambria Math" w:hAnsi="Cambria Math" w:cs="Cambria Math"/>
+                <w:rFonts w:ascii="Times New Roman" w:hAnsi="Times New Roman" w:cs="Cambria Math"/>
                 <w:szCs w:val="21"/>
                 <w:sz w:val="21"/>
               </w:rPr>
@@ -644,7 +644,7 @@
           <m:sub>
             <m:r>
               <w:rPr>
-                <w:rFonts w:ascii="Cambria Math" w:hAnsi="Cambria Math" w:cs="Cambria Math"/>
+                <w:rFonts w:ascii="Times New Roman" w:hAnsi="Times New Roman" w:cs="Cambria Math"/>
                 <w:szCs w:val="21"/>
                 <w:sz w:val="21"/>
               </w:rPr>
@@ -699,7 +699,7 @@
           <m:sSubPr>
             <m:ctrlPr>
               <w:rPr>
-                <w:rFonts w:ascii="Cambria Math" w:hAnsi="Cambria Math"/>
+                <w:rFonts w:ascii="Times New Roman" w:hAnsi="Times New Roman"/>
                 <w:szCs w:val="21"/>
                 <w:sz w:val="21"/>
               </w:rPr>
@@ -708,7 +708,7 @@
           <m:e>
             <m:r>
               <w:rPr>
-                <w:rFonts w:ascii="Cambria Math" w:hAnsi="Cambria Math" w:cs="Cambria Math"/>
+                <w:rFonts w:ascii="Times New Roman" w:hAnsi="Times New Roman" w:cs="Cambria Math"/>
                 <w:szCs w:val="21"/>
                 <w:sz w:val="21"/>
               </w:rPr>
@@ -718,7 +718,7 @@
           <m:sub>
             <m:r>
               <w:rPr>
-                <w:rFonts w:ascii="Cambria Math" w:hAnsi="Cambria Math" w:cs="Cambria Math"/>
+                <w:rFonts w:ascii="Times New Roman" w:hAnsi="Times New Roman" w:cs="Cambria Math"/>
                 <w:szCs w:val="21"/>
                 <w:sz w:val="21"/>
               </w:rPr>
@@ -740,7 +740,7 @@
           <m:sSubPr>
             <m:ctrlPr>
               <w:rPr>
-                <w:rFonts w:ascii="Cambria Math" w:hAnsi="Cambria Math"/>
+                <w:rFonts w:ascii="Times New Roman" w:hAnsi="Times New Roman"/>
                 <w:szCs w:val="21"/>
                 <w:sz w:val="21"/>
               </w:rPr>
@@ -757,7 +757,7 @@
                 </w:rPr>
               </m:rPr>
               <w:rPr>
-                <w:rFonts w:ascii="Cambria Math" w:hAnsi="Cambria Math" w:cs="Cambria Math"/>
+                <w:rFonts w:ascii="Times New Roman" w:hAnsi="Times New Roman" w:cs="Cambria Math"/>
                 <w:szCs w:val="21"/>
                 <w:sz w:val="21"/>
               </w:rPr>
@@ -775,7 +775,7 @@
                 </w:rPr>
               </m:rPr>
               <w:rPr>
-                <w:rFonts w:ascii="Cambria Math" w:hAnsi="Cambria Math" w:cs="Cambria Math"/>
+                <w:rFonts w:ascii="Times New Roman" w:hAnsi="Times New Roman" w:cs="Cambria Math"/>
                 <w:szCs w:val="21"/>
                 <w:sz w:val="21"/>
               </w:rPr>
@@ -793,7 +793,7 @@
             </w:rPr>
           </m:rPr>
           <w:rPr>
-            <w:rFonts w:ascii="Cambria Math" w:hAnsi="Cambria Math" w:cs="Cambria Math"/>
+            <w:rFonts w:ascii="Times New Roman" w:hAnsi="Times New Roman" w:cs="Cambria Math"/>
             <w:szCs w:val="21"/>
             <w:sz w:val="21"/>
           </w:rPr>
@@ -803,7 +803,7 @@
           <m:sSubPr>
             <m:ctrlPr>
               <w:rPr>
-                <w:rFonts w:ascii="Cambria Math" w:hAnsi="Cambria Math"/>
+                <w:rFonts w:ascii="Times New Roman" w:hAnsi="Times New Roman"/>
                 <w:szCs w:val="21"/>
                 <w:sz w:val="21"/>
               </w:rPr>
@@ -820,7 +820,7 @@
                 </w:rPr>
               </m:rPr>
               <w:rPr>
-                <w:rFonts w:ascii="Cambria Math" w:hAnsi="Cambria Math" w:cs="Cambria Math"/>
+                <w:rFonts w:ascii="Times New Roman" w:hAnsi="Times New Roman" w:cs="Cambria Math"/>
                 <w:szCs w:val="21"/>
                 <w:sz w:val="21"/>
               </w:rPr>
@@ -838,7 +838,7 @@
                 </w:rPr>
               </m:rPr>
               <w:rPr>
-                <w:rFonts w:ascii="Cambria Math" w:hAnsi="Cambria Math" w:cs="Cambria Math"/>
+                <w:rFonts w:ascii="Times New Roman" w:hAnsi="Times New Roman" w:cs="Cambria Math"/>
                 <w:szCs w:val="21"/>
                 <w:sz w:val="21"/>
               </w:rPr>
@@ -856,7 +856,7 @@
             </w:rPr>
           </m:rPr>
           <w:rPr>
-            <w:rFonts w:ascii="Cambria Math" w:hAnsi="Cambria Math" w:cs="Cambria Math"/>
+            <w:rFonts w:ascii="Times New Roman" w:hAnsi="Times New Roman" w:cs="Cambria Math"/>
             <w:szCs w:val="21"/>
             <w:sz w:val="21"/>
           </w:rPr>
@@ -866,7 +866,7 @@
           <m:sSubPr>
             <m:ctrlPr>
               <w:rPr>
-                <w:rFonts w:ascii="Cambria Math" w:hAnsi="Cambria Math"/>
+                <w:rFonts w:ascii="Times New Roman" w:hAnsi="Times New Roman"/>
                 <w:szCs w:val="21"/>
                 <w:sz w:val="21"/>
               </w:rPr>
@@ -883,7 +883,7 @@
                 </w:rPr>
               </m:rPr>
               <w:rPr>
-                <w:rFonts w:ascii="Cambria Math" w:hAnsi="Cambria Math" w:cs="Cambria Math"/>
+                <w:rFonts w:ascii="Times New Roman" w:hAnsi="Times New Roman" w:cs="Cambria Math"/>
                 <w:szCs w:val="21"/>
                 <w:sz w:val="21"/>
               </w:rPr>
@@ -901,7 +901,7 @@
                 </w:rPr>
               </m:rPr>
               <w:rPr>
-                <w:rFonts w:ascii="Cambria Math" w:hAnsi="Cambria Math" w:cs="Cambria Math"/>
+                <w:rFonts w:ascii="Times New Roman" w:hAnsi="Times New Roman" w:cs="Cambria Math"/>
                 <w:szCs w:val="21"/>
                 <w:sz w:val="21"/>
               </w:rPr>
@@ -1261,7 +1261,7 @@
             <m:oMath>
               <m:r>
                 <w:rPr>
-                  <w:rFonts w:ascii="Cambria Math" w:hAnsi="Cambria Math" w:cs="Cambria Math"/>
+                  <w:rFonts w:ascii="Times New Roman" w:hAnsi="Times New Roman" w:cs="Cambria Math"/>
                   <w:szCs w:val="21"/>
                   <w:sz w:val="21"/>
                 </w:rPr>
@@ -1367,7 +1367,7 @@
           <m:sSubPr>
             <m:ctrlPr>
               <w:rPr>
-                <w:rFonts w:ascii="Cambria Math" w:hAnsi="Cambria Math"/>
+                <w:rFonts w:ascii="Times New Roman" w:hAnsi="Times New Roman"/>
                 <w:szCs w:val="21"/>
                 <w:sz w:val="21"/>
               </w:rPr>
@@ -1376,7 +1376,7 @@
           <m:e>
             <m:r>
               <w:rPr>
-                <w:rFonts w:ascii="Cambria Math" w:hAnsi="Cambria Math" w:cs="Cambria Math"/>
+                <w:rFonts w:ascii="Times New Roman" w:hAnsi="Times New Roman" w:cs="Cambria Math"/>
                 <w:szCs w:val="21"/>
                 <w:sz w:val="21"/>
               </w:rPr>
@@ -1386,7 +1386,7 @@
           <m:sub>
             <m:r>
               <w:rPr>
-                <w:rFonts w:ascii="Cambria Math" w:hAnsi="Cambria Math" w:cs="Cambria Math"/>
+                <w:rFonts w:ascii="Times New Roman" w:hAnsi="Times New Roman" w:cs="Cambria Math"/>
                 <w:szCs w:val="21"/>
                 <w:sz w:val="21"/>
               </w:rPr>
@@ -1424,7 +1424,7 @@
           <m:sSubPr>
             <m:ctrlPr>
               <w:rPr>
-                <w:rFonts w:ascii="Cambria Math" w:hAnsi="Cambria Math"/>
+                <w:rFonts w:ascii="Times New Roman" w:hAnsi="Times New Roman"/>
                 <w:szCs w:val="21"/>
                 <w:sz w:val="21"/>
               </w:rPr>
@@ -1433,7 +1433,7 @@
           <m:e>
             <m:r>
               <w:rPr>
-                <w:rFonts w:ascii="Cambria Math" w:hAnsi="Cambria Math" w:cs="Cambria Math"/>
+                <w:rFonts w:ascii="Times New Roman" w:hAnsi="Times New Roman" w:cs="Cambria Math"/>
                 <w:szCs w:val="21"/>
                 <w:sz w:val="21"/>
               </w:rPr>
@@ -1443,7 +1443,7 @@
           <m:sub>
             <m:r>
               <w:rPr>
-                <w:rFonts w:ascii="Cambria Math" w:hAnsi="Cambria Math" w:cs="Cambria Math"/>
+                <w:rFonts w:ascii="Times New Roman" w:hAnsi="Times New Roman" w:cs="Cambria Math"/>
                 <w:szCs w:val="21"/>
                 <w:sz w:val="21"/>
               </w:rPr>
@@ -1498,7 +1498,7 @@
           <m:sSubPr>
             <m:ctrlPr>
               <w:rPr>
-                <w:rFonts w:ascii="Cambria Math" w:hAnsi="Cambria Math"/>
+                <w:rFonts w:ascii="Times New Roman" w:hAnsi="Times New Roman"/>
                 <w:szCs w:val="21"/>
                 <w:sz w:val="21"/>
               </w:rPr>
@@ -1507,7 +1507,7 @@
           <m:e>
             <m:r>
               <w:rPr>
-                <w:rFonts w:ascii="Cambria Math" w:hAnsi="Cambria Math" w:cs="Cambria Math"/>
+                <w:rFonts w:ascii="Times New Roman" w:hAnsi="Times New Roman" w:cs="Cambria Math"/>
                 <w:szCs w:val="21"/>
                 <w:sz w:val="21"/>
               </w:rPr>
@@ -1517,7 +1517,7 @@
           <m:sub>
             <m:r>
               <w:rPr>
-                <w:rFonts w:ascii="Cambria Math" w:hAnsi="Cambria Math" w:cs="Cambria Math"/>
+                <w:rFonts w:ascii="Times New Roman" w:hAnsi="Times New Roman" w:cs="Cambria Math"/>
                 <w:szCs w:val="21"/>
                 <w:sz w:val="21"/>
               </w:rPr>
@@ -1539,7 +1539,7 @@
           <m:sSubPr>
             <m:ctrlPr>
               <w:rPr>
-                <w:rFonts w:ascii="Cambria Math" w:hAnsi="Cambria Math"/>
+                <w:rFonts w:ascii="Times New Roman" w:hAnsi="Times New Roman"/>
                 <w:szCs w:val="21"/>
                 <w:sz w:val="21"/>
               </w:rPr>
@@ -1556,7 +1556,7 @@
                 </w:rPr>
               </m:rPr>
               <w:rPr>
-                <w:rFonts w:ascii="Cambria Math" w:hAnsi="Cambria Math" w:cs="Cambria Math"/>
+                <w:rFonts w:ascii="Times New Roman" w:hAnsi="Times New Roman" w:cs="Cambria Math"/>
                 <w:szCs w:val="21"/>
                 <w:sz w:val="21"/>
               </w:rPr>
@@ -1574,7 +1574,7 @@
                 </w:rPr>
               </m:rPr>
               <w:rPr>
-                <w:rFonts w:ascii="Cambria Math" w:hAnsi="Cambria Math" w:cs="Cambria Math"/>
+                <w:rFonts w:ascii="Times New Roman" w:hAnsi="Times New Roman" w:cs="Cambria Math"/>
                 <w:szCs w:val="21"/>
                 <w:sz w:val="21"/>
               </w:rPr>
@@ -1592,7 +1592,7 @@
             </w:rPr>
           </m:rPr>
           <w:rPr>
-            <w:rFonts w:ascii="Cambria Math" w:hAnsi="Cambria Math" w:cs="Cambria Math"/>
+            <w:rFonts w:ascii="Times New Roman" w:hAnsi="Times New Roman" w:cs="Cambria Math"/>
             <w:szCs w:val="21"/>
             <w:sz w:val="21"/>
           </w:rPr>
@@ -1602,7 +1602,7 @@
           <m:sSubPr>
             <m:ctrlPr>
               <w:rPr>
-                <w:rFonts w:ascii="Cambria Math" w:hAnsi="Cambria Math"/>
+                <w:rFonts w:ascii="Times New Roman" w:hAnsi="Times New Roman"/>
                 <w:szCs w:val="21"/>
                 <w:sz w:val="21"/>
               </w:rPr>
@@ -1619,7 +1619,7 @@
                 </w:rPr>
               </m:rPr>
               <w:rPr>
-                <w:rFonts w:ascii="Cambria Math" w:hAnsi="Cambria Math" w:cs="Cambria Math"/>
+                <w:rFonts w:ascii="Times New Roman" w:hAnsi="Times New Roman" w:cs="Cambria Math"/>
                 <w:szCs w:val="21"/>
                 <w:sz w:val="21"/>
               </w:rPr>
@@ -1637,7 +1637,7 @@
                 </w:rPr>
               </m:rPr>
               <w:rPr>
-                <w:rFonts w:ascii="Cambria Math" w:hAnsi="Cambria Math" w:cs="Cambria Math"/>
+                <w:rFonts w:ascii="Times New Roman" w:hAnsi="Times New Roman" w:cs="Cambria Math"/>
                 <w:szCs w:val="21"/>
                 <w:sz w:val="21"/>
               </w:rPr>
@@ -1655,7 +1655,7 @@
             </w:rPr>
           </m:rPr>
           <w:rPr>
-            <w:rFonts w:ascii="Cambria Math" w:hAnsi="Cambria Math" w:cs="Cambria Math"/>
+            <w:rFonts w:ascii="Times New Roman" w:hAnsi="Times New Roman" w:cs="Cambria Math"/>
             <w:szCs w:val="21"/>
             <w:sz w:val="21"/>
           </w:rPr>
@@ -1665,7 +1665,7 @@
           <m:sSubPr>
             <m:ctrlPr>
               <w:rPr>
-                <w:rFonts w:ascii="Cambria Math" w:hAnsi="Cambria Math"/>
+                <w:rFonts w:ascii="Times New Roman" w:hAnsi="Times New Roman"/>
                 <w:szCs w:val="21"/>
                 <w:sz w:val="21"/>
               </w:rPr>
@@ -1682,7 +1682,7 @@
                 </w:rPr>
               </m:rPr>
               <w:rPr>
-                <w:rFonts w:ascii="Cambria Math" w:hAnsi="Cambria Math" w:cs="Cambria Math"/>
+                <w:rFonts w:ascii="Times New Roman" w:hAnsi="Times New Roman" w:cs="Cambria Math"/>
                 <w:szCs w:val="21"/>
                 <w:sz w:val="21"/>
               </w:rPr>
@@ -1700,7 +1700,7 @@
                 </w:rPr>
               </m:rPr>
               <w:rPr>
-                <w:rFonts w:ascii="Cambria Math" w:hAnsi="Cambria Math" w:cs="Cambria Math"/>
+                <w:rFonts w:ascii="Times New Roman" w:hAnsi="Times New Roman" w:cs="Cambria Math"/>
                 <w:szCs w:val="21"/>
                 <w:sz w:val="21"/>
               </w:rPr>
@@ -1799,7 +1799,7 @@
       <m:oMath>
         <m:r>
           <w:rPr>
-            <w:rFonts w:ascii="Cambria Math" w:hAnsi="Cambria Math" w:cs="Cambria Math"/>
+            <w:rFonts w:ascii="Times New Roman" w:hAnsi="Times New Roman" w:cs="Cambria Math"/>
             <w:szCs w:val="21"/>
             <w:sz w:val="21"/>
           </w:rPr>
@@ -2063,7 +2063,7 @@
       <m:oMath>
         <m:r>
           <w:rPr>
-            <w:rFonts w:ascii="Cambria Math" w:hAnsi="Cambria Math" w:cs="Cambria Math"/>
+            <w:rFonts w:ascii="Times New Roman" w:hAnsi="Times New Roman" w:cs="Cambria Math"/>
             <w:szCs w:val="21"/>
             <w:sz w:val="21"/>
           </w:rPr>
@@ -2166,7 +2166,7 @@
           <m:sSubSupPr>
             <m:ctrlPr>
               <w:rPr>
-                <w:rFonts w:ascii="Cambria Math" w:hAnsi="Cambria Math"/>
+                <w:rFonts w:ascii="Times New Roman" w:hAnsi="Times New Roman"/>
                 <w:szCs w:val="21"/>
                 <w:sz w:val="21"/>
               </w:rPr>
@@ -2183,7 +2183,7 @@
                 </w:rPr>
               </m:rPr>
               <w:rPr>
-                <w:rFonts w:ascii="Cambria Math" w:hAnsi="Cambria Math" w:cs="Cambria Math"/>
+                <w:rFonts w:ascii="Times New Roman" w:hAnsi="Times New Roman" w:cs="Cambria Math"/>
                 <w:szCs w:val="21"/>
                 <w:sz w:val="21"/>
               </w:rPr>
@@ -2201,7 +2201,7 @@
                 </w:rPr>
               </m:rPr>
               <w:rPr>
-                <w:rFonts w:ascii="Cambria Math" w:hAnsi="Cambria Math" w:cs="Cambria Math"/>
+                <w:rFonts w:ascii="Times New Roman" w:hAnsi="Times New Roman" w:cs="Cambria Math"/>
                 <w:szCs w:val="21"/>
                 <w:sz w:val="21"/>
               </w:rPr>
@@ -2219,7 +2219,7 @@
                 </w:rPr>
               </m:rPr>
               <w:rPr>
-                <w:rFonts w:ascii="Cambria Math" w:hAnsi="Cambria Math" w:cs="Cambria Math"/>
+                <w:rFonts w:ascii="Times New Roman" w:hAnsi="Times New Roman" w:cs="Cambria Math"/>
                 <w:szCs w:val="21"/>
                 <w:sz w:val="21"/>
               </w:rPr>
@@ -2431,7 +2431,7 @@
           <m:sSubSupPr>
             <m:ctrlPr>
               <w:rPr>
-                <w:rFonts w:ascii="Cambria Math" w:hAnsi="Cambria Math"/>
+                <w:rFonts w:ascii="Times New Roman" w:hAnsi="Times New Roman"/>
                 <w:szCs w:val="21"/>
                 <w:sz w:val="21"/>
               </w:rPr>
@@ -2443,7 +2443,7 @@
                 <m:nor/>
               </m:rPr>
               <w:rPr>
-                <w:rFonts w:ascii="Cambria Math" w:hAnsi="Cambria Math" w:cs="Cambria Math"/>
+                <w:rFonts w:ascii="Times New Roman" w:hAnsi="Times New Roman" w:cs="Cambria Math"/>
                 <w:szCs w:val="21"/>
                 <w:sz w:val="21"/>
               </w:rPr>
@@ -2453,7 +2453,7 @@
           <m:sub>
             <m:r>
               <w:rPr>
-                <w:rFonts w:ascii="Cambria Math" w:hAnsi="Cambria Math" w:cs="Cambria Math"/>
+                <w:rFonts w:ascii="Times New Roman" w:hAnsi="Times New Roman" w:cs="Cambria Math"/>
                 <w:szCs w:val="21"/>
                 <w:sz w:val="21"/>
               </w:rPr>
@@ -2463,7 +2463,7 @@
           <m:sup>
             <m:r>
               <w:rPr>
-                <w:rFonts w:ascii="Cambria Math" w:hAnsi="Cambria Math" w:cs="Cambria Math"/>
+                <w:rFonts w:ascii="Times New Roman" w:hAnsi="Times New Roman" w:cs="Cambria Math"/>
                 <w:szCs w:val="21"/>
                 <w:sz w:val="21"/>
               </w:rPr>
@@ -2473,7 +2473,7 @@
         </m:sSubSup>
         <m:r>
           <w:rPr>
-            <w:rFonts w:ascii="Cambria Math" w:hAnsi="Cambria Math" w:cs="Cambria Math"/>
+            <w:rFonts w:ascii="Times New Roman" w:hAnsi="Times New Roman" w:cs="Cambria Math"/>
             <w:szCs w:val="21"/>
             <w:sz w:val="21"/>
           </w:rPr>
@@ -2491,7 +2491,7 @@
             </w:rPr>
           </m:rPr>
           <w:rPr>
-            <w:rFonts w:ascii="Cambria Math" w:hAnsi="Cambria Math" w:cs="Cambria Math"/>
+            <w:rFonts w:ascii="Times New Roman" w:hAnsi="Times New Roman" w:cs="Cambria Math"/>
             <w:szCs w:val="21"/>
             <w:sz w:val="21"/>
           </w:rPr>
@@ -2501,7 +2501,7 @@
           <m:dPr>
             <m:ctrlPr>
               <w:rPr>
-                <w:rFonts w:ascii="Cambria Math" w:hAnsi="Cambria Math"/>
+                <w:rFonts w:ascii="Times New Roman" w:hAnsi="Times New Roman"/>
                 <w:szCs w:val="21"/>
                 <w:sz w:val="21"/>
               </w:rPr>
@@ -2518,7 +2518,7 @@
                 </w:rPr>
               </m:rPr>
               <w:rPr>
-                <w:rFonts w:ascii="Cambria Math" w:hAnsi="Cambria Math" w:cs="Cambria Math"/>
+                <w:rFonts w:ascii="Times New Roman" w:hAnsi="Times New Roman" w:cs="Cambria Math"/>
                 <w:szCs w:val="21"/>
                 <w:sz w:val="21"/>
               </w:rPr>
@@ -2530,7 +2530,7 @@
           <m:dPr>
             <m:ctrlPr>
               <w:rPr>
-                <w:rFonts w:ascii="Cambria Math" w:hAnsi="Cambria Math"/>
+                <w:rFonts w:ascii="Times New Roman" w:hAnsi="Times New Roman"/>
                 <w:szCs w:val="21"/>
                 <w:sz w:val="21"/>
               </w:rPr>
@@ -2547,7 +2547,7 @@
                 </w:rPr>
               </m:rPr>
               <w:rPr>
-                <w:rFonts w:ascii="Cambria Math" w:hAnsi="Cambria Math" w:cs="Cambria Math"/>
+                <w:rFonts w:ascii="Times New Roman" w:hAnsi="Times New Roman" w:cs="Cambria Math"/>
                 <w:szCs w:val="21"/>
                 <w:sz w:val="21"/>
               </w:rPr>
@@ -2571,7 +2571,7 @@
           <m:dPr>
             <m:ctrlPr>
               <w:rPr>
-                <w:rFonts w:ascii="Cambria Math" w:hAnsi="Cambria Math"/>
+                <w:rFonts w:ascii="Times New Roman" w:hAnsi="Times New Roman"/>
                 <w:szCs w:val="21"/>
                 <w:sz w:val="21"/>
               </w:rPr>
@@ -2588,7 +2588,7 @@
                 </w:rPr>
               </m:rPr>
               <w:rPr>
-                <w:rFonts w:ascii="Cambria Math" w:hAnsi="Cambria Math" w:cs="Cambria Math"/>
+                <w:rFonts w:ascii="Times New Roman" w:hAnsi="Times New Roman" w:cs="Cambria Math"/>
                 <w:szCs w:val="21"/>
                 <w:sz w:val="21"/>
               </w:rPr>
@@ -2608,7 +2608,7 @@
       <m:oMath>
         <m:r>
           <w:rPr>
-            <w:rFonts w:ascii="Cambria Math" w:hAnsi="Cambria Math" w:cs="Cambria Math"/>
+            <w:rFonts w:ascii="Times New Roman" w:hAnsi="Times New Roman" w:cs="Cambria Math"/>
             <w:szCs w:val="21"/>
             <w:sz w:val="21"/>
           </w:rPr>
@@ -2618,7 +2618,7 @@
           <m:sSupPr>
             <m:ctrlPr>
               <w:rPr>
-                <w:rFonts w:ascii="Cambria Math" w:hAnsi="Cambria Math"/>
+                <w:rFonts w:ascii="Times New Roman" w:hAnsi="Times New Roman"/>
                 <w:szCs w:val="21"/>
                 <w:sz w:val="21"/>
               </w:rPr>
@@ -2627,7 +2627,7 @@
           <m:e>
             <m:r>
               <w:rPr>
-                <w:rFonts w:ascii="Cambria Math" w:hAnsi="Cambria Math" w:cs="Cambria Math"/>
+                <w:rFonts w:ascii="Times New Roman" w:hAnsi="Times New Roman" w:cs="Cambria Math"/>
                 <w:szCs w:val="21"/>
                 <w:sz w:val="21"/>
               </w:rPr>
@@ -2637,7 +2637,7 @@
           <m:sup>
             <m:r>
               <w:rPr>
-                <w:rFonts w:ascii="Cambria Math" w:hAnsi="Cambria Math" w:cs="Cambria Math"/>
+                <w:rFonts w:ascii="Times New Roman" w:hAnsi="Times New Roman" w:cs="Cambria Math"/>
                 <w:szCs w:val="21"/>
                 <w:sz w:val="21"/>
               </w:rPr>
@@ -2657,7 +2657,7 @@
       <m:oMath>
         <m:r>
           <w:rPr>
-            <w:rFonts w:ascii="Cambria Math" w:hAnsi="Cambria Math" w:cs="Cambria Math"/>
+            <w:rFonts w:ascii="Times New Roman" w:hAnsi="Times New Roman" w:cs="Cambria Math"/>
             <w:szCs w:val="21"/>
             <w:sz w:val="21"/>
           </w:rPr>
@@ -2713,7 +2713,7 @@
           <m:sSubSupPr>
             <m:ctrlPr>
               <w:rPr>
-                <w:rFonts w:ascii="Cambria Math" w:hAnsi="Cambria Math"/>
+                <w:rFonts w:ascii="Times New Roman" w:hAnsi="Times New Roman"/>
                 <w:szCs w:val="21"/>
                 <w:sz w:val="21"/>
               </w:rPr>
@@ -2731,7 +2731,7 @@
                 </w:rPr>
               </m:rPr>
               <w:rPr>
-                <w:rFonts w:ascii="Cambria Math" w:hAnsi="Cambria Math" w:cs="Cambria Math"/>
+                <w:rFonts w:ascii="Times New Roman" w:hAnsi="Times New Roman" w:cs="Cambria Math"/>
                 <w:szCs w:val="21"/>
                 <w:sz w:val="21"/>
               </w:rPr>
@@ -2749,7 +2749,7 @@
                 </w:rPr>
               </m:rPr>
               <w:rPr>
-                <w:rFonts w:ascii="Cambria Math" w:hAnsi="Cambria Math" w:cs="Cambria Math"/>
+                <w:rFonts w:ascii="Times New Roman" w:hAnsi="Times New Roman" w:cs="Cambria Math"/>
                 <w:szCs w:val="21"/>
                 <w:sz w:val="21"/>
               </w:rPr>
@@ -2767,7 +2767,7 @@
                 </w:rPr>
               </m:rPr>
               <w:rPr>
-                <w:rFonts w:ascii="Cambria Math" w:hAnsi="Cambria Math" w:cs="Cambria Math"/>
+                <w:rFonts w:ascii="Times New Roman" w:hAnsi="Times New Roman" w:cs="Cambria Math"/>
                 <w:szCs w:val="21"/>
                 <w:sz w:val="21"/>
               </w:rPr>
@@ -2785,7 +2785,7 @@
             </w:rPr>
           </m:rPr>
           <w:rPr>
-            <w:rFonts w:ascii="Cambria Math" w:hAnsi="Cambria Math" w:cs="Cambria Math"/>
+            <w:rFonts w:ascii="Times New Roman" w:hAnsi="Times New Roman" w:cs="Cambria Math"/>
             <w:szCs w:val="21"/>
             <w:sz w:val="21"/>
           </w:rPr>
@@ -2795,7 +2795,7 @@
           <m:fPr>
             <m:ctrlPr>
               <w:rPr>
-                <w:rFonts w:ascii="Cambria Math" w:hAnsi="Cambria Math"/>
+                <w:rFonts w:ascii="Times New Roman" w:hAnsi="Times New Roman"/>
                 <w:szCs w:val="21"/>
                 <w:sz w:val="21"/>
                 <w:b w:val="1"/>
@@ -2814,7 +2814,7 @@
                 </w:rPr>
               </m:rPr>
               <w:rPr>
-                <w:rFonts w:ascii="Cambria Math" w:hAnsi="Cambria Math" w:cs="Cambria Math"/>
+                <w:rFonts w:ascii="Times New Roman" w:hAnsi="Times New Roman" w:cs="Cambria Math"/>
                 <w:szCs w:val="21"/>
                 <w:sz w:val="21"/>
               </w:rPr>
@@ -2831,7 +2831,7 @@
                 </w:rPr>
               </m:rPr>
               <w:rPr>
-                <w:rFonts w:ascii="Cambria Math" w:hAnsi="Cambria Math" w:cs="Cambria Math"/>
+                <w:rFonts w:ascii="Times New Roman" w:hAnsi="Times New Roman" w:cs="Cambria Math"/>
                 <w:szCs w:val="21"/>
                 <w:sz w:val="21"/>
               </w:rPr>
@@ -2859,7 +2859,7 @@
             </w:rPr>
           </m:rPr>
           <w:rPr>
-            <w:rFonts w:ascii="Cambria Math" w:hAnsi="Cambria Math" w:cs="Cambria Math"/>
+            <w:rFonts w:ascii="Times New Roman" w:hAnsi="Times New Roman" w:cs="Cambria Math"/>
             <w:szCs w:val="21"/>
             <w:sz w:val="21"/>
           </w:rPr>
@@ -2869,7 +2869,7 @@
           <m:sSupPr>
             <m:ctrlPr>
               <w:rPr>
-                <w:rFonts w:ascii="Cambria Math" w:hAnsi="Cambria Math"/>
+                <w:rFonts w:ascii="Times New Roman" w:hAnsi="Times New Roman"/>
                 <w:szCs w:val="21"/>
                 <w:sz w:val="21"/>
               </w:rPr>
@@ -2886,7 +2886,7 @@
                 </w:rPr>
               </m:rPr>
               <w:rPr>
-                <w:rFonts w:ascii="Cambria Math" w:hAnsi="Cambria Math" w:cs="Cambria Math"/>
+                <w:rFonts w:ascii="Times New Roman" w:hAnsi="Times New Roman" w:cs="Cambria Math"/>
                 <w:szCs w:val="21"/>
                 <w:sz w:val="21"/>
               </w:rPr>
@@ -2904,7 +2904,7 @@
                 </w:rPr>
               </m:rPr>
               <w:rPr>
-                <w:rFonts w:ascii="Cambria Math" w:hAnsi="Cambria Math" w:cs="Cambria Math"/>
+                <w:rFonts w:ascii="Times New Roman" w:hAnsi="Times New Roman" w:cs="Cambria Math"/>
                 <w:szCs w:val="21"/>
                 <w:sz w:val="21"/>
               </w:rPr>
@@ -2932,7 +2932,7 @@
             </w:rPr>
           </m:rPr>
           <w:rPr>
-            <w:rFonts w:ascii="Cambria Math" w:hAnsi="Cambria Math" w:cs="Cambria Math"/>
+            <w:rFonts w:ascii="Times New Roman" w:hAnsi="Times New Roman" w:cs="Cambria Math"/>
             <w:szCs w:val="21"/>
             <w:sz w:val="21"/>
           </w:rPr>
@@ -2988,7 +2988,7 @@
           <m:sSubSupPr>
             <m:ctrlPr>
               <w:rPr>
-                <w:rFonts w:ascii="Cambria Math" w:hAnsi="Cambria Math"/>
+                <w:rFonts w:ascii="Times New Roman" w:hAnsi="Times New Roman"/>
                 <w:szCs w:val="21"/>
                 <w:sz w:val="21"/>
               </w:rPr>
@@ -3000,7 +3000,7 @@
                 <m:nor/>
               </m:rPr>
               <w:rPr>
-                <w:rFonts w:ascii="Cambria Math" w:hAnsi="Cambria Math" w:cs="Cambria Math"/>
+                <w:rFonts w:ascii="Times New Roman" w:hAnsi="Times New Roman" w:cs="Cambria Math"/>
                 <w:szCs w:val="21"/>
                 <w:sz w:val="21"/>
               </w:rPr>
@@ -3010,7 +3010,7 @@
           <m:sub>
             <m:r>
               <w:rPr>
-                <w:rFonts w:ascii="Cambria Math" w:hAnsi="Cambria Math" w:cs="Cambria Math"/>
+                <w:rFonts w:ascii="Times New Roman" w:hAnsi="Times New Roman" w:cs="Cambria Math"/>
                 <w:szCs w:val="21"/>
                 <w:sz w:val="21"/>
               </w:rPr>
@@ -3020,7 +3020,7 @@
           <m:sup>
             <m:r>
               <w:rPr>
-                <w:rFonts w:ascii="Cambria Math" w:hAnsi="Cambria Math" w:cs="Cambria Math"/>
+                <w:rFonts w:ascii="Times New Roman" w:hAnsi="Times New Roman" w:cs="Cambria Math"/>
                 <w:szCs w:val="21"/>
                 <w:sz w:val="21"/>
               </w:rPr>
@@ -3030,7 +3030,7 @@
         </m:sSubSup>
         <m:r>
           <w:rPr>
-            <w:rFonts w:ascii="Cambria Math" w:hAnsi="Cambria Math" w:cs="Cambria Math"/>
+            <w:rFonts w:ascii="Times New Roman" w:hAnsi="Times New Roman" w:cs="Cambria Math"/>
             <w:szCs w:val="21"/>
             <w:sz w:val="21"/>
           </w:rPr>
@@ -3048,7 +3048,7 @@
             </w:rPr>
           </m:rPr>
           <w:rPr>
-            <w:rFonts w:ascii="Cambria Math" w:hAnsi="Cambria Math" w:cs="Cambria Math"/>
+            <w:rFonts w:ascii="Times New Roman" w:hAnsi="Times New Roman" w:cs="Cambria Math"/>
             <w:szCs w:val="21"/>
             <w:sz w:val="21"/>
           </w:rPr>
@@ -3078,7 +3078,7 @@
           <m:sSubSupPr>
             <m:ctrlPr>
               <w:rPr>
-                <w:rFonts w:ascii="Cambria Math" w:hAnsi="Cambria Math"/>
+                <w:rFonts w:ascii="Times New Roman" w:hAnsi="Times New Roman"/>
                 <w:szCs w:val="21"/>
                 <w:sz w:val="21"/>
               </w:rPr>
@@ -3090,7 +3090,7 @@
                 <m:nor/>
               </m:rPr>
               <w:rPr>
-                <w:rFonts w:ascii="Cambria Math" w:hAnsi="Cambria Math" w:cs="Cambria Math"/>
+                <w:rFonts w:ascii="Times New Roman" w:hAnsi="Times New Roman" w:cs="Cambria Math"/>
                 <w:szCs w:val="21"/>
                 <w:sz w:val="21"/>
               </w:rPr>
@@ -3100,7 +3100,7 @@
           <m:sub>
             <m:r>
               <w:rPr>
-                <w:rFonts w:ascii="Cambria Math" w:hAnsi="Cambria Math" w:cs="Cambria Math"/>
+                <w:rFonts w:ascii="Times New Roman" w:hAnsi="Times New Roman" w:cs="Cambria Math"/>
                 <w:szCs w:val="21"/>
                 <w:sz w:val="21"/>
               </w:rPr>
@@ -3110,7 +3110,7 @@
           <m:sup>
             <m:r>
               <w:rPr>
-                <w:rFonts w:ascii="Cambria Math" w:hAnsi="Cambria Math" w:cs="Cambria Math"/>
+                <w:rFonts w:ascii="Times New Roman" w:hAnsi="Times New Roman" w:cs="Cambria Math"/>
                 <w:szCs w:val="21"/>
                 <w:sz w:val="21"/>
               </w:rPr>
@@ -3120,7 +3120,7 @@
         </m:sSubSup>
         <m:r>
           <w:rPr>
-            <w:rFonts w:ascii="Cambria Math" w:hAnsi="Cambria Math" w:cs="Cambria Math"/>
+            <w:rFonts w:ascii="Times New Roman" w:hAnsi="Times New Roman" w:cs="Cambria Math"/>
             <w:szCs w:val="21"/>
             <w:sz w:val="21"/>
           </w:rPr>
@@ -3149,7 +3149,7 @@
       <m:oMath>
         <m:r>
           <w:rPr>
-            <w:rFonts w:ascii="Cambria Math" w:hAnsi="Cambria Math" w:cs="Cambria Math"/>
+            <w:rFonts w:ascii="Times New Roman" w:hAnsi="Times New Roman" w:cs="Cambria Math"/>
             <w:szCs w:val="21"/>
             <w:sz w:val="21"/>
           </w:rPr>
@@ -3299,7 +3299,7 @@
             </w:rPr>
           </m:rPr>
           <w:rPr>
-            <w:rFonts w:ascii="Cambria Math" w:hAnsi="Cambria Math" w:cs="Cambria Math"/>
+            <w:rFonts w:ascii="Times New Roman" w:hAnsi="Times New Roman" w:cs="Cambria Math"/>
             <w:szCs w:val="21"/>
             <w:sz w:val="21"/>
           </w:rPr>
@@ -3319,7 +3319,7 @@
           <m:sSubSupPr>
             <m:ctrlPr>
               <w:rPr>
-                <w:rFonts w:ascii="Cambria Math" w:hAnsi="Cambria Math"/>
+                <w:rFonts w:ascii="Times New Roman" w:hAnsi="Times New Roman"/>
                 <w:szCs w:val="21"/>
                 <w:sz w:val="21"/>
               </w:rPr>
@@ -3337,7 +3337,7 @@
                 </w:rPr>
               </m:rPr>
               <w:rPr>
-                <w:rFonts w:ascii="Cambria Math" w:hAnsi="Cambria Math" w:cs="Cambria Math"/>
+                <w:rFonts w:ascii="Times New Roman" w:hAnsi="Times New Roman" w:cs="Cambria Math"/>
                 <w:szCs w:val="21"/>
                 <w:sz w:val="21"/>
               </w:rPr>
@@ -3355,7 +3355,7 @@
                 </w:rPr>
               </m:rPr>
               <w:rPr>
-                <w:rFonts w:ascii="Cambria Math" w:hAnsi="Cambria Math" w:cs="Cambria Math"/>
+                <w:rFonts w:ascii="Times New Roman" w:hAnsi="Times New Roman" w:cs="Cambria Math"/>
                 <w:szCs w:val="21"/>
                 <w:sz w:val="21"/>
               </w:rPr>
@@ -3373,7 +3373,7 @@
                 </w:rPr>
               </m:rPr>
               <w:rPr>
-                <w:rFonts w:ascii="Cambria Math" w:hAnsi="Cambria Math" w:cs="Cambria Math"/>
+                <w:rFonts w:ascii="Times New Roman" w:hAnsi="Times New Roman" w:cs="Cambria Math"/>
                 <w:szCs w:val="21"/>
                 <w:sz w:val="21"/>
               </w:rPr>
@@ -3391,7 +3391,7 @@
             </w:rPr>
           </m:rPr>
           <w:rPr>
-            <w:rFonts w:ascii="Cambria Math" w:hAnsi="Cambria Math" w:cs="Cambria Math"/>
+            <w:rFonts w:ascii="Times New Roman" w:hAnsi="Times New Roman" w:cs="Cambria Math"/>
             <w:szCs w:val="21"/>
             <w:sz w:val="21"/>
           </w:rPr>
@@ -3552,7 +3552,7 @@
       <m:oMath>
         <m:r>
           <w:rPr>
-            <w:rFonts w:ascii="Cambria Math" w:hAnsi="Cambria Math" w:cs="Cambria Math"/>
+            <w:rFonts w:ascii="Times New Roman" w:hAnsi="Times New Roman" w:cs="Cambria Math"/>
             <w:szCs w:val="21"/>
             <w:sz w:val="21"/>
           </w:rPr>
@@ -3777,7 +3777,7 @@
             <m:oMath>
               <m:r>
                 <w:rPr>
-                  <w:rFonts w:ascii="Cambria Math" w:hAnsi="Cambria Math" w:cs="Cambria Math"/>
+                  <w:rFonts w:ascii="Times New Roman" w:hAnsi="Times New Roman" w:cs="Cambria Math"/>
                   <w:szCs w:val="21"/>
                   <w:sz w:val="21"/>
                 </w:rPr>
@@ -3947,7 +3947,7 @@
                 <m:sSubSupPr>
                   <m:ctrlPr>
                     <w:rPr>
-                      <w:rFonts w:ascii="Cambria Math" w:hAnsi="Cambria Math"/>
+                      <w:rFonts w:ascii="Times New Roman" w:hAnsi="Times New Roman"/>
                       <w:szCs w:val="21"/>
                       <w:sz w:val="21"/>
                     </w:rPr>
@@ -3965,7 +3965,7 @@
                       </w:rPr>
                     </m:rPr>
                     <w:rPr>
-                      <w:rFonts w:ascii="Cambria Math" w:hAnsi="Cambria Math" w:cs="Cambria Math"/>
+                      <w:rFonts w:ascii="Times New Roman" w:hAnsi="Times New Roman" w:cs="Cambria Math"/>
                       <w:szCs w:val="21"/>
                       <w:sz w:val="21"/>
                     </w:rPr>
@@ -3983,7 +3983,7 @@
                       </w:rPr>
                     </m:rPr>
                     <w:rPr>
-                      <w:rFonts w:ascii="Cambria Math" w:hAnsi="Cambria Math" w:cs="Cambria Math"/>
+                      <w:rFonts w:ascii="Times New Roman" w:hAnsi="Times New Roman" w:cs="Cambria Math"/>
                       <w:szCs w:val="21"/>
                       <w:sz w:val="21"/>
                     </w:rPr>
@@ -4001,7 +4001,7 @@
                       </w:rPr>
                     </m:rPr>
                     <w:rPr>
-                      <w:rFonts w:ascii="Cambria Math" w:hAnsi="Cambria Math" w:cs="Cambria Math"/>
+                      <w:rFonts w:ascii="Times New Roman" w:hAnsi="Times New Roman" w:cs="Cambria Math"/>
                       <w:szCs w:val="21"/>
                       <w:sz w:val="21"/>
                     </w:rPr>
@@ -4118,7 +4118,7 @@
                 <m:sSubSupPr>
                   <m:ctrlPr>
                     <w:rPr>
-                      <w:rFonts w:ascii="Cambria Math" w:hAnsi="Cambria Math"/>
+                      <w:rFonts w:ascii="Times New Roman" w:hAnsi="Times New Roman"/>
                       <w:szCs w:val="21"/>
                       <w:sz w:val="21"/>
                     </w:rPr>
@@ -4130,7 +4130,7 @@
                       <m:nor/>
                     </m:rPr>
                     <w:rPr>
-                      <w:rFonts w:ascii="Cambria Math" w:hAnsi="Cambria Math" w:cs="Cambria Math"/>
+                      <w:rFonts w:ascii="Times New Roman" w:hAnsi="Times New Roman" w:cs="Cambria Math"/>
                       <w:szCs w:val="21"/>
                       <w:sz w:val="21"/>
                     </w:rPr>
@@ -4140,7 +4140,7 @@
                 <m:sub>
                   <m:r>
                     <w:rPr>
-                      <w:rFonts w:ascii="Cambria Math" w:hAnsi="Cambria Math" w:cs="Cambria Math"/>
+                      <w:rFonts w:ascii="Times New Roman" w:hAnsi="Times New Roman" w:cs="Cambria Math"/>
                       <w:szCs w:val="21"/>
                       <w:sz w:val="21"/>
                     </w:rPr>
@@ -4150,7 +4150,7 @@
                 <m:sup>
                   <m:r>
                     <w:rPr>
-                      <w:rFonts w:ascii="Cambria Math" w:hAnsi="Cambria Math" w:cs="Cambria Math"/>
+                      <w:rFonts w:ascii="Times New Roman" w:hAnsi="Times New Roman" w:cs="Cambria Math"/>
                       <w:szCs w:val="21"/>
                       <w:sz w:val="21"/>
                     </w:rPr>
@@ -4160,7 +4160,7 @@
               </m:sSubSup>
               <m:r>
                 <w:rPr>
-                  <w:rFonts w:ascii="Cambria Math" w:hAnsi="Cambria Math" w:cs="Cambria Math"/>
+                  <w:rFonts w:ascii="Times New Roman" w:hAnsi="Times New Roman" w:cs="Cambria Math"/>
                   <w:szCs w:val="21"/>
                   <w:sz w:val="21"/>
                 </w:rPr>
@@ -4172,7 +4172,7 @@
                 <m:fPr>
                   <m:ctrlPr>
                     <w:rPr>
-                      <w:rFonts w:ascii="Cambria Math" w:hAnsi="Cambria Math"/>
+                      <w:rFonts w:ascii="Times New Roman" w:hAnsi="Times New Roman"/>
                       <w:szCs w:val="21"/>
                       <w:sz w:val="21"/>
                       <w:b w:val="1"/>
@@ -4186,7 +4186,7 @@
                     <m:sSubSupPr>
                       <m:ctrlPr>
                         <w:rPr>
-                          <w:rFonts w:ascii="Cambria Math" w:hAnsi="Cambria Math"/>
+                          <w:rFonts w:ascii="Times New Roman" w:hAnsi="Times New Roman"/>
                           <w:szCs w:val="21"/>
                           <w:sz w:val="21"/>
                         </w:rPr>
@@ -4203,7 +4203,7 @@
                           </w:rPr>
                         </m:rPr>
                         <w:rPr>
-                          <w:rFonts w:ascii="Cambria Math" w:hAnsi="Cambria Math" w:cs="Cambria Math"/>
+                          <w:rFonts w:ascii="Times New Roman" w:hAnsi="Times New Roman" w:cs="Cambria Math"/>
                           <w:szCs w:val="21"/>
                           <w:sz w:val="21"/>
                         </w:rPr>
@@ -4220,7 +4220,7 @@
                           </w:rPr>
                         </m:rPr>
                         <w:rPr>
-                          <w:rFonts w:ascii="Cambria Math" w:hAnsi="Cambria Math" w:cs="Cambria Math"/>
+                          <w:rFonts w:ascii="Times New Roman" w:hAnsi="Times New Roman" w:cs="Cambria Math"/>
                           <w:szCs w:val="21"/>
                           <w:sz w:val="21"/>
                         </w:rPr>
@@ -4237,7 +4237,7 @@
                           </w:rPr>
                         </m:rPr>
                         <w:rPr>
-                          <w:rFonts w:ascii="Cambria Math" w:hAnsi="Cambria Math" w:cs="Cambria Math"/>
+                          <w:rFonts w:ascii="Times New Roman" w:hAnsi="Times New Roman" w:cs="Cambria Math"/>
                           <w:szCs w:val="21"/>
                           <w:sz w:val="21"/>
                         </w:rPr>
@@ -4251,7 +4251,7 @@
                     <m:sSubSupPr>
                       <m:ctrlPr>
                         <w:rPr>
-                          <w:rFonts w:ascii="Cambria Math" w:hAnsi="Cambria Math"/>
+                          <w:rFonts w:ascii="Times New Roman" w:hAnsi="Times New Roman"/>
                           <w:szCs w:val="21"/>
                           <w:sz w:val="21"/>
                         </w:rPr>
@@ -4268,7 +4268,7 @@
                           </w:rPr>
                         </m:rPr>
                         <w:rPr>
-                          <w:rFonts w:ascii="Cambria Math" w:hAnsi="Cambria Math" w:cs="Cambria Math"/>
+                          <w:rFonts w:ascii="Times New Roman" w:hAnsi="Times New Roman" w:cs="Cambria Math"/>
                           <w:szCs w:val="21"/>
                           <w:sz w:val="21"/>
                         </w:rPr>
@@ -4285,7 +4285,7 @@
                           </w:rPr>
                         </m:rPr>
                         <w:rPr>
-                          <w:rFonts w:ascii="Cambria Math" w:hAnsi="Cambria Math" w:cs="Cambria Math"/>
+                          <w:rFonts w:ascii="Times New Roman" w:hAnsi="Times New Roman" w:cs="Cambria Math"/>
                           <w:szCs w:val="21"/>
                           <w:sz w:val="21"/>
                         </w:rPr>
@@ -4302,7 +4302,7 @@
                           </w:rPr>
                         </m:rPr>
                         <w:rPr>
-                          <w:rFonts w:ascii="Cambria Math" w:hAnsi="Cambria Math" w:cs="Cambria Math"/>
+                          <w:rFonts w:ascii="Times New Roman" w:hAnsi="Times New Roman" w:cs="Cambria Math"/>
                           <w:szCs w:val="21"/>
                           <w:sz w:val="21"/>
                         </w:rPr>
@@ -4326,7 +4326,7 @@
                 <m:fPr>
                   <m:ctrlPr>
                     <w:rPr>
-                      <w:rFonts w:ascii="Cambria Math" w:hAnsi="Cambria Math"/>
+                      <w:rFonts w:ascii="Times New Roman" w:hAnsi="Times New Roman"/>
                       <w:szCs w:val="21"/>
                       <w:sz w:val="21"/>
                       <w:b w:val="1"/>
@@ -4345,7 +4345,7 @@
                       </w:rPr>
                     </m:rPr>
                     <w:rPr>
-                      <w:rFonts w:ascii="Cambria Math" w:hAnsi="Cambria Math" w:cs="Cambria Math"/>
+                      <w:rFonts w:ascii="Times New Roman" w:hAnsi="Times New Roman" w:cs="Cambria Math"/>
                       <w:szCs w:val="21"/>
                       <w:sz w:val="21"/>
                     </w:rPr>
@@ -4355,7 +4355,7 @@
                     <m:dPr>
                       <m:ctrlPr>
                         <w:rPr>
-                          <w:rFonts w:ascii="Cambria Math" w:hAnsi="Cambria Math"/>
+                          <w:rFonts w:ascii="Times New Roman" w:hAnsi="Times New Roman"/>
                           <w:szCs w:val="21"/>
                           <w:sz w:val="21"/>
                         </w:rPr>
@@ -4371,7 +4371,7 @@
                           </w:rPr>
                         </m:rPr>
                         <w:rPr>
-                          <w:rFonts w:ascii="Cambria Math" w:hAnsi="Cambria Math" w:cs="Cambria Math"/>
+                          <w:rFonts w:ascii="Times New Roman" w:hAnsi="Times New Roman" w:cs="Cambria Math"/>
                           <w:szCs w:val="21"/>
                           <w:sz w:val="21"/>
                         </w:rPr>
@@ -4383,7 +4383,7 @@
                     <m:dPr>
                       <m:ctrlPr>
                         <w:rPr>
-                          <w:rFonts w:ascii="Cambria Math" w:hAnsi="Cambria Math"/>
+                          <w:rFonts w:ascii="Times New Roman" w:hAnsi="Times New Roman"/>
                           <w:szCs w:val="21"/>
                           <w:sz w:val="21"/>
                         </w:rPr>
@@ -4399,7 +4399,7 @@
                           </w:rPr>
                         </m:rPr>
                         <w:rPr>
-                          <w:rFonts w:ascii="Cambria Math" w:hAnsi="Cambria Math" w:cs="Cambria Math"/>
+                          <w:rFonts w:ascii="Times New Roman" w:hAnsi="Times New Roman" w:cs="Cambria Math"/>
                           <w:szCs w:val="21"/>
                           <w:sz w:val="21"/>
                         </w:rPr>
@@ -4416,7 +4416,7 @@
                       </w:rPr>
                     </m:rPr>
                     <w:rPr>
-                      <w:rFonts w:ascii="Cambria Math" w:hAnsi="Cambria Math" w:cs="Cambria Math"/>
+                      <w:rFonts w:ascii="Times New Roman" w:hAnsi="Times New Roman" w:cs="Cambria Math"/>
                       <w:szCs w:val="21"/>
                       <w:sz w:val="21"/>
                     </w:rPr>
@@ -4426,7 +4426,7 @@
                     <m:dPr>
                       <m:ctrlPr>
                         <w:rPr>
-                          <w:rFonts w:ascii="Cambria Math" w:hAnsi="Cambria Math"/>
+                          <w:rFonts w:ascii="Times New Roman" w:hAnsi="Times New Roman"/>
                           <w:szCs w:val="21"/>
                           <w:sz w:val="21"/>
                         </w:rPr>
@@ -4442,7 +4442,7 @@
                           </w:rPr>
                         </m:rPr>
                         <w:rPr>
-                          <w:rFonts w:ascii="Cambria Math" w:hAnsi="Cambria Math" w:cs="Cambria Math"/>
+                          <w:rFonts w:ascii="Times New Roman" w:hAnsi="Times New Roman" w:cs="Cambria Math"/>
                           <w:szCs w:val="21"/>
                           <w:sz w:val="21"/>
                         </w:rPr>
@@ -4461,7 +4461,7 @@
                       </w:rPr>
                     </m:rPr>
                     <w:rPr>
-                      <w:rFonts w:ascii="Cambria Math" w:hAnsi="Cambria Math" w:cs="Cambria Math"/>
+                      <w:rFonts w:ascii="Times New Roman" w:hAnsi="Times New Roman" w:cs="Cambria Math"/>
                       <w:szCs w:val="21"/>
                       <w:sz w:val="21"/>
                     </w:rPr>
@@ -4565,7 +4565,7 @@
                 <m:sSubSupPr>
                   <m:ctrlPr>
                     <w:rPr>
-                      <w:rFonts w:ascii="Cambria Math" w:hAnsi="Cambria Math"/>
+                      <w:rFonts w:ascii="Times New Roman" w:hAnsi="Times New Roman"/>
                       <w:szCs w:val="21"/>
                       <w:sz w:val="21"/>
                     </w:rPr>
@@ -4577,7 +4577,7 @@
                       <m:nor/>
                     </m:rPr>
                     <w:rPr>
-                      <w:rFonts w:ascii="Cambria Math" w:hAnsi="Cambria Math" w:cs="Cambria Math"/>
+                      <w:rFonts w:ascii="Times New Roman" w:hAnsi="Times New Roman" w:cs="Cambria Math"/>
                       <w:szCs w:val="21"/>
                       <w:sz w:val="21"/>
                     </w:rPr>
@@ -4587,7 +4587,7 @@
                 <m:sub>
                   <m:r>
                     <w:rPr>
-                      <w:rFonts w:ascii="Cambria Math" w:hAnsi="Cambria Math" w:cs="Cambria Math"/>
+                      <w:rFonts w:ascii="Times New Roman" w:hAnsi="Times New Roman" w:cs="Cambria Math"/>
                       <w:szCs w:val="21"/>
                       <w:sz w:val="21"/>
                     </w:rPr>
@@ -4597,7 +4597,7 @@
                 <m:sup>
                   <m:r>
                     <w:rPr>
-                      <w:rFonts w:ascii="Cambria Math" w:hAnsi="Cambria Math" w:cs="Cambria Math"/>
+                      <w:rFonts w:ascii="Times New Roman" w:hAnsi="Times New Roman" w:cs="Cambria Math"/>
                       <w:szCs w:val="21"/>
                       <w:sz w:val="21"/>
                     </w:rPr>
@@ -4607,7 +4607,7 @@
               </m:sSubSup>
               <m:r>
                 <w:rPr>
-                  <w:rFonts w:ascii="Cambria Math" w:hAnsi="Cambria Math" w:cs="Cambria Math"/>
+                  <w:rFonts w:ascii="Times New Roman" w:hAnsi="Times New Roman" w:cs="Cambria Math"/>
                   <w:szCs w:val="21"/>
                   <w:sz w:val="21"/>
                 </w:rPr>
@@ -4619,7 +4619,7 @@
                 <m:fPr>
                   <m:ctrlPr>
                     <w:rPr>
-                      <w:rFonts w:ascii="Cambria Math" w:hAnsi="Cambria Math"/>
+                      <w:rFonts w:ascii="Times New Roman" w:hAnsi="Times New Roman"/>
                       <w:szCs w:val="21"/>
                       <w:sz w:val="21"/>
                       <w:b w:val="1"/>
@@ -4638,7 +4638,7 @@
                       </w:rPr>
                     </m:rPr>
                     <w:rPr>
-                      <w:rFonts w:ascii="Cambria Math" w:hAnsi="Cambria Math" w:cs="Cambria Math"/>
+                      <w:rFonts w:ascii="Times New Roman" w:hAnsi="Times New Roman" w:cs="Cambria Math"/>
                       <w:szCs w:val="21"/>
                       <w:sz w:val="21"/>
                     </w:rPr>
@@ -4655,7 +4655,7 @@
                       </w:rPr>
                     </m:rPr>
                     <w:rPr>
-                      <w:rFonts w:ascii="Cambria Math" w:hAnsi="Cambria Math" w:cs="Cambria Math"/>
+                      <w:rFonts w:ascii="Times New Roman" w:hAnsi="Times New Roman" w:cs="Cambria Math"/>
                       <w:szCs w:val="21"/>
                       <w:sz w:val="21"/>
                     </w:rPr>
@@ -4665,7 +4665,7 @@
                     <m:dPr>
                       <m:ctrlPr>
                         <w:rPr>
-                          <w:rFonts w:ascii="Cambria Math" w:hAnsi="Cambria Math"/>
+                          <w:rFonts w:ascii="Times New Roman" w:hAnsi="Times New Roman"/>
                           <w:szCs w:val="21"/>
                           <w:sz w:val="21"/>
                         </w:rPr>
@@ -4681,7 +4681,7 @@
                           </w:rPr>
                         </m:rPr>
                         <w:rPr>
-                          <w:rFonts w:ascii="Cambria Math" w:hAnsi="Cambria Math" w:cs="Cambria Math"/>
+                          <w:rFonts w:ascii="Times New Roman" w:hAnsi="Times New Roman" w:cs="Cambria Math"/>
                           <w:szCs w:val="21"/>
                           <w:sz w:val="21"/>
                         </w:rPr>
@@ -4698,7 +4698,7 @@
                       </w:rPr>
                     </m:rPr>
                     <w:rPr>
-                      <w:rFonts w:ascii="Cambria Math" w:hAnsi="Cambria Math" w:cs="Cambria Math"/>
+                      <w:rFonts w:ascii="Times New Roman" w:hAnsi="Times New Roman" w:cs="Cambria Math"/>
                       <w:szCs w:val="21"/>
                       <w:sz w:val="21"/>
                     </w:rPr>
@@ -4779,7 +4779,7 @@
                 <m:sSubSupPr>
                   <m:ctrlPr>
                     <w:rPr>
-                      <w:rFonts w:ascii="Cambria Math" w:hAnsi="Cambria Math"/>
+                      <w:rFonts w:ascii="Times New Roman" w:hAnsi="Times New Roman"/>
                       <w:szCs w:val="21"/>
                       <w:sz w:val="21"/>
                     </w:rPr>
@@ -4791,7 +4791,7 @@
                       <m:nor/>
                     </m:rPr>
                     <w:rPr>
-                      <w:rFonts w:ascii="Cambria Math" w:hAnsi="Cambria Math" w:cs="Cambria Math"/>
+                      <w:rFonts w:ascii="Times New Roman" w:hAnsi="Times New Roman" w:cs="Cambria Math"/>
                       <w:szCs w:val="21"/>
                       <w:sz w:val="21"/>
                     </w:rPr>
@@ -4801,7 +4801,7 @@
                 <m:sub>
                   <m:r>
                     <w:rPr>
-                      <w:rFonts w:ascii="Cambria Math" w:hAnsi="Cambria Math" w:cs="Cambria Math"/>
+                      <w:rFonts w:ascii="Times New Roman" w:hAnsi="Times New Roman" w:cs="Cambria Math"/>
                       <w:szCs w:val="21"/>
                       <w:sz w:val="21"/>
                     </w:rPr>
@@ -4811,7 +4811,7 @@
                 <m:sup>
                   <m:r>
                     <w:rPr>
-                      <w:rFonts w:ascii="Cambria Math" w:hAnsi="Cambria Math" w:cs="Cambria Math"/>
+                      <w:rFonts w:ascii="Times New Roman" w:hAnsi="Times New Roman" w:cs="Cambria Math"/>
                       <w:szCs w:val="21"/>
                       <w:sz w:val="21"/>
                     </w:rPr>
@@ -4821,7 +4821,7 @@
               </m:sSubSup>
               <m:r>
                 <w:rPr>
-                  <w:rFonts w:ascii="Cambria Math" w:hAnsi="Cambria Math" w:cs="Cambria Math"/>
+                  <w:rFonts w:ascii="Times New Roman" w:hAnsi="Times New Roman" w:cs="Cambria Math"/>
                   <w:szCs w:val="21"/>
                   <w:sz w:val="21"/>
                 </w:rPr>
@@ -4833,7 +4833,7 @@
                 <m:sSubSupPr>
                   <m:ctrlPr>
                     <w:rPr>
-                      <w:rFonts w:ascii="Cambria Math" w:hAnsi="Cambria Math"/>
+                      <w:rFonts w:ascii="Times New Roman" w:hAnsi="Times New Roman"/>
                       <w:szCs w:val="21"/>
                       <w:sz w:val="21"/>
                     </w:rPr>
@@ -4851,7 +4851,7 @@
                       </w:rPr>
                     </m:rPr>
                     <w:rPr>
-                      <w:rFonts w:ascii="Cambria Math" w:hAnsi="Cambria Math" w:cs="Cambria Math"/>
+                      <w:rFonts w:ascii="Times New Roman" w:hAnsi="Times New Roman" w:cs="Cambria Math"/>
                       <w:szCs w:val="21"/>
                       <w:sz w:val="21"/>
                     </w:rPr>
@@ -4869,7 +4869,7 @@
                       </w:rPr>
                     </m:rPr>
                     <w:rPr>
-                      <w:rFonts w:ascii="Cambria Math" w:hAnsi="Cambria Math" w:cs="Cambria Math"/>
+                      <w:rFonts w:ascii="Times New Roman" w:hAnsi="Times New Roman" w:cs="Cambria Math"/>
                       <w:szCs w:val="21"/>
                       <w:sz w:val="21"/>
                     </w:rPr>
@@ -4887,7 +4887,7 @@
                       </w:rPr>
                     </m:rPr>
                     <w:rPr>
-                      <w:rFonts w:ascii="Cambria Math" w:hAnsi="Cambria Math" w:cs="Cambria Math"/>
+                      <w:rFonts w:ascii="Times New Roman" w:hAnsi="Times New Roman" w:cs="Cambria Math"/>
                       <w:szCs w:val="21"/>
                       <w:sz w:val="21"/>
                     </w:rPr>
@@ -4909,7 +4909,7 @@
                 <m:sSubSupPr>
                   <m:ctrlPr>
                     <w:rPr>
-                      <w:rFonts w:ascii="Cambria Math" w:hAnsi="Cambria Math"/>
+                      <w:rFonts w:ascii="Times New Roman" w:hAnsi="Times New Roman"/>
                       <w:szCs w:val="21"/>
                       <w:sz w:val="21"/>
                     </w:rPr>
@@ -4921,7 +4921,7 @@
                       <m:nor/>
                     </m:rPr>
                     <w:rPr>
-                      <w:rFonts w:ascii="Cambria Math" w:hAnsi="Cambria Math" w:cs="Cambria Math"/>
+                      <w:rFonts w:ascii="Times New Roman" w:hAnsi="Times New Roman" w:cs="Cambria Math"/>
                       <w:szCs w:val="21"/>
                       <w:sz w:val="21"/>
                     </w:rPr>
@@ -4931,7 +4931,7 @@
                 <m:sub>
                   <m:r>
                     <w:rPr>
-                      <w:rFonts w:ascii="Cambria Math" w:hAnsi="Cambria Math" w:cs="Cambria Math"/>
+                      <w:rFonts w:ascii="Times New Roman" w:hAnsi="Times New Roman" w:cs="Cambria Math"/>
                       <w:szCs w:val="21"/>
                       <w:sz w:val="21"/>
                     </w:rPr>
@@ -4941,7 +4941,7 @@
                 <m:sup>
                   <m:r>
                     <w:rPr>
-                      <w:rFonts w:ascii="Cambria Math" w:hAnsi="Cambria Math" w:cs="Cambria Math"/>
+                      <w:rFonts w:ascii="Times New Roman" w:hAnsi="Times New Roman" w:cs="Cambria Math"/>
                       <w:szCs w:val="21"/>
                       <w:sz w:val="21"/>
                     </w:rPr>
@@ -4951,7 +4951,7 @@
               </m:sSubSup>
               <m:r>
                 <w:rPr>
-                  <w:rFonts w:ascii="Cambria Math" w:hAnsi="Cambria Math" w:cs="Cambria Math"/>
+                  <w:rFonts w:ascii="Times New Roman" w:hAnsi="Times New Roman" w:cs="Cambria Math"/>
                   <w:szCs w:val="21"/>
                   <w:sz w:val="21"/>
                 </w:rPr>
@@ -4963,7 +4963,7 @@
                 <m:sSubSupPr>
                   <m:ctrlPr>
                     <w:rPr>
-                      <w:rFonts w:ascii="Cambria Math" w:hAnsi="Cambria Math"/>
+                      <w:rFonts w:ascii="Times New Roman" w:hAnsi="Times New Roman"/>
                       <w:szCs w:val="21"/>
                       <w:sz w:val="21"/>
                     </w:rPr>
@@ -4981,7 +4981,7 @@
                       </w:rPr>
                     </m:rPr>
                     <w:rPr>
-                      <w:rFonts w:ascii="Cambria Math" w:hAnsi="Cambria Math" w:cs="Cambria Math"/>
+                      <w:rFonts w:ascii="Times New Roman" w:hAnsi="Times New Roman" w:cs="Cambria Math"/>
                       <w:szCs w:val="21"/>
                       <w:sz w:val="21"/>
                     </w:rPr>
@@ -4999,7 +4999,7 @@
                       </w:rPr>
                     </m:rPr>
                     <w:rPr>
-                      <w:rFonts w:ascii="Cambria Math" w:hAnsi="Cambria Math" w:cs="Cambria Math"/>
+                      <w:rFonts w:ascii="Times New Roman" w:hAnsi="Times New Roman" w:cs="Cambria Math"/>
                       <w:szCs w:val="21"/>
                       <w:sz w:val="21"/>
                     </w:rPr>
@@ -5017,7 +5017,7 @@
                       </w:rPr>
                     </m:rPr>
                     <w:rPr>
-                      <w:rFonts w:ascii="Cambria Math" w:hAnsi="Cambria Math" w:cs="Cambria Math"/>
+                      <w:rFonts w:ascii="Times New Roman" w:hAnsi="Times New Roman" w:cs="Cambria Math"/>
                       <w:szCs w:val="21"/>
                       <w:sz w:val="21"/>
                     </w:rPr>
@@ -5035,7 +5035,7 @@
                   </w:rPr>
                 </m:rPr>
                 <w:rPr>
-                  <w:rFonts w:ascii="Cambria Math" w:hAnsi="Cambria Math" w:cs="Cambria Math"/>
+                  <w:rFonts w:ascii="Times New Roman" w:hAnsi="Times New Roman" w:cs="Cambria Math"/>
                   <w:szCs w:val="21"/>
                   <w:sz w:val="21"/>
                 </w:rPr>
@@ -5045,7 +5045,7 @@
                 <m:sSubSupPr>
                   <m:ctrlPr>
                     <w:rPr>
-                      <w:rFonts w:ascii="Cambria Math" w:hAnsi="Cambria Math"/>
+                      <w:rFonts w:ascii="Times New Roman" w:hAnsi="Times New Roman"/>
                       <w:szCs w:val="21"/>
                       <w:sz w:val="21"/>
                     </w:rPr>
@@ -5063,7 +5063,7 @@
                       </w:rPr>
                     </m:rPr>
                     <w:rPr>
-                      <w:rFonts w:ascii="Cambria Math" w:hAnsi="Cambria Math" w:cs="Cambria Math"/>
+                      <w:rFonts w:ascii="Times New Roman" w:hAnsi="Times New Roman" w:cs="Cambria Math"/>
                       <w:szCs w:val="21"/>
                       <w:sz w:val="21"/>
                     </w:rPr>
@@ -5081,7 +5081,7 @@
                       </w:rPr>
                     </m:rPr>
                     <w:rPr>
-                      <w:rFonts w:ascii="Cambria Math" w:hAnsi="Cambria Math" w:cs="Cambria Math"/>
+                      <w:rFonts w:ascii="Times New Roman" w:hAnsi="Times New Roman" w:cs="Cambria Math"/>
                       <w:szCs w:val="21"/>
                       <w:sz w:val="21"/>
                     </w:rPr>
@@ -5099,7 +5099,7 @@
                       </w:rPr>
                     </m:rPr>
                     <w:rPr>
-                      <w:rFonts w:ascii="Cambria Math" w:hAnsi="Cambria Math" w:cs="Cambria Math"/>
+                      <w:rFonts w:ascii="Times New Roman" w:hAnsi="Times New Roman" w:cs="Cambria Math"/>
                       <w:szCs w:val="21"/>
                       <w:sz w:val="21"/>
                     </w:rPr>
@@ -5178,7 +5178,7 @@
             <m:oMath>
               <m:r>
                 <w:rPr>
-                  <w:rFonts w:ascii="Cambria Math" w:hAnsi="Cambria Math" w:cs="Cambria Math"/>
+                  <w:rFonts w:ascii="Times New Roman" w:hAnsi="Times New Roman" w:cs="Cambria Math"/>
                   <w:szCs w:val="21"/>
                   <w:sz w:val="21"/>
                 </w:rPr>
@@ -5188,7 +5188,7 @@
                 <m:sSupPr>
                   <m:ctrlPr>
                     <w:rPr>
-                      <w:rFonts w:ascii="Cambria Math" w:hAnsi="Cambria Math"/>
+                      <w:rFonts w:ascii="Times New Roman" w:hAnsi="Times New Roman"/>
                       <w:szCs w:val="21"/>
                       <w:sz w:val="21"/>
                     </w:rPr>
@@ -5197,7 +5197,7 @@
                 <m:e>
                   <m:r>
                     <w:rPr>
-                      <w:rFonts w:ascii="Cambria Math" w:hAnsi="Cambria Math" w:cs="Cambria Math"/>
+                      <w:rFonts w:ascii="Times New Roman" w:hAnsi="Times New Roman" w:cs="Cambria Math"/>
                       <w:szCs w:val="21"/>
                       <w:sz w:val="21"/>
                     </w:rPr>
@@ -5207,7 +5207,7 @@
                 <m:sup>
                   <m:r>
                     <w:rPr>
-                      <w:rFonts w:ascii="Cambria Math" w:hAnsi="Cambria Math" w:cs="Cambria Math"/>
+                      <w:rFonts w:ascii="Times New Roman" w:hAnsi="Times New Roman" w:cs="Cambria Math"/>
                       <w:szCs w:val="21"/>
                       <w:sz w:val="21"/>
                     </w:rPr>
@@ -5227,7 +5227,7 @@
             <m:oMath>
               <m:r>
                 <w:rPr>
-                  <w:rFonts w:ascii="Cambria Math" w:hAnsi="Cambria Math" w:cs="Cambria Math"/>
+                  <w:rFonts w:ascii="Times New Roman" w:hAnsi="Times New Roman" w:cs="Cambria Math"/>
                   <w:szCs w:val="21"/>
                   <w:sz w:val="21"/>
                 </w:rPr>
@@ -5247,7 +5247,7 @@
                 <m:sSubSupPr>
                   <m:ctrlPr>
                     <w:rPr>
-                      <w:rFonts w:ascii="Cambria Math" w:hAnsi="Cambria Math"/>
+                      <w:rFonts w:ascii="Times New Roman" w:hAnsi="Times New Roman"/>
                       <w:szCs w:val="21"/>
                       <w:sz w:val="21"/>
                     </w:rPr>
@@ -5265,7 +5265,7 @@
                       </w:rPr>
                     </m:rPr>
                     <w:rPr>
-                      <w:rFonts w:ascii="Cambria Math" w:hAnsi="Cambria Math" w:cs="Cambria Math"/>
+                      <w:rFonts w:ascii="Times New Roman" w:hAnsi="Times New Roman" w:cs="Cambria Math"/>
                       <w:szCs w:val="21"/>
                       <w:sz w:val="21"/>
                     </w:rPr>
@@ -5283,7 +5283,7 @@
                       </w:rPr>
                     </m:rPr>
                     <w:rPr>
-                      <w:rFonts w:ascii="Cambria Math" w:hAnsi="Cambria Math" w:cs="Cambria Math"/>
+                      <w:rFonts w:ascii="Times New Roman" w:hAnsi="Times New Roman" w:cs="Cambria Math"/>
                       <w:szCs w:val="21"/>
                       <w:sz w:val="21"/>
                     </w:rPr>
@@ -5301,7 +5301,7 @@
                       </w:rPr>
                     </m:rPr>
                     <w:rPr>
-                      <w:rFonts w:ascii="Cambria Math" w:hAnsi="Cambria Math" w:cs="Cambria Math"/>
+                      <w:rFonts w:ascii="Times New Roman" w:hAnsi="Times New Roman" w:cs="Cambria Math"/>
                       <w:szCs w:val="21"/>
                       <w:sz w:val="21"/>
                     </w:rPr>
@@ -5319,7 +5319,7 @@
                   </w:rPr>
                 </m:rPr>
                 <w:rPr>
-                  <w:rFonts w:ascii="Cambria Math" w:hAnsi="Cambria Math" w:cs="Cambria Math"/>
+                  <w:rFonts w:ascii="Times New Roman" w:hAnsi="Times New Roman" w:cs="Cambria Math"/>
                   <w:szCs w:val="21"/>
                   <w:sz w:val="21"/>
                 </w:rPr>
@@ -5379,7 +5379,7 @@
       <m:oMath>
         <m:r>
           <w:rPr>
-            <w:rFonts w:ascii="Cambria Math" w:hAnsi="Cambria Math" w:cs="Cambria Math"/>
+            <w:rFonts w:ascii="Times New Roman" w:hAnsi="Times New Roman" w:cs="Cambria Math"/>
             <w:szCs w:val="21"/>
             <w:sz w:val="21"/>
           </w:rPr>
@@ -5463,7 +5463,7 @@
           <m:sSubSupPr>
             <m:ctrlPr>
               <w:rPr>
-                <w:rFonts w:ascii="Cambria Math" w:hAnsi="Cambria Math"/>
+                <w:rFonts w:ascii="Times New Roman" w:hAnsi="Times New Roman"/>
                 <w:szCs w:val="21"/>
                 <w:sz w:val="21"/>
               </w:rPr>
@@ -5475,7 +5475,7 @@
                 <m:nor/>
               </m:rPr>
               <w:rPr>
-                <w:rFonts w:ascii="Cambria Math" w:hAnsi="Cambria Math" w:cs="Cambria Math"/>
+                <w:rFonts w:ascii="Times New Roman" w:hAnsi="Times New Roman" w:cs="Cambria Math"/>
                 <w:szCs w:val="21"/>
                 <w:sz w:val="21"/>
               </w:rPr>
@@ -5485,7 +5485,7 @@
           <m:sub>
             <m:r>
               <w:rPr>
-                <w:rFonts w:ascii="Cambria Math" w:hAnsi="Cambria Math" w:cs="Cambria Math"/>
+                <w:rFonts w:ascii="Times New Roman" w:hAnsi="Times New Roman" w:cs="Cambria Math"/>
                 <w:szCs w:val="21"/>
                 <w:sz w:val="21"/>
               </w:rPr>
@@ -5495,7 +5495,7 @@
           <m:sup>
             <m:r>
               <w:rPr>
-                <w:rFonts w:ascii="Cambria Math" w:hAnsi="Cambria Math" w:cs="Cambria Math"/>
+                <w:rFonts w:ascii="Times New Roman" w:hAnsi="Times New Roman" w:cs="Cambria Math"/>
                 <w:szCs w:val="21"/>
                 <w:sz w:val="21"/>
               </w:rPr>
@@ -5537,7 +5537,7 @@
           <m:sSubSupPr>
             <m:ctrlPr>
               <w:rPr>
-                <w:rFonts w:ascii="Cambria Math" w:hAnsi="Cambria Math"/>
+                <w:rFonts w:ascii="Times New Roman" w:hAnsi="Times New Roman"/>
                 <w:szCs w:val="21"/>
                 <w:sz w:val="21"/>
               </w:rPr>
@@ -5549,7 +5549,7 @@
                 <m:nor/>
               </m:rPr>
               <w:rPr>
-                <w:rFonts w:ascii="Cambria Math" w:hAnsi="Cambria Math" w:cs="Cambria Math"/>
+                <w:rFonts w:ascii="Times New Roman" w:hAnsi="Times New Roman" w:cs="Cambria Math"/>
                 <w:szCs w:val="21"/>
                 <w:sz w:val="21"/>
               </w:rPr>
@@ -5559,7 +5559,7 @@
           <m:sub>
             <m:r>
               <w:rPr>
-                <w:rFonts w:ascii="Cambria Math" w:hAnsi="Cambria Math" w:cs="Cambria Math"/>
+                <w:rFonts w:ascii="Times New Roman" w:hAnsi="Times New Roman" w:cs="Cambria Math"/>
                 <w:szCs w:val="21"/>
                 <w:sz w:val="21"/>
               </w:rPr>
@@ -5569,7 +5569,7 @@
           <m:sup>
             <m:r>
               <w:rPr>
-                <w:rFonts w:ascii="Cambria Math" w:hAnsi="Cambria Math" w:cs="Cambria Math"/>
+                <w:rFonts w:ascii="Times New Roman" w:hAnsi="Times New Roman" w:cs="Cambria Math"/>
                 <w:szCs w:val="21"/>
                 <w:sz w:val="21"/>
               </w:rPr>
@@ -5579,7 +5579,7 @@
         </m:sSubSup>
         <m:r>
           <w:rPr>
-            <w:rFonts w:ascii="Cambria Math" w:hAnsi="Cambria Math" w:cs="Cambria Math"/>
+            <w:rFonts w:ascii="Times New Roman" w:hAnsi="Times New Roman" w:cs="Cambria Math"/>
             <w:szCs w:val="21"/>
             <w:sz w:val="21"/>
           </w:rPr>
@@ -5589,7 +5589,7 @@
           <m:fPr>
             <m:ctrlPr>
               <w:rPr>
-                <w:rFonts w:ascii="Cambria Math" w:hAnsi="Cambria Math"/>
+                <w:rFonts w:ascii="Times New Roman" w:hAnsi="Times New Roman"/>
                 <w:szCs w:val="21"/>
                 <w:sz w:val="21"/>
               </w:rPr>
@@ -5600,7 +5600,7 @@
               <m:sSubSupPr>
                 <m:ctrlPr>
                   <w:rPr>
-                    <w:rFonts w:ascii="Cambria Math" w:hAnsi="Cambria Math"/>
+                    <w:rFonts w:ascii="Times New Roman" w:hAnsi="Times New Roman"/>
                     <w:szCs w:val="21"/>
                     <w:sz w:val="21"/>
                   </w:rPr>
@@ -5612,7 +5612,7 @@
                     <m:nor/>
                   </m:rPr>
                   <w:rPr>
-                    <w:rFonts w:ascii="Cambria Math" w:hAnsi="Cambria Math" w:cs="Cambria Math"/>
+                    <w:rFonts w:ascii="Times New Roman" w:hAnsi="Times New Roman" w:cs="Cambria Math"/>
                     <w:szCs w:val="21"/>
                     <w:sz w:val="21"/>
                   </w:rPr>
@@ -5622,7 +5622,7 @@
               <m:sub>
                 <m:r>
                   <w:rPr>
-                    <w:rFonts w:ascii="Cambria Math" w:hAnsi="Cambria Math" w:cs="Cambria Math"/>
+                    <w:rFonts w:ascii="Times New Roman" w:hAnsi="Times New Roman" w:cs="Cambria Math"/>
                     <w:szCs w:val="21"/>
                     <w:sz w:val="21"/>
                   </w:rPr>
@@ -5632,7 +5632,7 @@
               <m:sup>
                 <m:r>
                   <w:rPr>
-                    <w:rFonts w:ascii="Cambria Math" w:hAnsi="Cambria Math" w:cs="Cambria Math"/>
+                    <w:rFonts w:ascii="Times New Roman" w:hAnsi="Times New Roman" w:cs="Cambria Math"/>
                     <w:szCs w:val="21"/>
                     <w:sz w:val="21"/>
                   </w:rPr>
@@ -5646,7 +5646,7 @@
               <m:sSubSupPr>
                 <m:ctrlPr>
                   <w:rPr>
-                    <w:rFonts w:ascii="Cambria Math" w:hAnsi="Cambria Math"/>
+                    <w:rFonts w:ascii="Times New Roman" w:hAnsi="Times New Roman"/>
                     <w:szCs w:val="21"/>
                     <w:sz w:val="21"/>
                   </w:rPr>
@@ -5658,7 +5658,7 @@
                     <m:nor/>
                   </m:rPr>
                   <w:rPr>
-                    <w:rFonts w:ascii="Cambria Math" w:hAnsi="Cambria Math" w:cs="Cambria Math"/>
+                    <w:rFonts w:ascii="Times New Roman" w:hAnsi="Times New Roman" w:cs="Cambria Math"/>
                     <w:szCs w:val="21"/>
                     <w:sz w:val="21"/>
                   </w:rPr>
@@ -5668,7 +5668,7 @@
               <m:sub>
                 <m:r>
                   <w:rPr>
-                    <w:rFonts w:ascii="Cambria Math" w:hAnsi="Cambria Math" w:cs="Cambria Math"/>
+                    <w:rFonts w:ascii="Times New Roman" w:hAnsi="Times New Roman" w:cs="Cambria Math"/>
                     <w:szCs w:val="21"/>
                     <w:sz w:val="21"/>
                   </w:rPr>
@@ -5678,7 +5678,7 @@
               <m:sup>
                 <m:r>
                   <w:rPr>
-                    <w:rFonts w:ascii="Cambria Math" w:hAnsi="Cambria Math" w:cs="Cambria Math"/>
+                    <w:rFonts w:ascii="Times New Roman" w:hAnsi="Times New Roman" w:cs="Cambria Math"/>
                     <w:szCs w:val="21"/>
                     <w:sz w:val="21"/>
                   </w:rPr>
@@ -5690,7 +5690,7 @@
         </m:f>
         <m:r>
           <w:rPr>
-            <w:rFonts w:ascii="Cambria Math" w:hAnsi="Cambria Math" w:cs="Cambria Math"/>
+            <w:rFonts w:ascii="Times New Roman" w:hAnsi="Times New Roman" w:cs="Cambria Math"/>
             <w:szCs w:val="21"/>
             <w:sz w:val="21"/>
           </w:rPr>
@@ -5700,7 +5700,7 @@
           <m:fPr>
             <m:ctrlPr>
               <w:rPr>
-                <w:rFonts w:ascii="Cambria Math" w:hAnsi="Cambria Math"/>
+                <w:rFonts w:ascii="Times New Roman" w:hAnsi="Times New Roman"/>
                 <w:szCs w:val="21"/>
                 <w:sz w:val="21"/>
               </w:rPr>
@@ -5709,7 +5709,7 @@
           <m:num>
             <m:r>
               <w:rPr>
-                <w:rFonts w:ascii="Cambria Math" w:hAnsi="Cambria Math" w:cs="Cambria Math"/>
+                <w:rFonts w:ascii="Times New Roman" w:hAnsi="Times New Roman" w:cs="Cambria Math"/>
                 <w:szCs w:val="21"/>
                 <w:sz w:val="21"/>
               </w:rPr>
@@ -5719,7 +5719,7 @@
               <m:dPr>
                 <m:ctrlPr>
                   <w:rPr>
-                    <w:rFonts w:ascii="Cambria Math" w:hAnsi="Cambria Math"/>
+                    <w:rFonts w:ascii="Times New Roman" w:hAnsi="Times New Roman"/>
                     <w:szCs w:val="21"/>
                     <w:sz w:val="21"/>
                   </w:rPr>
@@ -5728,7 +5728,7 @@
               <m:e>
                 <m:r>
                   <w:rPr>
-                    <w:rFonts w:ascii="Cambria Math" w:hAnsi="Cambria Math" w:cs="Cambria Math"/>
+                    <w:rFonts w:ascii="Times New Roman" w:hAnsi="Times New Roman" w:cs="Cambria Math"/>
                     <w:szCs w:val="21"/>
                     <w:sz w:val="21"/>
                   </w:rPr>
@@ -5740,7 +5740,7 @@
               <m:dPr>
                 <m:ctrlPr>
                   <w:rPr>
-                    <w:rFonts w:ascii="Cambria Math" w:hAnsi="Cambria Math"/>
+                    <w:rFonts w:ascii="Times New Roman" w:hAnsi="Times New Roman"/>
                     <w:szCs w:val="21"/>
                     <w:sz w:val="21"/>
                   </w:rPr>
@@ -5749,7 +5749,7 @@
               <m:e>
                 <m:r>
                   <w:rPr>
-                    <w:rFonts w:ascii="Cambria Math" w:hAnsi="Cambria Math" w:cs="Cambria Math"/>
+                    <w:rFonts w:ascii="Times New Roman" w:hAnsi="Times New Roman" w:cs="Cambria Math"/>
                     <w:szCs w:val="21"/>
                     <w:sz w:val="21"/>
                   </w:rPr>
@@ -5759,7 +5759,7 @@
             </m:d>
             <m:r>
               <w:rPr>
-                <w:rFonts w:ascii="Cambria Math" w:hAnsi="Cambria Math" w:cs="Cambria Math"/>
+                <w:rFonts w:ascii="Times New Roman" w:hAnsi="Times New Roman" w:cs="Cambria Math"/>
                 <w:szCs w:val="21"/>
                 <w:sz w:val="21"/>
               </w:rPr>
@@ -5769,7 +5769,7 @@
               <m:dPr>
                 <m:ctrlPr>
                   <w:rPr>
-                    <w:rFonts w:ascii="Cambria Math" w:hAnsi="Cambria Math"/>
+                    <w:rFonts w:ascii="Times New Roman" w:hAnsi="Times New Roman"/>
                     <w:szCs w:val="21"/>
                     <w:sz w:val="21"/>
                   </w:rPr>
@@ -5778,7 +5778,7 @@
               <m:e>
                 <m:r>
                   <w:rPr>
-                    <w:rFonts w:ascii="Cambria Math" w:hAnsi="Cambria Math" w:cs="Cambria Math"/>
+                    <w:rFonts w:ascii="Times New Roman" w:hAnsi="Times New Roman" w:cs="Cambria Math"/>
                     <w:szCs w:val="21"/>
                     <w:sz w:val="21"/>
                   </w:rPr>
@@ -5790,7 +5790,7 @@
           <m:den>
             <m:r>
               <w:rPr>
-                <w:rFonts w:ascii="Cambria Math" w:hAnsi="Cambria Math" w:cs="Cambria Math"/>
+                <w:rFonts w:ascii="Times New Roman" w:hAnsi="Times New Roman" w:cs="Cambria Math"/>
                 <w:szCs w:val="21"/>
                 <w:sz w:val="21"/>
               </w:rPr>
@@ -5810,7 +5810,7 @@
       <m:oMath>
         <m:r>
           <w:rPr>
-            <w:rFonts w:ascii="Cambria Math" w:hAnsi="Cambria Math" w:cs="Cambria Math"/>
+            <w:rFonts w:ascii="Times New Roman" w:hAnsi="Times New Roman" w:cs="Cambria Math"/>
             <w:szCs w:val="21"/>
             <w:sz w:val="21"/>
           </w:rPr>
@@ -5820,7 +5820,7 @@
           <m:sSupPr>
             <m:ctrlPr>
               <w:rPr>
-                <w:rFonts w:ascii="Cambria Math" w:hAnsi="Cambria Math"/>
+                <w:rFonts w:ascii="Times New Roman" w:hAnsi="Times New Roman"/>
                 <w:szCs w:val="21"/>
                 <w:sz w:val="21"/>
               </w:rPr>
@@ -5832,7 +5832,7 @@
                 <m:nor/>
               </m:rPr>
               <w:rPr>
-                <w:rFonts w:ascii="Cambria Math" w:hAnsi="Cambria Math" w:cs="Cambria Math"/>
+                <w:rFonts w:ascii="Times New Roman" w:hAnsi="Times New Roman" w:cs="Cambria Math"/>
                 <w:szCs w:val="21"/>
                 <w:sz w:val="21"/>
               </w:rPr>
@@ -5842,7 +5842,7 @@
           <m:sup>
             <m:r>
               <w:rPr>
-                <w:rFonts w:ascii="Cambria Math" w:hAnsi="Cambria Math" w:cs="Cambria Math"/>
+                <w:rFonts w:ascii="Times New Roman" w:hAnsi="Times New Roman" w:cs="Cambria Math"/>
                 <w:szCs w:val="21"/>
                 <w:sz w:val="21"/>
               </w:rPr>
@@ -5852,7 +5852,7 @@
         </m:sSup>
         <m:r>
           <w:rPr>
-            <w:rFonts w:ascii="Cambria Math" w:hAnsi="Cambria Math" w:cs="Cambria Math"/>
+            <w:rFonts w:ascii="Times New Roman" w:hAnsi="Times New Roman" w:cs="Cambria Math"/>
             <w:szCs w:val="21"/>
             <w:sz w:val="21"/>
           </w:rPr>
@@ -5884,7 +5884,7 @@
           <m:sSubSupPr>
             <m:ctrlPr>
               <w:rPr>
-                <w:rFonts w:ascii="Cambria Math" w:hAnsi="Cambria Math"/>
+                <w:rFonts w:ascii="Times New Roman" w:hAnsi="Times New Roman"/>
                 <w:szCs w:val="21"/>
                 <w:sz w:val="21"/>
               </w:rPr>
@@ -5896,7 +5896,7 @@
                 <m:nor/>
               </m:rPr>
               <w:rPr>
-                <w:rFonts w:ascii="Cambria Math" w:hAnsi="Cambria Math" w:cs="Cambria Math"/>
+                <w:rFonts w:ascii="Times New Roman" w:hAnsi="Times New Roman" w:cs="Cambria Math"/>
                 <w:szCs w:val="21"/>
                 <w:sz w:val="21"/>
               </w:rPr>
@@ -5906,7 +5906,7 @@
           <m:sub>
             <m:r>
               <w:rPr>
-                <w:rFonts w:ascii="Cambria Math" w:hAnsi="Cambria Math" w:cs="Cambria Math"/>
+                <w:rFonts w:ascii="Times New Roman" w:hAnsi="Times New Roman" w:cs="Cambria Math"/>
                 <w:szCs w:val="21"/>
                 <w:sz w:val="21"/>
               </w:rPr>
@@ -5916,7 +5916,7 @@
           <m:sup>
             <m:r>
               <w:rPr>
-                <w:rFonts w:ascii="Cambria Math" w:hAnsi="Cambria Math" w:cs="Cambria Math"/>
+                <w:rFonts w:ascii="Times New Roman" w:hAnsi="Times New Roman" w:cs="Cambria Math"/>
                 <w:szCs w:val="21"/>
                 <w:sz w:val="21"/>
               </w:rPr>
@@ -5926,7 +5926,7 @@
         </m:sSubSup>
         <m:r>
           <w:rPr>
-            <w:rFonts w:ascii="Cambria Math" w:hAnsi="Cambria Math" w:cs="Cambria Math"/>
+            <w:rFonts w:ascii="Times New Roman" w:hAnsi="Times New Roman" w:cs="Cambria Math"/>
             <w:szCs w:val="21"/>
             <w:sz w:val="21"/>
           </w:rPr>
@@ -5936,7 +5936,7 @@
           <m:fPr>
             <m:ctrlPr>
               <w:rPr>
-                <w:rFonts w:ascii="Cambria Math" w:hAnsi="Cambria Math"/>
+                <w:rFonts w:ascii="Times New Roman" w:hAnsi="Times New Roman"/>
                 <w:szCs w:val="21"/>
                 <w:sz w:val="21"/>
               </w:rPr>
@@ -5945,7 +5945,7 @@
           <m:num>
             <m:r>
               <w:rPr>
-                <w:rFonts w:ascii="Cambria Math" w:hAnsi="Cambria Math" w:cs="Cambria Math"/>
+                <w:rFonts w:ascii="Times New Roman" w:hAnsi="Times New Roman" w:cs="Cambria Math"/>
                 <w:szCs w:val="21"/>
                 <w:sz w:val="21"/>
               </w:rPr>
@@ -5955,7 +5955,7 @@
           <m:den>
             <m:r>
               <w:rPr>
-                <w:rFonts w:ascii="Cambria Math" w:hAnsi="Cambria Math" w:cs="Cambria Math"/>
+                <w:rFonts w:ascii="Times New Roman" w:hAnsi="Times New Roman" w:cs="Cambria Math"/>
                 <w:szCs w:val="21"/>
                 <w:sz w:val="21"/>
               </w:rPr>
@@ -5965,7 +5965,7 @@
               <m:dPr>
                 <m:ctrlPr>
                   <w:rPr>
-                    <w:rFonts w:ascii="Cambria Math" w:hAnsi="Cambria Math"/>
+                    <w:rFonts w:ascii="Times New Roman" w:hAnsi="Times New Roman"/>
                     <w:szCs w:val="21"/>
                     <w:sz w:val="21"/>
                   </w:rPr>
@@ -5974,7 +5974,7 @@
               <m:e>
                 <m:r>
                   <w:rPr>
-                    <w:rFonts w:ascii="Cambria Math" w:hAnsi="Cambria Math" w:cs="Cambria Math"/>
+                    <w:rFonts w:ascii="Times New Roman" w:hAnsi="Times New Roman" w:cs="Cambria Math"/>
                     <w:szCs w:val="21"/>
                     <w:sz w:val="21"/>
                   </w:rPr>
@@ -5984,7 +5984,7 @@
             </m:d>
             <m:r>
               <w:rPr>
-                <w:rFonts w:ascii="Cambria Math" w:hAnsi="Cambria Math" w:cs="Cambria Math"/>
+                <w:rFonts w:ascii="Times New Roman" w:hAnsi="Times New Roman" w:cs="Cambria Math"/>
                 <w:szCs w:val="21"/>
                 <w:sz w:val="21"/>
               </w:rPr>
@@ -6004,7 +6004,7 @@
       <m:oMath>
         <m:r>
           <w:rPr>
-            <w:rFonts w:ascii="Cambria Math" w:hAnsi="Cambria Math" w:cs="Cambria Math"/>
+            <w:rFonts w:ascii="Times New Roman" w:hAnsi="Times New Roman" w:cs="Cambria Math"/>
             <w:szCs w:val="21"/>
             <w:sz w:val="21"/>
           </w:rPr>
@@ -6014,7 +6014,7 @@
           <m:sSupPr>
             <m:ctrlPr>
               <w:rPr>
-                <w:rFonts w:ascii="Cambria Math" w:hAnsi="Cambria Math"/>
+                <w:rFonts w:ascii="Times New Roman" w:hAnsi="Times New Roman"/>
                 <w:szCs w:val="21"/>
                 <w:sz w:val="21"/>
               </w:rPr>
@@ -6026,7 +6026,7 @@
                 <m:nor/>
               </m:rPr>
               <w:rPr>
-                <w:rFonts w:ascii="Cambria Math" w:hAnsi="Cambria Math" w:cs="Cambria Math"/>
+                <w:rFonts w:ascii="Times New Roman" w:hAnsi="Times New Roman" w:cs="Cambria Math"/>
                 <w:szCs w:val="21"/>
                 <w:sz w:val="21"/>
               </w:rPr>
@@ -6036,7 +6036,7 @@
           <m:sup>
             <m:r>
               <w:rPr>
-                <w:rFonts w:ascii="Cambria Math" w:hAnsi="Cambria Math" w:cs="Cambria Math"/>
+                <w:rFonts w:ascii="Times New Roman" w:hAnsi="Times New Roman" w:cs="Cambria Math"/>
                 <w:szCs w:val="21"/>
                 <w:sz w:val="21"/>
               </w:rPr>
@@ -6046,7 +6046,7 @@
         </m:sSup>
         <m:r>
           <w:rPr>
-            <w:rFonts w:ascii="Cambria Math" w:hAnsi="Cambria Math" w:cs="Cambria Math"/>
+            <w:rFonts w:ascii="Times New Roman" w:hAnsi="Times New Roman" w:cs="Cambria Math"/>
             <w:szCs w:val="21"/>
             <w:sz w:val="21"/>
           </w:rPr>
@@ -6104,7 +6104,7 @@
           <m:sSubSupPr>
             <m:ctrlPr>
               <w:rPr>
-                <w:rFonts w:ascii="Cambria Math" w:hAnsi="Cambria Math"/>
+                <w:rFonts w:ascii="Times New Roman" w:hAnsi="Times New Roman"/>
                 <w:szCs w:val="21"/>
                 <w:sz w:val="21"/>
               </w:rPr>
@@ -6116,7 +6116,7 @@
                 <m:nor/>
               </m:rPr>
               <w:rPr>
-                <w:rFonts w:ascii="Cambria Math" w:hAnsi="Cambria Math" w:cs="Cambria Math"/>
+                <w:rFonts w:ascii="Times New Roman" w:hAnsi="Times New Roman" w:cs="Cambria Math"/>
                 <w:szCs w:val="21"/>
                 <w:sz w:val="21"/>
               </w:rPr>
@@ -6126,7 +6126,7 @@
           <m:sub>
             <m:r>
               <w:rPr>
-                <w:rFonts w:ascii="Cambria Math" w:hAnsi="Cambria Math" w:cs="Cambria Math"/>
+                <w:rFonts w:ascii="Times New Roman" w:hAnsi="Times New Roman" w:cs="Cambria Math"/>
                 <w:szCs w:val="21"/>
                 <w:sz w:val="21"/>
               </w:rPr>
@@ -6136,7 +6136,7 @@
           <m:sup>
             <m:r>
               <w:rPr>
-                <w:rFonts w:ascii="Cambria Math" w:hAnsi="Cambria Math" w:cs="Cambria Math"/>
+                <w:rFonts w:ascii="Times New Roman" w:hAnsi="Times New Roman" w:cs="Cambria Math"/>
                 <w:szCs w:val="21"/>
                 <w:sz w:val="21"/>
               </w:rPr>
@@ -6146,7 +6146,7 @@
         </m:sSubSup>
         <m:r>
           <w:rPr>
-            <w:rFonts w:ascii="Cambria Math" w:hAnsi="Cambria Math" w:cs="Cambria Math"/>
+            <w:rFonts w:ascii="Times New Roman" w:hAnsi="Times New Roman" w:cs="Cambria Math"/>
             <w:szCs w:val="21"/>
             <w:sz w:val="21"/>
           </w:rPr>
@@ -6156,7 +6156,7 @@
           <m:sSubSupPr>
             <m:ctrlPr>
               <w:rPr>
-                <w:rFonts w:ascii="Cambria Math" w:hAnsi="Cambria Math"/>
+                <w:rFonts w:ascii="Times New Roman" w:hAnsi="Times New Roman"/>
                 <w:szCs w:val="21"/>
                 <w:sz w:val="21"/>
               </w:rPr>
@@ -6168,7 +6168,7 @@
                 <m:nor/>
               </m:rPr>
               <w:rPr>
-                <w:rFonts w:ascii="Cambria Math" w:hAnsi="Cambria Math" w:cs="Cambria Math"/>
+                <w:rFonts w:ascii="Times New Roman" w:hAnsi="Times New Roman" w:cs="Cambria Math"/>
                 <w:szCs w:val="21"/>
                 <w:sz w:val="21"/>
               </w:rPr>
@@ -6178,7 +6178,7 @@
           <m:sub>
             <m:r>
               <w:rPr>
-                <w:rFonts w:ascii="Cambria Math" w:hAnsi="Cambria Math" w:cs="Cambria Math"/>
+                <w:rFonts w:ascii="Times New Roman" w:hAnsi="Times New Roman" w:cs="Cambria Math"/>
                 <w:szCs w:val="21"/>
                 <w:sz w:val="21"/>
               </w:rPr>
@@ -6188,7 +6188,7 @@
           <m:sup>
             <m:r>
               <w:rPr>
-                <w:rFonts w:ascii="Cambria Math" w:hAnsi="Cambria Math" w:cs="Cambria Math"/>
+                <w:rFonts w:ascii="Times New Roman" w:hAnsi="Times New Roman" w:cs="Cambria Math"/>
                 <w:szCs w:val="21"/>
                 <w:sz w:val="21"/>
               </w:rPr>
@@ -6210,7 +6210,7 @@
           <m:sSubSupPr>
             <m:ctrlPr>
               <w:rPr>
-                <w:rFonts w:ascii="Cambria Math" w:hAnsi="Cambria Math"/>
+                <w:rFonts w:ascii="Times New Roman" w:hAnsi="Times New Roman"/>
                 <w:szCs w:val="21"/>
                 <w:sz w:val="21"/>
               </w:rPr>
@@ -6222,7 +6222,7 @@
                 <m:nor/>
               </m:rPr>
               <w:rPr>
-                <w:rFonts w:ascii="Cambria Math" w:hAnsi="Cambria Math" w:cs="Cambria Math"/>
+                <w:rFonts w:ascii="Times New Roman" w:hAnsi="Times New Roman" w:cs="Cambria Math"/>
                 <w:szCs w:val="21"/>
                 <w:sz w:val="21"/>
               </w:rPr>
@@ -6232,7 +6232,7 @@
           <m:sub>
             <m:r>
               <w:rPr>
-                <w:rFonts w:ascii="Cambria Math" w:hAnsi="Cambria Math" w:cs="Cambria Math"/>
+                <w:rFonts w:ascii="Times New Roman" w:hAnsi="Times New Roman" w:cs="Cambria Math"/>
                 <w:szCs w:val="21"/>
                 <w:sz w:val="21"/>
               </w:rPr>
@@ -6242,7 +6242,7 @@
           <m:sup>
             <m:r>
               <w:rPr>
-                <w:rFonts w:ascii="Cambria Math" w:hAnsi="Cambria Math" w:cs="Cambria Math"/>
+                <w:rFonts w:ascii="Times New Roman" w:hAnsi="Times New Roman" w:cs="Cambria Math"/>
                 <w:szCs w:val="21"/>
                 <w:sz w:val="21"/>
               </w:rPr>
@@ -6252,7 +6252,7 @@
         </m:sSubSup>
         <m:r>
           <w:rPr>
-            <w:rFonts w:ascii="Cambria Math" w:hAnsi="Cambria Math" w:cs="Cambria Math"/>
+            <w:rFonts w:ascii="Times New Roman" w:hAnsi="Times New Roman" w:cs="Cambria Math"/>
             <w:szCs w:val="21"/>
             <w:sz w:val="21"/>
           </w:rPr>
@@ -6272,7 +6272,7 @@
           <m:sSubSupPr>
             <m:ctrlPr>
               <w:rPr>
-                <w:rFonts w:ascii="Cambria Math" w:hAnsi="Cambria Math"/>
+                <w:rFonts w:ascii="Times New Roman" w:hAnsi="Times New Roman"/>
                 <w:szCs w:val="21"/>
                 <w:sz w:val="21"/>
               </w:rPr>
@@ -6284,7 +6284,7 @@
                 <m:nor/>
               </m:rPr>
               <w:rPr>
-                <w:rFonts w:ascii="Cambria Math" w:hAnsi="Cambria Math" w:cs="Cambria Math"/>
+                <w:rFonts w:ascii="Times New Roman" w:hAnsi="Times New Roman" w:cs="Cambria Math"/>
                 <w:szCs w:val="21"/>
                 <w:sz w:val="21"/>
               </w:rPr>
@@ -6294,7 +6294,7 @@
           <m:sub>
             <m:r>
               <w:rPr>
-                <w:rFonts w:ascii="Cambria Math" w:hAnsi="Cambria Math" w:cs="Cambria Math"/>
+                <w:rFonts w:ascii="Times New Roman" w:hAnsi="Times New Roman" w:cs="Cambria Math"/>
                 <w:szCs w:val="21"/>
                 <w:sz w:val="21"/>
               </w:rPr>
@@ -6304,7 +6304,7 @@
           <m:sup>
             <m:r>
               <w:rPr>
-                <w:rFonts w:ascii="Cambria Math" w:hAnsi="Cambria Math" w:cs="Cambria Math"/>
+                <w:rFonts w:ascii="Times New Roman" w:hAnsi="Times New Roman" w:cs="Cambria Math"/>
                 <w:szCs w:val="21"/>
                 <w:sz w:val="21"/>
               </w:rPr>
@@ -6314,7 +6314,7 @@
         </m:sSubSup>
         <m:r>
           <w:rPr>
-            <w:rFonts w:ascii="Cambria Math" w:hAnsi="Cambria Math" w:cs="Cambria Math"/>
+            <w:rFonts w:ascii="Times New Roman" w:hAnsi="Times New Roman" w:cs="Cambria Math"/>
             <w:szCs w:val="21"/>
             <w:sz w:val="21"/>
           </w:rPr>
@@ -6324,7 +6324,7 @@
           <m:sSubSupPr>
             <m:ctrlPr>
               <w:rPr>
-                <w:rFonts w:ascii="Cambria Math" w:hAnsi="Cambria Math"/>
+                <w:rFonts w:ascii="Times New Roman" w:hAnsi="Times New Roman"/>
                 <w:szCs w:val="21"/>
                 <w:sz w:val="21"/>
               </w:rPr>
@@ -6336,7 +6336,7 @@
                 <m:nor/>
               </m:rPr>
               <w:rPr>
-                <w:rFonts w:ascii="Cambria Math" w:hAnsi="Cambria Math" w:cs="Cambria Math"/>
+                <w:rFonts w:ascii="Times New Roman" w:hAnsi="Times New Roman" w:cs="Cambria Math"/>
                 <w:szCs w:val="21"/>
                 <w:sz w:val="21"/>
               </w:rPr>
@@ -6346,7 +6346,7 @@
           <m:sub>
             <m:r>
               <w:rPr>
-                <w:rFonts w:ascii="Cambria Math" w:hAnsi="Cambria Math" w:cs="Cambria Math"/>
+                <w:rFonts w:ascii="Times New Roman" w:hAnsi="Times New Roman" w:cs="Cambria Math"/>
                 <w:szCs w:val="21"/>
                 <w:sz w:val="21"/>
               </w:rPr>
@@ -6356,7 +6356,7 @@
           <m:sup>
             <m:r>
               <w:rPr>
-                <w:rFonts w:ascii="Cambria Math" w:hAnsi="Cambria Math" w:cs="Cambria Math"/>
+                <w:rFonts w:ascii="Times New Roman" w:hAnsi="Times New Roman" w:cs="Cambria Math"/>
                 <w:szCs w:val="21"/>
                 <w:sz w:val="21"/>
               </w:rPr>
@@ -6757,7 +6757,7 @@
                 <m:sSupPr>
                   <m:ctrlPr>
                     <w:rPr>
-                      <w:rFonts w:ascii="Cambria Math" w:hAnsi="Cambria Math"/>
+                      <w:rFonts w:ascii="Times New Roman" w:hAnsi="Times New Roman"/>
                       <w:szCs w:val="21"/>
                       <w:sz w:val="21"/>
                     </w:rPr>
@@ -6774,7 +6774,7 @@
                       </w:rPr>
                     </m:rPr>
                     <w:rPr>
-                      <w:rFonts w:ascii="Cambria Math" w:hAnsi="Cambria Math" w:cs="Cambria Math"/>
+                      <w:rFonts w:ascii="Times New Roman" w:hAnsi="Times New Roman" w:cs="Cambria Math"/>
                       <w:szCs w:val="21"/>
                       <w:sz w:val="21"/>
                     </w:rPr>
@@ -6792,7 +6792,7 @@
                       </w:rPr>
                     </m:rPr>
                     <w:rPr>
-                      <w:rFonts w:ascii="Cambria Math" w:hAnsi="Cambria Math" w:cs="Cambria Math"/>
+                      <w:rFonts w:ascii="Times New Roman" w:hAnsi="Times New Roman" w:cs="Cambria Math"/>
                       <w:szCs w:val="21"/>
                       <w:sz w:val="21"/>
                     </w:rPr>
@@ -6810,7 +6810,7 @@
                   </w:rPr>
                 </m:rPr>
                 <w:rPr>
-                  <w:rFonts w:ascii="Cambria Math" w:hAnsi="Cambria Math" w:cs="Cambria Math"/>
+                  <w:rFonts w:ascii="Times New Roman" w:hAnsi="Times New Roman" w:cs="Cambria Math"/>
                   <w:szCs w:val="21"/>
                   <w:sz w:val="21"/>
                 </w:rPr>
@@ -6820,7 +6820,7 @@
                 <m:sSubSupPr>
                   <m:ctrlPr>
                     <w:rPr>
-                      <w:rFonts w:ascii="Cambria Math" w:hAnsi="Cambria Math"/>
+                      <w:rFonts w:ascii="Times New Roman" w:hAnsi="Times New Roman"/>
                       <w:szCs w:val="21"/>
                       <w:sz w:val="21"/>
                     </w:rPr>
@@ -6838,7 +6838,7 @@
                       </w:rPr>
                     </m:rPr>
                     <w:rPr>
-                      <w:rFonts w:ascii="Cambria Math" w:hAnsi="Cambria Math" w:cs="Cambria Math"/>
+                      <w:rFonts w:ascii="Times New Roman" w:hAnsi="Times New Roman" w:cs="Cambria Math"/>
                       <w:szCs w:val="21"/>
                       <w:sz w:val="21"/>
                     </w:rPr>
@@ -6856,7 +6856,7 @@
                       </w:rPr>
                     </m:rPr>
                     <w:rPr>
-                      <w:rFonts w:ascii="Cambria Math" w:hAnsi="Cambria Math" w:cs="Cambria Math"/>
+                      <w:rFonts w:ascii="Times New Roman" w:hAnsi="Times New Roman" w:cs="Cambria Math"/>
                       <w:szCs w:val="21"/>
                       <w:sz w:val="21"/>
                     </w:rPr>
@@ -6874,7 +6874,7 @@
                       </w:rPr>
                     </m:rPr>
                     <w:rPr>
-                      <w:rFonts w:ascii="Cambria Math" w:hAnsi="Cambria Math" w:cs="Cambria Math"/>
+                      <w:rFonts w:ascii="Times New Roman" w:hAnsi="Times New Roman" w:cs="Cambria Math"/>
                       <w:szCs w:val="21"/>
                       <w:sz w:val="21"/>
                     </w:rPr>
@@ -6886,7 +6886,7 @@
                 <m:sSupPr>
                   <m:ctrlPr>
                     <w:rPr>
-                      <w:rFonts w:ascii="Cambria Math" w:hAnsi="Cambria Math"/>
+                      <w:rFonts w:ascii="Times New Roman" w:hAnsi="Times New Roman"/>
                       <w:szCs w:val="21"/>
                       <w:sz w:val="21"/>
                     </w:rPr>
@@ -6903,7 +6903,7 @@
                       </w:rPr>
                     </m:rPr>
                     <w:rPr>
-                      <w:rFonts w:ascii="Cambria Math" w:hAnsi="Cambria Math" w:cs="Cambria Math"/>
+                      <w:rFonts w:ascii="Times New Roman" w:hAnsi="Times New Roman" w:cs="Cambria Math"/>
                       <w:szCs w:val="21"/>
                       <w:sz w:val="21"/>
                     </w:rPr>
@@ -6921,7 +6921,7 @@
                       </w:rPr>
                     </m:rPr>
                     <w:rPr>
-                      <w:rFonts w:ascii="Cambria Math" w:hAnsi="Cambria Math" w:cs="Cambria Math"/>
+                      <w:rFonts w:ascii="Times New Roman" w:hAnsi="Times New Roman" w:cs="Cambria Math"/>
                       <w:szCs w:val="21"/>
                       <w:sz w:val="21"/>
                     </w:rPr>
@@ -6939,7 +6939,7 @@
                   </w:rPr>
                 </m:rPr>
                 <w:rPr>
-                  <w:rFonts w:ascii="Cambria Math" w:hAnsi="Cambria Math" w:cs="Cambria Math"/>
+                  <w:rFonts w:ascii="Times New Roman" w:hAnsi="Times New Roman" w:cs="Cambria Math"/>
                   <w:szCs w:val="21"/>
                   <w:sz w:val="21"/>
                 </w:rPr>
@@ -6949,7 +6949,7 @@
                 <m:sSubSupPr>
                   <m:ctrlPr>
                     <w:rPr>
-                      <w:rFonts w:ascii="Cambria Math" w:hAnsi="Cambria Math"/>
+                      <w:rFonts w:ascii="Times New Roman" w:hAnsi="Times New Roman"/>
                       <w:szCs w:val="21"/>
                       <w:sz w:val="21"/>
                     </w:rPr>
@@ -6967,7 +6967,7 @@
                       </w:rPr>
                     </m:rPr>
                     <w:rPr>
-                      <w:rFonts w:ascii="Cambria Math" w:hAnsi="Cambria Math" w:cs="Cambria Math"/>
+                      <w:rFonts w:ascii="Times New Roman" w:hAnsi="Times New Roman" w:cs="Cambria Math"/>
                       <w:szCs w:val="21"/>
                       <w:sz w:val="21"/>
                     </w:rPr>
@@ -6985,7 +6985,7 @@
                       </w:rPr>
                     </m:rPr>
                     <w:rPr>
-                      <w:rFonts w:ascii="Cambria Math" w:hAnsi="Cambria Math" w:cs="Cambria Math"/>
+                      <w:rFonts w:ascii="Times New Roman" w:hAnsi="Times New Roman" w:cs="Cambria Math"/>
                       <w:szCs w:val="21"/>
                       <w:sz w:val="21"/>
                     </w:rPr>
@@ -7003,7 +7003,7 @@
                       </w:rPr>
                     </m:rPr>
                     <w:rPr>
-                      <w:rFonts w:ascii="Cambria Math" w:hAnsi="Cambria Math" w:cs="Cambria Math"/>
+                      <w:rFonts w:ascii="Times New Roman" w:hAnsi="Times New Roman" w:cs="Cambria Math"/>
                       <w:szCs w:val="21"/>
                       <w:sz w:val="21"/>
                     </w:rPr>
@@ -7015,7 +7015,7 @@
                 <m:sSupPr>
                   <m:ctrlPr>
                     <w:rPr>
-                      <w:rFonts w:ascii="Cambria Math" w:hAnsi="Cambria Math"/>
+                      <w:rFonts w:ascii="Times New Roman" w:hAnsi="Times New Roman"/>
                       <w:szCs w:val="21"/>
                       <w:sz w:val="21"/>
                     </w:rPr>
@@ -7032,7 +7032,7 @@
                       </w:rPr>
                     </m:rPr>
                     <w:rPr>
-                      <w:rFonts w:ascii="Cambria Math" w:hAnsi="Cambria Math" w:cs="Cambria Math"/>
+                      <w:rFonts w:ascii="Times New Roman" w:hAnsi="Times New Roman" w:cs="Cambria Math"/>
                       <w:szCs w:val="21"/>
                       <w:sz w:val="21"/>
                     </w:rPr>
@@ -7050,7 +7050,7 @@
                       </w:rPr>
                     </m:rPr>
                     <w:rPr>
-                      <w:rFonts w:ascii="Cambria Math" w:hAnsi="Cambria Math" w:cs="Cambria Math"/>
+                      <w:rFonts w:ascii="Times New Roman" w:hAnsi="Times New Roman" w:cs="Cambria Math"/>
                       <w:szCs w:val="21"/>
                       <w:sz w:val="21"/>
                     </w:rPr>
@@ -7062,7 +7062,7 @@
                 <m:sSupPr>
                   <m:ctrlPr>
                     <w:rPr>
-                      <w:rFonts w:ascii="Cambria Math" w:hAnsi="Cambria Math"/>
+                      <w:rFonts w:ascii="Times New Roman" w:hAnsi="Times New Roman"/>
                       <w:szCs w:val="21"/>
                       <w:sz w:val="21"/>
                     </w:rPr>
@@ -7079,7 +7079,7 @@
                       </w:rPr>
                     </m:rPr>
                     <w:rPr>
-                      <w:rFonts w:ascii="Cambria Math" w:hAnsi="Cambria Math" w:cs="Cambria Math"/>
+                      <w:rFonts w:ascii="Times New Roman" w:hAnsi="Times New Roman" w:cs="Cambria Math"/>
                       <w:szCs w:val="21"/>
                       <w:sz w:val="21"/>
                     </w:rPr>
@@ -7097,7 +7097,7 @@
                       </w:rPr>
                     </m:rPr>
                     <w:rPr>
-                      <w:rFonts w:ascii="Cambria Math" w:hAnsi="Cambria Math" w:cs="Cambria Math"/>
+                      <w:rFonts w:ascii="Times New Roman" w:hAnsi="Times New Roman" w:cs="Cambria Math"/>
                       <w:szCs w:val="21"/>
                       <w:sz w:val="21"/>
                     </w:rPr>
@@ -7115,7 +7115,7 @@
                   </w:rPr>
                 </m:rPr>
                 <w:rPr>
-                  <w:rFonts w:ascii="Cambria Math" w:hAnsi="Cambria Math" w:cs="Cambria Math"/>
+                  <w:rFonts w:ascii="Times New Roman" w:hAnsi="Times New Roman" w:cs="Cambria Math"/>
                   <w:szCs w:val="21"/>
                   <w:sz w:val="21"/>
                 </w:rPr>
@@ -7125,7 +7125,7 @@
                 <m:sSubSupPr>
                   <m:ctrlPr>
                     <w:rPr>
-                      <w:rFonts w:ascii="Cambria Math" w:hAnsi="Cambria Math"/>
+                      <w:rFonts w:ascii="Times New Roman" w:hAnsi="Times New Roman"/>
                       <w:szCs w:val="21"/>
                       <w:sz w:val="21"/>
                     </w:rPr>
@@ -7143,7 +7143,7 @@
                       </w:rPr>
                     </m:rPr>
                     <w:rPr>
-                      <w:rFonts w:ascii="Cambria Math" w:hAnsi="Cambria Math" w:cs="Cambria Math"/>
+                      <w:rFonts w:ascii="Times New Roman" w:hAnsi="Times New Roman" w:cs="Cambria Math"/>
                       <w:szCs w:val="21"/>
                       <w:sz w:val="21"/>
                     </w:rPr>
@@ -7161,7 +7161,7 @@
                       </w:rPr>
                     </m:rPr>
                     <w:rPr>
-                      <w:rFonts w:ascii="Cambria Math" w:hAnsi="Cambria Math" w:cs="Cambria Math"/>
+                      <w:rFonts w:ascii="Times New Roman" w:hAnsi="Times New Roman" w:cs="Cambria Math"/>
                       <w:szCs w:val="21"/>
                       <w:sz w:val="21"/>
                     </w:rPr>
@@ -7179,7 +7179,7 @@
                       </w:rPr>
                     </m:rPr>
                     <w:rPr>
-                      <w:rFonts w:ascii="Cambria Math" w:hAnsi="Cambria Math" w:cs="Cambria Math"/>
+                      <w:rFonts w:ascii="Times New Roman" w:hAnsi="Times New Roman" w:cs="Cambria Math"/>
                       <w:szCs w:val="21"/>
                       <w:sz w:val="21"/>
                     </w:rPr>
@@ -7191,7 +7191,7 @@
                 <m:sSupPr>
                   <m:ctrlPr>
                     <w:rPr>
-                      <w:rFonts w:ascii="Cambria Math" w:hAnsi="Cambria Math"/>
+                      <w:rFonts w:ascii="Times New Roman" w:hAnsi="Times New Roman"/>
                       <w:szCs w:val="21"/>
                       <w:sz w:val="21"/>
                     </w:rPr>
@@ -7208,7 +7208,7 @@
                       </w:rPr>
                     </m:rPr>
                     <w:rPr>
-                      <w:rFonts w:ascii="Cambria Math" w:hAnsi="Cambria Math" w:cs="Cambria Math"/>
+                      <w:rFonts w:ascii="Times New Roman" w:hAnsi="Times New Roman" w:cs="Cambria Math"/>
                       <w:szCs w:val="21"/>
                       <w:sz w:val="21"/>
                     </w:rPr>
@@ -7226,7 +7226,7 @@
                       </w:rPr>
                     </m:rPr>
                     <w:rPr>
-                      <w:rFonts w:ascii="Cambria Math" w:hAnsi="Cambria Math" w:cs="Cambria Math"/>
+                      <w:rFonts w:ascii="Times New Roman" w:hAnsi="Times New Roman" w:cs="Cambria Math"/>
                       <w:szCs w:val="21"/>
                       <w:sz w:val="21"/>
                     </w:rPr>
@@ -7238,7 +7238,7 @@
                 <m:sSupPr>
                   <m:ctrlPr>
                     <w:rPr>
-                      <w:rFonts w:ascii="Cambria Math" w:hAnsi="Cambria Math"/>
+                      <w:rFonts w:ascii="Times New Roman" w:hAnsi="Times New Roman"/>
                       <w:szCs w:val="21"/>
                       <w:sz w:val="21"/>
                     </w:rPr>
@@ -7255,7 +7255,7 @@
                       </w:rPr>
                     </m:rPr>
                     <w:rPr>
-                      <w:rFonts w:ascii="Cambria Math" w:hAnsi="Cambria Math" w:cs="Cambria Math"/>
+                      <w:rFonts w:ascii="Times New Roman" w:hAnsi="Times New Roman" w:cs="Cambria Math"/>
                       <w:szCs w:val="21"/>
                       <w:sz w:val="21"/>
                     </w:rPr>
@@ -7273,7 +7273,7 @@
                       </w:rPr>
                     </m:rPr>
                     <w:rPr>
-                      <w:rFonts w:ascii="Cambria Math" w:hAnsi="Cambria Math" w:cs="Cambria Math"/>
+                      <w:rFonts w:ascii="Times New Roman" w:hAnsi="Times New Roman" w:cs="Cambria Math"/>
                       <w:szCs w:val="21"/>
                       <w:sz w:val="21"/>
                     </w:rPr>
@@ -7291,7 +7291,7 @@
                   </w:rPr>
                 </m:rPr>
                 <w:rPr>
-                  <w:rFonts w:ascii="Cambria Math" w:hAnsi="Cambria Math" w:cs="Cambria Math"/>
+                  <w:rFonts w:ascii="Times New Roman" w:hAnsi="Times New Roman" w:cs="Cambria Math"/>
                   <w:szCs w:val="21"/>
                   <w:sz w:val="21"/>
                 </w:rPr>
@@ -7301,7 +7301,7 @@
                 <m:sSubSupPr>
                   <m:ctrlPr>
                     <w:rPr>
-                      <w:rFonts w:ascii="Cambria Math" w:hAnsi="Cambria Math"/>
+                      <w:rFonts w:ascii="Times New Roman" w:hAnsi="Times New Roman"/>
                       <w:szCs w:val="21"/>
                       <w:sz w:val="21"/>
                     </w:rPr>
@@ -7319,7 +7319,7 @@
                       </w:rPr>
                     </m:rPr>
                     <w:rPr>
-                      <w:rFonts w:ascii="Cambria Math" w:hAnsi="Cambria Math" w:cs="Cambria Math"/>
+                      <w:rFonts w:ascii="Times New Roman" w:hAnsi="Times New Roman" w:cs="Cambria Math"/>
                       <w:szCs w:val="21"/>
                       <w:sz w:val="21"/>
                     </w:rPr>
@@ -7337,7 +7337,7 @@
                       </w:rPr>
                     </m:rPr>
                     <w:rPr>
-                      <w:rFonts w:ascii="Cambria Math" w:hAnsi="Cambria Math" w:cs="Cambria Math"/>
+                      <w:rFonts w:ascii="Times New Roman" w:hAnsi="Times New Roman" w:cs="Cambria Math"/>
                       <w:szCs w:val="21"/>
                       <w:sz w:val="21"/>
                     </w:rPr>
@@ -7355,7 +7355,7 @@
                       </w:rPr>
                     </m:rPr>
                     <w:rPr>
-                      <w:rFonts w:ascii="Cambria Math" w:hAnsi="Cambria Math" w:cs="Cambria Math"/>
+                      <w:rFonts w:ascii="Times New Roman" w:hAnsi="Times New Roman" w:cs="Cambria Math"/>
                       <w:szCs w:val="21"/>
                       <w:sz w:val="21"/>
                     </w:rPr>
@@ -7367,7 +7367,7 @@
                 <m:sSupPr>
                   <m:ctrlPr>
                     <w:rPr>
-                      <w:rFonts w:ascii="Cambria Math" w:hAnsi="Cambria Math"/>
+                      <w:rFonts w:ascii="Times New Roman" w:hAnsi="Times New Roman"/>
                       <w:szCs w:val="21"/>
                       <w:sz w:val="21"/>
                     </w:rPr>
@@ -7384,7 +7384,7 @@
                       </w:rPr>
                     </m:rPr>
                     <w:rPr>
-                      <w:rFonts w:ascii="Cambria Math" w:hAnsi="Cambria Math" w:cs="Cambria Math"/>
+                      <w:rFonts w:ascii="Times New Roman" w:hAnsi="Times New Roman" w:cs="Cambria Math"/>
                       <w:szCs w:val="21"/>
                       <w:sz w:val="21"/>
                     </w:rPr>
@@ -7402,7 +7402,7 @@
                       </w:rPr>
                     </m:rPr>
                     <w:rPr>
-                      <w:rFonts w:ascii="Cambria Math" w:hAnsi="Cambria Math" w:cs="Cambria Math"/>
+                      <w:rFonts w:ascii="Times New Roman" w:hAnsi="Times New Roman" w:cs="Cambria Math"/>
                       <w:szCs w:val="21"/>
                       <w:sz w:val="21"/>
                     </w:rPr>
@@ -7414,7 +7414,7 @@
                 <m:dPr>
                   <m:ctrlPr>
                     <w:rPr>
-                      <w:rFonts w:ascii="Cambria Math" w:hAnsi="Cambria Math"/>
+                      <w:rFonts w:ascii="Times New Roman" w:hAnsi="Times New Roman"/>
                       <w:szCs w:val="21"/>
                       <w:sz w:val="21"/>
                     </w:rPr>
@@ -7431,7 +7431,7 @@
                       </w:rPr>
                     </m:rPr>
                     <w:rPr>
-                      <w:rFonts w:ascii="Cambria Math" w:hAnsi="Cambria Math" w:cs="Cambria Math"/>
+                      <w:rFonts w:ascii="Times New Roman" w:hAnsi="Times New Roman" w:cs="Cambria Math"/>
                       <w:szCs w:val="21"/>
                       <w:sz w:val="21"/>
                     </w:rPr>
@@ -7441,7 +7441,7 @@
                     <m:sSupPr>
                       <m:ctrlPr>
                         <w:rPr>
-                          <w:rFonts w:ascii="Cambria Math" w:hAnsi="Cambria Math"/>
+                          <w:rFonts w:ascii="Times New Roman" w:hAnsi="Times New Roman"/>
                           <w:szCs w:val="21"/>
                           <w:sz w:val="21"/>
                         </w:rPr>
@@ -7458,7 +7458,7 @@
                           </w:rPr>
                         </m:rPr>
                         <w:rPr>
-                          <w:rFonts w:ascii="Cambria Math" w:hAnsi="Cambria Math" w:cs="Cambria Math"/>
+                          <w:rFonts w:ascii="Times New Roman" w:hAnsi="Times New Roman" w:cs="Cambria Math"/>
                           <w:szCs w:val="21"/>
                           <w:sz w:val="21"/>
                         </w:rPr>
@@ -7476,7 +7476,7 @@
                           </w:rPr>
                         </m:rPr>
                         <w:rPr>
-                          <w:rFonts w:ascii="Cambria Math" w:hAnsi="Cambria Math" w:cs="Cambria Math"/>
+                          <w:rFonts w:ascii="Times New Roman" w:hAnsi="Times New Roman" w:cs="Cambria Math"/>
                           <w:szCs w:val="21"/>
                           <w:sz w:val="21"/>
                         </w:rPr>
@@ -7632,7 +7632,7 @@
                 <m:sSubSupPr>
                   <m:ctrlPr>
                     <w:rPr>
-                      <w:rFonts w:ascii="Cambria Math" w:hAnsi="Cambria Math"/>
+                      <w:rFonts w:ascii="Times New Roman" w:hAnsi="Times New Roman"/>
                       <w:szCs w:val="21"/>
                       <w:sz w:val="21"/>
                     </w:rPr>
@@ -7650,7 +7650,7 @@
                       </w:rPr>
                     </m:rPr>
                     <w:rPr>
-                      <w:rFonts w:ascii="Cambria Math" w:hAnsi="Cambria Math" w:cs="Cambria Math"/>
+                      <w:rFonts w:ascii="Times New Roman" w:hAnsi="Times New Roman" w:cs="Cambria Math"/>
                       <w:szCs w:val="21"/>
                       <w:sz w:val="21"/>
                     </w:rPr>
@@ -7668,7 +7668,7 @@
                       </w:rPr>
                     </m:rPr>
                     <w:rPr>
-                      <w:rFonts w:ascii="Cambria Math" w:hAnsi="Cambria Math" w:cs="Cambria Math"/>
+                      <w:rFonts w:ascii="Times New Roman" w:hAnsi="Times New Roman" w:cs="Cambria Math"/>
                       <w:szCs w:val="21"/>
                       <w:sz w:val="21"/>
                     </w:rPr>
@@ -7686,7 +7686,7 @@
                       </w:rPr>
                     </m:rPr>
                     <w:rPr>
-                      <w:rFonts w:ascii="Cambria Math" w:hAnsi="Cambria Math" w:cs="Cambria Math"/>
+                      <w:rFonts w:ascii="Times New Roman" w:hAnsi="Times New Roman" w:cs="Cambria Math"/>
                       <w:szCs w:val="21"/>
                       <w:sz w:val="21"/>
                     </w:rPr>
@@ -7698,7 +7698,7 @@
                 <m:dPr>
                   <m:ctrlPr>
                     <w:rPr>
-                      <w:rFonts w:ascii="Cambria Math" w:hAnsi="Cambria Math"/>
+                      <w:rFonts w:ascii="Times New Roman" w:hAnsi="Times New Roman"/>
                       <w:szCs w:val="21"/>
                       <w:sz w:val="21"/>
                     </w:rPr>
@@ -7715,7 +7715,7 @@
                       </w:rPr>
                     </m:rPr>
                     <w:rPr>
-                      <w:rFonts w:ascii="Cambria Math" w:hAnsi="Cambria Math" w:cs="Cambria Math"/>
+                      <w:rFonts w:ascii="Times New Roman" w:hAnsi="Times New Roman" w:cs="Cambria Math"/>
                       <w:szCs w:val="21"/>
                       <w:sz w:val="21"/>
                     </w:rPr>
@@ -7732,7 +7732,7 @@
                       </w:rPr>
                     </m:rPr>
                     <w:rPr>
-                      <w:rFonts w:ascii="Cambria Math" w:hAnsi="Cambria Math" w:cs="Cambria Math"/>
+                      <w:rFonts w:ascii="Times New Roman" w:hAnsi="Times New Roman" w:cs="Cambria Math"/>
                       <w:szCs w:val="21"/>
                       <w:sz w:val="21"/>
                     </w:rPr>
@@ -7748,7 +7748,7 @@
                       </w:rPr>
                     </m:rPr>
                     <w:rPr>
-                      <w:rFonts w:ascii="Cambria Math" w:hAnsi="Cambria Math" w:cs="Cambria Math"/>
+                      <w:rFonts w:ascii="Times New Roman" w:hAnsi="Times New Roman" w:cs="Cambria Math"/>
                       <w:szCs w:val="21"/>
                       <w:sz w:val="21"/>
                     </w:rPr>
@@ -7828,7 +7828,7 @@
                 <m:sSubPr>
                   <m:ctrlPr>
                     <w:rPr>
-                      <w:rFonts w:ascii="Cambria Math" w:hAnsi="Cambria Math"/>
+                      <w:rFonts w:ascii="Times New Roman" w:hAnsi="Times New Roman"/>
                       <w:szCs w:val="21"/>
                       <w:sz w:val="21"/>
                     </w:rPr>
@@ -7837,7 +7837,7 @@
                 <m:e>
                   <m:r>
                     <w:rPr>
-                      <w:rFonts w:ascii="Cambria Math" w:hAnsi="Cambria Math" w:cs="Cambria Math"/>
+                      <w:rFonts w:ascii="Times New Roman" w:hAnsi="Times New Roman" w:cs="Cambria Math"/>
                       <w:szCs w:val="21"/>
                       <w:sz w:val="21"/>
                     </w:rPr>
@@ -7847,7 +7847,7 @@
                 <m:sub>
                   <m:r>
                     <w:rPr>
-                      <w:rFonts w:ascii="Cambria Math" w:hAnsi="Cambria Math" w:cs="Cambria Math"/>
+                      <w:rFonts w:ascii="Times New Roman" w:hAnsi="Times New Roman" w:cs="Cambria Math"/>
                       <w:szCs w:val="21"/>
                       <w:sz w:val="21"/>
                     </w:rPr>
@@ -7857,7 +7857,7 @@
               </m:sSub>
               <m:r>
                 <w:rPr>
-                  <w:rFonts w:ascii="Cambria Math" w:hAnsi="Cambria Math" w:cs="Cambria Math"/>
+                  <w:rFonts w:ascii="Times New Roman" w:hAnsi="Times New Roman" w:cs="Cambria Math"/>
                   <w:szCs w:val="21"/>
                   <w:sz w:val="21"/>
                 </w:rPr>
@@ -7869,7 +7869,7 @@
                 <m:sSubSupPr>
                   <m:ctrlPr>
                     <w:rPr>
-                      <w:rFonts w:ascii="Cambria Math" w:hAnsi="Cambria Math"/>
+                      <w:rFonts w:ascii="Times New Roman" w:hAnsi="Times New Roman"/>
                       <w:szCs w:val="21"/>
                       <w:sz w:val="21"/>
                     </w:rPr>
@@ -7887,7 +7887,7 @@
                       </w:rPr>
                     </m:rPr>
                     <w:rPr>
-                      <w:rFonts w:ascii="Cambria Math" w:hAnsi="Cambria Math" w:cs="Cambria Math"/>
+                      <w:rFonts w:ascii="Times New Roman" w:hAnsi="Times New Roman" w:cs="Cambria Math"/>
                       <w:szCs w:val="21"/>
                       <w:sz w:val="21"/>
                     </w:rPr>
@@ -7905,7 +7905,7 @@
                       </w:rPr>
                     </m:rPr>
                     <w:rPr>
-                      <w:rFonts w:ascii="Cambria Math" w:hAnsi="Cambria Math" w:cs="Cambria Math"/>
+                      <w:rFonts w:ascii="Times New Roman" w:hAnsi="Times New Roman" w:cs="Cambria Math"/>
                       <w:szCs w:val="21"/>
                       <w:sz w:val="21"/>
                     </w:rPr>
@@ -7923,7 +7923,7 @@
                       </w:rPr>
                     </m:rPr>
                     <w:rPr>
-                      <w:rFonts w:ascii="Cambria Math" w:hAnsi="Cambria Math" w:cs="Cambria Math"/>
+                      <w:rFonts w:ascii="Times New Roman" w:hAnsi="Times New Roman" w:cs="Cambria Math"/>
                       <w:szCs w:val="21"/>
                       <w:sz w:val="21"/>
                     </w:rPr>
@@ -7935,7 +7935,7 @@
                 <m:sSupPr>
                   <m:ctrlPr>
                     <w:rPr>
-                      <w:rFonts w:ascii="Cambria Math" w:hAnsi="Cambria Math"/>
+                      <w:rFonts w:ascii="Times New Roman" w:hAnsi="Times New Roman"/>
                       <w:szCs w:val="21"/>
                       <w:sz w:val="21"/>
                     </w:rPr>
@@ -7952,7 +7952,7 @@
                       </w:rPr>
                     </m:rPr>
                     <w:rPr>
-                      <w:rFonts w:ascii="Cambria Math" w:hAnsi="Cambria Math" w:cs="Cambria Math"/>
+                      <w:rFonts w:ascii="Times New Roman" w:hAnsi="Times New Roman" w:cs="Cambria Math"/>
                       <w:szCs w:val="21"/>
                       <w:sz w:val="21"/>
                     </w:rPr>
@@ -7970,7 +7970,7 @@
                       </w:rPr>
                     </m:rPr>
                     <w:rPr>
-                      <w:rFonts w:ascii="Cambria Math" w:hAnsi="Cambria Math" w:cs="Cambria Math"/>
+                      <w:rFonts w:ascii="Times New Roman" w:hAnsi="Times New Roman" w:cs="Cambria Math"/>
                       <w:szCs w:val="21"/>
                       <w:sz w:val="21"/>
                     </w:rPr>
@@ -7982,7 +7982,7 @@
                 <m:sSupPr>
                   <m:ctrlPr>
                     <w:rPr>
-                      <w:rFonts w:ascii="Cambria Math" w:hAnsi="Cambria Math"/>
+                      <w:rFonts w:ascii="Times New Roman" w:hAnsi="Times New Roman"/>
                       <w:szCs w:val="21"/>
                       <w:sz w:val="21"/>
                     </w:rPr>
@@ -7999,7 +7999,7 @@
                       </w:rPr>
                     </m:rPr>
                     <w:rPr>
-                      <w:rFonts w:ascii="Cambria Math" w:hAnsi="Cambria Math" w:cs="Cambria Math"/>
+                      <w:rFonts w:ascii="Times New Roman" w:hAnsi="Times New Roman" w:cs="Cambria Math"/>
                       <w:szCs w:val="21"/>
                       <w:sz w:val="21"/>
                     </w:rPr>
@@ -8017,7 +8017,7 @@
                       </w:rPr>
                     </m:rPr>
                     <w:rPr>
-                      <w:rFonts w:ascii="Cambria Math" w:hAnsi="Cambria Math" w:cs="Cambria Math"/>
+                      <w:rFonts w:ascii="Times New Roman" w:hAnsi="Times New Roman" w:cs="Cambria Math"/>
                       <w:szCs w:val="21"/>
                       <w:sz w:val="21"/>
                     </w:rPr>
@@ -8238,7 +8238,7 @@
                 <m:sSubSupPr>
                   <m:ctrlPr>
                     <w:rPr>
-                      <w:rFonts w:ascii="Cambria Math" w:hAnsi="Cambria Math"/>
+                      <w:rFonts w:ascii="Times New Roman" w:hAnsi="Times New Roman"/>
                       <w:szCs w:val="21"/>
                       <w:sz w:val="21"/>
                     </w:rPr>
@@ -8256,7 +8256,7 @@
                       </w:rPr>
                     </m:rPr>
                     <w:rPr>
-                      <w:rFonts w:ascii="Cambria Math" w:hAnsi="Cambria Math" w:cs="Cambria Math"/>
+                      <w:rFonts w:ascii="Times New Roman" w:hAnsi="Times New Roman" w:cs="Cambria Math"/>
                       <w:szCs w:val="21"/>
                       <w:sz w:val="21"/>
                     </w:rPr>
@@ -8274,7 +8274,7 @@
                       </w:rPr>
                     </m:rPr>
                     <w:rPr>
-                      <w:rFonts w:ascii="Cambria Math" w:hAnsi="Cambria Math" w:cs="Cambria Math"/>
+                      <w:rFonts w:ascii="Times New Roman" w:hAnsi="Times New Roman" w:cs="Cambria Math"/>
                       <w:szCs w:val="21"/>
                       <w:sz w:val="21"/>
                     </w:rPr>
@@ -8292,7 +8292,7 @@
                       </w:rPr>
                     </m:rPr>
                     <w:rPr>
-                      <w:rFonts w:ascii="Cambria Math" w:hAnsi="Cambria Math" w:cs="Cambria Math"/>
+                      <w:rFonts w:ascii="Times New Roman" w:hAnsi="Times New Roman" w:cs="Cambria Math"/>
                       <w:szCs w:val="21"/>
                       <w:sz w:val="21"/>
                     </w:rPr>
@@ -8310,7 +8310,7 @@
                   </w:rPr>
                 </m:rPr>
                 <w:rPr>
-                  <w:rFonts w:ascii="Cambria Math" w:hAnsi="Cambria Math" w:cs="Cambria Math"/>
+                  <w:rFonts w:ascii="Times New Roman" w:hAnsi="Times New Roman" w:cs="Cambria Math"/>
                   <w:szCs w:val="21"/>
                   <w:sz w:val="21"/>
                 </w:rPr>
@@ -8320,7 +8320,7 @@
                 <m:sSubSupPr>
                   <m:ctrlPr>
                     <w:rPr>
-                      <w:rFonts w:ascii="Cambria Math" w:hAnsi="Cambria Math"/>
+                      <w:rFonts w:ascii="Times New Roman" w:hAnsi="Times New Roman"/>
                       <w:szCs w:val="21"/>
                       <w:sz w:val="21"/>
                     </w:rPr>
@@ -8338,7 +8338,7 @@
                       </w:rPr>
                     </m:rPr>
                     <w:rPr>
-                      <w:rFonts w:ascii="Cambria Math" w:hAnsi="Cambria Math" w:cs="Cambria Math"/>
+                      <w:rFonts w:ascii="Times New Roman" w:hAnsi="Times New Roman" w:cs="Cambria Math"/>
                       <w:szCs w:val="21"/>
                       <w:sz w:val="21"/>
                     </w:rPr>
@@ -8356,7 +8356,7 @@
                       </w:rPr>
                     </m:rPr>
                     <w:rPr>
-                      <w:rFonts w:ascii="Cambria Math" w:hAnsi="Cambria Math" w:cs="Cambria Math"/>
+                      <w:rFonts w:ascii="Times New Roman" w:hAnsi="Times New Roman" w:cs="Cambria Math"/>
                       <w:szCs w:val="21"/>
                       <w:sz w:val="21"/>
                     </w:rPr>
@@ -8374,7 +8374,7 @@
                       </w:rPr>
                     </m:rPr>
                     <w:rPr>
-                      <w:rFonts w:ascii="Cambria Math" w:hAnsi="Cambria Math" w:cs="Cambria Math"/>
+                      <w:rFonts w:ascii="Times New Roman" w:hAnsi="Times New Roman" w:cs="Cambria Math"/>
                       <w:szCs w:val="21"/>
                       <w:sz w:val="21"/>
                     </w:rPr>
@@ -8488,7 +8488,7 @@
             <m:oMath>
               <m:r>
                 <w:rPr>
-                  <w:rFonts w:ascii="Cambria Math" w:hAnsi="Cambria Math" w:cs="Cambria Math"/>
+                  <w:rFonts w:ascii="Times New Roman" w:hAnsi="Times New Roman" w:cs="Cambria Math"/>
                   <w:szCs w:val="21"/>
                   <w:sz w:val="21"/>
                 </w:rPr>
@@ -8498,7 +8498,7 @@
                 <m:fPr>
                   <m:ctrlPr>
                     <w:rPr>
-                      <w:rFonts w:ascii="Cambria Math" w:hAnsi="Cambria Math"/>
+                      <w:rFonts w:ascii="Times New Roman" w:hAnsi="Times New Roman"/>
                       <w:szCs w:val="21"/>
                       <w:sz w:val="21"/>
                     </w:rPr>
@@ -8507,7 +8507,7 @@
                 <m:num>
                   <m:r>
                     <w:rPr>
-                      <w:rFonts w:ascii="Cambria Math" w:hAnsi="Cambria Math" w:cs="Cambria Math"/>
+                      <w:rFonts w:ascii="Times New Roman" w:hAnsi="Times New Roman" w:cs="Cambria Math"/>
                       <w:szCs w:val="21"/>
                       <w:sz w:val="21"/>
                     </w:rPr>
@@ -8517,7 +8517,7 @@
                 <m:den>
                   <m:r>
                     <w:rPr>
-                      <w:rFonts w:ascii="Cambria Math" w:hAnsi="Cambria Math" w:cs="Cambria Math"/>
+                      <w:rFonts w:ascii="Times New Roman" w:hAnsi="Times New Roman" w:cs="Cambria Math"/>
                       <w:szCs w:val="21"/>
                       <w:sz w:val="21"/>
                     </w:rPr>
@@ -8637,7 +8637,7 @@
             <m:oMath>
               <m:r>
                 <w:rPr>
-                  <w:rFonts w:ascii="Cambria Math" w:hAnsi="Cambria Math" w:cs="Cambria Math"/>
+                  <w:rFonts w:ascii="Times New Roman" w:hAnsi="Times New Roman" w:cs="Cambria Math"/>
                   <w:szCs w:val="21"/>
                   <w:sz w:val="21"/>
                 </w:rPr>
@@ -8647,7 +8647,7 @@
                 <m:fPr>
                   <m:ctrlPr>
                     <w:rPr>
-                      <w:rFonts w:ascii="Cambria Math" w:hAnsi="Cambria Math"/>
+                      <w:rFonts w:ascii="Times New Roman" w:hAnsi="Times New Roman"/>
                       <w:szCs w:val="21"/>
                       <w:sz w:val="21"/>
                     </w:rPr>
@@ -8656,7 +8656,7 @@
                 <m:num>
                   <m:r>
                     <w:rPr>
-                      <w:rFonts w:ascii="Cambria Math" w:hAnsi="Cambria Math" w:cs="Cambria Math"/>
+                      <w:rFonts w:ascii="Times New Roman" w:hAnsi="Times New Roman" w:cs="Cambria Math"/>
                       <w:szCs w:val="21"/>
                       <w:sz w:val="21"/>
                     </w:rPr>
@@ -8666,7 +8666,7 @@
                 <m:den>
                   <m:r>
                     <w:rPr>
-                      <w:rFonts w:ascii="Cambria Math" w:hAnsi="Cambria Math" w:cs="Cambria Math"/>
+                      <w:rFonts w:ascii="Times New Roman" w:hAnsi="Times New Roman" w:cs="Cambria Math"/>
                       <w:szCs w:val="21"/>
                       <w:sz w:val="21"/>
                     </w:rPr>
@@ -9043,7 +9043,7 @@
                 <m:sSubSupPr>
                   <m:ctrlPr>
                     <w:rPr>
-                      <w:rFonts w:ascii="Cambria Math" w:hAnsi="Cambria Math"/>
+                      <w:rFonts w:ascii="Times New Roman" w:hAnsi="Times New Roman"/>
                       <w:szCs w:val="21"/>
                       <w:sz w:val="21"/>
                     </w:rPr>
@@ -9055,7 +9055,7 @@
                       <m:nor/>
                     </m:rPr>
                     <w:rPr>
-                      <w:rFonts w:ascii="Cambria Math" w:hAnsi="Cambria Math" w:cs="Cambria Math"/>
+                      <w:rFonts w:ascii="Times New Roman" w:hAnsi="Times New Roman" w:cs="Cambria Math"/>
                       <w:szCs w:val="21"/>
                       <w:sz w:val="21"/>
                     </w:rPr>
@@ -9065,7 +9065,7 @@
                 <m:sub>
                   <m:r>
                     <w:rPr>
-                      <w:rFonts w:ascii="Cambria Math" w:hAnsi="Cambria Math" w:cs="Cambria Math"/>
+                      <w:rFonts w:ascii="Times New Roman" w:hAnsi="Times New Roman" w:cs="Cambria Math"/>
                       <w:szCs w:val="21"/>
                       <w:sz w:val="21"/>
                     </w:rPr>
@@ -9075,7 +9075,7 @@
                 <m:sup>
                   <m:r>
                     <w:rPr>
-                      <w:rFonts w:ascii="Cambria Math" w:hAnsi="Cambria Math" w:cs="Cambria Math"/>
+                      <w:rFonts w:ascii="Times New Roman" w:hAnsi="Times New Roman" w:cs="Cambria Math"/>
                       <w:szCs w:val="21"/>
                       <w:sz w:val="21"/>
                     </w:rPr>
@@ -9085,7 +9085,7 @@
               </m:sSubSup>
               <m:r>
                 <w:rPr>
-                  <w:rFonts w:ascii="Cambria Math" w:hAnsi="Cambria Math" w:cs="Cambria Math"/>
+                  <w:rFonts w:ascii="Times New Roman" w:hAnsi="Times New Roman" w:cs="Cambria Math"/>
                   <w:szCs w:val="21"/>
                   <w:sz w:val="21"/>
                 </w:rPr>
@@ -9095,7 +9095,7 @@
                 <m:sSubSupPr>
                   <m:ctrlPr>
                     <w:rPr>
-                      <w:rFonts w:ascii="Cambria Math" w:hAnsi="Cambria Math"/>
+                      <w:rFonts w:ascii="Times New Roman" w:hAnsi="Times New Roman"/>
                       <w:szCs w:val="21"/>
                       <w:sz w:val="21"/>
                     </w:rPr>
@@ -9107,7 +9107,7 @@
                       <m:nor/>
                     </m:rPr>
                     <w:rPr>
-                      <w:rFonts w:ascii="Cambria Math" w:hAnsi="Cambria Math" w:cs="Cambria Math"/>
+                      <w:rFonts w:ascii="Times New Roman" w:hAnsi="Times New Roman" w:cs="Cambria Math"/>
                       <w:szCs w:val="21"/>
                       <w:sz w:val="21"/>
                     </w:rPr>
@@ -9117,7 +9117,7 @@
                 <m:sub>
                   <m:r>
                     <w:rPr>
-                      <w:rFonts w:ascii="Cambria Math" w:hAnsi="Cambria Math" w:cs="Cambria Math"/>
+                      <w:rFonts w:ascii="Times New Roman" w:hAnsi="Times New Roman" w:cs="Cambria Math"/>
                       <w:szCs w:val="21"/>
                       <w:sz w:val="21"/>
                     </w:rPr>
@@ -9127,7 +9127,7 @@
                 <m:sup>
                   <m:r>
                     <w:rPr>
-                      <w:rFonts w:ascii="Cambria Math" w:hAnsi="Cambria Math" w:cs="Cambria Math"/>
+                      <w:rFonts w:ascii="Times New Roman" w:hAnsi="Times New Roman" w:cs="Cambria Math"/>
                       <w:szCs w:val="21"/>
                       <w:sz w:val="21"/>
                     </w:rPr>
@@ -9137,7 +9137,7 @@
               </m:sSubSup>
               <m:r>
                 <w:rPr>
-                  <w:rFonts w:ascii="Cambria Math" w:hAnsi="Cambria Math" w:cs="Cambria Math"/>
+                  <w:rFonts w:ascii="Times New Roman" w:hAnsi="Times New Roman" w:cs="Cambria Math"/>
                   <w:szCs w:val="21"/>
                   <w:sz w:val="21"/>
                 </w:rPr>
@@ -9147,7 +9147,7 @@
                 <m:sSubSupPr>
                   <m:ctrlPr>
                     <w:rPr>
-                      <w:rFonts w:ascii="Cambria Math" w:hAnsi="Cambria Math"/>
+                      <w:rFonts w:ascii="Times New Roman" w:hAnsi="Times New Roman"/>
                       <w:szCs w:val="21"/>
                       <w:sz w:val="21"/>
                     </w:rPr>
@@ -9159,7 +9159,7 @@
                       <m:nor/>
                     </m:rPr>
                     <w:rPr>
-                      <w:rFonts w:ascii="Cambria Math" w:hAnsi="Cambria Math" w:cs="Cambria Math"/>
+                      <w:rFonts w:ascii="Times New Roman" w:hAnsi="Times New Roman" w:cs="Cambria Math"/>
                       <w:szCs w:val="21"/>
                       <w:sz w:val="21"/>
                     </w:rPr>
@@ -9169,7 +9169,7 @@
                 <m:sub>
                   <m:r>
                     <w:rPr>
-                      <w:rFonts w:ascii="Cambria Math" w:hAnsi="Cambria Math" w:cs="Cambria Math"/>
+                      <w:rFonts w:ascii="Times New Roman" w:hAnsi="Times New Roman" w:cs="Cambria Math"/>
                       <w:szCs w:val="21"/>
                       <w:sz w:val="21"/>
                     </w:rPr>
@@ -9179,7 +9179,7 @@
                 <m:sup>
                   <m:r>
                     <w:rPr>
-                      <w:rFonts w:ascii="Cambria Math" w:hAnsi="Cambria Math" w:cs="Cambria Math"/>
+                      <w:rFonts w:ascii="Times New Roman" w:hAnsi="Times New Roman" w:cs="Cambria Math"/>
                       <w:szCs w:val="21"/>
                       <w:sz w:val="21"/>
                     </w:rPr>
@@ -9189,7 +9189,7 @@
               </m:sSubSup>
               <m:r>
                 <w:rPr>
-                  <w:rFonts w:ascii="Cambria Math" w:hAnsi="Cambria Math" w:cs="Cambria Math"/>
+                  <w:rFonts w:ascii="Times New Roman" w:hAnsi="Times New Roman" w:cs="Cambria Math"/>
                   <w:szCs w:val="21"/>
                   <w:sz w:val="21"/>
                 </w:rPr>
@@ -9199,7 +9199,7 @@
                 <m:sSubSupPr>
                   <m:ctrlPr>
                     <w:rPr>
-                      <w:rFonts w:ascii="Cambria Math" w:hAnsi="Cambria Math"/>
+                      <w:rFonts w:ascii="Times New Roman" w:hAnsi="Times New Roman"/>
                       <w:szCs w:val="21"/>
                       <w:sz w:val="21"/>
                     </w:rPr>
@@ -9211,7 +9211,7 @@
                       <m:nor/>
                     </m:rPr>
                     <w:rPr>
-                      <w:rFonts w:ascii="Cambria Math" w:hAnsi="Cambria Math" w:cs="Cambria Math"/>
+                      <w:rFonts w:ascii="Times New Roman" w:hAnsi="Times New Roman" w:cs="Cambria Math"/>
                       <w:szCs w:val="21"/>
                       <w:sz w:val="21"/>
                     </w:rPr>
@@ -9221,7 +9221,7 @@
                 <m:sub>
                   <m:r>
                     <w:rPr>
-                      <w:rFonts w:ascii="Cambria Math" w:hAnsi="Cambria Math" w:cs="Cambria Math"/>
+                      <w:rFonts w:ascii="Times New Roman" w:hAnsi="Times New Roman" w:cs="Cambria Math"/>
                       <w:szCs w:val="21"/>
                       <w:sz w:val="21"/>
                     </w:rPr>
@@ -9231,7 +9231,7 @@
                 <m:sup>
                   <m:r>
                     <w:rPr>
-                      <w:rFonts w:ascii="Cambria Math" w:hAnsi="Cambria Math" w:cs="Cambria Math"/>
+                      <w:rFonts w:ascii="Times New Roman" w:hAnsi="Times New Roman" w:cs="Cambria Math"/>
                       <w:szCs w:val="21"/>
                       <w:sz w:val="21"/>
                     </w:rPr>
@@ -9241,7 +9241,7 @@
               </m:sSubSup>
               <m:r>
                 <w:rPr>
-                  <w:rFonts w:ascii="Cambria Math" w:hAnsi="Cambria Math" w:cs="Cambria Math"/>
+                  <w:rFonts w:ascii="Times New Roman" w:hAnsi="Times New Roman" w:cs="Cambria Math"/>
                   <w:szCs w:val="21"/>
                   <w:sz w:val="21"/>
                 </w:rPr>
@@ -9253,7 +9253,7 @@
                 <m:sSupPr>
                   <m:ctrlPr>
                     <w:rPr>
-                      <w:rFonts w:ascii="Cambria Math" w:hAnsi="Cambria Math"/>
+                      <w:rFonts w:ascii="Times New Roman" w:hAnsi="Times New Roman"/>
                       <w:szCs w:val="21"/>
                       <w:sz w:val="21"/>
                     </w:rPr>
@@ -9270,7 +9270,7 @@
                       </w:rPr>
                     </m:rPr>
                     <w:rPr>
-                      <w:rFonts w:ascii="Cambria Math" w:hAnsi="Cambria Math" w:cs="Cambria Math"/>
+                      <w:rFonts w:ascii="Times New Roman" w:hAnsi="Times New Roman" w:cs="Cambria Math"/>
                       <w:szCs w:val="21"/>
                       <w:sz w:val="21"/>
                     </w:rPr>
@@ -9288,7 +9288,7 @@
                       </w:rPr>
                     </m:rPr>
                     <w:rPr>
-                      <w:rFonts w:ascii="Cambria Math" w:hAnsi="Cambria Math" w:cs="Cambria Math"/>
+                      <w:rFonts w:ascii="Times New Roman" w:hAnsi="Times New Roman" w:cs="Cambria Math"/>
                       <w:szCs w:val="21"/>
                       <w:sz w:val="21"/>
                     </w:rPr>
@@ -9383,7 +9383,7 @@
                 <m:sSubSupPr>
                   <m:ctrlPr>
                     <w:rPr>
-                      <w:rFonts w:ascii="Cambria Math" w:hAnsi="Cambria Math"/>
+                      <w:rFonts w:ascii="Times New Roman" w:hAnsi="Times New Roman"/>
                       <w:szCs w:val="21"/>
                       <w:sz w:val="21"/>
                     </w:rPr>
@@ -9395,7 +9395,7 @@
                       <m:nor/>
                     </m:rPr>
                     <w:rPr>
-                      <w:rFonts w:ascii="Cambria Math" w:hAnsi="Cambria Math" w:cs="Cambria Math"/>
+                      <w:rFonts w:ascii="Times New Roman" w:hAnsi="Times New Roman" w:cs="Cambria Math"/>
                       <w:szCs w:val="21"/>
                       <w:sz w:val="21"/>
                     </w:rPr>
@@ -9405,7 +9405,7 @@
                 <m:sub>
                   <m:r>
                     <w:rPr>
-                      <w:rFonts w:ascii="Cambria Math" w:hAnsi="Cambria Math" w:cs="Cambria Math"/>
+                      <w:rFonts w:ascii="Times New Roman" w:hAnsi="Times New Roman" w:cs="Cambria Math"/>
                       <w:szCs w:val="21"/>
                       <w:sz w:val="21"/>
                     </w:rPr>
@@ -9415,7 +9415,7 @@
                 <m:sup>
                   <m:r>
                     <w:rPr>
-                      <w:rFonts w:ascii="Cambria Math" w:hAnsi="Cambria Math" w:cs="Cambria Math"/>
+                      <w:rFonts w:ascii="Times New Roman" w:hAnsi="Times New Roman" w:cs="Cambria Math"/>
                       <w:szCs w:val="21"/>
                       <w:sz w:val="21"/>
                     </w:rPr>
@@ -9425,7 +9425,7 @@
               </m:sSubSup>
               <m:r>
                 <w:rPr>
-                  <w:rFonts w:ascii="Cambria Math" w:hAnsi="Cambria Math" w:cs="Cambria Math"/>
+                  <w:rFonts w:ascii="Times New Roman" w:hAnsi="Times New Roman" w:cs="Cambria Math"/>
                   <w:szCs w:val="21"/>
                   <w:sz w:val="21"/>
                 </w:rPr>
@@ -9435,7 +9435,7 @@
                 <m:sSubSupPr>
                   <m:ctrlPr>
                     <w:rPr>
-                      <w:rFonts w:ascii="Cambria Math" w:hAnsi="Cambria Math"/>
+                      <w:rFonts w:ascii="Times New Roman" w:hAnsi="Times New Roman"/>
                       <w:szCs w:val="21"/>
                       <w:sz w:val="21"/>
                     </w:rPr>
@@ -9447,7 +9447,7 @@
                       <m:nor/>
                     </m:rPr>
                     <w:rPr>
-                      <w:rFonts w:ascii="Cambria Math" w:hAnsi="Cambria Math" w:cs="Cambria Math"/>
+                      <w:rFonts w:ascii="Times New Roman" w:hAnsi="Times New Roman" w:cs="Cambria Math"/>
                       <w:szCs w:val="21"/>
                       <w:sz w:val="21"/>
                     </w:rPr>
@@ -9457,7 +9457,7 @@
                 <m:sub>
                   <m:r>
                     <w:rPr>
-                      <w:rFonts w:ascii="Cambria Math" w:hAnsi="Cambria Math" w:cs="Cambria Math"/>
+                      <w:rFonts w:ascii="Times New Roman" w:hAnsi="Times New Roman" w:cs="Cambria Math"/>
                       <w:szCs w:val="21"/>
                       <w:sz w:val="21"/>
                     </w:rPr>
@@ -9467,7 +9467,7 @@
                 <m:sup>
                   <m:r>
                     <w:rPr>
-                      <w:rFonts w:ascii="Cambria Math" w:hAnsi="Cambria Math" w:cs="Cambria Math"/>
+                      <w:rFonts w:ascii="Times New Roman" w:hAnsi="Times New Roman" w:cs="Cambria Math"/>
                       <w:szCs w:val="21"/>
                       <w:sz w:val="21"/>
                     </w:rPr>
@@ -9477,7 +9477,7 @@
               </m:sSubSup>
               <m:r>
                 <w:rPr>
-                  <w:rFonts w:ascii="Cambria Math" w:hAnsi="Cambria Math" w:cs="Cambria Math"/>
+                  <w:rFonts w:ascii="Times New Roman" w:hAnsi="Times New Roman" w:cs="Cambria Math"/>
                   <w:szCs w:val="21"/>
                   <w:sz w:val="21"/>
                 </w:rPr>
@@ -9487,7 +9487,7 @@
                 <m:sSubSupPr>
                   <m:ctrlPr>
                     <w:rPr>
-                      <w:rFonts w:ascii="Cambria Math" w:hAnsi="Cambria Math"/>
+                      <w:rFonts w:ascii="Times New Roman" w:hAnsi="Times New Roman"/>
                       <w:szCs w:val="21"/>
                       <w:sz w:val="21"/>
                     </w:rPr>
@@ -9499,7 +9499,7 @@
                       <m:nor/>
                     </m:rPr>
                     <w:rPr>
-                      <w:rFonts w:ascii="Cambria Math" w:hAnsi="Cambria Math" w:cs="Cambria Math"/>
+                      <w:rFonts w:ascii="Times New Roman" w:hAnsi="Times New Roman" w:cs="Cambria Math"/>
                       <w:szCs w:val="21"/>
                       <w:sz w:val="21"/>
                     </w:rPr>
@@ -9509,7 +9509,7 @@
                 <m:sub>
                   <m:r>
                     <w:rPr>
-                      <w:rFonts w:ascii="Cambria Math" w:hAnsi="Cambria Math" w:cs="Cambria Math"/>
+                      <w:rFonts w:ascii="Times New Roman" w:hAnsi="Times New Roman" w:cs="Cambria Math"/>
                       <w:szCs w:val="21"/>
                       <w:sz w:val="21"/>
                     </w:rPr>
@@ -9519,7 +9519,7 @@
                 <m:sup>
                   <m:r>
                     <w:rPr>
-                      <w:rFonts w:ascii="Cambria Math" w:hAnsi="Cambria Math" w:cs="Cambria Math"/>
+                      <w:rFonts w:ascii="Times New Roman" w:hAnsi="Times New Roman" w:cs="Cambria Math"/>
                       <w:szCs w:val="21"/>
                       <w:sz w:val="21"/>
                     </w:rPr>
@@ -9529,7 +9529,7 @@
               </m:sSubSup>
               <m:r>
                 <w:rPr>
-                  <w:rFonts w:ascii="Cambria Math" w:hAnsi="Cambria Math" w:cs="Cambria Math"/>
+                  <w:rFonts w:ascii="Times New Roman" w:hAnsi="Times New Roman" w:cs="Cambria Math"/>
                   <w:szCs w:val="21"/>
                   <w:sz w:val="21"/>
                 </w:rPr>
@@ -9539,7 +9539,7 @@
                 <m:sSubSupPr>
                   <m:ctrlPr>
                     <w:rPr>
-                      <w:rFonts w:ascii="Cambria Math" w:hAnsi="Cambria Math"/>
+                      <w:rFonts w:ascii="Times New Roman" w:hAnsi="Times New Roman"/>
                       <w:szCs w:val="21"/>
                       <w:sz w:val="21"/>
                     </w:rPr>
@@ -9551,7 +9551,7 @@
                       <m:nor/>
                     </m:rPr>
                     <w:rPr>
-                      <w:rFonts w:ascii="Cambria Math" w:hAnsi="Cambria Math" w:cs="Cambria Math"/>
+                      <w:rFonts w:ascii="Times New Roman" w:hAnsi="Times New Roman" w:cs="Cambria Math"/>
                       <w:szCs w:val="21"/>
                       <w:sz w:val="21"/>
                     </w:rPr>
@@ -9561,7 +9561,7 @@
                 <m:sub>
                   <m:r>
                     <w:rPr>
-                      <w:rFonts w:ascii="Cambria Math" w:hAnsi="Cambria Math" w:cs="Cambria Math"/>
+                      <w:rFonts w:ascii="Times New Roman" w:hAnsi="Times New Roman" w:cs="Cambria Math"/>
                       <w:szCs w:val="21"/>
                       <w:sz w:val="21"/>
                     </w:rPr>
@@ -9571,7 +9571,7 @@
                 <m:sup>
                   <m:r>
                     <w:rPr>
-                      <w:rFonts w:ascii="Cambria Math" w:hAnsi="Cambria Math" w:cs="Cambria Math"/>
+                      <w:rFonts w:ascii="Times New Roman" w:hAnsi="Times New Roman" w:cs="Cambria Math"/>
                       <w:szCs w:val="21"/>
                       <w:sz w:val="21"/>
                     </w:rPr>
@@ -9581,7 +9581,7 @@
               </m:sSubSup>
               <m:r>
                 <w:rPr>
-                  <w:rFonts w:ascii="Cambria Math" w:hAnsi="Cambria Math" w:cs="Cambria Math"/>
+                  <w:rFonts w:ascii="Times New Roman" w:hAnsi="Times New Roman" w:cs="Cambria Math"/>
                   <w:szCs w:val="21"/>
                   <w:sz w:val="21"/>
                 </w:rPr>
@@ -9591,7 +9591,7 @@
                 <m:sSubSupPr>
                   <m:ctrlPr>
                     <w:rPr>
-                      <w:rFonts w:ascii="Cambria Math" w:hAnsi="Cambria Math"/>
+                      <w:rFonts w:ascii="Times New Roman" w:hAnsi="Times New Roman"/>
                       <w:szCs w:val="21"/>
                       <w:sz w:val="21"/>
                     </w:rPr>
@@ -9603,7 +9603,7 @@
                       <m:nor/>
                     </m:rPr>
                     <w:rPr>
-                      <w:rFonts w:ascii="Cambria Math" w:hAnsi="Cambria Math" w:cs="Cambria Math"/>
+                      <w:rFonts w:ascii="Times New Roman" w:hAnsi="Times New Roman" w:cs="Cambria Math"/>
                       <w:szCs w:val="21"/>
                       <w:sz w:val="21"/>
                     </w:rPr>
@@ -9613,7 +9613,7 @@
                 <m:sub>
                   <m:r>
                     <w:rPr>
-                      <w:rFonts w:ascii="Cambria Math" w:hAnsi="Cambria Math" w:cs="Cambria Math"/>
+                      <w:rFonts w:ascii="Times New Roman" w:hAnsi="Times New Roman" w:cs="Cambria Math"/>
                       <w:szCs w:val="21"/>
                       <w:sz w:val="21"/>
                     </w:rPr>
@@ -9623,7 +9623,7 @@
                 <m:sup>
                   <m:r>
                     <w:rPr>
-                      <w:rFonts w:ascii="Cambria Math" w:hAnsi="Cambria Math" w:cs="Cambria Math"/>
+                      <w:rFonts w:ascii="Times New Roman" w:hAnsi="Times New Roman" w:cs="Cambria Math"/>
                       <w:szCs w:val="21"/>
                       <w:sz w:val="21"/>
                     </w:rPr>
@@ -9633,7 +9633,7 @@
               </m:sSubSup>
               <m:r>
                 <w:rPr>
-                  <w:rFonts w:ascii="Cambria Math" w:hAnsi="Cambria Math" w:cs="Cambria Math"/>
+                  <w:rFonts w:ascii="Times New Roman" w:hAnsi="Times New Roman" w:cs="Cambria Math"/>
                   <w:szCs w:val="21"/>
                   <w:sz w:val="21"/>
                 </w:rPr>
@@ -9643,7 +9643,7 @@
                 <m:sSubSupPr>
                   <m:ctrlPr>
                     <w:rPr>
-                      <w:rFonts w:ascii="Cambria Math" w:hAnsi="Cambria Math"/>
+                      <w:rFonts w:ascii="Times New Roman" w:hAnsi="Times New Roman"/>
                       <w:szCs w:val="21"/>
                       <w:sz w:val="21"/>
                     </w:rPr>
@@ -9655,7 +9655,7 @@
                       <m:nor/>
                     </m:rPr>
                     <w:rPr>
-                      <w:rFonts w:ascii="Cambria Math" w:hAnsi="Cambria Math" w:cs="Cambria Math"/>
+                      <w:rFonts w:ascii="Times New Roman" w:hAnsi="Times New Roman" w:cs="Cambria Math"/>
                       <w:szCs w:val="21"/>
                       <w:sz w:val="21"/>
                     </w:rPr>
@@ -9665,7 +9665,7 @@
                 <m:sub>
                   <m:r>
                     <w:rPr>
-                      <w:rFonts w:ascii="Cambria Math" w:hAnsi="Cambria Math" w:cs="Cambria Math"/>
+                      <w:rFonts w:ascii="Times New Roman" w:hAnsi="Times New Roman" w:cs="Cambria Math"/>
                       <w:szCs w:val="21"/>
                       <w:sz w:val="21"/>
                     </w:rPr>
@@ -9675,7 +9675,7 @@
                 <m:sup>
                   <m:r>
                     <w:rPr>
-                      <w:rFonts w:ascii="Cambria Math" w:hAnsi="Cambria Math" w:cs="Cambria Math"/>
+                      <w:rFonts w:ascii="Times New Roman" w:hAnsi="Times New Roman" w:cs="Cambria Math"/>
                       <w:szCs w:val="21"/>
                       <w:sz w:val="21"/>
                     </w:rPr>
@@ -9685,7 +9685,7 @@
               </m:sSubSup>
               <m:r>
                 <w:rPr>
-                  <w:rFonts w:ascii="Cambria Math" w:hAnsi="Cambria Math" w:cs="Cambria Math"/>
+                  <w:rFonts w:ascii="Times New Roman" w:hAnsi="Times New Roman" w:cs="Cambria Math"/>
                   <w:szCs w:val="21"/>
                   <w:sz w:val="21"/>
                 </w:rPr>
@@ -9697,7 +9697,7 @@
                 <m:sSupPr>
                   <m:ctrlPr>
                     <w:rPr>
-                      <w:rFonts w:ascii="Cambria Math" w:hAnsi="Cambria Math"/>
+                      <w:rFonts w:ascii="Times New Roman" w:hAnsi="Times New Roman"/>
                       <w:szCs w:val="21"/>
                       <w:sz w:val="21"/>
                     </w:rPr>
@@ -9714,7 +9714,7 @@
                       </w:rPr>
                     </m:rPr>
                     <w:rPr>
-                      <w:rFonts w:ascii="Cambria Math" w:hAnsi="Cambria Math" w:cs="Cambria Math"/>
+                      <w:rFonts w:ascii="Times New Roman" w:hAnsi="Times New Roman" w:cs="Cambria Math"/>
                       <w:szCs w:val="21"/>
                       <w:sz w:val="21"/>
                     </w:rPr>
@@ -9732,7 +9732,7 @@
                       </w:rPr>
                     </m:rPr>
                     <w:rPr>
-                      <w:rFonts w:ascii="Cambria Math" w:hAnsi="Cambria Math" w:cs="Cambria Math"/>
+                      <w:rFonts w:ascii="Times New Roman" w:hAnsi="Times New Roman" w:cs="Cambria Math"/>
                       <w:szCs w:val="21"/>
                       <w:sz w:val="21"/>
                     </w:rPr>
@@ -9746,11 +9746,10 @@
       </w:tr>
     </w:tbl>
     <w:sectPr>
-      <w:footerReference w:type="even" r:id="rId8"/>
-      <w:footerReference w:type="default" r:id="rId9"/>
-      <w:footerReference w:type="first" r:id="rId12"/>
-      <w:pgSz w:w="11906" w:h="16838" w:code="9"/>
-      <w:pgMar w:top="720" w:right="720" w:bottom="720" w:left="720" w:header="851" w:footer="425" w:gutter="0"/>
+      <w:footerReference w:type="default" r:id="rId8"/>
+      <w:pgSz w:w="11906" w:h="16838"/>
+      <w:pgMar w:top="720" w:right="720" w:bottom="720" w:left="720" w:header="720" w:footer="720" w:gutter="0"/>
+      <w:pgNumType w:start="1"/>
       <w:cols w:sep="1" w:space="425"/>
       <w:docGrid w:type="lines" w:linePitch="312"/>
     </w:sectPr>
@@ -9792,61 +9791,54 @@
 </file>
 
 <file path=word/footer1.xml><?xml version="1.0" encoding="utf-8"?>
-<w:ftr xmlns:wpc="http://schemas.microsoft.com/office/word/2010/wordprocessingCanvas" xmlns:cx="http://schemas.microsoft.com/office/drawing/2014/chartex" xmlns:cx1="http://schemas.microsoft.com/office/drawing/2015/9/8/chartex" xmlns:cx2="http://schemas.microsoft.com/office/drawing/2015/10/21/chartex" xmlns:cx3="http://schemas.microsoft.com/office/drawing/2016/5/9/chartex" xmlns:cx4="http://schemas.microsoft.com/office/drawing/2016/5/10/chartex" xmlns:cx5="http://schemas.microsoft.com/office/drawing/2016/5/11/chartex" xmlns:cx6="http://schemas.microsoft.com/office/drawing/2016/5/12/chartex" xmlns:cx7="http://schemas.microsoft.com/office/drawing/2016/5/13/chartex" xmlns:cx8="http://schemas.microsoft.com/office/drawing/2016/5/14/chartex" xmlns:mc="http://schemas.openxmlformats.org/markup-compatibility/2006" xmlns:aink="http://schemas.microsoft.com/office/drawing/2016/ink" xmlns:am3d="http://schemas.microsoft.com/office/drawing/2017/model3d" xmlns:o="urn:schemas-microsoft-com:office:office" xmlns:oel="http://schemas.microsoft.com/office/2019/extlst" xmlns:r="http://schemas.openxmlformats.org/officeDocument/2006/relationships" xmlns:m="http://schemas.openxmlformats.org/officeDocument/2006/math" xmlns:v="urn:schemas-microsoft-com:vml" xmlns:wp14="http://schemas.microsoft.com/office/word/2010/wordprocessingDrawing" xmlns:wp="http://schemas.openxmlformats.org/drawingml/2006/wordprocessingDrawing" xmlns:w10="urn:schemas-microsoft-com:office:word" xmlns:w="http://schemas.openxmlformats.org/wordprocessingml/2006/main" xmlns:w14="http://schemas.microsoft.com/office/word/2010/wordml" xmlns:w15="http://schemas.microsoft.com/office/word/2012/wordml" xmlns:w16cex="http://schemas.microsoft.com/office/word/2018/wordml/cex" xmlns:w16cid="http://schemas.microsoft.com/office/word/2016/wordml/cid" xmlns:w16="http://schemas.microsoft.com/office/word/2018/wordml" xmlns:w16sdtdh="http://schemas.microsoft.com/office/word/2020/wordml/sdtdatahash" xmlns:w16se="http://schemas.microsoft.com/office/word/2015/wordml/symex" xmlns:wpg="http://schemas.microsoft.com/office/word/2010/wordprocessingGroup" xmlns:wpi="http://schemas.microsoft.com/office/word/2010/wordprocessingInk" xmlns:wne="http://schemas.microsoft.com/office/word/2006/wordml" xmlns:wps="http://schemas.microsoft.com/office/word/2010/wordprocessingShape" mc:Ignorable="w14 w15 w16se w16cid w16 w16cex w16sdtdh wp14">
+<w:ftr xmlns:w="http://schemas.openxmlformats.org/wordprocessingml/2006/main" xmlns:r="http://schemas.openxmlformats.org/officeDocument/2006/relationships">
   <w:p>
     <w:pPr>
       <w:jc w:val="center"/>
     </w:pPr>
     <w:r>
       <w:rPr>
-        <w:rFonts w:ascii="Times New Roman" w:hAnsi="Times New Roman" w:eastAsia="宋体" w:cs="Times New Roman"/>
+        <w:rFonts w:ascii="Times New Roman" w:hAnsi="Times New Roman" w:eastAsia="宋体"/>
         <w:sz w:val="21"/>
         <w:szCs w:val="21"/>
       </w:rPr>
-      <w:fldChar w:fldCharType="begin"/>
-      <w:instrText xml:space="preserve"> PAGE </w:instrText>
-      <w:fldChar w:fldCharType="end"/>
+      <w:t xml:space="preserve">第</w:t>
     </w:r>
-  </w:p>
-</w:ftr>
-</file>
-
-<file path=word/footer2.xml><?xml version="1.0" encoding="utf-8"?>
-<w:ftr xmlns:wpc="http://schemas.microsoft.com/office/word/2010/wordprocessingCanvas" xmlns:cx="http://schemas.microsoft.com/office/drawing/2014/chartex" xmlns:cx1="http://schemas.microsoft.com/office/drawing/2015/9/8/chartex" xmlns:cx2="http://schemas.microsoft.com/office/drawing/2015/10/21/chartex" xmlns:cx3="http://schemas.microsoft.com/office/drawing/2016/5/9/chartex" xmlns:cx4="http://schemas.microsoft.com/office/drawing/2016/5/10/chartex" xmlns:cx5="http://schemas.microsoft.com/office/drawing/2016/5/11/chartex" xmlns:cx6="http://schemas.microsoft.com/office/drawing/2016/5/12/chartex" xmlns:cx7="http://schemas.microsoft.com/office/drawing/2016/5/13/chartex" xmlns:cx8="http://schemas.microsoft.com/office/drawing/2016/5/14/chartex" xmlns:mc="http://schemas.openxmlformats.org/markup-compatibility/2006" xmlns:aink="http://schemas.microsoft.com/office/drawing/2016/ink" xmlns:am3d="http://schemas.microsoft.com/office/drawing/2017/model3d" xmlns:o="urn:schemas-microsoft-com:office:office" xmlns:oel="http://schemas.microsoft.com/office/2019/extlst" xmlns:r="http://schemas.openxmlformats.org/officeDocument/2006/relationships" xmlns:m="http://schemas.openxmlformats.org/officeDocument/2006/math" xmlns:v="urn:schemas-microsoft-com:vml" xmlns:wp14="http://schemas.microsoft.com/office/word/2010/wordprocessingDrawing" xmlns:wp="http://schemas.openxmlformats.org/drawingml/2006/wordprocessingDrawing" xmlns:w10="urn:schemas-microsoft-com:office:word" xmlns:w="http://schemas.openxmlformats.org/wordprocessingml/2006/main" xmlns:w14="http://schemas.microsoft.com/office/word/2010/wordml" xmlns:w15="http://schemas.microsoft.com/office/word/2012/wordml" xmlns:w16cex="http://schemas.microsoft.com/office/word/2018/wordml/cex" xmlns:w16cid="http://schemas.microsoft.com/office/word/2016/wordml/cid" xmlns:w16="http://schemas.microsoft.com/office/word/2018/wordml" xmlns:w16sdtdh="http://schemas.microsoft.com/office/word/2020/wordml/sdtdatahash" xmlns:w16se="http://schemas.microsoft.com/office/word/2015/wordml/symex" xmlns:wpg="http://schemas.microsoft.com/office/word/2010/wordprocessingGroup" xmlns:wpi="http://schemas.microsoft.com/office/word/2010/wordprocessingInk" xmlns:wne="http://schemas.microsoft.com/office/word/2006/wordml" xmlns:wps="http://schemas.microsoft.com/office/word/2010/wordprocessingShape" mc:Ignorable="w14 w15 w16se w16cid w16 w16cex w16sdtdh wp14">
-  <w:p>
-    <w:pPr>
-      <w:jc w:val="center"/>
-    </w:pPr>
+    <w:fldSimple w:instr=" PAGE ">
+      <w:r>
+        <w:rPr>
+          <w:rFonts w:ascii="Times New Roman" w:hAnsi="Times New Roman" w:eastAsia="宋体"/>
+          <w:sz w:val="21"/>
+          <w:szCs w:val="21"/>
+        </w:rPr>
+        <w:t xml:space="preserve">1</w:t>
+      </w:r>
+    </w:fldSimple>
     <w:r>
       <w:rPr>
-        <w:rFonts w:ascii="Times New Roman" w:hAnsi="Times New Roman" w:eastAsia="宋体" w:cs="Times New Roman"/>
+        <w:rFonts w:ascii="Times New Roman" w:hAnsi="Times New Roman" w:eastAsia="宋体"/>
         <w:sz w:val="21"/>
         <w:szCs w:val="21"/>
       </w:rPr>
-      <w:fldChar w:fldCharType="begin"/>
-      <w:instrText xml:space="preserve"> PAGE </w:instrText>
-      <w:fldChar w:fldCharType="end"/>
+      <w:t xml:space="preserve">页（共</w:t>
     </w:r>
-  </w:p>
-</w:ftr>
-</file>
-
-<file path=word/footer3.xml><?xml version="1.0" encoding="utf-8"?>
-<w:ftr xmlns:m="http://schemas.openxmlformats.org/officeDocument/2006/math" xmlns:mc="http://schemas.openxmlformats.org/markup-compatibility/2006" xmlns:mo="http://schemas.microsoft.com/office/mac/office/2008/main" xmlns:mv="urn:schemas-microsoft-com:mac:vml" xmlns:o="urn:schemas-microsoft-com:office:office" xmlns:r="http://schemas.openxmlformats.org/officeDocument/2006/relationships" xmlns:v="urn:schemas-microsoft-com:vml" xmlns:w10="urn:schemas-microsoft-com:office:word" xmlns:w14="http://schemas.microsoft.com/office/word/2010/wordml" xmlns:w="http://schemas.openxmlformats.org/wordprocessingml/2006/main" xmlns:wne="http://schemas.microsoft.com/office/word/2006/wordml" xmlns:wp14="http://schemas.microsoft.com/office/word/2010/wordprocessingDrawing" xmlns:wp="http://schemas.openxmlformats.org/drawingml/2006/wordprocessingDrawing" xmlns:wpc="http://schemas.microsoft.com/office/word/2010/wordprocessingCanvas" xmlns:wpg="http://schemas.microsoft.com/office/word/2010/wordprocessingGroup" xmlns:wpi="http://schemas.microsoft.com/office/word/2010/wordprocessingInk" xmlns:wps="http://schemas.microsoft.com/office/word/2010/wordprocessingShape" mc:Ignorable="w14 wp14">
-  <w:p>
-    <w:pPr>
-      <w:pStyle w:val="Footer"/>
-      <w:jc w:val="center"/>
-    </w:pPr>
+    <w:fldSimple w:instr=" NUMPAGES ">
+      <w:r>
+        <w:rPr>
+          <w:rFonts w:ascii="Times New Roman" w:hAnsi="Times New Roman" w:eastAsia="宋体"/>
+          <w:sz w:val="21"/>
+          <w:szCs w:val="21"/>
+        </w:rPr>
+        <w:t xml:space="preserve">1</w:t>
+      </w:r>
+    </w:fldSimple>
     <w:r>
       <w:rPr>
-        <w:rFonts w:ascii="Times New Roman" w:hAnsi="Times New Roman" w:eastAsia="宋体" w:cs="Times New Roman"/>
+        <w:rFonts w:ascii="Times New Roman" w:hAnsi="Times New Roman" w:eastAsia="宋体"/>
         <w:sz w:val="21"/>
         <w:szCs w:val="21"/>
       </w:rPr>
-      <w:fldChar w:fldCharType="begin"/>
-      <w:instrText xml:space="preserve"> PAGE </w:instrText>
-      <w:fldChar w:fldCharType="end"/>
+      <w:t xml:space="preserve">页）</w:t>
     </w:r>
   </w:p>
 </w:ftr>

--- a/高中数学/高中数学同步/人教B版选必2 第3章 排列、组合与二项式定理·知识清单（完成）.docx
+++ b/高中数学/高中数学同步/人教B版选必2 第3章 排列、组合与二项式定理·知识清单（完成）.docx
@@ -401,9 +401,7 @@
             </m:oMath>
             <w:r>
               <w:rPr>
-                <w:b/>
-                <w:bCs/>
-                <w:u w:val="thick"/>
+                <w:bdr w:val="single" w:sz="8" w:space="0" w:color="auto"/>
               </w:rPr>
               <w:t>m+n</w:t>
             </w:r>
@@ -547,16 +545,19 @@
       <m:oMath>
         <m:sSub>
           <m:sSubPr>
-            <m:ctrlPr/>
+            <m:ctrlPr>
+              <w:rPr>
+                <w:bdr w:val="single" w:sz="8" w:space="0" w:color="auto"/>
+              </w:rPr>
+            </m:ctrlPr>
           </m:sSubPr>
           <m:e>
             <m:r>
               <m:rPr>
-                <m:sty m:val="bi"/>
+                <m:sty m:val="i"/>
               </m:rPr>
               <w:rPr>
                 <w:rFonts w:cs="Cambria Math"/>
-                <w:u w:val="thick"/>
               </w:rPr>
               <m:t>m</m:t>
             </m:r>
@@ -564,11 +565,10 @@
           <m:sub>
             <m:r>
               <m:rPr>
-                <m:sty m:val="bi"/>
+                <m:sty m:val="i"/>
               </m:rPr>
               <w:rPr>
                 <w:rFonts w:cs="Cambria Math"/>
-                <w:u w:val="thick"/>
               </w:rPr>
               <m:t>1</m:t>
             </m:r>
@@ -576,26 +576,29 @@
         </m:sSub>
         <m:r>
           <m:rPr>
-            <m:sty m:val="bi"/>
+            <m:sty m:val="i"/>
           </m:rPr>
           <w:rPr>
             <w:rFonts w:cs="Cambria Math"/>
-            <w:u w:val="thick"/>
+            <w:bdr w:val="single" w:sz="8" w:space="0" w:color="auto"/>
           </w:rPr>
           <m:t>+</m:t>
         </m:r>
         <m:sSub>
           <m:sSubPr>
-            <m:ctrlPr/>
+            <m:ctrlPr>
+              <w:rPr>
+                <w:bdr w:val="single" w:sz="8" w:space="0" w:color="auto"/>
+              </w:rPr>
+            </m:ctrlPr>
           </m:sSubPr>
           <m:e>
             <m:r>
               <m:rPr>
-                <m:sty m:val="bi"/>
+                <m:sty m:val="i"/>
               </m:rPr>
               <w:rPr>
                 <w:rFonts w:cs="Cambria Math"/>
-                <w:u w:val="thick"/>
               </w:rPr>
               <m:t>m</m:t>
             </m:r>
@@ -603,11 +606,10 @@
           <m:sub>
             <m:r>
               <m:rPr>
-                <m:sty m:val="bi"/>
+                <m:sty m:val="i"/>
               </m:rPr>
               <w:rPr>
                 <w:rFonts w:cs="Cambria Math"/>
-                <w:u w:val="thick"/>
               </w:rPr>
               <m:t>2</m:t>
             </m:r>
@@ -615,26 +617,29 @@
         </m:sSub>
         <m:r>
           <m:rPr>
-            <m:sty m:val="bi"/>
+            <m:sty m:val="i"/>
           </m:rPr>
           <w:rPr>
             <w:rFonts w:cs="Cambria Math"/>
-            <w:u w:val="thick"/>
+            <w:bdr w:val="single" w:sz="8" w:space="0" w:color="auto"/>
           </w:rPr>
           <m:t>+⋯+</m:t>
         </m:r>
         <m:sSub>
           <m:sSubPr>
-            <m:ctrlPr/>
+            <m:ctrlPr>
+              <w:rPr>
+                <w:bdr w:val="single" w:sz="8" w:space="0" w:color="auto"/>
+              </w:rPr>
+            </m:ctrlPr>
           </m:sSubPr>
           <m:e>
             <m:r>
               <m:rPr>
-                <m:sty m:val="bi"/>
+                <m:sty m:val="i"/>
               </m:rPr>
               <w:rPr>
                 <w:rFonts w:cs="Cambria Math"/>
-                <w:u w:val="thick"/>
               </w:rPr>
               <m:t>m</m:t>
             </m:r>
@@ -642,11 +647,10 @@
           <m:sub>
             <m:r>
               <m:rPr>
-                <m:sty m:val="bi"/>
+                <m:sty m:val="i"/>
               </m:rPr>
               <w:rPr>
                 <w:rFonts w:cs="Cambria Math"/>
-                <w:u w:val="thick"/>
               </w:rPr>
               <m:t>n</m:t>
             </m:r>
@@ -888,9 +892,7 @@
             </m:oMath>
             <w:r>
               <w:rPr>
-                <w:b/>
-                <w:bCs/>
-                <w:u w:val="thick"/>
+                <w:bdr w:val="single" w:sz="8" w:space="0" w:color="auto"/>
               </w:rPr>
               <w:t>mn</w:t>
             </w:r>
@@ -1034,16 +1036,19 @@
       <m:oMath>
         <m:sSub>
           <m:sSubPr>
-            <m:ctrlPr/>
+            <m:ctrlPr>
+              <w:rPr>
+                <w:bdr w:val="single" w:sz="8" w:space="0" w:color="auto"/>
+              </w:rPr>
+            </m:ctrlPr>
           </m:sSubPr>
           <m:e>
             <m:r>
               <m:rPr>
-                <m:sty m:val="bi"/>
+                <m:sty m:val="i"/>
               </m:rPr>
               <w:rPr>
                 <w:rFonts w:cs="Cambria Math"/>
-                <w:u w:val="thick"/>
               </w:rPr>
               <m:t>m</m:t>
             </m:r>
@@ -1051,11 +1056,10 @@
           <m:sub>
             <m:r>
               <m:rPr>
-                <m:sty m:val="bi"/>
+                <m:sty m:val="i"/>
               </m:rPr>
               <w:rPr>
                 <w:rFonts w:cs="Cambria Math"/>
-                <w:u w:val="thick"/>
               </w:rPr>
               <m:t>1</m:t>
             </m:r>
@@ -1063,26 +1067,29 @@
         </m:sSub>
         <m:r>
           <m:rPr>
-            <m:sty m:val="bi"/>
+            <m:sty m:val="i"/>
           </m:rPr>
           <w:rPr>
             <w:rFonts w:cs="Cambria Math"/>
-            <w:u w:val="thick"/>
+            <w:bdr w:val="single" w:sz="8" w:space="0" w:color="auto"/>
           </w:rPr>
           <m:t>×</m:t>
         </m:r>
         <m:sSub>
           <m:sSubPr>
-            <m:ctrlPr/>
+            <m:ctrlPr>
+              <w:rPr>
+                <w:bdr w:val="single" w:sz="8" w:space="0" w:color="auto"/>
+              </w:rPr>
+            </m:ctrlPr>
           </m:sSubPr>
           <m:e>
             <m:r>
               <m:rPr>
-                <m:sty m:val="bi"/>
+                <m:sty m:val="i"/>
               </m:rPr>
               <w:rPr>
                 <w:rFonts w:cs="Cambria Math"/>
-                <w:u w:val="thick"/>
               </w:rPr>
               <m:t>m</m:t>
             </m:r>
@@ -1090,11 +1097,10 @@
           <m:sub>
             <m:r>
               <m:rPr>
-                <m:sty m:val="bi"/>
+                <m:sty m:val="i"/>
               </m:rPr>
               <w:rPr>
                 <w:rFonts w:cs="Cambria Math"/>
-                <w:u w:val="thick"/>
               </w:rPr>
               <m:t>2</m:t>
             </m:r>
@@ -1102,26 +1108,29 @@
         </m:sSub>
         <m:r>
           <m:rPr>
-            <m:sty m:val="bi"/>
+            <m:sty m:val="i"/>
           </m:rPr>
           <w:rPr>
             <w:rFonts w:cs="Cambria Math"/>
-            <w:u w:val="thick"/>
+            <w:bdr w:val="single" w:sz="8" w:space="0" w:color="auto"/>
           </w:rPr>
           <m:t>×⋯×</m:t>
         </m:r>
         <m:sSub>
           <m:sSubPr>
-            <m:ctrlPr/>
+            <m:ctrlPr>
+              <w:rPr>
+                <w:bdr w:val="single" w:sz="8" w:space="0" w:color="auto"/>
+              </w:rPr>
+            </m:ctrlPr>
           </m:sSubPr>
           <m:e>
             <m:r>
               <m:rPr>
-                <m:sty m:val="bi"/>
+                <m:sty m:val="i"/>
               </m:rPr>
               <w:rPr>
                 <w:rFonts w:cs="Cambria Math"/>
-                <w:u w:val="thick"/>
               </w:rPr>
               <m:t>m</m:t>
             </m:r>
@@ -1129,11 +1138,10 @@
           <m:sub>
             <m:r>
               <m:rPr>
-                <m:sty m:val="bi"/>
+                <m:sty m:val="i"/>
               </m:rPr>
               <w:rPr>
                 <w:rFonts w:cs="Cambria Math"/>
-                <w:u w:val="thick"/>
               </w:rPr>
               <m:t>n</m:t>
             </m:r>
@@ -1209,9 +1217,7 @@
       </w:r>
       <w:r>
         <w:rPr>
-          <w:b/>
-          <w:bCs/>
-          <w:u w:val="thick"/>
+          <w:bdr w:val="single" w:sz="8" w:space="0" w:color="auto"/>
         </w:rPr>
         <w:t>一定的顺序</w:t>
       </w:r>
@@ -1265,9 +1271,7 @@
       </w:r>
       <w:r>
         <w:rPr>
-          <w:b/>
-          <w:bCs/>
-          <w:u w:val="thick"/>
+          <w:bdr w:val="single" w:sz="8" w:space="0" w:color="auto"/>
         </w:rPr>
         <w:t>元素</w:t>
       </w:r>
@@ -1276,9 +1280,7 @@
       </w:r>
       <w:r>
         <w:rPr>
-          <w:b/>
-          <w:bCs/>
-          <w:u w:val="thick"/>
+          <w:bdr w:val="single" w:sz="8" w:space="0" w:color="auto"/>
         </w:rPr>
         <w:t>排列顺序</w:t>
       </w:r>
@@ -1343,9 +1345,7 @@
       </w:r>
       <w:r>
         <w:rPr>
-          <w:b/>
-          <w:bCs/>
-          <w:u w:val="thick"/>
+          <w:bdr w:val="single" w:sz="8" w:space="0" w:color="auto"/>
         </w:rPr>
         <w:t>所有不同排列</w:t>
       </w:r>
@@ -1383,16 +1383,19 @@
       <m:oMath>
         <m:sSubSup>
           <m:sSubSupPr>
-            <m:ctrlPr/>
+            <m:ctrlPr>
+              <w:rPr>
+                <w:bdr w:val="single" w:sz="8" w:space="0" w:color="auto"/>
+              </w:rPr>
+            </m:ctrlPr>
           </m:sSubSupPr>
           <m:e>
             <m:r>
               <m:rPr>
-                <m:sty m:val="bi"/>
+                <m:sty m:val="i"/>
               </m:rPr>
               <w:rPr>
                 <w:rFonts w:cs="Cambria Math"/>
-                <w:u w:val="thick"/>
               </w:rPr>
               <m:t>A</m:t>
             </m:r>
@@ -1400,11 +1403,10 @@
           <m:sub>
             <m:r>
               <m:rPr>
-                <m:sty m:val="bi"/>
+                <m:sty m:val="i"/>
               </m:rPr>
               <w:rPr>
                 <w:rFonts w:cs="Cambria Math"/>
-                <w:u w:val="thick"/>
               </w:rPr>
               <m:t>n</m:t>
             </m:r>
@@ -1412,11 +1414,10 @@
           <m:sup>
             <m:r>
               <m:rPr>
-                <m:sty m:val="bi"/>
+                <m:sty m:val="i"/>
               </m:rPr>
               <w:rPr>
                 <w:rFonts w:cs="Cambria Math"/>
-                <w:u w:val="thick"/>
               </w:rPr>
               <m:t>m</m:t>
             </m:r>
@@ -1460,9 +1461,7 @@
       </w:r>
       <w:r>
         <w:rPr>
-          <w:b/>
-          <w:bCs/>
-          <w:u w:val="thick"/>
+          <w:bdr w:val="single" w:sz="8" w:space="0" w:color="auto"/>
         </w:rPr>
         <w:t>一种具体排法</w:t>
       </w:r>
@@ -1471,9 +1470,7 @@
       </w:r>
       <w:r>
         <w:rPr>
-          <w:b/>
-          <w:bCs/>
-          <w:u w:val="thick"/>
+          <w:bdr w:val="single" w:sz="8" w:space="0" w:color="auto"/>
         </w:rPr>
         <w:t>不是数</w:t>
       </w:r>
@@ -1494,9 +1491,7 @@
       </w:r>
       <w:r>
         <w:rPr>
-          <w:b/>
-          <w:bCs/>
-          <w:u w:val="thick"/>
+          <w:bdr w:val="single" w:sz="8" w:space="0" w:color="auto"/>
         </w:rPr>
         <w:t>所有排列的个数</w:t>
       </w:r>
@@ -1505,9 +1500,7 @@
       </w:r>
       <w:r>
         <w:rPr>
-          <w:b/>
-          <w:bCs/>
-          <w:u w:val="thick"/>
+          <w:bdr w:val="single" w:sz="8" w:space="0" w:color="auto"/>
         </w:rPr>
         <w:t>一个数</w:t>
       </w:r>
@@ -1584,26 +1577,29 @@
         </m:r>
         <m:r>
           <m:rPr>
-            <m:sty m:val="bi"/>
+            <m:sty m:val="i"/>
           </m:rPr>
           <w:rPr>
             <w:rFonts w:cs="Cambria Math"/>
-            <w:u w:val="thick"/>
+            <w:bdr w:val="single" w:sz="8" w:space="0" w:color="auto"/>
           </w:rPr>
           <m:t>n</m:t>
         </m:r>
         <m:d>
           <m:dPr>
-            <m:ctrlPr/>
+            <m:ctrlPr>
+              <w:rPr>
+                <w:bdr w:val="single" w:sz="8" w:space="0" w:color="auto"/>
+              </w:rPr>
+            </m:ctrlPr>
           </m:dPr>
           <m:e>
             <m:r>
               <m:rPr>
-                <m:sty m:val="bi"/>
+                <m:sty m:val="i"/>
               </m:rPr>
               <w:rPr>
                 <w:rFonts w:cs="Cambria Math"/>
-                <w:u w:val="thick"/>
               </w:rPr>
               <m:t>n-1</m:t>
             </m:r>
@@ -1611,16 +1607,19 @@
         </m:d>
         <m:d>
           <m:dPr>
-            <m:ctrlPr/>
+            <m:ctrlPr>
+              <w:rPr>
+                <w:bdr w:val="single" w:sz="8" w:space="0" w:color="auto"/>
+              </w:rPr>
+            </m:ctrlPr>
           </m:dPr>
           <m:e>
             <m:r>
               <m:rPr>
-                <m:sty m:val="bi"/>
+                <m:sty m:val="i"/>
               </m:rPr>
               <w:rPr>
                 <w:rFonts w:cs="Cambria Math"/>
-                <w:u w:val="thick"/>
               </w:rPr>
               <m:t>n-2</m:t>
             </m:r>
@@ -1637,16 +1636,19 @@
       <m:oMath>
         <m:d>
           <m:dPr>
-            <m:ctrlPr/>
+            <m:ctrlPr>
+              <w:rPr>
+                <w:bdr w:val="single" w:sz="8" w:space="0" w:color="auto"/>
+              </w:rPr>
+            </m:ctrlPr>
           </m:dPr>
           <m:e>
             <m:r>
               <m:rPr>
-                <m:sty m:val="bi"/>
+                <m:sty m:val="i"/>
               </m:rPr>
               <w:rPr>
                 <w:rFonts w:cs="Cambria Math"/>
-                <w:u w:val="thick"/>
               </w:rPr>
               <m:t>n-m+1</m:t>
             </m:r>
@@ -1717,7 +1719,11 @@
       <m:oMath>
         <m:sSubSup>
           <m:sSubSupPr>
-            <m:ctrlPr/>
+            <m:ctrlPr>
+              <w:rPr>
+                <w:bdr w:val="single" w:sz="8" w:space="0" w:color="auto"/>
+              </w:rPr>
+            </m:ctrlPr>
           </m:sSubSupPr>
           <m:e>
             <m:r>
@@ -1726,8 +1732,6 @@
               </m:rPr>
               <w:rPr>
                 <w:rFonts w:cs="Cambria Math"/>
-                <w:b/>
-                <w:u w:val="thick"/>
               </w:rPr>
               <m:t>A</m:t>
             </m:r>
@@ -1735,11 +1739,10 @@
           <m:sub>
             <m:r>
               <m:rPr>
-                <m:sty m:val="bi"/>
+                <m:sty m:val="i"/>
               </m:rPr>
               <w:rPr>
                 <w:rFonts w:cs="Cambria Math"/>
-                <w:u w:val="thick"/>
               </w:rPr>
               <m:t>n</m:t>
             </m:r>
@@ -1747,11 +1750,10 @@
           <m:sup>
             <m:r>
               <m:rPr>
-                <m:sty m:val="bi"/>
+                <m:sty m:val="i"/>
               </m:rPr>
               <w:rPr>
                 <w:rFonts w:cs="Cambria Math"/>
-                <w:u w:val="thick"/>
               </w:rPr>
               <m:t>m</m:t>
             </m:r>
@@ -1759,11 +1761,11 @@
         </m:sSubSup>
         <m:r>
           <m:rPr>
-            <m:sty m:val="bi"/>
+            <m:sty m:val="i"/>
           </m:rPr>
           <w:rPr>
             <w:rFonts w:cs="Cambria Math"/>
-            <w:u w:val="thick"/>
+            <w:bdr w:val="single" w:sz="8" w:space="0" w:color="auto"/>
           </w:rPr>
           <m:t>=</m:t>
         </m:r>
@@ -1771,16 +1773,14 @@
           <m:fPr>
             <m:ctrlPr>
               <w:rPr>
-                <w:b/>
-                <w:bCs/>
-                <w:u w:val="thick"/>
+                <w:bdr w:val="single" w:sz="8" w:space="0" w:color="auto"/>
               </w:rPr>
             </m:ctrlPr>
           </m:fPr>
           <m:num>
             <m:r>
               <m:rPr>
-                <m:sty m:val="bi"/>
+                <m:sty m:val="i"/>
               </m:rPr>
               <w:rPr>
                 <w:rFonts w:cs="Cambria Math"/>
@@ -1791,7 +1791,7 @@
           <m:den>
             <m:r>
               <m:rPr>
-                <m:sty m:val="bi"/>
+                <m:sty m:val="i"/>
               </m:rPr>
               <w:rPr>
                 <w:rFonts w:cs="Cambria Math"/>
@@ -1807,26 +1807,29 @@
       <m:oMath>
         <m:r>
           <m:rPr>
-            <m:sty m:val="bi"/>
+            <m:sty m:val="i"/>
           </m:rPr>
           <w:rPr>
             <w:rFonts w:cs="Cambria Math"/>
-            <w:u w:val="thick"/>
+            <w:bdr w:val="single" w:sz="8" w:space="0" w:color="auto"/>
           </w:rPr>
           <m:t>n,m∈</m:t>
         </m:r>
         <m:sSup>
           <m:sSupPr>
-            <m:ctrlPr/>
+            <m:ctrlPr>
+              <w:rPr>
+                <w:bdr w:val="single" w:sz="8" w:space="0" w:color="auto"/>
+              </w:rPr>
+            </m:ctrlPr>
           </m:sSupPr>
           <m:e>
             <m:r>
               <m:rPr>
-                <m:sty m:val="bi"/>
+                <m:sty m:val="i"/>
               </m:rPr>
               <w:rPr>
                 <w:rFonts w:cs="Cambria Math"/>
-                <w:u w:val="thick"/>
               </w:rPr>
               <m:t>N</m:t>
             </m:r>
@@ -1834,11 +1837,10 @@
           <m:sup>
             <m:r>
               <m:rPr>
-                <m:sty m:val="bi"/>
+                <m:sty m:val="i"/>
               </m:rPr>
               <w:rPr>
                 <w:rFonts w:cs="Cambria Math"/>
-                <w:u w:val="thick"/>
               </w:rPr>
               <m:t>*</m:t>
             </m:r>
@@ -1851,11 +1853,11 @@
       <m:oMath>
         <m:r>
           <m:rPr>
-            <m:sty m:val="bi"/>
+            <m:sty m:val="i"/>
           </m:rPr>
           <w:rPr>
             <w:rFonts w:cs="Cambria Math"/>
-            <w:u w:val="thick"/>
+            <w:bdr w:val="single" w:sz="8" w:space="0" w:color="auto"/>
           </w:rPr>
           <m:t>m≤n</m:t>
         </m:r>
@@ -1919,11 +1921,11 @@
         </m:r>
         <m:r>
           <m:rPr>
-            <m:sty m:val="bi"/>
+            <m:sty m:val="i"/>
           </m:rPr>
           <w:rPr>
             <w:rFonts w:cs="Cambria Math"/>
-            <w:u w:val="thick"/>
+            <w:bdr w:val="single" w:sz="8" w:space="0" w:color="auto"/>
           </w:rPr>
           <m:t>n</m:t>
         </m:r>
@@ -1980,9 +1982,7 @@
       </m:oMath>
       <w:r>
         <w:rPr>
-          <w:b/>
-          <w:bCs/>
-          <w:u w:val="thick"/>
+          <w:bdr w:val="single" w:sz="8" w:space="0" w:color="auto"/>
         </w:rPr>
         <w:t>1</w:t>
       </w:r>
@@ -1999,9 +1999,7 @@
       </m:oMath>
       <w:r>
         <w:rPr>
-          <w:b/>
-          <w:bCs/>
-          <w:u w:val="thick"/>
+          <w:bdr w:val="single" w:sz="8" w:space="0" w:color="auto"/>
         </w:rPr>
         <w:t>1</w:t>
       </w:r>
@@ -2065,11 +2063,11 @@
       <m:oMath>
         <m:r>
           <m:rPr>
-            <m:sty m:val="bi"/>
+            <m:sty m:val="i"/>
           </m:rPr>
           <w:rPr>
             <w:rFonts w:cs="Cambria Math"/>
-            <w:u w:val="thick"/>
+            <w:bdr w:val="single" w:sz="8" w:space="0" w:color="auto"/>
           </w:rPr>
           <m:t>m=n</m:t>
         </m:r>
@@ -2080,7 +2078,11 @@
       <m:oMath>
         <m:sSubSup>
           <m:sSubSupPr>
-            <m:ctrlPr/>
+            <m:ctrlPr>
+              <w:rPr>
+                <w:bdr w:val="single" w:sz="8" w:space="0" w:color="auto"/>
+              </w:rPr>
+            </m:ctrlPr>
           </m:sSubSupPr>
           <m:e>
             <m:r>
@@ -2089,8 +2091,6 @@
               </m:rPr>
               <w:rPr>
                 <w:rFonts w:cs="Cambria Math"/>
-                <w:b/>
-                <w:u w:val="thick"/>
               </w:rPr>
               <m:t>A</m:t>
             </m:r>
@@ -2098,11 +2098,10 @@
           <m:sub>
             <m:r>
               <m:rPr>
-                <m:sty m:val="bi"/>
+                <m:sty m:val="i"/>
               </m:rPr>
               <w:rPr>
                 <w:rFonts w:cs="Cambria Math"/>
-                <w:u w:val="thick"/>
               </w:rPr>
               <m:t>n</m:t>
             </m:r>
@@ -2110,11 +2109,10 @@
           <m:sup>
             <m:r>
               <m:rPr>
-                <m:sty m:val="bi"/>
+                <m:sty m:val="i"/>
               </m:rPr>
               <w:rPr>
                 <w:rFonts w:cs="Cambria Math"/>
-                <w:u w:val="thick"/>
               </w:rPr>
               <m:t>n</m:t>
             </m:r>
@@ -2122,11 +2120,11 @@
         </m:sSubSup>
         <m:r>
           <m:rPr>
-            <m:sty m:val="bi"/>
+            <m:sty m:val="i"/>
           </m:rPr>
           <w:rPr>
             <w:rFonts w:cs="Cambria Math"/>
-            <w:u w:val="thick"/>
+            <w:bdr w:val="single" w:sz="8" w:space="0" w:color="auto"/>
           </w:rPr>
           <m:t>=n×(n-1)×⋯×3×2×1</m:t>
         </m:r>
@@ -2145,9 +2143,7 @@
       </w:r>
       <w:r>
         <w:rPr>
-          <w:b/>
-          <w:bCs/>
-          <w:u w:val="thick"/>
+          <w:bdr w:val="single" w:sz="8" w:space="0" w:color="auto"/>
         </w:rPr>
         <w:t>n!</w:t>
       </w:r>
@@ -2232,9 +2228,7 @@
       </w:r>
       <w:r>
         <w:rPr>
-          <w:b/>
-          <w:bCs/>
-          <w:u w:val="thick"/>
+          <w:bdr w:val="single" w:sz="8" w:space="0" w:color="auto"/>
         </w:rPr>
         <w:t>一组</w:t>
       </w:r>
@@ -2376,9 +2370,7 @@
             </w:r>
             <w:r>
               <w:rPr>
-                <w:b/>
-                <w:bCs/>
-                <w:u w:val="thick"/>
+                <w:bdr w:val="single" w:sz="8" w:space="0" w:color="auto"/>
               </w:rPr>
               <w:t>所有不同组合</w:t>
             </w:r>
@@ -2467,7 +2459,11 @@
               <m:oMath>
                 <m:sSubSup>
                   <m:sSubSupPr>
-                    <m:ctrlPr/>
+                    <m:ctrlPr>
+                      <w:rPr>
+                        <w:bdr w:val="single" w:sz="8" w:space="0" w:color="auto"/>
+                      </w:rPr>
+                    </m:ctrlPr>
                   </m:sSubSupPr>
                   <m:e>
                     <m:r>
@@ -2476,8 +2472,6 @@
                       </m:rPr>
                       <w:rPr>
                         <w:rFonts w:cs="Cambria Math"/>
-                        <w:b/>
-                        <w:u w:val="thick"/>
                       </w:rPr>
                       <m:t>C</m:t>
                     </m:r>
@@ -2485,11 +2479,10 @@
                   <m:sub>
                     <m:r>
                       <m:rPr>
-                        <m:sty m:val="bi"/>
+                        <m:sty m:val="i"/>
                       </m:rPr>
                       <w:rPr>
                         <w:rFonts w:cs="Cambria Math"/>
-                        <w:u w:val="thick"/>
                       </w:rPr>
                       <m:t>n</m:t>
                     </m:r>
@@ -2497,11 +2490,10 @@
                   <m:sup>
                     <m:r>
                       <m:rPr>
-                        <m:sty m:val="bi"/>
+                        <m:sty m:val="i"/>
                       </m:rPr>
                       <w:rPr>
                         <w:rFonts w:cs="Cambria Math"/>
-                        <w:u w:val="thick"/>
                       </w:rPr>
                       <m:t>m</m:t>
                     </m:r>
@@ -2627,9 +2619,7 @@
                 <m:fPr>
                   <m:ctrlPr>
                     <w:rPr>
-                      <w:b/>
-                      <w:bCs/>
-                      <w:u w:val="thick"/>
+                      <w:bdr w:val="single" w:sz="8" w:space="0" w:color="auto"/>
                     </w:rPr>
                   </m:ctrlPr>
                 </m:fPr>
@@ -2645,7 +2635,6 @@
                         </m:rPr>
                         <w:rPr>
                           <w:rFonts w:cs="Cambria Math"/>
-                          <w:b/>
                         </w:rPr>
                         <m:t>A</m:t>
                       </m:r>
@@ -2653,7 +2642,7 @@
                     <m:sub>
                       <m:r>
                         <m:rPr>
-                          <m:sty m:val="bi"/>
+                          <m:sty m:val="i"/>
                         </m:rPr>
                         <w:rPr>
                           <w:rFonts w:cs="Cambria Math"/>
@@ -2664,7 +2653,7 @@
                     <m:sup>
                       <m:r>
                         <m:rPr>
-                          <m:sty m:val="bi"/>
+                          <m:sty m:val="i"/>
                         </m:rPr>
                         <w:rPr>
                           <w:rFonts w:cs="Cambria Math"/>
@@ -2686,7 +2675,6 @@
                         </m:rPr>
                         <w:rPr>
                           <w:rFonts w:cs="Cambria Math"/>
-                          <w:b/>
                         </w:rPr>
                         <m:t>A</m:t>
                       </m:r>
@@ -2694,7 +2682,7 @@
                     <m:sub>
                       <m:r>
                         <m:rPr>
-                          <m:sty m:val="bi"/>
+                          <m:sty m:val="i"/>
                         </m:rPr>
                         <w:rPr>
                           <w:rFonts w:cs="Cambria Math"/>
@@ -2705,7 +2693,7 @@
                     <m:sup>
                       <m:r>
                         <m:rPr>
-                          <m:sty m:val="bi"/>
+                          <m:sty m:val="i"/>
                         </m:rPr>
                         <w:rPr>
                           <w:rFonts w:cs="Cambria Math"/>
@@ -2725,16 +2713,14 @@
                 <m:fPr>
                   <m:ctrlPr>
                     <w:rPr>
-                      <w:b/>
-                      <w:bCs/>
-                      <w:u w:val="thick"/>
+                      <w:bdr w:val="single" w:sz="8" w:space="0" w:color="auto"/>
                     </w:rPr>
                   </m:ctrlPr>
                 </m:fPr>
                 <m:num>
                   <m:r>
                     <m:rPr>
-                      <m:sty m:val="bi"/>
+                      <m:sty m:val="i"/>
                     </m:rPr>
                     <w:rPr>
                       <w:rFonts w:cs="Cambria Math"/>
@@ -2748,7 +2734,7 @@
                     <m:e>
                       <m:r>
                         <m:rPr>
-                          <m:sty m:val="bi"/>
+                          <m:sty m:val="i"/>
                         </m:rPr>
                         <w:rPr>
                           <w:rFonts w:cs="Cambria Math"/>
@@ -2764,7 +2750,7 @@
                     <m:e>
                       <m:r>
                         <m:rPr>
-                          <m:sty m:val="bi"/>
+                          <m:sty m:val="i"/>
                         </m:rPr>
                         <w:rPr>
                           <w:rFonts w:cs="Cambria Math"/>
@@ -2775,7 +2761,7 @@
                   </m:d>
                   <m:r>
                     <m:rPr>
-                      <m:sty m:val="bi"/>
+                      <m:sty m:val="i"/>
                     </m:rPr>
                     <w:rPr>
                       <w:rFonts w:cs="Cambria Math"/>
@@ -2789,7 +2775,7 @@
                     <m:e>
                       <m:r>
                         <m:rPr>
-                          <m:sty m:val="bi"/>
+                          <m:sty m:val="i"/>
                         </m:rPr>
                         <w:rPr>
                           <w:rFonts w:cs="Cambria Math"/>
@@ -2802,7 +2788,7 @@
                 <m:den>
                   <m:r>
                     <m:rPr>
-                      <m:sty m:val="bi"/>
+                      <m:sty m:val="i"/>
                     </m:rPr>
                     <w:rPr>
                       <w:rFonts w:cs="Cambria Math"/>
@@ -2923,16 +2909,14 @@
                   <m:fPr>
                     <m:ctrlPr>
                       <w:rPr>
-                        <w:b/>
-                        <w:bCs/>
-                        <w:u w:val="thick"/>
+                        <w:bdr w:val="single" w:sz="8" w:space="0" w:color="auto"/>
                       </w:rPr>
                     </m:ctrlPr>
                   </m:fPr>
                   <m:num>
                     <m:r>
                       <m:rPr>
-                        <m:sty m:val="bi"/>
+                        <m:sty m:val="i"/>
                       </m:rPr>
                       <w:rPr>
                         <w:rFonts w:cs="Cambria Math"/>
@@ -2943,7 +2927,7 @@
                   <m:den>
                     <m:r>
                       <m:rPr>
-                        <m:sty m:val="bi"/>
+                        <m:sty m:val="i"/>
                       </m:rPr>
                       <w:rPr>
                         <w:rFonts w:cs="Cambria Math"/>
@@ -2957,7 +2941,7 @@
                       <m:e>
                         <m:r>
                           <m:rPr>
-                            <m:sty m:val="bi"/>
+                            <m:sty m:val="i"/>
                           </m:rPr>
                           <w:rPr>
                             <w:rFonts w:cs="Cambria Math"/>
@@ -2968,7 +2952,7 @@
                     </m:d>
                     <m:r>
                       <m:rPr>
-                        <m:sty m:val="bi"/>
+                        <m:sty m:val="i"/>
                       </m:rPr>
                       <w:rPr>
                         <w:rFonts w:cs="Cambria Math"/>
@@ -3070,7 +3054,11 @@
               </m:r>
               <m:sSubSup>
                 <m:sSubSupPr>
-                  <m:ctrlPr/>
+                  <m:ctrlPr>
+                    <w:rPr>
+                      <w:bdr w:val="single" w:sz="8" w:space="0" w:color="auto"/>
+                    </w:rPr>
+                  </m:ctrlPr>
                 </m:sSubSupPr>
                 <m:e>
                   <m:r>
@@ -3079,8 +3067,6 @@
                     </m:rPr>
                     <w:rPr>
                       <w:rFonts w:cs="Cambria Math"/>
-                      <w:b/>
-                      <w:u w:val="thick"/>
                     </w:rPr>
                     <m:t>C</m:t>
                   </m:r>
@@ -3088,11 +3074,10 @@
                 <m:sub>
                   <m:r>
                     <m:rPr>
-                      <m:sty m:val="bi"/>
+                      <m:sty m:val="i"/>
                     </m:rPr>
                     <w:rPr>
                       <w:rFonts w:cs="Cambria Math"/>
-                      <w:u w:val="thick"/>
                     </w:rPr>
                     <m:t>n</m:t>
                   </m:r>
@@ -3100,11 +3085,10 @@
                 <m:sup>
                   <m:r>
                     <m:rPr>
-                      <m:sty m:val="bi"/>
+                      <m:sty m:val="i"/>
                     </m:rPr>
                     <w:rPr>
                       <w:rFonts w:cs="Cambria Math"/>
-                      <w:u w:val="thick"/>
                     </w:rPr>
                     <m:t>n-m</m:t>
                   </m:r>
@@ -3155,7 +3139,11 @@
               </m:r>
               <m:sSubSup>
                 <m:sSubSupPr>
-                  <m:ctrlPr/>
+                  <m:ctrlPr>
+                    <w:rPr>
+                      <w:bdr w:val="single" w:sz="8" w:space="0" w:color="auto"/>
+                    </w:rPr>
+                  </m:ctrlPr>
                 </m:sSubSupPr>
                 <m:e>
                   <m:r>
@@ -3164,8 +3152,6 @@
                     </m:rPr>
                     <w:rPr>
                       <w:rFonts w:cs="Cambria Math"/>
-                      <w:b/>
-                      <w:u w:val="thick"/>
                     </w:rPr>
                     <m:t>C</m:t>
                   </m:r>
@@ -3173,11 +3159,10 @@
                 <m:sub>
                   <m:r>
                     <m:rPr>
-                      <m:sty m:val="bi"/>
+                      <m:sty m:val="i"/>
                     </m:rPr>
                     <w:rPr>
                       <w:rFonts w:cs="Cambria Math"/>
-                      <w:u w:val="thick"/>
                     </w:rPr>
                     <m:t>n</m:t>
                   </m:r>
@@ -3185,11 +3170,10 @@
                 <m:sup>
                   <m:r>
                     <m:rPr>
-                      <m:sty m:val="bi"/>
+                      <m:sty m:val="i"/>
                     </m:rPr>
                     <w:rPr>
                       <w:rFonts w:cs="Cambria Math"/>
-                      <w:u w:val="thick"/>
                     </w:rPr>
                     <m:t>m-1</m:t>
                   </m:r>
@@ -3197,17 +3181,21 @@
               </m:sSubSup>
               <m:r>
                 <m:rPr>
-                  <m:sty m:val="bi"/>
+                  <m:sty m:val="i"/>
                 </m:rPr>
                 <w:rPr>
                   <w:rFonts w:cs="Cambria Math"/>
-                  <w:u w:val="thick"/>
+                  <w:bdr w:val="single" w:sz="8" w:space="0" w:color="auto"/>
                 </w:rPr>
                 <m:t>+</m:t>
               </m:r>
               <m:sSubSup>
                 <m:sSubSupPr>
-                  <m:ctrlPr/>
+                  <m:ctrlPr>
+                    <w:rPr>
+                      <w:bdr w:val="single" w:sz="8" w:space="0" w:color="auto"/>
+                    </w:rPr>
+                  </m:ctrlPr>
                 </m:sSubSupPr>
                 <m:e>
                   <m:r>
@@ -3216,8 +3204,6 @@
                     </m:rPr>
                     <w:rPr>
                       <w:rFonts w:cs="Cambria Math"/>
-                      <w:b/>
-                      <w:u w:val="thick"/>
                     </w:rPr>
                     <m:t>C</m:t>
                   </m:r>
@@ -3225,11 +3211,10 @@
                 <m:sub>
                   <m:r>
                     <m:rPr>
-                      <m:sty m:val="bi"/>
+                      <m:sty m:val="i"/>
                     </m:rPr>
                     <w:rPr>
                       <w:rFonts w:cs="Cambria Math"/>
-                      <w:u w:val="thick"/>
                     </w:rPr>
                     <m:t>n</m:t>
                   </m:r>
@@ -3237,11 +3222,10 @@
                 <m:sup>
                   <m:r>
                     <m:rPr>
-                      <m:sty m:val="bi"/>
+                      <m:sty m:val="i"/>
                     </m:rPr>
                     <w:rPr>
                       <w:rFonts w:cs="Cambria Math"/>
-                      <w:u w:val="thick"/>
                     </w:rPr>
                     <m:t>m</m:t>
                   </m:r>
@@ -3345,7 +3329,11 @@
             <m:oMath>
               <m:sSubSup>
                 <m:sSubSupPr>
-                  <m:ctrlPr/>
+                  <m:ctrlPr>
+                    <w:rPr>
+                      <w:bdr w:val="single" w:sz="8" w:space="0" w:color="auto"/>
+                    </w:rPr>
+                  </m:ctrlPr>
                 </m:sSubSupPr>
                 <m:e>
                   <m:r>
@@ -3354,8 +3342,6 @@
                     </m:rPr>
                     <w:rPr>
                       <w:rFonts w:cs="Cambria Math"/>
-                      <w:b/>
-                      <w:u w:val="thick"/>
                     </w:rPr>
                     <m:t>C</m:t>
                   </m:r>
@@ -3363,11 +3349,10 @@
                 <m:sub>
                   <m:r>
                     <m:rPr>
-                      <m:sty m:val="bi"/>
+                      <m:sty m:val="i"/>
                     </m:rPr>
                     <w:rPr>
                       <w:rFonts w:cs="Cambria Math"/>
-                      <w:u w:val="thick"/>
                     </w:rPr>
                     <m:t>n</m:t>
                   </m:r>
@@ -3375,11 +3360,10 @@
                 <m:sup>
                   <m:r>
                     <m:rPr>
-                      <m:sty m:val="bi"/>
+                      <m:sty m:val="i"/>
                     </m:rPr>
                     <w:rPr>
                       <w:rFonts w:cs="Cambria Math"/>
-                      <w:u w:val="thick"/>
                     </w:rPr>
                     <m:t>0</m:t>
                   </m:r>
@@ -3387,11 +3371,11 @@
               </m:sSubSup>
               <m:r>
                 <m:rPr>
-                  <m:sty m:val="bi"/>
+                  <m:sty m:val="i"/>
                 </m:rPr>
                 <w:rPr>
                   <w:rFonts w:cs="Cambria Math"/>
-                  <w:u w:val="thick"/>
+                  <w:bdr w:val="single" w:sz="8" w:space="0" w:color="auto"/>
                 </w:rPr>
                 <m:t>=1</m:t>
               </m:r>
@@ -4121,9 +4105,7 @@
       </w:r>
       <w:r>
         <w:rPr>
-          <w:b/>
-          <w:bCs/>
-          <w:u w:val="thick"/>
+          <w:bdr w:val="single" w:sz="8" w:space="0" w:color="auto"/>
         </w:rPr>
         <w:t>排列与元素的顺序有关</w:t>
       </w:r>
@@ -4132,9 +4114,7 @@
       </w:r>
       <w:r>
         <w:rPr>
-          <w:b/>
-          <w:bCs/>
-          <w:u w:val="thick"/>
+          <w:bdr w:val="single" w:sz="8" w:space="0" w:color="auto"/>
         </w:rPr>
         <w:t>组合与元素的顺序无关</w:t>
       </w:r>
@@ -4160,9 +4140,7 @@
       </w:r>
       <w:r>
         <w:rPr>
-          <w:b/>
-          <w:bCs/>
-          <w:u w:val="thick"/>
+          <w:bdr w:val="single" w:sz="8" w:space="0" w:color="auto"/>
         </w:rPr>
         <w:t>组合</w:t>
       </w:r>
@@ -4204,9 +4182,7 @@
       </w:r>
       <w:r>
         <w:rPr>
-          <w:b/>
-          <w:bCs/>
-          <w:u w:val="thick"/>
+          <w:bdr w:val="single" w:sz="8" w:space="0" w:color="auto"/>
         </w:rPr>
         <w:t>具体的一件事</w:t>
       </w:r>
@@ -4218,9 +4194,7 @@
       </w:r>
       <w:r>
         <w:rPr>
-          <w:b/>
-          <w:bCs/>
-          <w:u w:val="thick"/>
+          <w:bdr w:val="single" w:sz="8" w:space="0" w:color="auto"/>
         </w:rPr>
         <w:t>组合数</w:t>
       </w:r>
@@ -4256,9 +4230,7 @@
       </w:r>
       <w:r>
         <w:rPr>
-          <w:b/>
-          <w:bCs/>
-          <w:u w:val="thick"/>
+          <w:bdr w:val="single" w:sz="8" w:space="0" w:color="auto"/>
         </w:rPr>
         <w:t>所有不同组合的个数</w:t>
       </w:r>
@@ -4270,9 +4242,7 @@
       </w:r>
       <w:r>
         <w:rPr>
-          <w:b/>
-          <w:bCs/>
-          <w:u w:val="thick"/>
+          <w:bdr w:val="single" w:sz="8" w:space="0" w:color="auto"/>
         </w:rPr>
         <w:t>一个数</w:t>
       </w:r>
@@ -4407,16 +4377,19 @@
               <m:oMath>
                 <m:sSup>
                   <m:sSupPr>
-                    <m:ctrlPr/>
+                    <m:ctrlPr>
+                      <w:rPr>
+                        <w:bdr w:val="single" w:sz="8" w:space="0" w:color="auto"/>
+                      </w:rPr>
+                    </m:ctrlPr>
                   </m:sSupPr>
                   <m:e>
                     <m:r>
                       <m:rPr>
-                        <m:sty m:val="bi"/>
+                        <m:sty m:val="i"/>
                       </m:rPr>
                       <w:rPr>
                         <w:rFonts w:cs="Cambria Math"/>
-                        <w:u w:val="thick"/>
                       </w:rPr>
                       <m:t>(a+b)</m:t>
                     </m:r>
@@ -4424,11 +4397,10 @@
                   <m:sup>
                     <m:r>
                       <m:rPr>
-                        <m:sty m:val="bi"/>
+                        <m:sty m:val="i"/>
                       </m:rPr>
                       <w:rPr>
                         <w:rFonts w:cs="Cambria Math"/>
-                        <w:u w:val="thick"/>
                       </w:rPr>
                       <m:t>n</m:t>
                     </m:r>
@@ -4436,17 +4408,21 @@
                 </m:sSup>
                 <m:r>
                   <m:rPr>
-                    <m:sty m:val="bi"/>
+                    <m:sty m:val="i"/>
                   </m:rPr>
                   <w:rPr>
                     <w:rFonts w:cs="Cambria Math"/>
-                    <w:u w:val="thick"/>
+                    <w:bdr w:val="single" w:sz="8" w:space="0" w:color="auto"/>
                   </w:rPr>
                   <m:t>=</m:t>
                 </m:r>
                 <m:sSubSup>
                   <m:sSubSupPr>
-                    <m:ctrlPr/>
+                    <m:ctrlPr>
+                      <w:rPr>
+                        <w:bdr w:val="single" w:sz="8" w:space="0" w:color="auto"/>
+                      </w:rPr>
+                    </m:ctrlPr>
                   </m:sSubSupPr>
                   <m:e>
                     <m:r>
@@ -4455,8 +4431,6 @@
                       </m:rPr>
                       <w:rPr>
                         <w:rFonts w:cs="Cambria Math"/>
-                        <w:b/>
-                        <w:u w:val="thick"/>
                       </w:rPr>
                       <m:t>C</m:t>
                     </m:r>
@@ -4464,11 +4438,10 @@
                   <m:sub>
                     <m:r>
                       <m:rPr>
-                        <m:sty m:val="bi"/>
+                        <m:sty m:val="i"/>
                       </m:rPr>
                       <w:rPr>
                         <w:rFonts w:cs="Cambria Math"/>
-                        <w:u w:val="thick"/>
                       </w:rPr>
                       <m:t>n</m:t>
                     </m:r>
@@ -4476,11 +4449,10 @@
                   <m:sup>
                     <m:r>
                       <m:rPr>
-                        <m:sty m:val="bi"/>
+                        <m:sty m:val="i"/>
                       </m:rPr>
                       <w:rPr>
                         <w:rFonts w:cs="Cambria Math"/>
-                        <w:u w:val="thick"/>
                       </w:rPr>
                       <m:t>0</m:t>
                     </m:r>
@@ -4488,16 +4460,19 @@
                 </m:sSubSup>
                 <m:sSup>
                   <m:sSupPr>
-                    <m:ctrlPr/>
+                    <m:ctrlPr>
+                      <w:rPr>
+                        <w:bdr w:val="single" w:sz="8" w:space="0" w:color="auto"/>
+                      </w:rPr>
+                    </m:ctrlPr>
                   </m:sSupPr>
                   <m:e>
                     <m:r>
                       <m:rPr>
-                        <m:sty m:val="bi"/>
+                        <m:sty m:val="i"/>
                       </m:rPr>
                       <w:rPr>
                         <w:rFonts w:cs="Cambria Math"/>
-                        <w:u w:val="thick"/>
                       </w:rPr>
                       <m:t>a</m:t>
                     </m:r>
@@ -4505,11 +4480,10 @@
                   <m:sup>
                     <m:r>
                       <m:rPr>
-                        <m:sty m:val="bi"/>
+                        <m:sty m:val="i"/>
                       </m:rPr>
                       <w:rPr>
                         <w:rFonts w:cs="Cambria Math"/>
-                        <w:u w:val="thick"/>
                       </w:rPr>
                       <m:t>n</m:t>
                     </m:r>
@@ -4517,17 +4491,21 @@
                 </m:sSup>
                 <m:r>
                   <m:rPr>
-                    <m:sty m:val="bi"/>
+                    <m:sty m:val="i"/>
                   </m:rPr>
                   <w:rPr>
                     <w:rFonts w:cs="Cambria Math"/>
-                    <w:u w:val="thick"/>
+                    <w:bdr w:val="single" w:sz="8" w:space="0" w:color="auto"/>
                   </w:rPr>
                   <m:t>+</m:t>
                 </m:r>
                 <m:sSubSup>
                   <m:sSubSupPr>
-                    <m:ctrlPr/>
+                    <m:ctrlPr>
+                      <w:rPr>
+                        <w:bdr w:val="single" w:sz="8" w:space="0" w:color="auto"/>
+                      </w:rPr>
+                    </m:ctrlPr>
                   </m:sSubSupPr>
                   <m:e>
                     <m:r>
@@ -4536,8 +4514,6 @@
                       </m:rPr>
                       <w:rPr>
                         <w:rFonts w:cs="Cambria Math"/>
-                        <w:b/>
-                        <w:u w:val="thick"/>
                       </w:rPr>
                       <m:t>C</m:t>
                     </m:r>
@@ -4545,11 +4521,10 @@
                   <m:sub>
                     <m:r>
                       <m:rPr>
-                        <m:sty m:val="bi"/>
+                        <m:sty m:val="i"/>
                       </m:rPr>
                       <w:rPr>
                         <w:rFonts w:cs="Cambria Math"/>
-                        <w:u w:val="thick"/>
                       </w:rPr>
                       <m:t>n</m:t>
                     </m:r>
@@ -4557,11 +4532,10 @@
                   <m:sup>
                     <m:r>
                       <m:rPr>
-                        <m:sty m:val="bi"/>
+                        <m:sty m:val="i"/>
                       </m:rPr>
                       <w:rPr>
                         <w:rFonts w:cs="Cambria Math"/>
-                        <w:u w:val="thick"/>
                       </w:rPr>
                       <m:t>1</m:t>
                     </m:r>
@@ -4569,16 +4543,19 @@
                 </m:sSubSup>
                 <m:sSup>
                   <m:sSupPr>
-                    <m:ctrlPr/>
+                    <m:ctrlPr>
+                      <w:rPr>
+                        <w:bdr w:val="single" w:sz="8" w:space="0" w:color="auto"/>
+                      </w:rPr>
+                    </m:ctrlPr>
                   </m:sSupPr>
                   <m:e>
                     <m:r>
                       <m:rPr>
-                        <m:sty m:val="bi"/>
+                        <m:sty m:val="i"/>
                       </m:rPr>
                       <w:rPr>
                         <w:rFonts w:cs="Cambria Math"/>
-                        <w:u w:val="thick"/>
                       </w:rPr>
                       <m:t>a</m:t>
                     </m:r>
@@ -4586,11 +4563,10 @@
                   <m:sup>
                     <m:r>
                       <m:rPr>
-                        <m:sty m:val="bi"/>
+                        <m:sty m:val="i"/>
                       </m:rPr>
                       <w:rPr>
                         <w:rFonts w:cs="Cambria Math"/>
-                        <w:u w:val="thick"/>
                       </w:rPr>
                       <m:t>n-1</m:t>
                     </m:r>
@@ -4598,16 +4574,19 @@
                 </m:sSup>
                 <m:sSup>
                   <m:sSupPr>
-                    <m:ctrlPr/>
+                    <m:ctrlPr>
+                      <w:rPr>
+                        <w:bdr w:val="single" w:sz="8" w:space="0" w:color="auto"/>
+                      </w:rPr>
+                    </m:ctrlPr>
                   </m:sSupPr>
                   <m:e>
                     <m:r>
                       <m:rPr>
-                        <m:sty m:val="bi"/>
+                        <m:sty m:val="i"/>
                       </m:rPr>
                       <w:rPr>
                         <w:rFonts w:cs="Cambria Math"/>
-                        <w:u w:val="thick"/>
                       </w:rPr>
                       <m:t>b</m:t>
                     </m:r>
@@ -4615,11 +4594,10 @@
                   <m:sup>
                     <m:r>
                       <m:rPr>
-                        <m:sty m:val="bi"/>
+                        <m:sty m:val="i"/>
                       </m:rPr>
                       <w:rPr>
                         <w:rFonts w:cs="Cambria Math"/>
-                        <w:u w:val="thick"/>
                       </w:rPr>
                       <m:t>1</m:t>
                     </m:r>
@@ -4627,17 +4605,21 @@
                 </m:sSup>
                 <m:r>
                   <m:rPr>
-                    <m:sty m:val="bi"/>
+                    <m:sty m:val="i"/>
                   </m:rPr>
                   <w:rPr>
                     <w:rFonts w:cs="Cambria Math"/>
-                    <w:u w:val="thick"/>
+                    <w:bdr w:val="single" w:sz="8" w:space="0" w:color="auto"/>
                   </w:rPr>
                   <m:t>+⋯+</m:t>
                 </m:r>
                 <m:sSubSup>
                   <m:sSubSupPr>
-                    <m:ctrlPr/>
+                    <m:ctrlPr>
+                      <w:rPr>
+                        <w:bdr w:val="single" w:sz="8" w:space="0" w:color="auto"/>
+                      </w:rPr>
+                    </m:ctrlPr>
                   </m:sSubSupPr>
                   <m:e>
                     <m:r>
@@ -4646,8 +4628,6 @@
                       </m:rPr>
                       <w:rPr>
                         <w:rFonts w:cs="Cambria Math"/>
-                        <w:b/>
-                        <w:u w:val="thick"/>
                       </w:rPr>
                       <m:t>C</m:t>
                     </m:r>
@@ -4655,11 +4635,10 @@
                   <m:sub>
                     <m:r>
                       <m:rPr>
-                        <m:sty m:val="bi"/>
+                        <m:sty m:val="i"/>
                       </m:rPr>
                       <w:rPr>
                         <w:rFonts w:cs="Cambria Math"/>
-                        <w:u w:val="thick"/>
                       </w:rPr>
                       <m:t>n</m:t>
                     </m:r>
@@ -4667,11 +4646,10 @@
                   <m:sup>
                     <m:r>
                       <m:rPr>
-                        <m:sty m:val="bi"/>
+                        <m:sty m:val="i"/>
                       </m:rPr>
                       <w:rPr>
                         <w:rFonts w:cs="Cambria Math"/>
-                        <w:u w:val="thick"/>
                       </w:rPr>
                       <m:t>k</m:t>
                     </m:r>
@@ -4679,16 +4657,19 @@
                 </m:sSubSup>
                 <m:sSup>
                   <m:sSupPr>
-                    <m:ctrlPr/>
+                    <m:ctrlPr>
+                      <w:rPr>
+                        <w:bdr w:val="single" w:sz="8" w:space="0" w:color="auto"/>
+                      </w:rPr>
+                    </m:ctrlPr>
                   </m:sSupPr>
                   <m:e>
                     <m:r>
                       <m:rPr>
-                        <m:sty m:val="bi"/>
+                        <m:sty m:val="i"/>
                       </m:rPr>
                       <w:rPr>
                         <w:rFonts w:cs="Cambria Math"/>
-                        <w:u w:val="thick"/>
                       </w:rPr>
                       <m:t>a</m:t>
                     </m:r>
@@ -4696,11 +4677,10 @@
                   <m:sup>
                     <m:r>
                       <m:rPr>
-                        <m:sty m:val="bi"/>
+                        <m:sty m:val="i"/>
                       </m:rPr>
                       <w:rPr>
                         <w:rFonts w:cs="Cambria Math"/>
-                        <w:u w:val="thick"/>
                       </w:rPr>
                       <m:t>n-k</m:t>
                     </m:r>
@@ -4708,16 +4688,19 @@
                 </m:sSup>
                 <m:sSup>
                   <m:sSupPr>
-                    <m:ctrlPr/>
+                    <m:ctrlPr>
+                      <w:rPr>
+                        <w:bdr w:val="single" w:sz="8" w:space="0" w:color="auto"/>
+                      </w:rPr>
+                    </m:ctrlPr>
                   </m:sSupPr>
                   <m:e>
                     <m:r>
                       <m:rPr>
-                        <m:sty m:val="bi"/>
+                        <m:sty m:val="i"/>
                       </m:rPr>
                       <w:rPr>
                         <w:rFonts w:cs="Cambria Math"/>
-                        <w:u w:val="thick"/>
                       </w:rPr>
                       <m:t>b</m:t>
                     </m:r>
@@ -4725,11 +4708,10 @@
                   <m:sup>
                     <m:r>
                       <m:rPr>
-                        <m:sty m:val="bi"/>
+                        <m:sty m:val="i"/>
                       </m:rPr>
                       <w:rPr>
                         <w:rFonts w:cs="Cambria Math"/>
-                        <w:u w:val="thick"/>
                       </w:rPr>
                       <m:t>k</m:t>
                     </m:r>
@@ -4737,17 +4719,21 @@
                 </m:sSup>
                 <m:r>
                   <m:rPr>
-                    <m:sty m:val="bi"/>
+                    <m:sty m:val="i"/>
                   </m:rPr>
                   <w:rPr>
                     <w:rFonts w:cs="Cambria Math"/>
-                    <w:u w:val="thick"/>
+                    <w:bdr w:val="single" w:sz="8" w:space="0" w:color="auto"/>
                   </w:rPr>
                   <m:t>+⋯+</m:t>
                 </m:r>
                 <m:sSubSup>
                   <m:sSubSupPr>
-                    <m:ctrlPr/>
+                    <m:ctrlPr>
+                      <w:rPr>
+                        <w:bdr w:val="single" w:sz="8" w:space="0" w:color="auto"/>
+                      </w:rPr>
+                    </m:ctrlPr>
                   </m:sSubSupPr>
                   <m:e>
                     <m:r>
@@ -4756,8 +4742,6 @@
                       </m:rPr>
                       <w:rPr>
                         <w:rFonts w:cs="Cambria Math"/>
-                        <w:b/>
-                        <w:u w:val="thick"/>
                       </w:rPr>
                       <m:t>C</m:t>
                     </m:r>
@@ -4765,11 +4749,10 @@
                   <m:sub>
                     <m:r>
                       <m:rPr>
-                        <m:sty m:val="bi"/>
+                        <m:sty m:val="i"/>
                       </m:rPr>
                       <w:rPr>
                         <w:rFonts w:cs="Cambria Math"/>
-                        <w:u w:val="thick"/>
                       </w:rPr>
                       <m:t>n</m:t>
                     </m:r>
@@ -4777,11 +4760,10 @@
                   <m:sup>
                     <m:r>
                       <m:rPr>
-                        <m:sty m:val="bi"/>
+                        <m:sty m:val="i"/>
                       </m:rPr>
                       <w:rPr>
                         <w:rFonts w:cs="Cambria Math"/>
-                        <w:u w:val="thick"/>
                       </w:rPr>
                       <m:t>n</m:t>
                     </m:r>
@@ -4789,16 +4771,19 @@
                 </m:sSubSup>
                 <m:sSup>
                   <m:sSupPr>
-                    <m:ctrlPr/>
+                    <m:ctrlPr>
+                      <w:rPr>
+                        <w:bdr w:val="single" w:sz="8" w:space="0" w:color="auto"/>
+                      </w:rPr>
+                    </m:ctrlPr>
                   </m:sSupPr>
                   <m:e>
                     <m:r>
                       <m:rPr>
-                        <m:sty m:val="bi"/>
+                        <m:sty m:val="i"/>
                       </m:rPr>
                       <w:rPr>
                         <w:rFonts w:cs="Cambria Math"/>
-                        <w:u w:val="thick"/>
                       </w:rPr>
                       <m:t>b</m:t>
                     </m:r>
@@ -4806,11 +4791,10 @@
                   <m:sup>
                     <m:r>
                       <m:rPr>
-                        <m:sty m:val="bi"/>
+                        <m:sty m:val="i"/>
                       </m:rPr>
                       <w:rPr>
                         <w:rFonts w:cs="Cambria Math"/>
-                        <w:u w:val="thick"/>
                       </w:rPr>
                       <m:t>n</m:t>
                     </m:r>
@@ -4818,16 +4802,19 @@
                 </m:sSup>
                 <m:d>
                   <m:dPr>
-                    <m:ctrlPr/>
+                    <m:ctrlPr>
+                      <w:rPr>
+                        <w:bdr w:val="single" w:sz="8" w:space="0" w:color="auto"/>
+                      </w:rPr>
+                    </m:ctrlPr>
                   </m:dPr>
                   <m:e>
                     <m:r>
                       <m:rPr>
-                        <m:sty m:val="bi"/>
+                        <m:sty m:val="i"/>
                       </m:rPr>
                       <w:rPr>
                         <w:rFonts w:cs="Cambria Math"/>
-                        <w:u w:val="thick"/>
                       </w:rPr>
                       <m:t>n∈</m:t>
                     </m:r>
@@ -4838,11 +4825,10 @@
                       <m:e>
                         <m:r>
                           <m:rPr>
-                            <m:sty m:val="bi"/>
+                            <m:sty m:val="i"/>
                           </m:rPr>
                           <w:rPr>
                             <w:rFonts w:cs="Cambria Math"/>
-                            <w:u w:val="thick"/>
                           </w:rPr>
                           <m:t>N</m:t>
                         </m:r>
@@ -4850,11 +4836,10 @@
                       <m:sup>
                         <m:r>
                           <m:rPr>
-                            <m:sty m:val="bi"/>
+                            <m:sty m:val="i"/>
                           </m:rPr>
                           <w:rPr>
                             <w:rFonts w:cs="Cambria Math"/>
-                            <w:u w:val="thick"/>
                           </w:rPr>
                           <m:t>*</m:t>
                         </m:r>
@@ -4969,7 +4954,11 @@
               <m:oMath>
                 <m:sSubSup>
                   <m:sSubSupPr>
-                    <m:ctrlPr/>
+                    <m:ctrlPr>
+                      <w:rPr>
+                        <w:bdr w:val="single" w:sz="8" w:space="0" w:color="auto"/>
+                      </w:rPr>
+                    </m:ctrlPr>
                   </m:sSubSupPr>
                   <m:e>
                     <m:r>
@@ -4978,8 +4967,6 @@
                       </m:rPr>
                       <w:rPr>
                         <w:rFonts w:cs="Cambria Math"/>
-                        <w:b/>
-                        <w:u w:val="thick"/>
                       </w:rPr>
                       <m:t>C</m:t>
                     </m:r>
@@ -4987,11 +4974,10 @@
                   <m:sub>
                     <m:r>
                       <m:rPr>
-                        <m:sty m:val="bi"/>
+                        <m:sty m:val="i"/>
                       </m:rPr>
                       <w:rPr>
                         <w:rFonts w:cs="Cambria Math"/>
-                        <w:u w:val="thick"/>
                       </w:rPr>
                       <m:t>n</m:t>
                     </m:r>
@@ -4999,11 +4985,10 @@
                   <m:sup>
                     <m:r>
                       <m:rPr>
-                        <m:sty m:val="bi"/>
+                        <m:sty m:val="i"/>
                       </m:rPr>
                       <w:rPr>
                         <w:rFonts w:cs="Cambria Math"/>
-                        <w:u w:val="thick"/>
                       </w:rPr>
                       <m:t>k</m:t>
                     </m:r>
@@ -5011,36 +4996,37 @@
                 </m:sSubSup>
                 <m:d>
                   <m:dPr>
-                    <m:ctrlPr/>
+                    <m:ctrlPr>
+                      <w:rPr>
+                        <w:bdr w:val="single" w:sz="8" w:space="0" w:color="auto"/>
+                      </w:rPr>
+                    </m:ctrlPr>
                   </m:dPr>
                   <m:e>
                     <m:r>
                       <m:rPr>
-                        <m:sty m:val="bi"/>
+                        <m:sty m:val="i"/>
                       </m:rPr>
                       <w:rPr>
                         <w:rFonts w:cs="Cambria Math"/>
-                        <w:u w:val="thick"/>
                       </w:rPr>
                       <m:t>k=0,1,2,</m:t>
                     </m:r>
                     <m:r>
                       <m:rPr>
-                        <m:sty m:val="b"/>
+                        <m:sty m:val="p"/>
                       </m:rPr>
                       <w:rPr>
                         <w:rFonts w:cs="Cambria Math"/>
-                        <w:u w:val="thick"/>
                       </w:rPr>
                       <m:t>...</m:t>
                     </m:r>
                     <m:r>
                       <m:rPr>
-                        <m:sty m:val="bi"/>
+                        <m:sty m:val="i"/>
                       </m:rPr>
                       <w:rPr>
                         <w:rFonts w:cs="Cambria Math"/>
-                        <w:u w:val="thick"/>
                       </w:rPr>
                       <m:t>,n</m:t>
                     </m:r>
@@ -5128,7 +5114,11 @@
                 </m:r>
                 <m:sSubSup>
                   <m:sSubSupPr>
-                    <m:ctrlPr/>
+                    <m:ctrlPr>
+                      <w:rPr>
+                        <w:bdr w:val="single" w:sz="8" w:space="0" w:color="auto"/>
+                      </w:rPr>
+                    </m:ctrlPr>
                   </m:sSubSupPr>
                   <m:e>
                     <m:r>
@@ -5137,8 +5127,6 @@
                       </m:rPr>
                       <w:rPr>
                         <w:rFonts w:cs="Cambria Math"/>
-                        <w:b/>
-                        <w:u w:val="thick"/>
                       </w:rPr>
                       <m:t>C</m:t>
                     </m:r>
@@ -5146,11 +5134,10 @@
                   <m:sub>
                     <m:r>
                       <m:rPr>
-                        <m:sty m:val="bi"/>
+                        <m:sty m:val="i"/>
                       </m:rPr>
                       <w:rPr>
                         <w:rFonts w:cs="Cambria Math"/>
-                        <w:u w:val="thick"/>
                       </w:rPr>
                       <m:t>n</m:t>
                     </m:r>
@@ -5158,11 +5145,10 @@
                   <m:sup>
                     <m:r>
                       <m:rPr>
-                        <m:sty m:val="bi"/>
+                        <m:sty m:val="i"/>
                       </m:rPr>
                       <w:rPr>
                         <w:rFonts w:cs="Cambria Math"/>
-                        <w:u w:val="thick"/>
                       </w:rPr>
                       <m:t>k</m:t>
                     </m:r>
@@ -5170,16 +5156,19 @@
                 </m:sSubSup>
                 <m:sSup>
                   <m:sSupPr>
-                    <m:ctrlPr/>
+                    <m:ctrlPr>
+                      <w:rPr>
+                        <w:bdr w:val="single" w:sz="8" w:space="0" w:color="auto"/>
+                      </w:rPr>
+                    </m:ctrlPr>
                   </m:sSupPr>
                   <m:e>
                     <m:r>
                       <m:rPr>
-                        <m:sty m:val="bi"/>
+                        <m:sty m:val="i"/>
                       </m:rPr>
                       <w:rPr>
                         <w:rFonts w:cs="Cambria Math"/>
-                        <w:u w:val="thick"/>
                       </w:rPr>
                       <m:t>a</m:t>
                     </m:r>
@@ -5187,11 +5176,10 @@
                   <m:sup>
                     <m:r>
                       <m:rPr>
-                        <m:sty m:val="bi"/>
+                        <m:sty m:val="i"/>
                       </m:rPr>
                       <w:rPr>
                         <w:rFonts w:cs="Cambria Math"/>
-                        <w:u w:val="thick"/>
                       </w:rPr>
                       <m:t>n-k</m:t>
                     </m:r>
@@ -5199,16 +5187,19 @@
                 </m:sSup>
                 <m:sSup>
                   <m:sSupPr>
-                    <m:ctrlPr/>
+                    <m:ctrlPr>
+                      <w:rPr>
+                        <w:bdr w:val="single" w:sz="8" w:space="0" w:color="auto"/>
+                      </w:rPr>
+                    </m:ctrlPr>
                   </m:sSupPr>
                   <m:e>
                     <m:r>
                       <m:rPr>
-                        <m:sty m:val="bi"/>
+                        <m:sty m:val="i"/>
                       </m:rPr>
                       <w:rPr>
                         <w:rFonts w:cs="Cambria Math"/>
-                        <w:u w:val="thick"/>
                       </w:rPr>
                       <m:t>b</m:t>
                     </m:r>
@@ -5216,11 +5207,10 @@
                   <m:sup>
                     <m:r>
                       <m:rPr>
-                        <m:sty m:val="bi"/>
+                        <m:sty m:val="i"/>
                       </m:rPr>
                       <w:rPr>
                         <w:rFonts w:cs="Cambria Math"/>
-                        <w:u w:val="thick"/>
                       </w:rPr>
                       <m:t>k</m:t>
                     </m:r>
@@ -5368,9 +5358,7 @@
             </w:r>
             <w:r>
               <w:rPr>
-                <w:b/>
-                <w:bCs/>
-                <w:u w:val="thick"/>
+                <w:bdr w:val="single" w:sz="8" w:space="0" w:color="auto"/>
               </w:rPr>
               <w:t>相等</w:t>
             </w:r>
@@ -5380,7 +5368,11 @@
             <m:oMath>
               <m:sSubSup>
                 <m:sSubSupPr>
-                  <m:ctrlPr/>
+                  <m:ctrlPr>
+                    <w:rPr>
+                      <w:bdr w:val="single" w:sz="8" w:space="0" w:color="auto"/>
+                    </w:rPr>
+                  </m:ctrlPr>
                 </m:sSubSupPr>
                 <m:e>
                   <m:r>
@@ -5389,8 +5381,6 @@
                     </m:rPr>
                     <w:rPr>
                       <w:rFonts w:cs="Cambria Math"/>
-                      <w:b/>
-                      <w:u w:val="thick"/>
                     </w:rPr>
                     <m:t>C</m:t>
                   </m:r>
@@ -5398,11 +5388,10 @@
                 <m:sub>
                   <m:r>
                     <m:rPr>
-                      <m:sty m:val="bi"/>
+                      <m:sty m:val="i"/>
                     </m:rPr>
                     <w:rPr>
                       <w:rFonts w:cs="Cambria Math"/>
-                      <w:u w:val="thick"/>
                     </w:rPr>
                     <m:t>n</m:t>
                   </m:r>
@@ -5410,11 +5399,10 @@
                 <m:sup>
                   <m:r>
                     <m:rPr>
-                      <m:sty m:val="bi"/>
+                      <m:sty m:val="i"/>
                     </m:rPr>
                     <w:rPr>
                       <w:rFonts w:cs="Cambria Math"/>
-                      <w:u w:val="thick"/>
                     </w:rPr>
                     <m:t>k</m:t>
                   </m:r>
@@ -5422,17 +5410,21 @@
               </m:sSubSup>
               <m:r>
                 <m:rPr>
-                  <m:sty m:val="bi"/>
+                  <m:sty m:val="i"/>
                 </m:rPr>
                 <w:rPr>
                   <w:rFonts w:cs="Cambria Math"/>
-                  <w:u w:val="thick"/>
+                  <w:bdr w:val="single" w:sz="8" w:space="0" w:color="auto"/>
                 </w:rPr>
                 <m:t>=</m:t>
               </m:r>
               <m:sSubSup>
                 <m:sSubSupPr>
-                  <m:ctrlPr/>
+                  <m:ctrlPr>
+                    <w:rPr>
+                      <w:bdr w:val="single" w:sz="8" w:space="0" w:color="auto"/>
+                    </w:rPr>
+                  </m:ctrlPr>
                 </m:sSubSupPr>
                 <m:e>
                   <m:r>
@@ -5441,8 +5433,6 @@
                     </m:rPr>
                     <w:rPr>
                       <w:rFonts w:cs="Cambria Math"/>
-                      <w:b/>
-                      <w:u w:val="thick"/>
                     </w:rPr>
                     <m:t>C</m:t>
                   </m:r>
@@ -5450,11 +5440,10 @@
                 <m:sub>
                   <m:r>
                     <m:rPr>
-                      <m:sty m:val="bi"/>
+                      <m:sty m:val="i"/>
                     </m:rPr>
                     <w:rPr>
                       <w:rFonts w:cs="Cambria Math"/>
-                      <w:u w:val="thick"/>
                     </w:rPr>
                     <m:t>n</m:t>
                   </m:r>
@@ -5462,11 +5451,10 @@
                 <m:sup>
                   <m:r>
                     <m:rPr>
-                      <m:sty m:val="bi"/>
+                      <m:sty m:val="i"/>
                     </m:rPr>
                     <w:rPr>
                       <w:rFonts w:cs="Cambria Math"/>
-                      <w:u w:val="thick"/>
                     </w:rPr>
                     <m:t>n-k</m:t>
                   </m:r>
@@ -5587,9 +5575,7 @@
             </w:r>
             <w:r>
               <w:rPr>
-                <w:b/>
-                <w:bCs/>
-                <w:u w:val="thick"/>
+                <w:bdr w:val="single" w:sz="8" w:space="0" w:color="auto"/>
               </w:rPr>
               <w:t>递增的</w:t>
             </w:r>
@@ -5699,9 +5685,7 @@
             </w:r>
             <w:r>
               <w:rPr>
-                <w:b/>
-                <w:bCs/>
-                <w:u w:val="thick"/>
+                <w:bdr w:val="single" w:sz="8" w:space="0" w:color="auto"/>
               </w:rPr>
               <w:t>递减的</w:t>
             </w:r>
@@ -5788,9 +5772,7 @@
             </w:r>
             <w:r>
               <w:rPr>
-                <w:b/>
-                <w:bCs/>
-                <w:u w:val="thick"/>
+                <w:bdr w:val="single" w:sz="8" w:space="0" w:color="auto"/>
               </w:rPr>
               <w:t>一项</w:t>
             </w:r>
@@ -5880,9 +5862,7 @@
             </w:r>
             <w:r>
               <w:rPr>
-                <w:b/>
-                <w:bCs/>
-                <w:u w:val="thick"/>
+                <w:bdr w:val="single" w:sz="8" w:space="0" w:color="auto"/>
               </w:rPr>
               <w:t>两项</w:t>
             </w:r>
@@ -6122,16 +6102,19 @@
                 </m:r>
                 <m:sSup>
                   <m:sSupPr>
-                    <m:ctrlPr/>
+                    <m:ctrlPr>
+                      <w:rPr>
+                        <w:bdr w:val="single" w:sz="8" w:space="0" w:color="auto"/>
+                      </w:rPr>
+                    </m:ctrlPr>
                   </m:sSupPr>
                   <m:e>
                     <m:r>
                       <m:rPr>
-                        <m:sty m:val="bi"/>
+                        <m:sty m:val="i"/>
                       </m:rPr>
                       <w:rPr>
                         <w:rFonts w:cs="Cambria Math"/>
-                        <w:u w:val="thick"/>
                       </w:rPr>
                       <m:t>2</m:t>
                     </m:r>
@@ -6139,11 +6122,10 @@
                   <m:sup>
                     <m:r>
                       <m:rPr>
-                        <m:sty m:val="bi"/>
+                        <m:sty m:val="i"/>
                       </m:rPr>
                       <w:rPr>
                         <w:rFonts w:cs="Cambria Math"/>
-                        <w:u w:val="thick"/>
                       </w:rPr>
                       <m:t>n</m:t>
                     </m:r>
@@ -6452,16 +6434,19 @@
                 </m:r>
                 <m:sSup>
                   <m:sSupPr>
-                    <m:ctrlPr/>
+                    <m:ctrlPr>
+                      <w:rPr>
+                        <w:bdr w:val="single" w:sz="8" w:space="0" w:color="auto"/>
+                      </w:rPr>
+                    </m:ctrlPr>
                   </m:sSupPr>
                   <m:e>
                     <m:r>
                       <m:rPr>
-                        <m:sty m:val="bi"/>
+                        <m:sty m:val="i"/>
                       </m:rPr>
                       <w:rPr>
                         <w:rFonts w:cs="Cambria Math"/>
-                        <w:u w:val="thick"/>
                       </w:rPr>
                       <m:t>2</m:t>
                     </m:r>
@@ -6469,11 +6454,10 @@
                   <m:sup>
                     <m:r>
                       <m:rPr>
-                        <m:sty m:val="bi"/>
+                        <m:sty m:val="i"/>
                       </m:rPr>
                       <w:rPr>
                         <w:rFonts w:cs="Cambria Math"/>
-                        <w:u w:val="thick"/>
                       </w:rPr>
                       <m:t>n-1</m:t>
                     </m:r>
@@ -6489,7 +6473,7 @@
     <w:sectPr>
       <w:footerReference w:type="default" r:id="rId8"/>
       <w:pgSz w:w="11906" w:h="16838"/>
-      <w:pgMar w:top="720" w:right="720" w:bottom="720" w:left="720" w:header="720" w:footer="720" w:gutter="0"/>
+      <w:pgMar w:top="850" w:right="850" w:bottom="850" w:left="850" w:header="850" w:footer="850" w:gutter="0"/>
       <w:pgNumType w:start="1"/>
       <w:cols w:sep="1" w:space="425"/>
       <w:docGrid w:type="lines" w:linePitch="312"/>
@@ -6518,49 +6502,62 @@
 </file>
 
 <file path=word/footer1.xml><?xml version="1.0" encoding="utf-8"?>
-<w:ftr xmlns:wpc="http://schemas.microsoft.com/office/word/2010/wordprocessingCanvas" xmlns:cx="http://schemas.microsoft.com/office/drawing/2014/chartex" xmlns:cx1="http://schemas.microsoft.com/office/drawing/2015/9/8/chartex" xmlns:cx2="http://schemas.microsoft.com/office/drawing/2015/10/21/chartex" xmlns:cx3="http://schemas.microsoft.com/office/drawing/2016/5/9/chartex" xmlns:cx4="http://schemas.microsoft.com/office/drawing/2016/5/10/chartex" xmlns:cx5="http://schemas.microsoft.com/office/drawing/2016/5/11/chartex" xmlns:cx6="http://schemas.microsoft.com/office/drawing/2016/5/12/chartex" xmlns:cx7="http://schemas.microsoft.com/office/drawing/2016/5/13/chartex" xmlns:cx8="http://schemas.microsoft.com/office/drawing/2016/5/14/chartex" xmlns:mc="http://schemas.openxmlformats.org/markup-compatibility/2006" xmlns:aink="http://schemas.microsoft.com/office/drawing/2016/ink" xmlns:am3d="http://schemas.microsoft.com/office/drawing/2017/model3d" xmlns:o="urn:schemas-microsoft-com:office:office" xmlns:oel="http://schemas.microsoft.com/office/2019/extlst" xmlns:r="http://schemas.openxmlformats.org/officeDocument/2006/relationships" xmlns:m="http://schemas.openxmlformats.org/officeDocument/2006/math" xmlns:v="urn:schemas-microsoft-com:vml" xmlns:wp14="http://schemas.microsoft.com/office/word/2010/wordprocessingDrawing" xmlns:wp="http://schemas.openxmlformats.org/drawingml/2006/wordprocessingDrawing" xmlns:w10="urn:schemas-microsoft-com:office:word" xmlns:w="http://schemas.openxmlformats.org/wordprocessingml/2006/main" xmlns:w14="http://schemas.microsoft.com/office/word/2010/wordml" xmlns:w15="http://schemas.microsoft.com/office/word/2012/wordml" xmlns:w16cex="http://schemas.microsoft.com/office/word/2018/wordml/cex" xmlns:w16cid="http://schemas.microsoft.com/office/word/2016/wordml/cid" xmlns:w16="http://schemas.microsoft.com/office/word/2018/wordml" xmlns:w16sdtdh="http://schemas.microsoft.com/office/word/2020/wordml/sdtdatahash" xmlns:w16se="http://schemas.microsoft.com/office/word/2015/wordml/symex" xmlns:wpg="http://schemas.microsoft.com/office/word/2010/wordprocessingGroup" xmlns:wpi="http://schemas.microsoft.com/office/word/2010/wordprocessingInk" xmlns:wne="http://schemas.microsoft.com/office/word/2006/wordml" xmlns:wps="http://schemas.microsoft.com/office/word/2010/wordprocessingShape" mc:Ignorable="w14 w15 w16se w16cid w16 w16cex w16sdtdh wp14">
+<w:ftr xmlns:w="http://schemas.openxmlformats.org/wordprocessingml/2006/main" xmlns:r="http://schemas.openxmlformats.org/officeDocument/2006/relationships">
   <w:p>
     <w:pPr>
       <w:jc w:val="center"/>
     </w:pPr>
     <w:r>
-      <w:t>第</w:t>
+      <w:rPr>
+        <w:rFonts w:ascii="Times New Roman" w:hAnsi="Times New Roman" w:eastAsia="宋体"/>
+        <w:sz w:val="21"/>
+        <w:szCs w:val="21"/>
+      </w:rPr>
+      <w:t xml:space="preserve">第3章·清单　</w:t>
     </w:r>
     <w:r>
-      <w:fldChar w:fldCharType="begin"/>
+      <w:rPr>
+        <w:rFonts w:ascii="Times New Roman" w:hAnsi="Times New Roman" w:eastAsia="宋体"/>
+        <w:sz w:val="21"/>
+        <w:szCs w:val="21"/>
+      </w:rPr>
+      <w:t xml:space="preserve">第</w:t>
     </w:r>
+    <w:fldSimple w:instr=" PAGE ">
+      <w:r>
+        <w:rPr>
+          <w:rFonts w:ascii="Times New Roman" w:hAnsi="Times New Roman" w:eastAsia="宋体"/>
+          <w:sz w:val="21"/>
+          <w:szCs w:val="21"/>
+        </w:rPr>
+        <w:t xml:space="preserve">1</w:t>
+      </w:r>
+    </w:fldSimple>
     <w:r>
-      <w:instrText xml:space="preserve"> PAGE </w:instrText>
+      <w:rPr>
+        <w:rFonts w:ascii="Times New Roman" w:hAnsi="Times New Roman" w:eastAsia="宋体"/>
+        <w:sz w:val="21"/>
+        <w:szCs w:val="21"/>
+      </w:rPr>
+      <w:t xml:space="preserve">页（共</w:t>
     </w:r>
+    <w:fldSimple w:instr=" NUMPAGES ">
+      <w:r>
+        <w:rPr>
+          <w:rFonts w:ascii="Times New Roman" w:hAnsi="Times New Roman" w:eastAsia="宋体"/>
+          <w:sz w:val="21"/>
+          <w:szCs w:val="21"/>
+        </w:rPr>
+        <w:t xml:space="preserve">1</w:t>
+      </w:r>
+    </w:fldSimple>
     <w:r>
-      <w:fldChar w:fldCharType="separate"/>
-    </w:r>
-    <w:r>
-      <w:t>1</w:t>
-    </w:r>
-    <w:r>
-      <w:fldChar w:fldCharType="end"/>
-    </w:r>
-    <w:r>
-      <w:t>页（共</w:t>
-    </w:r>
-    <w:r>
-      <w:fldChar w:fldCharType="begin"/>
-    </w:r>
-    <w:r>
-      <w:instrText xml:space="preserve"> NUMPAGES </w:instrText>
-    </w:r>
-    <w:r>
-      <w:fldChar w:fldCharType="separate"/>
-    </w:r>
-    <w:r>
-      <w:t>1</w:t>
-    </w:r>
-    <w:r>
-      <w:fldChar w:fldCharType="end"/>
-    </w:r>
-    <w:r>
-      <w:t>页）</w:t>
+      <w:rPr>
+        <w:rFonts w:ascii="Times New Roman" w:hAnsi="Times New Roman" w:eastAsia="宋体"/>
+        <w:sz w:val="21"/>
+        <w:szCs w:val="21"/>
+      </w:rPr>
+      <w:t xml:space="preserve">页）</w:t>
     </w:r>
   </w:p>
 </w:ftr>

--- a/高中数学/高中数学同步/人教B版选必2 第3章 排列、组合与二项式定理·知识清单（完成）.docx
+++ b/高中数学/高中数学同步/人教B版选必2 第3章 排列、组合与二项式定理·知识清单（完成）.docx
@@ -1,9 +1,10 @@
 
 <file path=word/document.xml><?xml version="1.0" encoding="utf-8"?>
-<w:document xmlns:wpc="http://schemas.microsoft.com/office/word/2010/wordprocessingCanvas" xmlns:cx="http://schemas.microsoft.com/office/drawing/2014/chartex" xmlns:cx1="http://schemas.microsoft.com/office/drawing/2015/9/8/chartex" xmlns:cx2="http://schemas.microsoft.com/office/drawing/2015/10/21/chartex" xmlns:cx3="http://schemas.microsoft.com/office/drawing/2016/5/9/chartex" xmlns:cx4="http://schemas.microsoft.com/office/drawing/2016/5/10/chartex" xmlns:cx5="http://schemas.microsoft.com/office/drawing/2016/5/11/chartex" xmlns:cx6="http://schemas.microsoft.com/office/drawing/2016/5/12/chartex" xmlns:cx7="http://schemas.microsoft.com/office/drawing/2016/5/13/chartex" xmlns:cx8="http://schemas.microsoft.com/office/drawing/2016/5/14/chartex" xmlns:mc="http://schemas.openxmlformats.org/markup-compatibility/2006" xmlns:aink="http://schemas.microsoft.com/office/drawing/2016/ink" xmlns:am3d="http://schemas.microsoft.com/office/drawing/2017/model3d" xmlns:o="urn:schemas-microsoft-com:office:office" xmlns:oel="http://schemas.microsoft.com/office/2019/extlst" xmlns:r="http://schemas.openxmlformats.org/officeDocument/2006/relationships" xmlns:m="http://schemas.openxmlformats.org/officeDocument/2006/math" xmlns:v="urn:schemas-microsoft-com:vml" xmlns:wp14="http://schemas.microsoft.com/office/word/2010/wordprocessingDrawing" xmlns:wp="http://schemas.openxmlformats.org/drawingml/2006/wordprocessingDrawing" xmlns:w10="urn:schemas-microsoft-com:office:word" xmlns:w="http://schemas.openxmlformats.org/wordprocessingml/2006/main" xmlns:w14="http://schemas.microsoft.com/office/word/2010/wordml" xmlns:w15="http://schemas.microsoft.com/office/word/2012/wordml" xmlns:w16cex="http://schemas.microsoft.com/office/word/2018/wordml/cex" xmlns:w16cid="http://schemas.microsoft.com/office/word/2016/wordml/cid" xmlns:w16="http://schemas.microsoft.com/office/word/2018/wordml" xmlns:w16sdtdh="http://schemas.microsoft.com/office/word/2020/wordml/sdtdatahash" xmlns:w16se="http://schemas.microsoft.com/office/word/2015/wordml/symex" xmlns:wpg="http://schemas.microsoft.com/office/word/2010/wordprocessingGroup" xmlns:wpi="http://schemas.microsoft.com/office/word/2010/wordprocessingInk" xmlns:wne="http://schemas.microsoft.com/office/word/2006/wordml" xmlns:wps="http://schemas.microsoft.com/office/word/2010/wordprocessingShape" mc:Ignorable="w14 w15 w16se w16cid w16 w16cex w16sdtdh wp14">
+<w:document xmlns:wpc="http://schemas.microsoft.com/office/word/2010/wordprocessingCanvas" xmlns:cx="http://schemas.microsoft.com/office/drawing/2014/chartex" xmlns:cx1="http://schemas.microsoft.com/office/drawing/2015/9/8/chartex" xmlns:cx2="http://schemas.microsoft.com/office/drawing/2015/10/21/chartex" xmlns:cx3="http://schemas.microsoft.com/office/drawing/2016/5/9/chartex" xmlns:cx4="http://schemas.microsoft.com/office/drawing/2016/5/10/chartex" xmlns:cx5="http://schemas.microsoft.com/office/drawing/2016/5/11/chartex" xmlns:cx6="http://schemas.microsoft.com/office/drawing/2016/5/12/chartex" xmlns:cx7="http://schemas.microsoft.com/office/drawing/2016/5/13/chartex" xmlns:cx8="http://schemas.microsoft.com/office/drawing/2016/5/14/chartex" xmlns:mc="http://schemas.openxmlformats.org/markup-compatibility/2006" xmlns:aink="http://schemas.microsoft.com/office/drawing/2016/ink" xmlns:am3d="http://schemas.microsoft.com/office/drawing/2017/model3d" xmlns:o="urn:schemas-microsoft-com:office:office" xmlns:r="http://schemas.openxmlformats.org/officeDocument/2006/relationships" xmlns:m="http://schemas.openxmlformats.org/officeDocument/2006/math" xmlns:v="urn:schemas-microsoft-com:vml" xmlns:wp14="http://schemas.microsoft.com/office/word/2010/wordprocessingDrawing" xmlns:wp="http://schemas.openxmlformats.org/drawingml/2006/wordprocessingDrawing" xmlns:w10="urn:schemas-microsoft-com:office:word" xmlns:w="http://schemas.openxmlformats.org/wordprocessingml/2006/main" xmlns:w14="http://schemas.microsoft.com/office/word/2010/wordml" xmlns:w15="http://schemas.microsoft.com/office/word/2012/wordml" xmlns:w16cex="http://schemas.microsoft.com/office/word/2018/wordml/cex" xmlns:w16cid="http://schemas.microsoft.com/office/word/2016/wordml/cid" xmlns:w16="http://schemas.microsoft.com/office/word/2018/wordml" xmlns:w16sdtdh="http://schemas.microsoft.com/office/word/2020/wordml/sdtdatahash" xmlns:w16se="http://schemas.microsoft.com/office/word/2015/wordml/symex" xmlns:wpg="http://schemas.microsoft.com/office/word/2010/wordprocessingGroup" xmlns:wpi="http://schemas.microsoft.com/office/word/2010/wordprocessingInk" xmlns:wne="http://schemas.microsoft.com/office/word/2006/wordml" xmlns:wps="http://schemas.microsoft.com/office/word/2010/wordprocessingShape" mc:Ignorable="w14 w15 w16se w16cid w16 w16cex w16sdtdh wp14">
   <w:body>
     <w:p>
       <w:pPr>
+        <w:snapToGrid w:val="0"/>
         <w:spacing w:line="300" w:lineRule="auto"/>
       </w:pPr>
       <w:r>
@@ -86,6 +87,7 @@
     </w:p>
     <w:p>
       <w:pPr>
+        <w:snapToGrid w:val="0"/>
         <w:spacing w:line="300" w:lineRule="auto"/>
         <w:outlineLvl w:val="0"/>
       </w:pPr>
@@ -115,9 +117,9 @@
           <w:kern w:val="0"/>
         </w:rPr>
         <w:drawing>
-          <wp:inline distT="0" distB="0" distL="0" distR="0" wp14:anchorId="02C4D9BF" wp14:editId="54E23679">
-            <wp:extent cx="6762584" cy="6012552"/>
-            <wp:effectExtent l="0" t="0" r="635" b="7620"/>
+          <wp:inline distT="0" distB="0" distL="0" distR="0" wp14:anchorId="3E16F106" wp14:editId="0B35DB44">
+            <wp:extent cx="6265450" cy="5570554"/>
+            <wp:effectExtent l="0" t="0" r="2540" b="0"/>
             <wp:docPr id="100003" name="图片 100003" descr="@@@3c8241d4f1a24d44b4a9b384f4020684"/>
             <wp:cNvGraphicFramePr>
               <a:graphicFrameLocks xmlns:a="http://schemas.openxmlformats.org/drawingml/2006/main" noChangeAspect="1"/>
@@ -140,7 +142,7 @@
                   <pic:spPr>
                     <a:xfrm>
                       <a:off x="0" y="0"/>
-                      <a:ext cx="6772359" cy="6021243"/>
+                      <a:ext cx="6298295" cy="5599756"/>
                     </a:xfrm>
                     <a:prstGeom prst="rect">
                       <a:avLst/>
@@ -155,6 +157,7 @@
     </w:p>
     <w:p>
       <w:pPr>
+        <w:snapToGrid w:val="0"/>
         <w:spacing w:line="300" w:lineRule="auto"/>
         <w:outlineLvl w:val="1"/>
       </w:pPr>
@@ -394,9 +397,15 @@
             <m:oMath>
               <m:r>
                 <w:rPr>
-                  <w:rFonts w:cs="Cambria Math"/>
+                  <w:rFonts w:ascii="Cambria Math" w:hAnsi="Cambria Math" w:cs="Cambria Math"/>
                 </w:rPr>
-                <m:t>N=</m:t>
+                <m:t>N</m:t>
+              </m:r>
+              <m:r>
+                <w:rPr>
+                  <w:rFonts w:ascii="Cambria Math" w:hAnsi="Cambria Math" w:cs="Cambria Math"/>
+                </w:rPr>
+                <m:t>=</m:t>
               </m:r>
             </m:oMath>
             <w:r>
@@ -414,6 +423,7 @@
     </w:tbl>
     <w:p>
       <w:pPr>
+        <w:snapToGrid w:val="0"/>
         <w:spacing w:line="300" w:lineRule="auto"/>
       </w:pPr>
     </w:p>
@@ -446,12 +456,16 @@
       <m:oMath>
         <m:sSub>
           <m:sSubPr>
-            <m:ctrlPr/>
+            <m:ctrlPr>
+              <w:rPr>
+                <w:rFonts w:ascii="Cambria Math" w:hAnsi="Cambria Math"/>
+              </w:rPr>
+            </m:ctrlPr>
           </m:sSubPr>
           <m:e>
             <m:r>
               <w:rPr>
-                <w:rFonts w:cs="Cambria Math"/>
+                <w:rFonts w:ascii="Cambria Math" w:hAnsi="Cambria Math" w:cs="Cambria Math"/>
               </w:rPr>
               <m:t>m</m:t>
             </m:r>
@@ -459,7 +473,7 @@
           <m:sub>
             <m:r>
               <w:rPr>
-                <w:rFonts w:cs="Cambria Math"/>
+                <w:rFonts w:ascii="Cambria Math" w:hAnsi="Cambria Math" w:cs="Cambria Math"/>
               </w:rPr>
               <m:t>1</m:t>
             </m:r>
@@ -478,12 +492,16 @@
       <m:oMath>
         <m:sSub>
           <m:sSubPr>
-            <m:ctrlPr/>
+            <m:ctrlPr>
+              <w:rPr>
+                <w:rFonts w:ascii="Cambria Math" w:hAnsi="Cambria Math"/>
+              </w:rPr>
+            </m:ctrlPr>
           </m:sSubPr>
           <m:e>
             <m:r>
               <w:rPr>
-                <w:rFonts w:cs="Cambria Math"/>
+                <w:rFonts w:ascii="Cambria Math" w:hAnsi="Cambria Math" w:cs="Cambria Math"/>
               </w:rPr>
               <m:t>m</m:t>
             </m:r>
@@ -491,7 +509,7 @@
           <m:sub>
             <m:r>
               <w:rPr>
-                <w:rFonts w:cs="Cambria Math"/>
+                <w:rFonts w:ascii="Cambria Math" w:hAnsi="Cambria Math" w:cs="Cambria Math"/>
               </w:rPr>
               <m:t>2</m:t>
             </m:r>
@@ -519,12 +537,16 @@
       <m:oMath>
         <m:sSub>
           <m:sSubPr>
-            <m:ctrlPr/>
+            <m:ctrlPr>
+              <w:rPr>
+                <w:rFonts w:ascii="Cambria Math" w:hAnsi="Cambria Math"/>
+              </w:rPr>
+            </m:ctrlPr>
           </m:sSubPr>
           <m:e>
             <m:r>
               <w:rPr>
-                <w:rFonts w:cs="Cambria Math"/>
+                <w:rFonts w:ascii="Cambria Math" w:hAnsi="Cambria Math" w:cs="Cambria Math"/>
               </w:rPr>
               <m:t>m</m:t>
             </m:r>
@@ -532,7 +554,7 @@
           <m:sub>
             <m:r>
               <w:rPr>
-                <w:rFonts w:cs="Cambria Math"/>
+                <w:rFonts w:ascii="Cambria Math" w:hAnsi="Cambria Math" w:cs="Cambria Math"/>
               </w:rPr>
               <m:t>n</m:t>
             </m:r>
@@ -547,39 +569,31 @@
           <m:sSubPr>
             <m:ctrlPr>
               <w:rPr>
+                <w:rFonts w:ascii="Cambria Math" w:hAnsi="Cambria Math"/>
                 <w:bdr w:val="single" w:sz="8" w:space="0" w:color="auto"/>
               </w:rPr>
             </m:ctrlPr>
           </m:sSubPr>
           <m:e>
             <m:r>
-              <m:rPr>
-                <m:sty m:val="i"/>
-              </m:rPr>
-              <w:rPr>
-                <w:rFonts w:cs="Cambria Math"/>
+              <w:rPr>
+                <w:rFonts w:ascii="Cambria Math" w:hAnsi="Cambria Math" w:cs="Cambria Math"/>
               </w:rPr>
               <m:t>m</m:t>
             </m:r>
           </m:e>
           <m:sub>
             <m:r>
-              <m:rPr>
-                <m:sty m:val="i"/>
-              </m:rPr>
-              <w:rPr>
-                <w:rFonts w:cs="Cambria Math"/>
+              <w:rPr>
+                <w:rFonts w:ascii="Cambria Math" w:hAnsi="Cambria Math" w:cs="Cambria Math"/>
               </w:rPr>
               <m:t>1</m:t>
             </m:r>
           </m:sub>
         </m:sSub>
         <m:r>
-          <m:rPr>
-            <m:sty m:val="i"/>
-          </m:rPr>
           <w:rPr>
-            <w:rFonts w:cs="Cambria Math"/>
+            <w:rFonts w:ascii="Cambria Math" w:hAnsi="Cambria Math" w:cs="Cambria Math"/>
             <w:bdr w:val="single" w:sz="8" w:space="0" w:color="auto"/>
           </w:rPr>
           <m:t>+</m:t>
@@ -588,39 +602,31 @@
           <m:sSubPr>
             <m:ctrlPr>
               <w:rPr>
+                <w:rFonts w:ascii="Cambria Math" w:hAnsi="Cambria Math"/>
                 <w:bdr w:val="single" w:sz="8" w:space="0" w:color="auto"/>
               </w:rPr>
             </m:ctrlPr>
           </m:sSubPr>
           <m:e>
             <m:r>
-              <m:rPr>
-                <m:sty m:val="i"/>
-              </m:rPr>
-              <w:rPr>
-                <w:rFonts w:cs="Cambria Math"/>
+              <w:rPr>
+                <w:rFonts w:ascii="Cambria Math" w:hAnsi="Cambria Math" w:cs="Cambria Math"/>
               </w:rPr>
               <m:t>m</m:t>
             </m:r>
           </m:e>
           <m:sub>
             <m:r>
-              <m:rPr>
-                <m:sty m:val="i"/>
-              </m:rPr>
-              <w:rPr>
-                <w:rFonts w:cs="Cambria Math"/>
+              <w:rPr>
+                <w:rFonts w:ascii="Cambria Math" w:hAnsi="Cambria Math" w:cs="Cambria Math"/>
               </w:rPr>
               <m:t>2</m:t>
             </m:r>
           </m:sub>
         </m:sSub>
         <m:r>
-          <m:rPr>
-            <m:sty m:val="i"/>
-          </m:rPr>
           <w:rPr>
-            <w:rFonts w:cs="Cambria Math"/>
+            <w:rFonts w:ascii="Cambria Math" w:hAnsi="Cambria Math" w:cs="Cambria Math"/>
             <w:bdr w:val="single" w:sz="8" w:space="0" w:color="auto"/>
           </w:rPr>
           <m:t>+⋯+</m:t>
@@ -629,28 +635,23 @@
           <m:sSubPr>
             <m:ctrlPr>
               <w:rPr>
+                <w:rFonts w:ascii="Cambria Math" w:hAnsi="Cambria Math"/>
                 <w:bdr w:val="single" w:sz="8" w:space="0" w:color="auto"/>
               </w:rPr>
             </m:ctrlPr>
           </m:sSubPr>
           <m:e>
             <m:r>
-              <m:rPr>
-                <m:sty m:val="i"/>
-              </m:rPr>
-              <w:rPr>
-                <w:rFonts w:cs="Cambria Math"/>
+              <w:rPr>
+                <w:rFonts w:ascii="Cambria Math" w:hAnsi="Cambria Math" w:cs="Cambria Math"/>
               </w:rPr>
               <m:t>m</m:t>
             </m:r>
           </m:e>
           <m:sub>
             <m:r>
-              <m:rPr>
-                <m:sty m:val="i"/>
-              </m:rPr>
-              <w:rPr>
-                <w:rFonts w:cs="Cambria Math"/>
+              <w:rPr>
+                <w:rFonts w:ascii="Cambria Math" w:hAnsi="Cambria Math" w:cs="Cambria Math"/>
               </w:rPr>
               <m:t>n</m:t>
             </m:r>
@@ -660,6 +661,7 @@
     </w:p>
     <w:p>
       <w:pPr>
+        <w:snapToGrid w:val="0"/>
         <w:spacing w:line="300" w:lineRule="auto"/>
       </w:pPr>
     </w:p>
@@ -772,7 +774,6 @@
               <w:spacing w:line="300" w:lineRule="auto"/>
             </w:pPr>
             <w:r>
-              <w:lastRenderedPageBreak/>
               <w:t>分步</w:t>
             </w:r>
           </w:p>
@@ -855,6 +856,7 @@
               <w:spacing w:line="300" w:lineRule="auto"/>
             </w:pPr>
             <w:r>
+              <w:lastRenderedPageBreak/>
               <w:t>计数</w:t>
             </w:r>
           </w:p>
@@ -885,9 +887,15 @@
             <m:oMath>
               <m:r>
                 <w:rPr>
-                  <w:rFonts w:cs="Cambria Math"/>
+                  <w:rFonts w:ascii="Cambria Math" w:hAnsi="Cambria Math" w:cs="Cambria Math"/>
                 </w:rPr>
-                <m:t>N=</m:t>
+                <m:t>N</m:t>
+              </m:r>
+              <m:r>
+                <w:rPr>
+                  <w:rFonts w:ascii="Cambria Math" w:hAnsi="Cambria Math" w:cs="Cambria Math"/>
+                </w:rPr>
+                <m:t>=</m:t>
               </m:r>
             </m:oMath>
             <w:r>
@@ -905,6 +913,7 @@
     </w:tbl>
     <w:p>
       <w:pPr>
+        <w:snapToGrid w:val="0"/>
         <w:spacing w:line="300" w:lineRule="auto"/>
       </w:pPr>
     </w:p>
@@ -937,12 +946,16 @@
       <m:oMath>
         <m:sSub>
           <m:sSubPr>
-            <m:ctrlPr/>
+            <m:ctrlPr>
+              <w:rPr>
+                <w:rFonts w:ascii="Cambria Math" w:hAnsi="Cambria Math"/>
+              </w:rPr>
+            </m:ctrlPr>
           </m:sSubPr>
           <m:e>
             <m:r>
               <w:rPr>
-                <w:rFonts w:cs="Cambria Math"/>
+                <w:rFonts w:ascii="Cambria Math" w:hAnsi="Cambria Math" w:cs="Cambria Math"/>
               </w:rPr>
               <m:t>m</m:t>
             </m:r>
@@ -950,7 +963,7 @@
           <m:sub>
             <m:r>
               <w:rPr>
-                <w:rFonts w:cs="Cambria Math"/>
+                <w:rFonts w:ascii="Cambria Math" w:hAnsi="Cambria Math" w:cs="Cambria Math"/>
               </w:rPr>
               <m:t>1</m:t>
             </m:r>
@@ -969,12 +982,16 @@
       <m:oMath>
         <m:sSub>
           <m:sSubPr>
-            <m:ctrlPr/>
+            <m:ctrlPr>
+              <w:rPr>
+                <w:rFonts w:ascii="Cambria Math" w:hAnsi="Cambria Math"/>
+              </w:rPr>
+            </m:ctrlPr>
           </m:sSubPr>
           <m:e>
             <m:r>
               <w:rPr>
-                <w:rFonts w:cs="Cambria Math"/>
+                <w:rFonts w:ascii="Cambria Math" w:hAnsi="Cambria Math" w:cs="Cambria Math"/>
               </w:rPr>
               <m:t>m</m:t>
             </m:r>
@@ -982,7 +999,7 @@
           <m:sub>
             <m:r>
               <w:rPr>
-                <w:rFonts w:cs="Cambria Math"/>
+                <w:rFonts w:ascii="Cambria Math" w:hAnsi="Cambria Math" w:cs="Cambria Math"/>
               </w:rPr>
               <m:t>2</m:t>
             </m:r>
@@ -1010,12 +1027,16 @@
       <m:oMath>
         <m:sSub>
           <m:sSubPr>
-            <m:ctrlPr/>
+            <m:ctrlPr>
+              <w:rPr>
+                <w:rFonts w:ascii="Cambria Math" w:hAnsi="Cambria Math"/>
+              </w:rPr>
+            </m:ctrlPr>
           </m:sSubPr>
           <m:e>
             <m:r>
               <w:rPr>
-                <w:rFonts w:cs="Cambria Math"/>
+                <w:rFonts w:ascii="Cambria Math" w:hAnsi="Cambria Math" w:cs="Cambria Math"/>
               </w:rPr>
               <m:t>m</m:t>
             </m:r>
@@ -1023,7 +1044,7 @@
           <m:sub>
             <m:r>
               <w:rPr>
-                <w:rFonts w:cs="Cambria Math"/>
+                <w:rFonts w:ascii="Cambria Math" w:hAnsi="Cambria Math" w:cs="Cambria Math"/>
               </w:rPr>
               <m:t>n</m:t>
             </m:r>
@@ -1038,39 +1059,31 @@
           <m:sSubPr>
             <m:ctrlPr>
               <w:rPr>
+                <w:rFonts w:ascii="Cambria Math" w:hAnsi="Cambria Math"/>
                 <w:bdr w:val="single" w:sz="8" w:space="0" w:color="auto"/>
               </w:rPr>
             </m:ctrlPr>
           </m:sSubPr>
           <m:e>
             <m:r>
-              <m:rPr>
-                <m:sty m:val="i"/>
-              </m:rPr>
-              <w:rPr>
-                <w:rFonts w:cs="Cambria Math"/>
+              <w:rPr>
+                <w:rFonts w:ascii="Cambria Math" w:hAnsi="Cambria Math" w:cs="Cambria Math"/>
               </w:rPr>
               <m:t>m</m:t>
             </m:r>
           </m:e>
           <m:sub>
             <m:r>
-              <m:rPr>
-                <m:sty m:val="i"/>
-              </m:rPr>
-              <w:rPr>
-                <w:rFonts w:cs="Cambria Math"/>
+              <w:rPr>
+                <w:rFonts w:ascii="Cambria Math" w:hAnsi="Cambria Math" w:cs="Cambria Math"/>
               </w:rPr>
               <m:t>1</m:t>
             </m:r>
           </m:sub>
         </m:sSub>
         <m:r>
-          <m:rPr>
-            <m:sty m:val="i"/>
-          </m:rPr>
           <w:rPr>
-            <w:rFonts w:cs="Cambria Math"/>
+            <w:rFonts w:ascii="Cambria Math" w:hAnsi="Cambria Math" w:cs="Cambria Math"/>
             <w:bdr w:val="single" w:sz="8" w:space="0" w:color="auto"/>
           </w:rPr>
           <m:t>×</m:t>
@@ -1079,39 +1092,31 @@
           <m:sSubPr>
             <m:ctrlPr>
               <w:rPr>
+                <w:rFonts w:ascii="Cambria Math" w:hAnsi="Cambria Math"/>
                 <w:bdr w:val="single" w:sz="8" w:space="0" w:color="auto"/>
               </w:rPr>
             </m:ctrlPr>
           </m:sSubPr>
           <m:e>
             <m:r>
-              <m:rPr>
-                <m:sty m:val="i"/>
-              </m:rPr>
-              <w:rPr>
-                <w:rFonts w:cs="Cambria Math"/>
+              <w:rPr>
+                <w:rFonts w:ascii="Cambria Math" w:hAnsi="Cambria Math" w:cs="Cambria Math"/>
               </w:rPr>
               <m:t>m</m:t>
             </m:r>
           </m:e>
           <m:sub>
             <m:r>
-              <m:rPr>
-                <m:sty m:val="i"/>
-              </m:rPr>
-              <w:rPr>
-                <w:rFonts w:cs="Cambria Math"/>
+              <w:rPr>
+                <w:rFonts w:ascii="Cambria Math" w:hAnsi="Cambria Math" w:cs="Cambria Math"/>
               </w:rPr>
               <m:t>2</m:t>
             </m:r>
           </m:sub>
         </m:sSub>
         <m:r>
-          <m:rPr>
-            <m:sty m:val="i"/>
-          </m:rPr>
           <w:rPr>
-            <w:rFonts w:cs="Cambria Math"/>
+            <w:rFonts w:ascii="Cambria Math" w:hAnsi="Cambria Math" w:cs="Cambria Math"/>
             <w:bdr w:val="single" w:sz="8" w:space="0" w:color="auto"/>
           </w:rPr>
           <m:t>×⋯×</m:t>
@@ -1120,28 +1125,23 @@
           <m:sSubPr>
             <m:ctrlPr>
               <w:rPr>
+                <w:rFonts w:ascii="Cambria Math" w:hAnsi="Cambria Math"/>
                 <w:bdr w:val="single" w:sz="8" w:space="0" w:color="auto"/>
               </w:rPr>
             </m:ctrlPr>
           </m:sSubPr>
           <m:e>
             <m:r>
-              <m:rPr>
-                <m:sty m:val="i"/>
-              </m:rPr>
-              <w:rPr>
-                <w:rFonts w:cs="Cambria Math"/>
+              <w:rPr>
+                <w:rFonts w:ascii="Cambria Math" w:hAnsi="Cambria Math" w:cs="Cambria Math"/>
               </w:rPr>
               <m:t>m</m:t>
             </m:r>
           </m:e>
           <m:sub>
             <m:r>
-              <m:rPr>
-                <m:sty m:val="i"/>
-              </m:rPr>
-              <w:rPr>
-                <w:rFonts w:cs="Cambria Math"/>
+              <w:rPr>
+                <w:rFonts w:ascii="Cambria Math" w:hAnsi="Cambria Math" w:cs="Cambria Math"/>
               </w:rPr>
               <m:t>n</m:t>
             </m:r>
@@ -1151,11 +1151,13 @@
     </w:p>
     <w:p>
       <w:pPr>
+        <w:snapToGrid w:val="0"/>
         <w:spacing w:line="300" w:lineRule="auto"/>
       </w:pPr>
     </w:p>
     <w:p>
       <w:pPr>
+        <w:snapToGrid w:val="0"/>
         <w:spacing w:line="300" w:lineRule="auto"/>
         <w:outlineLvl w:val="1"/>
       </w:pPr>
@@ -1191,29 +1193,52 @@
         </w:rPr>
         <w:t>n</w:t>
       </w:r>
-      <w:proofErr w:type="gramStart"/>
       <w:r>
         <w:t>个</w:t>
       </w:r>
-      <w:proofErr w:type="gramEnd"/>
       <w:r>
         <w:t>不同元素中取出</w:t>
       </w:r>
       <m:oMath>
         <m:r>
           <w:rPr>
-            <w:rFonts w:cs="Cambria Math"/>
+            <w:rFonts w:ascii="Cambria Math" w:hAnsi="Cambria Math" w:cs="Cambria Math"/>
           </w:rPr>
-          <m:t>m(m≤n)</m:t>
+          <m:t>m</m:t>
+        </m:r>
+        <m:r>
+          <w:rPr>
+            <w:rFonts w:ascii="Cambria Math" w:hAnsi="Cambria Math" w:cs="Cambria Math"/>
+          </w:rPr>
+          <m:t>(</m:t>
+        </m:r>
+        <m:r>
+          <w:rPr>
+            <w:rFonts w:ascii="Cambria Math" w:hAnsi="Cambria Math" w:cs="Cambria Math"/>
+          </w:rPr>
+          <m:t>m</m:t>
+        </m:r>
+        <m:r>
+          <w:rPr>
+            <w:rFonts w:ascii="Cambria Math" w:hAnsi="Cambria Math" w:cs="Cambria Math"/>
+          </w:rPr>
+          <m:t>≤</m:t>
+        </m:r>
+        <m:r>
+          <w:rPr>
+            <w:rFonts w:ascii="Cambria Math" w:hAnsi="Cambria Math" w:cs="Cambria Math"/>
+          </w:rPr>
+          <m:t>n</m:t>
+        </m:r>
+        <m:r>
+          <w:rPr>
+            <w:rFonts w:ascii="Cambria Math" w:hAnsi="Cambria Math" w:cs="Cambria Math"/>
+          </w:rPr>
+          <m:t>)</m:t>
         </m:r>
       </m:oMath>
-      <w:proofErr w:type="gramStart"/>
-      <w:r>
-        <w:t>个</w:t>
-      </w:r>
-      <w:proofErr w:type="gramEnd"/>
-      <w:r>
-        <w:t>元素，并按照</w:t>
+      <w:r>
+        <w:t>个元素，并按照</w:t>
       </w:r>
       <w:r>
         <w:rPr>
@@ -1230,13 +1255,8 @@
         </w:rPr>
         <w:t>n</w:t>
       </w:r>
-      <w:proofErr w:type="gramStart"/>
-      <w:r>
-        <w:t>个</w:t>
-      </w:r>
-      <w:proofErr w:type="gramEnd"/>
-      <w:r>
-        <w:t>不同元素中取出</w:t>
+      <w:r>
+        <w:t>个不同元素中取出</w:t>
       </w:r>
       <w:r>
         <w:rPr>
@@ -1244,17 +1264,13 @@
         </w:rPr>
         <w:t>m</w:t>
       </w:r>
-      <w:proofErr w:type="gramStart"/>
-      <w:r>
-        <w:t>个</w:t>
-      </w:r>
-      <w:proofErr w:type="gramEnd"/>
-      <w:r>
-        <w:t>元素的一个排列．</w:t>
+      <w:r>
+        <w:t>个元素的一个排列．</w:t>
       </w:r>
     </w:p>
     <w:p>
       <w:pPr>
+        <w:snapToGrid w:val="0"/>
         <w:spacing w:line="300" w:lineRule="auto"/>
       </w:pPr>
     </w:p>
@@ -1290,6 +1306,7 @@
     </w:p>
     <w:p>
       <w:pPr>
+        <w:snapToGrid w:val="0"/>
         <w:spacing w:line="300" w:lineRule="auto"/>
       </w:pPr>
     </w:p>
@@ -1319,29 +1336,49 @@
         </w:rPr>
         <w:t>n</w:t>
       </w:r>
-      <w:proofErr w:type="gramStart"/>
-      <w:r>
-        <w:t>个</w:t>
-      </w:r>
-      <w:proofErr w:type="gramEnd"/>
-      <w:r>
-        <w:t>不同元素中取出</w:t>
+      <w:r>
+        <w:t>个不同元素中取出</w:t>
       </w:r>
       <m:oMath>
         <m:r>
           <w:rPr>
-            <w:rFonts w:cs="Cambria Math"/>
+            <w:rFonts w:ascii="Cambria Math" w:hAnsi="Cambria Math" w:cs="Cambria Math"/>
           </w:rPr>
-          <m:t>m(m≤n)</m:t>
+          <m:t>m</m:t>
+        </m:r>
+        <m:r>
+          <w:rPr>
+            <w:rFonts w:ascii="Cambria Math" w:hAnsi="Cambria Math" w:cs="Cambria Math"/>
+          </w:rPr>
+          <m:t>(</m:t>
+        </m:r>
+        <m:r>
+          <w:rPr>
+            <w:rFonts w:ascii="Cambria Math" w:hAnsi="Cambria Math" w:cs="Cambria Math"/>
+          </w:rPr>
+          <m:t>m</m:t>
+        </m:r>
+        <m:r>
+          <w:rPr>
+            <w:rFonts w:ascii="Cambria Math" w:hAnsi="Cambria Math" w:cs="Cambria Math"/>
+          </w:rPr>
+          <m:t>≤</m:t>
+        </m:r>
+        <m:r>
+          <w:rPr>
+            <w:rFonts w:ascii="Cambria Math" w:hAnsi="Cambria Math" w:cs="Cambria Math"/>
+          </w:rPr>
+          <m:t>n</m:t>
+        </m:r>
+        <m:r>
+          <w:rPr>
+            <w:rFonts w:ascii="Cambria Math" w:hAnsi="Cambria Math" w:cs="Cambria Math"/>
+          </w:rPr>
+          <m:t>)</m:t>
         </m:r>
       </m:oMath>
-      <w:proofErr w:type="gramStart"/>
-      <w:r>
-        <w:t>个</w:t>
-      </w:r>
-      <w:proofErr w:type="gramEnd"/>
-      <w:r>
-        <w:t>元素的</w:t>
+      <w:r>
+        <w:t>个元素的</w:t>
       </w:r>
       <w:r>
         <w:rPr>
@@ -1358,13 +1395,8 @@
         </w:rPr>
         <w:t>n</w:t>
       </w:r>
-      <w:proofErr w:type="gramStart"/>
-      <w:r>
-        <w:t>个</w:t>
-      </w:r>
-      <w:proofErr w:type="gramEnd"/>
-      <w:r>
-        <w:t>不同元素中取出</w:t>
+      <w:r>
+        <w:t>个不同元素中取出</w:t>
       </w:r>
       <w:r>
         <w:rPr>
@@ -1372,52 +1404,39 @@
         </w:rPr>
         <w:t>m</w:t>
       </w:r>
-      <w:proofErr w:type="gramStart"/>
-      <w:r>
-        <w:t>个</w:t>
-      </w:r>
-      <w:proofErr w:type="gramEnd"/>
-      <w:r>
-        <w:t>元素的排列数，用符号</w:t>
+      <w:r>
+        <w:t>个元素的排列数，用符号</w:t>
       </w:r>
       <m:oMath>
         <m:sSubSup>
           <m:sSubSupPr>
             <m:ctrlPr>
               <w:rPr>
+                <w:rFonts w:ascii="Cambria Math" w:hAnsi="Cambria Math"/>
                 <w:bdr w:val="single" w:sz="8" w:space="0" w:color="auto"/>
               </w:rPr>
             </m:ctrlPr>
           </m:sSubSupPr>
           <m:e>
             <m:r>
-              <m:rPr>
-                <m:sty m:val="i"/>
-              </m:rPr>
-              <w:rPr>
-                <w:rFonts w:cs="Cambria Math"/>
+              <w:rPr>
+                <w:rFonts w:ascii="Cambria Math" w:hAnsi="Cambria Math" w:cs="Cambria Math"/>
               </w:rPr>
               <m:t>A</m:t>
             </m:r>
           </m:e>
           <m:sub>
             <m:r>
-              <m:rPr>
-                <m:sty m:val="i"/>
-              </m:rPr>
-              <w:rPr>
-                <w:rFonts w:cs="Cambria Math"/>
+              <w:rPr>
+                <w:rFonts w:ascii="Cambria Math" w:hAnsi="Cambria Math" w:cs="Cambria Math"/>
               </w:rPr>
               <m:t>n</m:t>
             </m:r>
           </m:sub>
           <m:sup>
             <m:r>
-              <m:rPr>
-                <m:sty m:val="i"/>
-              </m:rPr>
-              <w:rPr>
-                <w:rFonts w:cs="Cambria Math"/>
+              <w:rPr>
+                <w:rFonts w:ascii="Cambria Math" w:hAnsi="Cambria Math" w:cs="Cambria Math"/>
               </w:rPr>
               <m:t>m</m:t>
             </m:r>
@@ -1430,6 +1449,7 @@
     </w:p>
     <w:p>
       <w:pPr>
+        <w:snapToGrid w:val="0"/>
         <w:spacing w:line="300" w:lineRule="auto"/>
       </w:pPr>
     </w:p>
@@ -1507,6 +1527,7 @@
     </w:p>
     <w:p>
       <w:pPr>
+        <w:snapToGrid w:val="0"/>
         <w:spacing w:line="300" w:lineRule="auto"/>
       </w:pPr>
     </w:p>
@@ -1539,7 +1560,11 @@
       <m:oMath>
         <m:sSubSup>
           <m:sSubSupPr>
-            <m:ctrlPr/>
+            <m:ctrlPr>
+              <w:rPr>
+                <w:rFonts w:ascii="Cambria Math" w:hAnsi="Cambria Math"/>
+              </w:rPr>
+            </m:ctrlPr>
           </m:sSubSupPr>
           <m:e>
             <m:r>
@@ -1555,7 +1580,7 @@
           <m:sub>
             <m:r>
               <w:rPr>
-                <w:rFonts w:cs="Cambria Math"/>
+                <w:rFonts w:ascii="Cambria Math" w:hAnsi="Cambria Math" w:cs="Cambria Math"/>
               </w:rPr>
               <m:t>n</m:t>
             </m:r>
@@ -1563,7 +1588,7 @@
           <m:sup>
             <m:r>
               <w:rPr>
-                <w:rFonts w:cs="Cambria Math"/>
+                <w:rFonts w:ascii="Cambria Math" w:hAnsi="Cambria Math" w:cs="Cambria Math"/>
               </w:rPr>
               <m:t>m</m:t>
             </m:r>
@@ -1571,16 +1596,13 @@
         </m:sSubSup>
         <m:r>
           <w:rPr>
-            <w:rFonts w:cs="Cambria Math"/>
+            <w:rFonts w:ascii="Cambria Math" w:hAnsi="Cambria Math" w:cs="Cambria Math"/>
           </w:rPr>
           <m:t>=</m:t>
         </m:r>
         <m:r>
-          <m:rPr>
-            <m:sty m:val="i"/>
-          </m:rPr>
           <w:rPr>
-            <w:rFonts w:cs="Cambria Math"/>
+            <w:rFonts w:ascii="Cambria Math" w:hAnsi="Cambria Math" w:cs="Cambria Math"/>
             <w:bdr w:val="single" w:sz="8" w:space="0" w:color="auto"/>
           </w:rPr>
           <m:t>n</m:t>
@@ -1589,19 +1611,29 @@
           <m:dPr>
             <m:ctrlPr>
               <w:rPr>
+                <w:rFonts w:ascii="Cambria Math" w:hAnsi="Cambria Math"/>
                 <w:bdr w:val="single" w:sz="8" w:space="0" w:color="auto"/>
               </w:rPr>
             </m:ctrlPr>
           </m:dPr>
           <m:e>
             <m:r>
-              <m:rPr>
-                <m:sty m:val="i"/>
-              </m:rPr>
-              <w:rPr>
-                <w:rFonts w:cs="Cambria Math"/>
-              </w:rPr>
-              <m:t>n-1</m:t>
+              <w:rPr>
+                <w:rFonts w:ascii="Cambria Math" w:hAnsi="Cambria Math" w:cs="Cambria Math"/>
+              </w:rPr>
+              <m:t>n</m:t>
+            </m:r>
+            <m:r>
+              <w:rPr>
+                <w:rFonts w:ascii="Cambria Math" w:hAnsi="Cambria Math" w:cs="Cambria Math"/>
+              </w:rPr>
+              <m:t>-</m:t>
+            </m:r>
+            <m:r>
+              <w:rPr>
+                <w:rFonts w:ascii="Cambria Math" w:hAnsi="Cambria Math" w:cs="Cambria Math"/>
+              </w:rPr>
+              <m:t>1</m:t>
             </m:r>
           </m:e>
         </m:d>
@@ -1609,19 +1641,29 @@
           <m:dPr>
             <m:ctrlPr>
               <w:rPr>
+                <w:rFonts w:ascii="Cambria Math" w:hAnsi="Cambria Math"/>
                 <w:bdr w:val="single" w:sz="8" w:space="0" w:color="auto"/>
               </w:rPr>
             </m:ctrlPr>
           </m:dPr>
           <m:e>
             <m:r>
-              <m:rPr>
-                <m:sty m:val="i"/>
-              </m:rPr>
-              <w:rPr>
-                <w:rFonts w:cs="Cambria Math"/>
-              </w:rPr>
-              <m:t>n-2</m:t>
+              <w:rPr>
+                <w:rFonts w:ascii="Cambria Math" w:hAnsi="Cambria Math" w:cs="Cambria Math"/>
+              </w:rPr>
+              <m:t>n</m:t>
+            </m:r>
+            <m:r>
+              <w:rPr>
+                <w:rFonts w:ascii="Cambria Math" w:hAnsi="Cambria Math" w:cs="Cambria Math"/>
+              </w:rPr>
+              <m:t>-</m:t>
+            </m:r>
+            <m:r>
+              <w:rPr>
+                <w:rFonts w:ascii="Cambria Math" w:hAnsi="Cambria Math" w:cs="Cambria Math"/>
+              </w:rPr>
+              <m:t>2</m:t>
             </m:r>
           </m:e>
         </m:d>
@@ -1638,19 +1680,35 @@
           <m:dPr>
             <m:ctrlPr>
               <w:rPr>
+                <w:rFonts w:ascii="Cambria Math" w:hAnsi="Cambria Math"/>
                 <w:bdr w:val="single" w:sz="8" w:space="0" w:color="auto"/>
               </w:rPr>
             </m:ctrlPr>
           </m:dPr>
           <m:e>
             <m:r>
-              <m:rPr>
-                <m:sty m:val="i"/>
-              </m:rPr>
-              <w:rPr>
-                <w:rFonts w:cs="Cambria Math"/>
-              </w:rPr>
-              <m:t>n-m+1</m:t>
+              <w:rPr>
+                <w:rFonts w:ascii="Cambria Math" w:hAnsi="Cambria Math" w:cs="Cambria Math"/>
+              </w:rPr>
+              <m:t>n</m:t>
+            </m:r>
+            <m:r>
+              <w:rPr>
+                <w:rFonts w:ascii="Cambria Math" w:hAnsi="Cambria Math" w:cs="Cambria Math"/>
+              </w:rPr>
+              <m:t>-</m:t>
+            </m:r>
+            <m:r>
+              <w:rPr>
+                <w:rFonts w:ascii="Cambria Math" w:hAnsi="Cambria Math" w:cs="Cambria Math"/>
+              </w:rPr>
+              <m:t>m</m:t>
+            </m:r>
+            <m:r>
+              <w:rPr>
+                <w:rFonts w:ascii="Cambria Math" w:hAnsi="Cambria Math" w:cs="Cambria Math"/>
+              </w:rPr>
+              <m:t>+1</m:t>
             </m:r>
           </m:e>
         </m:d>
@@ -1661,18 +1719,40 @@
       <m:oMath>
         <m:r>
           <w:rPr>
-            <w:rFonts w:cs="Cambria Math"/>
+            <w:rFonts w:ascii="Cambria Math" w:hAnsi="Cambria Math" w:cs="Cambria Math"/>
           </w:rPr>
-          <m:t>n,m∈</m:t>
+          <m:t>n</m:t>
+        </m:r>
+        <m:r>
+          <w:rPr>
+            <w:rFonts w:ascii="Cambria Math" w:hAnsi="Cambria Math" w:cs="Cambria Math"/>
+          </w:rPr>
+          <m:t>,</m:t>
+        </m:r>
+        <m:r>
+          <w:rPr>
+            <w:rFonts w:ascii="Cambria Math" w:hAnsi="Cambria Math" w:cs="Cambria Math"/>
+          </w:rPr>
+          <m:t>m</m:t>
+        </m:r>
+        <m:r>
+          <w:rPr>
+            <w:rFonts w:ascii="Cambria Math" w:hAnsi="Cambria Math" w:cs="Cambria Math"/>
+          </w:rPr>
+          <m:t>∈</m:t>
         </m:r>
         <m:sSup>
           <m:sSupPr>
-            <m:ctrlPr/>
+            <m:ctrlPr>
+              <w:rPr>
+                <w:rFonts w:ascii="Cambria Math" w:hAnsi="Cambria Math"/>
+              </w:rPr>
+            </m:ctrlPr>
           </m:sSupPr>
           <m:e>
             <m:r>
               <w:rPr>
-                <w:rFonts w:cs="Cambria Math"/>
+                <w:rFonts w:ascii="Cambria Math" w:hAnsi="Cambria Math" w:cs="Cambria Math"/>
               </w:rPr>
               <m:t>N</m:t>
             </m:r>
@@ -1680,7 +1760,7 @@
           <m:sup>
             <m:r>
               <w:rPr>
-                <w:rFonts w:cs="Cambria Math"/>
+                <w:rFonts w:ascii="Cambria Math" w:hAnsi="Cambria Math" w:cs="Cambria Math"/>
               </w:rPr>
               <m:t>*</m:t>
             </m:r>
@@ -1693,9 +1773,21 @@
       <m:oMath>
         <m:r>
           <w:rPr>
-            <w:rFonts w:cs="Cambria Math"/>
+            <w:rFonts w:ascii="Cambria Math" w:hAnsi="Cambria Math" w:cs="Cambria Math"/>
           </w:rPr>
-          <m:t>m≤n</m:t>
+          <m:t>m</m:t>
+        </m:r>
+        <m:r>
+          <w:rPr>
+            <w:rFonts w:ascii="Cambria Math" w:hAnsi="Cambria Math" w:cs="Cambria Math"/>
+          </w:rPr>
+          <m:t>≤</m:t>
+        </m:r>
+        <m:r>
+          <w:rPr>
+            <w:rFonts w:ascii="Cambria Math" w:hAnsi="Cambria Math" w:cs="Cambria Math"/>
+          </w:rPr>
+          <m:t>n</m:t>
         </m:r>
       </m:oMath>
       <w:r>
@@ -1721,6 +1813,7 @@
           <m:sSubSupPr>
             <m:ctrlPr>
               <w:rPr>
+                <w:rFonts w:ascii="Cambria Math" w:hAnsi="Cambria Math"/>
                 <w:bdr w:val="single" w:sz="8" w:space="0" w:color="auto"/>
               </w:rPr>
             </m:ctrlPr>
@@ -1738,33 +1831,24 @@
           </m:e>
           <m:sub>
             <m:r>
-              <m:rPr>
-                <m:sty m:val="i"/>
-              </m:rPr>
-              <w:rPr>
-                <w:rFonts w:cs="Cambria Math"/>
+              <w:rPr>
+                <w:rFonts w:ascii="Cambria Math" w:hAnsi="Cambria Math" w:cs="Cambria Math"/>
               </w:rPr>
               <m:t>n</m:t>
             </m:r>
           </m:sub>
           <m:sup>
             <m:r>
-              <m:rPr>
-                <m:sty m:val="i"/>
-              </m:rPr>
-              <w:rPr>
-                <w:rFonts w:cs="Cambria Math"/>
+              <w:rPr>
+                <w:rFonts w:ascii="Cambria Math" w:hAnsi="Cambria Math" w:cs="Cambria Math"/>
               </w:rPr>
               <m:t>m</m:t>
             </m:r>
           </m:sup>
         </m:sSubSup>
         <m:r>
-          <m:rPr>
-            <m:sty m:val="i"/>
-          </m:rPr>
           <w:rPr>
-            <w:rFonts w:cs="Cambria Math"/>
+            <w:rFonts w:ascii="Cambria Math" w:hAnsi="Cambria Math" w:cs="Cambria Math"/>
             <w:bdr w:val="single" w:sz="8" w:space="0" w:color="auto"/>
           </w:rPr>
           <m:t>=</m:t>
@@ -1773,30 +1857,55 @@
           <m:fPr>
             <m:ctrlPr>
               <w:rPr>
+                <w:rFonts w:ascii="Cambria Math" w:hAnsi="Cambria Math"/>
                 <w:bdr w:val="single" w:sz="8" w:space="0" w:color="auto"/>
               </w:rPr>
             </m:ctrlPr>
           </m:fPr>
           <m:num>
             <m:r>
-              <m:rPr>
-                <m:sty m:val="i"/>
-              </m:rPr>
-              <w:rPr>
-                <w:rFonts w:cs="Cambria Math"/>
-              </w:rPr>
-              <m:t>n!</m:t>
+              <w:rPr>
+                <w:rFonts w:ascii="Cambria Math" w:hAnsi="Cambria Math" w:cs="Cambria Math"/>
+              </w:rPr>
+              <m:t>n</m:t>
+            </m:r>
+            <m:r>
+              <w:rPr>
+                <w:rFonts w:ascii="Cambria Math" w:hAnsi="Cambria Math" w:cs="Cambria Math"/>
+              </w:rPr>
+              <m:t>!</m:t>
             </m:r>
           </m:num>
           <m:den>
             <m:r>
-              <m:rPr>
-                <m:sty m:val="i"/>
-              </m:rPr>
-              <w:rPr>
-                <w:rFonts w:cs="Cambria Math"/>
-              </w:rPr>
-              <m:t>(n-m)!</m:t>
+              <w:rPr>
+                <w:rFonts w:ascii="Cambria Math" w:hAnsi="Cambria Math" w:cs="Cambria Math"/>
+              </w:rPr>
+              <m:t>(</m:t>
+            </m:r>
+            <m:r>
+              <w:rPr>
+                <w:rFonts w:ascii="Cambria Math" w:hAnsi="Cambria Math" w:cs="Cambria Math"/>
+              </w:rPr>
+              <m:t>n</m:t>
+            </m:r>
+            <m:r>
+              <w:rPr>
+                <w:rFonts w:ascii="Cambria Math" w:hAnsi="Cambria Math" w:cs="Cambria Math"/>
+              </w:rPr>
+              <m:t>-</m:t>
+            </m:r>
+            <m:r>
+              <w:rPr>
+                <w:rFonts w:ascii="Cambria Math" w:hAnsi="Cambria Math" w:cs="Cambria Math"/>
+              </w:rPr>
+              <m:t>m</m:t>
+            </m:r>
+            <m:r>
+              <w:rPr>
+                <w:rFonts w:ascii="Cambria Math" w:hAnsi="Cambria Math" w:cs="Cambria Math"/>
+              </w:rPr>
+              <m:t>)!</m:t>
             </m:r>
           </m:den>
         </m:f>
@@ -1806,41 +1915,54 @@
       </w:r>
       <m:oMath>
         <m:r>
-          <m:rPr>
-            <m:sty m:val="i"/>
-          </m:rPr>
           <w:rPr>
-            <w:rFonts w:cs="Cambria Math"/>
+            <w:rFonts w:ascii="Cambria Math" w:hAnsi="Cambria Math" w:cs="Cambria Math"/>
             <w:bdr w:val="single" w:sz="8" w:space="0" w:color="auto"/>
           </w:rPr>
-          <m:t>n,m∈</m:t>
+          <m:t>n</m:t>
+        </m:r>
+        <m:r>
+          <w:rPr>
+            <w:rFonts w:ascii="Cambria Math" w:hAnsi="Cambria Math" w:cs="Cambria Math"/>
+            <w:bdr w:val="single" w:sz="8" w:space="0" w:color="auto"/>
+          </w:rPr>
+          <m:t>,</m:t>
+        </m:r>
+        <m:r>
+          <w:rPr>
+            <w:rFonts w:ascii="Cambria Math" w:hAnsi="Cambria Math" w:cs="Cambria Math"/>
+            <w:bdr w:val="single" w:sz="8" w:space="0" w:color="auto"/>
+          </w:rPr>
+          <m:t>m</m:t>
+        </m:r>
+        <m:r>
+          <w:rPr>
+            <w:rFonts w:ascii="Cambria Math" w:hAnsi="Cambria Math" w:cs="Cambria Math"/>
+            <w:bdr w:val="single" w:sz="8" w:space="0" w:color="auto"/>
+          </w:rPr>
+          <m:t>∈</m:t>
         </m:r>
         <m:sSup>
           <m:sSupPr>
             <m:ctrlPr>
               <w:rPr>
+                <w:rFonts w:ascii="Cambria Math" w:hAnsi="Cambria Math"/>
                 <w:bdr w:val="single" w:sz="8" w:space="0" w:color="auto"/>
               </w:rPr>
             </m:ctrlPr>
           </m:sSupPr>
           <m:e>
             <m:r>
-              <m:rPr>
-                <m:sty m:val="i"/>
-              </m:rPr>
-              <w:rPr>
-                <w:rFonts w:cs="Cambria Math"/>
+              <w:rPr>
+                <w:rFonts w:ascii="Cambria Math" w:hAnsi="Cambria Math" w:cs="Cambria Math"/>
               </w:rPr>
               <m:t>N</m:t>
             </m:r>
           </m:e>
           <m:sup>
             <m:r>
-              <m:rPr>
-                <m:sty m:val="i"/>
-              </m:rPr>
-              <w:rPr>
-                <w:rFonts w:cs="Cambria Math"/>
+              <w:rPr>
+                <w:rFonts w:ascii="Cambria Math" w:hAnsi="Cambria Math" w:cs="Cambria Math"/>
               </w:rPr>
               <m:t>*</m:t>
             </m:r>
@@ -1852,14 +1974,25 @@
       </w:r>
       <m:oMath>
         <m:r>
-          <m:rPr>
-            <m:sty m:val="i"/>
-          </m:rPr>
           <w:rPr>
-            <w:rFonts w:cs="Cambria Math"/>
+            <w:rFonts w:ascii="Cambria Math" w:hAnsi="Cambria Math" w:cs="Cambria Math"/>
             <w:bdr w:val="single" w:sz="8" w:space="0" w:color="auto"/>
           </w:rPr>
-          <m:t>m≤n</m:t>
+          <m:t>m</m:t>
+        </m:r>
+        <m:r>
+          <w:rPr>
+            <w:rFonts w:ascii="Cambria Math" w:hAnsi="Cambria Math" w:cs="Cambria Math"/>
+            <w:bdr w:val="single" w:sz="8" w:space="0" w:color="auto"/>
+          </w:rPr>
+          <m:t>≤</m:t>
+        </m:r>
+        <m:r>
+          <w:rPr>
+            <w:rFonts w:ascii="Cambria Math" w:hAnsi="Cambria Math" w:cs="Cambria Math"/>
+            <w:bdr w:val="single" w:sz="8" w:space="0" w:color="auto"/>
+          </w:rPr>
+          <m:t>n</m:t>
         </m:r>
       </m:oMath>
       <w:r>
@@ -1883,7 +2016,11 @@
       <m:oMath>
         <m:sSubSup>
           <m:sSubSupPr>
-            <m:ctrlPr/>
+            <m:ctrlPr>
+              <w:rPr>
+                <w:rFonts w:ascii="Cambria Math" w:hAnsi="Cambria Math"/>
+              </w:rPr>
+            </m:ctrlPr>
           </m:sSubSupPr>
           <m:e>
             <m:r>
@@ -1899,7 +2036,7 @@
           <m:sub>
             <m:r>
               <w:rPr>
-                <w:rFonts w:cs="Cambria Math"/>
+                <w:rFonts w:ascii="Cambria Math" w:hAnsi="Cambria Math" w:cs="Cambria Math"/>
               </w:rPr>
               <m:t>n</m:t>
             </m:r>
@@ -1907,7 +2044,7 @@
           <m:sup>
             <m:r>
               <w:rPr>
-                <w:rFonts w:cs="Cambria Math"/>
+                <w:rFonts w:ascii="Cambria Math" w:hAnsi="Cambria Math" w:cs="Cambria Math"/>
               </w:rPr>
               <m:t>n</m:t>
             </m:r>
@@ -1915,16 +2052,13 @@
         </m:sSubSup>
         <m:r>
           <w:rPr>
-            <w:rFonts w:cs="Cambria Math"/>
+            <w:rFonts w:ascii="Cambria Math" w:hAnsi="Cambria Math" w:cs="Cambria Math"/>
           </w:rPr>
           <m:t>=</m:t>
         </m:r>
         <m:r>
-          <m:rPr>
-            <m:sty m:val="i"/>
-          </m:rPr>
           <w:rPr>
-            <w:rFonts w:cs="Cambria Math"/>
+            <w:rFonts w:ascii="Cambria Math" w:hAnsi="Cambria Math" w:cs="Cambria Math"/>
             <w:bdr w:val="single" w:sz="8" w:space="0" w:color="auto"/>
           </w:rPr>
           <m:t>n</m:t>
@@ -1943,7 +2077,11 @@
       <m:oMath>
         <m:sSubSup>
           <m:sSubSupPr>
-            <m:ctrlPr/>
+            <m:ctrlPr>
+              <w:rPr>
+                <w:rFonts w:ascii="Cambria Math" w:hAnsi="Cambria Math"/>
+              </w:rPr>
+            </m:ctrlPr>
           </m:sSubSupPr>
           <m:e>
             <m:r>
@@ -1959,7 +2097,7 @@
           <m:sub>
             <m:r>
               <w:rPr>
-                <w:rFonts w:cs="Cambria Math"/>
+                <w:rFonts w:ascii="Cambria Math" w:hAnsi="Cambria Math" w:cs="Cambria Math"/>
               </w:rPr>
               <m:t>n</m:t>
             </m:r>
@@ -1967,7 +2105,7 @@
           <m:sup>
             <m:r>
               <w:rPr>
-                <w:rFonts w:cs="Cambria Math"/>
+                <w:rFonts w:ascii="Cambria Math" w:hAnsi="Cambria Math" w:cs="Cambria Math"/>
               </w:rPr>
               <m:t>0</m:t>
             </m:r>
@@ -1975,7 +2113,7 @@
         </m:sSubSup>
         <m:r>
           <w:rPr>
-            <w:rFonts w:cs="Cambria Math"/>
+            <w:rFonts w:ascii="Cambria Math" w:hAnsi="Cambria Math" w:cs="Cambria Math"/>
           </w:rPr>
           <m:t>=</m:t>
         </m:r>
@@ -1992,7 +2130,7 @@
       <m:oMath>
         <m:r>
           <w:rPr>
-            <w:rFonts w:cs="Cambria Math"/>
+            <w:rFonts w:ascii="Cambria Math" w:hAnsi="Cambria Math" w:cs="Cambria Math"/>
           </w:rPr>
           <m:t>0!=</m:t>
         </m:r>
@@ -2009,6 +2147,7 @@
     </w:p>
     <w:p>
       <w:pPr>
+        <w:snapToGrid w:val="0"/>
         <w:spacing w:line="300" w:lineRule="auto"/>
       </w:pPr>
     </w:p>
@@ -2038,13 +2177,8 @@
         </w:rPr>
         <w:t>n</w:t>
       </w:r>
-      <w:proofErr w:type="gramStart"/>
-      <w:r>
-        <w:t>个</w:t>
-      </w:r>
-      <w:proofErr w:type="gramEnd"/>
-      <w:r>
-        <w:t>不同的元素全部取出的一个排列，叫做</w:t>
+      <w:r>
+        <w:t>个不同的元素全部取出的一个排列，叫做</w:t>
       </w:r>
       <w:r>
         <w:rPr>
@@ -2052,24 +2186,30 @@
         </w:rPr>
         <w:t>n</w:t>
       </w:r>
-      <w:proofErr w:type="gramStart"/>
-      <w:r>
-        <w:t>个</w:t>
-      </w:r>
-      <w:proofErr w:type="gramEnd"/>
-      <w:r>
-        <w:t>元素的一个全排列，此时</w:t>
+      <w:r>
+        <w:t>个元素的一个全排列，此时</w:t>
       </w:r>
       <m:oMath>
         <m:r>
-          <m:rPr>
-            <m:sty m:val="i"/>
-          </m:rPr>
           <w:rPr>
-            <w:rFonts w:cs="Cambria Math"/>
+            <w:rFonts w:ascii="Cambria Math" w:hAnsi="Cambria Math" w:cs="Cambria Math"/>
             <w:bdr w:val="single" w:sz="8" w:space="0" w:color="auto"/>
           </w:rPr>
-          <m:t>m=n</m:t>
+          <m:t>m</m:t>
+        </m:r>
+        <m:r>
+          <w:rPr>
+            <w:rFonts w:ascii="Cambria Math" w:hAnsi="Cambria Math" w:cs="Cambria Math"/>
+            <w:bdr w:val="single" w:sz="8" w:space="0" w:color="auto"/>
+          </w:rPr>
+          <m:t>=</m:t>
+        </m:r>
+        <m:r>
+          <w:rPr>
+            <w:rFonts w:ascii="Cambria Math" w:hAnsi="Cambria Math" w:cs="Cambria Math"/>
+            <w:bdr w:val="single" w:sz="8" w:space="0" w:color="auto"/>
+          </w:rPr>
+          <m:t>n</m:t>
         </m:r>
       </m:oMath>
       <w:r>
@@ -2080,6 +2220,7 @@
           <m:sSubSupPr>
             <m:ctrlPr>
               <w:rPr>
+                <w:rFonts w:ascii="Cambria Math" w:hAnsi="Cambria Math"/>
                 <w:bdr w:val="single" w:sz="8" w:space="0" w:color="auto"/>
               </w:rPr>
             </m:ctrlPr>
@@ -2097,36 +2238,62 @@
           </m:e>
           <m:sub>
             <m:r>
-              <m:rPr>
-                <m:sty m:val="i"/>
-              </m:rPr>
-              <w:rPr>
-                <w:rFonts w:cs="Cambria Math"/>
+              <w:rPr>
+                <w:rFonts w:ascii="Cambria Math" w:hAnsi="Cambria Math" w:cs="Cambria Math"/>
               </w:rPr>
               <m:t>n</m:t>
             </m:r>
           </m:sub>
           <m:sup>
             <m:r>
-              <m:rPr>
-                <m:sty m:val="i"/>
-              </m:rPr>
-              <w:rPr>
-                <w:rFonts w:cs="Cambria Math"/>
+              <w:rPr>
+                <w:rFonts w:ascii="Cambria Math" w:hAnsi="Cambria Math" w:cs="Cambria Math"/>
               </w:rPr>
               <m:t>n</m:t>
             </m:r>
           </m:sup>
         </m:sSubSup>
         <m:r>
-          <m:rPr>
-            <m:sty m:val="i"/>
-          </m:rPr>
           <w:rPr>
-            <w:rFonts w:cs="Cambria Math"/>
+            <w:rFonts w:ascii="Cambria Math" w:hAnsi="Cambria Math" w:cs="Cambria Math"/>
             <w:bdr w:val="single" w:sz="8" w:space="0" w:color="auto"/>
           </w:rPr>
-          <m:t>=n×(n-1)×⋯×3×2×1</m:t>
+          <m:t>=</m:t>
+        </m:r>
+        <m:r>
+          <w:rPr>
+            <w:rFonts w:ascii="Cambria Math" w:hAnsi="Cambria Math" w:cs="Cambria Math"/>
+            <w:bdr w:val="single" w:sz="8" w:space="0" w:color="auto"/>
+          </w:rPr>
+          <m:t>n</m:t>
+        </m:r>
+        <m:r>
+          <w:rPr>
+            <w:rFonts w:ascii="Cambria Math" w:hAnsi="Cambria Math" w:cs="Cambria Math"/>
+            <w:bdr w:val="single" w:sz="8" w:space="0" w:color="auto"/>
+          </w:rPr>
+          <m:t>×(</m:t>
+        </m:r>
+        <m:r>
+          <w:rPr>
+            <w:rFonts w:ascii="Cambria Math" w:hAnsi="Cambria Math" w:cs="Cambria Math"/>
+            <w:bdr w:val="single" w:sz="8" w:space="0" w:color="auto"/>
+          </w:rPr>
+          <m:t>n</m:t>
+        </m:r>
+        <m:r>
+          <w:rPr>
+            <w:rFonts w:ascii="Cambria Math" w:hAnsi="Cambria Math" w:cs="Cambria Math"/>
+            <w:bdr w:val="single" w:sz="8" w:space="0" w:color="auto"/>
+          </w:rPr>
+          <m:t>-</m:t>
+        </m:r>
+        <m:r>
+          <w:rPr>
+            <w:rFonts w:ascii="Cambria Math" w:hAnsi="Cambria Math" w:cs="Cambria Math"/>
+            <w:bdr w:val="single" w:sz="8" w:space="0" w:color="auto"/>
+          </w:rPr>
+          <m:t>1)×⋯×3×2×1</m:t>
         </m:r>
       </m:oMath>
       <w:r>
@@ -2149,31 +2316,6 @@
       </w:r>
       <w:r>
         <w:t>表示．</w:t>
-      </w:r>
-    </w:p>
-    <w:p>
-      <w:pPr>
-        <w:spacing w:line="300" w:lineRule="auto"/>
-      </w:pPr>
-    </w:p>
-    <w:p>
-      <w:pPr>
-        <w:spacing w:line="300" w:lineRule="auto"/>
-        <w:outlineLvl w:val="1"/>
-      </w:pPr>
-      <w:r>
-        <w:rPr>
-          <w:b/>
-          <w:bCs/>
-        </w:rPr>
-        <w:t xml:space="preserve">3.1.3 </w:t>
-      </w:r>
-      <w:r>
-        <w:rPr>
-          <w:b/>
-          <w:bCs/>
-        </w:rPr>
-        <w:t>组合与组合数</w:t>
       </w:r>
     </w:p>
     <w:p>
@@ -2181,11 +2323,26 @@
         <w:snapToGrid w:val="0"/>
         <w:spacing w:line="300" w:lineRule="auto"/>
       </w:pPr>
-      <w:r>
-        <w:t>11</w:t>
-      </w:r>
-      <w:r>
-        <w:t>．组合的定义</w:t>
+    </w:p>
+    <w:p>
+      <w:pPr>
+        <w:snapToGrid w:val="0"/>
+        <w:spacing w:line="300" w:lineRule="auto"/>
+        <w:outlineLvl w:val="1"/>
+      </w:pPr>
+      <w:r>
+        <w:rPr>
+          <w:b/>
+          <w:bCs/>
+        </w:rPr>
+        <w:t xml:space="preserve">3.1.3 </w:t>
+      </w:r>
+      <w:r>
+        <w:rPr>
+          <w:b/>
+          <w:bCs/>
+        </w:rPr>
+        <w:t>组合与组合数</w:t>
       </w:r>
     </w:p>
     <w:p>
@@ -2194,6 +2351,18 @@
         <w:spacing w:line="300" w:lineRule="auto"/>
       </w:pPr>
       <w:r>
+        <w:t>11</w:t>
+      </w:r>
+      <w:r>
+        <w:t>．组合的定义</w:t>
+      </w:r>
+    </w:p>
+    <w:p>
+      <w:pPr>
+        <w:snapToGrid w:val="0"/>
+        <w:spacing w:line="300" w:lineRule="auto"/>
+      </w:pPr>
+      <w:r>
         <w:t>一般地，从</w:t>
       </w:r>
       <w:r>
@@ -2202,29 +2371,49 @@
         </w:rPr>
         <w:t>n</w:t>
       </w:r>
-      <w:proofErr w:type="gramStart"/>
-      <w:r>
-        <w:t>个</w:t>
-      </w:r>
-      <w:proofErr w:type="gramEnd"/>
-      <w:r>
-        <w:t>不同元素中取出</w:t>
+      <w:r>
+        <w:t>个不同元素中取出</w:t>
       </w:r>
       <m:oMath>
         <m:r>
           <w:rPr>
-            <w:rFonts w:cs="Cambria Math"/>
+            <w:rFonts w:ascii="Cambria Math" w:hAnsi="Cambria Math" w:cs="Cambria Math"/>
           </w:rPr>
-          <m:t>m(m≤n)</m:t>
+          <m:t>m</m:t>
+        </m:r>
+        <m:r>
+          <w:rPr>
+            <w:rFonts w:ascii="Cambria Math" w:hAnsi="Cambria Math" w:cs="Cambria Math"/>
+          </w:rPr>
+          <m:t>(</m:t>
+        </m:r>
+        <m:r>
+          <w:rPr>
+            <w:rFonts w:ascii="Cambria Math" w:hAnsi="Cambria Math" w:cs="Cambria Math"/>
+          </w:rPr>
+          <m:t>m</m:t>
+        </m:r>
+        <m:r>
+          <w:rPr>
+            <w:rFonts w:ascii="Cambria Math" w:hAnsi="Cambria Math" w:cs="Cambria Math"/>
+          </w:rPr>
+          <m:t>≤</m:t>
+        </m:r>
+        <m:r>
+          <w:rPr>
+            <w:rFonts w:ascii="Cambria Math" w:hAnsi="Cambria Math" w:cs="Cambria Math"/>
+          </w:rPr>
+          <m:t>n</m:t>
+        </m:r>
+        <m:r>
+          <w:rPr>
+            <w:rFonts w:ascii="Cambria Math" w:hAnsi="Cambria Math" w:cs="Cambria Math"/>
+          </w:rPr>
+          <m:t>)</m:t>
         </m:r>
       </m:oMath>
-      <w:proofErr w:type="gramStart"/>
-      <w:r>
-        <w:t>个</w:t>
-      </w:r>
-      <w:proofErr w:type="gramEnd"/>
-      <w:r>
-        <w:t>元素作为</w:t>
+      <w:r>
+        <w:t>个元素作为</w:t>
       </w:r>
       <w:r>
         <w:rPr>
@@ -2241,13 +2430,8 @@
         </w:rPr>
         <w:t>n</w:t>
       </w:r>
-      <w:proofErr w:type="gramStart"/>
-      <w:r>
-        <w:t>个</w:t>
-      </w:r>
-      <w:proofErr w:type="gramEnd"/>
-      <w:r>
-        <w:t>不同元素中取出</w:t>
+      <w:r>
+        <w:t>个不同元素中取出</w:t>
       </w:r>
       <w:r>
         <w:rPr>
@@ -2255,13 +2439,8 @@
         </w:rPr>
         <w:t>m</w:t>
       </w:r>
-      <w:proofErr w:type="gramStart"/>
-      <w:r>
-        <w:t>个</w:t>
-      </w:r>
-      <w:proofErr w:type="gramEnd"/>
-      <w:r>
-        <w:t>元素的一个组合．</w:t>
+      <w:r>
+        <w:t>个元素的一个组合．</w:t>
       </w:r>
     </w:p>
     <w:tbl>
@@ -2284,9 +2463,9 @@
         <w:tblLook w:val="04A0" w:firstRow="1" w:lastRow="0" w:firstColumn="1" w:lastColumn="0" w:noHBand="0" w:noVBand="1"/>
       </w:tblPr>
       <w:tblGrid>
-        <w:gridCol w:w="1187"/>
-        <w:gridCol w:w="2194"/>
-        <w:gridCol w:w="7325"/>
+        <w:gridCol w:w="1158"/>
+        <w:gridCol w:w="2098"/>
+        <w:gridCol w:w="7190"/>
       </w:tblGrid>
       <w:tr>
         <w:tc>
@@ -2344,29 +2523,49 @@
               </w:rPr>
               <w:t>n</w:t>
             </w:r>
-            <w:proofErr w:type="gramStart"/>
-            <w:r>
-              <w:t>个</w:t>
-            </w:r>
-            <w:proofErr w:type="gramEnd"/>
-            <w:r>
-              <w:t>不同元素中取出</w:t>
+            <w:r>
+              <w:t>个不同元素中取出</w:t>
             </w:r>
             <m:oMath>
               <m:r>
                 <w:rPr>
-                  <w:rFonts w:cs="Cambria Math"/>
+                  <w:rFonts w:ascii="Cambria Math" w:hAnsi="Cambria Math" w:cs="Cambria Math"/>
                 </w:rPr>
-                <m:t>m(m≤n)</m:t>
+                <m:t>m</m:t>
+              </m:r>
+              <m:r>
+                <w:rPr>
+                  <w:rFonts w:ascii="Cambria Math" w:hAnsi="Cambria Math" w:cs="Cambria Math"/>
+                </w:rPr>
+                <m:t>(</m:t>
+              </m:r>
+              <m:r>
+                <w:rPr>
+                  <w:rFonts w:ascii="Cambria Math" w:hAnsi="Cambria Math" w:cs="Cambria Math"/>
+                </w:rPr>
+                <m:t>m</m:t>
+              </m:r>
+              <m:r>
+                <w:rPr>
+                  <w:rFonts w:ascii="Cambria Math" w:hAnsi="Cambria Math" w:cs="Cambria Math"/>
+                </w:rPr>
+                <m:t>≤</m:t>
+              </m:r>
+              <m:r>
+                <w:rPr>
+                  <w:rFonts w:ascii="Cambria Math" w:hAnsi="Cambria Math" w:cs="Cambria Math"/>
+                </w:rPr>
+                <m:t>n</m:t>
+              </m:r>
+              <m:r>
+                <w:rPr>
+                  <w:rFonts w:ascii="Cambria Math" w:hAnsi="Cambria Math" w:cs="Cambria Math"/>
+                </w:rPr>
+                <m:t>)</m:t>
               </m:r>
             </m:oMath>
-            <w:proofErr w:type="gramStart"/>
-            <w:r>
-              <w:t>个</w:t>
-            </w:r>
-            <w:proofErr w:type="gramEnd"/>
-            <w:r>
-              <w:t>元素的</w:t>
+            <w:r>
+              <w:t>个元素的</w:t>
             </w:r>
             <w:r>
               <w:rPr>
@@ -2383,13 +2582,8 @@
               </w:rPr>
               <w:t>n</w:t>
             </w:r>
-            <w:proofErr w:type="gramStart"/>
-            <w:r>
-              <w:t>个</w:t>
-            </w:r>
-            <w:proofErr w:type="gramEnd"/>
-            <w:r>
-              <w:t>不同元素中取出</w:t>
+            <w:r>
+              <w:t>个不同元素中取出</w:t>
             </w:r>
             <w:r>
               <w:rPr>
@@ -2397,13 +2591,8 @@
               </w:rPr>
               <w:t>m</w:t>
             </w:r>
-            <w:proofErr w:type="gramStart"/>
-            <w:r>
-              <w:t>个</w:t>
-            </w:r>
-            <w:proofErr w:type="gramEnd"/>
-            <w:r>
-              <w:t>元素的组合数</w:t>
+            <w:r>
+              <w:t>个元素的组合数</w:t>
             </w:r>
           </w:p>
         </w:tc>
@@ -2461,6 +2650,7 @@
                   <m:sSubSupPr>
                     <m:ctrlPr>
                       <w:rPr>
+                        <w:rFonts w:ascii="Cambria Math" w:hAnsi="Cambria Math"/>
                         <w:bdr w:val="single" w:sz="8" w:space="0" w:color="auto"/>
                       </w:rPr>
                     </m:ctrlPr>
@@ -2478,22 +2668,16 @@
                   </m:e>
                   <m:sub>
                     <m:r>
-                      <m:rPr>
-                        <m:sty m:val="i"/>
-                      </m:rPr>
-                      <w:rPr>
-                        <w:rFonts w:cs="Cambria Math"/>
+                      <w:rPr>
+                        <w:rFonts w:ascii="Cambria Math" w:hAnsi="Cambria Math" w:cs="Cambria Math"/>
                       </w:rPr>
                       <m:t>n</m:t>
                     </m:r>
                   </m:sub>
                   <m:sup>
                     <m:r>
-                      <m:rPr>
-                        <m:sty m:val="i"/>
-                      </m:rPr>
-                      <w:rPr>
-                        <w:rFonts w:cs="Cambria Math"/>
+                      <w:rPr>
+                        <w:rFonts w:ascii="Cambria Math" w:hAnsi="Cambria Math" w:cs="Cambria Math"/>
                       </w:rPr>
                       <m:t>m</m:t>
                     </m:r>
@@ -2579,7 +2763,11 @@
             <m:oMath>
               <m:sSubSup>
                 <m:sSubSupPr>
-                  <m:ctrlPr/>
+                  <m:ctrlPr>
+                    <w:rPr>
+                      <w:rFonts w:ascii="Cambria Math" w:hAnsi="Cambria Math"/>
+                    </w:rPr>
+                  </m:ctrlPr>
                 </m:sSubSupPr>
                 <m:e>
                   <m:r>
@@ -2595,7 +2783,7 @@
                 <m:sub>
                   <m:r>
                     <w:rPr>
-                      <w:rFonts w:cs="Cambria Math"/>
+                      <w:rFonts w:ascii="Cambria Math" w:hAnsi="Cambria Math" w:cs="Cambria Math"/>
                     </w:rPr>
                     <m:t>n</m:t>
                   </m:r>
@@ -2603,7 +2791,7 @@
                 <m:sup>
                   <m:r>
                     <w:rPr>
-                      <w:rFonts w:cs="Cambria Math"/>
+                      <w:rFonts w:ascii="Cambria Math" w:hAnsi="Cambria Math" w:cs="Cambria Math"/>
                     </w:rPr>
                     <m:t>m</m:t>
                   </m:r>
@@ -2611,7 +2799,7 @@
               </m:sSubSup>
               <m:r>
                 <w:rPr>
-                  <w:rFonts w:cs="Cambria Math"/>
+                  <w:rFonts w:ascii="Cambria Math" w:hAnsi="Cambria Math" w:cs="Cambria Math"/>
                 </w:rPr>
                 <m:t>=</m:t>
               </m:r>
@@ -2619,6 +2807,7 @@
                 <m:fPr>
                   <m:ctrlPr>
                     <w:rPr>
+                      <w:rFonts w:ascii="Cambria Math" w:hAnsi="Cambria Math"/>
                       <w:bdr w:val="single" w:sz="8" w:space="0" w:color="auto"/>
                     </w:rPr>
                   </m:ctrlPr>
@@ -2626,7 +2815,11 @@
                 <m:num>
                   <m:sSubSup>
                     <m:sSubSupPr>
-                      <m:ctrlPr/>
+                      <m:ctrlPr>
+                        <w:rPr>
+                          <w:rFonts w:ascii="Cambria Math" w:hAnsi="Cambria Math"/>
+                        </w:rPr>
+                      </m:ctrlPr>
                     </m:sSubSupPr>
                     <m:e>
                       <m:r>
@@ -2641,22 +2834,16 @@
                     </m:e>
                     <m:sub>
                       <m:r>
-                        <m:rPr>
-                          <m:sty m:val="i"/>
-                        </m:rPr>
                         <w:rPr>
-                          <w:rFonts w:cs="Cambria Math"/>
+                          <w:rFonts w:ascii="Cambria Math" w:hAnsi="Cambria Math" w:cs="Cambria Math"/>
                         </w:rPr>
                         <m:t>n</m:t>
                       </m:r>
                     </m:sub>
                     <m:sup>
                       <m:r>
-                        <m:rPr>
-                          <m:sty m:val="i"/>
-                        </m:rPr>
                         <w:rPr>
-                          <w:rFonts w:cs="Cambria Math"/>
+                          <w:rFonts w:ascii="Cambria Math" w:hAnsi="Cambria Math" w:cs="Cambria Math"/>
                         </w:rPr>
                         <m:t>m</m:t>
                       </m:r>
@@ -2666,7 +2853,11 @@
                 <m:den>
                   <m:sSubSup>
                     <m:sSubSupPr>
-                      <m:ctrlPr/>
+                      <m:ctrlPr>
+                        <w:rPr>
+                          <w:rFonts w:ascii="Cambria Math" w:hAnsi="Cambria Math"/>
+                        </w:rPr>
+                      </m:ctrlPr>
                     </m:sSubSupPr>
                     <m:e>
                       <m:r>
@@ -2681,22 +2872,16 @@
                     </m:e>
                     <m:sub>
                       <m:r>
-                        <m:rPr>
-                          <m:sty m:val="i"/>
-                        </m:rPr>
                         <w:rPr>
-                          <w:rFonts w:cs="Cambria Math"/>
+                          <w:rFonts w:ascii="Cambria Math" w:hAnsi="Cambria Math" w:cs="Cambria Math"/>
                         </w:rPr>
                         <m:t>m</m:t>
                       </m:r>
                     </m:sub>
                     <m:sup>
                       <m:r>
-                        <m:rPr>
-                          <m:sty m:val="i"/>
-                        </m:rPr>
                         <w:rPr>
-                          <w:rFonts w:cs="Cambria Math"/>
+                          <w:rFonts w:ascii="Cambria Math" w:hAnsi="Cambria Math" w:cs="Cambria Math"/>
                         </w:rPr>
                         <m:t>m</m:t>
                       </m:r>
@@ -2713,87 +2898,130 @@
                 <m:fPr>
                   <m:ctrlPr>
                     <w:rPr>
+                      <w:rFonts w:ascii="Cambria Math" w:hAnsi="Cambria Math"/>
                       <w:bdr w:val="single" w:sz="8" w:space="0" w:color="auto"/>
                     </w:rPr>
                   </m:ctrlPr>
                 </m:fPr>
                 <m:num>
                   <m:r>
-                    <m:rPr>
-                      <m:sty m:val="i"/>
-                    </m:rPr>
                     <w:rPr>
-                      <w:rFonts w:cs="Cambria Math"/>
+                      <w:rFonts w:ascii="Cambria Math" w:hAnsi="Cambria Math" w:cs="Cambria Math"/>
                     </w:rPr>
                     <m:t>n</m:t>
                   </m:r>
                   <m:d>
                     <m:dPr>
-                      <m:ctrlPr/>
+                      <m:ctrlPr>
+                        <w:rPr>
+                          <w:rFonts w:ascii="Cambria Math" w:hAnsi="Cambria Math"/>
+                        </w:rPr>
+                      </m:ctrlPr>
                     </m:dPr>
                     <m:e>
                       <m:r>
-                        <m:rPr>
-                          <m:sty m:val="i"/>
-                        </m:rPr>
                         <w:rPr>
-                          <w:rFonts w:cs="Cambria Math"/>
+                          <w:rFonts w:ascii="Cambria Math" w:hAnsi="Cambria Math" w:cs="Cambria Math"/>
                         </w:rPr>
-                        <m:t>n-1</m:t>
+                        <m:t>n</m:t>
+                      </m:r>
+                      <m:r>
+                        <w:rPr>
+                          <w:rFonts w:ascii="Cambria Math" w:hAnsi="Cambria Math" w:cs="Cambria Math"/>
+                        </w:rPr>
+                        <m:t>-</m:t>
+                      </m:r>
+                      <m:r>
+                        <w:rPr>
+                          <w:rFonts w:ascii="Cambria Math" w:hAnsi="Cambria Math" w:cs="Cambria Math"/>
+                        </w:rPr>
+                        <m:t>1</m:t>
                       </m:r>
                     </m:e>
                   </m:d>
                   <m:d>
                     <m:dPr>
-                      <m:ctrlPr/>
+                      <m:ctrlPr>
+                        <w:rPr>
+                          <w:rFonts w:ascii="Cambria Math" w:hAnsi="Cambria Math"/>
+                        </w:rPr>
+                      </m:ctrlPr>
                     </m:dPr>
                     <m:e>
                       <m:r>
-                        <m:rPr>
-                          <m:sty m:val="i"/>
-                        </m:rPr>
                         <w:rPr>
-                          <w:rFonts w:cs="Cambria Math"/>
+                          <w:rFonts w:ascii="Cambria Math" w:hAnsi="Cambria Math" w:cs="Cambria Math"/>
                         </w:rPr>
-                        <m:t>n-2</m:t>
+                        <m:t>n</m:t>
+                      </m:r>
+                      <m:r>
+                        <w:rPr>
+                          <w:rFonts w:ascii="Cambria Math" w:hAnsi="Cambria Math" w:cs="Cambria Math"/>
+                        </w:rPr>
+                        <m:t>-</m:t>
+                      </m:r>
+                      <m:r>
+                        <w:rPr>
+                          <w:rFonts w:ascii="Cambria Math" w:hAnsi="Cambria Math" w:cs="Cambria Math"/>
+                        </w:rPr>
+                        <m:t>2</m:t>
                       </m:r>
                     </m:e>
                   </m:d>
                   <m:r>
-                    <m:rPr>
-                      <m:sty m:val="i"/>
-                    </m:rPr>
                     <w:rPr>
-                      <w:rFonts w:cs="Cambria Math"/>
+                      <w:rFonts w:ascii="Cambria Math" w:hAnsi="Cambria Math" w:cs="Cambria Math"/>
                     </w:rPr>
                     <m:t>⋯</m:t>
                   </m:r>
                   <m:d>
                     <m:dPr>
-                      <m:ctrlPr/>
+                      <m:ctrlPr>
+                        <w:rPr>
+                          <w:rFonts w:ascii="Cambria Math" w:hAnsi="Cambria Math"/>
+                        </w:rPr>
+                      </m:ctrlPr>
                     </m:dPr>
                     <m:e>
                       <m:r>
-                        <m:rPr>
-                          <m:sty m:val="i"/>
-                        </m:rPr>
                         <w:rPr>
-                          <w:rFonts w:cs="Cambria Math"/>
+                          <w:rFonts w:ascii="Cambria Math" w:hAnsi="Cambria Math" w:cs="Cambria Math"/>
                         </w:rPr>
-                        <m:t>n-m+1</m:t>
+                        <m:t>n</m:t>
+                      </m:r>
+                      <m:r>
+                        <w:rPr>
+                          <w:rFonts w:ascii="Cambria Math" w:hAnsi="Cambria Math" w:cs="Cambria Math"/>
+                        </w:rPr>
+                        <m:t>-</m:t>
+                      </m:r>
+                      <m:r>
+                        <w:rPr>
+                          <w:rFonts w:ascii="Cambria Math" w:hAnsi="Cambria Math" w:cs="Cambria Math"/>
+                        </w:rPr>
+                        <m:t>m</m:t>
+                      </m:r>
+                      <m:r>
+                        <w:rPr>
+                          <w:rFonts w:ascii="Cambria Math" w:hAnsi="Cambria Math" w:cs="Cambria Math"/>
+                        </w:rPr>
+                        <m:t>+1</m:t>
                       </m:r>
                     </m:e>
                   </m:d>
                 </m:num>
                 <m:den>
                   <m:r>
-                    <m:rPr>
-                      <m:sty m:val="i"/>
-                    </m:rPr>
                     <w:rPr>
-                      <w:rFonts w:cs="Cambria Math"/>
+                      <w:rFonts w:ascii="Cambria Math" w:hAnsi="Cambria Math" w:cs="Cambria Math"/>
                     </w:rPr>
-                    <m:t>m!</m:t>
+                    <m:t>m</m:t>
+                  </m:r>
+                  <m:r>
+                    <w:rPr>
+                      <w:rFonts w:ascii="Cambria Math" w:hAnsi="Cambria Math" w:cs="Cambria Math"/>
+                    </w:rPr>
+                    <m:t>!</m:t>
                   </m:r>
                 </m:den>
               </m:f>
@@ -2869,7 +3097,11 @@
               <m:oMath>
                 <m:sSubSup>
                   <m:sSubSupPr>
-                    <m:ctrlPr/>
+                    <m:ctrlPr>
+                      <w:rPr>
+                        <w:rFonts w:ascii="Cambria Math" w:hAnsi="Cambria Math"/>
+                      </w:rPr>
+                    </m:ctrlPr>
                   </m:sSubSupPr>
                   <m:e>
                     <m:r>
@@ -2885,7 +3117,7 @@
                   <m:sub>
                     <m:r>
                       <w:rPr>
-                        <w:rFonts w:cs="Cambria Math"/>
+                        <w:rFonts w:ascii="Cambria Math" w:hAnsi="Cambria Math" w:cs="Cambria Math"/>
                       </w:rPr>
                       <m:t>n</m:t>
                     </m:r>
@@ -2893,7 +3125,7 @@
                   <m:sup>
                     <m:r>
                       <w:rPr>
-                        <w:rFonts w:cs="Cambria Math"/>
+                        <w:rFonts w:ascii="Cambria Math" w:hAnsi="Cambria Math" w:cs="Cambria Math"/>
                       </w:rPr>
                       <m:t>m</m:t>
                     </m:r>
@@ -2901,7 +3133,7 @@
                 </m:sSubSup>
                 <m:r>
                   <w:rPr>
-                    <w:rFonts w:cs="Cambria Math"/>
+                    <w:rFonts w:ascii="Cambria Math" w:hAnsi="Cambria Math" w:cs="Cambria Math"/>
                   </w:rPr>
                   <m:t>=</m:t>
                 </m:r>
@@ -2909,53 +3141,70 @@
                   <m:fPr>
                     <m:ctrlPr>
                       <w:rPr>
+                        <w:rFonts w:ascii="Cambria Math" w:hAnsi="Cambria Math"/>
                         <w:bdr w:val="single" w:sz="8" w:space="0" w:color="auto"/>
                       </w:rPr>
                     </m:ctrlPr>
                   </m:fPr>
                   <m:num>
                     <m:r>
-                      <m:rPr>
-                        <m:sty m:val="i"/>
-                      </m:rPr>
-                      <w:rPr>
-                        <w:rFonts w:cs="Cambria Math"/>
-                      </w:rPr>
-                      <m:t>n!</m:t>
+                      <w:rPr>
+                        <w:rFonts w:ascii="Cambria Math" w:hAnsi="Cambria Math" w:cs="Cambria Math"/>
+                      </w:rPr>
+                      <m:t>n</m:t>
+                    </m:r>
+                    <m:r>
+                      <w:rPr>
+                        <w:rFonts w:ascii="Cambria Math" w:hAnsi="Cambria Math" w:cs="Cambria Math"/>
+                      </w:rPr>
+                      <m:t>!</m:t>
                     </m:r>
                   </m:num>
                   <m:den>
                     <m:r>
-                      <m:rPr>
-                        <m:sty m:val="i"/>
-                      </m:rPr>
-                      <w:rPr>
-                        <w:rFonts w:cs="Cambria Math"/>
-                      </w:rPr>
-                      <m:t>m!</m:t>
+                      <w:rPr>
+                        <w:rFonts w:ascii="Cambria Math" w:hAnsi="Cambria Math" w:cs="Cambria Math"/>
+                      </w:rPr>
+                      <m:t>m</m:t>
+                    </m:r>
+                    <m:r>
+                      <w:rPr>
+                        <w:rFonts w:ascii="Cambria Math" w:hAnsi="Cambria Math" w:cs="Cambria Math"/>
+                      </w:rPr>
+                      <m:t>!</m:t>
                     </m:r>
                     <m:d>
                       <m:dPr>
-                        <m:ctrlPr/>
+                        <m:ctrlPr>
+                          <w:rPr>
+                            <w:rFonts w:ascii="Cambria Math" w:hAnsi="Cambria Math"/>
+                          </w:rPr>
+                        </m:ctrlPr>
                       </m:dPr>
                       <m:e>
                         <m:r>
-                          <m:rPr>
-                            <m:sty m:val="i"/>
-                          </m:rPr>
                           <w:rPr>
-                            <w:rFonts w:cs="Cambria Math"/>
+                            <w:rFonts w:ascii="Cambria Math" w:hAnsi="Cambria Math" w:cs="Cambria Math"/>
                           </w:rPr>
-                          <m:t>n-m</m:t>
+                          <m:t>n</m:t>
+                        </m:r>
+                        <m:r>
+                          <w:rPr>
+                            <w:rFonts w:ascii="Cambria Math" w:hAnsi="Cambria Math" w:cs="Cambria Math"/>
+                          </w:rPr>
+                          <m:t>-</m:t>
+                        </m:r>
+                        <m:r>
+                          <w:rPr>
+                            <w:rFonts w:ascii="Cambria Math" w:hAnsi="Cambria Math" w:cs="Cambria Math"/>
+                          </w:rPr>
+                          <m:t>m</m:t>
                         </m:r>
                       </m:e>
                     </m:d>
                     <m:r>
-                      <m:rPr>
-                        <m:sty m:val="i"/>
-                      </m:rPr>
-                      <w:rPr>
-                        <w:rFonts w:cs="Cambria Math"/>
+                      <w:rPr>
+                        <w:rFonts w:ascii="Cambria Math" w:hAnsi="Cambria Math" w:cs="Cambria Math"/>
                       </w:rPr>
                       <m:t>!</m:t>
                     </m:r>
@@ -3016,7 +3265,11 @@
             <m:oMath>
               <m:sSubSup>
                 <m:sSubSupPr>
-                  <m:ctrlPr/>
+                  <m:ctrlPr>
+                    <w:rPr>
+                      <w:rFonts w:ascii="Cambria Math" w:hAnsi="Cambria Math"/>
+                    </w:rPr>
+                  </m:ctrlPr>
                 </m:sSubSupPr>
                 <m:e>
                   <m:r>
@@ -3032,7 +3285,7 @@
                 <m:sub>
                   <m:r>
                     <w:rPr>
-                      <w:rFonts w:cs="Cambria Math"/>
+                      <w:rFonts w:ascii="Cambria Math" w:hAnsi="Cambria Math" w:cs="Cambria Math"/>
                     </w:rPr>
                     <m:t>n</m:t>
                   </m:r>
@@ -3040,7 +3293,7 @@
                 <m:sup>
                   <m:r>
                     <w:rPr>
-                      <w:rFonts w:cs="Cambria Math"/>
+                      <w:rFonts w:ascii="Cambria Math" w:hAnsi="Cambria Math" w:cs="Cambria Math"/>
                     </w:rPr>
                     <m:t>m</m:t>
                   </m:r>
@@ -3048,7 +3301,7 @@
               </m:sSubSup>
               <m:r>
                 <w:rPr>
-                  <w:rFonts w:cs="Cambria Math"/>
+                  <w:rFonts w:ascii="Cambria Math" w:hAnsi="Cambria Math" w:cs="Cambria Math"/>
                 </w:rPr>
                 <m:t>=</m:t>
               </m:r>
@@ -3056,6 +3309,7 @@
                 <m:sSubSupPr>
                   <m:ctrlPr>
                     <w:rPr>
+                      <w:rFonts w:ascii="Cambria Math" w:hAnsi="Cambria Math"/>
                       <w:bdr w:val="single" w:sz="8" w:space="0" w:color="auto"/>
                     </w:rPr>
                   </m:ctrlPr>
@@ -3073,24 +3327,30 @@
                 </m:e>
                 <m:sub>
                   <m:r>
-                    <m:rPr>
-                      <m:sty m:val="i"/>
-                    </m:rPr>
                     <w:rPr>
-                      <w:rFonts w:cs="Cambria Math"/>
+                      <w:rFonts w:ascii="Cambria Math" w:hAnsi="Cambria Math" w:cs="Cambria Math"/>
                     </w:rPr>
                     <m:t>n</m:t>
                   </m:r>
                 </m:sub>
                 <m:sup>
                   <m:r>
-                    <m:rPr>
-                      <m:sty m:val="i"/>
-                    </m:rPr>
                     <w:rPr>
-                      <w:rFonts w:cs="Cambria Math"/>
+                      <w:rFonts w:ascii="Cambria Math" w:hAnsi="Cambria Math" w:cs="Cambria Math"/>
                     </w:rPr>
-                    <m:t>n-m</m:t>
+                    <m:t>n</m:t>
+                  </m:r>
+                  <m:r>
+                    <w:rPr>
+                      <w:rFonts w:ascii="Cambria Math" w:hAnsi="Cambria Math" w:cs="Cambria Math"/>
+                    </w:rPr>
+                    <m:t>-</m:t>
+                  </m:r>
+                  <m:r>
+                    <w:rPr>
+                      <w:rFonts w:ascii="Cambria Math" w:hAnsi="Cambria Math" w:cs="Cambria Math"/>
+                    </w:rPr>
+                    <m:t>m</m:t>
                   </m:r>
                 </m:sup>
               </m:sSubSup>
@@ -3101,7 +3361,11 @@
             <m:oMath>
               <m:sSubSup>
                 <m:sSubSupPr>
-                  <m:ctrlPr/>
+                  <m:ctrlPr>
+                    <w:rPr>
+                      <w:rFonts w:ascii="Cambria Math" w:hAnsi="Cambria Math"/>
+                    </w:rPr>
+                  </m:ctrlPr>
                 </m:sSubSupPr>
                 <m:e>
                   <m:r>
@@ -3117,15 +3381,21 @@
                 <m:sub>
                   <m:r>
                     <w:rPr>
-                      <w:rFonts w:cs="Cambria Math"/>
+                      <w:rFonts w:ascii="Cambria Math" w:hAnsi="Cambria Math" w:cs="Cambria Math"/>
                     </w:rPr>
-                    <m:t>n+1</m:t>
+                    <m:t>n</m:t>
+                  </m:r>
+                  <m:r>
+                    <w:rPr>
+                      <w:rFonts w:ascii="Cambria Math" w:hAnsi="Cambria Math" w:cs="Cambria Math"/>
+                    </w:rPr>
+                    <m:t>+1</m:t>
                   </m:r>
                 </m:sub>
                 <m:sup>
                   <m:r>
                     <w:rPr>
-                      <w:rFonts w:cs="Cambria Math"/>
+                      <w:rFonts w:ascii="Cambria Math" w:hAnsi="Cambria Math" w:cs="Cambria Math"/>
                     </w:rPr>
                     <m:t>m</m:t>
                   </m:r>
@@ -3133,7 +3403,7 @@
               </m:sSubSup>
               <m:r>
                 <w:rPr>
-                  <w:rFonts w:cs="Cambria Math"/>
+                  <w:rFonts w:ascii="Cambria Math" w:hAnsi="Cambria Math" w:cs="Cambria Math"/>
                 </w:rPr>
                 <m:t>=</m:t>
               </m:r>
@@ -3141,6 +3411,7 @@
                 <m:sSubSupPr>
                   <m:ctrlPr>
                     <w:rPr>
+                      <w:rFonts w:ascii="Cambria Math" w:hAnsi="Cambria Math"/>
                       <w:bdr w:val="single" w:sz="8" w:space="0" w:color="auto"/>
                     </w:rPr>
                   </m:ctrlPr>
@@ -3158,33 +3429,36 @@
                 </m:e>
                 <m:sub>
                   <m:r>
-                    <m:rPr>
-                      <m:sty m:val="i"/>
-                    </m:rPr>
                     <w:rPr>
-                      <w:rFonts w:cs="Cambria Math"/>
+                      <w:rFonts w:ascii="Cambria Math" w:hAnsi="Cambria Math" w:cs="Cambria Math"/>
                     </w:rPr>
                     <m:t>n</m:t>
                   </m:r>
                 </m:sub>
                 <m:sup>
                   <m:r>
-                    <m:rPr>
-                      <m:sty m:val="i"/>
-                    </m:rPr>
                     <w:rPr>
-                      <w:rFonts w:cs="Cambria Math"/>
+                      <w:rFonts w:ascii="Cambria Math" w:hAnsi="Cambria Math" w:cs="Cambria Math"/>
                     </w:rPr>
-                    <m:t>m-1</m:t>
+                    <m:t>m</m:t>
+                  </m:r>
+                  <m:r>
+                    <w:rPr>
+                      <w:rFonts w:ascii="Cambria Math" w:hAnsi="Cambria Math" w:cs="Cambria Math"/>
+                    </w:rPr>
+                    <m:t>-</m:t>
+                  </m:r>
+                  <m:r>
+                    <w:rPr>
+                      <w:rFonts w:ascii="Cambria Math" w:hAnsi="Cambria Math" w:cs="Cambria Math"/>
+                    </w:rPr>
+                    <m:t>1</m:t>
                   </m:r>
                 </m:sup>
               </m:sSubSup>
               <m:r>
-                <m:rPr>
-                  <m:sty m:val="i"/>
-                </m:rPr>
                 <w:rPr>
-                  <w:rFonts w:cs="Cambria Math"/>
+                  <w:rFonts w:ascii="Cambria Math" w:hAnsi="Cambria Math" w:cs="Cambria Math"/>
                   <w:bdr w:val="single" w:sz="8" w:space="0" w:color="auto"/>
                 </w:rPr>
                 <m:t>+</m:t>
@@ -3193,6 +3467,7 @@
                 <m:sSubSupPr>
                   <m:ctrlPr>
                     <w:rPr>
+                      <w:rFonts w:ascii="Cambria Math" w:hAnsi="Cambria Math"/>
                       <w:bdr w:val="single" w:sz="8" w:space="0" w:color="auto"/>
                     </w:rPr>
                   </m:ctrlPr>
@@ -3210,22 +3485,16 @@
                 </m:e>
                 <m:sub>
                   <m:r>
-                    <m:rPr>
-                      <m:sty m:val="i"/>
-                    </m:rPr>
                     <w:rPr>
-                      <w:rFonts w:cs="Cambria Math"/>
+                      <w:rFonts w:ascii="Cambria Math" w:hAnsi="Cambria Math" w:cs="Cambria Math"/>
                     </w:rPr>
                     <m:t>n</m:t>
                   </m:r>
                 </m:sub>
                 <m:sup>
                   <m:r>
-                    <m:rPr>
-                      <m:sty m:val="i"/>
-                    </m:rPr>
                     <w:rPr>
-                      <w:rFonts w:cs="Cambria Math"/>
+                      <w:rFonts w:ascii="Cambria Math" w:hAnsi="Cambria Math" w:cs="Cambria Math"/>
                     </w:rPr>
                     <m:t>m</m:t>
                   </m:r>
@@ -3257,7 +3526,6 @@
               <w:spacing w:line="300" w:lineRule="auto"/>
             </w:pPr>
             <w:r>
-              <w:lastRenderedPageBreak/>
               <w:t>备注</w:t>
             </w:r>
           </w:p>
@@ -3286,18 +3554,40 @@
             <m:oMath>
               <m:r>
                 <w:rPr>
-                  <w:rFonts w:cs="Cambria Math"/>
+                  <w:rFonts w:ascii="Cambria Math" w:hAnsi="Cambria Math" w:cs="Cambria Math"/>
                 </w:rPr>
-                <m:t>n,m∈</m:t>
+                <m:t>n</m:t>
+              </m:r>
+              <m:r>
+                <w:rPr>
+                  <w:rFonts w:ascii="Cambria Math" w:hAnsi="Cambria Math" w:cs="Cambria Math"/>
+                </w:rPr>
+                <m:t>,</m:t>
+              </m:r>
+              <m:r>
+                <w:rPr>
+                  <w:rFonts w:ascii="Cambria Math" w:hAnsi="Cambria Math" w:cs="Cambria Math"/>
+                </w:rPr>
+                <m:t>m</m:t>
+              </m:r>
+              <m:r>
+                <w:rPr>
+                  <w:rFonts w:ascii="Cambria Math" w:hAnsi="Cambria Math" w:cs="Cambria Math"/>
+                </w:rPr>
+                <m:t>∈</m:t>
               </m:r>
               <m:sSup>
                 <m:sSupPr>
-                  <m:ctrlPr/>
+                  <m:ctrlPr>
+                    <w:rPr>
+                      <w:rFonts w:ascii="Cambria Math" w:hAnsi="Cambria Math"/>
+                    </w:rPr>
+                  </m:ctrlPr>
                 </m:sSupPr>
                 <m:e>
                   <m:r>
                     <w:rPr>
-                      <w:rFonts w:cs="Cambria Math"/>
+                      <w:rFonts w:ascii="Cambria Math" w:hAnsi="Cambria Math" w:cs="Cambria Math"/>
                     </w:rPr>
                     <m:t>N</m:t>
                   </m:r>
@@ -3305,7 +3595,7 @@
                 <m:sup>
                   <m:r>
                     <w:rPr>
-                      <w:rFonts w:cs="Cambria Math"/>
+                      <w:rFonts w:ascii="Cambria Math" w:hAnsi="Cambria Math" w:cs="Cambria Math"/>
                     </w:rPr>
                     <m:t>*</m:t>
                   </m:r>
@@ -3318,9 +3608,21 @@
             <m:oMath>
               <m:r>
                 <w:rPr>
-                  <w:rFonts w:cs="Cambria Math"/>
+                  <w:rFonts w:ascii="Cambria Math" w:hAnsi="Cambria Math" w:cs="Cambria Math"/>
                 </w:rPr>
-                <m:t>m≤n</m:t>
+                <m:t>m</m:t>
+              </m:r>
+              <m:r>
+                <w:rPr>
+                  <w:rFonts w:ascii="Cambria Math" w:hAnsi="Cambria Math" w:cs="Cambria Math"/>
+                </w:rPr>
+                <m:t>≤</m:t>
+              </m:r>
+              <m:r>
+                <w:rPr>
+                  <w:rFonts w:ascii="Cambria Math" w:hAnsi="Cambria Math" w:cs="Cambria Math"/>
+                </w:rPr>
+                <m:t>n</m:t>
               </m:r>
             </m:oMath>
             <w:r>
@@ -3331,6 +3633,7 @@
                 <m:sSubSupPr>
                   <m:ctrlPr>
                     <w:rPr>
+                      <w:rFonts w:ascii="Cambria Math" w:hAnsi="Cambria Math"/>
                       <w:bdr w:val="single" w:sz="8" w:space="0" w:color="auto"/>
                     </w:rPr>
                   </m:ctrlPr>
@@ -3348,33 +3651,24 @@
                 </m:e>
                 <m:sub>
                   <m:r>
-                    <m:rPr>
-                      <m:sty m:val="i"/>
-                    </m:rPr>
                     <w:rPr>
-                      <w:rFonts w:cs="Cambria Math"/>
+                      <w:rFonts w:ascii="Cambria Math" w:hAnsi="Cambria Math" w:cs="Cambria Math"/>
                     </w:rPr>
                     <m:t>n</m:t>
                   </m:r>
                 </m:sub>
                 <m:sup>
                   <m:r>
-                    <m:rPr>
-                      <m:sty m:val="i"/>
-                    </m:rPr>
                     <w:rPr>
-                      <w:rFonts w:cs="Cambria Math"/>
+                      <w:rFonts w:ascii="Cambria Math" w:hAnsi="Cambria Math" w:cs="Cambria Math"/>
                     </w:rPr>
                     <m:t>0</m:t>
                   </m:r>
                 </m:sup>
               </m:sSubSup>
               <m:r>
-                <m:rPr>
-                  <m:sty m:val="i"/>
-                </m:rPr>
                 <w:rPr>
-                  <w:rFonts w:cs="Cambria Math"/>
+                  <w:rFonts w:ascii="Cambria Math" w:hAnsi="Cambria Math" w:cs="Cambria Math"/>
                   <w:bdr w:val="single" w:sz="8" w:space="0" w:color="auto"/>
                 </w:rPr>
                 <m:t>=1</m:t>
@@ -3390,6 +3684,7 @@
         <w:spacing w:line="300" w:lineRule="auto"/>
       </w:pPr>
       <w:r>
+        <w:lastRenderedPageBreak/>
         <w:t>从</w:t>
       </w:r>
       <w:r>
@@ -3398,29 +3693,49 @@
         </w:rPr>
         <w:t>n</w:t>
       </w:r>
-      <w:proofErr w:type="gramStart"/>
-      <w:r>
-        <w:t>个</w:t>
-      </w:r>
-      <w:proofErr w:type="gramEnd"/>
-      <w:r>
-        <w:t>不同元素中取出</w:t>
+      <w:r>
+        <w:t>个不同元素中取出</w:t>
       </w:r>
       <m:oMath>
         <m:r>
           <w:rPr>
-            <w:rFonts w:cs="Cambria Math"/>
+            <w:rFonts w:ascii="Cambria Math" w:hAnsi="Cambria Math" w:cs="Cambria Math"/>
           </w:rPr>
-          <m:t>m(m≤n)</m:t>
+          <m:t>m</m:t>
+        </m:r>
+        <m:r>
+          <w:rPr>
+            <w:rFonts w:ascii="Cambria Math" w:hAnsi="Cambria Math" w:cs="Cambria Math"/>
+          </w:rPr>
+          <m:t>(</m:t>
+        </m:r>
+        <m:r>
+          <w:rPr>
+            <w:rFonts w:ascii="Cambria Math" w:hAnsi="Cambria Math" w:cs="Cambria Math"/>
+          </w:rPr>
+          <m:t>m</m:t>
+        </m:r>
+        <m:r>
+          <w:rPr>
+            <w:rFonts w:ascii="Cambria Math" w:hAnsi="Cambria Math" w:cs="Cambria Math"/>
+          </w:rPr>
+          <m:t>≤</m:t>
+        </m:r>
+        <m:r>
+          <w:rPr>
+            <w:rFonts w:ascii="Cambria Math" w:hAnsi="Cambria Math" w:cs="Cambria Math"/>
+          </w:rPr>
+          <m:t>n</m:t>
+        </m:r>
+        <m:r>
+          <w:rPr>
+            <w:rFonts w:ascii="Cambria Math" w:hAnsi="Cambria Math" w:cs="Cambria Math"/>
+          </w:rPr>
+          <m:t>)</m:t>
         </m:r>
       </m:oMath>
-      <w:proofErr w:type="gramStart"/>
-      <w:r>
-        <w:t>个</w:t>
-      </w:r>
-      <w:proofErr w:type="gramEnd"/>
-      <w:r>
-        <w:t>元素的所有不同组合的个数，叫做从</w:t>
+      <w:r>
+        <w:t>个元素的所有不同组合的个数，叫做从</w:t>
       </w:r>
       <w:r>
         <w:rPr>
@@ -3428,13 +3743,8 @@
         </w:rPr>
         <w:t>n</w:t>
       </w:r>
-      <w:proofErr w:type="gramStart"/>
-      <w:r>
-        <w:t>个</w:t>
-      </w:r>
-      <w:proofErr w:type="gramEnd"/>
-      <w:r>
-        <w:t>不同元素中取出</w:t>
+      <w:r>
+        <w:t>个不同元素中取出</w:t>
       </w:r>
       <w:r>
         <w:rPr>
@@ -3442,18 +3752,17 @@
         </w:rPr>
         <w:t>m</w:t>
       </w:r>
-      <w:proofErr w:type="gramStart"/>
-      <w:r>
-        <w:t>个</w:t>
-      </w:r>
-      <w:proofErr w:type="gramEnd"/>
-      <w:r>
-        <w:t>元素的组合数，用符号</w:t>
+      <w:r>
+        <w:t>个元素的组合数，用符号</w:t>
       </w:r>
       <m:oMath>
         <m:sSubSup>
           <m:sSubSupPr>
-            <m:ctrlPr/>
+            <m:ctrlPr>
+              <w:rPr>
+                <w:rFonts w:ascii="Cambria Math" w:hAnsi="Cambria Math"/>
+              </w:rPr>
+            </m:ctrlPr>
           </m:sSubSupPr>
           <m:e>
             <m:r>
@@ -3469,7 +3778,7 @@
           <m:sub>
             <m:r>
               <w:rPr>
-                <w:rFonts w:cs="Cambria Math"/>
+                <w:rFonts w:ascii="Cambria Math" w:hAnsi="Cambria Math" w:cs="Cambria Math"/>
               </w:rPr>
               <m:t>n</m:t>
             </m:r>
@@ -3477,7 +3786,7 @@
           <m:sup>
             <m:r>
               <w:rPr>
-                <w:rFonts w:cs="Cambria Math"/>
+                <w:rFonts w:ascii="Cambria Math" w:hAnsi="Cambria Math" w:cs="Cambria Math"/>
               </w:rPr>
               <m:t>m</m:t>
             </m:r>
@@ -3499,7 +3808,11 @@
       <m:oMath>
         <m:sSubSup>
           <m:sSubSupPr>
-            <m:ctrlPr/>
+            <m:ctrlPr>
+              <w:rPr>
+                <w:rFonts w:ascii="Cambria Math" w:hAnsi="Cambria Math"/>
+              </w:rPr>
+            </m:ctrlPr>
           </m:sSubSupPr>
           <m:e>
             <m:r>
@@ -3515,7 +3828,7 @@
           <m:sub>
             <m:r>
               <w:rPr>
-                <w:rFonts w:cs="Cambria Math"/>
+                <w:rFonts w:ascii="Cambria Math" w:hAnsi="Cambria Math" w:cs="Cambria Math"/>
               </w:rPr>
               <m:t>n</m:t>
             </m:r>
@@ -3523,7 +3836,7 @@
           <m:sup>
             <m:r>
               <w:rPr>
-                <w:rFonts w:cs="Cambria Math"/>
+                <w:rFonts w:ascii="Cambria Math" w:hAnsi="Cambria Math" w:cs="Cambria Math"/>
               </w:rPr>
               <m:t>m</m:t>
             </m:r>
@@ -3531,18 +3844,26 @@
         </m:sSubSup>
         <m:r>
           <w:rPr>
-            <w:rFonts w:cs="Cambria Math"/>
+            <w:rFonts w:ascii="Cambria Math" w:hAnsi="Cambria Math" w:cs="Cambria Math"/>
           </w:rPr>
           <m:t>=</m:t>
         </m:r>
         <m:f>
           <m:fPr>
-            <m:ctrlPr/>
+            <m:ctrlPr>
+              <w:rPr>
+                <w:rFonts w:ascii="Cambria Math" w:hAnsi="Cambria Math"/>
+              </w:rPr>
+            </m:ctrlPr>
           </m:fPr>
           <m:num>
             <m:sSubSup>
               <m:sSubSupPr>
-                <m:ctrlPr/>
+                <m:ctrlPr>
+                  <w:rPr>
+                    <w:rFonts w:ascii="Cambria Math" w:hAnsi="Cambria Math"/>
+                  </w:rPr>
+                </m:ctrlPr>
               </m:sSubSupPr>
               <m:e>
                 <m:r>
@@ -3558,7 +3879,7 @@
               <m:sub>
                 <m:r>
                   <w:rPr>
-                    <w:rFonts w:cs="Cambria Math"/>
+                    <w:rFonts w:ascii="Cambria Math" w:hAnsi="Cambria Math" w:cs="Cambria Math"/>
                   </w:rPr>
                   <m:t>n</m:t>
                 </m:r>
@@ -3566,7 +3887,7 @@
               <m:sup>
                 <m:r>
                   <w:rPr>
-                    <w:rFonts w:cs="Cambria Math"/>
+                    <w:rFonts w:ascii="Cambria Math" w:hAnsi="Cambria Math" w:cs="Cambria Math"/>
                   </w:rPr>
                   <m:t>m</m:t>
                 </m:r>
@@ -3576,7 +3897,11 @@
           <m:den>
             <m:sSubSup>
               <m:sSubSupPr>
-                <m:ctrlPr/>
+                <m:ctrlPr>
+                  <w:rPr>
+                    <w:rFonts w:ascii="Cambria Math" w:hAnsi="Cambria Math"/>
+                  </w:rPr>
+                </m:ctrlPr>
               </m:sSubSupPr>
               <m:e>
                 <m:r>
@@ -3592,7 +3917,7 @@
               <m:sub>
                 <m:r>
                   <w:rPr>
-                    <w:rFonts w:cs="Cambria Math"/>
+                    <w:rFonts w:ascii="Cambria Math" w:hAnsi="Cambria Math" w:cs="Cambria Math"/>
                   </w:rPr>
                   <m:t>m</m:t>
                 </m:r>
@@ -3600,7 +3925,7 @@
               <m:sup>
                 <m:r>
                   <w:rPr>
-                    <w:rFonts w:cs="Cambria Math"/>
+                    <w:rFonts w:ascii="Cambria Math" w:hAnsi="Cambria Math" w:cs="Cambria Math"/>
                   </w:rPr>
                   <m:t>m</m:t>
                 </m:r>
@@ -3610,63 +3935,121 @@
         </m:f>
         <m:r>
           <w:rPr>
-            <w:rFonts w:cs="Cambria Math"/>
+            <w:rFonts w:ascii="Cambria Math" w:hAnsi="Cambria Math" w:cs="Cambria Math"/>
           </w:rPr>
           <m:t>=</m:t>
         </m:r>
         <m:f>
           <m:fPr>
-            <m:ctrlPr/>
+            <m:ctrlPr>
+              <w:rPr>
+                <w:rFonts w:ascii="Cambria Math" w:hAnsi="Cambria Math"/>
+              </w:rPr>
+            </m:ctrlPr>
           </m:fPr>
           <m:num>
             <m:r>
               <w:rPr>
-                <w:rFonts w:cs="Cambria Math"/>
+                <w:rFonts w:ascii="Cambria Math" w:hAnsi="Cambria Math" w:cs="Cambria Math"/>
               </w:rPr>
               <m:t>n</m:t>
             </m:r>
             <m:d>
               <m:dPr>
-                <m:ctrlPr/>
+                <m:ctrlPr>
+                  <w:rPr>
+                    <w:rFonts w:ascii="Cambria Math" w:hAnsi="Cambria Math"/>
+                  </w:rPr>
+                </m:ctrlPr>
               </m:dPr>
               <m:e>
                 <m:r>
                   <w:rPr>
-                    <w:rFonts w:cs="Cambria Math"/>
+                    <w:rFonts w:ascii="Cambria Math" w:hAnsi="Cambria Math" w:cs="Cambria Math"/>
                   </w:rPr>
-                  <m:t>n-1</m:t>
+                  <m:t>n</m:t>
+                </m:r>
+                <m:r>
+                  <w:rPr>
+                    <w:rFonts w:ascii="Cambria Math" w:hAnsi="Cambria Math" w:cs="Cambria Math"/>
+                  </w:rPr>
+                  <m:t>-</m:t>
+                </m:r>
+                <m:r>
+                  <w:rPr>
+                    <w:rFonts w:ascii="Cambria Math" w:hAnsi="Cambria Math" w:cs="Cambria Math"/>
+                  </w:rPr>
+                  <m:t>1</m:t>
                 </m:r>
               </m:e>
             </m:d>
             <m:d>
               <m:dPr>
-                <m:ctrlPr/>
+                <m:ctrlPr>
+                  <w:rPr>
+                    <w:rFonts w:ascii="Cambria Math" w:hAnsi="Cambria Math"/>
+                  </w:rPr>
+                </m:ctrlPr>
               </m:dPr>
               <m:e>
                 <m:r>
                   <w:rPr>
-                    <w:rFonts w:cs="Cambria Math"/>
+                    <w:rFonts w:ascii="Cambria Math" w:hAnsi="Cambria Math" w:cs="Cambria Math"/>
                   </w:rPr>
-                  <m:t>n-2</m:t>
+                  <m:t>n</m:t>
+                </m:r>
+                <m:r>
+                  <w:rPr>
+                    <w:rFonts w:ascii="Cambria Math" w:hAnsi="Cambria Math" w:cs="Cambria Math"/>
+                  </w:rPr>
+                  <m:t>-</m:t>
+                </m:r>
+                <m:r>
+                  <w:rPr>
+                    <w:rFonts w:ascii="Cambria Math" w:hAnsi="Cambria Math" w:cs="Cambria Math"/>
+                  </w:rPr>
+                  <m:t>2</m:t>
                 </m:r>
               </m:e>
             </m:d>
             <m:r>
               <w:rPr>
-                <w:rFonts w:cs="Cambria Math"/>
+                <w:rFonts w:ascii="Cambria Math" w:hAnsi="Cambria Math" w:cs="Cambria Math"/>
               </w:rPr>
               <m:t>⋯</m:t>
             </m:r>
             <m:d>
               <m:dPr>
-                <m:ctrlPr/>
+                <m:ctrlPr>
+                  <w:rPr>
+                    <w:rFonts w:ascii="Cambria Math" w:hAnsi="Cambria Math"/>
+                  </w:rPr>
+                </m:ctrlPr>
               </m:dPr>
               <m:e>
                 <m:r>
                   <w:rPr>
-                    <w:rFonts w:cs="Cambria Math"/>
+                    <w:rFonts w:ascii="Cambria Math" w:hAnsi="Cambria Math" w:cs="Cambria Math"/>
                   </w:rPr>
-                  <m:t>n-m+1</m:t>
+                  <m:t>n</m:t>
+                </m:r>
+                <m:r>
+                  <w:rPr>
+                    <w:rFonts w:ascii="Cambria Math" w:hAnsi="Cambria Math" w:cs="Cambria Math"/>
+                  </w:rPr>
+                  <m:t>-</m:t>
+                </m:r>
+                <m:r>
+                  <w:rPr>
+                    <w:rFonts w:ascii="Cambria Math" w:hAnsi="Cambria Math" w:cs="Cambria Math"/>
+                  </w:rPr>
+                  <m:t>m</m:t>
+                </m:r>
+                <m:r>
+                  <w:rPr>
+                    <w:rFonts w:ascii="Cambria Math" w:hAnsi="Cambria Math" w:cs="Cambria Math"/>
+                  </w:rPr>
+                  <m:t>+1</m:t>
                 </m:r>
               </m:e>
             </m:d>
@@ -3674,9 +4057,15 @@
           <m:den>
             <m:r>
               <w:rPr>
-                <w:rFonts w:cs="Cambria Math"/>
-              </w:rPr>
-              <m:t>m!</m:t>
+                <w:rFonts w:ascii="Cambria Math" w:hAnsi="Cambria Math" w:cs="Cambria Math"/>
+              </w:rPr>
+              <m:t>m</m:t>
+            </m:r>
+            <m:r>
+              <w:rPr>
+                <w:rFonts w:ascii="Cambria Math" w:hAnsi="Cambria Math" w:cs="Cambria Math"/>
+              </w:rPr>
+              <m:t>!</m:t>
             </m:r>
           </m:den>
         </m:f>
@@ -3687,13 +4076,35 @@
       <m:oMath>
         <m:r>
           <w:rPr>
-            <w:rFonts w:cs="Cambria Math"/>
+            <w:rFonts w:ascii="Cambria Math" w:hAnsi="Cambria Math" w:cs="Cambria Math"/>
           </w:rPr>
-          <m:t>n,m∈</m:t>
+          <m:t>n</m:t>
+        </m:r>
+        <m:r>
+          <w:rPr>
+            <w:rFonts w:ascii="Cambria Math" w:hAnsi="Cambria Math" w:cs="Cambria Math"/>
+          </w:rPr>
+          <m:t>,</m:t>
+        </m:r>
+        <m:r>
+          <w:rPr>
+            <w:rFonts w:ascii="Cambria Math" w:hAnsi="Cambria Math" w:cs="Cambria Math"/>
+          </w:rPr>
+          <m:t>m</m:t>
+        </m:r>
+        <m:r>
+          <w:rPr>
+            <w:rFonts w:ascii="Cambria Math" w:hAnsi="Cambria Math" w:cs="Cambria Math"/>
+          </w:rPr>
+          <m:t>∈</m:t>
         </m:r>
         <m:sSup>
           <m:sSupPr>
-            <m:ctrlPr/>
+            <m:ctrlPr>
+              <w:rPr>
+                <w:rFonts w:ascii="Cambria Math" w:hAnsi="Cambria Math"/>
+              </w:rPr>
+            </m:ctrlPr>
           </m:sSupPr>
           <m:e>
             <m:r>
@@ -3709,7 +4120,7 @@
           <m:sup>
             <m:r>
               <w:rPr>
-                <w:rFonts w:cs="Cambria Math"/>
+                <w:rFonts w:ascii="Cambria Math" w:hAnsi="Cambria Math" w:cs="Cambria Math"/>
               </w:rPr>
               <m:t>*</m:t>
             </m:r>
@@ -3717,9 +4128,27 @@
         </m:sSup>
         <m:r>
           <w:rPr>
-            <w:rFonts w:cs="Cambria Math"/>
+            <w:rFonts w:ascii="Cambria Math" w:hAnsi="Cambria Math" w:cs="Cambria Math"/>
           </w:rPr>
-          <m:t>,m≤n</m:t>
+          <m:t>,</m:t>
+        </m:r>
+        <m:r>
+          <w:rPr>
+            <w:rFonts w:ascii="Cambria Math" w:hAnsi="Cambria Math" w:cs="Cambria Math"/>
+          </w:rPr>
+          <m:t>m</m:t>
+        </m:r>
+        <m:r>
+          <w:rPr>
+            <w:rFonts w:ascii="Cambria Math" w:hAnsi="Cambria Math" w:cs="Cambria Math"/>
+          </w:rPr>
+          <m:t>≤</m:t>
+        </m:r>
+        <m:r>
+          <w:rPr>
+            <w:rFonts w:ascii="Cambria Math" w:hAnsi="Cambria Math" w:cs="Cambria Math"/>
+          </w:rPr>
+          <m:t>n</m:t>
         </m:r>
       </m:oMath>
       <w:r>
@@ -3734,7 +4163,11 @@
       <m:oMath>
         <m:sSubSup>
           <m:sSubSupPr>
-            <m:ctrlPr/>
+            <m:ctrlPr>
+              <w:rPr>
+                <w:rFonts w:ascii="Cambria Math" w:hAnsi="Cambria Math"/>
+              </w:rPr>
+            </m:ctrlPr>
           </m:sSubSupPr>
           <m:e>
             <m:r>
@@ -3750,7 +4183,7 @@
           <m:sub>
             <m:r>
               <w:rPr>
-                <w:rFonts w:cs="Cambria Math"/>
+                <w:rFonts w:ascii="Cambria Math" w:hAnsi="Cambria Math" w:cs="Cambria Math"/>
               </w:rPr>
               <m:t>n</m:t>
             </m:r>
@@ -3758,7 +4191,7 @@
           <m:sup>
             <m:r>
               <w:rPr>
-                <w:rFonts w:cs="Cambria Math"/>
+                <w:rFonts w:ascii="Cambria Math" w:hAnsi="Cambria Math" w:cs="Cambria Math"/>
               </w:rPr>
               <m:t>m</m:t>
             </m:r>
@@ -3766,45 +4199,77 @@
         </m:sSubSup>
         <m:r>
           <w:rPr>
-            <w:rFonts w:cs="Cambria Math"/>
+            <w:rFonts w:ascii="Cambria Math" w:hAnsi="Cambria Math" w:cs="Cambria Math"/>
           </w:rPr>
           <m:t>=</m:t>
         </m:r>
         <m:f>
           <m:fPr>
-            <m:ctrlPr/>
+            <m:ctrlPr>
+              <w:rPr>
+                <w:rFonts w:ascii="Cambria Math" w:hAnsi="Cambria Math"/>
+              </w:rPr>
+            </m:ctrlPr>
           </m:fPr>
           <m:num>
             <m:r>
               <w:rPr>
-                <w:rFonts w:cs="Cambria Math"/>
-              </w:rPr>
-              <m:t>n!</m:t>
+                <w:rFonts w:ascii="Cambria Math" w:hAnsi="Cambria Math" w:cs="Cambria Math"/>
+              </w:rPr>
+              <m:t>n</m:t>
+            </m:r>
+            <m:r>
+              <w:rPr>
+                <w:rFonts w:ascii="Cambria Math" w:hAnsi="Cambria Math" w:cs="Cambria Math"/>
+              </w:rPr>
+              <m:t>!</m:t>
             </m:r>
           </m:num>
           <m:den>
             <m:r>
               <w:rPr>
-                <w:rFonts w:cs="Cambria Math"/>
-              </w:rPr>
-              <m:t>m!</m:t>
+                <w:rFonts w:ascii="Cambria Math" w:hAnsi="Cambria Math" w:cs="Cambria Math"/>
+              </w:rPr>
+              <m:t>m</m:t>
+            </m:r>
+            <m:r>
+              <w:rPr>
+                <w:rFonts w:ascii="Cambria Math" w:hAnsi="Cambria Math" w:cs="Cambria Math"/>
+              </w:rPr>
+              <m:t>!</m:t>
             </m:r>
             <m:d>
               <m:dPr>
-                <m:ctrlPr/>
+                <m:ctrlPr>
+                  <w:rPr>
+                    <w:rFonts w:ascii="Cambria Math" w:hAnsi="Cambria Math"/>
+                  </w:rPr>
+                </m:ctrlPr>
               </m:dPr>
               <m:e>
                 <m:r>
                   <w:rPr>
-                    <w:rFonts w:cs="Cambria Math"/>
+                    <w:rFonts w:ascii="Cambria Math" w:hAnsi="Cambria Math" w:cs="Cambria Math"/>
                   </w:rPr>
-                  <m:t>n-m</m:t>
+                  <m:t>n</m:t>
+                </m:r>
+                <m:r>
+                  <w:rPr>
+                    <w:rFonts w:ascii="Cambria Math" w:hAnsi="Cambria Math" w:cs="Cambria Math"/>
+                  </w:rPr>
+                  <m:t>-</m:t>
+                </m:r>
+                <m:r>
+                  <w:rPr>
+                    <w:rFonts w:ascii="Cambria Math" w:hAnsi="Cambria Math" w:cs="Cambria Math"/>
+                  </w:rPr>
+                  <m:t>m</m:t>
                 </m:r>
               </m:e>
             </m:d>
             <m:r>
               <w:rPr>
-                <w:rFonts w:cs="Cambria Math"/>
+                <w:rFonts w:ascii="Cambria Math" w:hAnsi="Cambria Math" w:cs="Cambria Math"/>
               </w:rPr>
               <m:t>!</m:t>
             </m:r>
@@ -3817,13 +4282,35 @@
       <m:oMath>
         <m:r>
           <w:rPr>
-            <w:rFonts w:cs="Cambria Math"/>
+            <w:rFonts w:ascii="Cambria Math" w:hAnsi="Cambria Math" w:cs="Cambria Math"/>
           </w:rPr>
-          <m:t>n,m∈</m:t>
+          <m:t>n</m:t>
+        </m:r>
+        <m:r>
+          <w:rPr>
+            <w:rFonts w:ascii="Cambria Math" w:hAnsi="Cambria Math" w:cs="Cambria Math"/>
+          </w:rPr>
+          <m:t>,</m:t>
+        </m:r>
+        <m:r>
+          <w:rPr>
+            <w:rFonts w:ascii="Cambria Math" w:hAnsi="Cambria Math" w:cs="Cambria Math"/>
+          </w:rPr>
+          <m:t>m</m:t>
+        </m:r>
+        <m:r>
+          <w:rPr>
+            <w:rFonts w:ascii="Cambria Math" w:hAnsi="Cambria Math" w:cs="Cambria Math"/>
+          </w:rPr>
+          <m:t>∈</m:t>
         </m:r>
         <m:sSup>
           <m:sSupPr>
-            <m:ctrlPr/>
+            <m:ctrlPr>
+              <w:rPr>
+                <w:rFonts w:ascii="Cambria Math" w:hAnsi="Cambria Math"/>
+              </w:rPr>
+            </m:ctrlPr>
           </m:sSupPr>
           <m:e>
             <m:r>
@@ -3839,7 +4326,7 @@
           <m:sup>
             <m:r>
               <w:rPr>
-                <w:rFonts w:cs="Cambria Math"/>
+                <w:rFonts w:ascii="Cambria Math" w:hAnsi="Cambria Math" w:cs="Cambria Math"/>
               </w:rPr>
               <m:t>*</m:t>
             </m:r>
@@ -3847,9 +4334,27 @@
         </m:sSup>
         <m:r>
           <w:rPr>
-            <w:rFonts w:cs="Cambria Math"/>
+            <w:rFonts w:ascii="Cambria Math" w:hAnsi="Cambria Math" w:cs="Cambria Math"/>
           </w:rPr>
-          <m:t>,m≤n</m:t>
+          <m:t>,</m:t>
+        </m:r>
+        <m:r>
+          <w:rPr>
+            <w:rFonts w:ascii="Cambria Math" w:hAnsi="Cambria Math" w:cs="Cambria Math"/>
+          </w:rPr>
+          <m:t>m</m:t>
+        </m:r>
+        <m:r>
+          <w:rPr>
+            <w:rFonts w:ascii="Cambria Math" w:hAnsi="Cambria Math" w:cs="Cambria Math"/>
+          </w:rPr>
+          <m:t>≤</m:t>
+        </m:r>
+        <m:r>
+          <w:rPr>
+            <w:rFonts w:ascii="Cambria Math" w:hAnsi="Cambria Math" w:cs="Cambria Math"/>
+          </w:rPr>
+          <m:t>n</m:t>
         </m:r>
       </m:oMath>
       <w:r>
@@ -3862,20 +4367,16 @@
         <w:spacing w:line="300" w:lineRule="auto"/>
       </w:pPr>
       <w:r>
-        <w:t>组合</w:t>
-      </w:r>
-      <w:proofErr w:type="gramStart"/>
-      <w:r>
-        <w:t>数性质</w:t>
-      </w:r>
-      <w:proofErr w:type="gramEnd"/>
-      <w:r>
-        <w:t>为</w:t>
+        <w:t>组合数性质为</w:t>
       </w:r>
       <m:oMath>
         <m:sSubSup>
           <m:sSubSupPr>
-            <m:ctrlPr/>
+            <m:ctrlPr>
+              <w:rPr>
+                <w:rFonts w:ascii="Cambria Math" w:hAnsi="Cambria Math"/>
+              </w:rPr>
+            </m:ctrlPr>
           </m:sSubSupPr>
           <m:e>
             <m:r>
@@ -3891,7 +4392,7 @@
           <m:sub>
             <m:r>
               <w:rPr>
-                <w:rFonts w:cs="Cambria Math"/>
+                <w:rFonts w:ascii="Cambria Math" w:hAnsi="Cambria Math" w:cs="Cambria Math"/>
               </w:rPr>
               <m:t>n</m:t>
             </m:r>
@@ -3899,7 +4400,7 @@
           <m:sup>
             <m:r>
               <w:rPr>
-                <w:rFonts w:cs="Cambria Math"/>
+                <w:rFonts w:ascii="Cambria Math" w:hAnsi="Cambria Math" w:cs="Cambria Math"/>
               </w:rPr>
               <m:t>m</m:t>
             </m:r>
@@ -3907,13 +4408,17 @@
         </m:sSubSup>
         <m:r>
           <w:rPr>
-            <w:rFonts w:cs="Cambria Math"/>
+            <w:rFonts w:ascii="Cambria Math" w:hAnsi="Cambria Math" w:cs="Cambria Math"/>
           </w:rPr>
           <m:t>=</m:t>
         </m:r>
         <m:sSubSup>
           <m:sSubSupPr>
-            <m:ctrlPr/>
+            <m:ctrlPr>
+              <w:rPr>
+                <w:rFonts w:ascii="Cambria Math" w:hAnsi="Cambria Math"/>
+              </w:rPr>
+            </m:ctrlPr>
           </m:sSubSupPr>
           <m:e>
             <m:r>
@@ -3929,7 +4434,7 @@
           <m:sub>
             <m:r>
               <w:rPr>
-                <w:rFonts w:cs="Cambria Math"/>
+                <w:rFonts w:ascii="Cambria Math" w:hAnsi="Cambria Math" w:cs="Cambria Math"/>
               </w:rPr>
               <m:t>n</m:t>
             </m:r>
@@ -3937,9 +4442,21 @@
           <m:sup>
             <m:r>
               <w:rPr>
-                <w:rFonts w:cs="Cambria Math"/>
-              </w:rPr>
-              <m:t>n-m</m:t>
+                <w:rFonts w:ascii="Cambria Math" w:hAnsi="Cambria Math" w:cs="Cambria Math"/>
+              </w:rPr>
+              <m:t>n</m:t>
+            </m:r>
+            <m:r>
+              <w:rPr>
+                <w:rFonts w:ascii="Cambria Math" w:hAnsi="Cambria Math" w:cs="Cambria Math"/>
+              </w:rPr>
+              <m:t>-</m:t>
+            </m:r>
+            <m:r>
+              <w:rPr>
+                <w:rFonts w:ascii="Cambria Math" w:hAnsi="Cambria Math" w:cs="Cambria Math"/>
+              </w:rPr>
+              <m:t>m</m:t>
             </m:r>
           </m:sup>
         </m:sSubSup>
@@ -3950,7 +4467,11 @@
       <m:oMath>
         <m:sSubSup>
           <m:sSubSupPr>
-            <m:ctrlPr/>
+            <m:ctrlPr>
+              <w:rPr>
+                <w:rFonts w:ascii="Cambria Math" w:hAnsi="Cambria Math"/>
+              </w:rPr>
+            </m:ctrlPr>
           </m:sSubSupPr>
           <m:e>
             <m:r>
@@ -3966,15 +4487,21 @@
           <m:sub>
             <m:r>
               <w:rPr>
-                <w:rFonts w:cs="Cambria Math"/>
-              </w:rPr>
-              <m:t>n+1</m:t>
+                <w:rFonts w:ascii="Cambria Math" w:hAnsi="Cambria Math" w:cs="Cambria Math"/>
+              </w:rPr>
+              <m:t>n</m:t>
+            </m:r>
+            <m:r>
+              <w:rPr>
+                <w:rFonts w:ascii="Cambria Math" w:hAnsi="Cambria Math" w:cs="Cambria Math"/>
+              </w:rPr>
+              <m:t>+1</m:t>
             </m:r>
           </m:sub>
           <m:sup>
             <m:r>
               <w:rPr>
-                <w:rFonts w:cs="Cambria Math"/>
+                <w:rFonts w:ascii="Cambria Math" w:hAnsi="Cambria Math" w:cs="Cambria Math"/>
               </w:rPr>
               <m:t>m</m:t>
             </m:r>
@@ -3982,7 +4509,7 @@
         </m:sSubSup>
         <m:r>
           <w:rPr>
-            <w:rFonts w:cs="Cambria Math"/>
+            <w:rFonts w:ascii="Cambria Math" w:hAnsi="Cambria Math" w:cs="Cambria Math"/>
           </w:rPr>
           <m:t>=</m:t>
         </m:r>
@@ -3993,7 +4520,11 @@
       <m:oMath>
         <m:sSubSup>
           <m:sSubSupPr>
-            <m:ctrlPr/>
+            <m:ctrlPr>
+              <w:rPr>
+                <w:rFonts w:ascii="Cambria Math" w:hAnsi="Cambria Math"/>
+              </w:rPr>
+            </m:ctrlPr>
           </m:sSubSupPr>
           <m:e>
             <m:r>
@@ -4009,7 +4540,7 @@
           <m:sub>
             <m:r>
               <w:rPr>
-                <w:rFonts w:cs="Cambria Math"/>
+                <w:rFonts w:ascii="Cambria Math" w:hAnsi="Cambria Math" w:cs="Cambria Math"/>
               </w:rPr>
               <m:t>n</m:t>
             </m:r>
@@ -4017,21 +4548,37 @@
           <m:sup>
             <m:r>
               <w:rPr>
-                <w:rFonts w:cs="Cambria Math"/>
-              </w:rPr>
-              <m:t>m-1</m:t>
+                <w:rFonts w:ascii="Cambria Math" w:hAnsi="Cambria Math" w:cs="Cambria Math"/>
+              </w:rPr>
+              <m:t>m</m:t>
+            </m:r>
+            <m:r>
+              <w:rPr>
+                <w:rFonts w:ascii="Cambria Math" w:hAnsi="Cambria Math" w:cs="Cambria Math"/>
+              </w:rPr>
+              <m:t>-</m:t>
+            </m:r>
+            <m:r>
+              <w:rPr>
+                <w:rFonts w:ascii="Cambria Math" w:hAnsi="Cambria Math" w:cs="Cambria Math"/>
+              </w:rPr>
+              <m:t>1</m:t>
             </m:r>
           </m:sup>
         </m:sSubSup>
         <m:r>
           <w:rPr>
-            <w:rFonts w:cs="Cambria Math"/>
+            <w:rFonts w:ascii="Cambria Math" w:hAnsi="Cambria Math" w:cs="Cambria Math"/>
           </w:rPr>
           <m:t>+</m:t>
         </m:r>
         <m:sSubSup>
           <m:sSubSupPr>
-            <m:ctrlPr/>
+            <m:ctrlPr>
+              <w:rPr>
+                <w:rFonts w:ascii="Cambria Math" w:hAnsi="Cambria Math"/>
+              </w:rPr>
+            </m:ctrlPr>
           </m:sSubSupPr>
           <m:e>
             <m:r>
@@ -4047,7 +4594,7 @@
           <m:sub>
             <m:r>
               <w:rPr>
-                <w:rFonts w:cs="Cambria Math"/>
+                <w:rFonts w:ascii="Cambria Math" w:hAnsi="Cambria Math" w:cs="Cambria Math"/>
               </w:rPr>
               <m:t>n</m:t>
             </m:r>
@@ -4055,7 +4602,7 @@
           <m:sup>
             <m:r>
               <w:rPr>
-                <w:rFonts w:cs="Cambria Math"/>
+                <w:rFonts w:ascii="Cambria Math" w:hAnsi="Cambria Math" w:cs="Cambria Math"/>
               </w:rPr>
               <m:t>m</m:t>
             </m:r>
@@ -4068,6 +4615,7 @@
     </w:p>
     <w:p>
       <w:pPr>
+        <w:snapToGrid w:val="0"/>
         <w:spacing w:line="300" w:lineRule="auto"/>
       </w:pPr>
     </w:p>
@@ -4121,6 +4669,7 @@
     </w:p>
     <w:p>
       <w:pPr>
+        <w:snapToGrid w:val="0"/>
         <w:spacing w:line="300" w:lineRule="auto"/>
       </w:pPr>
     </w:p>
@@ -4249,11 +4798,13 @@
     </w:p>
     <w:p>
       <w:pPr>
+        <w:snapToGrid w:val="0"/>
         <w:spacing w:line="300" w:lineRule="auto"/>
       </w:pPr>
     </w:p>
     <w:p>
       <w:pPr>
+        <w:snapToGrid w:val="0"/>
         <w:spacing w:line="300" w:lineRule="auto"/>
         <w:outlineLvl w:val="0"/>
       </w:pPr>
@@ -4274,6 +4825,7 @@
     </w:p>
     <w:p>
       <w:pPr>
+        <w:snapToGrid w:val="0"/>
         <w:spacing w:line="300" w:lineRule="auto"/>
         <w:outlineLvl w:val="0"/>
       </w:pPr>
@@ -4325,7 +4877,7 @@
       </w:tblPr>
       <w:tblGrid>
         <w:gridCol w:w="1920"/>
-        <w:gridCol w:w="6445"/>
+        <w:gridCol w:w="6458"/>
       </w:tblGrid>
       <w:tr>
         <w:tc>
@@ -4379,39 +4931,55 @@
                   <m:sSupPr>
                     <m:ctrlPr>
                       <w:rPr>
+                        <w:rFonts w:ascii="Cambria Math" w:hAnsi="Cambria Math"/>
                         <w:bdr w:val="single" w:sz="8" w:space="0" w:color="auto"/>
                       </w:rPr>
                     </m:ctrlPr>
                   </m:sSupPr>
                   <m:e>
                     <m:r>
-                      <m:rPr>
-                        <m:sty m:val="i"/>
-                      </m:rPr>
-                      <w:rPr>
-                        <w:rFonts w:cs="Cambria Math"/>
-                      </w:rPr>
-                      <m:t>(a+b)</m:t>
+                      <w:rPr>
+                        <w:rFonts w:ascii="Cambria Math" w:hAnsi="Cambria Math" w:cs="Cambria Math"/>
+                      </w:rPr>
+                      <m:t>(</m:t>
+                    </m:r>
+                    <m:r>
+                      <w:rPr>
+                        <w:rFonts w:ascii="Cambria Math" w:hAnsi="Cambria Math" w:cs="Cambria Math"/>
+                      </w:rPr>
+                      <m:t>a</m:t>
+                    </m:r>
+                    <m:r>
+                      <w:rPr>
+                        <w:rFonts w:ascii="Cambria Math" w:hAnsi="Cambria Math" w:cs="Cambria Math"/>
+                      </w:rPr>
+                      <m:t>+</m:t>
+                    </m:r>
+                    <m:r>
+                      <w:rPr>
+                        <w:rFonts w:ascii="Cambria Math" w:hAnsi="Cambria Math" w:cs="Cambria Math"/>
+                      </w:rPr>
+                      <m:t>b</m:t>
+                    </m:r>
+                    <m:r>
+                      <w:rPr>
+                        <w:rFonts w:ascii="Cambria Math" w:hAnsi="Cambria Math" w:cs="Cambria Math"/>
+                      </w:rPr>
+                      <m:t>)</m:t>
                     </m:r>
                   </m:e>
                   <m:sup>
                     <m:r>
-                      <m:rPr>
-                        <m:sty m:val="i"/>
-                      </m:rPr>
-                      <w:rPr>
-                        <w:rFonts w:cs="Cambria Math"/>
+                      <w:rPr>
+                        <w:rFonts w:ascii="Cambria Math" w:hAnsi="Cambria Math" w:cs="Cambria Math"/>
                       </w:rPr>
                       <m:t>n</m:t>
                     </m:r>
                   </m:sup>
                 </m:sSup>
                 <m:r>
-                  <m:rPr>
-                    <m:sty m:val="i"/>
-                  </m:rPr>
                   <w:rPr>
-                    <w:rFonts w:cs="Cambria Math"/>
+                    <w:rFonts w:ascii="Cambria Math" w:hAnsi="Cambria Math" w:cs="Cambria Math"/>
                     <w:bdr w:val="single" w:sz="8" w:space="0" w:color="auto"/>
                   </w:rPr>
                   <m:t>=</m:t>
@@ -4420,6 +4988,7 @@
                   <m:sSubSupPr>
                     <m:ctrlPr>
                       <w:rPr>
+                        <w:rFonts w:ascii="Cambria Math" w:hAnsi="Cambria Math"/>
                         <w:bdr w:val="single" w:sz="8" w:space="0" w:color="auto"/>
                       </w:rPr>
                     </m:ctrlPr>
@@ -4437,22 +5006,16 @@
                   </m:e>
                   <m:sub>
                     <m:r>
-                      <m:rPr>
-                        <m:sty m:val="i"/>
-                      </m:rPr>
-                      <w:rPr>
-                        <w:rFonts w:cs="Cambria Math"/>
+                      <w:rPr>
+                        <w:rFonts w:ascii="Cambria Math" w:hAnsi="Cambria Math" w:cs="Cambria Math"/>
                       </w:rPr>
                       <m:t>n</m:t>
                     </m:r>
                   </m:sub>
                   <m:sup>
                     <m:r>
-                      <m:rPr>
-                        <m:sty m:val="i"/>
-                      </m:rPr>
-                      <w:rPr>
-                        <w:rFonts w:cs="Cambria Math"/>
+                      <w:rPr>
+                        <w:rFonts w:ascii="Cambria Math" w:hAnsi="Cambria Math" w:cs="Cambria Math"/>
                       </w:rPr>
                       <m:t>0</m:t>
                     </m:r>
@@ -4462,39 +5025,31 @@
                   <m:sSupPr>
                     <m:ctrlPr>
                       <w:rPr>
+                        <w:rFonts w:ascii="Cambria Math" w:hAnsi="Cambria Math"/>
                         <w:bdr w:val="single" w:sz="8" w:space="0" w:color="auto"/>
                       </w:rPr>
                     </m:ctrlPr>
                   </m:sSupPr>
                   <m:e>
                     <m:r>
-                      <m:rPr>
-                        <m:sty m:val="i"/>
-                      </m:rPr>
-                      <w:rPr>
-                        <w:rFonts w:cs="Cambria Math"/>
+                      <w:rPr>
+                        <w:rFonts w:ascii="Cambria Math" w:hAnsi="Cambria Math" w:cs="Cambria Math"/>
                       </w:rPr>
                       <m:t>a</m:t>
                     </m:r>
                   </m:e>
                   <m:sup>
                     <m:r>
-                      <m:rPr>
-                        <m:sty m:val="i"/>
-                      </m:rPr>
-                      <w:rPr>
-                        <w:rFonts w:cs="Cambria Math"/>
+                      <w:rPr>
+                        <w:rFonts w:ascii="Cambria Math" w:hAnsi="Cambria Math" w:cs="Cambria Math"/>
                       </w:rPr>
                       <m:t>n</m:t>
                     </m:r>
                   </m:sup>
                 </m:sSup>
                 <m:r>
-                  <m:rPr>
-                    <m:sty m:val="i"/>
-                  </m:rPr>
                   <w:rPr>
-                    <w:rFonts w:cs="Cambria Math"/>
+                    <w:rFonts w:ascii="Cambria Math" w:hAnsi="Cambria Math" w:cs="Cambria Math"/>
                     <w:bdr w:val="single" w:sz="8" w:space="0" w:color="auto"/>
                   </w:rPr>
                   <m:t>+</m:t>
@@ -4503,6 +5058,7 @@
                   <m:sSubSupPr>
                     <m:ctrlPr>
                       <w:rPr>
+                        <w:rFonts w:ascii="Cambria Math" w:hAnsi="Cambria Math"/>
                         <w:bdr w:val="single" w:sz="8" w:space="0" w:color="auto"/>
                       </w:rPr>
                     </m:ctrlPr>
@@ -4520,22 +5076,16 @@
                   </m:e>
                   <m:sub>
                     <m:r>
-                      <m:rPr>
-                        <m:sty m:val="i"/>
-                      </m:rPr>
-                      <w:rPr>
-                        <w:rFonts w:cs="Cambria Math"/>
+                      <w:rPr>
+                        <w:rFonts w:ascii="Cambria Math" w:hAnsi="Cambria Math" w:cs="Cambria Math"/>
                       </w:rPr>
                       <m:t>n</m:t>
                     </m:r>
                   </m:sub>
                   <m:sup>
                     <m:r>
-                      <m:rPr>
-                        <m:sty m:val="i"/>
-                      </m:rPr>
-                      <w:rPr>
-                        <w:rFonts w:cs="Cambria Math"/>
+                      <w:rPr>
+                        <w:rFonts w:ascii="Cambria Math" w:hAnsi="Cambria Math" w:cs="Cambria Math"/>
                       </w:rPr>
                       <m:t>1</m:t>
                     </m:r>
@@ -4545,30 +5095,37 @@
                   <m:sSupPr>
                     <m:ctrlPr>
                       <w:rPr>
+                        <w:rFonts w:ascii="Cambria Math" w:hAnsi="Cambria Math"/>
                         <w:bdr w:val="single" w:sz="8" w:space="0" w:color="auto"/>
                       </w:rPr>
                     </m:ctrlPr>
                   </m:sSupPr>
                   <m:e>
                     <m:r>
-                      <m:rPr>
-                        <m:sty m:val="i"/>
-                      </m:rPr>
-                      <w:rPr>
-                        <w:rFonts w:cs="Cambria Math"/>
+                      <w:rPr>
+                        <w:rFonts w:ascii="Cambria Math" w:hAnsi="Cambria Math" w:cs="Cambria Math"/>
                       </w:rPr>
                       <m:t>a</m:t>
                     </m:r>
                   </m:e>
                   <m:sup>
                     <m:r>
-                      <m:rPr>
-                        <m:sty m:val="i"/>
-                      </m:rPr>
-                      <w:rPr>
-                        <w:rFonts w:cs="Cambria Math"/>
-                      </w:rPr>
-                      <m:t>n-1</m:t>
+                      <w:rPr>
+                        <w:rFonts w:ascii="Cambria Math" w:hAnsi="Cambria Math" w:cs="Cambria Math"/>
+                      </w:rPr>
+                      <m:t>n</m:t>
+                    </m:r>
+                    <m:r>
+                      <w:rPr>
+                        <w:rFonts w:ascii="Cambria Math" w:hAnsi="Cambria Math" w:cs="Cambria Math"/>
+                      </w:rPr>
+                      <m:t>-</m:t>
+                    </m:r>
+                    <m:r>
+                      <w:rPr>
+                        <w:rFonts w:ascii="Cambria Math" w:hAnsi="Cambria Math" w:cs="Cambria Math"/>
+                      </w:rPr>
+                      <m:t>1</m:t>
                     </m:r>
                   </m:sup>
                 </m:sSup>
@@ -4576,39 +5133,31 @@
                   <m:sSupPr>
                     <m:ctrlPr>
                       <w:rPr>
+                        <w:rFonts w:ascii="Cambria Math" w:hAnsi="Cambria Math"/>
                         <w:bdr w:val="single" w:sz="8" w:space="0" w:color="auto"/>
                       </w:rPr>
                     </m:ctrlPr>
                   </m:sSupPr>
                   <m:e>
                     <m:r>
-                      <m:rPr>
-                        <m:sty m:val="i"/>
-                      </m:rPr>
-                      <w:rPr>
-                        <w:rFonts w:cs="Cambria Math"/>
+                      <w:rPr>
+                        <w:rFonts w:ascii="Cambria Math" w:hAnsi="Cambria Math" w:cs="Cambria Math"/>
                       </w:rPr>
                       <m:t>b</m:t>
                     </m:r>
                   </m:e>
                   <m:sup>
                     <m:r>
-                      <m:rPr>
-                        <m:sty m:val="i"/>
-                      </m:rPr>
-                      <w:rPr>
-                        <w:rFonts w:cs="Cambria Math"/>
+                      <w:rPr>
+                        <w:rFonts w:ascii="Cambria Math" w:hAnsi="Cambria Math" w:cs="Cambria Math"/>
                       </w:rPr>
                       <m:t>1</m:t>
                     </m:r>
                   </m:sup>
                 </m:sSup>
                 <m:r>
-                  <m:rPr>
-                    <m:sty m:val="i"/>
-                  </m:rPr>
                   <w:rPr>
-                    <w:rFonts w:cs="Cambria Math"/>
+                    <w:rFonts w:ascii="Cambria Math" w:hAnsi="Cambria Math" w:cs="Cambria Math"/>
                     <w:bdr w:val="single" w:sz="8" w:space="0" w:color="auto"/>
                   </w:rPr>
                   <m:t>+⋯+</m:t>
@@ -4617,6 +5166,7 @@
                   <m:sSubSupPr>
                     <m:ctrlPr>
                       <w:rPr>
+                        <w:rFonts w:ascii="Cambria Math" w:hAnsi="Cambria Math"/>
                         <w:bdr w:val="single" w:sz="8" w:space="0" w:color="auto"/>
                       </w:rPr>
                     </m:ctrlPr>
@@ -4634,22 +5184,16 @@
                   </m:e>
                   <m:sub>
                     <m:r>
-                      <m:rPr>
-                        <m:sty m:val="i"/>
-                      </m:rPr>
-                      <w:rPr>
-                        <w:rFonts w:cs="Cambria Math"/>
+                      <w:rPr>
+                        <w:rFonts w:ascii="Cambria Math" w:hAnsi="Cambria Math" w:cs="Cambria Math"/>
                       </w:rPr>
                       <m:t>n</m:t>
                     </m:r>
                   </m:sub>
                   <m:sup>
                     <m:r>
-                      <m:rPr>
-                        <m:sty m:val="i"/>
-                      </m:rPr>
-                      <w:rPr>
-                        <w:rFonts w:cs="Cambria Math"/>
+                      <w:rPr>
+                        <w:rFonts w:ascii="Cambria Math" w:hAnsi="Cambria Math" w:cs="Cambria Math"/>
                       </w:rPr>
                       <m:t>k</m:t>
                     </m:r>
@@ -4659,30 +5203,37 @@
                   <m:sSupPr>
                     <m:ctrlPr>
                       <w:rPr>
+                        <w:rFonts w:ascii="Cambria Math" w:hAnsi="Cambria Math"/>
                         <w:bdr w:val="single" w:sz="8" w:space="0" w:color="auto"/>
                       </w:rPr>
                     </m:ctrlPr>
                   </m:sSupPr>
                   <m:e>
                     <m:r>
-                      <m:rPr>
-                        <m:sty m:val="i"/>
-                      </m:rPr>
-                      <w:rPr>
-                        <w:rFonts w:cs="Cambria Math"/>
+                      <w:rPr>
+                        <w:rFonts w:ascii="Cambria Math" w:hAnsi="Cambria Math" w:cs="Cambria Math"/>
                       </w:rPr>
                       <m:t>a</m:t>
                     </m:r>
                   </m:e>
                   <m:sup>
                     <m:r>
-                      <m:rPr>
-                        <m:sty m:val="i"/>
-                      </m:rPr>
-                      <w:rPr>
-                        <w:rFonts w:cs="Cambria Math"/>
-                      </w:rPr>
-                      <m:t>n-k</m:t>
+                      <w:rPr>
+                        <w:rFonts w:ascii="Cambria Math" w:hAnsi="Cambria Math" w:cs="Cambria Math"/>
+                      </w:rPr>
+                      <m:t>n</m:t>
+                    </m:r>
+                    <m:r>
+                      <w:rPr>
+                        <w:rFonts w:ascii="Cambria Math" w:hAnsi="Cambria Math" w:cs="Cambria Math"/>
+                      </w:rPr>
+                      <m:t>-</m:t>
+                    </m:r>
+                    <m:r>
+                      <w:rPr>
+                        <w:rFonts w:ascii="Cambria Math" w:hAnsi="Cambria Math" w:cs="Cambria Math"/>
+                      </w:rPr>
+                      <m:t>k</m:t>
                     </m:r>
                   </m:sup>
                 </m:sSup>
@@ -4690,39 +5241,31 @@
                   <m:sSupPr>
                     <m:ctrlPr>
                       <w:rPr>
+                        <w:rFonts w:ascii="Cambria Math" w:hAnsi="Cambria Math"/>
                         <w:bdr w:val="single" w:sz="8" w:space="0" w:color="auto"/>
                       </w:rPr>
                     </m:ctrlPr>
                   </m:sSupPr>
                   <m:e>
                     <m:r>
-                      <m:rPr>
-                        <m:sty m:val="i"/>
-                      </m:rPr>
-                      <w:rPr>
-                        <w:rFonts w:cs="Cambria Math"/>
+                      <w:rPr>
+                        <w:rFonts w:ascii="Cambria Math" w:hAnsi="Cambria Math" w:cs="Cambria Math"/>
                       </w:rPr>
                       <m:t>b</m:t>
                     </m:r>
                   </m:e>
                   <m:sup>
                     <m:r>
-                      <m:rPr>
-                        <m:sty m:val="i"/>
-                      </m:rPr>
-                      <w:rPr>
-                        <w:rFonts w:cs="Cambria Math"/>
+                      <w:rPr>
+                        <w:rFonts w:ascii="Cambria Math" w:hAnsi="Cambria Math" w:cs="Cambria Math"/>
                       </w:rPr>
                       <m:t>k</m:t>
                     </m:r>
                   </m:sup>
                 </m:sSup>
                 <m:r>
-                  <m:rPr>
-                    <m:sty m:val="i"/>
-                  </m:rPr>
                   <w:rPr>
-                    <w:rFonts w:cs="Cambria Math"/>
+                    <w:rFonts w:ascii="Cambria Math" w:hAnsi="Cambria Math" w:cs="Cambria Math"/>
                     <w:bdr w:val="single" w:sz="8" w:space="0" w:color="auto"/>
                   </w:rPr>
                   <m:t>+⋯+</m:t>
@@ -4731,6 +5274,7 @@
                   <m:sSubSupPr>
                     <m:ctrlPr>
                       <w:rPr>
+                        <w:rFonts w:ascii="Cambria Math" w:hAnsi="Cambria Math"/>
                         <w:bdr w:val="single" w:sz="8" w:space="0" w:color="auto"/>
                       </w:rPr>
                     </m:ctrlPr>
@@ -4748,22 +5292,16 @@
                   </m:e>
                   <m:sub>
                     <m:r>
-                      <m:rPr>
-                        <m:sty m:val="i"/>
-                      </m:rPr>
-                      <w:rPr>
-                        <w:rFonts w:cs="Cambria Math"/>
+                      <w:rPr>
+                        <w:rFonts w:ascii="Cambria Math" w:hAnsi="Cambria Math" w:cs="Cambria Math"/>
                       </w:rPr>
                       <m:t>n</m:t>
                     </m:r>
                   </m:sub>
                   <m:sup>
                     <m:r>
-                      <m:rPr>
-                        <m:sty m:val="i"/>
-                      </m:rPr>
-                      <w:rPr>
-                        <w:rFonts w:cs="Cambria Math"/>
+                      <w:rPr>
+                        <w:rFonts w:ascii="Cambria Math" w:hAnsi="Cambria Math" w:cs="Cambria Math"/>
                       </w:rPr>
                       <m:t>n</m:t>
                     </m:r>
@@ -4773,28 +5311,23 @@
                   <m:sSupPr>
                     <m:ctrlPr>
                       <w:rPr>
+                        <w:rFonts w:ascii="Cambria Math" w:hAnsi="Cambria Math"/>
                         <w:bdr w:val="single" w:sz="8" w:space="0" w:color="auto"/>
                       </w:rPr>
                     </m:ctrlPr>
                   </m:sSupPr>
                   <m:e>
                     <m:r>
-                      <m:rPr>
-                        <m:sty m:val="i"/>
-                      </m:rPr>
-                      <w:rPr>
-                        <w:rFonts w:cs="Cambria Math"/>
+                      <w:rPr>
+                        <w:rFonts w:ascii="Cambria Math" w:hAnsi="Cambria Math" w:cs="Cambria Math"/>
                       </w:rPr>
                       <m:t>b</m:t>
                     </m:r>
                   </m:e>
                   <m:sup>
                     <m:r>
-                      <m:rPr>
-                        <m:sty m:val="i"/>
-                      </m:rPr>
-                      <w:rPr>
-                        <w:rFonts w:cs="Cambria Math"/>
+                      <w:rPr>
+                        <w:rFonts w:ascii="Cambria Math" w:hAnsi="Cambria Math" w:cs="Cambria Math"/>
                       </w:rPr>
                       <m:t>n</m:t>
                     </m:r>
@@ -4804,42 +5337,44 @@
                   <m:dPr>
                     <m:ctrlPr>
                       <w:rPr>
+                        <w:rFonts w:ascii="Cambria Math" w:hAnsi="Cambria Math"/>
                         <w:bdr w:val="single" w:sz="8" w:space="0" w:color="auto"/>
                       </w:rPr>
                     </m:ctrlPr>
                   </m:dPr>
                   <m:e>
                     <m:r>
-                      <m:rPr>
-                        <m:sty m:val="i"/>
-                      </m:rPr>
-                      <w:rPr>
-                        <w:rFonts w:cs="Cambria Math"/>
-                      </w:rPr>
-                      <m:t>n∈</m:t>
+                      <w:rPr>
+                        <w:rFonts w:ascii="Cambria Math" w:hAnsi="Cambria Math" w:cs="Cambria Math"/>
+                      </w:rPr>
+                      <m:t>n</m:t>
+                    </m:r>
+                    <m:r>
+                      <w:rPr>
+                        <w:rFonts w:ascii="Cambria Math" w:hAnsi="Cambria Math" w:cs="Cambria Math"/>
+                      </w:rPr>
+                      <m:t>∈</m:t>
                     </m:r>
                     <m:sSup>
                       <m:sSupPr>
-                        <m:ctrlPr/>
+                        <m:ctrlPr>
+                          <w:rPr>
+                            <w:rFonts w:ascii="Cambria Math" w:hAnsi="Cambria Math"/>
+                          </w:rPr>
+                        </m:ctrlPr>
                       </m:sSupPr>
                       <m:e>
                         <m:r>
-                          <m:rPr>
-                            <m:sty m:val="i"/>
-                          </m:rPr>
                           <w:rPr>
-                            <w:rFonts w:cs="Cambria Math"/>
+                            <w:rFonts w:ascii="Cambria Math" w:hAnsi="Cambria Math" w:cs="Cambria Math"/>
                           </w:rPr>
                           <m:t>N</m:t>
                         </m:r>
                       </m:e>
                       <m:sup>
                         <m:r>
-                          <m:rPr>
-                            <m:sty m:val="i"/>
-                          </m:rPr>
                           <w:rPr>
-                            <w:rFonts w:cs="Cambria Math"/>
+                            <w:rFonts w:ascii="Cambria Math" w:hAnsi="Cambria Math" w:cs="Cambria Math"/>
                           </w:rPr>
                           <m:t>*</m:t>
                         </m:r>
@@ -4956,6 +5491,7 @@
                   <m:sSubSupPr>
                     <m:ctrlPr>
                       <w:rPr>
+                        <w:rFonts w:ascii="Cambria Math" w:hAnsi="Cambria Math"/>
                         <w:bdr w:val="single" w:sz="8" w:space="0" w:color="auto"/>
                       </w:rPr>
                     </m:ctrlPr>
@@ -4973,22 +5509,16 @@
                   </m:e>
                   <m:sub>
                     <m:r>
-                      <m:rPr>
-                        <m:sty m:val="i"/>
-                      </m:rPr>
-                      <w:rPr>
-                        <w:rFonts w:cs="Cambria Math"/>
+                      <w:rPr>
+                        <w:rFonts w:ascii="Cambria Math" w:hAnsi="Cambria Math" w:cs="Cambria Math"/>
                       </w:rPr>
                       <m:t>n</m:t>
                     </m:r>
                   </m:sub>
                   <m:sup>
                     <m:r>
-                      <m:rPr>
-                        <m:sty m:val="i"/>
-                      </m:rPr>
-                      <w:rPr>
-                        <w:rFonts w:cs="Cambria Math"/>
+                      <w:rPr>
+                        <w:rFonts w:ascii="Cambria Math" w:hAnsi="Cambria Math" w:cs="Cambria Math"/>
                       </w:rPr>
                       <m:t>k</m:t>
                     </m:r>
@@ -4998,37 +5528,44 @@
                   <m:dPr>
                     <m:ctrlPr>
                       <w:rPr>
+                        <w:rFonts w:ascii="Cambria Math" w:hAnsi="Cambria Math"/>
                         <w:bdr w:val="single" w:sz="8" w:space="0" w:color="auto"/>
                       </w:rPr>
                     </m:ctrlPr>
                   </m:dPr>
                   <m:e>
                     <m:r>
-                      <m:rPr>
-                        <m:sty m:val="i"/>
-                      </m:rPr>
-                      <w:rPr>
-                        <w:rFonts w:cs="Cambria Math"/>
-                      </w:rPr>
-                      <m:t>k=0,1,2,</m:t>
+                      <w:rPr>
+                        <w:rFonts w:ascii="Cambria Math" w:hAnsi="Cambria Math" w:cs="Cambria Math"/>
+                      </w:rPr>
+                      <m:t>k</m:t>
+                    </m:r>
+                    <m:r>
+                      <w:rPr>
+                        <w:rFonts w:ascii="Cambria Math" w:hAnsi="Cambria Math" w:cs="Cambria Math"/>
+                      </w:rPr>
+                      <m:t>=0,1,2,</m:t>
                     </m:r>
                     <m:r>
                       <m:rPr>
                         <m:sty m:val="p"/>
                       </m:rPr>
                       <w:rPr>
-                        <w:rFonts w:cs="Cambria Math"/>
+                        <w:rFonts w:ascii="Cambria Math" w:hAnsi="Cambria Math" w:cs="Cambria Math"/>
                       </w:rPr>
                       <m:t>...</m:t>
                     </m:r>
                     <m:r>
-                      <m:rPr>
-                        <m:sty m:val="i"/>
-                      </m:rPr>
-                      <w:rPr>
-                        <w:rFonts w:cs="Cambria Math"/>
-                      </w:rPr>
-                      <m:t>,n</m:t>
+                      <w:rPr>
+                        <w:rFonts w:ascii="Cambria Math" w:hAnsi="Cambria Math" w:cs="Cambria Math"/>
+                      </w:rPr>
+                      <m:t>,</m:t>
+                    </m:r>
+                    <m:r>
+                      <w:rPr>
+                        <w:rFonts w:ascii="Cambria Math" w:hAnsi="Cambria Math" w:cs="Cambria Math"/>
+                      </w:rPr>
+                      <m:t>n</m:t>
                     </m:r>
                   </m:e>
                 </m:d>
@@ -5087,12 +5624,16 @@
               <m:oMath>
                 <m:sSub>
                   <m:sSubPr>
-                    <m:ctrlPr/>
+                    <m:ctrlPr>
+                      <w:rPr>
+                        <w:rFonts w:ascii="Cambria Math" w:hAnsi="Cambria Math"/>
+                      </w:rPr>
+                    </m:ctrlPr>
                   </m:sSubPr>
                   <m:e>
                     <m:r>
                       <w:rPr>
-                        <w:rFonts w:cs="Cambria Math"/>
+                        <w:rFonts w:ascii="Cambria Math" w:hAnsi="Cambria Math" w:cs="Cambria Math"/>
                       </w:rPr>
                       <m:t>T</m:t>
                     </m:r>
@@ -5100,15 +5641,21 @@
                   <m:sub>
                     <m:r>
                       <w:rPr>
-                        <w:rFonts w:cs="Cambria Math"/>
-                      </w:rPr>
-                      <m:t>k+1</m:t>
+                        <w:rFonts w:ascii="Cambria Math" w:hAnsi="Cambria Math" w:cs="Cambria Math"/>
+                      </w:rPr>
+                      <m:t>k</m:t>
+                    </m:r>
+                    <m:r>
+                      <w:rPr>
+                        <w:rFonts w:ascii="Cambria Math" w:hAnsi="Cambria Math" w:cs="Cambria Math"/>
+                      </w:rPr>
+                      <m:t>+1</m:t>
                     </m:r>
                   </m:sub>
                 </m:sSub>
                 <m:r>
                   <w:rPr>
-                    <w:rFonts w:cs="Cambria Math"/>
+                    <w:rFonts w:ascii="Cambria Math" w:hAnsi="Cambria Math" w:cs="Cambria Math"/>
                   </w:rPr>
                   <m:t>=</m:t>
                 </m:r>
@@ -5116,6 +5663,7 @@
                   <m:sSubSupPr>
                     <m:ctrlPr>
                       <w:rPr>
+                        <w:rFonts w:ascii="Cambria Math" w:hAnsi="Cambria Math"/>
                         <w:bdr w:val="single" w:sz="8" w:space="0" w:color="auto"/>
                       </w:rPr>
                     </m:ctrlPr>
@@ -5133,22 +5681,16 @@
                   </m:e>
                   <m:sub>
                     <m:r>
-                      <m:rPr>
-                        <m:sty m:val="i"/>
-                      </m:rPr>
-                      <w:rPr>
-                        <w:rFonts w:cs="Cambria Math"/>
+                      <w:rPr>
+                        <w:rFonts w:ascii="Cambria Math" w:hAnsi="Cambria Math" w:cs="Cambria Math"/>
                       </w:rPr>
                       <m:t>n</m:t>
                     </m:r>
                   </m:sub>
                   <m:sup>
                     <m:r>
-                      <m:rPr>
-                        <m:sty m:val="i"/>
-                      </m:rPr>
-                      <w:rPr>
-                        <w:rFonts w:cs="Cambria Math"/>
+                      <w:rPr>
+                        <w:rFonts w:ascii="Cambria Math" w:hAnsi="Cambria Math" w:cs="Cambria Math"/>
                       </w:rPr>
                       <m:t>k</m:t>
                     </m:r>
@@ -5158,30 +5700,37 @@
                   <m:sSupPr>
                     <m:ctrlPr>
                       <w:rPr>
+                        <w:rFonts w:ascii="Cambria Math" w:hAnsi="Cambria Math"/>
                         <w:bdr w:val="single" w:sz="8" w:space="0" w:color="auto"/>
                       </w:rPr>
                     </m:ctrlPr>
                   </m:sSupPr>
                   <m:e>
                     <m:r>
-                      <m:rPr>
-                        <m:sty m:val="i"/>
-                      </m:rPr>
-                      <w:rPr>
-                        <w:rFonts w:cs="Cambria Math"/>
+                      <w:rPr>
+                        <w:rFonts w:ascii="Cambria Math" w:hAnsi="Cambria Math" w:cs="Cambria Math"/>
                       </w:rPr>
                       <m:t>a</m:t>
                     </m:r>
                   </m:e>
                   <m:sup>
                     <m:r>
-                      <m:rPr>
-                        <m:sty m:val="i"/>
-                      </m:rPr>
-                      <w:rPr>
-                        <w:rFonts w:cs="Cambria Math"/>
-                      </w:rPr>
-                      <m:t>n-k</m:t>
+                      <w:rPr>
+                        <w:rFonts w:ascii="Cambria Math" w:hAnsi="Cambria Math" w:cs="Cambria Math"/>
+                      </w:rPr>
+                      <m:t>n</m:t>
+                    </m:r>
+                    <m:r>
+                      <w:rPr>
+                        <w:rFonts w:ascii="Cambria Math" w:hAnsi="Cambria Math" w:cs="Cambria Math"/>
+                      </w:rPr>
+                      <m:t>-</m:t>
+                    </m:r>
+                    <m:r>
+                      <w:rPr>
+                        <w:rFonts w:ascii="Cambria Math" w:hAnsi="Cambria Math" w:cs="Cambria Math"/>
+                      </w:rPr>
+                      <m:t>k</m:t>
                     </m:r>
                   </m:sup>
                 </m:sSup>
@@ -5189,28 +5738,23 @@
                   <m:sSupPr>
                     <m:ctrlPr>
                       <w:rPr>
+                        <w:rFonts w:ascii="Cambria Math" w:hAnsi="Cambria Math"/>
                         <w:bdr w:val="single" w:sz="8" w:space="0" w:color="auto"/>
                       </w:rPr>
                     </m:ctrlPr>
                   </m:sSupPr>
                   <m:e>
                     <m:r>
-                      <m:rPr>
-                        <m:sty m:val="i"/>
-                      </m:rPr>
-                      <w:rPr>
-                        <w:rFonts w:cs="Cambria Math"/>
+                      <w:rPr>
+                        <w:rFonts w:ascii="Cambria Math" w:hAnsi="Cambria Math" w:cs="Cambria Math"/>
                       </w:rPr>
                       <m:t>b</m:t>
                     </m:r>
                   </m:e>
                   <m:sup>
                     <m:r>
-                      <m:rPr>
-                        <m:sty m:val="i"/>
-                      </m:rPr>
-                      <w:rPr>
-                        <w:rFonts w:cs="Cambria Math"/>
+                      <w:rPr>
+                        <w:rFonts w:ascii="Cambria Math" w:hAnsi="Cambria Math" w:cs="Cambria Math"/>
                       </w:rPr>
                       <m:t>k</m:t>
                     </m:r>
@@ -5224,6 +5768,7 @@
     </w:tbl>
     <w:p>
       <w:pPr>
+        <w:snapToGrid w:val="0"/>
         <w:spacing w:line="300" w:lineRule="auto"/>
       </w:pPr>
     </w:p>
@@ -5270,7 +5815,7 @@
       <w:tblGrid>
         <w:gridCol w:w="660"/>
         <w:gridCol w:w="1710"/>
-        <w:gridCol w:w="4862"/>
+        <w:gridCol w:w="4900"/>
       </w:tblGrid>
       <w:tr>
         <w:tc>
@@ -5370,6 +5915,7 @@
                 <m:sSubSupPr>
                   <m:ctrlPr>
                     <w:rPr>
+                      <w:rFonts w:ascii="Cambria Math" w:hAnsi="Cambria Math"/>
                       <w:bdr w:val="single" w:sz="8" w:space="0" w:color="auto"/>
                     </w:rPr>
                   </m:ctrlPr>
@@ -5387,33 +5933,24 @@
                 </m:e>
                 <m:sub>
                   <m:r>
-                    <m:rPr>
-                      <m:sty m:val="i"/>
-                    </m:rPr>
                     <w:rPr>
-                      <w:rFonts w:cs="Cambria Math"/>
+                      <w:rFonts w:ascii="Cambria Math" w:hAnsi="Cambria Math" w:cs="Cambria Math"/>
                     </w:rPr>
                     <m:t>n</m:t>
                   </m:r>
                 </m:sub>
                 <m:sup>
                   <m:r>
-                    <m:rPr>
-                      <m:sty m:val="i"/>
-                    </m:rPr>
                     <w:rPr>
-                      <w:rFonts w:cs="Cambria Math"/>
+                      <w:rFonts w:ascii="Cambria Math" w:hAnsi="Cambria Math" w:cs="Cambria Math"/>
                     </w:rPr>
                     <m:t>k</m:t>
                   </m:r>
                 </m:sup>
               </m:sSubSup>
               <m:r>
-                <m:rPr>
-                  <m:sty m:val="i"/>
-                </m:rPr>
                 <w:rPr>
-                  <w:rFonts w:cs="Cambria Math"/>
+                  <w:rFonts w:ascii="Cambria Math" w:hAnsi="Cambria Math" w:cs="Cambria Math"/>
                   <w:bdr w:val="single" w:sz="8" w:space="0" w:color="auto"/>
                 </w:rPr>
                 <m:t>=</m:t>
@@ -5422,6 +5959,7 @@
                 <m:sSubSupPr>
                   <m:ctrlPr>
                     <w:rPr>
+                      <w:rFonts w:ascii="Cambria Math" w:hAnsi="Cambria Math"/>
                       <w:bdr w:val="single" w:sz="8" w:space="0" w:color="auto"/>
                     </w:rPr>
                   </m:ctrlPr>
@@ -5439,24 +5977,30 @@
                 </m:e>
                 <m:sub>
                   <m:r>
-                    <m:rPr>
-                      <m:sty m:val="i"/>
-                    </m:rPr>
                     <w:rPr>
-                      <w:rFonts w:cs="Cambria Math"/>
+                      <w:rFonts w:ascii="Cambria Math" w:hAnsi="Cambria Math" w:cs="Cambria Math"/>
                     </w:rPr>
                     <m:t>n</m:t>
                   </m:r>
                 </m:sub>
                 <m:sup>
                   <m:r>
-                    <m:rPr>
-                      <m:sty m:val="i"/>
-                    </m:rPr>
                     <w:rPr>
-                      <w:rFonts w:cs="Cambria Math"/>
+                      <w:rFonts w:ascii="Cambria Math" w:hAnsi="Cambria Math" w:cs="Cambria Math"/>
                     </w:rPr>
-                    <m:t>n-k</m:t>
+                    <m:t>n</m:t>
+                  </m:r>
+                  <m:r>
+                    <w:rPr>
+                      <w:rFonts w:ascii="Cambria Math" w:hAnsi="Cambria Math" w:cs="Cambria Math"/>
+                    </w:rPr>
+                    <m:t>-</m:t>
+                  </m:r>
+                  <m:r>
+                    <w:rPr>
+                      <w:rFonts w:ascii="Cambria Math" w:hAnsi="Cambria Math" w:cs="Cambria Math"/>
+                    </w:rPr>
+                    <m:t>k</m:t>
                   </m:r>
                 </m:sup>
               </m:sSubSup>
@@ -5544,26 +6088,42 @@
             <m:oMath>
               <m:r>
                 <w:rPr>
-                  <w:rFonts w:cs="Cambria Math"/>
+                  <w:rFonts w:ascii="Cambria Math" w:hAnsi="Cambria Math" w:cs="Cambria Math"/>
                 </w:rPr>
-                <m:t>k&lt;</m:t>
+                <m:t>k</m:t>
+              </m:r>
+              <m:r>
+                <w:rPr>
+                  <w:rFonts w:ascii="Cambria Math" w:hAnsi="Cambria Math" w:cs="Cambria Math"/>
+                </w:rPr>
+                <m:t>&lt;</m:t>
               </m:r>
               <m:f>
                 <m:fPr>
-                  <m:ctrlPr/>
+                  <m:ctrlPr>
+                    <w:rPr>
+                      <w:rFonts w:ascii="Cambria Math" w:hAnsi="Cambria Math"/>
+                    </w:rPr>
+                  </m:ctrlPr>
                 </m:fPr>
                 <m:num>
                   <m:r>
                     <w:rPr>
-                      <w:rFonts w:cs="Cambria Math"/>
+                      <w:rFonts w:ascii="Cambria Math" w:hAnsi="Cambria Math" w:cs="Cambria Math"/>
                     </w:rPr>
-                    <m:t>n+1</m:t>
+                    <m:t>n</m:t>
+                  </m:r>
+                  <m:r>
+                    <w:rPr>
+                      <w:rFonts w:ascii="Cambria Math" w:hAnsi="Cambria Math" w:cs="Cambria Math"/>
+                    </w:rPr>
+                    <m:t>+1</m:t>
                   </m:r>
                 </m:num>
                 <m:den>
                   <m:r>
                     <w:rPr>
-                      <w:rFonts w:cs="Cambria Math"/>
+                      <w:rFonts w:ascii="Cambria Math" w:hAnsi="Cambria Math" w:cs="Cambria Math"/>
                     </w:rPr>
                     <m:t>2</m:t>
                   </m:r>
@@ -5654,26 +6214,42 @@
             <m:oMath>
               <m:r>
                 <w:rPr>
-                  <w:rFonts w:cs="Cambria Math"/>
+                  <w:rFonts w:ascii="Cambria Math" w:hAnsi="Cambria Math" w:cs="Cambria Math"/>
                 </w:rPr>
-                <m:t>k&gt;</m:t>
+                <m:t>k</m:t>
+              </m:r>
+              <m:r>
+                <w:rPr>
+                  <w:rFonts w:ascii="Cambria Math" w:hAnsi="Cambria Math" w:cs="Cambria Math"/>
+                </w:rPr>
+                <m:t>&gt;</m:t>
               </m:r>
               <m:f>
                 <m:fPr>
-                  <m:ctrlPr/>
+                  <m:ctrlPr>
+                    <w:rPr>
+                      <w:rFonts w:ascii="Cambria Math" w:hAnsi="Cambria Math"/>
+                    </w:rPr>
+                  </m:ctrlPr>
                 </m:fPr>
                 <m:num>
                   <m:r>
                     <w:rPr>
-                      <w:rFonts w:cs="Cambria Math"/>
+                      <w:rFonts w:ascii="Cambria Math" w:hAnsi="Cambria Math" w:cs="Cambria Math"/>
                     </w:rPr>
-                    <m:t>n+1</m:t>
+                    <m:t>n</m:t>
+                  </m:r>
+                  <m:r>
+                    <w:rPr>
+                      <w:rFonts w:ascii="Cambria Math" w:hAnsi="Cambria Math" w:cs="Cambria Math"/>
+                    </w:rPr>
+                    <m:t>+1</m:t>
                   </m:r>
                 </m:num>
                 <m:den>
                   <m:r>
                     <w:rPr>
-                      <w:rFonts w:cs="Cambria Math"/>
+                      <w:rFonts w:ascii="Cambria Math" w:hAnsi="Cambria Math" w:cs="Cambria Math"/>
                     </w:rPr>
                     <m:t>2</m:t>
                   </m:r>
@@ -5950,7 +6526,11 @@
               <m:oMath>
                 <m:sSubSup>
                   <m:sSubSupPr>
-                    <m:ctrlPr/>
+                    <m:ctrlPr>
+                      <w:rPr>
+                        <w:rFonts w:ascii="Cambria Math" w:hAnsi="Cambria Math"/>
+                      </w:rPr>
+                    </m:ctrlPr>
                   </m:sSubSupPr>
                   <m:e>
                     <m:r>
@@ -5966,7 +6546,7 @@
                   <m:sub>
                     <m:r>
                       <w:rPr>
-                        <w:rFonts w:cs="Cambria Math"/>
+                        <w:rFonts w:ascii="Cambria Math" w:hAnsi="Cambria Math" w:cs="Cambria Math"/>
                       </w:rPr>
                       <m:t>n</m:t>
                     </m:r>
@@ -5974,7 +6554,7 @@
                   <m:sup>
                     <m:r>
                       <w:rPr>
-                        <w:rFonts w:cs="Cambria Math"/>
+                        <w:rFonts w:ascii="Cambria Math" w:hAnsi="Cambria Math" w:cs="Cambria Math"/>
                       </w:rPr>
                       <m:t>0</m:t>
                     </m:r>
@@ -5982,13 +6562,17 @@
                 </m:sSubSup>
                 <m:r>
                   <w:rPr>
-                    <w:rFonts w:cs="Cambria Math"/>
+                    <w:rFonts w:ascii="Cambria Math" w:hAnsi="Cambria Math" w:cs="Cambria Math"/>
                   </w:rPr>
                   <m:t>+</m:t>
                 </m:r>
                 <m:sSubSup>
                   <m:sSubSupPr>
-                    <m:ctrlPr/>
+                    <m:ctrlPr>
+                      <w:rPr>
+                        <w:rFonts w:ascii="Cambria Math" w:hAnsi="Cambria Math"/>
+                      </w:rPr>
+                    </m:ctrlPr>
                   </m:sSubSupPr>
                   <m:e>
                     <m:r>
@@ -6004,7 +6588,7 @@
                   <m:sub>
                     <m:r>
                       <w:rPr>
-                        <w:rFonts w:cs="Cambria Math"/>
+                        <w:rFonts w:ascii="Cambria Math" w:hAnsi="Cambria Math" w:cs="Cambria Math"/>
                       </w:rPr>
                       <m:t>n</m:t>
                     </m:r>
@@ -6012,7 +6596,7 @@
                   <m:sup>
                     <m:r>
                       <w:rPr>
-                        <w:rFonts w:cs="Cambria Math"/>
+                        <w:rFonts w:ascii="Cambria Math" w:hAnsi="Cambria Math" w:cs="Cambria Math"/>
                       </w:rPr>
                       <m:t>1</m:t>
                     </m:r>
@@ -6020,13 +6604,17 @@
                 </m:sSubSup>
                 <m:r>
                   <w:rPr>
-                    <w:rFonts w:cs="Cambria Math"/>
+                    <w:rFonts w:ascii="Cambria Math" w:hAnsi="Cambria Math" w:cs="Cambria Math"/>
                   </w:rPr>
                   <m:t>+⋯+</m:t>
                 </m:r>
                 <m:sSubSup>
                   <m:sSubSupPr>
-                    <m:ctrlPr/>
+                    <m:ctrlPr>
+                      <w:rPr>
+                        <w:rFonts w:ascii="Cambria Math" w:hAnsi="Cambria Math"/>
+                      </w:rPr>
+                    </m:ctrlPr>
                   </m:sSubSupPr>
                   <m:e>
                     <m:r>
@@ -6042,7 +6630,7 @@
                   <m:sub>
                     <m:r>
                       <w:rPr>
-                        <w:rFonts w:cs="Cambria Math"/>
+                        <w:rFonts w:ascii="Cambria Math" w:hAnsi="Cambria Math" w:cs="Cambria Math"/>
                       </w:rPr>
                       <m:t>n</m:t>
                     </m:r>
@@ -6050,7 +6638,7 @@
                   <m:sup>
                     <m:r>
                       <w:rPr>
-                        <w:rFonts w:cs="Cambria Math"/>
+                        <w:rFonts w:ascii="Cambria Math" w:hAnsi="Cambria Math" w:cs="Cambria Math"/>
                       </w:rPr>
                       <m:t>k</m:t>
                     </m:r>
@@ -6058,13 +6646,17 @@
                 </m:sSubSup>
                 <m:r>
                   <w:rPr>
-                    <w:rFonts w:cs="Cambria Math"/>
+                    <w:rFonts w:ascii="Cambria Math" w:hAnsi="Cambria Math" w:cs="Cambria Math"/>
                   </w:rPr>
                   <m:t>+⋯+</m:t>
                 </m:r>
                 <m:sSubSup>
                   <m:sSubSupPr>
-                    <m:ctrlPr/>
+                    <m:ctrlPr>
+                      <w:rPr>
+                        <w:rFonts w:ascii="Cambria Math" w:hAnsi="Cambria Math"/>
+                      </w:rPr>
+                    </m:ctrlPr>
                   </m:sSubSupPr>
                   <m:e>
                     <m:r>
@@ -6080,7 +6672,7 @@
                   <m:sub>
                     <m:r>
                       <w:rPr>
-                        <w:rFonts w:cs="Cambria Math"/>
+                        <w:rFonts w:ascii="Cambria Math" w:hAnsi="Cambria Math" w:cs="Cambria Math"/>
                       </w:rPr>
                       <m:t>n</m:t>
                     </m:r>
@@ -6088,7 +6680,7 @@
                   <m:sup>
                     <m:r>
                       <w:rPr>
-                        <w:rFonts w:cs="Cambria Math"/>
+                        <w:rFonts w:ascii="Cambria Math" w:hAnsi="Cambria Math" w:cs="Cambria Math"/>
                       </w:rPr>
                       <m:t>n</m:t>
                     </m:r>
@@ -6096,7 +6688,7 @@
                 </m:sSubSup>
                 <m:r>
                   <w:rPr>
-                    <w:rFonts w:cs="Cambria Math"/>
+                    <w:rFonts w:ascii="Cambria Math" w:hAnsi="Cambria Math" w:cs="Cambria Math"/>
                   </w:rPr>
                   <m:t>=</m:t>
                 </m:r>
@@ -6104,28 +6696,23 @@
                   <m:sSupPr>
                     <m:ctrlPr>
                       <w:rPr>
+                        <w:rFonts w:ascii="Cambria Math" w:hAnsi="Cambria Math"/>
                         <w:bdr w:val="single" w:sz="8" w:space="0" w:color="auto"/>
                       </w:rPr>
                     </m:ctrlPr>
                   </m:sSupPr>
                   <m:e>
                     <m:r>
-                      <m:rPr>
-                        <m:sty m:val="i"/>
-                      </m:rPr>
-                      <w:rPr>
-                        <w:rFonts w:cs="Cambria Math"/>
+                      <w:rPr>
+                        <w:rFonts w:ascii="Cambria Math" w:hAnsi="Cambria Math" w:cs="Cambria Math"/>
                       </w:rPr>
                       <m:t>2</m:t>
                     </m:r>
                   </m:e>
                   <m:sup>
                     <m:r>
-                      <m:rPr>
-                        <m:sty m:val="i"/>
-                      </m:rPr>
-                      <w:rPr>
-                        <w:rFonts w:cs="Cambria Math"/>
+                      <w:rPr>
+                        <w:rFonts w:ascii="Cambria Math" w:hAnsi="Cambria Math" w:cs="Cambria Math"/>
                       </w:rPr>
                       <m:t>n</m:t>
                     </m:r>
@@ -6206,7 +6793,11 @@
               <m:oMath>
                 <m:sSubSup>
                   <m:sSubSupPr>
-                    <m:ctrlPr/>
+                    <m:ctrlPr>
+                      <w:rPr>
+                        <w:rFonts w:ascii="Cambria Math" w:hAnsi="Cambria Math"/>
+                      </w:rPr>
+                    </m:ctrlPr>
                   </m:sSubSupPr>
                   <m:e>
                     <m:r>
@@ -6222,7 +6813,7 @@
                   <m:sub>
                     <m:r>
                       <w:rPr>
-                        <w:rFonts w:cs="Cambria Math"/>
+                        <w:rFonts w:ascii="Cambria Math" w:hAnsi="Cambria Math" w:cs="Cambria Math"/>
                       </w:rPr>
                       <m:t>n</m:t>
                     </m:r>
@@ -6230,7 +6821,7 @@
                   <m:sup>
                     <m:r>
                       <w:rPr>
-                        <w:rFonts w:cs="Cambria Math"/>
+                        <w:rFonts w:ascii="Cambria Math" w:hAnsi="Cambria Math" w:cs="Cambria Math"/>
                       </w:rPr>
                       <m:t>0</m:t>
                     </m:r>
@@ -6238,13 +6829,17 @@
                 </m:sSubSup>
                 <m:r>
                   <w:rPr>
-                    <w:rFonts w:cs="Cambria Math"/>
+                    <w:rFonts w:ascii="Cambria Math" w:hAnsi="Cambria Math" w:cs="Cambria Math"/>
                   </w:rPr>
                   <m:t>+</m:t>
                 </m:r>
                 <m:sSubSup>
                   <m:sSubSupPr>
-                    <m:ctrlPr/>
+                    <m:ctrlPr>
+                      <w:rPr>
+                        <w:rFonts w:ascii="Cambria Math" w:hAnsi="Cambria Math"/>
+                      </w:rPr>
+                    </m:ctrlPr>
                   </m:sSubSupPr>
                   <m:e>
                     <m:r>
@@ -6260,7 +6855,7 @@
                   <m:sub>
                     <m:r>
                       <w:rPr>
-                        <w:rFonts w:cs="Cambria Math"/>
+                        <w:rFonts w:ascii="Cambria Math" w:hAnsi="Cambria Math" w:cs="Cambria Math"/>
                       </w:rPr>
                       <m:t>n</m:t>
                     </m:r>
@@ -6268,7 +6863,7 @@
                   <m:sup>
                     <m:r>
                       <w:rPr>
-                        <w:rFonts w:cs="Cambria Math"/>
+                        <w:rFonts w:ascii="Cambria Math" w:hAnsi="Cambria Math" w:cs="Cambria Math"/>
                       </w:rPr>
                       <m:t>2</m:t>
                     </m:r>
@@ -6276,13 +6871,17 @@
                 </m:sSubSup>
                 <m:r>
                   <w:rPr>
-                    <w:rFonts w:cs="Cambria Math"/>
+                    <w:rFonts w:ascii="Cambria Math" w:hAnsi="Cambria Math" w:cs="Cambria Math"/>
                   </w:rPr>
                   <m:t>+</m:t>
                 </m:r>
                 <m:sSubSup>
                   <m:sSubSupPr>
-                    <m:ctrlPr/>
+                    <m:ctrlPr>
+                      <w:rPr>
+                        <w:rFonts w:ascii="Cambria Math" w:hAnsi="Cambria Math"/>
+                      </w:rPr>
+                    </m:ctrlPr>
                   </m:sSubSupPr>
                   <m:e>
                     <m:r>
@@ -6298,7 +6897,7 @@
                   <m:sub>
                     <m:r>
                       <w:rPr>
-                        <w:rFonts w:cs="Cambria Math"/>
+                        <w:rFonts w:ascii="Cambria Math" w:hAnsi="Cambria Math" w:cs="Cambria Math"/>
                       </w:rPr>
                       <m:t>n</m:t>
                     </m:r>
@@ -6306,7 +6905,7 @@
                   <m:sup>
                     <m:r>
                       <w:rPr>
-                        <w:rFonts w:cs="Cambria Math"/>
+                        <w:rFonts w:ascii="Cambria Math" w:hAnsi="Cambria Math" w:cs="Cambria Math"/>
                       </w:rPr>
                       <m:t>4</m:t>
                     </m:r>
@@ -6314,13 +6913,17 @@
                 </m:sSubSup>
                 <m:r>
                   <w:rPr>
-                    <w:rFonts w:cs="Cambria Math"/>
+                    <w:rFonts w:ascii="Cambria Math" w:hAnsi="Cambria Math" w:cs="Cambria Math"/>
                   </w:rPr>
                   <m:t>+⋯=</m:t>
                 </m:r>
                 <m:sSubSup>
                   <m:sSubSupPr>
-                    <m:ctrlPr/>
+                    <m:ctrlPr>
+                      <w:rPr>
+                        <w:rFonts w:ascii="Cambria Math" w:hAnsi="Cambria Math"/>
+                      </w:rPr>
+                    </m:ctrlPr>
                   </m:sSubSupPr>
                   <m:e>
                     <m:r>
@@ -6336,7 +6939,7 @@
                   <m:sub>
                     <m:r>
                       <w:rPr>
-                        <w:rFonts w:cs="Cambria Math"/>
+                        <w:rFonts w:ascii="Cambria Math" w:hAnsi="Cambria Math" w:cs="Cambria Math"/>
                       </w:rPr>
                       <m:t>n</m:t>
                     </m:r>
@@ -6344,7 +6947,7 @@
                   <m:sup>
                     <m:r>
                       <w:rPr>
-                        <w:rFonts w:cs="Cambria Math"/>
+                        <w:rFonts w:ascii="Cambria Math" w:hAnsi="Cambria Math" w:cs="Cambria Math"/>
                       </w:rPr>
                       <m:t>1</m:t>
                     </m:r>
@@ -6352,13 +6955,17 @@
                 </m:sSubSup>
                 <m:r>
                   <w:rPr>
-                    <w:rFonts w:cs="Cambria Math"/>
+                    <w:rFonts w:ascii="Cambria Math" w:hAnsi="Cambria Math" w:cs="Cambria Math"/>
                   </w:rPr>
                   <m:t>+</m:t>
                 </m:r>
                 <m:sSubSup>
                   <m:sSubSupPr>
-                    <m:ctrlPr/>
+                    <m:ctrlPr>
+                      <w:rPr>
+                        <w:rFonts w:ascii="Cambria Math" w:hAnsi="Cambria Math"/>
+                      </w:rPr>
+                    </m:ctrlPr>
                   </m:sSubSupPr>
                   <m:e>
                     <m:r>
@@ -6374,7 +6981,7 @@
                   <m:sub>
                     <m:r>
                       <w:rPr>
-                        <w:rFonts w:cs="Cambria Math"/>
+                        <w:rFonts w:ascii="Cambria Math" w:hAnsi="Cambria Math" w:cs="Cambria Math"/>
                       </w:rPr>
                       <m:t>n</m:t>
                     </m:r>
@@ -6382,7 +6989,7 @@
                   <m:sup>
                     <m:r>
                       <w:rPr>
-                        <w:rFonts w:cs="Cambria Math"/>
+                        <w:rFonts w:ascii="Cambria Math" w:hAnsi="Cambria Math" w:cs="Cambria Math"/>
                       </w:rPr>
                       <m:t>3</m:t>
                     </m:r>
@@ -6390,13 +6997,17 @@
                 </m:sSubSup>
                 <m:r>
                   <w:rPr>
-                    <w:rFonts w:cs="Cambria Math"/>
+                    <w:rFonts w:ascii="Cambria Math" w:hAnsi="Cambria Math" w:cs="Cambria Math"/>
                   </w:rPr>
                   <m:t>+</m:t>
                 </m:r>
                 <m:sSubSup>
                   <m:sSubSupPr>
-                    <m:ctrlPr/>
+                    <m:ctrlPr>
+                      <w:rPr>
+                        <w:rFonts w:ascii="Cambria Math" w:hAnsi="Cambria Math"/>
+                      </w:rPr>
+                    </m:ctrlPr>
                   </m:sSubSupPr>
                   <m:e>
                     <m:r>
@@ -6412,7 +7023,7 @@
                   <m:sub>
                     <m:r>
                       <w:rPr>
-                        <w:rFonts w:cs="Cambria Math"/>
+                        <w:rFonts w:ascii="Cambria Math" w:hAnsi="Cambria Math" w:cs="Cambria Math"/>
                       </w:rPr>
                       <m:t>n</m:t>
                     </m:r>
@@ -6420,7 +7031,7 @@
                   <m:sup>
                     <m:r>
                       <w:rPr>
-                        <w:rFonts w:cs="Cambria Math"/>
+                        <w:rFonts w:ascii="Cambria Math" w:hAnsi="Cambria Math" w:cs="Cambria Math"/>
                       </w:rPr>
                       <m:t>5</m:t>
                     </m:r>
@@ -6428,7 +7039,7 @@
                 </m:sSubSup>
                 <m:r>
                   <w:rPr>
-                    <w:rFonts w:cs="Cambria Math"/>
+                    <w:rFonts w:ascii="Cambria Math" w:hAnsi="Cambria Math" w:cs="Cambria Math"/>
                   </w:rPr>
                   <m:t>+⋯=</m:t>
                 </m:r>
@@ -6436,30 +7047,37 @@
                   <m:sSupPr>
                     <m:ctrlPr>
                       <w:rPr>
+                        <w:rFonts w:ascii="Cambria Math" w:hAnsi="Cambria Math"/>
                         <w:bdr w:val="single" w:sz="8" w:space="0" w:color="auto"/>
                       </w:rPr>
                     </m:ctrlPr>
                   </m:sSupPr>
                   <m:e>
                     <m:r>
-                      <m:rPr>
-                        <m:sty m:val="i"/>
-                      </m:rPr>
-                      <w:rPr>
-                        <w:rFonts w:cs="Cambria Math"/>
+                      <w:rPr>
+                        <w:rFonts w:ascii="Cambria Math" w:hAnsi="Cambria Math" w:cs="Cambria Math"/>
                       </w:rPr>
                       <m:t>2</m:t>
                     </m:r>
                   </m:e>
                   <m:sup>
                     <m:r>
-                      <m:rPr>
-                        <m:sty m:val="i"/>
-                      </m:rPr>
-                      <w:rPr>
-                        <w:rFonts w:cs="Cambria Math"/>
-                      </w:rPr>
-                      <m:t>n-1</m:t>
+                      <w:rPr>
+                        <w:rFonts w:ascii="Cambria Math" w:hAnsi="Cambria Math" w:cs="Cambria Math"/>
+                      </w:rPr>
+                      <m:t>n</m:t>
+                    </m:r>
+                    <m:r>
+                      <w:rPr>
+                        <w:rFonts w:ascii="Cambria Math" w:hAnsi="Cambria Math" w:cs="Cambria Math"/>
+                      </w:rPr>
+                      <m:t>-</m:t>
+                    </m:r>
+                    <m:r>
+                      <w:rPr>
+                        <w:rFonts w:ascii="Cambria Math" w:hAnsi="Cambria Math" w:cs="Cambria Math"/>
+                      </w:rPr>
+                      <m:t>1</m:t>
                     </m:r>
                   </m:sup>
                 </m:sSup>
@@ -6469,7 +7087,12 @@
         </w:tc>
       </w:tr>
     </w:tbl>
-    <w:p/>
+    <w:p>
+      <w:pPr>
+        <w:snapToGrid w:val="0"/>
+        <w:spacing w:line="300" w:lineRule="auto"/>
+      </w:pPr>
+    </w:p>
     <w:sectPr>
       <w:footerReference w:type="default" r:id="rId8"/>
       <w:pgSz w:w="11906" w:h="16838"/>
@@ -6483,7 +7106,7 @@
 </file>
 
 <file path=word/endnotes.xml><?xml version="1.0" encoding="utf-8"?>
-<w:endnotes xmlns:wpc="http://schemas.microsoft.com/office/word/2010/wordprocessingCanvas" xmlns:cx="http://schemas.microsoft.com/office/drawing/2014/chartex" xmlns:cx1="http://schemas.microsoft.com/office/drawing/2015/9/8/chartex" xmlns:cx2="http://schemas.microsoft.com/office/drawing/2015/10/21/chartex" xmlns:cx3="http://schemas.microsoft.com/office/drawing/2016/5/9/chartex" xmlns:cx4="http://schemas.microsoft.com/office/drawing/2016/5/10/chartex" xmlns:cx5="http://schemas.microsoft.com/office/drawing/2016/5/11/chartex" xmlns:cx6="http://schemas.microsoft.com/office/drawing/2016/5/12/chartex" xmlns:cx7="http://schemas.microsoft.com/office/drawing/2016/5/13/chartex" xmlns:cx8="http://schemas.microsoft.com/office/drawing/2016/5/14/chartex" xmlns:mc="http://schemas.openxmlformats.org/markup-compatibility/2006" xmlns:aink="http://schemas.microsoft.com/office/drawing/2016/ink" xmlns:am3d="http://schemas.microsoft.com/office/drawing/2017/model3d" xmlns:o="urn:schemas-microsoft-com:office:office" xmlns:oel="http://schemas.microsoft.com/office/2019/extlst" xmlns:r="http://schemas.openxmlformats.org/officeDocument/2006/relationships" xmlns:m="http://schemas.openxmlformats.org/officeDocument/2006/math" xmlns:v="urn:schemas-microsoft-com:vml" xmlns:wp14="http://schemas.microsoft.com/office/word/2010/wordprocessingDrawing" xmlns:wp="http://schemas.openxmlformats.org/drawingml/2006/wordprocessingDrawing" xmlns:w10="urn:schemas-microsoft-com:office:word" xmlns:w="http://schemas.openxmlformats.org/wordprocessingml/2006/main" xmlns:w14="http://schemas.microsoft.com/office/word/2010/wordml" xmlns:w15="http://schemas.microsoft.com/office/word/2012/wordml" xmlns:w16cex="http://schemas.microsoft.com/office/word/2018/wordml/cex" xmlns:w16cid="http://schemas.microsoft.com/office/word/2016/wordml/cid" xmlns:w16="http://schemas.microsoft.com/office/word/2018/wordml" xmlns:w16sdtdh="http://schemas.microsoft.com/office/word/2020/wordml/sdtdatahash" xmlns:w16se="http://schemas.microsoft.com/office/word/2015/wordml/symex" xmlns:wpg="http://schemas.microsoft.com/office/word/2010/wordprocessingGroup" xmlns:wpi="http://schemas.microsoft.com/office/word/2010/wordprocessingInk" xmlns:wne="http://schemas.microsoft.com/office/word/2006/wordml" xmlns:wps="http://schemas.microsoft.com/office/word/2010/wordprocessingShape" mc:Ignorable="w14 w15 w16se w16cid w16 w16cex w16sdtdh wp14">
+<w:endnotes xmlns:wpc="http://schemas.microsoft.com/office/word/2010/wordprocessingCanvas" xmlns:cx="http://schemas.microsoft.com/office/drawing/2014/chartex" xmlns:cx1="http://schemas.microsoft.com/office/drawing/2015/9/8/chartex" xmlns:cx2="http://schemas.microsoft.com/office/drawing/2015/10/21/chartex" xmlns:cx3="http://schemas.microsoft.com/office/drawing/2016/5/9/chartex" xmlns:cx4="http://schemas.microsoft.com/office/drawing/2016/5/10/chartex" xmlns:cx5="http://schemas.microsoft.com/office/drawing/2016/5/11/chartex" xmlns:cx6="http://schemas.microsoft.com/office/drawing/2016/5/12/chartex" xmlns:cx7="http://schemas.microsoft.com/office/drawing/2016/5/13/chartex" xmlns:cx8="http://schemas.microsoft.com/office/drawing/2016/5/14/chartex" xmlns:mc="http://schemas.openxmlformats.org/markup-compatibility/2006" xmlns:aink="http://schemas.microsoft.com/office/drawing/2016/ink" xmlns:am3d="http://schemas.microsoft.com/office/drawing/2017/model3d" xmlns:o="urn:schemas-microsoft-com:office:office" xmlns:r="http://schemas.openxmlformats.org/officeDocument/2006/relationships" xmlns:m="http://schemas.openxmlformats.org/officeDocument/2006/math" xmlns:v="urn:schemas-microsoft-com:vml" xmlns:wp14="http://schemas.microsoft.com/office/word/2010/wordprocessingDrawing" xmlns:wp="http://schemas.openxmlformats.org/drawingml/2006/wordprocessingDrawing" xmlns:w10="urn:schemas-microsoft-com:office:word" xmlns:w="http://schemas.openxmlformats.org/wordprocessingml/2006/main" xmlns:w14="http://schemas.microsoft.com/office/word/2010/wordml" xmlns:w15="http://schemas.microsoft.com/office/word/2012/wordml" xmlns:w16cex="http://schemas.microsoft.com/office/word/2018/wordml/cex" xmlns:w16cid="http://schemas.microsoft.com/office/word/2016/wordml/cid" xmlns:w16="http://schemas.microsoft.com/office/word/2018/wordml" xmlns:w16sdtdh="http://schemas.microsoft.com/office/word/2020/wordml/sdtdatahash" xmlns:w16se="http://schemas.microsoft.com/office/word/2015/wordml/symex" xmlns:wpg="http://schemas.microsoft.com/office/word/2010/wordprocessingGroup" xmlns:wpi="http://schemas.microsoft.com/office/word/2010/wordprocessingInk" xmlns:wne="http://schemas.microsoft.com/office/word/2006/wordml" xmlns:wps="http://schemas.microsoft.com/office/word/2010/wordprocessingShape" mc:Ignorable="w14 w15 w16se w16cid w16 w16cex w16sdtdh wp14">
   <w:endnote w:type="separator" w:id="-1">
     <w:p>
       <w:r>
@@ -6502,69 +7125,68 @@
 </file>
 
 <file path=word/footer1.xml><?xml version="1.0" encoding="utf-8"?>
-<w:ftr xmlns:w="http://schemas.openxmlformats.org/wordprocessingml/2006/main" xmlns:r="http://schemas.openxmlformats.org/officeDocument/2006/relationships">
+<w:ftr xmlns:wpc="http://schemas.microsoft.com/office/word/2010/wordprocessingCanvas" xmlns:cx="http://schemas.microsoft.com/office/drawing/2014/chartex" xmlns:cx1="http://schemas.microsoft.com/office/drawing/2015/9/8/chartex" xmlns:cx2="http://schemas.microsoft.com/office/drawing/2015/10/21/chartex" xmlns:cx3="http://schemas.microsoft.com/office/drawing/2016/5/9/chartex" xmlns:cx4="http://schemas.microsoft.com/office/drawing/2016/5/10/chartex" xmlns:cx5="http://schemas.microsoft.com/office/drawing/2016/5/11/chartex" xmlns:cx6="http://schemas.microsoft.com/office/drawing/2016/5/12/chartex" xmlns:cx7="http://schemas.microsoft.com/office/drawing/2016/5/13/chartex" xmlns:cx8="http://schemas.microsoft.com/office/drawing/2016/5/14/chartex" xmlns:mc="http://schemas.openxmlformats.org/markup-compatibility/2006" xmlns:aink="http://schemas.microsoft.com/office/drawing/2016/ink" xmlns:am3d="http://schemas.microsoft.com/office/drawing/2017/model3d" xmlns:o="urn:schemas-microsoft-com:office:office" xmlns:r="http://schemas.openxmlformats.org/officeDocument/2006/relationships" xmlns:m="http://schemas.openxmlformats.org/officeDocument/2006/math" xmlns:v="urn:schemas-microsoft-com:vml" xmlns:wp14="http://schemas.microsoft.com/office/word/2010/wordprocessingDrawing" xmlns:wp="http://schemas.openxmlformats.org/drawingml/2006/wordprocessingDrawing" xmlns:w10="urn:schemas-microsoft-com:office:word" xmlns:w="http://schemas.openxmlformats.org/wordprocessingml/2006/main" xmlns:w14="http://schemas.microsoft.com/office/word/2010/wordml" xmlns:w15="http://schemas.microsoft.com/office/word/2012/wordml" xmlns:w16cex="http://schemas.microsoft.com/office/word/2018/wordml/cex" xmlns:w16cid="http://schemas.microsoft.com/office/word/2016/wordml/cid" xmlns:w16="http://schemas.microsoft.com/office/word/2018/wordml" xmlns:w16sdtdh="http://schemas.microsoft.com/office/word/2020/wordml/sdtdatahash" xmlns:w16se="http://schemas.microsoft.com/office/word/2015/wordml/symex" xmlns:wpg="http://schemas.microsoft.com/office/word/2010/wordprocessingGroup" xmlns:wpi="http://schemas.microsoft.com/office/word/2010/wordprocessingInk" xmlns:wne="http://schemas.microsoft.com/office/word/2006/wordml" xmlns:wps="http://schemas.microsoft.com/office/word/2010/wordprocessingShape" mc:Ignorable="w14 w15 w16se w16cid w16 w16cex w16sdtdh wp14">
   <w:p>
     <w:pPr>
       <w:jc w:val="center"/>
     </w:pPr>
     <w:r>
-      <w:rPr>
-        <w:rFonts w:ascii="Times New Roman" w:hAnsi="Times New Roman" w:eastAsia="宋体"/>
-        <w:sz w:val="21"/>
-        <w:szCs w:val="21"/>
-      </w:rPr>
-      <w:t xml:space="preserve">第3章·清单　</w:t>
+      <w:t>第</w:t>
     </w:r>
     <w:r>
-      <w:rPr>
-        <w:rFonts w:ascii="Times New Roman" w:hAnsi="Times New Roman" w:eastAsia="宋体"/>
-        <w:sz w:val="21"/>
-        <w:szCs w:val="21"/>
-      </w:rPr>
-      <w:t xml:space="preserve">第</w:t>
+      <w:t>3</w:t>
     </w:r>
-    <w:fldSimple w:instr=" PAGE ">
-      <w:r>
-        <w:rPr>
-          <w:rFonts w:ascii="Times New Roman" w:hAnsi="Times New Roman" w:eastAsia="宋体"/>
-          <w:sz w:val="21"/>
-          <w:szCs w:val="21"/>
-        </w:rPr>
-        <w:t xml:space="preserve">1</w:t>
-      </w:r>
-    </w:fldSimple>
     <w:r>
-      <w:rPr>
-        <w:rFonts w:ascii="Times New Roman" w:hAnsi="Times New Roman" w:eastAsia="宋体"/>
-        <w:sz w:val="21"/>
-        <w:szCs w:val="21"/>
-      </w:rPr>
-      <w:t xml:space="preserve">页（共</w:t>
+      <w:t>章</w:t>
     </w:r>
-    <w:fldSimple w:instr=" NUMPAGES ">
-      <w:r>
-        <w:rPr>
-          <w:rFonts w:ascii="Times New Roman" w:hAnsi="Times New Roman" w:eastAsia="宋体"/>
-          <w:sz w:val="21"/>
-          <w:szCs w:val="21"/>
-        </w:rPr>
-        <w:t xml:space="preserve">1</w:t>
-      </w:r>
-    </w:fldSimple>
     <w:r>
-      <w:rPr>
-        <w:rFonts w:ascii="Times New Roman" w:hAnsi="Times New Roman" w:eastAsia="宋体"/>
-        <w:sz w:val="21"/>
-        <w:szCs w:val="21"/>
-      </w:rPr>
-      <w:t xml:space="preserve">页）</w:t>
+      <w:t>·</w:t>
+    </w:r>
+    <w:r>
+      <w:t>清单　第</w:t>
+    </w:r>
+    <w:r>
+      <w:fldChar w:fldCharType="begin"/>
+    </w:r>
+    <w:r>
+      <w:instrText xml:space="preserve"> PAGE </w:instrText>
+    </w:r>
+    <w:r>
+      <w:fldChar w:fldCharType="separate"/>
+    </w:r>
+    <w:r>
+      <w:t>1</w:t>
+    </w:r>
+    <w:r>
+      <w:fldChar w:fldCharType="end"/>
+    </w:r>
+    <w:r>
+      <w:t>页（共</w:t>
+    </w:r>
+    <w:r>
+      <w:fldChar w:fldCharType="begin"/>
+    </w:r>
+    <w:r>
+      <w:instrText xml:space="preserve"> NUMPAGES </w:instrText>
+    </w:r>
+    <w:r>
+      <w:fldChar w:fldCharType="separate"/>
+    </w:r>
+    <w:r>
+      <w:t>1</w:t>
+    </w:r>
+    <w:r>
+      <w:fldChar w:fldCharType="end"/>
+    </w:r>
+    <w:r>
+      <w:t>页）</w:t>
     </w:r>
   </w:p>
 </w:ftr>
 </file>
 
 <file path=word/footnotes.xml><?xml version="1.0" encoding="utf-8"?>
-<w:footnotes xmlns:wpc="http://schemas.microsoft.com/office/word/2010/wordprocessingCanvas" xmlns:cx="http://schemas.microsoft.com/office/drawing/2014/chartex" xmlns:cx1="http://schemas.microsoft.com/office/drawing/2015/9/8/chartex" xmlns:cx2="http://schemas.microsoft.com/office/drawing/2015/10/21/chartex" xmlns:cx3="http://schemas.microsoft.com/office/drawing/2016/5/9/chartex" xmlns:cx4="http://schemas.microsoft.com/office/drawing/2016/5/10/chartex" xmlns:cx5="http://schemas.microsoft.com/office/drawing/2016/5/11/chartex" xmlns:cx6="http://schemas.microsoft.com/office/drawing/2016/5/12/chartex" xmlns:cx7="http://schemas.microsoft.com/office/drawing/2016/5/13/chartex" xmlns:cx8="http://schemas.microsoft.com/office/drawing/2016/5/14/chartex" xmlns:mc="http://schemas.openxmlformats.org/markup-compatibility/2006" xmlns:aink="http://schemas.microsoft.com/office/drawing/2016/ink" xmlns:am3d="http://schemas.microsoft.com/office/drawing/2017/model3d" xmlns:o="urn:schemas-microsoft-com:office:office" xmlns:oel="http://schemas.microsoft.com/office/2019/extlst" xmlns:r="http://schemas.openxmlformats.org/officeDocument/2006/relationships" xmlns:m="http://schemas.openxmlformats.org/officeDocument/2006/math" xmlns:v="urn:schemas-microsoft-com:vml" xmlns:wp14="http://schemas.microsoft.com/office/word/2010/wordprocessingDrawing" xmlns:wp="http://schemas.openxmlformats.org/drawingml/2006/wordprocessingDrawing" xmlns:w10="urn:schemas-microsoft-com:office:word" xmlns:w="http://schemas.openxmlformats.org/wordprocessingml/2006/main" xmlns:w14="http://schemas.microsoft.com/office/word/2010/wordml" xmlns:w15="http://schemas.microsoft.com/office/word/2012/wordml" xmlns:w16cex="http://schemas.microsoft.com/office/word/2018/wordml/cex" xmlns:w16cid="http://schemas.microsoft.com/office/word/2016/wordml/cid" xmlns:w16="http://schemas.microsoft.com/office/word/2018/wordml" xmlns:w16sdtdh="http://schemas.microsoft.com/office/word/2020/wordml/sdtdatahash" xmlns:w16se="http://schemas.microsoft.com/office/word/2015/wordml/symex" xmlns:wpg="http://schemas.microsoft.com/office/word/2010/wordprocessingGroup" xmlns:wpi="http://schemas.microsoft.com/office/word/2010/wordprocessingInk" xmlns:wne="http://schemas.microsoft.com/office/word/2006/wordml" xmlns:wps="http://schemas.microsoft.com/office/word/2010/wordprocessingShape" mc:Ignorable="w14 w15 w16se w16cid w16 w16cex w16sdtdh wp14">
+<w:footnotes xmlns:wpc="http://schemas.microsoft.com/office/word/2010/wordprocessingCanvas" xmlns:cx="http://schemas.microsoft.com/office/drawing/2014/chartex" xmlns:cx1="http://schemas.microsoft.com/office/drawing/2015/9/8/chartex" xmlns:cx2="http://schemas.microsoft.com/office/drawing/2015/10/21/chartex" xmlns:cx3="http://schemas.microsoft.com/office/drawing/2016/5/9/chartex" xmlns:cx4="http://schemas.microsoft.com/office/drawing/2016/5/10/chartex" xmlns:cx5="http://schemas.microsoft.com/office/drawing/2016/5/11/chartex" xmlns:cx6="http://schemas.microsoft.com/office/drawing/2016/5/12/chartex" xmlns:cx7="http://schemas.microsoft.com/office/drawing/2016/5/13/chartex" xmlns:cx8="http://schemas.microsoft.com/office/drawing/2016/5/14/chartex" xmlns:mc="http://schemas.openxmlformats.org/markup-compatibility/2006" xmlns:aink="http://schemas.microsoft.com/office/drawing/2016/ink" xmlns:am3d="http://schemas.microsoft.com/office/drawing/2017/model3d" xmlns:o="urn:schemas-microsoft-com:office:office" xmlns:r="http://schemas.openxmlformats.org/officeDocument/2006/relationships" xmlns:m="http://schemas.openxmlformats.org/officeDocument/2006/math" xmlns:v="urn:schemas-microsoft-com:vml" xmlns:wp14="http://schemas.microsoft.com/office/word/2010/wordprocessingDrawing" xmlns:wp="http://schemas.openxmlformats.org/drawingml/2006/wordprocessingDrawing" xmlns:w10="urn:schemas-microsoft-com:office:word" xmlns:w="http://schemas.openxmlformats.org/wordprocessingml/2006/main" xmlns:w14="http://schemas.microsoft.com/office/word/2010/wordml" xmlns:w15="http://schemas.microsoft.com/office/word/2012/wordml" xmlns:w16cex="http://schemas.microsoft.com/office/word/2018/wordml/cex" xmlns:w16cid="http://schemas.microsoft.com/office/word/2016/wordml/cid" xmlns:w16="http://schemas.microsoft.com/office/word/2018/wordml" xmlns:w16sdtdh="http://schemas.microsoft.com/office/word/2020/wordml/sdtdatahash" xmlns:w16se="http://schemas.microsoft.com/office/word/2015/wordml/symex" xmlns:wpg="http://schemas.microsoft.com/office/word/2010/wordprocessingGroup" xmlns:wpi="http://schemas.microsoft.com/office/word/2010/wordprocessingInk" xmlns:wne="http://schemas.microsoft.com/office/word/2006/wordml" xmlns:wps="http://schemas.microsoft.com/office/word/2010/wordprocessingShape" mc:Ignorable="w14 w15 w16se w16cid w16 w16cex w16sdtdh wp14">
   <w:footnote w:type="separator" w:id="-1">
     <w:p>
       <w:r>

--- a/高中数学/高中数学同步/人教B版选必2 第3章 排列、组合与二项式定理·知识清单（完成）.docx
+++ b/高中数学/高中数学同步/人教B版选必2 第3章 排列、组合与二项式定理·知识清单（完成）.docx
@@ -5,7 +5,7 @@
     <w:p>
       <w:pPr>
         <w:snapToGrid w:val="0"/>
-        <w:spacing w:line="300" w:lineRule="auto"/>
+        <w:spacing w:line="300" w:lineRule="auto" w:before="0" w:after="0"/>
       </w:pPr>
       <w:r>
         <w:rPr>
@@ -88,7 +88,7 @@
     <w:p>
       <w:pPr>
         <w:snapToGrid w:val="0"/>
-        <w:spacing w:line="300" w:lineRule="auto"/>
+        <w:spacing w:line="300" w:lineRule="auto" w:before="0" w:after="0"/>
         <w:outlineLvl w:val="0"/>
       </w:pPr>
       <w:r>
@@ -109,7 +109,7 @@
     <w:p>
       <w:pPr>
         <w:snapToGrid w:val="0"/>
-        <w:spacing w:line="300" w:lineRule="auto"/>
+        <w:spacing w:line="300" w:lineRule="auto" w:before="0" w:after="0"/>
       </w:pPr>
       <w:r>
         <w:rPr>
@@ -158,7 +158,7 @@
     <w:p>
       <w:pPr>
         <w:snapToGrid w:val="0"/>
-        <w:spacing w:line="300" w:lineRule="auto"/>
+        <w:spacing w:line="300" w:lineRule="auto" w:before="0" w:after="0"/>
         <w:outlineLvl w:val="1"/>
       </w:pPr>
       <w:r>
@@ -179,7 +179,7 @@
     <w:p>
       <w:pPr>
         <w:snapToGrid w:val="0"/>
-        <w:spacing w:line="300" w:lineRule="auto"/>
+        <w:spacing w:line="300" w:lineRule="auto" w:before="0" w:after="0"/>
       </w:pPr>
       <w:r>
         <w:t>1</w:t>
@@ -230,7 +230,7 @@
           <w:p>
             <w:pPr>
               <w:snapToGrid w:val="0"/>
-              <w:spacing w:line="300" w:lineRule="auto"/>
+              <w:spacing w:line="300" w:lineRule="auto" w:before="0" w:after="0"/>
             </w:pPr>
             <w:r>
               <w:t>任务</w:t>
@@ -255,7 +255,7 @@
           <w:p>
             <w:pPr>
               <w:snapToGrid w:val="0"/>
-              <w:spacing w:line="300" w:lineRule="auto"/>
+              <w:spacing w:line="300" w:lineRule="auto" w:before="0" w:after="0"/>
             </w:pPr>
             <w:r>
               <w:t>完成一件事</w:t>
@@ -282,7 +282,7 @@
           <w:p>
             <w:pPr>
               <w:snapToGrid w:val="0"/>
-              <w:spacing w:line="300" w:lineRule="auto"/>
+              <w:spacing w:line="300" w:lineRule="auto" w:before="0" w:after="0"/>
             </w:pPr>
             <w:r>
               <w:t>分类</w:t>
@@ -307,7 +307,7 @@
           <w:p>
             <w:pPr>
               <w:snapToGrid w:val="0"/>
-              <w:spacing w:line="300" w:lineRule="auto"/>
+              <w:spacing w:line="300" w:lineRule="auto" w:before="0" w:after="0"/>
             </w:pPr>
             <w:r>
               <w:t>有两类不同方案，在第</w:t>
@@ -364,7 +364,7 @@
           <w:p>
             <w:pPr>
               <w:snapToGrid w:val="0"/>
-              <w:spacing w:line="300" w:lineRule="auto"/>
+              <w:spacing w:line="300" w:lineRule="auto" w:before="0" w:after="0"/>
             </w:pPr>
             <w:r>
               <w:t>计数</w:t>
@@ -389,7 +389,7 @@
           <w:p>
             <w:pPr>
               <w:snapToGrid w:val="0"/>
-              <w:spacing w:line="300" w:lineRule="auto"/>
+              <w:spacing w:line="300" w:lineRule="auto" w:before="0" w:after="0"/>
             </w:pPr>
             <w:r>
               <w:t>完成这件事共有</w:t>
@@ -424,13 +424,13 @@
     <w:p>
       <w:pPr>
         <w:snapToGrid w:val="0"/>
-        <w:spacing w:line="300" w:lineRule="auto"/>
+        <w:spacing w:line="300" w:lineRule="auto" w:before="0" w:after="0"/>
       </w:pPr>
     </w:p>
     <w:p>
       <w:pPr>
         <w:snapToGrid w:val="0"/>
-        <w:spacing w:line="300" w:lineRule="auto"/>
+        <w:spacing w:line="300" w:lineRule="auto" w:before="0" w:after="0"/>
       </w:pPr>
       <w:r>
         <w:t>2</w:t>
@@ -662,13 +662,13 @@
     <w:p>
       <w:pPr>
         <w:snapToGrid w:val="0"/>
-        <w:spacing w:line="300" w:lineRule="auto"/>
+        <w:spacing w:line="300" w:lineRule="auto" w:before="0" w:after="0"/>
       </w:pPr>
     </w:p>
     <w:p>
       <w:pPr>
         <w:snapToGrid w:val="0"/>
-        <w:spacing w:line="300" w:lineRule="auto"/>
+        <w:spacing w:line="300" w:lineRule="auto" w:before="0" w:after="0"/>
       </w:pPr>
       <w:r>
         <w:t>3</w:t>
@@ -719,7 +719,7 @@
           <w:p>
             <w:pPr>
               <w:snapToGrid w:val="0"/>
-              <w:spacing w:line="300" w:lineRule="auto"/>
+              <w:spacing w:line="300" w:lineRule="auto" w:before="0" w:after="0"/>
             </w:pPr>
             <w:r>
               <w:t>任务</w:t>
@@ -744,7 +744,7 @@
           <w:p>
             <w:pPr>
               <w:snapToGrid w:val="0"/>
-              <w:spacing w:line="300" w:lineRule="auto"/>
+              <w:spacing w:line="300" w:lineRule="auto" w:before="0" w:after="0"/>
             </w:pPr>
             <w:r>
               <w:t>完成一件事</w:t>
@@ -771,7 +771,7 @@
           <w:p>
             <w:pPr>
               <w:snapToGrid w:val="0"/>
-              <w:spacing w:line="300" w:lineRule="auto"/>
+              <w:spacing w:line="300" w:lineRule="auto" w:before="0" w:after="0"/>
             </w:pPr>
             <w:r>
               <w:t>分步</w:t>
@@ -796,7 +796,7 @@
           <w:p>
             <w:pPr>
               <w:snapToGrid w:val="0"/>
-              <w:spacing w:line="300" w:lineRule="auto"/>
+              <w:spacing w:line="300" w:lineRule="auto" w:before="0" w:after="0"/>
             </w:pPr>
             <w:r>
               <w:t>需要两个步骤，做第</w:t>
@@ -853,7 +853,7 @@
           <w:p>
             <w:pPr>
               <w:snapToGrid w:val="0"/>
-              <w:spacing w:line="300" w:lineRule="auto"/>
+              <w:spacing w:line="300" w:lineRule="auto" w:before="0" w:after="0"/>
             </w:pPr>
             <w:r>
               <w:lastRenderedPageBreak/>
@@ -879,7 +879,7 @@
           <w:p>
             <w:pPr>
               <w:snapToGrid w:val="0"/>
-              <w:spacing w:line="300" w:lineRule="auto"/>
+              <w:spacing w:line="300" w:lineRule="auto" w:before="0" w:after="0"/>
             </w:pPr>
             <w:r>
               <w:t>完成这件事共有</w:t>
@@ -914,13 +914,13 @@
     <w:p>
       <w:pPr>
         <w:snapToGrid w:val="0"/>
-        <w:spacing w:line="300" w:lineRule="auto"/>
+        <w:spacing w:line="300" w:lineRule="auto" w:before="0" w:after="0"/>
       </w:pPr>
     </w:p>
     <w:p>
       <w:pPr>
         <w:snapToGrid w:val="0"/>
-        <w:spacing w:line="300" w:lineRule="auto"/>
+        <w:spacing w:line="300" w:lineRule="auto" w:before="0" w:after="0"/>
       </w:pPr>
       <w:r>
         <w:t>4</w:t>
@@ -1152,13 +1152,13 @@
     <w:p>
       <w:pPr>
         <w:snapToGrid w:val="0"/>
-        <w:spacing w:line="300" w:lineRule="auto"/>
+        <w:spacing w:line="300" w:lineRule="auto" w:before="0" w:after="0"/>
       </w:pPr>
     </w:p>
     <w:p>
       <w:pPr>
         <w:snapToGrid w:val="0"/>
-        <w:spacing w:line="300" w:lineRule="auto"/>
+        <w:spacing w:line="300" w:lineRule="auto" w:before="0" w:after="0"/>
         <w:outlineLvl w:val="1"/>
       </w:pPr>
       <w:r>
@@ -1179,7 +1179,7 @@
     <w:p>
       <w:pPr>
         <w:snapToGrid w:val="0"/>
-        <w:spacing w:line="300" w:lineRule="auto"/>
+        <w:spacing w:line="300" w:lineRule="auto" w:before="0" w:after="0"/>
       </w:pPr>
       <w:r>
         <w:t>5</w:t>
@@ -1271,13 +1271,13 @@
     <w:p>
       <w:pPr>
         <w:snapToGrid w:val="0"/>
-        <w:spacing w:line="300" w:lineRule="auto"/>
+        <w:spacing w:line="300" w:lineRule="auto" w:before="0" w:after="0"/>
       </w:pPr>
     </w:p>
     <w:p>
       <w:pPr>
         <w:snapToGrid w:val="0"/>
-        <w:spacing w:line="300" w:lineRule="auto"/>
+        <w:spacing w:line="300" w:lineRule="auto" w:before="0" w:after="0"/>
       </w:pPr>
       <w:r>
         <w:t>6</w:t>
@@ -1307,13 +1307,13 @@
     <w:p>
       <w:pPr>
         <w:snapToGrid w:val="0"/>
-        <w:spacing w:line="300" w:lineRule="auto"/>
+        <w:spacing w:line="300" w:lineRule="auto" w:before="0" w:after="0"/>
       </w:pPr>
     </w:p>
     <w:p>
       <w:pPr>
         <w:snapToGrid w:val="0"/>
-        <w:spacing w:line="300" w:lineRule="auto"/>
+        <w:spacing w:line="300" w:lineRule="auto" w:before="0" w:after="0"/>
       </w:pPr>
       <w:r>
         <w:t>7</w:t>
@@ -1325,7 +1325,7 @@
     <w:p>
       <w:pPr>
         <w:snapToGrid w:val="0"/>
-        <w:spacing w:line="300" w:lineRule="auto"/>
+        <w:spacing w:line="300" w:lineRule="auto" w:before="0" w:after="0"/>
       </w:pPr>
       <w:r>
         <w:t>从</w:t>
@@ -1450,13 +1450,13 @@
     <w:p>
       <w:pPr>
         <w:snapToGrid w:val="0"/>
-        <w:spacing w:line="300" w:lineRule="auto"/>
+        <w:spacing w:line="300" w:lineRule="auto" w:before="0" w:after="0"/>
       </w:pPr>
     </w:p>
     <w:p>
       <w:pPr>
         <w:snapToGrid w:val="0"/>
-        <w:spacing w:line="300" w:lineRule="auto"/>
+        <w:spacing w:line="300" w:lineRule="auto" w:before="0" w:after="0"/>
       </w:pPr>
       <w:r>
         <w:t>8</w:t>
@@ -1528,13 +1528,13 @@
     <w:p>
       <w:pPr>
         <w:snapToGrid w:val="0"/>
-        <w:spacing w:line="300" w:lineRule="auto"/>
+        <w:spacing w:line="300" w:lineRule="auto" w:before="0" w:after="0"/>
       </w:pPr>
     </w:p>
     <w:p>
       <w:pPr>
         <w:snapToGrid w:val="0"/>
-        <w:spacing w:line="300" w:lineRule="auto"/>
+        <w:spacing w:line="300" w:lineRule="auto" w:before="0" w:after="0"/>
       </w:pPr>
       <w:r>
         <w:t>9</w:t>
@@ -1546,7 +1546,7 @@
     <w:p>
       <w:pPr>
         <w:snapToGrid w:val="0"/>
-        <w:spacing w:line="300" w:lineRule="auto"/>
+        <w:spacing w:line="300" w:lineRule="auto" w:before="0" w:after="0"/>
       </w:pPr>
       <w:r>
         <w:t>（</w:t>
@@ -1797,7 +1797,7 @@
     <w:p>
       <w:pPr>
         <w:snapToGrid w:val="0"/>
-        <w:spacing w:line="300" w:lineRule="auto"/>
+        <w:spacing w:line="300" w:lineRule="auto" w:before="0" w:after="0"/>
       </w:pPr>
       <w:r>
         <w:t>（</w:t>
@@ -2002,7 +2002,7 @@
     <w:p>
       <w:pPr>
         <w:snapToGrid w:val="0"/>
-        <w:spacing w:line="300" w:lineRule="auto"/>
+        <w:spacing w:line="300" w:lineRule="auto" w:before="0" w:after="0"/>
       </w:pPr>
       <w:r>
         <w:t>（</w:t>
@@ -2148,13 +2148,13 @@
     <w:p>
       <w:pPr>
         <w:snapToGrid w:val="0"/>
-        <w:spacing w:line="300" w:lineRule="auto"/>
+        <w:spacing w:line="300" w:lineRule="auto" w:before="0" w:after="0"/>
       </w:pPr>
     </w:p>
     <w:p>
       <w:pPr>
         <w:snapToGrid w:val="0"/>
-        <w:spacing w:line="300" w:lineRule="auto"/>
+        <w:spacing w:line="300" w:lineRule="auto" w:before="0" w:after="0"/>
       </w:pPr>
       <w:r>
         <w:t>10</w:t>
@@ -2166,7 +2166,7 @@
     <w:p>
       <w:pPr>
         <w:snapToGrid w:val="0"/>
-        <w:spacing w:line="300" w:lineRule="auto"/>
+        <w:spacing w:line="300" w:lineRule="auto" w:before="0" w:after="0"/>
       </w:pPr>
       <w:r>
         <w:t>把</w:t>
@@ -2321,13 +2321,13 @@
     <w:p>
       <w:pPr>
         <w:snapToGrid w:val="0"/>
-        <w:spacing w:line="300" w:lineRule="auto"/>
+        <w:spacing w:line="300" w:lineRule="auto" w:before="0" w:after="0"/>
       </w:pPr>
     </w:p>
     <w:p>
       <w:pPr>
         <w:snapToGrid w:val="0"/>
-        <w:spacing w:line="300" w:lineRule="auto"/>
+        <w:spacing w:line="300" w:lineRule="auto" w:before="0" w:after="0"/>
         <w:outlineLvl w:val="1"/>
       </w:pPr>
       <w:r>
@@ -2348,7 +2348,7 @@
     <w:p>
       <w:pPr>
         <w:snapToGrid w:val="0"/>
-        <w:spacing w:line="300" w:lineRule="auto"/>
+        <w:spacing w:line="300" w:lineRule="auto" w:before="0" w:after="0"/>
       </w:pPr>
       <w:r>
         <w:t>11</w:t>
@@ -2360,7 +2360,7 @@
     <w:p>
       <w:pPr>
         <w:snapToGrid w:val="0"/>
-        <w:spacing w:line="300" w:lineRule="auto"/>
+        <w:spacing w:line="300" w:lineRule="auto" w:before="0" w:after="0"/>
       </w:pPr>
       <w:r>
         <w:t>一般地，从</w:t>
@@ -2486,7 +2486,7 @@
           <w:p>
             <w:pPr>
               <w:snapToGrid w:val="0"/>
-              <w:spacing w:line="300" w:lineRule="auto"/>
+              <w:spacing w:line="300" w:lineRule="auto" w:before="0" w:after="0"/>
             </w:pPr>
             <w:r>
               <w:t>组合数定义</w:t>
@@ -2512,7 +2512,7 @@
           <w:p>
             <w:pPr>
               <w:snapToGrid w:val="0"/>
-              <w:spacing w:line="300" w:lineRule="auto"/>
+              <w:spacing w:line="300" w:lineRule="auto" w:before="0" w:after="0"/>
             </w:pPr>
             <w:r>
               <w:t>从</w:t>
@@ -2616,7 +2616,7 @@
           <w:p>
             <w:pPr>
               <w:snapToGrid w:val="0"/>
-              <w:spacing w:line="300" w:lineRule="auto"/>
+              <w:spacing w:line="300" w:lineRule="auto" w:before="0" w:after="0"/>
             </w:pPr>
             <w:r>
               <w:t>表示法</w:t>
@@ -2642,7 +2642,7 @@
           <w:p>
             <w:pPr>
               <w:snapToGrid w:val="0"/>
-              <w:spacing w:line="300" w:lineRule="auto"/>
+              <w:spacing w:line="300" w:lineRule="auto" w:before="0" w:after="0"/>
             </w:pPr>
             <m:oMathPara>
               <m:oMath>
@@ -2708,7 +2708,7 @@
           <w:p>
             <w:pPr>
               <w:snapToGrid w:val="0"/>
-              <w:spacing w:line="300" w:lineRule="auto"/>
+              <w:spacing w:line="300" w:lineRule="auto" w:before="0" w:after="0"/>
             </w:pPr>
             <w:r>
               <w:t>组合数公式</w:t>
@@ -2733,7 +2733,7 @@
           <w:p>
             <w:pPr>
               <w:snapToGrid w:val="0"/>
-              <w:spacing w:line="300" w:lineRule="auto"/>
+              <w:spacing w:line="300" w:lineRule="auto" w:before="0" w:after="0"/>
             </w:pPr>
             <w:r>
               <w:t>乘积式</w:t>
@@ -2758,7 +2758,7 @@
           <w:p>
             <w:pPr>
               <w:snapToGrid w:val="0"/>
-              <w:spacing w:line="300" w:lineRule="auto"/>
+              <w:spacing w:line="300" w:lineRule="auto" w:before="0" w:after="0"/>
             </w:pPr>
             <m:oMath>
               <m:sSubSup>
@@ -3044,7 +3044,7 @@
           <w:p>
             <w:pPr>
               <w:snapToGrid w:val="0"/>
-              <w:spacing w:line="300" w:lineRule="auto"/>
+              <w:spacing w:line="300" w:lineRule="auto" w:before="0" w:after="0"/>
             </w:pPr>
           </w:p>
         </w:tc>
@@ -3066,7 +3066,7 @@
           <w:p>
             <w:pPr>
               <w:snapToGrid w:val="0"/>
-              <w:spacing w:line="300" w:lineRule="auto"/>
+              <w:spacing w:line="300" w:lineRule="auto" w:before="0" w:after="0"/>
             </w:pPr>
             <w:r>
               <w:t>阶乘式</w:t>
@@ -3091,7 +3091,7 @@
           <w:p>
             <w:pPr>
               <w:snapToGrid w:val="0"/>
-              <w:spacing w:line="300" w:lineRule="auto"/>
+              <w:spacing w:line="300" w:lineRule="auto" w:before="0" w:after="0"/>
             </w:pPr>
             <m:oMathPara>
               <m:oMath>
@@ -3234,7 +3234,7 @@
           <w:p>
             <w:pPr>
               <w:snapToGrid w:val="0"/>
-              <w:spacing w:line="300" w:lineRule="auto"/>
+              <w:spacing w:line="300" w:lineRule="auto" w:before="0" w:after="0"/>
             </w:pPr>
             <w:r>
               <w:t>性质</w:t>
@@ -3260,7 +3260,7 @@
           <w:p>
             <w:pPr>
               <w:snapToGrid w:val="0"/>
-              <w:spacing w:line="300" w:lineRule="auto"/>
+              <w:spacing w:line="300" w:lineRule="auto" w:before="0" w:after="0"/>
             </w:pPr>
             <m:oMath>
               <m:sSubSup>
@@ -3523,7 +3523,7 @@
           <w:p>
             <w:pPr>
               <w:snapToGrid w:val="0"/>
-              <w:spacing w:line="300" w:lineRule="auto"/>
+              <w:spacing w:line="300" w:lineRule="auto" w:before="0" w:after="0"/>
             </w:pPr>
             <w:r>
               <w:t>备注</w:t>
@@ -3549,7 +3549,7 @@
           <w:p>
             <w:pPr>
               <w:snapToGrid w:val="0"/>
-              <w:spacing w:line="300" w:lineRule="auto"/>
+              <w:spacing w:line="300" w:lineRule="auto" w:before="0" w:after="0"/>
             </w:pPr>
             <m:oMath>
               <m:r>
@@ -3681,7 +3681,7 @@
     <w:p>
       <w:pPr>
         <w:snapToGrid w:val="0"/>
-        <w:spacing w:line="300" w:lineRule="auto"/>
+        <w:spacing w:line="300" w:lineRule="auto" w:before="0" w:after="0"/>
       </w:pPr>
       <w:r>
         <w:lastRenderedPageBreak/>
@@ -3800,7 +3800,7 @@
     <w:p>
       <w:pPr>
         <w:snapToGrid w:val="0"/>
-        <w:spacing w:line="300" w:lineRule="auto"/>
+        <w:spacing w:line="300" w:lineRule="auto" w:before="0" w:after="0"/>
       </w:pPr>
       <w:r>
         <w:t>组合数公式为</w:t>
@@ -4158,7 +4158,7 @@
     <w:p>
       <w:pPr>
         <w:snapToGrid w:val="0"/>
-        <w:spacing w:line="300" w:lineRule="auto"/>
+        <w:spacing w:line="300" w:lineRule="auto" w:before="0" w:after="0"/>
       </w:pPr>
       <m:oMath>
         <m:sSubSup>
@@ -4364,7 +4364,7 @@
     <w:p>
       <w:pPr>
         <w:snapToGrid w:val="0"/>
-        <w:spacing w:line="300" w:lineRule="auto"/>
+        <w:spacing w:line="300" w:lineRule="auto" w:before="0" w:after="0"/>
       </w:pPr>
       <w:r>
         <w:t>组合数性质为</w:t>
@@ -4616,13 +4616,13 @@
     <w:p>
       <w:pPr>
         <w:snapToGrid w:val="0"/>
-        <w:spacing w:line="300" w:lineRule="auto"/>
+        <w:spacing w:line="300" w:lineRule="auto" w:before="0" w:after="0"/>
       </w:pPr>
     </w:p>
     <w:p>
       <w:pPr>
         <w:snapToGrid w:val="0"/>
-        <w:spacing w:line="300" w:lineRule="auto"/>
+        <w:spacing w:line="300" w:lineRule="auto" w:before="0" w:after="0"/>
       </w:pPr>
       <w:r>
         <w:t>12</w:t>
@@ -4670,13 +4670,13 @@
     <w:p>
       <w:pPr>
         <w:snapToGrid w:val="0"/>
-        <w:spacing w:line="300" w:lineRule="auto"/>
+        <w:spacing w:line="300" w:lineRule="auto" w:before="0" w:after="0"/>
       </w:pPr>
     </w:p>
     <w:p>
       <w:pPr>
         <w:snapToGrid w:val="0"/>
-        <w:spacing w:line="300" w:lineRule="auto"/>
+        <w:spacing w:line="300" w:lineRule="auto" w:before="0" w:after="0"/>
       </w:pPr>
       <w:r>
         <w:t>13</w:t>
@@ -4799,13 +4799,13 @@
     <w:p>
       <w:pPr>
         <w:snapToGrid w:val="0"/>
-        <w:spacing w:line="300" w:lineRule="auto"/>
+        <w:spacing w:line="300" w:lineRule="auto" w:before="0" w:after="0"/>
       </w:pPr>
     </w:p>
     <w:p>
       <w:pPr>
         <w:snapToGrid w:val="0"/>
-        <w:spacing w:line="300" w:lineRule="auto"/>
+        <w:spacing w:line="300" w:lineRule="auto" w:before="0" w:after="0"/>
         <w:outlineLvl w:val="0"/>
       </w:pPr>
       <w:r>
@@ -4826,7 +4826,7 @@
     <w:p>
       <w:pPr>
         <w:snapToGrid w:val="0"/>
-        <w:spacing w:line="300" w:lineRule="auto"/>
+        <w:spacing w:line="300" w:lineRule="auto" w:before="0" w:after="0"/>
         <w:outlineLvl w:val="0"/>
       </w:pPr>
       <w:r>
@@ -4847,7 +4847,7 @@
     <w:p>
       <w:pPr>
         <w:snapToGrid w:val="0"/>
-        <w:spacing w:line="300" w:lineRule="auto"/>
+        <w:spacing w:line="300" w:lineRule="auto" w:before="0" w:after="0"/>
       </w:pPr>
       <w:r>
         <w:t>14</w:t>
@@ -4898,7 +4898,7 @@
           <w:p>
             <w:pPr>
               <w:snapToGrid w:val="0"/>
-              <w:spacing w:line="300" w:lineRule="auto"/>
+              <w:spacing w:line="300" w:lineRule="auto" w:before="0" w:after="0"/>
             </w:pPr>
             <w:r>
               <w:t>二项式定理</w:t>
@@ -4923,7 +4923,7 @@
           <w:p>
             <w:pPr>
               <w:snapToGrid w:val="0"/>
-              <w:spacing w:line="300" w:lineRule="auto"/>
+              <w:spacing w:line="300" w:lineRule="auto" w:before="0" w:after="0"/>
             </w:pPr>
             <m:oMathPara>
               <m:oMath>
@@ -5406,7 +5406,7 @@
           <w:p>
             <w:pPr>
               <w:snapToGrid w:val="0"/>
-              <w:spacing w:line="300" w:lineRule="auto"/>
+              <w:spacing w:line="300" w:lineRule="auto" w:before="0" w:after="0"/>
             </w:pPr>
             <w:r>
               <w:t>二项展开式</w:t>
@@ -5431,7 +5431,7 @@
           <w:p>
             <w:pPr>
               <w:snapToGrid w:val="0"/>
-              <w:spacing w:line="300" w:lineRule="auto"/>
+              <w:spacing w:line="300" w:lineRule="auto" w:before="0" w:after="0"/>
             </w:pPr>
             <w:r>
               <w:t>公式右边的多项式</w:t>
@@ -5458,7 +5458,7 @@
           <w:p>
             <w:pPr>
               <w:snapToGrid w:val="0"/>
-              <w:spacing w:line="300" w:lineRule="auto"/>
+              <w:spacing w:line="300" w:lineRule="auto" w:before="0" w:after="0"/>
             </w:pPr>
             <w:r>
               <w:t>二项式系数</w:t>
@@ -5483,7 +5483,7 @@
           <w:p>
             <w:pPr>
               <w:snapToGrid w:val="0"/>
-              <w:spacing w:line="300" w:lineRule="auto"/>
+              <w:spacing w:line="300" w:lineRule="auto" w:before="0" w:after="0"/>
             </w:pPr>
             <m:oMathPara>
               <m:oMath>
@@ -5593,7 +5593,7 @@
           <w:p>
             <w:pPr>
               <w:snapToGrid w:val="0"/>
-              <w:spacing w:line="300" w:lineRule="auto"/>
+              <w:spacing w:line="300" w:lineRule="auto" w:before="0" w:after="0"/>
             </w:pPr>
             <w:r>
               <w:t>二项展开式的通项</w:t>
@@ -5618,7 +5618,7 @@
           <w:p>
             <w:pPr>
               <w:snapToGrid w:val="0"/>
-              <w:spacing w:line="300" w:lineRule="auto"/>
+              <w:spacing w:line="300" w:lineRule="auto" w:before="0" w:after="0"/>
             </w:pPr>
             <m:oMathPara>
               <m:oMath>
@@ -5769,13 +5769,13 @@
     <w:p>
       <w:pPr>
         <w:snapToGrid w:val="0"/>
-        <w:spacing w:line="300" w:lineRule="auto"/>
+        <w:spacing w:line="300" w:lineRule="auto" w:before="0" w:after="0"/>
       </w:pPr>
     </w:p>
     <w:p>
       <w:pPr>
         <w:snapToGrid w:val="0"/>
-        <w:spacing w:line="300" w:lineRule="auto"/>
+        <w:spacing w:line="300" w:lineRule="auto" w:before="0" w:after="0"/>
         <w:rPr>
           <w:b/>
         </w:rPr>
@@ -5837,7 +5837,7 @@
           <w:p>
             <w:pPr>
               <w:snapToGrid w:val="0"/>
-              <w:spacing w:line="300" w:lineRule="auto"/>
+              <w:spacing w:line="300" w:lineRule="auto" w:before="0" w:after="0"/>
               <w:rPr>
                 <w:b/>
               </w:rPr>
@@ -5865,7 +5865,7 @@
           <w:p>
             <w:pPr>
               <w:snapToGrid w:val="0"/>
-              <w:spacing w:line="300" w:lineRule="auto"/>
+              <w:spacing w:line="300" w:lineRule="auto" w:before="0" w:after="0"/>
               <w:rPr>
                 <w:b/>
               </w:rPr>
@@ -5893,7 +5893,7 @@
           <w:p>
             <w:pPr>
               <w:snapToGrid w:val="0"/>
-              <w:spacing w:line="300" w:lineRule="auto"/>
+              <w:spacing w:line="300" w:lineRule="auto" w:before="0" w:after="0"/>
               <w:rPr>
                 <w:b/>
               </w:rPr>
@@ -6023,7 +6023,7 @@
           <w:p>
             <w:pPr>
               <w:snapToGrid w:val="0"/>
-              <w:spacing w:line="300" w:lineRule="auto"/>
+              <w:spacing w:line="300" w:lineRule="auto" w:before="0" w:after="0"/>
               <w:rPr>
                 <w:b/>
               </w:rPr>
@@ -6049,7 +6049,7 @@
           <w:p>
             <w:pPr>
               <w:snapToGrid w:val="0"/>
-              <w:spacing w:line="300" w:lineRule="auto"/>
+              <w:spacing w:line="300" w:lineRule="auto" w:before="0" w:after="0"/>
               <w:rPr>
                 <w:b/>
               </w:rPr>
@@ -6077,7 +6077,7 @@
           <w:p>
             <w:pPr>
               <w:snapToGrid w:val="0"/>
-              <w:spacing w:line="300" w:lineRule="auto"/>
+              <w:spacing w:line="300" w:lineRule="auto" w:before="0" w:after="0"/>
               <w:rPr>
                 <w:b/>
               </w:rPr>
@@ -6157,7 +6157,7 @@
           <w:p>
             <w:pPr>
               <w:snapToGrid w:val="0"/>
-              <w:spacing w:line="300" w:lineRule="auto"/>
+              <w:spacing w:line="300" w:lineRule="auto" w:before="0" w:after="0"/>
               <w:rPr>
                 <w:b/>
               </w:rPr>
@@ -6178,7 +6178,7 @@
           <w:p>
             <w:pPr>
               <w:snapToGrid w:val="0"/>
-              <w:spacing w:line="300" w:lineRule="auto"/>
+              <w:spacing w:line="300" w:lineRule="auto" w:before="0" w:after="0"/>
               <w:rPr>
                 <w:b/>
               </w:rPr>
@@ -6203,7 +6203,7 @@
           <w:p>
             <w:pPr>
               <w:snapToGrid w:val="0"/>
-              <w:spacing w:line="300" w:lineRule="auto"/>
+              <w:spacing w:line="300" w:lineRule="auto" w:before="0" w:after="0"/>
               <w:rPr>
                 <w:b/>
               </w:rPr>
@@ -6283,7 +6283,7 @@
           <w:p>
             <w:pPr>
               <w:snapToGrid w:val="0"/>
-              <w:spacing w:line="300" w:lineRule="auto"/>
+              <w:spacing w:line="300" w:lineRule="auto" w:before="0" w:after="0"/>
               <w:rPr>
                 <w:b/>
               </w:rPr>
@@ -6304,7 +6304,7 @@
           <w:p>
             <w:pPr>
               <w:snapToGrid w:val="0"/>
-              <w:spacing w:line="300" w:lineRule="auto"/>
+              <w:spacing w:line="300" w:lineRule="auto" w:before="0" w:after="0"/>
               <w:rPr>
                 <w:b/>
               </w:rPr>
@@ -6329,7 +6329,7 @@
           <w:p>
             <w:pPr>
               <w:snapToGrid w:val="0"/>
-              <w:spacing w:line="300" w:lineRule="auto"/>
+              <w:spacing w:line="300" w:lineRule="auto" w:before="0" w:after="0"/>
               <w:rPr>
                 <w:b/>
               </w:rPr>
@@ -6373,7 +6373,7 @@
           <w:p>
             <w:pPr>
               <w:snapToGrid w:val="0"/>
-              <w:spacing w:line="300" w:lineRule="auto"/>
+              <w:spacing w:line="300" w:lineRule="auto" w:before="0" w:after="0"/>
               <w:rPr>
                 <w:b/>
               </w:rPr>
@@ -6394,7 +6394,7 @@
           <w:p>
             <w:pPr>
               <w:snapToGrid w:val="0"/>
-              <w:spacing w:line="300" w:lineRule="auto"/>
+              <w:spacing w:line="300" w:lineRule="auto" w:before="0" w:after="0"/>
               <w:rPr>
                 <w:b/>
               </w:rPr>
@@ -6419,7 +6419,7 @@
           <w:p>
             <w:pPr>
               <w:snapToGrid w:val="0"/>
-              <w:spacing w:line="300" w:lineRule="auto"/>
+              <w:spacing w:line="300" w:lineRule="auto" w:before="0" w:after="0"/>
               <w:rPr>
                 <w:b/>
               </w:rPr>
@@ -6463,7 +6463,7 @@
           <w:p>
             <w:pPr>
               <w:snapToGrid w:val="0"/>
-              <w:spacing w:line="300" w:lineRule="auto"/>
+              <w:spacing w:line="300" w:lineRule="auto" w:before="0" w:after="0"/>
               <w:rPr>
                 <w:b/>
               </w:rPr>
@@ -6489,7 +6489,7 @@
           <w:p>
             <w:pPr>
               <w:snapToGrid w:val="0"/>
-              <w:spacing w:line="300" w:lineRule="auto"/>
+              <w:spacing w:line="300" w:lineRule="auto" w:before="0" w:after="0"/>
               <w:rPr>
                 <w:b/>
               </w:rPr>
@@ -6517,7 +6517,7 @@
           <w:p>
             <w:pPr>
               <w:snapToGrid w:val="0"/>
-              <w:spacing w:line="300" w:lineRule="auto"/>
+              <w:spacing w:line="300" w:lineRule="auto" w:before="0" w:after="0"/>
               <w:rPr>
                 <w:b/>
               </w:rPr>
@@ -6738,7 +6738,7 @@
           <w:p>
             <w:pPr>
               <w:snapToGrid w:val="0"/>
-              <w:spacing w:line="300" w:lineRule="auto"/>
+              <w:spacing w:line="300" w:lineRule="auto" w:before="0" w:after="0"/>
               <w:rPr>
                 <w:b/>
               </w:rPr>
@@ -6759,7 +6759,7 @@
           <w:p>
             <w:pPr>
               <w:snapToGrid w:val="0"/>
-              <w:spacing w:line="300" w:lineRule="auto"/>
+              <w:spacing w:line="300" w:lineRule="auto" w:before="0" w:after="0"/>
               <w:rPr>
                 <w:b/>
               </w:rPr>
@@ -6784,7 +6784,7 @@
           <w:p>
             <w:pPr>
               <w:snapToGrid w:val="0"/>
-              <w:spacing w:line="300" w:lineRule="auto"/>
+              <w:spacing w:line="300" w:lineRule="auto" w:before="0" w:after="0"/>
               <w:rPr>
                 <w:b/>
               </w:rPr>
@@ -7090,7 +7090,7 @@
     <w:p>
       <w:pPr>
         <w:snapToGrid w:val="0"/>
-        <w:spacing w:line="300" w:lineRule="auto"/>
+        <w:spacing w:line="300" w:lineRule="auto" w:before="0" w:after="0"/>
       </w:pPr>
     </w:p>
     <w:sectPr>
@@ -7125,60 +7125,121 @@
 </file>
 
 <file path=word/footer1.xml><?xml version="1.0" encoding="utf-8"?>
-<w:ftr xmlns:wpc="http://schemas.microsoft.com/office/word/2010/wordprocessingCanvas" xmlns:cx="http://schemas.microsoft.com/office/drawing/2014/chartex" xmlns:cx1="http://schemas.microsoft.com/office/drawing/2015/9/8/chartex" xmlns:cx2="http://schemas.microsoft.com/office/drawing/2015/10/21/chartex" xmlns:cx3="http://schemas.microsoft.com/office/drawing/2016/5/9/chartex" xmlns:cx4="http://schemas.microsoft.com/office/drawing/2016/5/10/chartex" xmlns:cx5="http://schemas.microsoft.com/office/drawing/2016/5/11/chartex" xmlns:cx6="http://schemas.microsoft.com/office/drawing/2016/5/12/chartex" xmlns:cx7="http://schemas.microsoft.com/office/drawing/2016/5/13/chartex" xmlns:cx8="http://schemas.microsoft.com/office/drawing/2016/5/14/chartex" xmlns:mc="http://schemas.openxmlformats.org/markup-compatibility/2006" xmlns:aink="http://schemas.microsoft.com/office/drawing/2016/ink" xmlns:am3d="http://schemas.microsoft.com/office/drawing/2017/model3d" xmlns:o="urn:schemas-microsoft-com:office:office" xmlns:r="http://schemas.openxmlformats.org/officeDocument/2006/relationships" xmlns:m="http://schemas.openxmlformats.org/officeDocument/2006/math" xmlns:v="urn:schemas-microsoft-com:vml" xmlns:wp14="http://schemas.microsoft.com/office/word/2010/wordprocessingDrawing" xmlns:wp="http://schemas.openxmlformats.org/drawingml/2006/wordprocessingDrawing" xmlns:w10="urn:schemas-microsoft-com:office:word" xmlns:w="http://schemas.openxmlformats.org/wordprocessingml/2006/main" xmlns:w14="http://schemas.microsoft.com/office/word/2010/wordml" xmlns:w15="http://schemas.microsoft.com/office/word/2012/wordml" xmlns:w16cex="http://schemas.microsoft.com/office/word/2018/wordml/cex" xmlns:w16cid="http://schemas.microsoft.com/office/word/2016/wordml/cid" xmlns:w16="http://schemas.microsoft.com/office/word/2018/wordml" xmlns:w16sdtdh="http://schemas.microsoft.com/office/word/2020/wordml/sdtdatahash" xmlns:w16se="http://schemas.microsoft.com/office/word/2015/wordml/symex" xmlns:wpg="http://schemas.microsoft.com/office/word/2010/wordprocessingGroup" xmlns:wpi="http://schemas.microsoft.com/office/word/2010/wordprocessingInk" xmlns:wne="http://schemas.microsoft.com/office/word/2006/wordml" xmlns:wps="http://schemas.microsoft.com/office/word/2010/wordprocessingShape" mc:Ignorable="w14 w15 w16se w16cid w16 w16cex w16sdtdh wp14">
-  <w:p>
+<w:ftr xmlns:w="http://schemas.openxmlformats.org/wordprocessingml/2006/main">
+  <w:p xmlns:w="http://schemas.openxmlformats.org/wordprocessingml/2006/main">
     <w:pPr>
       <w:jc w:val="center"/>
     </w:pPr>
     <w:r>
+      <w:rPr>
+        <w:rFonts w:ascii="Times New Roman" w:hAnsi="Times New Roman" w:eastAsia="宋体" w:cs="Times New Roman"/>
+        <w:sz w:val="21"/>
+        <w:szCs w:val="21"/>
+      </w:rPr>
+      <w:t xml:space="preserve">第3章·清单　</w:t>
+    </w:r>
+    <w:r>
+      <w:rPr>
+        <w:rFonts w:ascii="Times New Roman" w:hAnsi="Times New Roman" w:eastAsia="宋体" w:cs="Times New Roman"/>
+        <w:sz w:val="21"/>
+        <w:szCs w:val="21"/>
+      </w:rPr>
       <w:t>第</w:t>
     </w:r>
     <w:r>
+      <w:rPr>
+        <w:rFonts w:ascii="Times New Roman" w:hAnsi="Times New Roman" w:eastAsia="宋体" w:cs="Times New Roman"/>
+        <w:sz w:val="21"/>
+        <w:szCs w:val="21"/>
+      </w:rPr>
+      <w:fldChar w:fldCharType="begin"/>
+    </w:r>
+    <w:r>
+      <w:rPr>
+        <w:rFonts w:ascii="Times New Roman" w:hAnsi="Times New Roman" w:eastAsia="宋体" w:cs="Times New Roman"/>
+        <w:sz w:val="21"/>
+        <w:szCs w:val="21"/>
+      </w:rPr>
+      <w:instrText xml:space="preserve"> PAGE </w:instrText>
+    </w:r>
+    <w:r>
+      <w:rPr>
+        <w:rFonts w:ascii="Times New Roman" w:hAnsi="Times New Roman" w:eastAsia="宋体" w:cs="Times New Roman"/>
+        <w:sz w:val="21"/>
+        <w:szCs w:val="21"/>
+      </w:rPr>
+      <w:fldChar w:fldCharType="separate"/>
+    </w:r>
+    <w:r>
+      <w:rPr>
+        <w:rFonts w:ascii="Times New Roman" w:hAnsi="Times New Roman" w:eastAsia="宋体" w:cs="Times New Roman"/>
+        <w:sz w:val="21"/>
+        <w:szCs w:val="21"/>
+      </w:rPr>
+      <w:t>1</w:t>
+    </w:r>
+    <w:r>
+      <w:rPr>
+        <w:rFonts w:ascii="Times New Roman" w:hAnsi="Times New Roman" w:eastAsia="宋体" w:cs="Times New Roman"/>
+        <w:sz w:val="21"/>
+        <w:szCs w:val="21"/>
+      </w:rPr>
+      <w:fldChar w:fldCharType="end"/>
+    </w:r>
+    <w:r>
+      <w:rPr>
+        <w:rFonts w:ascii="Times New Roman" w:hAnsi="Times New Roman" w:eastAsia="宋体" w:cs="Times New Roman"/>
+        <w:sz w:val="21"/>
+        <w:szCs w:val="21"/>
+      </w:rPr>
+      <w:t>页（共</w:t>
+    </w:r>
+    <w:r>
+      <w:rPr>
+        <w:rFonts w:ascii="Times New Roman" w:hAnsi="Times New Roman" w:eastAsia="宋体" w:cs="Times New Roman"/>
+        <w:sz w:val="21"/>
+        <w:szCs w:val="21"/>
+      </w:rPr>
+      <w:fldChar w:fldCharType="begin"/>
+    </w:r>
+    <w:r>
+      <w:rPr>
+        <w:rFonts w:ascii="Times New Roman" w:hAnsi="Times New Roman" w:eastAsia="宋体" w:cs="Times New Roman"/>
+        <w:sz w:val="21"/>
+        <w:szCs w:val="21"/>
+      </w:rPr>
+      <w:instrText xml:space="preserve"> NUMPAGES </w:instrText>
+    </w:r>
+    <w:r>
+      <w:rPr>
+        <w:rFonts w:ascii="Times New Roman" w:hAnsi="Times New Roman" w:eastAsia="宋体" w:cs="Times New Roman"/>
+        <w:sz w:val="21"/>
+        <w:szCs w:val="21"/>
+      </w:rPr>
+      <w:fldChar w:fldCharType="separate"/>
+    </w:r>
+    <w:r>
+      <w:rPr>
+        <w:rFonts w:ascii="Times New Roman" w:hAnsi="Times New Roman" w:eastAsia="宋体" w:cs="Times New Roman"/>
+        <w:sz w:val="21"/>
+        <w:szCs w:val="21"/>
+      </w:rPr>
       <w:t>3</w:t>
     </w:r>
     <w:r>
-      <w:t>章</w:t>
-    </w:r>
-    <w:r>
-      <w:t>·</w:t>
-    </w:r>
-    <w:r>
-      <w:t>清单　第</w:t>
-    </w:r>
-    <w:r>
-      <w:fldChar w:fldCharType="begin"/>
-    </w:r>
-    <w:r>
-      <w:instrText xml:space="preserve"> PAGE </w:instrText>
-    </w:r>
-    <w:r>
-      <w:fldChar w:fldCharType="separate"/>
-    </w:r>
-    <w:r>
-      <w:t>1</w:t>
-    </w:r>
-    <w:r>
+      <w:rPr>
+        <w:rFonts w:ascii="Times New Roman" w:hAnsi="Times New Roman" w:eastAsia="宋体" w:cs="Times New Roman"/>
+        <w:sz w:val="21"/>
+        <w:szCs w:val="21"/>
+      </w:rPr>
       <w:fldChar w:fldCharType="end"/>
     </w:r>
     <w:r>
-      <w:t>页（共</w:t>
-    </w:r>
-    <w:r>
-      <w:fldChar w:fldCharType="begin"/>
-    </w:r>
-    <w:r>
-      <w:instrText xml:space="preserve"> NUMPAGES </w:instrText>
-    </w:r>
-    <w:r>
-      <w:fldChar w:fldCharType="separate"/>
-    </w:r>
-    <w:r>
-      <w:t>1</w:t>
-    </w:r>
-    <w:r>
-      <w:fldChar w:fldCharType="end"/>
-    </w:r>
-    <w:r>
+      <w:rPr>
+        <w:rFonts w:ascii="Times New Roman" w:hAnsi="Times New Roman" w:eastAsia="宋体" w:cs="Times New Roman"/>
+        <w:sz w:val="21"/>
+        <w:szCs w:val="21"/>
+      </w:rPr>
       <w:t>页）</w:t>
     </w:r>
   </w:p>
@@ -7209,14 +7270,16 @@
   <w:docDefaults>
     <w:rPrDefault>
       <w:rPr>
-        <w:rFonts w:ascii="Times New Roman" w:eastAsia="宋体" w:hAnsi="Times New Roman" w:cs="Times New Roman"/>
-        <w:kern w:val="2"/>
+        <w:rFonts w:ascii="Times New Roman" w:hAnsi="Times New Roman" w:eastAsia="宋体" w:cs="Times New Roman"/>
         <w:sz w:val="21"/>
         <w:szCs w:val="21"/>
-        <w:lang w:val="en-US" w:eastAsia="zh-CN" w:bidi="ar-SA"/>
       </w:rPr>
     </w:rPrDefault>
-    <w:pPrDefault/>
+    <w:pPrDefault>
+      <w:pPr>
+        <w:spacing w:before="0" w:after="0" w:line="300" w:lineRule="auto"/>
+      </w:pPr>
+    </w:pPrDefault>
   </w:docDefaults>
   <w:latentStyles w:defLockedState="0" w:defUIPriority="99" w:defSemiHidden="0" w:defUnhideWhenUsed="0" w:defQFormat="0" w:count="376">
     <w:lsdException w:name="Normal" w:uiPriority="0" w:qFormat="1"/>

--- a/高中数学/高中数学同步/人教B版选必2 第3章 排列、组合与二项式定理·知识清单（完成）.docx
+++ b/高中数学/高中数学同步/人教B版选必2 第3章 排列、组合与二项式定理·知识清单（完成）.docx
@@ -410,7 +410,7 @@
             </m:oMath>
             <w:r>
               <w:rPr>
-                <w:bdr w:val="single" w:sz="8" w:space="0" w:color="auto"/>
+                <w:shd w:val="clear" w:color="auto" w:fill="D9D9D9"/>
               </w:rPr>
               <w:t>m+n</w:t>
             </w:r>
@@ -570,7 +570,7 @@
             <m:ctrlPr>
               <w:rPr>
                 <w:rFonts w:ascii="Cambria Math" w:hAnsi="Cambria Math"/>
-                <w:bdr w:val="single" w:sz="8" w:space="0" w:color="auto"/>
+                <w:shd w:val="clear" w:color="auto" w:fill="D9D9D9"/>
               </w:rPr>
             </m:ctrlPr>
           </m:sSubPr>
@@ -594,7 +594,7 @@
         <m:r>
           <w:rPr>
             <w:rFonts w:ascii="Cambria Math" w:hAnsi="Cambria Math" w:cs="Cambria Math"/>
-            <w:bdr w:val="single" w:sz="8" w:space="0" w:color="auto"/>
+            <w:shd w:val="clear" w:color="auto" w:fill="D9D9D9"/>
           </w:rPr>
           <m:t>+</m:t>
         </m:r>
@@ -603,7 +603,7 @@
             <m:ctrlPr>
               <w:rPr>
                 <w:rFonts w:ascii="Cambria Math" w:hAnsi="Cambria Math"/>
-                <w:bdr w:val="single" w:sz="8" w:space="0" w:color="auto"/>
+                <w:shd w:val="clear" w:color="auto" w:fill="D9D9D9"/>
               </w:rPr>
             </m:ctrlPr>
           </m:sSubPr>
@@ -627,7 +627,7 @@
         <m:r>
           <w:rPr>
             <w:rFonts w:ascii="Cambria Math" w:hAnsi="Cambria Math" w:cs="Cambria Math"/>
-            <w:bdr w:val="single" w:sz="8" w:space="0" w:color="auto"/>
+            <w:shd w:val="clear" w:color="auto" w:fill="D9D9D9"/>
           </w:rPr>
           <m:t>+⋯+</m:t>
         </m:r>
@@ -636,7 +636,7 @@
             <m:ctrlPr>
               <w:rPr>
                 <w:rFonts w:ascii="Cambria Math" w:hAnsi="Cambria Math"/>
-                <w:bdr w:val="single" w:sz="8" w:space="0" w:color="auto"/>
+                <w:shd w:val="clear" w:color="auto" w:fill="D9D9D9"/>
               </w:rPr>
             </m:ctrlPr>
           </m:sSubPr>
@@ -900,7 +900,7 @@
             </m:oMath>
             <w:r>
               <w:rPr>
-                <w:bdr w:val="single" w:sz="8" w:space="0" w:color="auto"/>
+                <w:shd w:val="clear" w:color="auto" w:fill="D9D9D9"/>
               </w:rPr>
               <w:t>mn</w:t>
             </w:r>
@@ -1060,7 +1060,7 @@
             <m:ctrlPr>
               <w:rPr>
                 <w:rFonts w:ascii="Cambria Math" w:hAnsi="Cambria Math"/>
-                <w:bdr w:val="single" w:sz="8" w:space="0" w:color="auto"/>
+                <w:shd w:val="clear" w:color="auto" w:fill="D9D9D9"/>
               </w:rPr>
             </m:ctrlPr>
           </m:sSubPr>
@@ -1084,7 +1084,7 @@
         <m:r>
           <w:rPr>
             <w:rFonts w:ascii="Cambria Math" w:hAnsi="Cambria Math" w:cs="Cambria Math"/>
-            <w:bdr w:val="single" w:sz="8" w:space="0" w:color="auto"/>
+            <w:shd w:val="clear" w:color="auto" w:fill="D9D9D9"/>
           </w:rPr>
           <m:t>×</m:t>
         </m:r>
@@ -1093,7 +1093,7 @@
             <m:ctrlPr>
               <w:rPr>
                 <w:rFonts w:ascii="Cambria Math" w:hAnsi="Cambria Math"/>
-                <w:bdr w:val="single" w:sz="8" w:space="0" w:color="auto"/>
+                <w:shd w:val="clear" w:color="auto" w:fill="D9D9D9"/>
               </w:rPr>
             </m:ctrlPr>
           </m:sSubPr>
@@ -1117,7 +1117,7 @@
         <m:r>
           <w:rPr>
             <w:rFonts w:ascii="Cambria Math" w:hAnsi="Cambria Math" w:cs="Cambria Math"/>
-            <w:bdr w:val="single" w:sz="8" w:space="0" w:color="auto"/>
+            <w:shd w:val="clear" w:color="auto" w:fill="D9D9D9"/>
           </w:rPr>
           <m:t>×⋯×</m:t>
         </m:r>
@@ -1126,7 +1126,7 @@
             <m:ctrlPr>
               <w:rPr>
                 <w:rFonts w:ascii="Cambria Math" w:hAnsi="Cambria Math"/>
-                <w:bdr w:val="single" w:sz="8" w:space="0" w:color="auto"/>
+                <w:shd w:val="clear" w:color="auto" w:fill="D9D9D9"/>
               </w:rPr>
             </m:ctrlPr>
           </m:sSubPr>
@@ -1242,7 +1242,7 @@
       </w:r>
       <w:r>
         <w:rPr>
-          <w:bdr w:val="single" w:sz="8" w:space="0" w:color="auto"/>
+          <w:shd w:val="clear" w:color="auto" w:fill="D9D9D9"/>
         </w:rPr>
         <w:t>一定的顺序</w:t>
       </w:r>
@@ -1287,7 +1287,7 @@
       </w:r>
       <w:r>
         <w:rPr>
-          <w:bdr w:val="single" w:sz="8" w:space="0" w:color="auto"/>
+          <w:shd w:val="clear" w:color="auto" w:fill="D9D9D9"/>
         </w:rPr>
         <w:t>元素</w:t>
       </w:r>
@@ -1296,7 +1296,7 @@
       </w:r>
       <w:r>
         <w:rPr>
-          <w:bdr w:val="single" w:sz="8" w:space="0" w:color="auto"/>
+          <w:shd w:val="clear" w:color="auto" w:fill="D9D9D9"/>
         </w:rPr>
         <w:t>排列顺序</w:t>
       </w:r>
@@ -1382,7 +1382,7 @@
       </w:r>
       <w:r>
         <w:rPr>
-          <w:bdr w:val="single" w:sz="8" w:space="0" w:color="auto"/>
+          <w:shd w:val="clear" w:color="auto" w:fill="D9D9D9"/>
         </w:rPr>
         <w:t>所有不同排列</w:t>
       </w:r>
@@ -1413,7 +1413,7 @@
             <m:ctrlPr>
               <w:rPr>
                 <w:rFonts w:ascii="Cambria Math" w:hAnsi="Cambria Math"/>
-                <w:bdr w:val="single" w:sz="8" w:space="0" w:color="auto"/>
+                <w:shd w:val="clear" w:color="auto" w:fill="D9D9D9"/>
               </w:rPr>
             </m:ctrlPr>
           </m:sSubSupPr>
@@ -1481,7 +1481,7 @@
       </w:r>
       <w:r>
         <w:rPr>
-          <w:bdr w:val="single" w:sz="8" w:space="0" w:color="auto"/>
+          <w:shd w:val="clear" w:color="auto" w:fill="D9D9D9"/>
         </w:rPr>
         <w:t>一种具体排法</w:t>
       </w:r>
@@ -1490,7 +1490,7 @@
       </w:r>
       <w:r>
         <w:rPr>
-          <w:bdr w:val="single" w:sz="8" w:space="0" w:color="auto"/>
+          <w:shd w:val="clear" w:color="auto" w:fill="D9D9D9"/>
         </w:rPr>
         <w:t>不是数</w:t>
       </w:r>
@@ -1511,7 +1511,7 @@
       </w:r>
       <w:r>
         <w:rPr>
-          <w:bdr w:val="single" w:sz="8" w:space="0" w:color="auto"/>
+          <w:shd w:val="clear" w:color="auto" w:fill="D9D9D9"/>
         </w:rPr>
         <w:t>所有排列的个数</w:t>
       </w:r>
@@ -1520,7 +1520,7 @@
       </w:r>
       <w:r>
         <w:rPr>
-          <w:bdr w:val="single" w:sz="8" w:space="0" w:color="auto"/>
+          <w:shd w:val="clear" w:color="auto" w:fill="D9D9D9"/>
         </w:rPr>
         <w:t>一个数</w:t>
       </w:r>
@@ -1603,7 +1603,7 @@
         <m:r>
           <w:rPr>
             <w:rFonts w:ascii="Cambria Math" w:hAnsi="Cambria Math" w:cs="Cambria Math"/>
-            <w:bdr w:val="single" w:sz="8" w:space="0" w:color="auto"/>
+            <w:shd w:val="clear" w:color="auto" w:fill="D9D9D9"/>
           </w:rPr>
           <m:t>n</m:t>
         </m:r>
@@ -1612,7 +1612,7 @@
             <m:ctrlPr>
               <w:rPr>
                 <w:rFonts w:ascii="Cambria Math" w:hAnsi="Cambria Math"/>
-                <w:bdr w:val="single" w:sz="8" w:space="0" w:color="auto"/>
+                <w:shd w:val="clear" w:color="auto" w:fill="D9D9D9"/>
               </w:rPr>
             </m:ctrlPr>
           </m:dPr>
@@ -1642,7 +1642,7 @@
             <m:ctrlPr>
               <w:rPr>
                 <w:rFonts w:ascii="Cambria Math" w:hAnsi="Cambria Math"/>
-                <w:bdr w:val="single" w:sz="8" w:space="0" w:color="auto"/>
+                <w:shd w:val="clear" w:color="auto" w:fill="D9D9D9"/>
               </w:rPr>
             </m:ctrlPr>
           </m:dPr>
@@ -1681,7 +1681,7 @@
             <m:ctrlPr>
               <w:rPr>
                 <w:rFonts w:ascii="Cambria Math" w:hAnsi="Cambria Math"/>
-                <w:bdr w:val="single" w:sz="8" w:space="0" w:color="auto"/>
+                <w:shd w:val="clear" w:color="auto" w:fill="D9D9D9"/>
               </w:rPr>
             </m:ctrlPr>
           </m:dPr>
@@ -1814,7 +1814,7 @@
             <m:ctrlPr>
               <w:rPr>
                 <w:rFonts w:ascii="Cambria Math" w:hAnsi="Cambria Math"/>
-                <w:bdr w:val="single" w:sz="8" w:space="0" w:color="auto"/>
+                <w:shd w:val="clear" w:color="auto" w:fill="D9D9D9"/>
               </w:rPr>
             </m:ctrlPr>
           </m:sSubSupPr>
@@ -1849,7 +1849,7 @@
         <m:r>
           <w:rPr>
             <w:rFonts w:ascii="Cambria Math" w:hAnsi="Cambria Math" w:cs="Cambria Math"/>
-            <w:bdr w:val="single" w:sz="8" w:space="0" w:color="auto"/>
+            <w:shd w:val="clear" w:color="auto" w:fill="D9D9D9"/>
           </w:rPr>
           <m:t>=</m:t>
         </m:r>
@@ -1858,7 +1858,7 @@
             <m:ctrlPr>
               <w:rPr>
                 <w:rFonts w:ascii="Cambria Math" w:hAnsi="Cambria Math"/>
-                <w:bdr w:val="single" w:sz="8" w:space="0" w:color="auto"/>
+                <w:shd w:val="clear" w:color="auto" w:fill="D9D9D9"/>
               </w:rPr>
             </m:ctrlPr>
           </m:fPr>
@@ -1917,28 +1917,28 @@
         <m:r>
           <w:rPr>
             <w:rFonts w:ascii="Cambria Math" w:hAnsi="Cambria Math" w:cs="Cambria Math"/>
-            <w:bdr w:val="single" w:sz="8" w:space="0" w:color="auto"/>
+            <w:shd w:val="clear" w:color="auto" w:fill="D9D9D9"/>
           </w:rPr>
           <m:t>n</m:t>
         </m:r>
         <m:r>
           <w:rPr>
             <w:rFonts w:ascii="Cambria Math" w:hAnsi="Cambria Math" w:cs="Cambria Math"/>
-            <w:bdr w:val="single" w:sz="8" w:space="0" w:color="auto"/>
+            <w:shd w:val="clear" w:color="auto" w:fill="D9D9D9"/>
           </w:rPr>
           <m:t>,</m:t>
         </m:r>
         <m:r>
           <w:rPr>
             <w:rFonts w:ascii="Cambria Math" w:hAnsi="Cambria Math" w:cs="Cambria Math"/>
-            <w:bdr w:val="single" w:sz="8" w:space="0" w:color="auto"/>
+            <w:shd w:val="clear" w:color="auto" w:fill="D9D9D9"/>
           </w:rPr>
           <m:t>m</m:t>
         </m:r>
         <m:r>
           <w:rPr>
             <w:rFonts w:ascii="Cambria Math" w:hAnsi="Cambria Math" w:cs="Cambria Math"/>
-            <w:bdr w:val="single" w:sz="8" w:space="0" w:color="auto"/>
+            <w:shd w:val="clear" w:color="auto" w:fill="D9D9D9"/>
           </w:rPr>
           <m:t>∈</m:t>
         </m:r>
@@ -1947,7 +1947,7 @@
             <m:ctrlPr>
               <w:rPr>
                 <w:rFonts w:ascii="Cambria Math" w:hAnsi="Cambria Math"/>
-                <w:bdr w:val="single" w:sz="8" w:space="0" w:color="auto"/>
+                <w:shd w:val="clear" w:color="auto" w:fill="D9D9D9"/>
               </w:rPr>
             </m:ctrlPr>
           </m:sSupPr>
@@ -1976,21 +1976,21 @@
         <m:r>
           <w:rPr>
             <w:rFonts w:ascii="Cambria Math" w:hAnsi="Cambria Math" w:cs="Cambria Math"/>
-            <w:bdr w:val="single" w:sz="8" w:space="0" w:color="auto"/>
+            <w:shd w:val="clear" w:color="auto" w:fill="D9D9D9"/>
           </w:rPr>
           <m:t>m</m:t>
         </m:r>
         <m:r>
           <w:rPr>
             <w:rFonts w:ascii="Cambria Math" w:hAnsi="Cambria Math" w:cs="Cambria Math"/>
-            <w:bdr w:val="single" w:sz="8" w:space="0" w:color="auto"/>
+            <w:shd w:val="clear" w:color="auto" w:fill="D9D9D9"/>
           </w:rPr>
           <m:t>≤</m:t>
         </m:r>
         <m:r>
           <w:rPr>
             <w:rFonts w:ascii="Cambria Math" w:hAnsi="Cambria Math" w:cs="Cambria Math"/>
-            <w:bdr w:val="single" w:sz="8" w:space="0" w:color="auto"/>
+            <w:shd w:val="clear" w:color="auto" w:fill="D9D9D9"/>
           </w:rPr>
           <m:t>n</m:t>
         </m:r>
@@ -2059,7 +2059,7 @@
         <m:r>
           <w:rPr>
             <w:rFonts w:ascii="Cambria Math" w:hAnsi="Cambria Math" w:cs="Cambria Math"/>
-            <w:bdr w:val="single" w:sz="8" w:space="0" w:color="auto"/>
+            <w:shd w:val="clear" w:color="auto" w:fill="D9D9D9"/>
           </w:rPr>
           <m:t>n</m:t>
         </m:r>
@@ -2120,7 +2120,7 @@
       </m:oMath>
       <w:r>
         <w:rPr>
-          <w:bdr w:val="single" w:sz="8" w:space="0" w:color="auto"/>
+          <w:shd w:val="clear" w:color="auto" w:fill="D9D9D9"/>
         </w:rPr>
         <w:t>1</w:t>
       </w:r>
@@ -2137,7 +2137,7 @@
       </m:oMath>
       <w:r>
         <w:rPr>
-          <w:bdr w:val="single" w:sz="8" w:space="0" w:color="auto"/>
+          <w:shd w:val="clear" w:color="auto" w:fill="D9D9D9"/>
         </w:rPr>
         <w:t>1</w:t>
       </w:r>
@@ -2193,21 +2193,21 @@
         <m:r>
           <w:rPr>
             <w:rFonts w:ascii="Cambria Math" w:hAnsi="Cambria Math" w:cs="Cambria Math"/>
-            <w:bdr w:val="single" w:sz="8" w:space="0" w:color="auto"/>
+            <w:shd w:val="clear" w:color="auto" w:fill="D9D9D9"/>
           </w:rPr>
           <m:t>m</m:t>
         </m:r>
         <m:r>
           <w:rPr>
             <w:rFonts w:ascii="Cambria Math" w:hAnsi="Cambria Math" w:cs="Cambria Math"/>
-            <w:bdr w:val="single" w:sz="8" w:space="0" w:color="auto"/>
+            <w:shd w:val="clear" w:color="auto" w:fill="D9D9D9"/>
           </w:rPr>
           <m:t>=</m:t>
         </m:r>
         <m:r>
           <w:rPr>
             <w:rFonts w:ascii="Cambria Math" w:hAnsi="Cambria Math" w:cs="Cambria Math"/>
-            <w:bdr w:val="single" w:sz="8" w:space="0" w:color="auto"/>
+            <w:shd w:val="clear" w:color="auto" w:fill="D9D9D9"/>
           </w:rPr>
           <m:t>n</m:t>
         </m:r>
@@ -2221,7 +2221,7 @@
             <m:ctrlPr>
               <w:rPr>
                 <w:rFonts w:ascii="Cambria Math" w:hAnsi="Cambria Math"/>
-                <w:bdr w:val="single" w:sz="8" w:space="0" w:color="auto"/>
+                <w:shd w:val="clear" w:color="auto" w:fill="D9D9D9"/>
               </w:rPr>
             </m:ctrlPr>
           </m:sSubSupPr>
@@ -2256,42 +2256,42 @@
         <m:r>
           <w:rPr>
             <w:rFonts w:ascii="Cambria Math" w:hAnsi="Cambria Math" w:cs="Cambria Math"/>
-            <w:bdr w:val="single" w:sz="8" w:space="0" w:color="auto"/>
+            <w:shd w:val="clear" w:color="auto" w:fill="D9D9D9"/>
           </w:rPr>
           <m:t>=</m:t>
         </m:r>
         <m:r>
           <w:rPr>
             <w:rFonts w:ascii="Cambria Math" w:hAnsi="Cambria Math" w:cs="Cambria Math"/>
-            <w:bdr w:val="single" w:sz="8" w:space="0" w:color="auto"/>
+            <w:shd w:val="clear" w:color="auto" w:fill="D9D9D9"/>
           </w:rPr>
           <m:t>n</m:t>
         </m:r>
         <m:r>
           <w:rPr>
             <w:rFonts w:ascii="Cambria Math" w:hAnsi="Cambria Math" w:cs="Cambria Math"/>
-            <w:bdr w:val="single" w:sz="8" w:space="0" w:color="auto"/>
+            <w:shd w:val="clear" w:color="auto" w:fill="D9D9D9"/>
           </w:rPr>
           <m:t>×(</m:t>
         </m:r>
         <m:r>
           <w:rPr>
             <w:rFonts w:ascii="Cambria Math" w:hAnsi="Cambria Math" w:cs="Cambria Math"/>
-            <w:bdr w:val="single" w:sz="8" w:space="0" w:color="auto"/>
+            <w:shd w:val="clear" w:color="auto" w:fill="D9D9D9"/>
           </w:rPr>
           <m:t>n</m:t>
         </m:r>
         <m:r>
           <w:rPr>
             <w:rFonts w:ascii="Cambria Math" w:hAnsi="Cambria Math" w:cs="Cambria Math"/>
-            <w:bdr w:val="single" w:sz="8" w:space="0" w:color="auto"/>
+            <w:shd w:val="clear" w:color="auto" w:fill="D9D9D9"/>
           </w:rPr>
           <m:t>-</m:t>
         </m:r>
         <m:r>
           <w:rPr>
             <w:rFonts w:ascii="Cambria Math" w:hAnsi="Cambria Math" w:cs="Cambria Math"/>
-            <w:bdr w:val="single" w:sz="8" w:space="0" w:color="auto"/>
+            <w:shd w:val="clear" w:color="auto" w:fill="D9D9D9"/>
           </w:rPr>
           <m:t>1)×⋯×3×2×1</m:t>
         </m:r>
@@ -2310,7 +2310,7 @@
       </w:r>
       <w:r>
         <w:rPr>
-          <w:bdr w:val="single" w:sz="8" w:space="0" w:color="auto"/>
+          <w:shd w:val="clear" w:color="auto" w:fill="D9D9D9"/>
         </w:rPr>
         <w:t>n!</w:t>
       </w:r>
@@ -2417,7 +2417,7 @@
       </w:r>
       <w:r>
         <w:rPr>
-          <w:bdr w:val="single" w:sz="8" w:space="0" w:color="auto"/>
+          <w:shd w:val="clear" w:color="auto" w:fill="D9D9D9"/>
         </w:rPr>
         <w:t>一组</w:t>
       </w:r>
@@ -2569,7 +2569,7 @@
             </w:r>
             <w:r>
               <w:rPr>
-                <w:bdr w:val="single" w:sz="8" w:space="0" w:color="auto"/>
+                <w:shd w:val="clear" w:color="auto" w:fill="D9D9D9"/>
               </w:rPr>
               <w:t>所有不同组合</w:t>
             </w:r>
@@ -2651,7 +2651,7 @@
                     <m:ctrlPr>
                       <w:rPr>
                         <w:rFonts w:ascii="Cambria Math" w:hAnsi="Cambria Math"/>
-                        <w:bdr w:val="single" w:sz="8" w:space="0" w:color="auto"/>
+                        <w:shd w:val="clear" w:color="auto" w:fill="D9D9D9"/>
                       </w:rPr>
                     </m:ctrlPr>
                   </m:sSubSupPr>
@@ -2808,7 +2808,7 @@
                   <m:ctrlPr>
                     <w:rPr>
                       <w:rFonts w:ascii="Cambria Math" w:hAnsi="Cambria Math"/>
-                      <w:bdr w:val="single" w:sz="8" w:space="0" w:color="auto"/>
+                      <w:shd w:val="clear" w:color="auto" w:fill="D9D9D9"/>
                     </w:rPr>
                   </m:ctrlPr>
                 </m:fPr>
@@ -2899,7 +2899,7 @@
                   <m:ctrlPr>
                     <w:rPr>
                       <w:rFonts w:ascii="Cambria Math" w:hAnsi="Cambria Math"/>
-                      <w:bdr w:val="single" w:sz="8" w:space="0" w:color="auto"/>
+                      <w:shd w:val="clear" w:color="auto" w:fill="D9D9D9"/>
                     </w:rPr>
                   </m:ctrlPr>
                 </m:fPr>
@@ -3142,7 +3142,7 @@
                     <m:ctrlPr>
                       <w:rPr>
                         <w:rFonts w:ascii="Cambria Math" w:hAnsi="Cambria Math"/>
-                        <w:bdr w:val="single" w:sz="8" w:space="0" w:color="auto"/>
+                        <w:shd w:val="clear" w:color="auto" w:fill="D9D9D9"/>
                       </w:rPr>
                     </m:ctrlPr>
                   </m:fPr>
@@ -3310,7 +3310,7 @@
                   <m:ctrlPr>
                     <w:rPr>
                       <w:rFonts w:ascii="Cambria Math" w:hAnsi="Cambria Math"/>
-                      <w:bdr w:val="single" w:sz="8" w:space="0" w:color="auto"/>
+                      <w:shd w:val="clear" w:color="auto" w:fill="D9D9D9"/>
                     </w:rPr>
                   </m:ctrlPr>
                 </m:sSubSupPr>
@@ -3412,7 +3412,7 @@
                   <m:ctrlPr>
                     <w:rPr>
                       <w:rFonts w:ascii="Cambria Math" w:hAnsi="Cambria Math"/>
-                      <w:bdr w:val="single" w:sz="8" w:space="0" w:color="auto"/>
+                      <w:shd w:val="clear" w:color="auto" w:fill="D9D9D9"/>
                     </w:rPr>
                   </m:ctrlPr>
                 </m:sSubSupPr>
@@ -3459,7 +3459,7 @@
               <m:r>
                 <w:rPr>
                   <w:rFonts w:ascii="Cambria Math" w:hAnsi="Cambria Math" w:cs="Cambria Math"/>
-                  <w:bdr w:val="single" w:sz="8" w:space="0" w:color="auto"/>
+                  <w:shd w:val="clear" w:color="auto" w:fill="D9D9D9"/>
                 </w:rPr>
                 <m:t>+</m:t>
               </m:r>
@@ -3468,7 +3468,7 @@
                   <m:ctrlPr>
                     <w:rPr>
                       <w:rFonts w:ascii="Cambria Math" w:hAnsi="Cambria Math"/>
-                      <w:bdr w:val="single" w:sz="8" w:space="0" w:color="auto"/>
+                      <w:shd w:val="clear" w:color="auto" w:fill="D9D9D9"/>
                     </w:rPr>
                   </m:ctrlPr>
                 </m:sSubSupPr>
@@ -3634,7 +3634,7 @@
                   <m:ctrlPr>
                     <w:rPr>
                       <w:rFonts w:ascii="Cambria Math" w:hAnsi="Cambria Math"/>
-                      <w:bdr w:val="single" w:sz="8" w:space="0" w:color="auto"/>
+                      <w:shd w:val="clear" w:color="auto" w:fill="D9D9D9"/>
                     </w:rPr>
                   </m:ctrlPr>
                 </m:sSubSupPr>
@@ -3669,7 +3669,7 @@
               <m:r>
                 <w:rPr>
                   <w:rFonts w:ascii="Cambria Math" w:hAnsi="Cambria Math" w:cs="Cambria Math"/>
-                  <w:bdr w:val="single" w:sz="8" w:space="0" w:color="auto"/>
+                  <w:shd w:val="clear" w:color="auto" w:fill="D9D9D9"/>
                 </w:rPr>
                 <m:t>=1</m:t>
               </m:r>
@@ -4653,7 +4653,7 @@
       </w:r>
       <w:r>
         <w:rPr>
-          <w:bdr w:val="single" w:sz="8" w:space="0" w:color="auto"/>
+          <w:shd w:val="clear" w:color="auto" w:fill="D9D9D9"/>
         </w:rPr>
         <w:t>排列与元素的顺序有关</w:t>
       </w:r>
@@ -4662,7 +4662,7 @@
       </w:r>
       <w:r>
         <w:rPr>
-          <w:bdr w:val="single" w:sz="8" w:space="0" w:color="auto"/>
+          <w:shd w:val="clear" w:color="auto" w:fill="D9D9D9"/>
         </w:rPr>
         <w:t>组合与元素的顺序无关</w:t>
       </w:r>
@@ -4689,7 +4689,7 @@
       </w:r>
       <w:r>
         <w:rPr>
-          <w:bdr w:val="single" w:sz="8" w:space="0" w:color="auto"/>
+          <w:shd w:val="clear" w:color="auto" w:fill="D9D9D9"/>
         </w:rPr>
         <w:t>组合</w:t>
       </w:r>
@@ -4731,7 +4731,7 @@
       </w:r>
       <w:r>
         <w:rPr>
-          <w:bdr w:val="single" w:sz="8" w:space="0" w:color="auto"/>
+          <w:shd w:val="clear" w:color="auto" w:fill="D9D9D9"/>
         </w:rPr>
         <w:t>具体的一件事</w:t>
       </w:r>
@@ -4743,7 +4743,7 @@
       </w:r>
       <w:r>
         <w:rPr>
-          <w:bdr w:val="single" w:sz="8" w:space="0" w:color="auto"/>
+          <w:shd w:val="clear" w:color="auto" w:fill="D9D9D9"/>
         </w:rPr>
         <w:t>组合数</w:t>
       </w:r>
@@ -4779,7 +4779,7 @@
       </w:r>
       <w:r>
         <w:rPr>
-          <w:bdr w:val="single" w:sz="8" w:space="0" w:color="auto"/>
+          <w:shd w:val="clear" w:color="auto" w:fill="D9D9D9"/>
         </w:rPr>
         <w:t>所有不同组合的个数</w:t>
       </w:r>
@@ -4791,7 +4791,7 @@
       </w:r>
       <w:r>
         <w:rPr>
-          <w:bdr w:val="single" w:sz="8" w:space="0" w:color="auto"/>
+          <w:shd w:val="clear" w:color="auto" w:fill="D9D9D9"/>
         </w:rPr>
         <w:t>一个数</w:t>
       </w:r>
@@ -4932,7 +4932,7 @@
                     <m:ctrlPr>
                       <w:rPr>
                         <w:rFonts w:ascii="Cambria Math" w:hAnsi="Cambria Math"/>
-                        <w:bdr w:val="single" w:sz="8" w:space="0" w:color="auto"/>
+                        <w:shd w:val="clear" w:color="auto" w:fill="D9D9D9"/>
                       </w:rPr>
                     </m:ctrlPr>
                   </m:sSupPr>
@@ -4980,7 +4980,7 @@
                 <m:r>
                   <w:rPr>
                     <w:rFonts w:ascii="Cambria Math" w:hAnsi="Cambria Math" w:cs="Cambria Math"/>
-                    <w:bdr w:val="single" w:sz="8" w:space="0" w:color="auto"/>
+                    <w:shd w:val="clear" w:color="auto" w:fill="D9D9D9"/>
                   </w:rPr>
                   <m:t>=</m:t>
                 </m:r>
@@ -4989,7 +4989,7 @@
                     <m:ctrlPr>
                       <w:rPr>
                         <w:rFonts w:ascii="Cambria Math" w:hAnsi="Cambria Math"/>
-                        <w:bdr w:val="single" w:sz="8" w:space="0" w:color="auto"/>
+                        <w:shd w:val="clear" w:color="auto" w:fill="D9D9D9"/>
                       </w:rPr>
                     </m:ctrlPr>
                   </m:sSubSupPr>
@@ -5026,7 +5026,7 @@
                     <m:ctrlPr>
                       <w:rPr>
                         <w:rFonts w:ascii="Cambria Math" w:hAnsi="Cambria Math"/>
-                        <w:bdr w:val="single" w:sz="8" w:space="0" w:color="auto"/>
+                        <w:shd w:val="clear" w:color="auto" w:fill="D9D9D9"/>
                       </w:rPr>
                     </m:ctrlPr>
                   </m:sSupPr>
@@ -5050,7 +5050,7 @@
                 <m:r>
                   <w:rPr>
                     <w:rFonts w:ascii="Cambria Math" w:hAnsi="Cambria Math" w:cs="Cambria Math"/>
-                    <w:bdr w:val="single" w:sz="8" w:space="0" w:color="auto"/>
+                    <w:shd w:val="clear" w:color="auto" w:fill="D9D9D9"/>
                   </w:rPr>
                   <m:t>+</m:t>
                 </m:r>
@@ -5059,7 +5059,7 @@
                     <m:ctrlPr>
                       <w:rPr>
                         <w:rFonts w:ascii="Cambria Math" w:hAnsi="Cambria Math"/>
-                        <w:bdr w:val="single" w:sz="8" w:space="0" w:color="auto"/>
+                        <w:shd w:val="clear" w:color="auto" w:fill="D9D9D9"/>
                       </w:rPr>
                     </m:ctrlPr>
                   </m:sSubSupPr>
@@ -5096,7 +5096,7 @@
                     <m:ctrlPr>
                       <w:rPr>
                         <w:rFonts w:ascii="Cambria Math" w:hAnsi="Cambria Math"/>
-                        <w:bdr w:val="single" w:sz="8" w:space="0" w:color="auto"/>
+                        <w:shd w:val="clear" w:color="auto" w:fill="D9D9D9"/>
                       </w:rPr>
                     </m:ctrlPr>
                   </m:sSupPr>
@@ -5134,7 +5134,7 @@
                     <m:ctrlPr>
                       <w:rPr>
                         <w:rFonts w:ascii="Cambria Math" w:hAnsi="Cambria Math"/>
-                        <w:bdr w:val="single" w:sz="8" w:space="0" w:color="auto"/>
+                        <w:shd w:val="clear" w:color="auto" w:fill="D9D9D9"/>
                       </w:rPr>
                     </m:ctrlPr>
                   </m:sSupPr>
@@ -5158,7 +5158,7 @@
                 <m:r>
                   <w:rPr>
                     <w:rFonts w:ascii="Cambria Math" w:hAnsi="Cambria Math" w:cs="Cambria Math"/>
-                    <w:bdr w:val="single" w:sz="8" w:space="0" w:color="auto"/>
+                    <w:shd w:val="clear" w:color="auto" w:fill="D9D9D9"/>
                   </w:rPr>
                   <m:t>+⋯+</m:t>
                 </m:r>
@@ -5167,7 +5167,7 @@
                     <m:ctrlPr>
                       <w:rPr>
                         <w:rFonts w:ascii="Cambria Math" w:hAnsi="Cambria Math"/>
-                        <w:bdr w:val="single" w:sz="8" w:space="0" w:color="auto"/>
+                        <w:shd w:val="clear" w:color="auto" w:fill="D9D9D9"/>
                       </w:rPr>
                     </m:ctrlPr>
                   </m:sSubSupPr>
@@ -5204,7 +5204,7 @@
                     <m:ctrlPr>
                       <w:rPr>
                         <w:rFonts w:ascii="Cambria Math" w:hAnsi="Cambria Math"/>
-                        <w:bdr w:val="single" w:sz="8" w:space="0" w:color="auto"/>
+                        <w:shd w:val="clear" w:color="auto" w:fill="D9D9D9"/>
                       </w:rPr>
                     </m:ctrlPr>
                   </m:sSupPr>
@@ -5242,7 +5242,7 @@
                     <m:ctrlPr>
                       <w:rPr>
                         <w:rFonts w:ascii="Cambria Math" w:hAnsi="Cambria Math"/>
-                        <w:bdr w:val="single" w:sz="8" w:space="0" w:color="auto"/>
+                        <w:shd w:val="clear" w:color="auto" w:fill="D9D9D9"/>
                       </w:rPr>
                     </m:ctrlPr>
                   </m:sSupPr>
@@ -5266,7 +5266,7 @@
                 <m:r>
                   <w:rPr>
                     <w:rFonts w:ascii="Cambria Math" w:hAnsi="Cambria Math" w:cs="Cambria Math"/>
-                    <w:bdr w:val="single" w:sz="8" w:space="0" w:color="auto"/>
+                    <w:shd w:val="clear" w:color="auto" w:fill="D9D9D9"/>
                   </w:rPr>
                   <m:t>+⋯+</m:t>
                 </m:r>
@@ -5275,7 +5275,7 @@
                     <m:ctrlPr>
                       <w:rPr>
                         <w:rFonts w:ascii="Cambria Math" w:hAnsi="Cambria Math"/>
-                        <w:bdr w:val="single" w:sz="8" w:space="0" w:color="auto"/>
+                        <w:shd w:val="clear" w:color="auto" w:fill="D9D9D9"/>
                       </w:rPr>
                     </m:ctrlPr>
                   </m:sSubSupPr>
@@ -5312,7 +5312,7 @@
                     <m:ctrlPr>
                       <w:rPr>
                         <w:rFonts w:ascii="Cambria Math" w:hAnsi="Cambria Math"/>
-                        <w:bdr w:val="single" w:sz="8" w:space="0" w:color="auto"/>
+                        <w:shd w:val="clear" w:color="auto" w:fill="D9D9D9"/>
                       </w:rPr>
                     </m:ctrlPr>
                   </m:sSupPr>
@@ -5338,7 +5338,7 @@
                     <m:ctrlPr>
                       <w:rPr>
                         <w:rFonts w:ascii="Cambria Math" w:hAnsi="Cambria Math"/>
-                        <w:bdr w:val="single" w:sz="8" w:space="0" w:color="auto"/>
+                        <w:shd w:val="clear" w:color="auto" w:fill="D9D9D9"/>
                       </w:rPr>
                     </m:ctrlPr>
                   </m:dPr>
@@ -5492,7 +5492,7 @@
                     <m:ctrlPr>
                       <w:rPr>
                         <w:rFonts w:ascii="Cambria Math" w:hAnsi="Cambria Math"/>
-                        <w:bdr w:val="single" w:sz="8" w:space="0" w:color="auto"/>
+                        <w:shd w:val="clear" w:color="auto" w:fill="D9D9D9"/>
                       </w:rPr>
                     </m:ctrlPr>
                   </m:sSubSupPr>
@@ -5529,7 +5529,7 @@
                     <m:ctrlPr>
                       <w:rPr>
                         <w:rFonts w:ascii="Cambria Math" w:hAnsi="Cambria Math"/>
-                        <w:bdr w:val="single" w:sz="8" w:space="0" w:color="auto"/>
+                        <w:shd w:val="clear" w:color="auto" w:fill="D9D9D9"/>
                       </w:rPr>
                     </m:ctrlPr>
                   </m:dPr>
@@ -5664,7 +5664,7 @@
                     <m:ctrlPr>
                       <w:rPr>
                         <w:rFonts w:ascii="Cambria Math" w:hAnsi="Cambria Math"/>
-                        <w:bdr w:val="single" w:sz="8" w:space="0" w:color="auto"/>
+                        <w:shd w:val="clear" w:color="auto" w:fill="D9D9D9"/>
                       </w:rPr>
                     </m:ctrlPr>
                   </m:sSubSupPr>
@@ -5701,7 +5701,7 @@
                     <m:ctrlPr>
                       <w:rPr>
                         <w:rFonts w:ascii="Cambria Math" w:hAnsi="Cambria Math"/>
-                        <w:bdr w:val="single" w:sz="8" w:space="0" w:color="auto"/>
+                        <w:shd w:val="clear" w:color="auto" w:fill="D9D9D9"/>
                       </w:rPr>
                     </m:ctrlPr>
                   </m:sSupPr>
@@ -5739,7 +5739,7 @@
                     <m:ctrlPr>
                       <w:rPr>
                         <w:rFonts w:ascii="Cambria Math" w:hAnsi="Cambria Math"/>
-                        <w:bdr w:val="single" w:sz="8" w:space="0" w:color="auto"/>
+                        <w:shd w:val="clear" w:color="auto" w:fill="D9D9D9"/>
                       </w:rPr>
                     </m:ctrlPr>
                   </m:sSupPr>
@@ -5903,7 +5903,7 @@
             </w:r>
             <w:r>
               <w:rPr>
-                <w:bdr w:val="single" w:sz="8" w:space="0" w:color="auto"/>
+                <w:shd w:val="clear" w:color="auto" w:fill="D9D9D9"/>
               </w:rPr>
               <w:t>相等</w:t>
             </w:r>
@@ -5916,7 +5916,7 @@
                   <m:ctrlPr>
                     <w:rPr>
                       <w:rFonts w:ascii="Cambria Math" w:hAnsi="Cambria Math"/>
-                      <w:bdr w:val="single" w:sz="8" w:space="0" w:color="auto"/>
+                      <w:shd w:val="clear" w:color="auto" w:fill="D9D9D9"/>
                     </w:rPr>
                   </m:ctrlPr>
                 </m:sSubSupPr>
@@ -5951,7 +5951,7 @@
               <m:r>
                 <w:rPr>
                   <w:rFonts w:ascii="Cambria Math" w:hAnsi="Cambria Math" w:cs="Cambria Math"/>
-                  <w:bdr w:val="single" w:sz="8" w:space="0" w:color="auto"/>
+                  <w:shd w:val="clear" w:color="auto" w:fill="D9D9D9"/>
                 </w:rPr>
                 <m:t>=</m:t>
               </m:r>
@@ -5960,7 +5960,7 @@
                   <m:ctrlPr>
                     <w:rPr>
                       <w:rFonts w:ascii="Cambria Math" w:hAnsi="Cambria Math"/>
-                      <w:bdr w:val="single" w:sz="8" w:space="0" w:color="auto"/>
+                      <w:shd w:val="clear" w:color="auto" w:fill="D9D9D9"/>
                     </w:rPr>
                   </m:ctrlPr>
                 </m:sSubSupPr>
@@ -6135,7 +6135,7 @@
             </w:r>
             <w:r>
               <w:rPr>
-                <w:bdr w:val="single" w:sz="8" w:space="0" w:color="auto"/>
+                <w:shd w:val="clear" w:color="auto" w:fill="D9D9D9"/>
               </w:rPr>
               <w:t>递增的</w:t>
             </w:r>
@@ -6261,7 +6261,7 @@
             </w:r>
             <w:r>
               <w:rPr>
-                <w:bdr w:val="single" w:sz="8" w:space="0" w:color="auto"/>
+                <w:shd w:val="clear" w:color="auto" w:fill="D9D9D9"/>
               </w:rPr>
               <w:t>递减的</w:t>
             </w:r>
@@ -6348,7 +6348,7 @@
             </w:r>
             <w:r>
               <w:rPr>
-                <w:bdr w:val="single" w:sz="8" w:space="0" w:color="auto"/>
+                <w:shd w:val="clear" w:color="auto" w:fill="D9D9D9"/>
               </w:rPr>
               <w:t>一项</w:t>
             </w:r>
@@ -6438,7 +6438,7 @@
             </w:r>
             <w:r>
               <w:rPr>
-                <w:bdr w:val="single" w:sz="8" w:space="0" w:color="auto"/>
+                <w:shd w:val="clear" w:color="auto" w:fill="D9D9D9"/>
               </w:rPr>
               <w:t>两项</w:t>
             </w:r>
@@ -6697,7 +6697,7 @@
                     <m:ctrlPr>
                       <w:rPr>
                         <w:rFonts w:ascii="Cambria Math" w:hAnsi="Cambria Math"/>
-                        <w:bdr w:val="single" w:sz="8" w:space="0" w:color="auto"/>
+                        <w:shd w:val="clear" w:color="auto" w:fill="D9D9D9"/>
                       </w:rPr>
                     </m:ctrlPr>
                   </m:sSupPr>
@@ -7048,7 +7048,7 @@
                     <m:ctrlPr>
                       <w:rPr>
                         <w:rFonts w:ascii="Cambria Math" w:hAnsi="Cambria Math"/>
-                        <w:bdr w:val="single" w:sz="8" w:space="0" w:color="auto"/>
+                        <w:shd w:val="clear" w:color="auto" w:fill="D9D9D9"/>
                       </w:rPr>
                     </m:ctrlPr>
                   </m:sSupPr>

--- a/高中数学/高中数学同步/人教B版选必2 第3章 排列、组合与二项式定理·知识清单（完成）.docx
+++ b/高中数学/高中数学同步/人教B版选必2 第3章 排列、组合与二项式定理·知识清单（完成）.docx
@@ -410,7 +410,7 @@
             </m:oMath>
             <w:r>
               <w:rPr>
-                <w:shd w:val="clear" w:color="auto" w:fill="D9D9D9"/>
+                <w:shd w:val="clear" w:color="auto" w:fill="A6A6A6"/>
               </w:rPr>
               <w:t>m+n</w:t>
             </w:r>
@@ -570,7 +570,7 @@
             <m:ctrlPr>
               <w:rPr>
                 <w:rFonts w:ascii="Cambria Math" w:hAnsi="Cambria Math"/>
-                <w:shd w:val="clear" w:color="auto" w:fill="D9D9D9"/>
+                <w:shd w:val="clear" w:color="auto" w:fill="A6A6A6"/>
               </w:rPr>
             </m:ctrlPr>
           </m:sSubPr>
@@ -594,7 +594,7 @@
         <m:r>
           <w:rPr>
             <w:rFonts w:ascii="Cambria Math" w:hAnsi="Cambria Math" w:cs="Cambria Math"/>
-            <w:shd w:val="clear" w:color="auto" w:fill="D9D9D9"/>
+            <w:shd w:val="clear" w:color="auto" w:fill="A6A6A6"/>
           </w:rPr>
           <m:t>+</m:t>
         </m:r>
@@ -603,7 +603,7 @@
             <m:ctrlPr>
               <w:rPr>
                 <w:rFonts w:ascii="Cambria Math" w:hAnsi="Cambria Math"/>
-                <w:shd w:val="clear" w:color="auto" w:fill="D9D9D9"/>
+                <w:shd w:val="clear" w:color="auto" w:fill="A6A6A6"/>
               </w:rPr>
             </m:ctrlPr>
           </m:sSubPr>
@@ -627,7 +627,7 @@
         <m:r>
           <w:rPr>
             <w:rFonts w:ascii="Cambria Math" w:hAnsi="Cambria Math" w:cs="Cambria Math"/>
-            <w:shd w:val="clear" w:color="auto" w:fill="D9D9D9"/>
+            <w:shd w:val="clear" w:color="auto" w:fill="A6A6A6"/>
           </w:rPr>
           <m:t>+⋯+</m:t>
         </m:r>
@@ -636,7 +636,7 @@
             <m:ctrlPr>
               <w:rPr>
                 <w:rFonts w:ascii="Cambria Math" w:hAnsi="Cambria Math"/>
-                <w:shd w:val="clear" w:color="auto" w:fill="D9D9D9"/>
+                <w:shd w:val="clear" w:color="auto" w:fill="A6A6A6"/>
               </w:rPr>
             </m:ctrlPr>
           </m:sSubPr>
@@ -900,7 +900,7 @@
             </m:oMath>
             <w:r>
               <w:rPr>
-                <w:shd w:val="clear" w:color="auto" w:fill="D9D9D9"/>
+                <w:shd w:val="clear" w:color="auto" w:fill="A6A6A6"/>
               </w:rPr>
               <w:t>mn</w:t>
             </w:r>
@@ -1060,7 +1060,7 @@
             <m:ctrlPr>
               <w:rPr>
                 <w:rFonts w:ascii="Cambria Math" w:hAnsi="Cambria Math"/>
-                <w:shd w:val="clear" w:color="auto" w:fill="D9D9D9"/>
+                <w:shd w:val="clear" w:color="auto" w:fill="A6A6A6"/>
               </w:rPr>
             </m:ctrlPr>
           </m:sSubPr>
@@ -1084,7 +1084,7 @@
         <m:r>
           <w:rPr>
             <w:rFonts w:ascii="Cambria Math" w:hAnsi="Cambria Math" w:cs="Cambria Math"/>
-            <w:shd w:val="clear" w:color="auto" w:fill="D9D9D9"/>
+            <w:shd w:val="clear" w:color="auto" w:fill="A6A6A6"/>
           </w:rPr>
           <m:t>×</m:t>
         </m:r>
@@ -1093,7 +1093,7 @@
             <m:ctrlPr>
               <w:rPr>
                 <w:rFonts w:ascii="Cambria Math" w:hAnsi="Cambria Math"/>
-                <w:shd w:val="clear" w:color="auto" w:fill="D9D9D9"/>
+                <w:shd w:val="clear" w:color="auto" w:fill="A6A6A6"/>
               </w:rPr>
             </m:ctrlPr>
           </m:sSubPr>
@@ -1117,7 +1117,7 @@
         <m:r>
           <w:rPr>
             <w:rFonts w:ascii="Cambria Math" w:hAnsi="Cambria Math" w:cs="Cambria Math"/>
-            <w:shd w:val="clear" w:color="auto" w:fill="D9D9D9"/>
+            <w:shd w:val="clear" w:color="auto" w:fill="A6A6A6"/>
           </w:rPr>
           <m:t>×⋯×</m:t>
         </m:r>
@@ -1126,7 +1126,7 @@
             <m:ctrlPr>
               <w:rPr>
                 <w:rFonts w:ascii="Cambria Math" w:hAnsi="Cambria Math"/>
-                <w:shd w:val="clear" w:color="auto" w:fill="D9D9D9"/>
+                <w:shd w:val="clear" w:color="auto" w:fill="A6A6A6"/>
               </w:rPr>
             </m:ctrlPr>
           </m:sSubPr>
@@ -1242,7 +1242,7 @@
       </w:r>
       <w:r>
         <w:rPr>
-          <w:shd w:val="clear" w:color="auto" w:fill="D9D9D9"/>
+          <w:shd w:val="clear" w:color="auto" w:fill="A6A6A6"/>
         </w:rPr>
         <w:t>一定的顺序</w:t>
       </w:r>
@@ -1287,7 +1287,7 @@
       </w:r>
       <w:r>
         <w:rPr>
-          <w:shd w:val="clear" w:color="auto" w:fill="D9D9D9"/>
+          <w:shd w:val="clear" w:color="auto" w:fill="A6A6A6"/>
         </w:rPr>
         <w:t>元素</w:t>
       </w:r>
@@ -1296,7 +1296,7 @@
       </w:r>
       <w:r>
         <w:rPr>
-          <w:shd w:val="clear" w:color="auto" w:fill="D9D9D9"/>
+          <w:shd w:val="clear" w:color="auto" w:fill="A6A6A6"/>
         </w:rPr>
         <w:t>排列顺序</w:t>
       </w:r>
@@ -1382,7 +1382,7 @@
       </w:r>
       <w:r>
         <w:rPr>
-          <w:shd w:val="clear" w:color="auto" w:fill="D9D9D9"/>
+          <w:shd w:val="clear" w:color="auto" w:fill="A6A6A6"/>
         </w:rPr>
         <w:t>所有不同排列</w:t>
       </w:r>
@@ -1413,7 +1413,7 @@
             <m:ctrlPr>
               <w:rPr>
                 <w:rFonts w:ascii="Cambria Math" w:hAnsi="Cambria Math"/>
-                <w:shd w:val="clear" w:color="auto" w:fill="D9D9D9"/>
+                <w:shd w:val="clear" w:color="auto" w:fill="A6A6A6"/>
               </w:rPr>
             </m:ctrlPr>
           </m:sSubSupPr>
@@ -1481,7 +1481,7 @@
       </w:r>
       <w:r>
         <w:rPr>
-          <w:shd w:val="clear" w:color="auto" w:fill="D9D9D9"/>
+          <w:shd w:val="clear" w:color="auto" w:fill="A6A6A6"/>
         </w:rPr>
         <w:t>一种具体排法</w:t>
       </w:r>
@@ -1490,7 +1490,7 @@
       </w:r>
       <w:r>
         <w:rPr>
-          <w:shd w:val="clear" w:color="auto" w:fill="D9D9D9"/>
+          <w:shd w:val="clear" w:color="auto" w:fill="A6A6A6"/>
         </w:rPr>
         <w:t>不是数</w:t>
       </w:r>
@@ -1511,7 +1511,7 @@
       </w:r>
       <w:r>
         <w:rPr>
-          <w:shd w:val="clear" w:color="auto" w:fill="D9D9D9"/>
+          <w:shd w:val="clear" w:color="auto" w:fill="A6A6A6"/>
         </w:rPr>
         <w:t>所有排列的个数</w:t>
       </w:r>
@@ -1520,7 +1520,7 @@
       </w:r>
       <w:r>
         <w:rPr>
-          <w:shd w:val="clear" w:color="auto" w:fill="D9D9D9"/>
+          <w:shd w:val="clear" w:color="auto" w:fill="A6A6A6"/>
         </w:rPr>
         <w:t>一个数</w:t>
       </w:r>
@@ -1603,7 +1603,7 @@
         <m:r>
           <w:rPr>
             <w:rFonts w:ascii="Cambria Math" w:hAnsi="Cambria Math" w:cs="Cambria Math"/>
-            <w:shd w:val="clear" w:color="auto" w:fill="D9D9D9"/>
+            <w:shd w:val="clear" w:color="auto" w:fill="A6A6A6"/>
           </w:rPr>
           <m:t>n</m:t>
         </m:r>
@@ -1612,7 +1612,7 @@
             <m:ctrlPr>
               <w:rPr>
                 <w:rFonts w:ascii="Cambria Math" w:hAnsi="Cambria Math"/>
-                <w:shd w:val="clear" w:color="auto" w:fill="D9D9D9"/>
+                <w:shd w:val="clear" w:color="auto" w:fill="A6A6A6"/>
               </w:rPr>
             </m:ctrlPr>
           </m:dPr>
@@ -1642,7 +1642,7 @@
             <m:ctrlPr>
               <w:rPr>
                 <w:rFonts w:ascii="Cambria Math" w:hAnsi="Cambria Math"/>
-                <w:shd w:val="clear" w:color="auto" w:fill="D9D9D9"/>
+                <w:shd w:val="clear" w:color="auto" w:fill="A6A6A6"/>
               </w:rPr>
             </m:ctrlPr>
           </m:dPr>
@@ -1681,7 +1681,7 @@
             <m:ctrlPr>
               <w:rPr>
                 <w:rFonts w:ascii="Cambria Math" w:hAnsi="Cambria Math"/>
-                <w:shd w:val="clear" w:color="auto" w:fill="D9D9D9"/>
+                <w:shd w:val="clear" w:color="auto" w:fill="A6A6A6"/>
               </w:rPr>
             </m:ctrlPr>
           </m:dPr>
@@ -1814,7 +1814,7 @@
             <m:ctrlPr>
               <w:rPr>
                 <w:rFonts w:ascii="Cambria Math" w:hAnsi="Cambria Math"/>
-                <w:shd w:val="clear" w:color="auto" w:fill="D9D9D9"/>
+                <w:shd w:val="clear" w:color="auto" w:fill="A6A6A6"/>
               </w:rPr>
             </m:ctrlPr>
           </m:sSubSupPr>
@@ -1849,7 +1849,7 @@
         <m:r>
           <w:rPr>
             <w:rFonts w:ascii="Cambria Math" w:hAnsi="Cambria Math" w:cs="Cambria Math"/>
-            <w:shd w:val="clear" w:color="auto" w:fill="D9D9D9"/>
+            <w:shd w:val="clear" w:color="auto" w:fill="A6A6A6"/>
           </w:rPr>
           <m:t>=</m:t>
         </m:r>
@@ -1858,7 +1858,7 @@
             <m:ctrlPr>
               <w:rPr>
                 <w:rFonts w:ascii="Cambria Math" w:hAnsi="Cambria Math"/>
-                <w:shd w:val="clear" w:color="auto" w:fill="D9D9D9"/>
+                <w:shd w:val="clear" w:color="auto" w:fill="A6A6A6"/>
               </w:rPr>
             </m:ctrlPr>
           </m:fPr>
@@ -1917,28 +1917,28 @@
         <m:r>
           <w:rPr>
             <w:rFonts w:ascii="Cambria Math" w:hAnsi="Cambria Math" w:cs="Cambria Math"/>
-            <w:shd w:val="clear" w:color="auto" w:fill="D9D9D9"/>
+            <w:shd w:val="clear" w:color="auto" w:fill="A6A6A6"/>
           </w:rPr>
           <m:t>n</m:t>
         </m:r>
         <m:r>
           <w:rPr>
             <w:rFonts w:ascii="Cambria Math" w:hAnsi="Cambria Math" w:cs="Cambria Math"/>
-            <w:shd w:val="clear" w:color="auto" w:fill="D9D9D9"/>
+            <w:shd w:val="clear" w:color="auto" w:fill="A6A6A6"/>
           </w:rPr>
           <m:t>,</m:t>
         </m:r>
         <m:r>
           <w:rPr>
             <w:rFonts w:ascii="Cambria Math" w:hAnsi="Cambria Math" w:cs="Cambria Math"/>
-            <w:shd w:val="clear" w:color="auto" w:fill="D9D9D9"/>
+            <w:shd w:val="clear" w:color="auto" w:fill="A6A6A6"/>
           </w:rPr>
           <m:t>m</m:t>
         </m:r>
         <m:r>
           <w:rPr>
             <w:rFonts w:ascii="Cambria Math" w:hAnsi="Cambria Math" w:cs="Cambria Math"/>
-            <w:shd w:val="clear" w:color="auto" w:fill="D9D9D9"/>
+            <w:shd w:val="clear" w:color="auto" w:fill="A6A6A6"/>
           </w:rPr>
           <m:t>∈</m:t>
         </m:r>
@@ -1947,7 +1947,7 @@
             <m:ctrlPr>
               <w:rPr>
                 <w:rFonts w:ascii="Cambria Math" w:hAnsi="Cambria Math"/>
-                <w:shd w:val="clear" w:color="auto" w:fill="D9D9D9"/>
+                <w:shd w:val="clear" w:color="auto" w:fill="A6A6A6"/>
               </w:rPr>
             </m:ctrlPr>
           </m:sSupPr>
@@ -1976,21 +1976,21 @@
         <m:r>
           <w:rPr>
             <w:rFonts w:ascii="Cambria Math" w:hAnsi="Cambria Math" w:cs="Cambria Math"/>
-            <w:shd w:val="clear" w:color="auto" w:fill="D9D9D9"/>
+            <w:shd w:val="clear" w:color="auto" w:fill="A6A6A6"/>
           </w:rPr>
           <m:t>m</m:t>
         </m:r>
         <m:r>
           <w:rPr>
             <w:rFonts w:ascii="Cambria Math" w:hAnsi="Cambria Math" w:cs="Cambria Math"/>
-            <w:shd w:val="clear" w:color="auto" w:fill="D9D9D9"/>
+            <w:shd w:val="clear" w:color="auto" w:fill="A6A6A6"/>
           </w:rPr>
           <m:t>≤</m:t>
         </m:r>
         <m:r>
           <w:rPr>
             <w:rFonts w:ascii="Cambria Math" w:hAnsi="Cambria Math" w:cs="Cambria Math"/>
-            <w:shd w:val="clear" w:color="auto" w:fill="D9D9D9"/>
+            <w:shd w:val="clear" w:color="auto" w:fill="A6A6A6"/>
           </w:rPr>
           <m:t>n</m:t>
         </m:r>
@@ -2059,7 +2059,7 @@
         <m:r>
           <w:rPr>
             <w:rFonts w:ascii="Cambria Math" w:hAnsi="Cambria Math" w:cs="Cambria Math"/>
-            <w:shd w:val="clear" w:color="auto" w:fill="D9D9D9"/>
+            <w:shd w:val="clear" w:color="auto" w:fill="A6A6A6"/>
           </w:rPr>
           <m:t>n</m:t>
         </m:r>
@@ -2120,7 +2120,7 @@
       </m:oMath>
       <w:r>
         <w:rPr>
-          <w:shd w:val="clear" w:color="auto" w:fill="D9D9D9"/>
+          <w:shd w:val="clear" w:color="auto" w:fill="A6A6A6"/>
         </w:rPr>
         <w:t>1</w:t>
       </w:r>
@@ -2137,7 +2137,7 @@
       </m:oMath>
       <w:r>
         <w:rPr>
-          <w:shd w:val="clear" w:color="auto" w:fill="D9D9D9"/>
+          <w:shd w:val="clear" w:color="auto" w:fill="A6A6A6"/>
         </w:rPr>
         <w:t>1</w:t>
       </w:r>
@@ -2193,21 +2193,21 @@
         <m:r>
           <w:rPr>
             <w:rFonts w:ascii="Cambria Math" w:hAnsi="Cambria Math" w:cs="Cambria Math"/>
-            <w:shd w:val="clear" w:color="auto" w:fill="D9D9D9"/>
+            <w:shd w:val="clear" w:color="auto" w:fill="A6A6A6"/>
           </w:rPr>
           <m:t>m</m:t>
         </m:r>
         <m:r>
           <w:rPr>
             <w:rFonts w:ascii="Cambria Math" w:hAnsi="Cambria Math" w:cs="Cambria Math"/>
-            <w:shd w:val="clear" w:color="auto" w:fill="D9D9D9"/>
+            <w:shd w:val="clear" w:color="auto" w:fill="A6A6A6"/>
           </w:rPr>
           <m:t>=</m:t>
         </m:r>
         <m:r>
           <w:rPr>
             <w:rFonts w:ascii="Cambria Math" w:hAnsi="Cambria Math" w:cs="Cambria Math"/>
-            <w:shd w:val="clear" w:color="auto" w:fill="D9D9D9"/>
+            <w:shd w:val="clear" w:color="auto" w:fill="A6A6A6"/>
           </w:rPr>
           <m:t>n</m:t>
         </m:r>
@@ -2221,7 +2221,7 @@
             <m:ctrlPr>
               <w:rPr>
                 <w:rFonts w:ascii="Cambria Math" w:hAnsi="Cambria Math"/>
-                <w:shd w:val="clear" w:color="auto" w:fill="D9D9D9"/>
+                <w:shd w:val="clear" w:color="auto" w:fill="A6A6A6"/>
               </w:rPr>
             </m:ctrlPr>
           </m:sSubSupPr>
@@ -2256,42 +2256,42 @@
         <m:r>
           <w:rPr>
             <w:rFonts w:ascii="Cambria Math" w:hAnsi="Cambria Math" w:cs="Cambria Math"/>
-            <w:shd w:val="clear" w:color="auto" w:fill="D9D9D9"/>
+            <w:shd w:val="clear" w:color="auto" w:fill="A6A6A6"/>
           </w:rPr>
           <m:t>=</m:t>
         </m:r>
         <m:r>
           <w:rPr>
             <w:rFonts w:ascii="Cambria Math" w:hAnsi="Cambria Math" w:cs="Cambria Math"/>
-            <w:shd w:val="clear" w:color="auto" w:fill="D9D9D9"/>
+            <w:shd w:val="clear" w:color="auto" w:fill="A6A6A6"/>
           </w:rPr>
           <m:t>n</m:t>
         </m:r>
         <m:r>
           <w:rPr>
             <w:rFonts w:ascii="Cambria Math" w:hAnsi="Cambria Math" w:cs="Cambria Math"/>
-            <w:shd w:val="clear" w:color="auto" w:fill="D9D9D9"/>
+            <w:shd w:val="clear" w:color="auto" w:fill="A6A6A6"/>
           </w:rPr>
           <m:t>×(</m:t>
         </m:r>
         <m:r>
           <w:rPr>
             <w:rFonts w:ascii="Cambria Math" w:hAnsi="Cambria Math" w:cs="Cambria Math"/>
-            <w:shd w:val="clear" w:color="auto" w:fill="D9D9D9"/>
+            <w:shd w:val="clear" w:color="auto" w:fill="A6A6A6"/>
           </w:rPr>
           <m:t>n</m:t>
         </m:r>
         <m:r>
           <w:rPr>
             <w:rFonts w:ascii="Cambria Math" w:hAnsi="Cambria Math" w:cs="Cambria Math"/>
-            <w:shd w:val="clear" w:color="auto" w:fill="D9D9D9"/>
+            <w:shd w:val="clear" w:color="auto" w:fill="A6A6A6"/>
           </w:rPr>
           <m:t>-</m:t>
         </m:r>
         <m:r>
           <w:rPr>
             <w:rFonts w:ascii="Cambria Math" w:hAnsi="Cambria Math" w:cs="Cambria Math"/>
-            <w:shd w:val="clear" w:color="auto" w:fill="D9D9D9"/>
+            <w:shd w:val="clear" w:color="auto" w:fill="A6A6A6"/>
           </w:rPr>
           <m:t>1)×⋯×3×2×1</m:t>
         </m:r>
@@ -2310,7 +2310,7 @@
       </w:r>
       <w:r>
         <w:rPr>
-          <w:shd w:val="clear" w:color="auto" w:fill="D9D9D9"/>
+          <w:shd w:val="clear" w:color="auto" w:fill="A6A6A6"/>
         </w:rPr>
         <w:t>n!</w:t>
       </w:r>
@@ -2417,7 +2417,7 @@
       </w:r>
       <w:r>
         <w:rPr>
-          <w:shd w:val="clear" w:color="auto" w:fill="D9D9D9"/>
+          <w:shd w:val="clear" w:color="auto" w:fill="A6A6A6"/>
         </w:rPr>
         <w:t>一组</w:t>
       </w:r>
@@ -2569,7 +2569,7 @@
             </w:r>
             <w:r>
               <w:rPr>
-                <w:shd w:val="clear" w:color="auto" w:fill="D9D9D9"/>
+                <w:shd w:val="clear" w:color="auto" w:fill="A6A6A6"/>
               </w:rPr>
               <w:t>所有不同组合</w:t>
             </w:r>
@@ -2651,7 +2651,7 @@
                     <m:ctrlPr>
                       <w:rPr>
                         <w:rFonts w:ascii="Cambria Math" w:hAnsi="Cambria Math"/>
-                        <w:shd w:val="clear" w:color="auto" w:fill="D9D9D9"/>
+                        <w:shd w:val="clear" w:color="auto" w:fill="A6A6A6"/>
                       </w:rPr>
                     </m:ctrlPr>
                   </m:sSubSupPr>
@@ -2808,7 +2808,7 @@
                   <m:ctrlPr>
                     <w:rPr>
                       <w:rFonts w:ascii="Cambria Math" w:hAnsi="Cambria Math"/>
-                      <w:shd w:val="clear" w:color="auto" w:fill="D9D9D9"/>
+                      <w:shd w:val="clear" w:color="auto" w:fill="A6A6A6"/>
                     </w:rPr>
                   </m:ctrlPr>
                 </m:fPr>
@@ -2899,7 +2899,7 @@
                   <m:ctrlPr>
                     <w:rPr>
                       <w:rFonts w:ascii="Cambria Math" w:hAnsi="Cambria Math"/>
-                      <w:shd w:val="clear" w:color="auto" w:fill="D9D9D9"/>
+                      <w:shd w:val="clear" w:color="auto" w:fill="A6A6A6"/>
                     </w:rPr>
                   </m:ctrlPr>
                 </m:fPr>
@@ -3142,7 +3142,7 @@
                     <m:ctrlPr>
                       <w:rPr>
                         <w:rFonts w:ascii="Cambria Math" w:hAnsi="Cambria Math"/>
-                        <w:shd w:val="clear" w:color="auto" w:fill="D9D9D9"/>
+                        <w:shd w:val="clear" w:color="auto" w:fill="A6A6A6"/>
                       </w:rPr>
                     </m:ctrlPr>
                   </m:fPr>
@@ -3310,7 +3310,7 @@
                   <m:ctrlPr>
                     <w:rPr>
                       <w:rFonts w:ascii="Cambria Math" w:hAnsi="Cambria Math"/>
-                      <w:shd w:val="clear" w:color="auto" w:fill="D9D9D9"/>
+                      <w:shd w:val="clear" w:color="auto" w:fill="A6A6A6"/>
                     </w:rPr>
                   </m:ctrlPr>
                 </m:sSubSupPr>
@@ -3412,7 +3412,7 @@
                   <m:ctrlPr>
                     <w:rPr>
                       <w:rFonts w:ascii="Cambria Math" w:hAnsi="Cambria Math"/>
-                      <w:shd w:val="clear" w:color="auto" w:fill="D9D9D9"/>
+                      <w:shd w:val="clear" w:color="auto" w:fill="A6A6A6"/>
                     </w:rPr>
                   </m:ctrlPr>
                 </m:sSubSupPr>
@@ -3459,7 +3459,7 @@
               <m:r>
                 <w:rPr>
                   <w:rFonts w:ascii="Cambria Math" w:hAnsi="Cambria Math" w:cs="Cambria Math"/>
-                  <w:shd w:val="clear" w:color="auto" w:fill="D9D9D9"/>
+                  <w:shd w:val="clear" w:color="auto" w:fill="A6A6A6"/>
                 </w:rPr>
                 <m:t>+</m:t>
               </m:r>
@@ -3468,7 +3468,7 @@
                   <m:ctrlPr>
                     <w:rPr>
                       <w:rFonts w:ascii="Cambria Math" w:hAnsi="Cambria Math"/>
-                      <w:shd w:val="clear" w:color="auto" w:fill="D9D9D9"/>
+                      <w:shd w:val="clear" w:color="auto" w:fill="A6A6A6"/>
                     </w:rPr>
                   </m:ctrlPr>
                 </m:sSubSupPr>
@@ -3634,7 +3634,7 @@
                   <m:ctrlPr>
                     <w:rPr>
                       <w:rFonts w:ascii="Cambria Math" w:hAnsi="Cambria Math"/>
-                      <w:shd w:val="clear" w:color="auto" w:fill="D9D9D9"/>
+                      <w:shd w:val="clear" w:color="auto" w:fill="A6A6A6"/>
                     </w:rPr>
                   </m:ctrlPr>
                 </m:sSubSupPr>
@@ -3669,7 +3669,7 @@
               <m:r>
                 <w:rPr>
                   <w:rFonts w:ascii="Cambria Math" w:hAnsi="Cambria Math" w:cs="Cambria Math"/>
-                  <w:shd w:val="clear" w:color="auto" w:fill="D9D9D9"/>
+                  <w:shd w:val="clear" w:color="auto" w:fill="A6A6A6"/>
                 </w:rPr>
                 <m:t>=1</m:t>
               </m:r>
@@ -4653,7 +4653,7 @@
       </w:r>
       <w:r>
         <w:rPr>
-          <w:shd w:val="clear" w:color="auto" w:fill="D9D9D9"/>
+          <w:shd w:val="clear" w:color="auto" w:fill="A6A6A6"/>
         </w:rPr>
         <w:t>排列与元素的顺序有关</w:t>
       </w:r>
@@ -4662,7 +4662,7 @@
       </w:r>
       <w:r>
         <w:rPr>
-          <w:shd w:val="clear" w:color="auto" w:fill="D9D9D9"/>
+          <w:shd w:val="clear" w:color="auto" w:fill="A6A6A6"/>
         </w:rPr>
         <w:t>组合与元素的顺序无关</w:t>
       </w:r>
@@ -4689,7 +4689,7 @@
       </w:r>
       <w:r>
         <w:rPr>
-          <w:shd w:val="clear" w:color="auto" w:fill="D9D9D9"/>
+          <w:shd w:val="clear" w:color="auto" w:fill="A6A6A6"/>
         </w:rPr>
         <w:t>组合</w:t>
       </w:r>
@@ -4731,7 +4731,7 @@
       </w:r>
       <w:r>
         <w:rPr>
-          <w:shd w:val="clear" w:color="auto" w:fill="D9D9D9"/>
+          <w:shd w:val="clear" w:color="auto" w:fill="A6A6A6"/>
         </w:rPr>
         <w:t>具体的一件事</w:t>
       </w:r>
@@ -4743,7 +4743,7 @@
       </w:r>
       <w:r>
         <w:rPr>
-          <w:shd w:val="clear" w:color="auto" w:fill="D9D9D9"/>
+          <w:shd w:val="clear" w:color="auto" w:fill="A6A6A6"/>
         </w:rPr>
         <w:t>组合数</w:t>
       </w:r>
@@ -4779,7 +4779,7 @@
       </w:r>
       <w:r>
         <w:rPr>
-          <w:shd w:val="clear" w:color="auto" w:fill="D9D9D9"/>
+          <w:shd w:val="clear" w:color="auto" w:fill="A6A6A6"/>
         </w:rPr>
         <w:t>所有不同组合的个数</w:t>
       </w:r>
@@ -4791,7 +4791,7 @@
       </w:r>
       <w:r>
         <w:rPr>
-          <w:shd w:val="clear" w:color="auto" w:fill="D9D9D9"/>
+          <w:shd w:val="clear" w:color="auto" w:fill="A6A6A6"/>
         </w:rPr>
         <w:t>一个数</w:t>
       </w:r>
@@ -4932,7 +4932,7 @@
                     <m:ctrlPr>
                       <w:rPr>
                         <w:rFonts w:ascii="Cambria Math" w:hAnsi="Cambria Math"/>
-                        <w:shd w:val="clear" w:color="auto" w:fill="D9D9D9"/>
+                        <w:shd w:val="clear" w:color="auto" w:fill="A6A6A6"/>
                       </w:rPr>
                     </m:ctrlPr>
                   </m:sSupPr>
@@ -4980,7 +4980,7 @@
                 <m:r>
                   <w:rPr>
                     <w:rFonts w:ascii="Cambria Math" w:hAnsi="Cambria Math" w:cs="Cambria Math"/>
-                    <w:shd w:val="clear" w:color="auto" w:fill="D9D9D9"/>
+                    <w:shd w:val="clear" w:color="auto" w:fill="A6A6A6"/>
                   </w:rPr>
                   <m:t>=</m:t>
                 </m:r>
@@ -4989,7 +4989,7 @@
                     <m:ctrlPr>
                       <w:rPr>
                         <w:rFonts w:ascii="Cambria Math" w:hAnsi="Cambria Math"/>
-                        <w:shd w:val="clear" w:color="auto" w:fill="D9D9D9"/>
+                        <w:shd w:val="clear" w:color="auto" w:fill="A6A6A6"/>
                       </w:rPr>
                     </m:ctrlPr>
                   </m:sSubSupPr>
@@ -5026,7 +5026,7 @@
                     <m:ctrlPr>
                       <w:rPr>
                         <w:rFonts w:ascii="Cambria Math" w:hAnsi="Cambria Math"/>
-                        <w:shd w:val="clear" w:color="auto" w:fill="D9D9D9"/>
+                        <w:shd w:val="clear" w:color="auto" w:fill="A6A6A6"/>
                       </w:rPr>
                     </m:ctrlPr>
                   </m:sSupPr>
@@ -5050,7 +5050,7 @@
                 <m:r>
                   <w:rPr>
                     <w:rFonts w:ascii="Cambria Math" w:hAnsi="Cambria Math" w:cs="Cambria Math"/>
-                    <w:shd w:val="clear" w:color="auto" w:fill="D9D9D9"/>
+                    <w:shd w:val="clear" w:color="auto" w:fill="A6A6A6"/>
                   </w:rPr>
                   <m:t>+</m:t>
                 </m:r>
@@ -5059,7 +5059,7 @@
                     <m:ctrlPr>
                       <w:rPr>
                         <w:rFonts w:ascii="Cambria Math" w:hAnsi="Cambria Math"/>
-                        <w:shd w:val="clear" w:color="auto" w:fill="D9D9D9"/>
+                        <w:shd w:val="clear" w:color="auto" w:fill="A6A6A6"/>
                       </w:rPr>
                     </m:ctrlPr>
                   </m:sSubSupPr>
@@ -5096,7 +5096,7 @@
                     <m:ctrlPr>
                       <w:rPr>
                         <w:rFonts w:ascii="Cambria Math" w:hAnsi="Cambria Math"/>
-                        <w:shd w:val="clear" w:color="auto" w:fill="D9D9D9"/>
+                        <w:shd w:val="clear" w:color="auto" w:fill="A6A6A6"/>
                       </w:rPr>
                     </m:ctrlPr>
                   </m:sSupPr>
@@ -5134,7 +5134,7 @@
                     <m:ctrlPr>
                       <w:rPr>
                         <w:rFonts w:ascii="Cambria Math" w:hAnsi="Cambria Math"/>
-                        <w:shd w:val="clear" w:color="auto" w:fill="D9D9D9"/>
+                        <w:shd w:val="clear" w:color="auto" w:fill="A6A6A6"/>
                       </w:rPr>
                     </m:ctrlPr>
                   </m:sSupPr>
@@ -5158,7 +5158,7 @@
                 <m:r>
                   <w:rPr>
                     <w:rFonts w:ascii="Cambria Math" w:hAnsi="Cambria Math" w:cs="Cambria Math"/>
-                    <w:shd w:val="clear" w:color="auto" w:fill="D9D9D9"/>
+                    <w:shd w:val="clear" w:color="auto" w:fill="A6A6A6"/>
                   </w:rPr>
                   <m:t>+⋯+</m:t>
                 </m:r>
@@ -5167,7 +5167,7 @@
                     <m:ctrlPr>
                       <w:rPr>
                         <w:rFonts w:ascii="Cambria Math" w:hAnsi="Cambria Math"/>
-                        <w:shd w:val="clear" w:color="auto" w:fill="D9D9D9"/>
+                        <w:shd w:val="clear" w:color="auto" w:fill="A6A6A6"/>
                       </w:rPr>
                     </m:ctrlPr>
                   </m:sSubSupPr>
@@ -5204,7 +5204,7 @@
                     <m:ctrlPr>
                       <w:rPr>
                         <w:rFonts w:ascii="Cambria Math" w:hAnsi="Cambria Math"/>
-                        <w:shd w:val="clear" w:color="auto" w:fill="D9D9D9"/>
+                        <w:shd w:val="clear" w:color="auto" w:fill="A6A6A6"/>
                       </w:rPr>
                     </m:ctrlPr>
                   </m:sSupPr>
@@ -5242,7 +5242,7 @@
                     <m:ctrlPr>
                       <w:rPr>
                         <w:rFonts w:ascii="Cambria Math" w:hAnsi="Cambria Math"/>
-                        <w:shd w:val="clear" w:color="auto" w:fill="D9D9D9"/>
+                        <w:shd w:val="clear" w:color="auto" w:fill="A6A6A6"/>
                       </w:rPr>
                     </m:ctrlPr>
                   </m:sSupPr>
@@ -5266,7 +5266,7 @@
                 <m:r>
                   <w:rPr>
                     <w:rFonts w:ascii="Cambria Math" w:hAnsi="Cambria Math" w:cs="Cambria Math"/>
-                    <w:shd w:val="clear" w:color="auto" w:fill="D9D9D9"/>
+                    <w:shd w:val="clear" w:color="auto" w:fill="A6A6A6"/>
                   </w:rPr>
                   <m:t>+⋯+</m:t>
                 </m:r>
@@ -5275,7 +5275,7 @@
                     <m:ctrlPr>
                       <w:rPr>
                         <w:rFonts w:ascii="Cambria Math" w:hAnsi="Cambria Math"/>
-                        <w:shd w:val="clear" w:color="auto" w:fill="D9D9D9"/>
+                        <w:shd w:val="clear" w:color="auto" w:fill="A6A6A6"/>
                       </w:rPr>
                     </m:ctrlPr>
                   </m:sSubSupPr>
@@ -5312,7 +5312,7 @@
                     <m:ctrlPr>
                       <w:rPr>
                         <w:rFonts w:ascii="Cambria Math" w:hAnsi="Cambria Math"/>
-                        <w:shd w:val="clear" w:color="auto" w:fill="D9D9D9"/>
+                        <w:shd w:val="clear" w:color="auto" w:fill="A6A6A6"/>
                       </w:rPr>
                     </m:ctrlPr>
                   </m:sSupPr>
@@ -5338,7 +5338,7 @@
                     <m:ctrlPr>
                       <w:rPr>
                         <w:rFonts w:ascii="Cambria Math" w:hAnsi="Cambria Math"/>
-                        <w:shd w:val="clear" w:color="auto" w:fill="D9D9D9"/>
+                        <w:shd w:val="clear" w:color="auto" w:fill="A6A6A6"/>
                       </w:rPr>
                     </m:ctrlPr>
                   </m:dPr>
@@ -5492,7 +5492,7 @@
                     <m:ctrlPr>
                       <w:rPr>
                         <w:rFonts w:ascii="Cambria Math" w:hAnsi="Cambria Math"/>
-                        <w:shd w:val="clear" w:color="auto" w:fill="D9D9D9"/>
+                        <w:shd w:val="clear" w:color="auto" w:fill="A6A6A6"/>
                       </w:rPr>
                     </m:ctrlPr>
                   </m:sSubSupPr>
@@ -5529,7 +5529,7 @@
                     <m:ctrlPr>
                       <w:rPr>
                         <w:rFonts w:ascii="Cambria Math" w:hAnsi="Cambria Math"/>
-                        <w:shd w:val="clear" w:color="auto" w:fill="D9D9D9"/>
+                        <w:shd w:val="clear" w:color="auto" w:fill="A6A6A6"/>
                       </w:rPr>
                     </m:ctrlPr>
                   </m:dPr>
@@ -5664,7 +5664,7 @@
                     <m:ctrlPr>
                       <w:rPr>
                         <w:rFonts w:ascii="Cambria Math" w:hAnsi="Cambria Math"/>
-                        <w:shd w:val="clear" w:color="auto" w:fill="D9D9D9"/>
+                        <w:shd w:val="clear" w:color="auto" w:fill="A6A6A6"/>
                       </w:rPr>
                     </m:ctrlPr>
                   </m:sSubSupPr>
@@ -5701,7 +5701,7 @@
                     <m:ctrlPr>
                       <w:rPr>
                         <w:rFonts w:ascii="Cambria Math" w:hAnsi="Cambria Math"/>
-                        <w:shd w:val="clear" w:color="auto" w:fill="D9D9D9"/>
+                        <w:shd w:val="clear" w:color="auto" w:fill="A6A6A6"/>
                       </w:rPr>
                     </m:ctrlPr>
                   </m:sSupPr>
@@ -5739,7 +5739,7 @@
                     <m:ctrlPr>
                       <w:rPr>
                         <w:rFonts w:ascii="Cambria Math" w:hAnsi="Cambria Math"/>
-                        <w:shd w:val="clear" w:color="auto" w:fill="D9D9D9"/>
+                        <w:shd w:val="clear" w:color="auto" w:fill="A6A6A6"/>
                       </w:rPr>
                     </m:ctrlPr>
                   </m:sSupPr>
@@ -5903,7 +5903,7 @@
             </w:r>
             <w:r>
               <w:rPr>
-                <w:shd w:val="clear" w:color="auto" w:fill="D9D9D9"/>
+                <w:shd w:val="clear" w:color="auto" w:fill="A6A6A6"/>
               </w:rPr>
               <w:t>相等</w:t>
             </w:r>
@@ -5916,7 +5916,7 @@
                   <m:ctrlPr>
                     <w:rPr>
                       <w:rFonts w:ascii="Cambria Math" w:hAnsi="Cambria Math"/>
-                      <w:shd w:val="clear" w:color="auto" w:fill="D9D9D9"/>
+                      <w:shd w:val="clear" w:color="auto" w:fill="A6A6A6"/>
                     </w:rPr>
                   </m:ctrlPr>
                 </m:sSubSupPr>
@@ -5951,7 +5951,7 @@
               <m:r>
                 <w:rPr>
                   <w:rFonts w:ascii="Cambria Math" w:hAnsi="Cambria Math" w:cs="Cambria Math"/>
-                  <w:shd w:val="clear" w:color="auto" w:fill="D9D9D9"/>
+                  <w:shd w:val="clear" w:color="auto" w:fill="A6A6A6"/>
                 </w:rPr>
                 <m:t>=</m:t>
               </m:r>
@@ -5960,7 +5960,7 @@
                   <m:ctrlPr>
                     <w:rPr>
                       <w:rFonts w:ascii="Cambria Math" w:hAnsi="Cambria Math"/>
-                      <w:shd w:val="clear" w:color="auto" w:fill="D9D9D9"/>
+                      <w:shd w:val="clear" w:color="auto" w:fill="A6A6A6"/>
                     </w:rPr>
                   </m:ctrlPr>
                 </m:sSubSupPr>
@@ -6135,7 +6135,7 @@
             </w:r>
             <w:r>
               <w:rPr>
-                <w:shd w:val="clear" w:color="auto" w:fill="D9D9D9"/>
+                <w:shd w:val="clear" w:color="auto" w:fill="A6A6A6"/>
               </w:rPr>
               <w:t>递增的</w:t>
             </w:r>
@@ -6261,7 +6261,7 @@
             </w:r>
             <w:r>
               <w:rPr>
-                <w:shd w:val="clear" w:color="auto" w:fill="D9D9D9"/>
+                <w:shd w:val="clear" w:color="auto" w:fill="A6A6A6"/>
               </w:rPr>
               <w:t>递减的</w:t>
             </w:r>
@@ -6348,7 +6348,7 @@
             </w:r>
             <w:r>
               <w:rPr>
-                <w:shd w:val="clear" w:color="auto" w:fill="D9D9D9"/>
+                <w:shd w:val="clear" w:color="auto" w:fill="A6A6A6"/>
               </w:rPr>
               <w:t>一项</w:t>
             </w:r>
@@ -6438,7 +6438,7 @@
             </w:r>
             <w:r>
               <w:rPr>
-                <w:shd w:val="clear" w:color="auto" w:fill="D9D9D9"/>
+                <w:shd w:val="clear" w:color="auto" w:fill="A6A6A6"/>
               </w:rPr>
               <w:t>两项</w:t>
             </w:r>
@@ -6697,7 +6697,7 @@
                     <m:ctrlPr>
                       <w:rPr>
                         <w:rFonts w:ascii="Cambria Math" w:hAnsi="Cambria Math"/>
-                        <w:shd w:val="clear" w:color="auto" w:fill="D9D9D9"/>
+                        <w:shd w:val="clear" w:color="auto" w:fill="A6A6A6"/>
                       </w:rPr>
                     </m:ctrlPr>
                   </m:sSupPr>
@@ -7048,7 +7048,7 @@
                     <m:ctrlPr>
                       <w:rPr>
                         <w:rFonts w:ascii="Cambria Math" w:hAnsi="Cambria Math"/>
-                        <w:shd w:val="clear" w:color="auto" w:fill="D9D9D9"/>
+                        <w:shd w:val="clear" w:color="auto" w:fill="A6A6A6"/>
                       </w:rPr>
                     </m:ctrlPr>
                   </m:sSupPr>

--- a/高中数学/高中数学同步/人教B版选必2 第3章 排列、组合与二项式定理·知识清单（完成）.docx
+++ b/高中数学/高中数学同步/人教B版选必2 第3章 排列、组合与二项式定理·知识清单（完成）.docx
@@ -7128,7 +7128,7 @@
 <w:ftr xmlns:w="http://schemas.openxmlformats.org/wordprocessingml/2006/main">
   <w:p xmlns:w="http://schemas.openxmlformats.org/wordprocessingml/2006/main">
     <w:pPr>
-      <w:jc w:val="center"/>
+      <w:jc w:val="left"/>
     </w:pPr>
     <w:r>
       <w:rPr>

--- a/高中数学/高中数学同步/人教B版选必2 第3章 排列、组合与二项式定理·知识清单（完成）.docx
+++ b/高中数学/高中数学同步/人教B版选必2 第3章 排列、组合与二项式定理·知识清单（完成）.docx
@@ -1,11 +1,10 @@
 
 <file path=word/document.xml><?xml version="1.0" encoding="utf-8"?>
-<w:document xmlns:wpc="http://schemas.microsoft.com/office/word/2010/wordprocessingCanvas" xmlns:cx="http://schemas.microsoft.com/office/drawing/2014/chartex" xmlns:cx1="http://schemas.microsoft.com/office/drawing/2015/9/8/chartex" xmlns:cx2="http://schemas.microsoft.com/office/drawing/2015/10/21/chartex" xmlns:cx3="http://schemas.microsoft.com/office/drawing/2016/5/9/chartex" xmlns:cx4="http://schemas.microsoft.com/office/drawing/2016/5/10/chartex" xmlns:cx5="http://schemas.microsoft.com/office/drawing/2016/5/11/chartex" xmlns:cx6="http://schemas.microsoft.com/office/drawing/2016/5/12/chartex" xmlns:cx7="http://schemas.microsoft.com/office/drawing/2016/5/13/chartex" xmlns:cx8="http://schemas.microsoft.com/office/drawing/2016/5/14/chartex" xmlns:mc="http://schemas.openxmlformats.org/markup-compatibility/2006" xmlns:aink="http://schemas.microsoft.com/office/drawing/2016/ink" xmlns:am3d="http://schemas.microsoft.com/office/drawing/2017/model3d" xmlns:o="urn:schemas-microsoft-com:office:office" xmlns:r="http://schemas.openxmlformats.org/officeDocument/2006/relationships" xmlns:m="http://schemas.openxmlformats.org/officeDocument/2006/math" xmlns:v="urn:schemas-microsoft-com:vml" xmlns:wp14="http://schemas.microsoft.com/office/word/2010/wordprocessingDrawing" xmlns:wp="http://schemas.openxmlformats.org/drawingml/2006/wordprocessingDrawing" xmlns:w10="urn:schemas-microsoft-com:office:word" xmlns:w="http://schemas.openxmlformats.org/wordprocessingml/2006/main" xmlns:w14="http://schemas.microsoft.com/office/word/2010/wordml" xmlns:w15="http://schemas.microsoft.com/office/word/2012/wordml" xmlns:w16cex="http://schemas.microsoft.com/office/word/2018/wordml/cex" xmlns:w16cid="http://schemas.microsoft.com/office/word/2016/wordml/cid" xmlns:w16="http://schemas.microsoft.com/office/word/2018/wordml" xmlns:w16sdtdh="http://schemas.microsoft.com/office/word/2020/wordml/sdtdatahash" xmlns:w16se="http://schemas.microsoft.com/office/word/2015/wordml/symex" xmlns:wpg="http://schemas.microsoft.com/office/word/2010/wordprocessingGroup" xmlns:wpi="http://schemas.microsoft.com/office/word/2010/wordprocessingInk" xmlns:wne="http://schemas.microsoft.com/office/word/2006/wordml" xmlns:wps="http://schemas.microsoft.com/office/word/2010/wordprocessingShape" mc:Ignorable="w14 w15 w16se w16cid w16 w16cex w16sdtdh wp14">
+<w:document xmlns:wpc="http://schemas.microsoft.com/office/word/2010/wordprocessingCanvas" xmlns:cx="http://schemas.microsoft.com/office/drawing/2014/chartex" xmlns:cx1="http://schemas.microsoft.com/office/drawing/2015/9/8/chartex" xmlns:cx2="http://schemas.microsoft.com/office/drawing/2015/10/21/chartex" xmlns:cx3="http://schemas.microsoft.com/office/drawing/2016/5/9/chartex" xmlns:cx4="http://schemas.microsoft.com/office/drawing/2016/5/10/chartex" xmlns:cx5="http://schemas.microsoft.com/office/drawing/2016/5/11/chartex" xmlns:cx6="http://schemas.microsoft.com/office/drawing/2016/5/12/chartex" xmlns:cx7="http://schemas.microsoft.com/office/drawing/2016/5/13/chartex" xmlns:cx8="http://schemas.microsoft.com/office/drawing/2016/5/14/chartex" xmlns:mc="http://schemas.openxmlformats.org/markup-compatibility/2006" xmlns:aink="http://schemas.microsoft.com/office/drawing/2016/ink" xmlns:am3d="http://schemas.microsoft.com/office/drawing/2017/model3d" xmlns:o="urn:schemas-microsoft-com:office:office" xmlns:oel="http://schemas.microsoft.com/office/2019/extlst" xmlns:r="http://schemas.openxmlformats.org/officeDocument/2006/relationships" xmlns:m="http://schemas.openxmlformats.org/officeDocument/2006/math" xmlns:v="urn:schemas-microsoft-com:vml" xmlns:wp14="http://schemas.microsoft.com/office/word/2010/wordprocessingDrawing" xmlns:wp="http://schemas.openxmlformats.org/drawingml/2006/wordprocessingDrawing" xmlns:w10="urn:schemas-microsoft-com:office:word" xmlns:w="http://schemas.openxmlformats.org/wordprocessingml/2006/main" xmlns:w14="http://schemas.microsoft.com/office/word/2010/wordml" xmlns:w15="http://schemas.microsoft.com/office/word/2012/wordml" xmlns:w16cex="http://schemas.microsoft.com/office/word/2018/wordml/cex" xmlns:w16cid="http://schemas.microsoft.com/office/word/2016/wordml/cid" xmlns:w16="http://schemas.microsoft.com/office/word/2018/wordml" xmlns:w16sdtdh="http://schemas.microsoft.com/office/word/2020/wordml/sdtdatahash" xmlns:w16se="http://schemas.microsoft.com/office/word/2015/wordml/symex" xmlns:wpg="http://schemas.microsoft.com/office/word/2010/wordprocessingGroup" xmlns:wpi="http://schemas.microsoft.com/office/word/2010/wordprocessingInk" xmlns:wne="http://schemas.microsoft.com/office/word/2006/wordml" xmlns:wps="http://schemas.microsoft.com/office/word/2010/wordprocessingShape" mc:Ignorable="w14 w15 w16se w16cid w16 w16cex w16sdtdh wp14">
   <w:body>
     <w:p>
       <w:pPr>
         <w:snapToGrid w:val="0"/>
-        <w:spacing w:line="300" w:lineRule="auto" w:before="0" w:after="0"/>
       </w:pPr>
       <w:r>
         <w:rPr>
@@ -21,6 +20,7 @@
         </w:rPr>
         <w:t>B</w:t>
       </w:r>
+      <w:proofErr w:type="gramStart"/>
       <w:r>
         <w:rPr>
           <w:b/>
@@ -28,6 +28,7 @@
         </w:rPr>
         <w:t>版选必</w:t>
       </w:r>
+      <w:proofErr w:type="gramEnd"/>
       <w:r>
         <w:rPr>
           <w:b/>
@@ -88,7 +89,6 @@
     <w:p>
       <w:pPr>
         <w:snapToGrid w:val="0"/>
-        <w:spacing w:line="300" w:lineRule="auto" w:before="0" w:after="0"/>
         <w:outlineLvl w:val="0"/>
       </w:pPr>
       <w:r>
@@ -109,15 +109,13 @@
     <w:p>
       <w:pPr>
         <w:snapToGrid w:val="0"/>
-        <w:spacing w:line="300" w:lineRule="auto" w:before="0" w:after="0"/>
       </w:pPr>
       <w:r>
         <w:rPr>
           <w:noProof/>
-          <w:kern w:val="0"/>
         </w:rPr>
         <w:drawing>
-          <wp:inline distT="0" distB="0" distL="0" distR="0" wp14:anchorId="3E16F106" wp14:editId="0B35DB44">
+          <wp:inline distT="0" distB="0" distL="0" distR="0" wp14:anchorId="234F6069" wp14:editId="37325098">
             <wp:extent cx="6265450" cy="5570554"/>
             <wp:effectExtent l="0" t="0" r="2540" b="0"/>
             <wp:docPr id="100003" name="图片 100003" descr="@@@3c8241d4f1a24d44b4a9b384f4020684"/>
@@ -158,7 +156,6 @@
     <w:p>
       <w:pPr>
         <w:snapToGrid w:val="0"/>
-        <w:spacing w:line="300" w:lineRule="auto" w:before="0" w:after="0"/>
         <w:outlineLvl w:val="1"/>
       </w:pPr>
       <w:r>
@@ -179,7 +176,6 @@
     <w:p>
       <w:pPr>
         <w:snapToGrid w:val="0"/>
-        <w:spacing w:line="300" w:lineRule="auto" w:before="0" w:after="0"/>
       </w:pPr>
       <w:r>
         <w:t>1</w:t>
@@ -230,7 +226,6 @@
           <w:p>
             <w:pPr>
               <w:snapToGrid w:val="0"/>
-              <w:spacing w:line="300" w:lineRule="auto" w:before="0" w:after="0"/>
             </w:pPr>
             <w:r>
               <w:t>任务</w:t>
@@ -255,7 +250,6 @@
           <w:p>
             <w:pPr>
               <w:snapToGrid w:val="0"/>
-              <w:spacing w:line="300" w:lineRule="auto" w:before="0" w:after="0"/>
             </w:pPr>
             <w:r>
               <w:t>完成一件事</w:t>
@@ -282,7 +276,6 @@
           <w:p>
             <w:pPr>
               <w:snapToGrid w:val="0"/>
-              <w:spacing w:line="300" w:lineRule="auto" w:before="0" w:after="0"/>
             </w:pPr>
             <w:r>
               <w:t>分类</w:t>
@@ -307,7 +300,6 @@
           <w:p>
             <w:pPr>
               <w:snapToGrid w:val="0"/>
-              <w:spacing w:line="300" w:lineRule="auto" w:before="0" w:after="0"/>
             </w:pPr>
             <w:r>
               <w:t>有两类不同方案，在第</w:t>
@@ -364,7 +356,6 @@
           <w:p>
             <w:pPr>
               <w:snapToGrid w:val="0"/>
-              <w:spacing w:line="300" w:lineRule="auto" w:before="0" w:after="0"/>
             </w:pPr>
             <w:r>
               <w:t>计数</w:t>
@@ -389,7 +380,6 @@
           <w:p>
             <w:pPr>
               <w:snapToGrid w:val="0"/>
-              <w:spacing w:line="300" w:lineRule="auto" w:before="0" w:after="0"/>
             </w:pPr>
             <w:r>
               <w:t>完成这件事共有</w:t>
@@ -399,13 +389,7 @@
                 <w:rPr>
                   <w:rFonts w:ascii="Cambria Math" w:hAnsi="Cambria Math" w:cs="Cambria Math"/>
                 </w:rPr>
-                <m:t>N</m:t>
-              </m:r>
-              <m:r>
-                <w:rPr>
-                  <w:rFonts w:ascii="Cambria Math" w:hAnsi="Cambria Math" w:cs="Cambria Math"/>
-                </w:rPr>
-                <m:t>=</m:t>
+                <m:t>N=</m:t>
               </m:r>
             </m:oMath>
             <w:r>
@@ -424,13 +408,11 @@
     <w:p>
       <w:pPr>
         <w:snapToGrid w:val="0"/>
-        <w:spacing w:line="300" w:lineRule="auto" w:before="0" w:after="0"/>
       </w:pPr>
     </w:p>
     <w:p>
       <w:pPr>
         <w:snapToGrid w:val="0"/>
-        <w:spacing w:line="300" w:lineRule="auto" w:before="0" w:after="0"/>
       </w:pPr>
       <w:r>
         <w:t>2</w:t>
@@ -662,13 +644,11 @@
     <w:p>
       <w:pPr>
         <w:snapToGrid w:val="0"/>
-        <w:spacing w:line="300" w:lineRule="auto" w:before="0" w:after="0"/>
       </w:pPr>
     </w:p>
     <w:p>
       <w:pPr>
         <w:snapToGrid w:val="0"/>
-        <w:spacing w:line="300" w:lineRule="auto" w:before="0" w:after="0"/>
       </w:pPr>
       <w:r>
         <w:t>3</w:t>
@@ -719,7 +699,6 @@
           <w:p>
             <w:pPr>
               <w:snapToGrid w:val="0"/>
-              <w:spacing w:line="300" w:lineRule="auto" w:before="0" w:after="0"/>
             </w:pPr>
             <w:r>
               <w:t>任务</w:t>
@@ -744,7 +723,6 @@
           <w:p>
             <w:pPr>
               <w:snapToGrid w:val="0"/>
-              <w:spacing w:line="300" w:lineRule="auto" w:before="0" w:after="0"/>
             </w:pPr>
             <w:r>
               <w:t>完成一件事</w:t>
@@ -771,7 +749,6 @@
           <w:p>
             <w:pPr>
               <w:snapToGrid w:val="0"/>
-              <w:spacing w:line="300" w:lineRule="auto" w:before="0" w:after="0"/>
             </w:pPr>
             <w:r>
               <w:t>分步</w:t>
@@ -796,7 +773,6 @@
           <w:p>
             <w:pPr>
               <w:snapToGrid w:val="0"/>
-              <w:spacing w:line="300" w:lineRule="auto" w:before="0" w:after="0"/>
             </w:pPr>
             <w:r>
               <w:t>需要两个步骤，做第</w:t>
@@ -853,7 +829,6 @@
           <w:p>
             <w:pPr>
               <w:snapToGrid w:val="0"/>
-              <w:spacing w:line="300" w:lineRule="auto" w:before="0" w:after="0"/>
             </w:pPr>
             <w:r>
               <w:lastRenderedPageBreak/>
@@ -879,7 +854,6 @@
           <w:p>
             <w:pPr>
               <w:snapToGrid w:val="0"/>
-              <w:spacing w:line="300" w:lineRule="auto" w:before="0" w:after="0"/>
             </w:pPr>
             <w:r>
               <w:t>完成这件事共有</w:t>
@@ -889,13 +863,7 @@
                 <w:rPr>
                   <w:rFonts w:ascii="Cambria Math" w:hAnsi="Cambria Math" w:cs="Cambria Math"/>
                 </w:rPr>
-                <m:t>N</m:t>
-              </m:r>
-              <m:r>
-                <w:rPr>
-                  <w:rFonts w:ascii="Cambria Math" w:hAnsi="Cambria Math" w:cs="Cambria Math"/>
-                </w:rPr>
-                <m:t>=</m:t>
+                <m:t>N=</m:t>
               </m:r>
             </m:oMath>
             <w:r>
@@ -914,13 +882,11 @@
     <w:p>
       <w:pPr>
         <w:snapToGrid w:val="0"/>
-        <w:spacing w:line="300" w:lineRule="auto" w:before="0" w:after="0"/>
       </w:pPr>
     </w:p>
     <w:p>
       <w:pPr>
         <w:snapToGrid w:val="0"/>
-        <w:spacing w:line="300" w:lineRule="auto" w:before="0" w:after="0"/>
       </w:pPr>
       <w:r>
         <w:t>4</w:t>
@@ -934,8 +900,13 @@
         </w:rPr>
         <w:t>n</w:t>
       </w:r>
-      <w:r>
-        <w:t>个步骤，在第</w:t>
+      <w:proofErr w:type="gramStart"/>
+      <w:r>
+        <w:t>个</w:t>
+      </w:r>
+      <w:proofErr w:type="gramEnd"/>
+      <w:r>
+        <w:t>步骤，在第</w:t>
       </w:r>
       <w:r>
         <w:t>1</w:t>
@@ -1152,13 +1123,11 @@
     <w:p>
       <w:pPr>
         <w:snapToGrid w:val="0"/>
-        <w:spacing w:line="300" w:lineRule="auto" w:before="0" w:after="0"/>
       </w:pPr>
     </w:p>
     <w:p>
       <w:pPr>
         <w:snapToGrid w:val="0"/>
-        <w:spacing w:line="300" w:lineRule="auto" w:before="0" w:after="0"/>
         <w:outlineLvl w:val="1"/>
       </w:pPr>
       <w:r>
@@ -1179,7 +1148,6 @@
     <w:p>
       <w:pPr>
         <w:snapToGrid w:val="0"/>
-        <w:spacing w:line="300" w:lineRule="auto" w:before="0" w:after="0"/>
       </w:pPr>
       <w:r>
         <w:t>5</w:t>
@@ -1193,9 +1161,11 @@
         </w:rPr>
         <w:t>n</w:t>
       </w:r>
+      <w:proofErr w:type="gramStart"/>
       <w:r>
         <w:t>个</w:t>
       </w:r>
+      <w:proofErr w:type="gramEnd"/>
       <w:r>
         <w:t>不同元素中取出</w:t>
       </w:r>
@@ -1204,41 +1174,16 @@
           <w:rPr>
             <w:rFonts w:ascii="Cambria Math" w:hAnsi="Cambria Math" w:cs="Cambria Math"/>
           </w:rPr>
-          <m:t>m</m:t>
-        </m:r>
-        <m:r>
-          <w:rPr>
-            <w:rFonts w:ascii="Cambria Math" w:hAnsi="Cambria Math" w:cs="Cambria Math"/>
-          </w:rPr>
-          <m:t>(</m:t>
-        </m:r>
-        <m:r>
-          <w:rPr>
-            <w:rFonts w:ascii="Cambria Math" w:hAnsi="Cambria Math" w:cs="Cambria Math"/>
-          </w:rPr>
-          <m:t>m</m:t>
-        </m:r>
-        <m:r>
-          <w:rPr>
-            <w:rFonts w:ascii="Cambria Math" w:hAnsi="Cambria Math" w:cs="Cambria Math"/>
-          </w:rPr>
-          <m:t>≤</m:t>
-        </m:r>
-        <m:r>
-          <w:rPr>
-            <w:rFonts w:ascii="Cambria Math" w:hAnsi="Cambria Math" w:cs="Cambria Math"/>
-          </w:rPr>
-          <m:t>n</m:t>
-        </m:r>
-        <m:r>
-          <w:rPr>
-            <w:rFonts w:ascii="Cambria Math" w:hAnsi="Cambria Math" w:cs="Cambria Math"/>
-          </w:rPr>
-          <m:t>)</m:t>
+          <m:t>m(m≤n)</m:t>
         </m:r>
       </m:oMath>
-      <w:r>
-        <w:t>个元素，并按照</w:t>
+      <w:proofErr w:type="gramStart"/>
+      <w:r>
+        <w:t>个</w:t>
+      </w:r>
+      <w:proofErr w:type="gramEnd"/>
+      <w:r>
+        <w:t>元素，并按照</w:t>
       </w:r>
       <w:r>
         <w:rPr>
@@ -1255,8 +1200,13 @@
         </w:rPr>
         <w:t>n</w:t>
       </w:r>
-      <w:r>
-        <w:t>个不同元素中取出</w:t>
+      <w:proofErr w:type="gramStart"/>
+      <w:r>
+        <w:t>个</w:t>
+      </w:r>
+      <w:proofErr w:type="gramEnd"/>
+      <w:r>
+        <w:t>不同元素中取出</w:t>
       </w:r>
       <w:r>
         <w:rPr>
@@ -1264,20 +1214,23 @@
         </w:rPr>
         <w:t>m</w:t>
       </w:r>
-      <w:r>
-        <w:t>个元素的一个排列．</w:t>
+      <w:proofErr w:type="gramStart"/>
+      <w:r>
+        <w:t>个</w:t>
+      </w:r>
+      <w:proofErr w:type="gramEnd"/>
+      <w:r>
+        <w:t>元素的一个排列．</w:t>
       </w:r>
     </w:p>
     <w:p>
       <w:pPr>
         <w:snapToGrid w:val="0"/>
-        <w:spacing w:line="300" w:lineRule="auto" w:before="0" w:after="0"/>
       </w:pPr>
     </w:p>
     <w:p>
       <w:pPr>
         <w:snapToGrid w:val="0"/>
-        <w:spacing w:line="300" w:lineRule="auto" w:before="0" w:after="0"/>
       </w:pPr>
       <w:r>
         <w:t>6</w:t>
@@ -1307,13 +1260,11 @@
     <w:p>
       <w:pPr>
         <w:snapToGrid w:val="0"/>
-        <w:spacing w:line="300" w:lineRule="auto" w:before="0" w:after="0"/>
       </w:pPr>
     </w:p>
     <w:p>
       <w:pPr>
         <w:snapToGrid w:val="0"/>
-        <w:spacing w:line="300" w:lineRule="auto" w:before="0" w:after="0"/>
       </w:pPr>
       <w:r>
         <w:t>7</w:t>
@@ -1325,7 +1276,6 @@
     <w:p>
       <w:pPr>
         <w:snapToGrid w:val="0"/>
-        <w:spacing w:line="300" w:lineRule="auto" w:before="0" w:after="0"/>
       </w:pPr>
       <w:r>
         <w:t>从</w:t>
@@ -1336,49 +1286,29 @@
         </w:rPr>
         <w:t>n</w:t>
       </w:r>
-      <w:r>
-        <w:t>个不同元素中取出</w:t>
+      <w:proofErr w:type="gramStart"/>
+      <w:r>
+        <w:t>个</w:t>
+      </w:r>
+      <w:proofErr w:type="gramEnd"/>
+      <w:r>
+        <w:t>不同元素中取出</w:t>
       </w:r>
       <m:oMath>
         <m:r>
           <w:rPr>
             <w:rFonts w:ascii="Cambria Math" w:hAnsi="Cambria Math" w:cs="Cambria Math"/>
           </w:rPr>
-          <m:t>m</m:t>
-        </m:r>
-        <m:r>
-          <w:rPr>
-            <w:rFonts w:ascii="Cambria Math" w:hAnsi="Cambria Math" w:cs="Cambria Math"/>
-          </w:rPr>
-          <m:t>(</m:t>
-        </m:r>
-        <m:r>
-          <w:rPr>
-            <w:rFonts w:ascii="Cambria Math" w:hAnsi="Cambria Math" w:cs="Cambria Math"/>
-          </w:rPr>
-          <m:t>m</m:t>
-        </m:r>
-        <m:r>
-          <w:rPr>
-            <w:rFonts w:ascii="Cambria Math" w:hAnsi="Cambria Math" w:cs="Cambria Math"/>
-          </w:rPr>
-          <m:t>≤</m:t>
-        </m:r>
-        <m:r>
-          <w:rPr>
-            <w:rFonts w:ascii="Cambria Math" w:hAnsi="Cambria Math" w:cs="Cambria Math"/>
-          </w:rPr>
-          <m:t>n</m:t>
-        </m:r>
-        <m:r>
-          <w:rPr>
-            <w:rFonts w:ascii="Cambria Math" w:hAnsi="Cambria Math" w:cs="Cambria Math"/>
-          </w:rPr>
-          <m:t>)</m:t>
+          <m:t>m(m≤n)</m:t>
         </m:r>
       </m:oMath>
-      <w:r>
-        <w:t>个元素的</w:t>
+      <w:proofErr w:type="gramStart"/>
+      <w:r>
+        <w:t>个</w:t>
+      </w:r>
+      <w:proofErr w:type="gramEnd"/>
+      <w:r>
+        <w:t>元素的</w:t>
       </w:r>
       <w:r>
         <w:rPr>
@@ -1395,8 +1325,13 @@
         </w:rPr>
         <w:t>n</w:t>
       </w:r>
-      <w:r>
-        <w:t>个不同元素中取出</w:t>
+      <w:proofErr w:type="gramStart"/>
+      <w:r>
+        <w:t>个</w:t>
+      </w:r>
+      <w:proofErr w:type="gramEnd"/>
+      <w:r>
+        <w:t>不同元素中取出</w:t>
       </w:r>
       <w:r>
         <w:rPr>
@@ -1404,8 +1339,13 @@
         </w:rPr>
         <w:t>m</w:t>
       </w:r>
-      <w:r>
-        <w:t>个元素的排列数，用符号</w:t>
+      <w:proofErr w:type="gramStart"/>
+      <w:r>
+        <w:t>个</w:t>
+      </w:r>
+      <w:proofErr w:type="gramEnd"/>
+      <w:r>
+        <w:t>元素的排列数，用符号</w:t>
       </w:r>
       <m:oMath>
         <m:sSubSup>
@@ -1450,34 +1390,39 @@
     <w:p>
       <w:pPr>
         <w:snapToGrid w:val="0"/>
-        <w:spacing w:line="300" w:lineRule="auto" w:before="0" w:after="0"/>
       </w:pPr>
     </w:p>
     <w:p>
       <w:pPr>
         <w:snapToGrid w:val="0"/>
-        <w:spacing w:line="300" w:lineRule="auto" w:before="0" w:after="0"/>
       </w:pPr>
       <w:r>
         <w:t>8</w:t>
       </w:r>
       <w:r>
-        <w:t>．【微思考】排列与排列数有何区别？</w:t>
-      </w:r>
-      <w:r>
-        <w:t>一个排列是指从</w:t>
+        <w:t>．【微思考】排列与排列数有何区别？一个排列是指从</w:t>
       </w:r>
       <w:r>
         <w:t>n</w:t>
       </w:r>
-      <w:r>
-        <w:t>个不同元素中，任取</w:t>
+      <w:proofErr w:type="gramStart"/>
+      <w:r>
+        <w:t>个</w:t>
+      </w:r>
+      <w:proofErr w:type="gramEnd"/>
+      <w:r>
+        <w:t>不同元素中，任取</w:t>
       </w:r>
       <w:r>
         <w:t>m</w:t>
       </w:r>
-      <w:r>
-        <w:t>个元素，按照一定顺序排成一列的</w:t>
+      <w:proofErr w:type="gramStart"/>
+      <w:r>
+        <w:t>个</w:t>
+      </w:r>
+      <w:proofErr w:type="gramEnd"/>
+      <w:r>
+        <w:t>元素，按照一定顺序排成一列的</w:t>
       </w:r>
       <w:r>
         <w:rPr>
@@ -1500,14 +1445,24 @@
       <w:r>
         <w:t>n</w:t>
       </w:r>
-      <w:r>
-        <w:t>个不同元素中取</w:t>
+      <w:proofErr w:type="gramStart"/>
+      <w:r>
+        <w:t>个</w:t>
+      </w:r>
+      <w:proofErr w:type="gramEnd"/>
+      <w:r>
+        <w:t>不同元素中取</w:t>
       </w:r>
       <w:r>
         <w:t>m</w:t>
       </w:r>
-      <w:r>
-        <w:t>个不同元素的</w:t>
+      <w:proofErr w:type="gramStart"/>
+      <w:r>
+        <w:t>个</w:t>
+      </w:r>
+      <w:proofErr w:type="gramEnd"/>
+      <w:r>
+        <w:t>不同元素的</w:t>
       </w:r>
       <w:r>
         <w:rPr>
@@ -1528,13 +1483,11 @@
     <w:p>
       <w:pPr>
         <w:snapToGrid w:val="0"/>
-        <w:spacing w:line="300" w:lineRule="auto" w:before="0" w:after="0"/>
       </w:pPr>
     </w:p>
     <w:p>
       <w:pPr>
         <w:snapToGrid w:val="0"/>
-        <w:spacing w:line="300" w:lineRule="auto" w:before="0" w:after="0"/>
       </w:pPr>
       <w:r>
         <w:t>9</w:t>
@@ -1546,7 +1499,6 @@
     <w:p>
       <w:pPr>
         <w:snapToGrid w:val="0"/>
-        <w:spacing w:line="300" w:lineRule="auto" w:before="0" w:after="0"/>
       </w:pPr>
       <w:r>
         <w:t>（</w:t>
@@ -1621,19 +1573,7 @@
               <w:rPr>
                 <w:rFonts w:ascii="Cambria Math" w:hAnsi="Cambria Math" w:cs="Cambria Math"/>
               </w:rPr>
-              <m:t>n</m:t>
-            </m:r>
-            <m:r>
-              <w:rPr>
-                <w:rFonts w:ascii="Cambria Math" w:hAnsi="Cambria Math" w:cs="Cambria Math"/>
-              </w:rPr>
-              <m:t>-</m:t>
-            </m:r>
-            <m:r>
-              <w:rPr>
-                <w:rFonts w:ascii="Cambria Math" w:hAnsi="Cambria Math" w:cs="Cambria Math"/>
-              </w:rPr>
-              <m:t>1</m:t>
+              <m:t>n-1</m:t>
             </m:r>
           </m:e>
         </m:d>
@@ -1651,19 +1591,7 @@
               <w:rPr>
                 <w:rFonts w:ascii="Cambria Math" w:hAnsi="Cambria Math" w:cs="Cambria Math"/>
               </w:rPr>
-              <m:t>n</m:t>
-            </m:r>
-            <m:r>
-              <w:rPr>
-                <w:rFonts w:ascii="Cambria Math" w:hAnsi="Cambria Math" w:cs="Cambria Math"/>
-              </w:rPr>
-              <m:t>-</m:t>
-            </m:r>
-            <m:r>
-              <w:rPr>
-                <w:rFonts w:ascii="Cambria Math" w:hAnsi="Cambria Math" w:cs="Cambria Math"/>
-              </w:rPr>
-              <m:t>2</m:t>
+              <m:t>n-2</m:t>
             </m:r>
           </m:e>
         </m:d>
@@ -1690,25 +1618,7 @@
               <w:rPr>
                 <w:rFonts w:ascii="Cambria Math" w:hAnsi="Cambria Math" w:cs="Cambria Math"/>
               </w:rPr>
-              <m:t>n</m:t>
-            </m:r>
-            <m:r>
-              <w:rPr>
-                <w:rFonts w:ascii="Cambria Math" w:hAnsi="Cambria Math" w:cs="Cambria Math"/>
-              </w:rPr>
-              <m:t>-</m:t>
-            </m:r>
-            <m:r>
-              <w:rPr>
-                <w:rFonts w:ascii="Cambria Math" w:hAnsi="Cambria Math" w:cs="Cambria Math"/>
-              </w:rPr>
-              <m:t>m</m:t>
-            </m:r>
-            <m:r>
-              <w:rPr>
-                <w:rFonts w:ascii="Cambria Math" w:hAnsi="Cambria Math" w:cs="Cambria Math"/>
-              </w:rPr>
-              <m:t>+1</m:t>
+              <m:t>n-m+1</m:t>
             </m:r>
           </m:e>
         </m:d>
@@ -1721,25 +1631,7 @@
           <w:rPr>
             <w:rFonts w:ascii="Cambria Math" w:hAnsi="Cambria Math" w:cs="Cambria Math"/>
           </w:rPr>
-          <m:t>n</m:t>
-        </m:r>
-        <m:r>
-          <w:rPr>
-            <w:rFonts w:ascii="Cambria Math" w:hAnsi="Cambria Math" w:cs="Cambria Math"/>
-          </w:rPr>
-          <m:t>,</m:t>
-        </m:r>
-        <m:r>
-          <w:rPr>
-            <w:rFonts w:ascii="Cambria Math" w:hAnsi="Cambria Math" w:cs="Cambria Math"/>
-          </w:rPr>
-          <m:t>m</m:t>
-        </m:r>
-        <m:r>
-          <w:rPr>
-            <w:rFonts w:ascii="Cambria Math" w:hAnsi="Cambria Math" w:cs="Cambria Math"/>
-          </w:rPr>
-          <m:t>∈</m:t>
+          <m:t>n,m∈</m:t>
         </m:r>
         <m:sSup>
           <m:sSupPr>
@@ -1775,19 +1667,7 @@
           <w:rPr>
             <w:rFonts w:ascii="Cambria Math" w:hAnsi="Cambria Math" w:cs="Cambria Math"/>
           </w:rPr>
-          <m:t>m</m:t>
-        </m:r>
-        <m:r>
-          <w:rPr>
-            <w:rFonts w:ascii="Cambria Math" w:hAnsi="Cambria Math" w:cs="Cambria Math"/>
-          </w:rPr>
-          <m:t>≤</m:t>
-        </m:r>
-        <m:r>
-          <w:rPr>
-            <w:rFonts w:ascii="Cambria Math" w:hAnsi="Cambria Math" w:cs="Cambria Math"/>
-          </w:rPr>
-          <m:t>n</m:t>
+          <m:t>m≤n</m:t>
         </m:r>
       </m:oMath>
       <w:r>
@@ -1797,7 +1677,6 @@
     <w:p>
       <w:pPr>
         <w:snapToGrid w:val="0"/>
-        <w:spacing w:line="300" w:lineRule="auto" w:before="0" w:after="0"/>
       </w:pPr>
       <w:r>
         <w:t>（</w:t>
@@ -1867,13 +1746,7 @@
               <w:rPr>
                 <w:rFonts w:ascii="Cambria Math" w:hAnsi="Cambria Math" w:cs="Cambria Math"/>
               </w:rPr>
-              <m:t>n</m:t>
-            </m:r>
-            <m:r>
-              <w:rPr>
-                <w:rFonts w:ascii="Cambria Math" w:hAnsi="Cambria Math" w:cs="Cambria Math"/>
-              </w:rPr>
-              <m:t>!</m:t>
+              <m:t>n!</m:t>
             </m:r>
           </m:num>
           <m:den>
@@ -1881,31 +1754,7 @@
               <w:rPr>
                 <w:rFonts w:ascii="Cambria Math" w:hAnsi="Cambria Math" w:cs="Cambria Math"/>
               </w:rPr>
-              <m:t>(</m:t>
-            </m:r>
-            <m:r>
-              <w:rPr>
-                <w:rFonts w:ascii="Cambria Math" w:hAnsi="Cambria Math" w:cs="Cambria Math"/>
-              </w:rPr>
-              <m:t>n</m:t>
-            </m:r>
-            <m:r>
-              <w:rPr>
-                <w:rFonts w:ascii="Cambria Math" w:hAnsi="Cambria Math" w:cs="Cambria Math"/>
-              </w:rPr>
-              <m:t>-</m:t>
-            </m:r>
-            <m:r>
-              <w:rPr>
-                <w:rFonts w:ascii="Cambria Math" w:hAnsi="Cambria Math" w:cs="Cambria Math"/>
-              </w:rPr>
-              <m:t>m</m:t>
-            </m:r>
-            <m:r>
-              <w:rPr>
-                <w:rFonts w:ascii="Cambria Math" w:hAnsi="Cambria Math" w:cs="Cambria Math"/>
-              </w:rPr>
-              <m:t>)!</m:t>
+              <m:t>(n-m)!</m:t>
             </m:r>
           </m:den>
         </m:f>
@@ -1919,28 +1768,7 @@
             <w:rFonts w:ascii="Cambria Math" w:hAnsi="Cambria Math" w:cs="Cambria Math"/>
             <w:shd w:val="clear" w:color="auto" w:fill="A6A6A6"/>
           </w:rPr>
-          <m:t>n</m:t>
-        </m:r>
-        <m:r>
-          <w:rPr>
-            <w:rFonts w:ascii="Cambria Math" w:hAnsi="Cambria Math" w:cs="Cambria Math"/>
-            <w:shd w:val="clear" w:color="auto" w:fill="A6A6A6"/>
-          </w:rPr>
-          <m:t>,</m:t>
-        </m:r>
-        <m:r>
-          <w:rPr>
-            <w:rFonts w:ascii="Cambria Math" w:hAnsi="Cambria Math" w:cs="Cambria Math"/>
-            <w:shd w:val="clear" w:color="auto" w:fill="A6A6A6"/>
-          </w:rPr>
-          <m:t>m</m:t>
-        </m:r>
-        <m:r>
-          <w:rPr>
-            <w:rFonts w:ascii="Cambria Math" w:hAnsi="Cambria Math" w:cs="Cambria Math"/>
-            <w:shd w:val="clear" w:color="auto" w:fill="A6A6A6"/>
-          </w:rPr>
-          <m:t>∈</m:t>
+          <m:t>n,m∈</m:t>
         </m:r>
         <m:sSup>
           <m:sSupPr>
@@ -1978,21 +1806,7 @@
             <w:rFonts w:ascii="Cambria Math" w:hAnsi="Cambria Math" w:cs="Cambria Math"/>
             <w:shd w:val="clear" w:color="auto" w:fill="A6A6A6"/>
           </w:rPr>
-          <m:t>m</m:t>
-        </m:r>
-        <m:r>
-          <w:rPr>
-            <w:rFonts w:ascii="Cambria Math" w:hAnsi="Cambria Math" w:cs="Cambria Math"/>
-            <w:shd w:val="clear" w:color="auto" w:fill="A6A6A6"/>
-          </w:rPr>
-          <m:t>≤</m:t>
-        </m:r>
-        <m:r>
-          <w:rPr>
-            <w:rFonts w:ascii="Cambria Math" w:hAnsi="Cambria Math" w:cs="Cambria Math"/>
-            <w:shd w:val="clear" w:color="auto" w:fill="A6A6A6"/>
-          </w:rPr>
-          <m:t>n</m:t>
+          <m:t>m≤n</m:t>
         </m:r>
       </m:oMath>
       <w:r>
@@ -2002,7 +1816,6 @@
     <w:p>
       <w:pPr>
         <w:snapToGrid w:val="0"/>
-        <w:spacing w:line="300" w:lineRule="auto" w:before="0" w:after="0"/>
       </w:pPr>
       <w:r>
         <w:t>（</w:t>
@@ -2148,13 +1961,11 @@
     <w:p>
       <w:pPr>
         <w:snapToGrid w:val="0"/>
-        <w:spacing w:line="300" w:lineRule="auto" w:before="0" w:after="0"/>
       </w:pPr>
     </w:p>
     <w:p>
       <w:pPr>
         <w:snapToGrid w:val="0"/>
-        <w:spacing w:line="300" w:lineRule="auto" w:before="0" w:after="0"/>
       </w:pPr>
       <w:r>
         <w:t>10</w:t>
@@ -2166,7 +1977,6 @@
     <w:p>
       <w:pPr>
         <w:snapToGrid w:val="0"/>
-        <w:spacing w:line="300" w:lineRule="auto" w:before="0" w:after="0"/>
       </w:pPr>
       <w:r>
         <w:t>把</w:t>
@@ -2177,8 +1987,13 @@
         </w:rPr>
         <w:t>n</w:t>
       </w:r>
-      <w:r>
-        <w:t>个不同的元素全部取出的一个排列，叫做</w:t>
+      <w:proofErr w:type="gramStart"/>
+      <w:r>
+        <w:t>个</w:t>
+      </w:r>
+      <w:proofErr w:type="gramEnd"/>
+      <w:r>
+        <w:t>不同的元素全部取出的一个排列，叫做</w:t>
       </w:r>
       <w:r>
         <w:rPr>
@@ -2186,8 +2001,13 @@
         </w:rPr>
         <w:t>n</w:t>
       </w:r>
-      <w:r>
-        <w:t>个元素的一个全排列，此时</w:t>
+      <w:proofErr w:type="gramStart"/>
+      <w:r>
+        <w:t>个</w:t>
+      </w:r>
+      <w:proofErr w:type="gramEnd"/>
+      <w:r>
+        <w:t>元素的一个全排列，此时</w:t>
       </w:r>
       <m:oMath>
         <m:r>
@@ -2195,21 +2015,7 @@
             <w:rFonts w:ascii="Cambria Math" w:hAnsi="Cambria Math" w:cs="Cambria Math"/>
             <w:shd w:val="clear" w:color="auto" w:fill="A6A6A6"/>
           </w:rPr>
-          <m:t>m</m:t>
-        </m:r>
-        <m:r>
-          <w:rPr>
-            <w:rFonts w:ascii="Cambria Math" w:hAnsi="Cambria Math" w:cs="Cambria Math"/>
-            <w:shd w:val="clear" w:color="auto" w:fill="A6A6A6"/>
-          </w:rPr>
-          <m:t>=</m:t>
-        </m:r>
-        <m:r>
-          <w:rPr>
-            <w:rFonts w:ascii="Cambria Math" w:hAnsi="Cambria Math" w:cs="Cambria Math"/>
-            <w:shd w:val="clear" w:color="auto" w:fill="A6A6A6"/>
-          </w:rPr>
-          <m:t>n</m:t>
+          <m:t>m=n</m:t>
         </m:r>
       </m:oMath>
       <w:r>
@@ -2258,42 +2064,7 @@
             <w:rFonts w:ascii="Cambria Math" w:hAnsi="Cambria Math" w:cs="Cambria Math"/>
             <w:shd w:val="clear" w:color="auto" w:fill="A6A6A6"/>
           </w:rPr>
-          <m:t>=</m:t>
-        </m:r>
-        <m:r>
-          <w:rPr>
-            <w:rFonts w:ascii="Cambria Math" w:hAnsi="Cambria Math" w:cs="Cambria Math"/>
-            <w:shd w:val="clear" w:color="auto" w:fill="A6A6A6"/>
-          </w:rPr>
-          <m:t>n</m:t>
-        </m:r>
-        <m:r>
-          <w:rPr>
-            <w:rFonts w:ascii="Cambria Math" w:hAnsi="Cambria Math" w:cs="Cambria Math"/>
-            <w:shd w:val="clear" w:color="auto" w:fill="A6A6A6"/>
-          </w:rPr>
-          <m:t>×(</m:t>
-        </m:r>
-        <m:r>
-          <w:rPr>
-            <w:rFonts w:ascii="Cambria Math" w:hAnsi="Cambria Math" w:cs="Cambria Math"/>
-            <w:shd w:val="clear" w:color="auto" w:fill="A6A6A6"/>
-          </w:rPr>
-          <m:t>n</m:t>
-        </m:r>
-        <m:r>
-          <w:rPr>
-            <w:rFonts w:ascii="Cambria Math" w:hAnsi="Cambria Math" w:cs="Cambria Math"/>
-            <w:shd w:val="clear" w:color="auto" w:fill="A6A6A6"/>
-          </w:rPr>
-          <m:t>-</m:t>
-        </m:r>
-        <m:r>
-          <w:rPr>
-            <w:rFonts w:ascii="Cambria Math" w:hAnsi="Cambria Math" w:cs="Cambria Math"/>
-            <w:shd w:val="clear" w:color="auto" w:fill="A6A6A6"/>
-          </w:rPr>
-          <m:t>1)×⋯×3×2×1</m:t>
+          <m:t>=n×(n-1)×⋯×3×2×1</m:t>
         </m:r>
       </m:oMath>
       <w:r>
@@ -2321,13 +2092,11 @@
     <w:p>
       <w:pPr>
         <w:snapToGrid w:val="0"/>
-        <w:spacing w:line="300" w:lineRule="auto" w:before="0" w:after="0"/>
       </w:pPr>
     </w:p>
     <w:p>
       <w:pPr>
         <w:snapToGrid w:val="0"/>
-        <w:spacing w:line="300" w:lineRule="auto" w:before="0" w:after="0"/>
         <w:outlineLvl w:val="1"/>
       </w:pPr>
       <w:r>
@@ -2348,7 +2117,6 @@
     <w:p>
       <w:pPr>
         <w:snapToGrid w:val="0"/>
-        <w:spacing w:line="300" w:lineRule="auto" w:before="0" w:after="0"/>
       </w:pPr>
       <w:r>
         <w:t>11</w:t>
@@ -2360,7 +2128,6 @@
     <w:p>
       <w:pPr>
         <w:snapToGrid w:val="0"/>
-        <w:spacing w:line="300" w:lineRule="auto" w:before="0" w:after="0"/>
       </w:pPr>
       <w:r>
         <w:t>一般地，从</w:t>
@@ -2371,49 +2138,29 @@
         </w:rPr>
         <w:t>n</w:t>
       </w:r>
-      <w:r>
-        <w:t>个不同元素中取出</w:t>
+      <w:proofErr w:type="gramStart"/>
+      <w:r>
+        <w:t>个</w:t>
+      </w:r>
+      <w:proofErr w:type="gramEnd"/>
+      <w:r>
+        <w:t>不同元素中取出</w:t>
       </w:r>
       <m:oMath>
         <m:r>
           <w:rPr>
             <w:rFonts w:ascii="Cambria Math" w:hAnsi="Cambria Math" w:cs="Cambria Math"/>
           </w:rPr>
-          <m:t>m</m:t>
-        </m:r>
-        <m:r>
-          <w:rPr>
-            <w:rFonts w:ascii="Cambria Math" w:hAnsi="Cambria Math" w:cs="Cambria Math"/>
-          </w:rPr>
-          <m:t>(</m:t>
-        </m:r>
-        <m:r>
-          <w:rPr>
-            <w:rFonts w:ascii="Cambria Math" w:hAnsi="Cambria Math" w:cs="Cambria Math"/>
-          </w:rPr>
-          <m:t>m</m:t>
-        </m:r>
-        <m:r>
-          <w:rPr>
-            <w:rFonts w:ascii="Cambria Math" w:hAnsi="Cambria Math" w:cs="Cambria Math"/>
-          </w:rPr>
-          <m:t>≤</m:t>
-        </m:r>
-        <m:r>
-          <w:rPr>
-            <w:rFonts w:ascii="Cambria Math" w:hAnsi="Cambria Math" w:cs="Cambria Math"/>
-          </w:rPr>
-          <m:t>n</m:t>
-        </m:r>
-        <m:r>
-          <w:rPr>
-            <w:rFonts w:ascii="Cambria Math" w:hAnsi="Cambria Math" w:cs="Cambria Math"/>
-          </w:rPr>
-          <m:t>)</m:t>
+          <m:t>m(m≤n)</m:t>
         </m:r>
       </m:oMath>
-      <w:r>
-        <w:t>个元素作为</w:t>
+      <w:proofErr w:type="gramStart"/>
+      <w:r>
+        <w:t>个</w:t>
+      </w:r>
+      <w:proofErr w:type="gramEnd"/>
+      <w:r>
+        <w:t>元素作为</w:t>
       </w:r>
       <w:r>
         <w:rPr>
@@ -2430,8 +2177,13 @@
         </w:rPr>
         <w:t>n</w:t>
       </w:r>
-      <w:r>
-        <w:t>个不同元素中取出</w:t>
+      <w:proofErr w:type="gramStart"/>
+      <w:r>
+        <w:t>个</w:t>
+      </w:r>
+      <w:proofErr w:type="gramEnd"/>
+      <w:r>
+        <w:t>不同元素中取出</w:t>
       </w:r>
       <w:r>
         <w:rPr>
@@ -2439,8 +2191,13 @@
         </w:rPr>
         <w:t>m</w:t>
       </w:r>
-      <w:r>
-        <w:t>个元素的一个组合．</w:t>
+      <w:proofErr w:type="gramStart"/>
+      <w:r>
+        <w:t>个</w:t>
+      </w:r>
+      <w:proofErr w:type="gramEnd"/>
+      <w:r>
+        <w:t>元素的一个组合．</w:t>
       </w:r>
     </w:p>
     <w:tbl>
@@ -2463,9 +2220,9 @@
         <w:tblLook w:val="04A0" w:firstRow="1" w:lastRow="0" w:firstColumn="1" w:lastColumn="0" w:noHBand="0" w:noVBand="1"/>
       </w:tblPr>
       <w:tblGrid>
-        <w:gridCol w:w="1158"/>
-        <w:gridCol w:w="2098"/>
-        <w:gridCol w:w="7190"/>
+        <w:gridCol w:w="1161"/>
+        <w:gridCol w:w="2113"/>
+        <w:gridCol w:w="7172"/>
       </w:tblGrid>
       <w:tr>
         <w:tc>
@@ -2486,7 +2243,6 @@
           <w:p>
             <w:pPr>
               <w:snapToGrid w:val="0"/>
-              <w:spacing w:line="300" w:lineRule="auto" w:before="0" w:after="0"/>
             </w:pPr>
             <w:r>
               <w:t>组合数定义</w:t>
@@ -2512,7 +2268,6 @@
           <w:p>
             <w:pPr>
               <w:snapToGrid w:val="0"/>
-              <w:spacing w:line="300" w:lineRule="auto" w:before="0" w:after="0"/>
             </w:pPr>
             <w:r>
               <w:t>从</w:t>
@@ -2523,49 +2278,29 @@
               </w:rPr>
               <w:t>n</w:t>
             </w:r>
-            <w:r>
-              <w:t>个不同元素中取出</w:t>
+            <w:proofErr w:type="gramStart"/>
+            <w:r>
+              <w:t>个</w:t>
+            </w:r>
+            <w:proofErr w:type="gramEnd"/>
+            <w:r>
+              <w:t>不同元素中取出</w:t>
             </w:r>
             <m:oMath>
               <m:r>
                 <w:rPr>
                   <w:rFonts w:ascii="Cambria Math" w:hAnsi="Cambria Math" w:cs="Cambria Math"/>
                 </w:rPr>
-                <m:t>m</m:t>
-              </m:r>
-              <m:r>
-                <w:rPr>
-                  <w:rFonts w:ascii="Cambria Math" w:hAnsi="Cambria Math" w:cs="Cambria Math"/>
-                </w:rPr>
-                <m:t>(</m:t>
-              </m:r>
-              <m:r>
-                <w:rPr>
-                  <w:rFonts w:ascii="Cambria Math" w:hAnsi="Cambria Math" w:cs="Cambria Math"/>
-                </w:rPr>
-                <m:t>m</m:t>
-              </m:r>
-              <m:r>
-                <w:rPr>
-                  <w:rFonts w:ascii="Cambria Math" w:hAnsi="Cambria Math" w:cs="Cambria Math"/>
-                </w:rPr>
-                <m:t>≤</m:t>
-              </m:r>
-              <m:r>
-                <w:rPr>
-                  <w:rFonts w:ascii="Cambria Math" w:hAnsi="Cambria Math" w:cs="Cambria Math"/>
-                </w:rPr>
-                <m:t>n</m:t>
-              </m:r>
-              <m:r>
-                <w:rPr>
-                  <w:rFonts w:ascii="Cambria Math" w:hAnsi="Cambria Math" w:cs="Cambria Math"/>
-                </w:rPr>
-                <m:t>)</m:t>
+                <m:t>m(m≤n)</m:t>
               </m:r>
             </m:oMath>
-            <w:r>
-              <w:t>个元素的</w:t>
+            <w:proofErr w:type="gramStart"/>
+            <w:r>
+              <w:t>个</w:t>
+            </w:r>
+            <w:proofErr w:type="gramEnd"/>
+            <w:r>
+              <w:t>元素的</w:t>
             </w:r>
             <w:r>
               <w:rPr>
@@ -2582,8 +2317,13 @@
               </w:rPr>
               <w:t>n</w:t>
             </w:r>
-            <w:r>
-              <w:t>个不同元素中取出</w:t>
+            <w:proofErr w:type="gramStart"/>
+            <w:r>
+              <w:t>个</w:t>
+            </w:r>
+            <w:proofErr w:type="gramEnd"/>
+            <w:r>
+              <w:t>不同元素中取出</w:t>
             </w:r>
             <w:r>
               <w:rPr>
@@ -2591,8 +2331,13 @@
               </w:rPr>
               <w:t>m</w:t>
             </w:r>
-            <w:r>
-              <w:t>个元素的组合数</w:t>
+            <w:proofErr w:type="gramStart"/>
+            <w:r>
+              <w:t>个</w:t>
+            </w:r>
+            <w:proofErr w:type="gramEnd"/>
+            <w:r>
+              <w:t>元素的组合数</w:t>
             </w:r>
           </w:p>
         </w:tc>
@@ -2616,7 +2361,6 @@
           <w:p>
             <w:pPr>
               <w:snapToGrid w:val="0"/>
-              <w:spacing w:line="300" w:lineRule="auto" w:before="0" w:after="0"/>
             </w:pPr>
             <w:r>
               <w:t>表示法</w:t>
@@ -2642,7 +2386,6 @@
           <w:p>
             <w:pPr>
               <w:snapToGrid w:val="0"/>
-              <w:spacing w:line="300" w:lineRule="auto" w:before="0" w:after="0"/>
             </w:pPr>
             <m:oMathPara>
               <m:oMath>
@@ -2708,7 +2451,6 @@
           <w:p>
             <w:pPr>
               <w:snapToGrid w:val="0"/>
-              <w:spacing w:line="300" w:lineRule="auto" w:before="0" w:after="0"/>
             </w:pPr>
             <w:r>
               <w:t>组合数公式</w:t>
@@ -2733,7 +2475,6 @@
           <w:p>
             <w:pPr>
               <w:snapToGrid w:val="0"/>
-              <w:spacing w:line="300" w:lineRule="auto" w:before="0" w:after="0"/>
             </w:pPr>
             <w:r>
               <w:t>乘积式</w:t>
@@ -2758,7 +2499,6 @@
           <w:p>
             <w:pPr>
               <w:snapToGrid w:val="0"/>
-              <w:spacing w:line="300" w:lineRule="auto" w:before="0" w:after="0"/>
             </w:pPr>
             <m:oMath>
               <m:sSubSup>
@@ -2923,19 +2663,7 @@
                         <w:rPr>
                           <w:rFonts w:ascii="Cambria Math" w:hAnsi="Cambria Math" w:cs="Cambria Math"/>
                         </w:rPr>
-                        <m:t>n</m:t>
-                      </m:r>
-                      <m:r>
-                        <w:rPr>
-                          <w:rFonts w:ascii="Cambria Math" w:hAnsi="Cambria Math" w:cs="Cambria Math"/>
-                        </w:rPr>
-                        <m:t>-</m:t>
-                      </m:r>
-                      <m:r>
-                        <w:rPr>
-                          <w:rFonts w:ascii="Cambria Math" w:hAnsi="Cambria Math" w:cs="Cambria Math"/>
-                        </w:rPr>
-                        <m:t>1</m:t>
+                        <m:t>n-1</m:t>
                       </m:r>
                     </m:e>
                   </m:d>
@@ -2952,19 +2680,7 @@
                         <w:rPr>
                           <w:rFonts w:ascii="Cambria Math" w:hAnsi="Cambria Math" w:cs="Cambria Math"/>
                         </w:rPr>
-                        <m:t>n</m:t>
-                      </m:r>
-                      <m:r>
-                        <w:rPr>
-                          <w:rFonts w:ascii="Cambria Math" w:hAnsi="Cambria Math" w:cs="Cambria Math"/>
-                        </w:rPr>
-                        <m:t>-</m:t>
-                      </m:r>
-                      <m:r>
-                        <w:rPr>
-                          <w:rFonts w:ascii="Cambria Math" w:hAnsi="Cambria Math" w:cs="Cambria Math"/>
-                        </w:rPr>
-                        <m:t>2</m:t>
+                        <m:t>n-2</m:t>
                       </m:r>
                     </m:e>
                   </m:d>
@@ -2987,25 +2703,7 @@
                         <w:rPr>
                           <w:rFonts w:ascii="Cambria Math" w:hAnsi="Cambria Math" w:cs="Cambria Math"/>
                         </w:rPr>
-                        <m:t>n</m:t>
-                      </m:r>
-                      <m:r>
-                        <w:rPr>
-                          <w:rFonts w:ascii="Cambria Math" w:hAnsi="Cambria Math" w:cs="Cambria Math"/>
-                        </w:rPr>
-                        <m:t>-</m:t>
-                      </m:r>
-                      <m:r>
-                        <w:rPr>
-                          <w:rFonts w:ascii="Cambria Math" w:hAnsi="Cambria Math" w:cs="Cambria Math"/>
-                        </w:rPr>
-                        <m:t>m</m:t>
-                      </m:r>
-                      <m:r>
-                        <w:rPr>
-                          <w:rFonts w:ascii="Cambria Math" w:hAnsi="Cambria Math" w:cs="Cambria Math"/>
-                        </w:rPr>
-                        <m:t>+1</m:t>
+                        <m:t>n-m+1</m:t>
                       </m:r>
                     </m:e>
                   </m:d>
@@ -3015,13 +2713,7 @@
                     <w:rPr>
                       <w:rFonts w:ascii="Cambria Math" w:hAnsi="Cambria Math" w:cs="Cambria Math"/>
                     </w:rPr>
-                    <m:t>m</m:t>
-                  </m:r>
-                  <m:r>
-                    <w:rPr>
-                      <w:rFonts w:ascii="Cambria Math" w:hAnsi="Cambria Math" w:cs="Cambria Math"/>
-                    </w:rPr>
-                    <m:t>!</m:t>
+                    <m:t>m!</m:t>
                   </m:r>
                 </m:den>
               </m:f>
@@ -3044,7 +2736,6 @@
           <w:p>
             <w:pPr>
               <w:snapToGrid w:val="0"/>
-              <w:spacing w:line="300" w:lineRule="auto" w:before="0" w:after="0"/>
             </w:pPr>
           </w:p>
         </w:tc>
@@ -3066,7 +2757,6 @@
           <w:p>
             <w:pPr>
               <w:snapToGrid w:val="0"/>
-              <w:spacing w:line="300" w:lineRule="auto" w:before="0" w:after="0"/>
             </w:pPr>
             <w:r>
               <w:t>阶乘式</w:t>
@@ -3091,7 +2781,6 @@
           <w:p>
             <w:pPr>
               <w:snapToGrid w:val="0"/>
-              <w:spacing w:line="300" w:lineRule="auto" w:before="0" w:after="0"/>
             </w:pPr>
             <m:oMathPara>
               <m:oMath>
@@ -3151,13 +2840,7 @@
                       <w:rPr>
                         <w:rFonts w:ascii="Cambria Math" w:hAnsi="Cambria Math" w:cs="Cambria Math"/>
                       </w:rPr>
-                      <m:t>n</m:t>
-                    </m:r>
-                    <m:r>
-                      <w:rPr>
-                        <w:rFonts w:ascii="Cambria Math" w:hAnsi="Cambria Math" w:cs="Cambria Math"/>
-                      </w:rPr>
-                      <m:t>!</m:t>
+                      <m:t>n!</m:t>
                     </m:r>
                   </m:num>
                   <m:den>
@@ -3165,13 +2848,7 @@
                       <w:rPr>
                         <w:rFonts w:ascii="Cambria Math" w:hAnsi="Cambria Math" w:cs="Cambria Math"/>
                       </w:rPr>
-                      <m:t>m</m:t>
-                    </m:r>
-                    <m:r>
-                      <w:rPr>
-                        <w:rFonts w:ascii="Cambria Math" w:hAnsi="Cambria Math" w:cs="Cambria Math"/>
-                      </w:rPr>
-                      <m:t>!</m:t>
+                      <m:t>m!</m:t>
                     </m:r>
                     <m:d>
                       <m:dPr>
@@ -3186,19 +2863,7 @@
                           <w:rPr>
                             <w:rFonts w:ascii="Cambria Math" w:hAnsi="Cambria Math" w:cs="Cambria Math"/>
                           </w:rPr>
-                          <m:t>n</m:t>
-                        </m:r>
-                        <m:r>
-                          <w:rPr>
-                            <w:rFonts w:ascii="Cambria Math" w:hAnsi="Cambria Math" w:cs="Cambria Math"/>
-                          </w:rPr>
-                          <m:t>-</m:t>
-                        </m:r>
-                        <m:r>
-                          <w:rPr>
-                            <w:rFonts w:ascii="Cambria Math" w:hAnsi="Cambria Math" w:cs="Cambria Math"/>
-                          </w:rPr>
-                          <m:t>m</m:t>
+                          <m:t>n-m</m:t>
                         </m:r>
                       </m:e>
                     </m:d>
@@ -3234,7 +2899,6 @@
           <w:p>
             <w:pPr>
               <w:snapToGrid w:val="0"/>
-              <w:spacing w:line="300" w:lineRule="auto" w:before="0" w:after="0"/>
             </w:pPr>
             <w:r>
               <w:t>性质</w:t>
@@ -3260,7 +2924,6 @@
           <w:p>
             <w:pPr>
               <w:snapToGrid w:val="0"/>
-              <w:spacing w:line="300" w:lineRule="auto" w:before="0" w:after="0"/>
             </w:pPr>
             <m:oMath>
               <m:sSubSup>
@@ -3338,19 +3001,7 @@
                     <w:rPr>
                       <w:rFonts w:ascii="Cambria Math" w:hAnsi="Cambria Math" w:cs="Cambria Math"/>
                     </w:rPr>
-                    <m:t>n</m:t>
-                  </m:r>
-                  <m:r>
-                    <w:rPr>
-                      <w:rFonts w:ascii="Cambria Math" w:hAnsi="Cambria Math" w:cs="Cambria Math"/>
-                    </w:rPr>
-                    <m:t>-</m:t>
-                  </m:r>
-                  <m:r>
-                    <w:rPr>
-                      <w:rFonts w:ascii="Cambria Math" w:hAnsi="Cambria Math" w:cs="Cambria Math"/>
-                    </w:rPr>
-                    <m:t>m</m:t>
+                    <m:t>n-m</m:t>
                   </m:r>
                 </m:sup>
               </m:sSubSup>
@@ -3368,6 +3019,7 @@
                   </m:ctrlPr>
                 </m:sSubSupPr>
                 <m:e>
+                  <w:proofErr w:type="gramStart"/>
                   <m:r>
                     <m:rPr>
                       <m:nor/>
@@ -3383,13 +3035,7 @@
                     <w:rPr>
                       <w:rFonts w:ascii="Cambria Math" w:hAnsi="Cambria Math" w:cs="Cambria Math"/>
                     </w:rPr>
-                    <m:t>n</m:t>
-                  </m:r>
-                  <m:r>
-                    <w:rPr>
-                      <w:rFonts w:ascii="Cambria Math" w:hAnsi="Cambria Math" w:cs="Cambria Math"/>
-                    </w:rPr>
-                    <m:t>+1</m:t>
+                    <m:t>n+1</m:t>
                   </m:r>
                 </m:sub>
                 <m:sup>
@@ -3426,6 +3072,7 @@
                     </w:rPr>
                     <m:t>C</m:t>
                   </m:r>
+                  <w:proofErr w:type="gramEnd"/>
                 </m:e>
                 <m:sub>
                   <m:r>
@@ -3440,19 +3087,7 @@
                     <w:rPr>
                       <w:rFonts w:ascii="Cambria Math" w:hAnsi="Cambria Math" w:cs="Cambria Math"/>
                     </w:rPr>
-                    <m:t>m</m:t>
-                  </m:r>
-                  <m:r>
-                    <w:rPr>
-                      <w:rFonts w:ascii="Cambria Math" w:hAnsi="Cambria Math" w:cs="Cambria Math"/>
-                    </w:rPr>
-                    <m:t>-</m:t>
-                  </m:r>
-                  <m:r>
-                    <w:rPr>
-                      <w:rFonts w:ascii="Cambria Math" w:hAnsi="Cambria Math" w:cs="Cambria Math"/>
-                    </w:rPr>
-                    <m:t>1</m:t>
+                    <m:t>m-1</m:t>
                   </m:r>
                 </m:sup>
               </m:sSubSup>
@@ -3523,7 +3158,6 @@
           <w:p>
             <w:pPr>
               <w:snapToGrid w:val="0"/>
-              <w:spacing w:line="300" w:lineRule="auto" w:before="0" w:after="0"/>
             </w:pPr>
             <w:r>
               <w:t>备注</w:t>
@@ -3549,32 +3183,13 @@
           <w:p>
             <w:pPr>
               <w:snapToGrid w:val="0"/>
-              <w:spacing w:line="300" w:lineRule="auto" w:before="0" w:after="0"/>
             </w:pPr>
             <m:oMath>
               <m:r>
                 <w:rPr>
                   <w:rFonts w:ascii="Cambria Math" w:hAnsi="Cambria Math" w:cs="Cambria Math"/>
                 </w:rPr>
-                <m:t>n</m:t>
-              </m:r>
-              <m:r>
-                <w:rPr>
-                  <w:rFonts w:ascii="Cambria Math" w:hAnsi="Cambria Math" w:cs="Cambria Math"/>
-                </w:rPr>
-                <m:t>,</m:t>
-              </m:r>
-              <m:r>
-                <w:rPr>
-                  <w:rFonts w:ascii="Cambria Math" w:hAnsi="Cambria Math" w:cs="Cambria Math"/>
-                </w:rPr>
-                <m:t>m</m:t>
-              </m:r>
-              <m:r>
-                <w:rPr>
-                  <w:rFonts w:ascii="Cambria Math" w:hAnsi="Cambria Math" w:cs="Cambria Math"/>
-                </w:rPr>
-                <m:t>∈</m:t>
+                <m:t>n,m∈</m:t>
               </m:r>
               <m:sSup>
                 <m:sSupPr>
@@ -3610,19 +3225,7 @@
                 <w:rPr>
                   <w:rFonts w:ascii="Cambria Math" w:hAnsi="Cambria Math" w:cs="Cambria Math"/>
                 </w:rPr>
-                <m:t>m</m:t>
-              </m:r>
-              <m:r>
-                <w:rPr>
-                  <w:rFonts w:ascii="Cambria Math" w:hAnsi="Cambria Math" w:cs="Cambria Math"/>
-                </w:rPr>
-                <m:t>≤</m:t>
-              </m:r>
-              <m:r>
-                <w:rPr>
-                  <w:rFonts w:ascii="Cambria Math" w:hAnsi="Cambria Math" w:cs="Cambria Math"/>
-                </w:rPr>
-                <m:t>n</m:t>
+                <m:t>m≤n</m:t>
               </m:r>
             </m:oMath>
             <w:r>
@@ -3681,10 +3284,8 @@
     <w:p>
       <w:pPr>
         <w:snapToGrid w:val="0"/>
-        <w:spacing w:line="300" w:lineRule="auto" w:before="0" w:after="0"/>
       </w:pPr>
       <w:r>
-        <w:lastRenderedPageBreak/>
         <w:t>从</w:t>
       </w:r>
       <w:r>
@@ -3693,49 +3294,29 @@
         </w:rPr>
         <w:t>n</w:t>
       </w:r>
-      <w:r>
-        <w:t>个不同元素中取出</w:t>
+      <w:proofErr w:type="gramStart"/>
+      <w:r>
+        <w:t>个</w:t>
+      </w:r>
+      <w:proofErr w:type="gramEnd"/>
+      <w:r>
+        <w:t>不同元素中取出</w:t>
       </w:r>
       <m:oMath>
         <m:r>
           <w:rPr>
             <w:rFonts w:ascii="Cambria Math" w:hAnsi="Cambria Math" w:cs="Cambria Math"/>
           </w:rPr>
-          <m:t>m</m:t>
-        </m:r>
-        <m:r>
-          <w:rPr>
-            <w:rFonts w:ascii="Cambria Math" w:hAnsi="Cambria Math" w:cs="Cambria Math"/>
-          </w:rPr>
-          <m:t>(</m:t>
-        </m:r>
-        <m:r>
-          <w:rPr>
-            <w:rFonts w:ascii="Cambria Math" w:hAnsi="Cambria Math" w:cs="Cambria Math"/>
-          </w:rPr>
-          <m:t>m</m:t>
-        </m:r>
-        <m:r>
-          <w:rPr>
-            <w:rFonts w:ascii="Cambria Math" w:hAnsi="Cambria Math" w:cs="Cambria Math"/>
-          </w:rPr>
-          <m:t>≤</m:t>
-        </m:r>
-        <m:r>
-          <w:rPr>
-            <w:rFonts w:ascii="Cambria Math" w:hAnsi="Cambria Math" w:cs="Cambria Math"/>
-          </w:rPr>
-          <m:t>n</m:t>
-        </m:r>
-        <m:r>
-          <w:rPr>
-            <w:rFonts w:ascii="Cambria Math" w:hAnsi="Cambria Math" w:cs="Cambria Math"/>
-          </w:rPr>
-          <m:t>)</m:t>
+          <m:t>m(m≤n)</m:t>
         </m:r>
       </m:oMath>
-      <w:r>
-        <w:t>个元素的所有不同组合的个数，叫做从</w:t>
+      <w:proofErr w:type="gramStart"/>
+      <w:r>
+        <w:t>个</w:t>
+      </w:r>
+      <w:proofErr w:type="gramEnd"/>
+      <w:r>
+        <w:t>元素的所有不同组合的个数，叫做从</w:t>
       </w:r>
       <w:r>
         <w:rPr>
@@ -3743,8 +3324,13 @@
         </w:rPr>
         <w:t>n</w:t>
       </w:r>
-      <w:r>
-        <w:t>个不同元素中取出</w:t>
+      <w:proofErr w:type="gramStart"/>
+      <w:r>
+        <w:t>个</w:t>
+      </w:r>
+      <w:proofErr w:type="gramEnd"/>
+      <w:r>
+        <w:t>不同元素中取出</w:t>
       </w:r>
       <w:r>
         <w:rPr>
@@ -3752,8 +3338,17 @@
         </w:rPr>
         <w:t>m</w:t>
       </w:r>
-      <w:r>
-        <w:t>个元素的组合数，用符号</w:t>
+      <w:proofErr w:type="gramStart"/>
+      <w:r>
+        <w:t>个</w:t>
+      </w:r>
+      <w:proofErr w:type="gramEnd"/>
+      <w:r>
+        <w:t>元素的组合数，</w:t>
+      </w:r>
+      <w:r>
+        <w:lastRenderedPageBreak/>
+        <w:t>用符号</w:t>
       </w:r>
       <m:oMath>
         <m:sSubSup>
@@ -3800,7 +3395,6 @@
     <w:p>
       <w:pPr>
         <w:snapToGrid w:val="0"/>
-        <w:spacing w:line="300" w:lineRule="auto" w:before="0" w:after="0"/>
       </w:pPr>
       <w:r>
         <w:t>组合数公式为</w:t>
@@ -3967,19 +3561,7 @@
                   <w:rPr>
                     <w:rFonts w:ascii="Cambria Math" w:hAnsi="Cambria Math" w:cs="Cambria Math"/>
                   </w:rPr>
-                  <m:t>n</m:t>
-                </m:r>
-                <m:r>
-                  <w:rPr>
-                    <w:rFonts w:ascii="Cambria Math" w:hAnsi="Cambria Math" w:cs="Cambria Math"/>
-                  </w:rPr>
-                  <m:t>-</m:t>
-                </m:r>
-                <m:r>
-                  <w:rPr>
-                    <w:rFonts w:ascii="Cambria Math" w:hAnsi="Cambria Math" w:cs="Cambria Math"/>
-                  </w:rPr>
-                  <m:t>1</m:t>
+                  <m:t>n-1</m:t>
                 </m:r>
               </m:e>
             </m:d>
@@ -3996,19 +3578,7 @@
                   <w:rPr>
                     <w:rFonts w:ascii="Cambria Math" w:hAnsi="Cambria Math" w:cs="Cambria Math"/>
                   </w:rPr>
-                  <m:t>n</m:t>
-                </m:r>
-                <m:r>
-                  <w:rPr>
-                    <w:rFonts w:ascii="Cambria Math" w:hAnsi="Cambria Math" w:cs="Cambria Math"/>
-                  </w:rPr>
-                  <m:t>-</m:t>
-                </m:r>
-                <m:r>
-                  <w:rPr>
-                    <w:rFonts w:ascii="Cambria Math" w:hAnsi="Cambria Math" w:cs="Cambria Math"/>
-                  </w:rPr>
-                  <m:t>2</m:t>
+                  <m:t>n-2</m:t>
                 </m:r>
               </m:e>
             </m:d>
@@ -4031,25 +3601,7 @@
                   <w:rPr>
                     <w:rFonts w:ascii="Cambria Math" w:hAnsi="Cambria Math" w:cs="Cambria Math"/>
                   </w:rPr>
-                  <m:t>n</m:t>
-                </m:r>
-                <m:r>
-                  <w:rPr>
-                    <w:rFonts w:ascii="Cambria Math" w:hAnsi="Cambria Math" w:cs="Cambria Math"/>
-                  </w:rPr>
-                  <m:t>-</m:t>
-                </m:r>
-                <m:r>
-                  <w:rPr>
-                    <w:rFonts w:ascii="Cambria Math" w:hAnsi="Cambria Math" w:cs="Cambria Math"/>
-                  </w:rPr>
-                  <m:t>m</m:t>
-                </m:r>
-                <m:r>
-                  <w:rPr>
-                    <w:rFonts w:ascii="Cambria Math" w:hAnsi="Cambria Math" w:cs="Cambria Math"/>
-                  </w:rPr>
-                  <m:t>+1</m:t>
+                  <m:t>n-m+1</m:t>
                 </m:r>
               </m:e>
             </m:d>
@@ -4059,13 +3611,7 @@
               <w:rPr>
                 <w:rFonts w:ascii="Cambria Math" w:hAnsi="Cambria Math" w:cs="Cambria Math"/>
               </w:rPr>
-              <m:t>m</m:t>
-            </m:r>
-            <m:r>
-              <w:rPr>
-                <w:rFonts w:ascii="Cambria Math" w:hAnsi="Cambria Math" w:cs="Cambria Math"/>
-              </w:rPr>
-              <m:t>!</m:t>
+              <m:t>m!</m:t>
             </m:r>
           </m:den>
         </m:f>
@@ -4078,25 +3624,7 @@
           <w:rPr>
             <w:rFonts w:ascii="Cambria Math" w:hAnsi="Cambria Math" w:cs="Cambria Math"/>
           </w:rPr>
-          <m:t>n</m:t>
-        </m:r>
-        <m:r>
-          <w:rPr>
-            <w:rFonts w:ascii="Cambria Math" w:hAnsi="Cambria Math" w:cs="Cambria Math"/>
-          </w:rPr>
-          <m:t>,</m:t>
-        </m:r>
-        <m:r>
-          <w:rPr>
-            <w:rFonts w:ascii="Cambria Math" w:hAnsi="Cambria Math" w:cs="Cambria Math"/>
-          </w:rPr>
-          <m:t>m</m:t>
-        </m:r>
-        <m:r>
-          <w:rPr>
-            <w:rFonts w:ascii="Cambria Math" w:hAnsi="Cambria Math" w:cs="Cambria Math"/>
-          </w:rPr>
-          <m:t>∈</m:t>
+          <m:t>n,m∈</m:t>
         </m:r>
         <m:sSup>
           <m:sSupPr>
@@ -4130,25 +3658,7 @@
           <w:rPr>
             <w:rFonts w:ascii="Cambria Math" w:hAnsi="Cambria Math" w:cs="Cambria Math"/>
           </w:rPr>
-          <m:t>,</m:t>
-        </m:r>
-        <m:r>
-          <w:rPr>
-            <w:rFonts w:ascii="Cambria Math" w:hAnsi="Cambria Math" w:cs="Cambria Math"/>
-          </w:rPr>
-          <m:t>m</m:t>
-        </m:r>
-        <m:r>
-          <w:rPr>
-            <w:rFonts w:ascii="Cambria Math" w:hAnsi="Cambria Math" w:cs="Cambria Math"/>
-          </w:rPr>
-          <m:t>≤</m:t>
-        </m:r>
-        <m:r>
-          <w:rPr>
-            <w:rFonts w:ascii="Cambria Math" w:hAnsi="Cambria Math" w:cs="Cambria Math"/>
-          </w:rPr>
-          <m:t>n</m:t>
+          <m:t>,m≤n</m:t>
         </m:r>
       </m:oMath>
       <w:r>
@@ -4158,7 +3668,6 @@
     <w:p>
       <w:pPr>
         <w:snapToGrid w:val="0"/>
-        <w:spacing w:line="300" w:lineRule="auto" w:before="0" w:after="0"/>
       </w:pPr>
       <m:oMath>
         <m:sSubSup>
@@ -4216,13 +3725,7 @@
               <w:rPr>
                 <w:rFonts w:ascii="Cambria Math" w:hAnsi="Cambria Math" w:cs="Cambria Math"/>
               </w:rPr>
-              <m:t>n</m:t>
-            </m:r>
-            <m:r>
-              <w:rPr>
-                <w:rFonts w:ascii="Cambria Math" w:hAnsi="Cambria Math" w:cs="Cambria Math"/>
-              </w:rPr>
-              <m:t>!</m:t>
+              <m:t>n!</m:t>
             </m:r>
           </m:num>
           <m:den>
@@ -4230,13 +3733,7 @@
               <w:rPr>
                 <w:rFonts w:ascii="Cambria Math" w:hAnsi="Cambria Math" w:cs="Cambria Math"/>
               </w:rPr>
-              <m:t>m</m:t>
-            </m:r>
-            <m:r>
-              <w:rPr>
-                <w:rFonts w:ascii="Cambria Math" w:hAnsi="Cambria Math" w:cs="Cambria Math"/>
-              </w:rPr>
-              <m:t>!</m:t>
+              <m:t>m!</m:t>
             </m:r>
             <m:d>
               <m:dPr>
@@ -4251,19 +3748,7 @@
                   <w:rPr>
                     <w:rFonts w:ascii="Cambria Math" w:hAnsi="Cambria Math" w:cs="Cambria Math"/>
                   </w:rPr>
-                  <m:t>n</m:t>
-                </m:r>
-                <m:r>
-                  <w:rPr>
-                    <w:rFonts w:ascii="Cambria Math" w:hAnsi="Cambria Math" w:cs="Cambria Math"/>
-                  </w:rPr>
-                  <m:t>-</m:t>
-                </m:r>
-                <m:r>
-                  <w:rPr>
-                    <w:rFonts w:ascii="Cambria Math" w:hAnsi="Cambria Math" w:cs="Cambria Math"/>
-                  </w:rPr>
-                  <m:t>m</m:t>
+                  <m:t>n-m</m:t>
                 </m:r>
               </m:e>
             </m:d>
@@ -4284,25 +3769,7 @@
           <w:rPr>
             <w:rFonts w:ascii="Cambria Math" w:hAnsi="Cambria Math" w:cs="Cambria Math"/>
           </w:rPr>
-          <m:t>n</m:t>
-        </m:r>
-        <m:r>
-          <w:rPr>
-            <w:rFonts w:ascii="Cambria Math" w:hAnsi="Cambria Math" w:cs="Cambria Math"/>
-          </w:rPr>
-          <m:t>,</m:t>
-        </m:r>
-        <m:r>
-          <w:rPr>
-            <w:rFonts w:ascii="Cambria Math" w:hAnsi="Cambria Math" w:cs="Cambria Math"/>
-          </w:rPr>
-          <m:t>m</m:t>
-        </m:r>
-        <m:r>
-          <w:rPr>
-            <w:rFonts w:ascii="Cambria Math" w:hAnsi="Cambria Math" w:cs="Cambria Math"/>
-          </w:rPr>
-          <m:t>∈</m:t>
+          <m:t>n,m∈</m:t>
         </m:r>
         <m:sSup>
           <m:sSupPr>
@@ -4336,25 +3803,7 @@
           <w:rPr>
             <w:rFonts w:ascii="Cambria Math" w:hAnsi="Cambria Math" w:cs="Cambria Math"/>
           </w:rPr>
-          <m:t>,</m:t>
-        </m:r>
-        <m:r>
-          <w:rPr>
-            <w:rFonts w:ascii="Cambria Math" w:hAnsi="Cambria Math" w:cs="Cambria Math"/>
-          </w:rPr>
-          <m:t>m</m:t>
-        </m:r>
-        <m:r>
-          <w:rPr>
-            <w:rFonts w:ascii="Cambria Math" w:hAnsi="Cambria Math" w:cs="Cambria Math"/>
-          </w:rPr>
-          <m:t>≤</m:t>
-        </m:r>
-        <m:r>
-          <w:rPr>
-            <w:rFonts w:ascii="Cambria Math" w:hAnsi="Cambria Math" w:cs="Cambria Math"/>
-          </w:rPr>
-          <m:t>n</m:t>
+          <m:t>,m≤n</m:t>
         </m:r>
       </m:oMath>
       <w:r>
@@ -4364,10 +3813,17 @@
     <w:p>
       <w:pPr>
         <w:snapToGrid w:val="0"/>
-        <w:spacing w:line="300" w:lineRule="auto" w:before="0" w:after="0"/>
       </w:pPr>
       <w:r>
-        <w:t>组合数性质为</w:t>
+        <w:t>组合</w:t>
+      </w:r>
+      <w:proofErr w:type="gramStart"/>
+      <w:r>
+        <w:t>数性质</w:t>
+      </w:r>
+      <w:proofErr w:type="gramEnd"/>
+      <w:r>
+        <w:t>为</w:t>
       </w:r>
       <m:oMath>
         <m:sSubSup>
@@ -4444,19 +3900,7 @@
               <w:rPr>
                 <w:rFonts w:ascii="Cambria Math" w:hAnsi="Cambria Math" w:cs="Cambria Math"/>
               </w:rPr>
-              <m:t>n</m:t>
-            </m:r>
-            <m:r>
-              <w:rPr>
-                <w:rFonts w:ascii="Cambria Math" w:hAnsi="Cambria Math" w:cs="Cambria Math"/>
-              </w:rPr>
-              <m:t>-</m:t>
-            </m:r>
-            <m:r>
-              <w:rPr>
-                <w:rFonts w:ascii="Cambria Math" w:hAnsi="Cambria Math" w:cs="Cambria Math"/>
-              </w:rPr>
-              <m:t>m</m:t>
+              <m:t>n-m</m:t>
             </m:r>
           </m:sup>
         </m:sSubSup>
@@ -4489,13 +3933,7 @@
               <w:rPr>
                 <w:rFonts w:ascii="Cambria Math" w:hAnsi="Cambria Math" w:cs="Cambria Math"/>
               </w:rPr>
-              <m:t>n</m:t>
-            </m:r>
-            <m:r>
-              <w:rPr>
-                <w:rFonts w:ascii="Cambria Math" w:hAnsi="Cambria Math" w:cs="Cambria Math"/>
-              </w:rPr>
-              <m:t>+1</m:t>
+              <m:t>n+1</m:t>
             </m:r>
           </m:sub>
           <m:sup>
@@ -4550,19 +3988,7 @@
               <w:rPr>
                 <w:rFonts w:ascii="Cambria Math" w:hAnsi="Cambria Math" w:cs="Cambria Math"/>
               </w:rPr>
-              <m:t>m</m:t>
-            </m:r>
-            <m:r>
-              <w:rPr>
-                <w:rFonts w:ascii="Cambria Math" w:hAnsi="Cambria Math" w:cs="Cambria Math"/>
-              </w:rPr>
-              <m:t>-</m:t>
-            </m:r>
-            <m:r>
-              <w:rPr>
-                <w:rFonts w:ascii="Cambria Math" w:hAnsi="Cambria Math" w:cs="Cambria Math"/>
-              </w:rPr>
-              <m:t>1</m:t>
+              <m:t>m-1</m:t>
             </m:r>
           </m:sup>
         </m:sSubSup>
@@ -4616,28 +4042,28 @@
     <w:p>
       <w:pPr>
         <w:snapToGrid w:val="0"/>
-        <w:spacing w:line="300" w:lineRule="auto" w:before="0" w:after="0"/>
       </w:pPr>
     </w:p>
     <w:p>
       <w:pPr>
         <w:snapToGrid w:val="0"/>
-        <w:spacing w:line="300" w:lineRule="auto" w:before="0" w:after="0"/>
       </w:pPr>
       <w:r>
         <w:t>12</w:t>
       </w:r>
       <w:r>
-        <w:t>．【微思考】怎样理解组合，它与排列有何区别？</w:t>
-      </w:r>
-      <w:r>
-        <w:t>联系：二者都是从</w:t>
+        <w:t>．【微思考】怎样理解组合，它与排列有何区别？联系：二者都是从</w:t>
       </w:r>
       <w:r>
         <w:t>n</w:t>
       </w:r>
-      <w:r>
-        <w:t>个不同的元素中取出</w:t>
+      <w:proofErr w:type="gramStart"/>
+      <w:r>
+        <w:t>个</w:t>
+      </w:r>
+      <w:proofErr w:type="gramEnd"/>
+      <w:r>
+        <w:t>不同的元素中取出</w:t>
       </w:r>
       <w:r>
         <w:t>m</w:t>
@@ -4649,7 +4075,15 @@
         <w:t>m≤n</w:t>
       </w:r>
       <w:r>
-        <w:t>）个元素；区别：</w:t>
+        <w:t>）</w:t>
+      </w:r>
+      <w:proofErr w:type="gramStart"/>
+      <w:r>
+        <w:t>个</w:t>
+      </w:r>
+      <w:proofErr w:type="gramEnd"/>
+      <w:r>
+        <w:t>元素；区别：</w:t>
       </w:r>
       <w:r>
         <w:rPr>
@@ -4670,13 +4104,11 @@
     <w:p>
       <w:pPr>
         <w:snapToGrid w:val="0"/>
-        <w:spacing w:line="300" w:lineRule="auto" w:before="0" w:after="0"/>
       </w:pPr>
     </w:p>
     <w:p>
       <w:pPr>
         <w:snapToGrid w:val="0"/>
-        <w:spacing w:line="300" w:lineRule="auto" w:before="0" w:after="0"/>
       </w:pPr>
       <w:r>
         <w:t>13</w:t>
@@ -4708,8 +4140,13 @@
       <w:r>
         <w:t>n</w:t>
       </w:r>
-      <w:r>
-        <w:t>个不同元素中取</w:t>
+      <w:proofErr w:type="gramStart"/>
+      <w:r>
+        <w:t>个</w:t>
+      </w:r>
+      <w:proofErr w:type="gramEnd"/>
+      <w:r>
+        <w:t>不同元素中取</w:t>
       </w:r>
       <w:r>
         <w:t>m</w:t>
@@ -4721,13 +4158,29 @@
         <w:t>m≤n</w:t>
       </w:r>
       <w:r>
-        <w:t>）个元素作为一组</w:t>
+        <w:t>）</w:t>
+      </w:r>
+      <w:proofErr w:type="gramStart"/>
+      <w:r>
+        <w:t>个</w:t>
+      </w:r>
+      <w:proofErr w:type="gramEnd"/>
+      <w:r>
+        <w:t>元素作为一组</w:t>
       </w:r>
       <w:r>
         <w:t>”</w:t>
       </w:r>
       <w:r>
-        <w:t>，它不是一个数，而是</w:t>
+        <w:t>，它不是</w:t>
+      </w:r>
+      <w:proofErr w:type="gramStart"/>
+      <w:r>
+        <w:t>一</w:t>
+      </w:r>
+      <w:proofErr w:type="gramEnd"/>
+      <w:r>
+        <w:t>个数，而是</w:t>
       </w:r>
       <w:r>
         <w:rPr>
@@ -4762,8 +4215,13 @@
       <w:r>
         <w:t>n</w:t>
       </w:r>
-      <w:r>
-        <w:t>个不同元素中取出</w:t>
+      <w:proofErr w:type="gramStart"/>
+      <w:r>
+        <w:t>个</w:t>
+      </w:r>
+      <w:proofErr w:type="gramEnd"/>
+      <w:r>
+        <w:t>不同元素中取出</w:t>
       </w:r>
       <w:r>
         <w:t>m</w:t>
@@ -4775,7 +4233,15 @@
         <w:t>m≤n</w:t>
       </w:r>
       <w:r>
-        <w:t>）个元素的</w:t>
+        <w:t>）</w:t>
+      </w:r>
+      <w:proofErr w:type="gramStart"/>
+      <w:r>
+        <w:t>个</w:t>
+      </w:r>
+      <w:proofErr w:type="gramEnd"/>
+      <w:r>
+        <w:t>元素的</w:t>
       </w:r>
       <w:r>
         <w:rPr>
@@ -4799,13 +4265,11 @@
     <w:p>
       <w:pPr>
         <w:snapToGrid w:val="0"/>
-        <w:spacing w:line="300" w:lineRule="auto" w:before="0" w:after="0"/>
       </w:pPr>
     </w:p>
     <w:p>
       <w:pPr>
         <w:snapToGrid w:val="0"/>
-        <w:spacing w:line="300" w:lineRule="auto" w:before="0" w:after="0"/>
         <w:outlineLvl w:val="0"/>
       </w:pPr>
       <w:r>
@@ -4826,7 +4290,6 @@
     <w:p>
       <w:pPr>
         <w:snapToGrid w:val="0"/>
-        <w:spacing w:line="300" w:lineRule="auto" w:before="0" w:after="0"/>
         <w:outlineLvl w:val="0"/>
       </w:pPr>
       <w:r>
@@ -4847,7 +4310,6 @@
     <w:p>
       <w:pPr>
         <w:snapToGrid w:val="0"/>
-        <w:spacing w:line="300" w:lineRule="auto" w:before="0" w:after="0"/>
       </w:pPr>
       <w:r>
         <w:t>14</w:t>
@@ -4877,7 +4339,7 @@
       </w:tblPr>
       <w:tblGrid>
         <w:gridCol w:w="1920"/>
-        <w:gridCol w:w="6458"/>
+        <w:gridCol w:w="6418"/>
       </w:tblGrid>
       <w:tr>
         <w:tc>
@@ -4898,7 +4360,6 @@
           <w:p>
             <w:pPr>
               <w:snapToGrid w:val="0"/>
-              <w:spacing w:line="300" w:lineRule="auto" w:before="0" w:after="0"/>
             </w:pPr>
             <w:r>
               <w:t>二项式定理</w:t>
@@ -4923,7 +4384,6 @@
           <w:p>
             <w:pPr>
               <w:snapToGrid w:val="0"/>
-              <w:spacing w:line="300" w:lineRule="auto" w:before="0" w:after="0"/>
             </w:pPr>
             <m:oMathPara>
               <m:oMath>
@@ -4941,31 +4401,7 @@
                       <w:rPr>
                         <w:rFonts w:ascii="Cambria Math" w:hAnsi="Cambria Math" w:cs="Cambria Math"/>
                       </w:rPr>
-                      <m:t>(</m:t>
-                    </m:r>
-                    <m:r>
-                      <w:rPr>
-                        <w:rFonts w:ascii="Cambria Math" w:hAnsi="Cambria Math" w:cs="Cambria Math"/>
-                      </w:rPr>
-                      <m:t>a</m:t>
-                    </m:r>
-                    <m:r>
-                      <w:rPr>
-                        <w:rFonts w:ascii="Cambria Math" w:hAnsi="Cambria Math" w:cs="Cambria Math"/>
-                      </w:rPr>
-                      <m:t>+</m:t>
-                    </m:r>
-                    <m:r>
-                      <w:rPr>
-                        <w:rFonts w:ascii="Cambria Math" w:hAnsi="Cambria Math" w:cs="Cambria Math"/>
-                      </w:rPr>
-                      <m:t>b</m:t>
-                    </m:r>
-                    <m:r>
-                      <w:rPr>
-                        <w:rFonts w:ascii="Cambria Math" w:hAnsi="Cambria Math" w:cs="Cambria Math"/>
-                      </w:rPr>
-                      <m:t>)</m:t>
+                      <m:t>(a+b)</m:t>
                     </m:r>
                   </m:e>
                   <m:sup>
@@ -5113,19 +4549,7 @@
                       <w:rPr>
                         <w:rFonts w:ascii="Cambria Math" w:hAnsi="Cambria Math" w:cs="Cambria Math"/>
                       </w:rPr>
-                      <m:t>n</m:t>
-                    </m:r>
-                    <m:r>
-                      <w:rPr>
-                        <w:rFonts w:ascii="Cambria Math" w:hAnsi="Cambria Math" w:cs="Cambria Math"/>
-                      </w:rPr>
-                      <m:t>-</m:t>
-                    </m:r>
-                    <m:r>
-                      <w:rPr>
-                        <w:rFonts w:ascii="Cambria Math" w:hAnsi="Cambria Math" w:cs="Cambria Math"/>
-                      </w:rPr>
-                      <m:t>1</m:t>
+                      <m:t>n-1</m:t>
                     </m:r>
                   </m:sup>
                 </m:sSup>
@@ -5221,19 +4645,7 @@
                       <w:rPr>
                         <w:rFonts w:ascii="Cambria Math" w:hAnsi="Cambria Math" w:cs="Cambria Math"/>
                       </w:rPr>
-                      <m:t>n</m:t>
-                    </m:r>
-                    <m:r>
-                      <w:rPr>
-                        <w:rFonts w:ascii="Cambria Math" w:hAnsi="Cambria Math" w:cs="Cambria Math"/>
-                      </w:rPr>
-                      <m:t>-</m:t>
-                    </m:r>
-                    <m:r>
-                      <w:rPr>
-                        <w:rFonts w:ascii="Cambria Math" w:hAnsi="Cambria Math" w:cs="Cambria Math"/>
-                      </w:rPr>
-                      <m:t>k</m:t>
+                      <m:t>n-k</m:t>
                     </m:r>
                   </m:sup>
                 </m:sSup>
@@ -5347,13 +4759,7 @@
                       <w:rPr>
                         <w:rFonts w:ascii="Cambria Math" w:hAnsi="Cambria Math" w:cs="Cambria Math"/>
                       </w:rPr>
-                      <m:t>n</m:t>
-                    </m:r>
-                    <m:r>
-                      <w:rPr>
-                        <w:rFonts w:ascii="Cambria Math" w:hAnsi="Cambria Math" w:cs="Cambria Math"/>
-                      </w:rPr>
-                      <m:t>∈</m:t>
+                      <m:t>n∈</m:t>
                     </m:r>
                     <m:sSup>
                       <m:sSupPr>
@@ -5406,7 +4812,6 @@
           <w:p>
             <w:pPr>
               <w:snapToGrid w:val="0"/>
-              <w:spacing w:line="300" w:lineRule="auto" w:before="0" w:after="0"/>
             </w:pPr>
             <w:r>
               <w:t>二项展开式</w:t>
@@ -5431,7 +4836,6 @@
           <w:p>
             <w:pPr>
               <w:snapToGrid w:val="0"/>
-              <w:spacing w:line="300" w:lineRule="auto" w:before="0" w:after="0"/>
             </w:pPr>
             <w:r>
               <w:t>公式右边的多项式</w:t>
@@ -5458,7 +4862,6 @@
           <w:p>
             <w:pPr>
               <w:snapToGrid w:val="0"/>
-              <w:spacing w:line="300" w:lineRule="auto" w:before="0" w:after="0"/>
             </w:pPr>
             <w:r>
               <w:t>二项式系数</w:t>
@@ -5483,7 +4886,6 @@
           <w:p>
             <w:pPr>
               <w:snapToGrid w:val="0"/>
-              <w:spacing w:line="300" w:lineRule="auto" w:before="0" w:after="0"/>
             </w:pPr>
             <m:oMathPara>
               <m:oMath>
@@ -5538,13 +4940,7 @@
                       <w:rPr>
                         <w:rFonts w:ascii="Cambria Math" w:hAnsi="Cambria Math" w:cs="Cambria Math"/>
                       </w:rPr>
-                      <m:t>k</m:t>
-                    </m:r>
-                    <m:r>
-                      <w:rPr>
-                        <w:rFonts w:ascii="Cambria Math" w:hAnsi="Cambria Math" w:cs="Cambria Math"/>
-                      </w:rPr>
-                      <m:t>=0,1,2,</m:t>
+                      <m:t>k=0,1,2,</m:t>
                     </m:r>
                     <m:r>
                       <m:rPr>
@@ -5559,13 +4955,7 @@
                       <w:rPr>
                         <w:rFonts w:ascii="Cambria Math" w:hAnsi="Cambria Math" w:cs="Cambria Math"/>
                       </w:rPr>
-                      <m:t>,</m:t>
-                    </m:r>
-                    <m:r>
-                      <w:rPr>
-                        <w:rFonts w:ascii="Cambria Math" w:hAnsi="Cambria Math" w:cs="Cambria Math"/>
-                      </w:rPr>
-                      <m:t>n</m:t>
+                      <m:t>,n</m:t>
                     </m:r>
                   </m:e>
                 </m:d>
@@ -5593,7 +4983,6 @@
           <w:p>
             <w:pPr>
               <w:snapToGrid w:val="0"/>
-              <w:spacing w:line="300" w:lineRule="auto" w:before="0" w:after="0"/>
             </w:pPr>
             <w:r>
               <w:t>二项展开式的通项</w:t>
@@ -5618,7 +5007,6 @@
           <w:p>
             <w:pPr>
               <w:snapToGrid w:val="0"/>
-              <w:spacing w:line="300" w:lineRule="auto" w:before="0" w:after="0"/>
             </w:pPr>
             <m:oMathPara>
               <m:oMath>
@@ -5643,13 +5031,7 @@
                       <w:rPr>
                         <w:rFonts w:ascii="Cambria Math" w:hAnsi="Cambria Math" w:cs="Cambria Math"/>
                       </w:rPr>
-                      <m:t>k</m:t>
-                    </m:r>
-                    <m:r>
-                      <w:rPr>
-                        <w:rFonts w:ascii="Cambria Math" w:hAnsi="Cambria Math" w:cs="Cambria Math"/>
-                      </w:rPr>
-                      <m:t>+1</m:t>
+                      <m:t>k+1</m:t>
                     </m:r>
                   </m:sub>
                 </m:sSub>
@@ -5718,19 +5100,7 @@
                       <w:rPr>
                         <w:rFonts w:ascii="Cambria Math" w:hAnsi="Cambria Math" w:cs="Cambria Math"/>
                       </w:rPr>
-                      <m:t>n</m:t>
-                    </m:r>
-                    <m:r>
-                      <w:rPr>
-                        <w:rFonts w:ascii="Cambria Math" w:hAnsi="Cambria Math" w:cs="Cambria Math"/>
-                      </w:rPr>
-                      <m:t>-</m:t>
-                    </m:r>
-                    <m:r>
-                      <w:rPr>
-                        <w:rFonts w:ascii="Cambria Math" w:hAnsi="Cambria Math" w:cs="Cambria Math"/>
-                      </w:rPr>
-                      <m:t>k</m:t>
+                      <m:t>n-k</m:t>
                     </m:r>
                   </m:sup>
                 </m:sSup>
@@ -5769,13 +5139,11 @@
     <w:p>
       <w:pPr>
         <w:snapToGrid w:val="0"/>
-        <w:spacing w:line="300" w:lineRule="auto" w:before="0" w:after="0"/>
       </w:pPr>
     </w:p>
     <w:p>
       <w:pPr>
         <w:snapToGrid w:val="0"/>
-        <w:spacing w:line="300" w:lineRule="auto" w:before="0" w:after="0"/>
         <w:rPr>
           <w:b/>
         </w:rPr>
@@ -5815,7 +5183,7 @@
       <w:tblGrid>
         <w:gridCol w:w="660"/>
         <w:gridCol w:w="1710"/>
-        <w:gridCol w:w="4900"/>
+        <w:gridCol w:w="4860"/>
       </w:tblGrid>
       <w:tr>
         <w:tc>
@@ -5837,7 +5205,6 @@
           <w:p>
             <w:pPr>
               <w:snapToGrid w:val="0"/>
-              <w:spacing w:line="300" w:lineRule="auto" w:before="0" w:after="0"/>
               <w:rPr>
                 <w:b/>
               </w:rPr>
@@ -5865,7 +5232,6 @@
           <w:p>
             <w:pPr>
               <w:snapToGrid w:val="0"/>
-              <w:spacing w:line="300" w:lineRule="auto" w:before="0" w:after="0"/>
               <w:rPr>
                 <w:b/>
               </w:rPr>
@@ -5893,7 +5259,6 @@
           <w:p>
             <w:pPr>
               <w:snapToGrid w:val="0"/>
-              <w:spacing w:line="300" w:lineRule="auto" w:before="0" w:after="0"/>
               <w:rPr>
                 <w:b/>
               </w:rPr>
@@ -5988,19 +5353,7 @@
                     <w:rPr>
                       <w:rFonts w:ascii="Cambria Math" w:hAnsi="Cambria Math" w:cs="Cambria Math"/>
                     </w:rPr>
-                    <m:t>n</m:t>
-                  </m:r>
-                  <m:r>
-                    <w:rPr>
-                      <w:rFonts w:ascii="Cambria Math" w:hAnsi="Cambria Math" w:cs="Cambria Math"/>
-                    </w:rPr>
-                    <m:t>-</m:t>
-                  </m:r>
-                  <m:r>
-                    <w:rPr>
-                      <w:rFonts w:ascii="Cambria Math" w:hAnsi="Cambria Math" w:cs="Cambria Math"/>
-                    </w:rPr>
-                    <m:t>k</m:t>
+                    <m:t>n-k</m:t>
                   </m:r>
                 </m:sup>
               </m:sSubSup>
@@ -6023,7 +5376,6 @@
           <w:p>
             <w:pPr>
               <w:snapToGrid w:val="0"/>
-              <w:spacing w:line="300" w:lineRule="auto" w:before="0" w:after="0"/>
               <w:rPr>
                 <w:b/>
               </w:rPr>
@@ -6049,7 +5401,6 @@
           <w:p>
             <w:pPr>
               <w:snapToGrid w:val="0"/>
-              <w:spacing w:line="300" w:lineRule="auto" w:before="0" w:after="0"/>
               <w:rPr>
                 <w:b/>
               </w:rPr>
@@ -6077,7 +5428,6 @@
           <w:p>
             <w:pPr>
               <w:snapToGrid w:val="0"/>
-              <w:spacing w:line="300" w:lineRule="auto" w:before="0" w:after="0"/>
               <w:rPr>
                 <w:b/>
               </w:rPr>
@@ -6090,13 +5440,7 @@
                 <w:rPr>
                   <w:rFonts w:ascii="Cambria Math" w:hAnsi="Cambria Math" w:cs="Cambria Math"/>
                 </w:rPr>
-                <m:t>k</m:t>
-              </m:r>
-              <m:r>
-                <w:rPr>
-                  <w:rFonts w:ascii="Cambria Math" w:hAnsi="Cambria Math" w:cs="Cambria Math"/>
-                </w:rPr>
-                <m:t>&lt;</m:t>
+                <m:t>k&lt;</m:t>
               </m:r>
               <m:f>
                 <m:fPr>
@@ -6111,13 +5455,7 @@
                     <w:rPr>
                       <w:rFonts w:ascii="Cambria Math" w:hAnsi="Cambria Math" w:cs="Cambria Math"/>
                     </w:rPr>
-                    <m:t>n</m:t>
-                  </m:r>
-                  <m:r>
-                    <w:rPr>
-                      <w:rFonts w:ascii="Cambria Math" w:hAnsi="Cambria Math" w:cs="Cambria Math"/>
-                    </w:rPr>
-                    <m:t>+1</m:t>
+                    <m:t>n+1</m:t>
                   </m:r>
                 </m:num>
                 <m:den>
@@ -6157,7 +5495,6 @@
           <w:p>
             <w:pPr>
               <w:snapToGrid w:val="0"/>
-              <w:spacing w:line="300" w:lineRule="auto" w:before="0" w:after="0"/>
               <w:rPr>
                 <w:b/>
               </w:rPr>
@@ -6178,7 +5515,6 @@
           <w:p>
             <w:pPr>
               <w:snapToGrid w:val="0"/>
-              <w:spacing w:line="300" w:lineRule="auto" w:before="0" w:after="0"/>
               <w:rPr>
                 <w:b/>
               </w:rPr>
@@ -6203,7 +5539,6 @@
           <w:p>
             <w:pPr>
               <w:snapToGrid w:val="0"/>
-              <w:spacing w:line="300" w:lineRule="auto" w:before="0" w:after="0"/>
               <w:rPr>
                 <w:b/>
               </w:rPr>
@@ -6216,13 +5551,7 @@
                 <w:rPr>
                   <w:rFonts w:ascii="Cambria Math" w:hAnsi="Cambria Math" w:cs="Cambria Math"/>
                 </w:rPr>
-                <m:t>k</m:t>
-              </m:r>
-              <m:r>
-                <w:rPr>
-                  <w:rFonts w:ascii="Cambria Math" w:hAnsi="Cambria Math" w:cs="Cambria Math"/>
-                </w:rPr>
-                <m:t>&gt;</m:t>
+                <m:t>k&gt;</m:t>
               </m:r>
               <m:f>
                 <m:fPr>
@@ -6237,13 +5566,7 @@
                     <w:rPr>
                       <w:rFonts w:ascii="Cambria Math" w:hAnsi="Cambria Math" w:cs="Cambria Math"/>
                     </w:rPr>
-                    <m:t>n</m:t>
-                  </m:r>
-                  <m:r>
-                    <w:rPr>
-                      <w:rFonts w:ascii="Cambria Math" w:hAnsi="Cambria Math" w:cs="Cambria Math"/>
-                    </w:rPr>
-                    <m:t>+1</m:t>
+                    <m:t>n+1</m:t>
                   </m:r>
                 </m:num>
                 <m:den>
@@ -6283,7 +5606,6 @@
           <w:p>
             <w:pPr>
               <w:snapToGrid w:val="0"/>
-              <w:spacing w:line="300" w:lineRule="auto" w:before="0" w:after="0"/>
               <w:rPr>
                 <w:b/>
               </w:rPr>
@@ -6304,7 +5626,6 @@
           <w:p>
             <w:pPr>
               <w:snapToGrid w:val="0"/>
-              <w:spacing w:line="300" w:lineRule="auto" w:before="0" w:after="0"/>
               <w:rPr>
                 <w:b/>
               </w:rPr>
@@ -6329,7 +5650,6 @@
           <w:p>
             <w:pPr>
               <w:snapToGrid w:val="0"/>
-              <w:spacing w:line="300" w:lineRule="auto" w:before="0" w:after="0"/>
               <w:rPr>
                 <w:b/>
               </w:rPr>
@@ -6373,7 +5693,6 @@
           <w:p>
             <w:pPr>
               <w:snapToGrid w:val="0"/>
-              <w:spacing w:line="300" w:lineRule="auto" w:before="0" w:after="0"/>
               <w:rPr>
                 <w:b/>
               </w:rPr>
@@ -6394,7 +5713,6 @@
           <w:p>
             <w:pPr>
               <w:snapToGrid w:val="0"/>
-              <w:spacing w:line="300" w:lineRule="auto" w:before="0" w:after="0"/>
               <w:rPr>
                 <w:b/>
               </w:rPr>
@@ -6419,7 +5737,6 @@
           <w:p>
             <w:pPr>
               <w:snapToGrid w:val="0"/>
-              <w:spacing w:line="300" w:lineRule="auto" w:before="0" w:after="0"/>
               <w:rPr>
                 <w:b/>
               </w:rPr>
@@ -6463,7 +5780,6 @@
           <w:p>
             <w:pPr>
               <w:snapToGrid w:val="0"/>
-              <w:spacing w:line="300" w:lineRule="auto" w:before="0" w:after="0"/>
               <w:rPr>
                 <w:b/>
               </w:rPr>
@@ -6489,7 +5805,6 @@
           <w:p>
             <w:pPr>
               <w:snapToGrid w:val="0"/>
-              <w:spacing w:line="300" w:lineRule="auto" w:before="0" w:after="0"/>
               <w:rPr>
                 <w:b/>
               </w:rPr>
@@ -6517,7 +5832,6 @@
           <w:p>
             <w:pPr>
               <w:snapToGrid w:val="0"/>
-              <w:spacing w:line="300" w:lineRule="auto" w:before="0" w:after="0"/>
               <w:rPr>
                 <w:b/>
               </w:rPr>
@@ -6738,7 +6052,6 @@
           <w:p>
             <w:pPr>
               <w:snapToGrid w:val="0"/>
-              <w:spacing w:line="300" w:lineRule="auto" w:before="0" w:after="0"/>
               <w:rPr>
                 <w:b/>
               </w:rPr>
@@ -6759,7 +6072,6 @@
           <w:p>
             <w:pPr>
               <w:snapToGrid w:val="0"/>
-              <w:spacing w:line="300" w:lineRule="auto" w:before="0" w:after="0"/>
               <w:rPr>
                 <w:b/>
               </w:rPr>
@@ -6784,7 +6096,6 @@
           <w:p>
             <w:pPr>
               <w:snapToGrid w:val="0"/>
-              <w:spacing w:line="300" w:lineRule="auto" w:before="0" w:after="0"/>
               <w:rPr>
                 <w:b/>
               </w:rPr>
@@ -7065,19 +6376,7 @@
                       <w:rPr>
                         <w:rFonts w:ascii="Cambria Math" w:hAnsi="Cambria Math" w:cs="Cambria Math"/>
                       </w:rPr>
-                      <m:t>n</m:t>
-                    </m:r>
-                    <m:r>
-                      <w:rPr>
-                        <w:rFonts w:ascii="Cambria Math" w:hAnsi="Cambria Math" w:cs="Cambria Math"/>
-                      </w:rPr>
-                      <m:t>-</m:t>
-                    </m:r>
-                    <m:r>
-                      <w:rPr>
-                        <w:rFonts w:ascii="Cambria Math" w:hAnsi="Cambria Math" w:cs="Cambria Math"/>
-                      </w:rPr>
-                      <m:t>1</m:t>
+                      <m:t>n-1</m:t>
                     </m:r>
                   </m:sup>
                 </m:sSup>
@@ -7090,7 +6389,6 @@
     <w:p>
       <w:pPr>
         <w:snapToGrid w:val="0"/>
-        <w:spacing w:line="300" w:lineRule="auto" w:before="0" w:after="0"/>
       </w:pPr>
     </w:p>
     <w:sectPr>
@@ -7106,7 +6404,7 @@
 </file>
 
 <file path=word/endnotes.xml><?xml version="1.0" encoding="utf-8"?>
-<w:endnotes xmlns:wpc="http://schemas.microsoft.com/office/word/2010/wordprocessingCanvas" xmlns:cx="http://schemas.microsoft.com/office/drawing/2014/chartex" xmlns:cx1="http://schemas.microsoft.com/office/drawing/2015/9/8/chartex" xmlns:cx2="http://schemas.microsoft.com/office/drawing/2015/10/21/chartex" xmlns:cx3="http://schemas.microsoft.com/office/drawing/2016/5/9/chartex" xmlns:cx4="http://schemas.microsoft.com/office/drawing/2016/5/10/chartex" xmlns:cx5="http://schemas.microsoft.com/office/drawing/2016/5/11/chartex" xmlns:cx6="http://schemas.microsoft.com/office/drawing/2016/5/12/chartex" xmlns:cx7="http://schemas.microsoft.com/office/drawing/2016/5/13/chartex" xmlns:cx8="http://schemas.microsoft.com/office/drawing/2016/5/14/chartex" xmlns:mc="http://schemas.openxmlformats.org/markup-compatibility/2006" xmlns:aink="http://schemas.microsoft.com/office/drawing/2016/ink" xmlns:am3d="http://schemas.microsoft.com/office/drawing/2017/model3d" xmlns:o="urn:schemas-microsoft-com:office:office" xmlns:r="http://schemas.openxmlformats.org/officeDocument/2006/relationships" xmlns:m="http://schemas.openxmlformats.org/officeDocument/2006/math" xmlns:v="urn:schemas-microsoft-com:vml" xmlns:wp14="http://schemas.microsoft.com/office/word/2010/wordprocessingDrawing" xmlns:wp="http://schemas.openxmlformats.org/drawingml/2006/wordprocessingDrawing" xmlns:w10="urn:schemas-microsoft-com:office:word" xmlns:w="http://schemas.openxmlformats.org/wordprocessingml/2006/main" xmlns:w14="http://schemas.microsoft.com/office/word/2010/wordml" xmlns:w15="http://schemas.microsoft.com/office/word/2012/wordml" xmlns:w16cex="http://schemas.microsoft.com/office/word/2018/wordml/cex" xmlns:w16cid="http://schemas.microsoft.com/office/word/2016/wordml/cid" xmlns:w16="http://schemas.microsoft.com/office/word/2018/wordml" xmlns:w16sdtdh="http://schemas.microsoft.com/office/word/2020/wordml/sdtdatahash" xmlns:w16se="http://schemas.microsoft.com/office/word/2015/wordml/symex" xmlns:wpg="http://schemas.microsoft.com/office/word/2010/wordprocessingGroup" xmlns:wpi="http://schemas.microsoft.com/office/word/2010/wordprocessingInk" xmlns:wne="http://schemas.microsoft.com/office/word/2006/wordml" xmlns:wps="http://schemas.microsoft.com/office/word/2010/wordprocessingShape" mc:Ignorable="w14 w15 w16se w16cid w16 w16cex w16sdtdh wp14">
+<w:endnotes xmlns:wpc="http://schemas.microsoft.com/office/word/2010/wordprocessingCanvas" xmlns:cx="http://schemas.microsoft.com/office/drawing/2014/chartex" xmlns:cx1="http://schemas.microsoft.com/office/drawing/2015/9/8/chartex" xmlns:cx2="http://schemas.microsoft.com/office/drawing/2015/10/21/chartex" xmlns:cx3="http://schemas.microsoft.com/office/drawing/2016/5/9/chartex" xmlns:cx4="http://schemas.microsoft.com/office/drawing/2016/5/10/chartex" xmlns:cx5="http://schemas.microsoft.com/office/drawing/2016/5/11/chartex" xmlns:cx6="http://schemas.microsoft.com/office/drawing/2016/5/12/chartex" xmlns:cx7="http://schemas.microsoft.com/office/drawing/2016/5/13/chartex" xmlns:cx8="http://schemas.microsoft.com/office/drawing/2016/5/14/chartex" xmlns:mc="http://schemas.openxmlformats.org/markup-compatibility/2006" xmlns:aink="http://schemas.microsoft.com/office/drawing/2016/ink" xmlns:am3d="http://schemas.microsoft.com/office/drawing/2017/model3d" xmlns:o="urn:schemas-microsoft-com:office:office" xmlns:oel="http://schemas.microsoft.com/office/2019/extlst" xmlns:r="http://schemas.openxmlformats.org/officeDocument/2006/relationships" xmlns:m="http://schemas.openxmlformats.org/officeDocument/2006/math" xmlns:v="urn:schemas-microsoft-com:vml" xmlns:wp14="http://schemas.microsoft.com/office/word/2010/wordprocessingDrawing" xmlns:wp="http://schemas.openxmlformats.org/drawingml/2006/wordprocessingDrawing" xmlns:w10="urn:schemas-microsoft-com:office:word" xmlns:w="http://schemas.openxmlformats.org/wordprocessingml/2006/main" xmlns:w14="http://schemas.microsoft.com/office/word/2010/wordml" xmlns:w15="http://schemas.microsoft.com/office/word/2012/wordml" xmlns:w16cex="http://schemas.microsoft.com/office/word/2018/wordml/cex" xmlns:w16cid="http://schemas.microsoft.com/office/word/2016/wordml/cid" xmlns:w16="http://schemas.microsoft.com/office/word/2018/wordml" xmlns:w16sdtdh="http://schemas.microsoft.com/office/word/2020/wordml/sdtdatahash" xmlns:w16se="http://schemas.microsoft.com/office/word/2015/wordml/symex" xmlns:wpg="http://schemas.microsoft.com/office/word/2010/wordprocessingGroup" xmlns:wpi="http://schemas.microsoft.com/office/word/2010/wordprocessingInk" xmlns:wne="http://schemas.microsoft.com/office/word/2006/wordml" xmlns:wps="http://schemas.microsoft.com/office/word/2010/wordprocessingShape" mc:Ignorable="w14 w15 w16se w16cid w16 w16cex w16sdtdh wp14">
   <w:endnote w:type="separator" w:id="-1">
     <w:p>
       <w:r>
@@ -7125,121 +6423,57 @@
 </file>
 
 <file path=word/footer1.xml><?xml version="1.0" encoding="utf-8"?>
-<w:ftr xmlns:w="http://schemas.openxmlformats.org/wordprocessingml/2006/main">
-  <w:p xmlns:w="http://schemas.openxmlformats.org/wordprocessingml/2006/main">
-    <w:pPr>
-      <w:jc w:val="left"/>
-    </w:pPr>
+<w:ftr xmlns:wpc="http://schemas.microsoft.com/office/word/2010/wordprocessingCanvas" xmlns:cx="http://schemas.microsoft.com/office/drawing/2014/chartex" xmlns:cx1="http://schemas.microsoft.com/office/drawing/2015/9/8/chartex" xmlns:cx2="http://schemas.microsoft.com/office/drawing/2015/10/21/chartex" xmlns:cx3="http://schemas.microsoft.com/office/drawing/2016/5/9/chartex" xmlns:cx4="http://schemas.microsoft.com/office/drawing/2016/5/10/chartex" xmlns:cx5="http://schemas.microsoft.com/office/drawing/2016/5/11/chartex" xmlns:cx6="http://schemas.microsoft.com/office/drawing/2016/5/12/chartex" xmlns:cx7="http://schemas.microsoft.com/office/drawing/2016/5/13/chartex" xmlns:cx8="http://schemas.microsoft.com/office/drawing/2016/5/14/chartex" xmlns:mc="http://schemas.openxmlformats.org/markup-compatibility/2006" xmlns:aink="http://schemas.microsoft.com/office/drawing/2016/ink" xmlns:am3d="http://schemas.microsoft.com/office/drawing/2017/model3d" xmlns:o="urn:schemas-microsoft-com:office:office" xmlns:oel="http://schemas.microsoft.com/office/2019/extlst" xmlns:r="http://schemas.openxmlformats.org/officeDocument/2006/relationships" xmlns:m="http://schemas.openxmlformats.org/officeDocument/2006/math" xmlns:v="urn:schemas-microsoft-com:vml" xmlns:wp14="http://schemas.microsoft.com/office/word/2010/wordprocessingDrawing" xmlns:wp="http://schemas.openxmlformats.org/drawingml/2006/wordprocessingDrawing" xmlns:w10="urn:schemas-microsoft-com:office:word" xmlns:w="http://schemas.openxmlformats.org/wordprocessingml/2006/main" xmlns:w14="http://schemas.microsoft.com/office/word/2010/wordml" xmlns:w15="http://schemas.microsoft.com/office/word/2012/wordml" xmlns:w16cex="http://schemas.microsoft.com/office/word/2018/wordml/cex" xmlns:w16cid="http://schemas.microsoft.com/office/word/2016/wordml/cid" xmlns:w16="http://schemas.microsoft.com/office/word/2018/wordml" xmlns:w16sdtdh="http://schemas.microsoft.com/office/word/2020/wordml/sdtdatahash" xmlns:w16se="http://schemas.microsoft.com/office/word/2015/wordml/symex" xmlns:wpg="http://schemas.microsoft.com/office/word/2010/wordprocessingGroup" xmlns:wpi="http://schemas.microsoft.com/office/word/2010/wordprocessingInk" xmlns:wne="http://schemas.microsoft.com/office/word/2006/wordml" xmlns:wps="http://schemas.microsoft.com/office/word/2010/wordprocessingShape" mc:Ignorable="w14 w15 w16se w16cid w16 w16cex w16sdtdh wp14">
+  <w:p>
     <w:r>
-      <w:rPr>
-        <w:rFonts w:ascii="Times New Roman" w:hAnsi="Times New Roman" w:eastAsia="宋体" w:cs="Times New Roman"/>
-        <w:sz w:val="21"/>
-        <w:szCs w:val="21"/>
-      </w:rPr>
-      <w:t xml:space="preserve">第3章·清单　</w:t>
-    </w:r>
-    <w:r>
-      <w:rPr>
-        <w:rFonts w:ascii="Times New Roman" w:hAnsi="Times New Roman" w:eastAsia="宋体" w:cs="Times New Roman"/>
-        <w:sz w:val="21"/>
-        <w:szCs w:val="21"/>
-      </w:rPr>
       <w:t>第</w:t>
     </w:r>
     <w:r>
-      <w:rPr>
-        <w:rFonts w:ascii="Times New Roman" w:hAnsi="Times New Roman" w:eastAsia="宋体" w:cs="Times New Roman"/>
-        <w:sz w:val="21"/>
-        <w:szCs w:val="21"/>
-      </w:rPr>
+      <w:t>3</w:t>
+    </w:r>
+    <w:r>
+      <w:t>章</w:t>
+    </w:r>
+    <w:r>
+      <w:t>·</w:t>
+    </w:r>
+    <w:r>
+      <w:t>清单　第</w:t>
+    </w:r>
+    <w:r>
       <w:fldChar w:fldCharType="begin"/>
     </w:r>
     <w:r>
-      <w:rPr>
-        <w:rFonts w:ascii="Times New Roman" w:hAnsi="Times New Roman" w:eastAsia="宋体" w:cs="Times New Roman"/>
-        <w:sz w:val="21"/>
-        <w:szCs w:val="21"/>
-      </w:rPr>
       <w:instrText xml:space="preserve"> PAGE </w:instrText>
     </w:r>
     <w:r>
-      <w:rPr>
-        <w:rFonts w:ascii="Times New Roman" w:hAnsi="Times New Roman" w:eastAsia="宋体" w:cs="Times New Roman"/>
-        <w:sz w:val="21"/>
-        <w:szCs w:val="21"/>
-      </w:rPr>
       <w:fldChar w:fldCharType="separate"/>
     </w:r>
     <w:r>
-      <w:rPr>
-        <w:rFonts w:ascii="Times New Roman" w:hAnsi="Times New Roman" w:eastAsia="宋体" w:cs="Times New Roman"/>
-        <w:sz w:val="21"/>
-        <w:szCs w:val="21"/>
-      </w:rPr>
       <w:t>1</w:t>
     </w:r>
     <w:r>
-      <w:rPr>
-        <w:rFonts w:ascii="Times New Roman" w:hAnsi="Times New Roman" w:eastAsia="宋体" w:cs="Times New Roman"/>
-        <w:sz w:val="21"/>
-        <w:szCs w:val="21"/>
-      </w:rPr>
       <w:fldChar w:fldCharType="end"/>
     </w:r>
     <w:r>
-      <w:rPr>
-        <w:rFonts w:ascii="Times New Roman" w:hAnsi="Times New Roman" w:eastAsia="宋体" w:cs="Times New Roman"/>
-        <w:sz w:val="21"/>
-        <w:szCs w:val="21"/>
-      </w:rPr>
       <w:t>页（共</w:t>
     </w:r>
     <w:r>
-      <w:rPr>
-        <w:rFonts w:ascii="Times New Roman" w:hAnsi="Times New Roman" w:eastAsia="宋体" w:cs="Times New Roman"/>
-        <w:sz w:val="21"/>
-        <w:szCs w:val="21"/>
-      </w:rPr>
       <w:fldChar w:fldCharType="begin"/>
     </w:r>
     <w:r>
-      <w:rPr>
-        <w:rFonts w:ascii="Times New Roman" w:hAnsi="Times New Roman" w:eastAsia="宋体" w:cs="Times New Roman"/>
-        <w:sz w:val="21"/>
-        <w:szCs w:val="21"/>
-      </w:rPr>
       <w:instrText xml:space="preserve"> NUMPAGES </w:instrText>
     </w:r>
     <w:r>
-      <w:rPr>
-        <w:rFonts w:ascii="Times New Roman" w:hAnsi="Times New Roman" w:eastAsia="宋体" w:cs="Times New Roman"/>
-        <w:sz w:val="21"/>
-        <w:szCs w:val="21"/>
-      </w:rPr>
       <w:fldChar w:fldCharType="separate"/>
     </w:r>
     <w:r>
-      <w:rPr>
-        <w:rFonts w:ascii="Times New Roman" w:hAnsi="Times New Roman" w:eastAsia="宋体" w:cs="Times New Roman"/>
-        <w:sz w:val="21"/>
-        <w:szCs w:val="21"/>
-      </w:rPr>
       <w:t>3</w:t>
     </w:r>
     <w:r>
-      <w:rPr>
-        <w:rFonts w:ascii="Times New Roman" w:hAnsi="Times New Roman" w:eastAsia="宋体" w:cs="Times New Roman"/>
-        <w:sz w:val="21"/>
-        <w:szCs w:val="21"/>
-      </w:rPr>
       <w:fldChar w:fldCharType="end"/>
     </w:r>
     <w:r>
-      <w:rPr>
-        <w:rFonts w:ascii="Times New Roman" w:hAnsi="Times New Roman" w:eastAsia="宋体" w:cs="Times New Roman"/>
-        <w:sz w:val="21"/>
-        <w:szCs w:val="21"/>
-      </w:rPr>
       <w:t>页）</w:t>
     </w:r>
   </w:p>
@@ -7247,7 +6481,7 @@
 </file>
 
 <file path=word/footnotes.xml><?xml version="1.0" encoding="utf-8"?>
-<w:footnotes xmlns:wpc="http://schemas.microsoft.com/office/word/2010/wordprocessingCanvas" xmlns:cx="http://schemas.microsoft.com/office/drawing/2014/chartex" xmlns:cx1="http://schemas.microsoft.com/office/drawing/2015/9/8/chartex" xmlns:cx2="http://schemas.microsoft.com/office/drawing/2015/10/21/chartex" xmlns:cx3="http://schemas.microsoft.com/office/drawing/2016/5/9/chartex" xmlns:cx4="http://schemas.microsoft.com/office/drawing/2016/5/10/chartex" xmlns:cx5="http://schemas.microsoft.com/office/drawing/2016/5/11/chartex" xmlns:cx6="http://schemas.microsoft.com/office/drawing/2016/5/12/chartex" xmlns:cx7="http://schemas.microsoft.com/office/drawing/2016/5/13/chartex" xmlns:cx8="http://schemas.microsoft.com/office/drawing/2016/5/14/chartex" xmlns:mc="http://schemas.openxmlformats.org/markup-compatibility/2006" xmlns:aink="http://schemas.microsoft.com/office/drawing/2016/ink" xmlns:am3d="http://schemas.microsoft.com/office/drawing/2017/model3d" xmlns:o="urn:schemas-microsoft-com:office:office" xmlns:r="http://schemas.openxmlformats.org/officeDocument/2006/relationships" xmlns:m="http://schemas.openxmlformats.org/officeDocument/2006/math" xmlns:v="urn:schemas-microsoft-com:vml" xmlns:wp14="http://schemas.microsoft.com/office/word/2010/wordprocessingDrawing" xmlns:wp="http://schemas.openxmlformats.org/drawingml/2006/wordprocessingDrawing" xmlns:w10="urn:schemas-microsoft-com:office:word" xmlns:w="http://schemas.openxmlformats.org/wordprocessingml/2006/main" xmlns:w14="http://schemas.microsoft.com/office/word/2010/wordml" xmlns:w15="http://schemas.microsoft.com/office/word/2012/wordml" xmlns:w16cex="http://schemas.microsoft.com/office/word/2018/wordml/cex" xmlns:w16cid="http://schemas.microsoft.com/office/word/2016/wordml/cid" xmlns:w16="http://schemas.microsoft.com/office/word/2018/wordml" xmlns:w16sdtdh="http://schemas.microsoft.com/office/word/2020/wordml/sdtdatahash" xmlns:w16se="http://schemas.microsoft.com/office/word/2015/wordml/symex" xmlns:wpg="http://schemas.microsoft.com/office/word/2010/wordprocessingGroup" xmlns:wpi="http://schemas.microsoft.com/office/word/2010/wordprocessingInk" xmlns:wne="http://schemas.microsoft.com/office/word/2006/wordml" xmlns:wps="http://schemas.microsoft.com/office/word/2010/wordprocessingShape" mc:Ignorable="w14 w15 w16se w16cid w16 w16cex w16sdtdh wp14">
+<w:footnotes xmlns:wpc="http://schemas.microsoft.com/office/word/2010/wordprocessingCanvas" xmlns:cx="http://schemas.microsoft.com/office/drawing/2014/chartex" xmlns:cx1="http://schemas.microsoft.com/office/drawing/2015/9/8/chartex" xmlns:cx2="http://schemas.microsoft.com/office/drawing/2015/10/21/chartex" xmlns:cx3="http://schemas.microsoft.com/office/drawing/2016/5/9/chartex" xmlns:cx4="http://schemas.microsoft.com/office/drawing/2016/5/10/chartex" xmlns:cx5="http://schemas.microsoft.com/office/drawing/2016/5/11/chartex" xmlns:cx6="http://schemas.microsoft.com/office/drawing/2016/5/12/chartex" xmlns:cx7="http://schemas.microsoft.com/office/drawing/2016/5/13/chartex" xmlns:cx8="http://schemas.microsoft.com/office/drawing/2016/5/14/chartex" xmlns:mc="http://schemas.openxmlformats.org/markup-compatibility/2006" xmlns:aink="http://schemas.microsoft.com/office/drawing/2016/ink" xmlns:am3d="http://schemas.microsoft.com/office/drawing/2017/model3d" xmlns:o="urn:schemas-microsoft-com:office:office" xmlns:oel="http://schemas.microsoft.com/office/2019/extlst" xmlns:r="http://schemas.openxmlformats.org/officeDocument/2006/relationships" xmlns:m="http://schemas.openxmlformats.org/officeDocument/2006/math" xmlns:v="urn:schemas-microsoft-com:vml" xmlns:wp14="http://schemas.microsoft.com/office/word/2010/wordprocessingDrawing" xmlns:wp="http://schemas.openxmlformats.org/drawingml/2006/wordprocessingDrawing" xmlns:w10="urn:schemas-microsoft-com:office:word" xmlns:w="http://schemas.openxmlformats.org/wordprocessingml/2006/main" xmlns:w14="http://schemas.microsoft.com/office/word/2010/wordml" xmlns:w15="http://schemas.microsoft.com/office/word/2012/wordml" xmlns:w16cex="http://schemas.microsoft.com/office/word/2018/wordml/cex" xmlns:w16cid="http://schemas.microsoft.com/office/word/2016/wordml/cid" xmlns:w16="http://schemas.microsoft.com/office/word/2018/wordml" xmlns:w16sdtdh="http://schemas.microsoft.com/office/word/2020/wordml/sdtdatahash" xmlns:w16se="http://schemas.microsoft.com/office/word/2015/wordml/symex" xmlns:wpg="http://schemas.microsoft.com/office/word/2010/wordprocessingGroup" xmlns:wpi="http://schemas.microsoft.com/office/word/2010/wordprocessingInk" xmlns:wne="http://schemas.microsoft.com/office/word/2006/wordml" xmlns:wps="http://schemas.microsoft.com/office/word/2010/wordprocessingShape" mc:Ignorable="w14 w15 w16se w16cid w16 w16cex w16sdtdh wp14">
   <w:footnote w:type="separator" w:id="-1">
     <w:p>
       <w:r>
@@ -7270,14 +6504,15 @@
   <w:docDefaults>
     <w:rPrDefault>
       <w:rPr>
-        <w:rFonts w:ascii="Times New Roman" w:hAnsi="Times New Roman" w:eastAsia="宋体" w:cs="Times New Roman"/>
+        <w:rFonts w:ascii="Times New Roman" w:eastAsia="宋体" w:hAnsi="Times New Roman" w:cs="Times New Roman"/>
         <w:sz w:val="21"/>
         <w:szCs w:val="21"/>
+        <w:lang w:val="en-US" w:eastAsia="zh-CN" w:bidi="ar-SA"/>
       </w:rPr>
     </w:rPrDefault>
     <w:pPrDefault>
       <w:pPr>
-        <w:spacing w:before="0" w:after="0" w:line="300" w:lineRule="auto"/>
+        <w:spacing w:line="300" w:lineRule="auto"/>
       </w:pPr>
     </w:pPrDefault>
   </w:docDefaults>

--- a/高中数学/高中数学同步/人教B版选必2 第3章 排列、组合与二项式定理·知识清单（完成）.docx
+++ b/高中数学/高中数学同步/人教B版选必2 第3章 排列、组合与二项式定理·知识清单（完成）.docx
@@ -2387,47 +2387,45 @@
             <w:pPr>
               <w:snapToGrid w:val="0"/>
             </w:pPr>
-            <m:oMathPara>
-              <m:oMath>
-                <m:sSubSup>
-                  <m:sSubSupPr>
-                    <m:ctrlPr>
-                      <w:rPr>
-                        <w:rFonts w:ascii="Cambria Math" w:hAnsi="Cambria Math"/>
-                        <w:shd w:val="clear" w:color="auto" w:fill="A6A6A6"/>
-                      </w:rPr>
-                    </m:ctrlPr>
-                  </m:sSubSupPr>
-                  <m:e>
-                    <m:r>
-                      <m:rPr>
-                        <m:nor/>
-                      </m:rPr>
-                      <w:rPr>
-                        <w:rFonts w:cs="Cambria Math"/>
-                      </w:rPr>
-                      <m:t>C</m:t>
-                    </m:r>
-                  </m:e>
-                  <m:sub>
-                    <m:r>
-                      <w:rPr>
-                        <w:rFonts w:ascii="Cambria Math" w:hAnsi="Cambria Math" w:cs="Cambria Math"/>
-                      </w:rPr>
-                      <m:t>n</m:t>
-                    </m:r>
-                  </m:sub>
-                  <m:sup>
-                    <m:r>
-                      <w:rPr>
-                        <w:rFonts w:ascii="Cambria Math" w:hAnsi="Cambria Math" w:cs="Cambria Math"/>
-                      </w:rPr>
-                      <m:t>m</m:t>
-                    </m:r>
-                  </m:sup>
-                </m:sSubSup>
-              </m:oMath>
-            </m:oMathPara>
+            <m:oMath>
+              <m:sSubSup>
+                <m:sSubSupPr>
+                  <m:ctrlPr>
+                    <w:rPr>
+                      <w:rFonts w:ascii="Cambria Math" w:hAnsi="Cambria Math"/>
+                      <w:shd w:val="clear" w:color="auto" w:fill="A6A6A6"/>
+                    </w:rPr>
+                  </m:ctrlPr>
+                </m:sSubSupPr>
+                <m:e>
+                  <m:r>
+                    <m:rPr>
+                      <m:nor/>
+                    </m:rPr>
+                    <w:rPr>
+                      <w:rFonts w:cs="Cambria Math"/>
+                    </w:rPr>
+                    <m:t>C</m:t>
+                  </m:r>
+                </m:e>
+                <m:sub>
+                  <m:r>
+                    <w:rPr>
+                      <w:rFonts w:ascii="Cambria Math" w:hAnsi="Cambria Math" w:cs="Cambria Math"/>
+                    </w:rPr>
+                    <m:t>n</m:t>
+                  </m:r>
+                </m:sub>
+                <m:sup>
+                  <m:r>
+                    <w:rPr>
+                      <w:rFonts w:ascii="Cambria Math" w:hAnsi="Cambria Math" w:cs="Cambria Math"/>
+                    </w:rPr>
+                    <m:t>m</m:t>
+                  </m:r>
+                </m:sup>
+              </m:sSubSup>
+            </m:oMath>
           </w:p>
         </w:tc>
       </w:tr>
@@ -2782,101 +2780,99 @@
             <w:pPr>
               <w:snapToGrid w:val="0"/>
             </w:pPr>
-            <m:oMathPara>
-              <m:oMath>
-                <m:sSubSup>
-                  <m:sSubSupPr>
-                    <m:ctrlPr>
-                      <w:rPr>
-                        <w:rFonts w:ascii="Cambria Math" w:hAnsi="Cambria Math"/>
-                      </w:rPr>
-                    </m:ctrlPr>
-                  </m:sSubSupPr>
-                  <m:e>
-                    <m:r>
-                      <m:rPr>
-                        <m:nor/>
-                      </m:rPr>
-                      <w:rPr>
-                        <w:rFonts w:cs="Cambria Math"/>
-                      </w:rPr>
-                      <m:t>C</m:t>
-                    </m:r>
-                  </m:e>
-                  <m:sub>
-                    <m:r>
-                      <w:rPr>
-                        <w:rFonts w:ascii="Cambria Math" w:hAnsi="Cambria Math" w:cs="Cambria Math"/>
-                      </w:rPr>
-                      <m:t>n</m:t>
-                    </m:r>
-                  </m:sub>
-                  <m:sup>
-                    <m:r>
-                      <w:rPr>
-                        <w:rFonts w:ascii="Cambria Math" w:hAnsi="Cambria Math" w:cs="Cambria Math"/>
-                      </w:rPr>
-                      <m:t>m</m:t>
-                    </m:r>
-                  </m:sup>
-                </m:sSubSup>
-                <m:r>
-                  <w:rPr>
-                    <w:rFonts w:ascii="Cambria Math" w:hAnsi="Cambria Math" w:cs="Cambria Math"/>
-                  </w:rPr>
-                  <m:t>=</m:t>
-                </m:r>
-                <m:f>
-                  <m:fPr>
-                    <m:ctrlPr>
-                      <w:rPr>
-                        <w:rFonts w:ascii="Cambria Math" w:hAnsi="Cambria Math"/>
-                        <w:shd w:val="clear" w:color="auto" w:fill="A6A6A6"/>
-                      </w:rPr>
-                    </m:ctrlPr>
-                  </m:fPr>
-                  <m:num>
-                    <m:r>
-                      <w:rPr>
-                        <w:rFonts w:ascii="Cambria Math" w:hAnsi="Cambria Math" w:cs="Cambria Math"/>
-                      </w:rPr>
-                      <m:t>n!</m:t>
-                    </m:r>
-                  </m:num>
-                  <m:den>
-                    <m:r>
-                      <w:rPr>
-                        <w:rFonts w:ascii="Cambria Math" w:hAnsi="Cambria Math" w:cs="Cambria Math"/>
-                      </w:rPr>
-                      <m:t>m!</m:t>
-                    </m:r>
-                    <m:d>
-                      <m:dPr>
-                        <m:ctrlPr>
-                          <w:rPr>
-                            <w:rFonts w:ascii="Cambria Math" w:hAnsi="Cambria Math"/>
-                          </w:rPr>
-                        </m:ctrlPr>
-                      </m:dPr>
-                      <m:e>
-                        <m:r>
-                          <w:rPr>
-                            <w:rFonts w:ascii="Cambria Math" w:hAnsi="Cambria Math" w:cs="Cambria Math"/>
-                          </w:rPr>
-                          <m:t>n-m</m:t>
-                        </m:r>
-                      </m:e>
-                    </m:d>
-                    <m:r>
-                      <w:rPr>
-                        <w:rFonts w:ascii="Cambria Math" w:hAnsi="Cambria Math" w:cs="Cambria Math"/>
-                      </w:rPr>
-                      <m:t>!</m:t>
-                    </m:r>
-                  </m:den>
-                </m:f>
-              </m:oMath>
-            </m:oMathPara>
+            <m:oMath>
+              <m:sSubSup>
+                <m:sSubSupPr>
+                  <m:ctrlPr>
+                    <w:rPr>
+                      <w:rFonts w:ascii="Cambria Math" w:hAnsi="Cambria Math"/>
+                    </w:rPr>
+                  </m:ctrlPr>
+                </m:sSubSupPr>
+                <m:e>
+                  <m:r>
+                    <m:rPr>
+                      <m:nor/>
+                    </m:rPr>
+                    <w:rPr>
+                      <w:rFonts w:cs="Cambria Math"/>
+                    </w:rPr>
+                    <m:t>C</m:t>
+                  </m:r>
+                </m:e>
+                <m:sub>
+                  <m:r>
+                    <w:rPr>
+                      <w:rFonts w:ascii="Cambria Math" w:hAnsi="Cambria Math" w:cs="Cambria Math"/>
+                    </w:rPr>
+                    <m:t>n</m:t>
+                  </m:r>
+                </m:sub>
+                <m:sup>
+                  <m:r>
+                    <w:rPr>
+                      <w:rFonts w:ascii="Cambria Math" w:hAnsi="Cambria Math" w:cs="Cambria Math"/>
+                    </w:rPr>
+                    <m:t>m</m:t>
+                  </m:r>
+                </m:sup>
+              </m:sSubSup>
+              <m:r>
+                <w:rPr>
+                  <w:rFonts w:ascii="Cambria Math" w:hAnsi="Cambria Math" w:cs="Cambria Math"/>
+                </w:rPr>
+                <m:t>=</m:t>
+              </m:r>
+              <m:f>
+                <m:fPr>
+                  <m:ctrlPr>
+                    <w:rPr>
+                      <w:rFonts w:ascii="Cambria Math" w:hAnsi="Cambria Math"/>
+                      <w:shd w:val="clear" w:color="auto" w:fill="A6A6A6"/>
+                    </w:rPr>
+                  </m:ctrlPr>
+                </m:fPr>
+                <m:num>
+                  <m:r>
+                    <w:rPr>
+                      <w:rFonts w:ascii="Cambria Math" w:hAnsi="Cambria Math" w:cs="Cambria Math"/>
+                    </w:rPr>
+                    <m:t>n!</m:t>
+                  </m:r>
+                </m:num>
+                <m:den>
+                  <m:r>
+                    <w:rPr>
+                      <w:rFonts w:ascii="Cambria Math" w:hAnsi="Cambria Math" w:cs="Cambria Math"/>
+                    </w:rPr>
+                    <m:t>m!</m:t>
+                  </m:r>
+                  <m:d>
+                    <m:dPr>
+                      <m:ctrlPr>
+                        <w:rPr>
+                          <w:rFonts w:ascii="Cambria Math" w:hAnsi="Cambria Math"/>
+                        </w:rPr>
+                      </m:ctrlPr>
+                    </m:dPr>
+                    <m:e>
+                      <m:r>
+                        <w:rPr>
+                          <w:rFonts w:ascii="Cambria Math" w:hAnsi="Cambria Math" w:cs="Cambria Math"/>
+                        </w:rPr>
+                        <m:t>n-m</m:t>
+                      </m:r>
+                    </m:e>
+                  </m:d>
+                  <m:r>
+                    <w:rPr>
+                      <w:rFonts w:ascii="Cambria Math" w:hAnsi="Cambria Math" w:cs="Cambria Math"/>
+                    </w:rPr>
+                    <m:t>!</m:t>
+                  </m:r>
+                </m:den>
+              </m:f>
+            </m:oMath>
           </w:p>
         </w:tc>
       </w:tr>
@@ -4385,411 +4381,409 @@
             <w:pPr>
               <w:snapToGrid w:val="0"/>
             </w:pPr>
-            <m:oMathPara>
-              <m:oMath>
-                <m:sSup>
-                  <m:sSupPr>
-                    <m:ctrlPr>
-                      <w:rPr>
-                        <w:rFonts w:ascii="Cambria Math" w:hAnsi="Cambria Math"/>
-                        <w:shd w:val="clear" w:color="auto" w:fill="A6A6A6"/>
-                      </w:rPr>
-                    </m:ctrlPr>
-                  </m:sSupPr>
-                  <m:e>
-                    <m:r>
-                      <w:rPr>
-                        <w:rFonts w:ascii="Cambria Math" w:hAnsi="Cambria Math" w:cs="Cambria Math"/>
-                      </w:rPr>
-                      <m:t>(a+b)</m:t>
-                    </m:r>
-                  </m:e>
-                  <m:sup>
-                    <m:r>
-                      <w:rPr>
-                        <w:rFonts w:ascii="Cambria Math" w:hAnsi="Cambria Math" w:cs="Cambria Math"/>
-                      </w:rPr>
-                      <m:t>n</m:t>
-                    </m:r>
-                  </m:sup>
-                </m:sSup>
-                <m:r>
-                  <w:rPr>
-                    <w:rFonts w:ascii="Cambria Math" w:hAnsi="Cambria Math" w:cs="Cambria Math"/>
-                    <w:shd w:val="clear" w:color="auto" w:fill="A6A6A6"/>
-                  </w:rPr>
-                  <m:t>=</m:t>
-                </m:r>
-                <m:sSubSup>
-                  <m:sSubSupPr>
-                    <m:ctrlPr>
-                      <w:rPr>
-                        <w:rFonts w:ascii="Cambria Math" w:hAnsi="Cambria Math"/>
-                        <w:shd w:val="clear" w:color="auto" w:fill="A6A6A6"/>
-                      </w:rPr>
-                    </m:ctrlPr>
-                  </m:sSubSupPr>
-                  <m:e>
-                    <m:r>
-                      <m:rPr>
-                        <m:nor/>
-                      </m:rPr>
-                      <w:rPr>
-                        <w:rFonts w:cs="Cambria Math"/>
-                      </w:rPr>
-                      <m:t>C</m:t>
-                    </m:r>
-                  </m:e>
-                  <m:sub>
-                    <m:r>
-                      <w:rPr>
-                        <w:rFonts w:ascii="Cambria Math" w:hAnsi="Cambria Math" w:cs="Cambria Math"/>
-                      </w:rPr>
-                      <m:t>n</m:t>
-                    </m:r>
-                  </m:sub>
-                  <m:sup>
-                    <m:r>
-                      <w:rPr>
-                        <w:rFonts w:ascii="Cambria Math" w:hAnsi="Cambria Math" w:cs="Cambria Math"/>
-                      </w:rPr>
-                      <m:t>0</m:t>
-                    </m:r>
-                  </m:sup>
-                </m:sSubSup>
-                <m:sSup>
-                  <m:sSupPr>
-                    <m:ctrlPr>
-                      <w:rPr>
-                        <w:rFonts w:ascii="Cambria Math" w:hAnsi="Cambria Math"/>
-                        <w:shd w:val="clear" w:color="auto" w:fill="A6A6A6"/>
-                      </w:rPr>
-                    </m:ctrlPr>
-                  </m:sSupPr>
-                  <m:e>
-                    <m:r>
-                      <w:rPr>
-                        <w:rFonts w:ascii="Cambria Math" w:hAnsi="Cambria Math" w:cs="Cambria Math"/>
-                      </w:rPr>
-                      <m:t>a</m:t>
-                    </m:r>
-                  </m:e>
-                  <m:sup>
-                    <m:r>
-                      <w:rPr>
-                        <w:rFonts w:ascii="Cambria Math" w:hAnsi="Cambria Math" w:cs="Cambria Math"/>
-                      </w:rPr>
-                      <m:t>n</m:t>
-                    </m:r>
-                  </m:sup>
-                </m:sSup>
-                <m:r>
-                  <w:rPr>
-                    <w:rFonts w:ascii="Cambria Math" w:hAnsi="Cambria Math" w:cs="Cambria Math"/>
-                    <w:shd w:val="clear" w:color="auto" w:fill="A6A6A6"/>
-                  </w:rPr>
-                  <m:t>+</m:t>
-                </m:r>
-                <m:sSubSup>
-                  <m:sSubSupPr>
-                    <m:ctrlPr>
-                      <w:rPr>
-                        <w:rFonts w:ascii="Cambria Math" w:hAnsi="Cambria Math"/>
-                        <w:shd w:val="clear" w:color="auto" w:fill="A6A6A6"/>
-                      </w:rPr>
-                    </m:ctrlPr>
-                  </m:sSubSupPr>
-                  <m:e>
-                    <m:r>
-                      <m:rPr>
-                        <m:nor/>
-                      </m:rPr>
-                      <w:rPr>
-                        <w:rFonts w:cs="Cambria Math"/>
-                      </w:rPr>
-                      <m:t>C</m:t>
-                    </m:r>
-                  </m:e>
-                  <m:sub>
-                    <m:r>
-                      <w:rPr>
-                        <w:rFonts w:ascii="Cambria Math" w:hAnsi="Cambria Math" w:cs="Cambria Math"/>
-                      </w:rPr>
-                      <m:t>n</m:t>
-                    </m:r>
-                  </m:sub>
-                  <m:sup>
-                    <m:r>
-                      <w:rPr>
-                        <w:rFonts w:ascii="Cambria Math" w:hAnsi="Cambria Math" w:cs="Cambria Math"/>
-                      </w:rPr>
-                      <m:t>1</m:t>
-                    </m:r>
-                  </m:sup>
-                </m:sSubSup>
-                <m:sSup>
-                  <m:sSupPr>
-                    <m:ctrlPr>
-                      <w:rPr>
-                        <w:rFonts w:ascii="Cambria Math" w:hAnsi="Cambria Math"/>
-                        <w:shd w:val="clear" w:color="auto" w:fill="A6A6A6"/>
-                      </w:rPr>
-                    </m:ctrlPr>
-                  </m:sSupPr>
-                  <m:e>
-                    <m:r>
-                      <w:rPr>
-                        <w:rFonts w:ascii="Cambria Math" w:hAnsi="Cambria Math" w:cs="Cambria Math"/>
-                      </w:rPr>
-                      <m:t>a</m:t>
-                    </m:r>
-                  </m:e>
-                  <m:sup>
-                    <m:r>
-                      <w:rPr>
-                        <w:rFonts w:ascii="Cambria Math" w:hAnsi="Cambria Math" w:cs="Cambria Math"/>
-                      </w:rPr>
-                      <m:t>n-1</m:t>
-                    </m:r>
-                  </m:sup>
-                </m:sSup>
-                <m:sSup>
-                  <m:sSupPr>
-                    <m:ctrlPr>
-                      <w:rPr>
-                        <w:rFonts w:ascii="Cambria Math" w:hAnsi="Cambria Math"/>
-                        <w:shd w:val="clear" w:color="auto" w:fill="A6A6A6"/>
-                      </w:rPr>
-                    </m:ctrlPr>
-                  </m:sSupPr>
-                  <m:e>
-                    <m:r>
-                      <w:rPr>
-                        <w:rFonts w:ascii="Cambria Math" w:hAnsi="Cambria Math" w:cs="Cambria Math"/>
-                      </w:rPr>
-                      <m:t>b</m:t>
-                    </m:r>
-                  </m:e>
-                  <m:sup>
-                    <m:r>
-                      <w:rPr>
-                        <w:rFonts w:ascii="Cambria Math" w:hAnsi="Cambria Math" w:cs="Cambria Math"/>
-                      </w:rPr>
-                      <m:t>1</m:t>
-                    </m:r>
-                  </m:sup>
-                </m:sSup>
-                <m:r>
-                  <w:rPr>
-                    <w:rFonts w:ascii="Cambria Math" w:hAnsi="Cambria Math" w:cs="Cambria Math"/>
-                    <w:shd w:val="clear" w:color="auto" w:fill="A6A6A6"/>
-                  </w:rPr>
-                  <m:t>+⋯+</m:t>
-                </m:r>
-                <m:sSubSup>
-                  <m:sSubSupPr>
-                    <m:ctrlPr>
-                      <w:rPr>
-                        <w:rFonts w:ascii="Cambria Math" w:hAnsi="Cambria Math"/>
-                        <w:shd w:val="clear" w:color="auto" w:fill="A6A6A6"/>
-                      </w:rPr>
-                    </m:ctrlPr>
-                  </m:sSubSupPr>
-                  <m:e>
-                    <m:r>
-                      <m:rPr>
-                        <m:nor/>
-                      </m:rPr>
-                      <w:rPr>
-                        <w:rFonts w:cs="Cambria Math"/>
-                      </w:rPr>
-                      <m:t>C</m:t>
-                    </m:r>
-                  </m:e>
-                  <m:sub>
-                    <m:r>
-                      <w:rPr>
-                        <w:rFonts w:ascii="Cambria Math" w:hAnsi="Cambria Math" w:cs="Cambria Math"/>
-                      </w:rPr>
-                      <m:t>n</m:t>
-                    </m:r>
-                  </m:sub>
-                  <m:sup>
-                    <m:r>
-                      <w:rPr>
-                        <w:rFonts w:ascii="Cambria Math" w:hAnsi="Cambria Math" w:cs="Cambria Math"/>
-                      </w:rPr>
-                      <m:t>k</m:t>
-                    </m:r>
-                  </m:sup>
-                </m:sSubSup>
-                <m:sSup>
-                  <m:sSupPr>
-                    <m:ctrlPr>
-                      <w:rPr>
-                        <w:rFonts w:ascii="Cambria Math" w:hAnsi="Cambria Math"/>
-                        <w:shd w:val="clear" w:color="auto" w:fill="A6A6A6"/>
-                      </w:rPr>
-                    </m:ctrlPr>
-                  </m:sSupPr>
-                  <m:e>
-                    <m:r>
-                      <w:rPr>
-                        <w:rFonts w:ascii="Cambria Math" w:hAnsi="Cambria Math" w:cs="Cambria Math"/>
-                      </w:rPr>
-                      <m:t>a</m:t>
-                    </m:r>
-                  </m:e>
-                  <m:sup>
-                    <m:r>
-                      <w:rPr>
-                        <w:rFonts w:ascii="Cambria Math" w:hAnsi="Cambria Math" w:cs="Cambria Math"/>
-                      </w:rPr>
-                      <m:t>n-k</m:t>
-                    </m:r>
-                  </m:sup>
-                </m:sSup>
-                <m:sSup>
-                  <m:sSupPr>
-                    <m:ctrlPr>
-                      <w:rPr>
-                        <w:rFonts w:ascii="Cambria Math" w:hAnsi="Cambria Math"/>
-                        <w:shd w:val="clear" w:color="auto" w:fill="A6A6A6"/>
-                      </w:rPr>
-                    </m:ctrlPr>
-                  </m:sSupPr>
-                  <m:e>
-                    <m:r>
-                      <w:rPr>
-                        <w:rFonts w:ascii="Cambria Math" w:hAnsi="Cambria Math" w:cs="Cambria Math"/>
-                      </w:rPr>
-                      <m:t>b</m:t>
-                    </m:r>
-                  </m:e>
-                  <m:sup>
-                    <m:r>
-                      <w:rPr>
-                        <w:rFonts w:ascii="Cambria Math" w:hAnsi="Cambria Math" w:cs="Cambria Math"/>
-                      </w:rPr>
-                      <m:t>k</m:t>
-                    </m:r>
-                  </m:sup>
-                </m:sSup>
-                <m:r>
-                  <w:rPr>
-                    <w:rFonts w:ascii="Cambria Math" w:hAnsi="Cambria Math" w:cs="Cambria Math"/>
-                    <w:shd w:val="clear" w:color="auto" w:fill="A6A6A6"/>
-                  </w:rPr>
-                  <m:t>+⋯+</m:t>
-                </m:r>
-                <m:sSubSup>
-                  <m:sSubSupPr>
-                    <m:ctrlPr>
-                      <w:rPr>
-                        <w:rFonts w:ascii="Cambria Math" w:hAnsi="Cambria Math"/>
-                        <w:shd w:val="clear" w:color="auto" w:fill="A6A6A6"/>
-                      </w:rPr>
-                    </m:ctrlPr>
-                  </m:sSubSupPr>
-                  <m:e>
-                    <m:r>
-                      <m:rPr>
-                        <m:nor/>
-                      </m:rPr>
-                      <w:rPr>
-                        <w:rFonts w:cs="Cambria Math"/>
-                      </w:rPr>
-                      <m:t>C</m:t>
-                    </m:r>
-                  </m:e>
-                  <m:sub>
-                    <m:r>
-                      <w:rPr>
-                        <w:rFonts w:ascii="Cambria Math" w:hAnsi="Cambria Math" w:cs="Cambria Math"/>
-                      </w:rPr>
-                      <m:t>n</m:t>
-                    </m:r>
-                  </m:sub>
-                  <m:sup>
-                    <m:r>
-                      <w:rPr>
-                        <w:rFonts w:ascii="Cambria Math" w:hAnsi="Cambria Math" w:cs="Cambria Math"/>
-                      </w:rPr>
-                      <m:t>n</m:t>
-                    </m:r>
-                  </m:sup>
-                </m:sSubSup>
-                <m:sSup>
-                  <m:sSupPr>
-                    <m:ctrlPr>
-                      <w:rPr>
-                        <w:rFonts w:ascii="Cambria Math" w:hAnsi="Cambria Math"/>
-                        <w:shd w:val="clear" w:color="auto" w:fill="A6A6A6"/>
-                      </w:rPr>
-                    </m:ctrlPr>
-                  </m:sSupPr>
-                  <m:e>
-                    <m:r>
-                      <w:rPr>
-                        <w:rFonts w:ascii="Cambria Math" w:hAnsi="Cambria Math" w:cs="Cambria Math"/>
-                      </w:rPr>
-                      <m:t>b</m:t>
-                    </m:r>
-                  </m:e>
-                  <m:sup>
-                    <m:r>
-                      <w:rPr>
-                        <w:rFonts w:ascii="Cambria Math" w:hAnsi="Cambria Math" w:cs="Cambria Math"/>
-                      </w:rPr>
-                      <m:t>n</m:t>
-                    </m:r>
-                  </m:sup>
-                </m:sSup>
-                <m:d>
-                  <m:dPr>
-                    <m:ctrlPr>
-                      <w:rPr>
-                        <w:rFonts w:ascii="Cambria Math" w:hAnsi="Cambria Math"/>
-                        <w:shd w:val="clear" w:color="auto" w:fill="A6A6A6"/>
-                      </w:rPr>
-                    </m:ctrlPr>
-                  </m:dPr>
-                  <m:e>
-                    <m:r>
-                      <w:rPr>
-                        <w:rFonts w:ascii="Cambria Math" w:hAnsi="Cambria Math" w:cs="Cambria Math"/>
-                      </w:rPr>
-                      <m:t>n∈</m:t>
-                    </m:r>
-                    <m:sSup>
-                      <m:sSupPr>
-                        <m:ctrlPr>
-                          <w:rPr>
-                            <w:rFonts w:ascii="Cambria Math" w:hAnsi="Cambria Math"/>
-                          </w:rPr>
-                        </m:ctrlPr>
-                      </m:sSupPr>
-                      <m:e>
-                        <m:r>
-                          <w:rPr>
-                            <w:rFonts w:ascii="Cambria Math" w:hAnsi="Cambria Math" w:cs="Cambria Math"/>
-                          </w:rPr>
-                          <m:t>N</m:t>
-                        </m:r>
-                      </m:e>
-                      <m:sup>
-                        <m:r>
-                          <w:rPr>
-                            <w:rFonts w:ascii="Cambria Math" w:hAnsi="Cambria Math" w:cs="Cambria Math"/>
-                          </w:rPr>
-                          <m:t>*</m:t>
-                        </m:r>
-                      </m:sup>
-                    </m:sSup>
-                  </m:e>
-                </m:d>
-              </m:oMath>
-            </m:oMathPara>
+            <m:oMath>
+              <m:sSup>
+                <m:sSupPr>
+                  <m:ctrlPr>
+                    <w:rPr>
+                      <w:rFonts w:ascii="Cambria Math" w:hAnsi="Cambria Math"/>
+                      <w:shd w:val="clear" w:color="auto" w:fill="A6A6A6"/>
+                    </w:rPr>
+                  </m:ctrlPr>
+                </m:sSupPr>
+                <m:e>
+                  <m:r>
+                    <w:rPr>
+                      <w:rFonts w:ascii="Cambria Math" w:hAnsi="Cambria Math" w:cs="Cambria Math"/>
+                    </w:rPr>
+                    <m:t>(a+b)</m:t>
+                  </m:r>
+                </m:e>
+                <m:sup>
+                  <m:r>
+                    <w:rPr>
+                      <w:rFonts w:ascii="Cambria Math" w:hAnsi="Cambria Math" w:cs="Cambria Math"/>
+                    </w:rPr>
+                    <m:t>n</m:t>
+                  </m:r>
+                </m:sup>
+              </m:sSup>
+              <m:r>
+                <w:rPr>
+                  <w:rFonts w:ascii="Cambria Math" w:hAnsi="Cambria Math" w:cs="Cambria Math"/>
+                  <w:shd w:val="clear" w:color="auto" w:fill="A6A6A6"/>
+                </w:rPr>
+                <m:t>=</m:t>
+              </m:r>
+              <m:sSubSup>
+                <m:sSubSupPr>
+                  <m:ctrlPr>
+                    <w:rPr>
+                      <w:rFonts w:ascii="Cambria Math" w:hAnsi="Cambria Math"/>
+                      <w:shd w:val="clear" w:color="auto" w:fill="A6A6A6"/>
+                    </w:rPr>
+                  </m:ctrlPr>
+                </m:sSubSupPr>
+                <m:e>
+                  <m:r>
+                    <m:rPr>
+                      <m:nor/>
+                    </m:rPr>
+                    <w:rPr>
+                      <w:rFonts w:cs="Cambria Math"/>
+                    </w:rPr>
+                    <m:t>C</m:t>
+                  </m:r>
+                </m:e>
+                <m:sub>
+                  <m:r>
+                    <w:rPr>
+                      <w:rFonts w:ascii="Cambria Math" w:hAnsi="Cambria Math" w:cs="Cambria Math"/>
+                    </w:rPr>
+                    <m:t>n</m:t>
+                  </m:r>
+                </m:sub>
+                <m:sup>
+                  <m:r>
+                    <w:rPr>
+                      <w:rFonts w:ascii="Cambria Math" w:hAnsi="Cambria Math" w:cs="Cambria Math"/>
+                    </w:rPr>
+                    <m:t>0</m:t>
+                  </m:r>
+                </m:sup>
+              </m:sSubSup>
+              <m:sSup>
+                <m:sSupPr>
+                  <m:ctrlPr>
+                    <w:rPr>
+                      <w:rFonts w:ascii="Cambria Math" w:hAnsi="Cambria Math"/>
+                      <w:shd w:val="clear" w:color="auto" w:fill="A6A6A6"/>
+                    </w:rPr>
+                  </m:ctrlPr>
+                </m:sSupPr>
+                <m:e>
+                  <m:r>
+                    <w:rPr>
+                      <w:rFonts w:ascii="Cambria Math" w:hAnsi="Cambria Math" w:cs="Cambria Math"/>
+                    </w:rPr>
+                    <m:t>a</m:t>
+                  </m:r>
+                </m:e>
+                <m:sup>
+                  <m:r>
+                    <w:rPr>
+                      <w:rFonts w:ascii="Cambria Math" w:hAnsi="Cambria Math" w:cs="Cambria Math"/>
+                    </w:rPr>
+                    <m:t>n</m:t>
+                  </m:r>
+                </m:sup>
+              </m:sSup>
+              <m:r>
+                <w:rPr>
+                  <w:rFonts w:ascii="Cambria Math" w:hAnsi="Cambria Math" w:cs="Cambria Math"/>
+                  <w:shd w:val="clear" w:color="auto" w:fill="A6A6A6"/>
+                </w:rPr>
+                <m:t>+</m:t>
+              </m:r>
+              <m:sSubSup>
+                <m:sSubSupPr>
+                  <m:ctrlPr>
+                    <w:rPr>
+                      <w:rFonts w:ascii="Cambria Math" w:hAnsi="Cambria Math"/>
+                      <w:shd w:val="clear" w:color="auto" w:fill="A6A6A6"/>
+                    </w:rPr>
+                  </m:ctrlPr>
+                </m:sSubSupPr>
+                <m:e>
+                  <m:r>
+                    <m:rPr>
+                      <m:nor/>
+                    </m:rPr>
+                    <w:rPr>
+                      <w:rFonts w:cs="Cambria Math"/>
+                    </w:rPr>
+                    <m:t>C</m:t>
+                  </m:r>
+                </m:e>
+                <m:sub>
+                  <m:r>
+                    <w:rPr>
+                      <w:rFonts w:ascii="Cambria Math" w:hAnsi="Cambria Math" w:cs="Cambria Math"/>
+                    </w:rPr>
+                    <m:t>n</m:t>
+                  </m:r>
+                </m:sub>
+                <m:sup>
+                  <m:r>
+                    <w:rPr>
+                      <w:rFonts w:ascii="Cambria Math" w:hAnsi="Cambria Math" w:cs="Cambria Math"/>
+                    </w:rPr>
+                    <m:t>1</m:t>
+                  </m:r>
+                </m:sup>
+              </m:sSubSup>
+              <m:sSup>
+                <m:sSupPr>
+                  <m:ctrlPr>
+                    <w:rPr>
+                      <w:rFonts w:ascii="Cambria Math" w:hAnsi="Cambria Math"/>
+                      <w:shd w:val="clear" w:color="auto" w:fill="A6A6A6"/>
+                    </w:rPr>
+                  </m:ctrlPr>
+                </m:sSupPr>
+                <m:e>
+                  <m:r>
+                    <w:rPr>
+                      <w:rFonts w:ascii="Cambria Math" w:hAnsi="Cambria Math" w:cs="Cambria Math"/>
+                    </w:rPr>
+                    <m:t>a</m:t>
+                  </m:r>
+                </m:e>
+                <m:sup>
+                  <m:r>
+                    <w:rPr>
+                      <w:rFonts w:ascii="Cambria Math" w:hAnsi="Cambria Math" w:cs="Cambria Math"/>
+                    </w:rPr>
+                    <m:t>n-1</m:t>
+                  </m:r>
+                </m:sup>
+              </m:sSup>
+              <m:sSup>
+                <m:sSupPr>
+                  <m:ctrlPr>
+                    <w:rPr>
+                      <w:rFonts w:ascii="Cambria Math" w:hAnsi="Cambria Math"/>
+                      <w:shd w:val="clear" w:color="auto" w:fill="A6A6A6"/>
+                    </w:rPr>
+                  </m:ctrlPr>
+                </m:sSupPr>
+                <m:e>
+                  <m:r>
+                    <w:rPr>
+                      <w:rFonts w:ascii="Cambria Math" w:hAnsi="Cambria Math" w:cs="Cambria Math"/>
+                    </w:rPr>
+                    <m:t>b</m:t>
+                  </m:r>
+                </m:e>
+                <m:sup>
+                  <m:r>
+                    <w:rPr>
+                      <w:rFonts w:ascii="Cambria Math" w:hAnsi="Cambria Math" w:cs="Cambria Math"/>
+                    </w:rPr>
+                    <m:t>1</m:t>
+                  </m:r>
+                </m:sup>
+              </m:sSup>
+              <m:r>
+                <w:rPr>
+                  <w:rFonts w:ascii="Cambria Math" w:hAnsi="Cambria Math" w:cs="Cambria Math"/>
+                  <w:shd w:val="clear" w:color="auto" w:fill="A6A6A6"/>
+                </w:rPr>
+                <m:t>+⋯+</m:t>
+              </m:r>
+              <m:sSubSup>
+                <m:sSubSupPr>
+                  <m:ctrlPr>
+                    <w:rPr>
+                      <w:rFonts w:ascii="Cambria Math" w:hAnsi="Cambria Math"/>
+                      <w:shd w:val="clear" w:color="auto" w:fill="A6A6A6"/>
+                    </w:rPr>
+                  </m:ctrlPr>
+                </m:sSubSupPr>
+                <m:e>
+                  <m:r>
+                    <m:rPr>
+                      <m:nor/>
+                    </m:rPr>
+                    <w:rPr>
+                      <w:rFonts w:cs="Cambria Math"/>
+                    </w:rPr>
+                    <m:t>C</m:t>
+                  </m:r>
+                </m:e>
+                <m:sub>
+                  <m:r>
+                    <w:rPr>
+                      <w:rFonts w:ascii="Cambria Math" w:hAnsi="Cambria Math" w:cs="Cambria Math"/>
+                    </w:rPr>
+                    <m:t>n</m:t>
+                  </m:r>
+                </m:sub>
+                <m:sup>
+                  <m:r>
+                    <w:rPr>
+                      <w:rFonts w:ascii="Cambria Math" w:hAnsi="Cambria Math" w:cs="Cambria Math"/>
+                    </w:rPr>
+                    <m:t>k</m:t>
+                  </m:r>
+                </m:sup>
+              </m:sSubSup>
+              <m:sSup>
+                <m:sSupPr>
+                  <m:ctrlPr>
+                    <w:rPr>
+                      <w:rFonts w:ascii="Cambria Math" w:hAnsi="Cambria Math"/>
+                      <w:shd w:val="clear" w:color="auto" w:fill="A6A6A6"/>
+                    </w:rPr>
+                  </m:ctrlPr>
+                </m:sSupPr>
+                <m:e>
+                  <m:r>
+                    <w:rPr>
+                      <w:rFonts w:ascii="Cambria Math" w:hAnsi="Cambria Math" w:cs="Cambria Math"/>
+                    </w:rPr>
+                    <m:t>a</m:t>
+                  </m:r>
+                </m:e>
+                <m:sup>
+                  <m:r>
+                    <w:rPr>
+                      <w:rFonts w:ascii="Cambria Math" w:hAnsi="Cambria Math" w:cs="Cambria Math"/>
+                    </w:rPr>
+                    <m:t>n-k</m:t>
+                  </m:r>
+                </m:sup>
+              </m:sSup>
+              <m:sSup>
+                <m:sSupPr>
+                  <m:ctrlPr>
+                    <w:rPr>
+                      <w:rFonts w:ascii="Cambria Math" w:hAnsi="Cambria Math"/>
+                      <w:shd w:val="clear" w:color="auto" w:fill="A6A6A6"/>
+                    </w:rPr>
+                  </m:ctrlPr>
+                </m:sSupPr>
+                <m:e>
+                  <m:r>
+                    <w:rPr>
+                      <w:rFonts w:ascii="Cambria Math" w:hAnsi="Cambria Math" w:cs="Cambria Math"/>
+                    </w:rPr>
+                    <m:t>b</m:t>
+                  </m:r>
+                </m:e>
+                <m:sup>
+                  <m:r>
+                    <w:rPr>
+                      <w:rFonts w:ascii="Cambria Math" w:hAnsi="Cambria Math" w:cs="Cambria Math"/>
+                    </w:rPr>
+                    <m:t>k</m:t>
+                  </m:r>
+                </m:sup>
+              </m:sSup>
+              <m:r>
+                <w:rPr>
+                  <w:rFonts w:ascii="Cambria Math" w:hAnsi="Cambria Math" w:cs="Cambria Math"/>
+                  <w:shd w:val="clear" w:color="auto" w:fill="A6A6A6"/>
+                </w:rPr>
+                <m:t>+⋯+</m:t>
+              </m:r>
+              <m:sSubSup>
+                <m:sSubSupPr>
+                  <m:ctrlPr>
+                    <w:rPr>
+                      <w:rFonts w:ascii="Cambria Math" w:hAnsi="Cambria Math"/>
+                      <w:shd w:val="clear" w:color="auto" w:fill="A6A6A6"/>
+                    </w:rPr>
+                  </m:ctrlPr>
+                </m:sSubSupPr>
+                <m:e>
+                  <m:r>
+                    <m:rPr>
+                      <m:nor/>
+                    </m:rPr>
+                    <w:rPr>
+                      <w:rFonts w:cs="Cambria Math"/>
+                    </w:rPr>
+                    <m:t>C</m:t>
+                  </m:r>
+                </m:e>
+                <m:sub>
+                  <m:r>
+                    <w:rPr>
+                      <w:rFonts w:ascii="Cambria Math" w:hAnsi="Cambria Math" w:cs="Cambria Math"/>
+                    </w:rPr>
+                    <m:t>n</m:t>
+                  </m:r>
+                </m:sub>
+                <m:sup>
+                  <m:r>
+                    <w:rPr>
+                      <w:rFonts w:ascii="Cambria Math" w:hAnsi="Cambria Math" w:cs="Cambria Math"/>
+                    </w:rPr>
+                    <m:t>n</m:t>
+                  </m:r>
+                </m:sup>
+              </m:sSubSup>
+              <m:sSup>
+                <m:sSupPr>
+                  <m:ctrlPr>
+                    <w:rPr>
+                      <w:rFonts w:ascii="Cambria Math" w:hAnsi="Cambria Math"/>
+                      <w:shd w:val="clear" w:color="auto" w:fill="A6A6A6"/>
+                    </w:rPr>
+                  </m:ctrlPr>
+                </m:sSupPr>
+                <m:e>
+                  <m:r>
+                    <w:rPr>
+                      <w:rFonts w:ascii="Cambria Math" w:hAnsi="Cambria Math" w:cs="Cambria Math"/>
+                    </w:rPr>
+                    <m:t>b</m:t>
+                  </m:r>
+                </m:e>
+                <m:sup>
+                  <m:r>
+                    <w:rPr>
+                      <w:rFonts w:ascii="Cambria Math" w:hAnsi="Cambria Math" w:cs="Cambria Math"/>
+                    </w:rPr>
+                    <m:t>n</m:t>
+                  </m:r>
+                </m:sup>
+              </m:sSup>
+              <m:d>
+                <m:dPr>
+                  <m:ctrlPr>
+                    <w:rPr>
+                      <w:rFonts w:ascii="Cambria Math" w:hAnsi="Cambria Math"/>
+                      <w:shd w:val="clear" w:color="auto" w:fill="A6A6A6"/>
+                    </w:rPr>
+                  </m:ctrlPr>
+                </m:dPr>
+                <m:e>
+                  <m:r>
+                    <w:rPr>
+                      <w:rFonts w:ascii="Cambria Math" w:hAnsi="Cambria Math" w:cs="Cambria Math"/>
+                    </w:rPr>
+                    <m:t>n∈</m:t>
+                  </m:r>
+                  <m:sSup>
+                    <m:sSupPr>
+                      <m:ctrlPr>
+                        <w:rPr>
+                          <w:rFonts w:ascii="Cambria Math" w:hAnsi="Cambria Math"/>
+                        </w:rPr>
+                      </m:ctrlPr>
+                    </m:sSupPr>
+                    <m:e>
+                      <m:r>
+                        <w:rPr>
+                          <w:rFonts w:ascii="Cambria Math" w:hAnsi="Cambria Math" w:cs="Cambria Math"/>
+                        </w:rPr>
+                        <m:t>N</m:t>
+                      </m:r>
+                    </m:e>
+                    <m:sup>
+                      <m:r>
+                        <w:rPr>
+                          <w:rFonts w:ascii="Cambria Math" w:hAnsi="Cambria Math" w:cs="Cambria Math"/>
+                        </w:rPr>
+                        <m:t>*</m:t>
+                      </m:r>
+                    </m:sup>
+                  </m:sSup>
+                </m:e>
+              </m:d>
+            </m:oMath>
           </w:p>
         </w:tc>
       </w:tr>
@@ -4887,80 +4881,78 @@
             <w:pPr>
               <w:snapToGrid w:val="0"/>
             </w:pPr>
-            <m:oMathPara>
-              <m:oMath>
-                <m:sSubSup>
-                  <m:sSubSupPr>
-                    <m:ctrlPr>
-                      <w:rPr>
-                        <w:rFonts w:ascii="Cambria Math" w:hAnsi="Cambria Math"/>
-                        <w:shd w:val="clear" w:color="auto" w:fill="A6A6A6"/>
-                      </w:rPr>
-                    </m:ctrlPr>
-                  </m:sSubSupPr>
-                  <m:e>
-                    <m:r>
-                      <m:rPr>
-                        <m:nor/>
-                      </m:rPr>
-                      <w:rPr>
-                        <w:rFonts w:cs="Cambria Math"/>
-                      </w:rPr>
-                      <m:t>C</m:t>
-                    </m:r>
-                  </m:e>
-                  <m:sub>
-                    <m:r>
-                      <w:rPr>
-                        <w:rFonts w:ascii="Cambria Math" w:hAnsi="Cambria Math" w:cs="Cambria Math"/>
-                      </w:rPr>
-                      <m:t>n</m:t>
-                    </m:r>
-                  </m:sub>
-                  <m:sup>
-                    <m:r>
-                      <w:rPr>
-                        <w:rFonts w:ascii="Cambria Math" w:hAnsi="Cambria Math" w:cs="Cambria Math"/>
-                      </w:rPr>
-                      <m:t>k</m:t>
-                    </m:r>
-                  </m:sup>
-                </m:sSubSup>
-                <m:d>
-                  <m:dPr>
-                    <m:ctrlPr>
-                      <w:rPr>
-                        <w:rFonts w:ascii="Cambria Math" w:hAnsi="Cambria Math"/>
-                        <w:shd w:val="clear" w:color="auto" w:fill="A6A6A6"/>
-                      </w:rPr>
-                    </m:ctrlPr>
-                  </m:dPr>
-                  <m:e>
-                    <m:r>
-                      <w:rPr>
-                        <w:rFonts w:ascii="Cambria Math" w:hAnsi="Cambria Math" w:cs="Cambria Math"/>
-                      </w:rPr>
-                      <m:t>k=0,1,2,</m:t>
-                    </m:r>
-                    <m:r>
-                      <m:rPr>
-                        <m:sty m:val="p"/>
-                      </m:rPr>
-                      <w:rPr>
-                        <w:rFonts w:ascii="Cambria Math" w:hAnsi="Cambria Math" w:cs="Cambria Math"/>
-                      </w:rPr>
-                      <m:t>...</m:t>
-                    </m:r>
-                    <m:r>
-                      <w:rPr>
-                        <w:rFonts w:ascii="Cambria Math" w:hAnsi="Cambria Math" w:cs="Cambria Math"/>
-                      </w:rPr>
-                      <m:t>,n</m:t>
-                    </m:r>
-                  </m:e>
-                </m:d>
-              </m:oMath>
-            </m:oMathPara>
+            <m:oMath>
+              <m:sSubSup>
+                <m:sSubSupPr>
+                  <m:ctrlPr>
+                    <w:rPr>
+                      <w:rFonts w:ascii="Cambria Math" w:hAnsi="Cambria Math"/>
+                      <w:shd w:val="clear" w:color="auto" w:fill="A6A6A6"/>
+                    </w:rPr>
+                  </m:ctrlPr>
+                </m:sSubSupPr>
+                <m:e>
+                  <m:r>
+                    <m:rPr>
+                      <m:nor/>
+                    </m:rPr>
+                    <w:rPr>
+                      <w:rFonts w:cs="Cambria Math"/>
+                    </w:rPr>
+                    <m:t>C</m:t>
+                  </m:r>
+                </m:e>
+                <m:sub>
+                  <m:r>
+                    <w:rPr>
+                      <w:rFonts w:ascii="Cambria Math" w:hAnsi="Cambria Math" w:cs="Cambria Math"/>
+                    </w:rPr>
+                    <m:t>n</m:t>
+                  </m:r>
+                </m:sub>
+                <m:sup>
+                  <m:r>
+                    <w:rPr>
+                      <w:rFonts w:ascii="Cambria Math" w:hAnsi="Cambria Math" w:cs="Cambria Math"/>
+                    </w:rPr>
+                    <m:t>k</m:t>
+                  </m:r>
+                </m:sup>
+              </m:sSubSup>
+              <m:d>
+                <m:dPr>
+                  <m:ctrlPr>
+                    <w:rPr>
+                      <w:rFonts w:ascii="Cambria Math" w:hAnsi="Cambria Math"/>
+                      <w:shd w:val="clear" w:color="auto" w:fill="A6A6A6"/>
+                    </w:rPr>
+                  </m:ctrlPr>
+                </m:dPr>
+                <m:e>
+                  <m:r>
+                    <w:rPr>
+                      <w:rFonts w:ascii="Cambria Math" w:hAnsi="Cambria Math" w:cs="Cambria Math"/>
+                    </w:rPr>
+                    <m:t>k=0,1,2,</m:t>
+                  </m:r>
+                  <m:r>
+                    <m:rPr>
+                      <m:sty m:val="p"/>
+                    </m:rPr>
+                    <w:rPr>
+                      <w:rFonts w:ascii="Cambria Math" w:hAnsi="Cambria Math" w:cs="Cambria Math"/>
+                    </w:rPr>
+                    <m:t>...</m:t>
+                  </m:r>
+                  <m:r>
+                    <w:rPr>
+                      <w:rFonts w:ascii="Cambria Math" w:hAnsi="Cambria Math" w:cs="Cambria Math"/>
+                    </w:rPr>
+                    <m:t>,n</m:t>
+                  </m:r>
+                </m:e>
+              </m:d>
+            </m:oMath>
           </w:p>
         </w:tc>
       </w:tr>
@@ -5008,130 +5000,128 @@
             <w:pPr>
               <w:snapToGrid w:val="0"/>
             </w:pPr>
-            <m:oMathPara>
-              <m:oMath>
-                <m:sSub>
-                  <m:sSubPr>
-                    <m:ctrlPr>
-                      <w:rPr>
-                        <w:rFonts w:ascii="Cambria Math" w:hAnsi="Cambria Math"/>
-                      </w:rPr>
-                    </m:ctrlPr>
-                  </m:sSubPr>
-                  <m:e>
-                    <m:r>
-                      <w:rPr>
-                        <w:rFonts w:ascii="Cambria Math" w:hAnsi="Cambria Math" w:cs="Cambria Math"/>
-                      </w:rPr>
-                      <m:t>T</m:t>
-                    </m:r>
-                  </m:e>
-                  <m:sub>
-                    <m:r>
-                      <w:rPr>
-                        <w:rFonts w:ascii="Cambria Math" w:hAnsi="Cambria Math" w:cs="Cambria Math"/>
-                      </w:rPr>
-                      <m:t>k+1</m:t>
-                    </m:r>
-                  </m:sub>
-                </m:sSub>
-                <m:r>
-                  <w:rPr>
-                    <w:rFonts w:ascii="Cambria Math" w:hAnsi="Cambria Math" w:cs="Cambria Math"/>
-                  </w:rPr>
-                  <m:t>=</m:t>
-                </m:r>
-                <m:sSubSup>
-                  <m:sSubSupPr>
-                    <m:ctrlPr>
-                      <w:rPr>
-                        <w:rFonts w:ascii="Cambria Math" w:hAnsi="Cambria Math"/>
-                        <w:shd w:val="clear" w:color="auto" w:fill="A6A6A6"/>
-                      </w:rPr>
-                    </m:ctrlPr>
-                  </m:sSubSupPr>
-                  <m:e>
-                    <m:r>
-                      <m:rPr>
-                        <m:nor/>
-                      </m:rPr>
-                      <w:rPr>
-                        <w:rFonts w:cs="Cambria Math"/>
-                      </w:rPr>
-                      <m:t>C</m:t>
-                    </m:r>
-                  </m:e>
-                  <m:sub>
-                    <m:r>
-                      <w:rPr>
-                        <w:rFonts w:ascii="Cambria Math" w:hAnsi="Cambria Math" w:cs="Cambria Math"/>
-                      </w:rPr>
-                      <m:t>n</m:t>
-                    </m:r>
-                  </m:sub>
-                  <m:sup>
-                    <m:r>
-                      <w:rPr>
-                        <w:rFonts w:ascii="Cambria Math" w:hAnsi="Cambria Math" w:cs="Cambria Math"/>
-                      </w:rPr>
-                      <m:t>k</m:t>
-                    </m:r>
-                  </m:sup>
-                </m:sSubSup>
-                <m:sSup>
-                  <m:sSupPr>
-                    <m:ctrlPr>
-                      <w:rPr>
-                        <w:rFonts w:ascii="Cambria Math" w:hAnsi="Cambria Math"/>
-                        <w:shd w:val="clear" w:color="auto" w:fill="A6A6A6"/>
-                      </w:rPr>
-                    </m:ctrlPr>
-                  </m:sSupPr>
-                  <m:e>
-                    <m:r>
-                      <w:rPr>
-                        <w:rFonts w:ascii="Cambria Math" w:hAnsi="Cambria Math" w:cs="Cambria Math"/>
-                      </w:rPr>
-                      <m:t>a</m:t>
-                    </m:r>
-                  </m:e>
-                  <m:sup>
-                    <m:r>
-                      <w:rPr>
-                        <w:rFonts w:ascii="Cambria Math" w:hAnsi="Cambria Math" w:cs="Cambria Math"/>
-                      </w:rPr>
-                      <m:t>n-k</m:t>
-                    </m:r>
-                  </m:sup>
-                </m:sSup>
-                <m:sSup>
-                  <m:sSupPr>
-                    <m:ctrlPr>
-                      <w:rPr>
-                        <w:rFonts w:ascii="Cambria Math" w:hAnsi="Cambria Math"/>
-                        <w:shd w:val="clear" w:color="auto" w:fill="A6A6A6"/>
-                      </w:rPr>
-                    </m:ctrlPr>
-                  </m:sSupPr>
-                  <m:e>
-                    <m:r>
-                      <w:rPr>
-                        <w:rFonts w:ascii="Cambria Math" w:hAnsi="Cambria Math" w:cs="Cambria Math"/>
-                      </w:rPr>
-                      <m:t>b</m:t>
-                    </m:r>
-                  </m:e>
-                  <m:sup>
-                    <m:r>
-                      <w:rPr>
-                        <w:rFonts w:ascii="Cambria Math" w:hAnsi="Cambria Math" w:cs="Cambria Math"/>
-                      </w:rPr>
-                      <m:t>k</m:t>
-                    </m:r>
-                  </m:sup>
-                </m:sSup>
-              </m:oMath>
-            </m:oMathPara>
+            <m:oMath>
+              <m:sSub>
+                <m:sSubPr>
+                  <m:ctrlPr>
+                    <w:rPr>
+                      <w:rFonts w:ascii="Cambria Math" w:hAnsi="Cambria Math"/>
+                    </w:rPr>
+                  </m:ctrlPr>
+                </m:sSubPr>
+                <m:e>
+                  <m:r>
+                    <w:rPr>
+                      <w:rFonts w:ascii="Cambria Math" w:hAnsi="Cambria Math" w:cs="Cambria Math"/>
+                    </w:rPr>
+                    <m:t>T</m:t>
+                  </m:r>
+                </m:e>
+                <m:sub>
+                  <m:r>
+                    <w:rPr>
+                      <w:rFonts w:ascii="Cambria Math" w:hAnsi="Cambria Math" w:cs="Cambria Math"/>
+                    </w:rPr>
+                    <m:t>k+1</m:t>
+                  </m:r>
+                </m:sub>
+              </m:sSub>
+              <m:r>
+                <w:rPr>
+                  <w:rFonts w:ascii="Cambria Math" w:hAnsi="Cambria Math" w:cs="Cambria Math"/>
+                </w:rPr>
+                <m:t>=</m:t>
+              </m:r>
+              <m:sSubSup>
+                <m:sSubSupPr>
+                  <m:ctrlPr>
+                    <w:rPr>
+                      <w:rFonts w:ascii="Cambria Math" w:hAnsi="Cambria Math"/>
+                      <w:shd w:val="clear" w:color="auto" w:fill="A6A6A6"/>
+                    </w:rPr>
+                  </m:ctrlPr>
+                </m:sSubSupPr>
+                <m:e>
+                  <m:r>
+                    <m:rPr>
+                      <m:nor/>
+                    </m:rPr>
+                    <w:rPr>
+                      <w:rFonts w:cs="Cambria Math"/>
+                    </w:rPr>
+                    <m:t>C</m:t>
+                  </m:r>
+                </m:e>
+                <m:sub>
+                  <m:r>
+                    <w:rPr>
+                      <w:rFonts w:ascii="Cambria Math" w:hAnsi="Cambria Math" w:cs="Cambria Math"/>
+                    </w:rPr>
+                    <m:t>n</m:t>
+                  </m:r>
+                </m:sub>
+                <m:sup>
+                  <m:r>
+                    <w:rPr>
+                      <w:rFonts w:ascii="Cambria Math" w:hAnsi="Cambria Math" w:cs="Cambria Math"/>
+                    </w:rPr>
+                    <m:t>k</m:t>
+                  </m:r>
+                </m:sup>
+              </m:sSubSup>
+              <m:sSup>
+                <m:sSupPr>
+                  <m:ctrlPr>
+                    <w:rPr>
+                      <w:rFonts w:ascii="Cambria Math" w:hAnsi="Cambria Math"/>
+                      <w:shd w:val="clear" w:color="auto" w:fill="A6A6A6"/>
+                    </w:rPr>
+                  </m:ctrlPr>
+                </m:sSupPr>
+                <m:e>
+                  <m:r>
+                    <w:rPr>
+                      <w:rFonts w:ascii="Cambria Math" w:hAnsi="Cambria Math" w:cs="Cambria Math"/>
+                    </w:rPr>
+                    <m:t>a</m:t>
+                  </m:r>
+                </m:e>
+                <m:sup>
+                  <m:r>
+                    <w:rPr>
+                      <w:rFonts w:ascii="Cambria Math" w:hAnsi="Cambria Math" w:cs="Cambria Math"/>
+                    </w:rPr>
+                    <m:t>n-k</m:t>
+                  </m:r>
+                </m:sup>
+              </m:sSup>
+              <m:sSup>
+                <m:sSupPr>
+                  <m:ctrlPr>
+                    <w:rPr>
+                      <w:rFonts w:ascii="Cambria Math" w:hAnsi="Cambria Math"/>
+                      <w:shd w:val="clear" w:color="auto" w:fill="A6A6A6"/>
+                    </w:rPr>
+                  </m:ctrlPr>
+                </m:sSupPr>
+                <m:e>
+                  <m:r>
+                    <w:rPr>
+                      <w:rFonts w:ascii="Cambria Math" w:hAnsi="Cambria Math" w:cs="Cambria Math"/>
+                    </w:rPr>
+                    <m:t>b</m:t>
+                  </m:r>
+                </m:e>
+                <m:sup>
+                  <m:r>
+                    <w:rPr>
+                      <w:rFonts w:ascii="Cambria Math" w:hAnsi="Cambria Math" w:cs="Cambria Math"/>
+                    </w:rPr>
+                    <m:t>k</m:t>
+                  </m:r>
+                </m:sup>
+              </m:sSup>
+            </m:oMath>
           </w:p>
         </w:tc>
       </w:tr>
@@ -5836,204 +5826,202 @@
                 <w:b/>
               </w:rPr>
             </w:pPr>
-            <m:oMathPara>
-              <m:oMath>
-                <m:sSubSup>
-                  <m:sSubSupPr>
-                    <m:ctrlPr>
-                      <w:rPr>
-                        <w:rFonts w:ascii="Cambria Math" w:hAnsi="Cambria Math"/>
-                      </w:rPr>
-                    </m:ctrlPr>
-                  </m:sSubSupPr>
-                  <m:e>
-                    <m:r>
-                      <m:rPr>
-                        <m:nor/>
-                      </m:rPr>
-                      <w:rPr>
-                        <w:rFonts w:cs="Cambria Math"/>
-                      </w:rPr>
-                      <m:t>C</m:t>
-                    </m:r>
-                  </m:e>
-                  <m:sub>
-                    <m:r>
-                      <w:rPr>
-                        <w:rFonts w:ascii="Cambria Math" w:hAnsi="Cambria Math" w:cs="Cambria Math"/>
-                      </w:rPr>
-                      <m:t>n</m:t>
-                    </m:r>
-                  </m:sub>
-                  <m:sup>
-                    <m:r>
-                      <w:rPr>
-                        <w:rFonts w:ascii="Cambria Math" w:hAnsi="Cambria Math" w:cs="Cambria Math"/>
-                      </w:rPr>
-                      <m:t>0</m:t>
-                    </m:r>
-                  </m:sup>
-                </m:sSubSup>
-                <m:r>
-                  <w:rPr>
-                    <w:rFonts w:ascii="Cambria Math" w:hAnsi="Cambria Math" w:cs="Cambria Math"/>
-                  </w:rPr>
-                  <m:t>+</m:t>
-                </m:r>
-                <m:sSubSup>
-                  <m:sSubSupPr>
-                    <m:ctrlPr>
-                      <w:rPr>
-                        <w:rFonts w:ascii="Cambria Math" w:hAnsi="Cambria Math"/>
-                      </w:rPr>
-                    </m:ctrlPr>
-                  </m:sSubSupPr>
-                  <m:e>
-                    <m:r>
-                      <m:rPr>
-                        <m:nor/>
-                      </m:rPr>
-                      <w:rPr>
-                        <w:rFonts w:cs="Cambria Math"/>
-                      </w:rPr>
-                      <m:t>C</m:t>
-                    </m:r>
-                  </m:e>
-                  <m:sub>
-                    <m:r>
-                      <w:rPr>
-                        <w:rFonts w:ascii="Cambria Math" w:hAnsi="Cambria Math" w:cs="Cambria Math"/>
-                      </w:rPr>
-                      <m:t>n</m:t>
-                    </m:r>
-                  </m:sub>
-                  <m:sup>
-                    <m:r>
-                      <w:rPr>
-                        <w:rFonts w:ascii="Cambria Math" w:hAnsi="Cambria Math" w:cs="Cambria Math"/>
-                      </w:rPr>
-                      <m:t>1</m:t>
-                    </m:r>
-                  </m:sup>
-                </m:sSubSup>
-                <m:r>
-                  <w:rPr>
-                    <w:rFonts w:ascii="Cambria Math" w:hAnsi="Cambria Math" w:cs="Cambria Math"/>
-                  </w:rPr>
-                  <m:t>+⋯+</m:t>
-                </m:r>
-                <m:sSubSup>
-                  <m:sSubSupPr>
-                    <m:ctrlPr>
-                      <w:rPr>
-                        <w:rFonts w:ascii="Cambria Math" w:hAnsi="Cambria Math"/>
-                      </w:rPr>
-                    </m:ctrlPr>
-                  </m:sSubSupPr>
-                  <m:e>
-                    <m:r>
-                      <m:rPr>
-                        <m:nor/>
-                      </m:rPr>
-                      <w:rPr>
-                        <w:rFonts w:cs="Cambria Math"/>
-                      </w:rPr>
-                      <m:t>C</m:t>
-                    </m:r>
-                  </m:e>
-                  <m:sub>
-                    <m:r>
-                      <w:rPr>
-                        <w:rFonts w:ascii="Cambria Math" w:hAnsi="Cambria Math" w:cs="Cambria Math"/>
-                      </w:rPr>
-                      <m:t>n</m:t>
-                    </m:r>
-                  </m:sub>
-                  <m:sup>
-                    <m:r>
-                      <w:rPr>
-                        <w:rFonts w:ascii="Cambria Math" w:hAnsi="Cambria Math" w:cs="Cambria Math"/>
-                      </w:rPr>
-                      <m:t>k</m:t>
-                    </m:r>
-                  </m:sup>
-                </m:sSubSup>
-                <m:r>
-                  <w:rPr>
-                    <w:rFonts w:ascii="Cambria Math" w:hAnsi="Cambria Math" w:cs="Cambria Math"/>
-                  </w:rPr>
-                  <m:t>+⋯+</m:t>
-                </m:r>
-                <m:sSubSup>
-                  <m:sSubSupPr>
-                    <m:ctrlPr>
-                      <w:rPr>
-                        <w:rFonts w:ascii="Cambria Math" w:hAnsi="Cambria Math"/>
-                      </w:rPr>
-                    </m:ctrlPr>
-                  </m:sSubSupPr>
-                  <m:e>
-                    <m:r>
-                      <m:rPr>
-                        <m:nor/>
-                      </m:rPr>
-                      <w:rPr>
-                        <w:rFonts w:cs="Cambria Math"/>
-                      </w:rPr>
-                      <m:t>C</m:t>
-                    </m:r>
-                  </m:e>
-                  <m:sub>
-                    <m:r>
-                      <w:rPr>
-                        <w:rFonts w:ascii="Cambria Math" w:hAnsi="Cambria Math" w:cs="Cambria Math"/>
-                      </w:rPr>
-                      <m:t>n</m:t>
-                    </m:r>
-                  </m:sub>
-                  <m:sup>
-                    <m:r>
-                      <w:rPr>
-                        <w:rFonts w:ascii="Cambria Math" w:hAnsi="Cambria Math" w:cs="Cambria Math"/>
-                      </w:rPr>
-                      <m:t>n</m:t>
-                    </m:r>
-                  </m:sup>
-                </m:sSubSup>
-                <m:r>
-                  <w:rPr>
-                    <w:rFonts w:ascii="Cambria Math" w:hAnsi="Cambria Math" w:cs="Cambria Math"/>
-                  </w:rPr>
-                  <m:t>=</m:t>
-                </m:r>
-                <m:sSup>
-                  <m:sSupPr>
-                    <m:ctrlPr>
-                      <w:rPr>
-                        <w:rFonts w:ascii="Cambria Math" w:hAnsi="Cambria Math"/>
-                        <w:shd w:val="clear" w:color="auto" w:fill="A6A6A6"/>
-                      </w:rPr>
-                    </m:ctrlPr>
-                  </m:sSupPr>
-                  <m:e>
-                    <m:r>
-                      <w:rPr>
-                        <w:rFonts w:ascii="Cambria Math" w:hAnsi="Cambria Math" w:cs="Cambria Math"/>
-                      </w:rPr>
-                      <m:t>2</m:t>
-                    </m:r>
-                  </m:e>
-                  <m:sup>
-                    <m:r>
-                      <w:rPr>
-                        <w:rFonts w:ascii="Cambria Math" w:hAnsi="Cambria Math" w:cs="Cambria Math"/>
-                      </w:rPr>
-                      <m:t>n</m:t>
-                    </m:r>
-                  </m:sup>
-                </m:sSup>
-              </m:oMath>
-            </m:oMathPara>
+            <m:oMath>
+              <m:sSubSup>
+                <m:sSubSupPr>
+                  <m:ctrlPr>
+                    <w:rPr>
+                      <w:rFonts w:ascii="Cambria Math" w:hAnsi="Cambria Math"/>
+                    </w:rPr>
+                  </m:ctrlPr>
+                </m:sSubSupPr>
+                <m:e>
+                  <m:r>
+                    <m:rPr>
+                      <m:nor/>
+                    </m:rPr>
+                    <w:rPr>
+                      <w:rFonts w:cs="Cambria Math"/>
+                    </w:rPr>
+                    <m:t>C</m:t>
+                  </m:r>
+                </m:e>
+                <m:sub>
+                  <m:r>
+                    <w:rPr>
+                      <w:rFonts w:ascii="Cambria Math" w:hAnsi="Cambria Math" w:cs="Cambria Math"/>
+                    </w:rPr>
+                    <m:t>n</m:t>
+                  </m:r>
+                </m:sub>
+                <m:sup>
+                  <m:r>
+                    <w:rPr>
+                      <w:rFonts w:ascii="Cambria Math" w:hAnsi="Cambria Math" w:cs="Cambria Math"/>
+                    </w:rPr>
+                    <m:t>0</m:t>
+                  </m:r>
+                </m:sup>
+              </m:sSubSup>
+              <m:r>
+                <w:rPr>
+                  <w:rFonts w:ascii="Cambria Math" w:hAnsi="Cambria Math" w:cs="Cambria Math"/>
+                </w:rPr>
+                <m:t>+</m:t>
+              </m:r>
+              <m:sSubSup>
+                <m:sSubSupPr>
+                  <m:ctrlPr>
+                    <w:rPr>
+                      <w:rFonts w:ascii="Cambria Math" w:hAnsi="Cambria Math"/>
+                    </w:rPr>
+                  </m:ctrlPr>
+                </m:sSubSupPr>
+                <m:e>
+                  <m:r>
+                    <m:rPr>
+                      <m:nor/>
+                    </m:rPr>
+                    <w:rPr>
+                      <w:rFonts w:cs="Cambria Math"/>
+                    </w:rPr>
+                    <m:t>C</m:t>
+                  </m:r>
+                </m:e>
+                <m:sub>
+                  <m:r>
+                    <w:rPr>
+                      <w:rFonts w:ascii="Cambria Math" w:hAnsi="Cambria Math" w:cs="Cambria Math"/>
+                    </w:rPr>
+                    <m:t>n</m:t>
+                  </m:r>
+                </m:sub>
+                <m:sup>
+                  <m:r>
+                    <w:rPr>
+                      <w:rFonts w:ascii="Cambria Math" w:hAnsi="Cambria Math" w:cs="Cambria Math"/>
+                    </w:rPr>
+                    <m:t>1</m:t>
+                  </m:r>
+                </m:sup>
+              </m:sSubSup>
+              <m:r>
+                <w:rPr>
+                  <w:rFonts w:ascii="Cambria Math" w:hAnsi="Cambria Math" w:cs="Cambria Math"/>
+                </w:rPr>
+                <m:t>+⋯+</m:t>
+              </m:r>
+              <m:sSubSup>
+                <m:sSubSupPr>
+                  <m:ctrlPr>
+                    <w:rPr>
+                      <w:rFonts w:ascii="Cambria Math" w:hAnsi="Cambria Math"/>
+                    </w:rPr>
+                  </m:ctrlPr>
+                </m:sSubSupPr>
+                <m:e>
+                  <m:r>
+                    <m:rPr>
+                      <m:nor/>
+                    </m:rPr>
+                    <w:rPr>
+                      <w:rFonts w:cs="Cambria Math"/>
+                    </w:rPr>
+                    <m:t>C</m:t>
+                  </m:r>
+                </m:e>
+                <m:sub>
+                  <m:r>
+                    <w:rPr>
+                      <w:rFonts w:ascii="Cambria Math" w:hAnsi="Cambria Math" w:cs="Cambria Math"/>
+                    </w:rPr>
+                    <m:t>n</m:t>
+                  </m:r>
+                </m:sub>
+                <m:sup>
+                  <m:r>
+                    <w:rPr>
+                      <w:rFonts w:ascii="Cambria Math" w:hAnsi="Cambria Math" w:cs="Cambria Math"/>
+                    </w:rPr>
+                    <m:t>k</m:t>
+                  </m:r>
+                </m:sup>
+              </m:sSubSup>
+              <m:r>
+                <w:rPr>
+                  <w:rFonts w:ascii="Cambria Math" w:hAnsi="Cambria Math" w:cs="Cambria Math"/>
+                </w:rPr>
+                <m:t>+⋯+</m:t>
+              </m:r>
+              <m:sSubSup>
+                <m:sSubSupPr>
+                  <m:ctrlPr>
+                    <w:rPr>
+                      <w:rFonts w:ascii="Cambria Math" w:hAnsi="Cambria Math"/>
+                    </w:rPr>
+                  </m:ctrlPr>
+                </m:sSubSupPr>
+                <m:e>
+                  <m:r>
+                    <m:rPr>
+                      <m:nor/>
+                    </m:rPr>
+                    <w:rPr>
+                      <w:rFonts w:cs="Cambria Math"/>
+                    </w:rPr>
+                    <m:t>C</m:t>
+                  </m:r>
+                </m:e>
+                <m:sub>
+                  <m:r>
+                    <w:rPr>
+                      <w:rFonts w:ascii="Cambria Math" w:hAnsi="Cambria Math" w:cs="Cambria Math"/>
+                    </w:rPr>
+                    <m:t>n</m:t>
+                  </m:r>
+                </m:sub>
+                <m:sup>
+                  <m:r>
+                    <w:rPr>
+                      <w:rFonts w:ascii="Cambria Math" w:hAnsi="Cambria Math" w:cs="Cambria Math"/>
+                    </w:rPr>
+                    <m:t>n</m:t>
+                  </m:r>
+                </m:sup>
+              </m:sSubSup>
+              <m:r>
+                <w:rPr>
+                  <w:rFonts w:ascii="Cambria Math" w:hAnsi="Cambria Math" w:cs="Cambria Math"/>
+                </w:rPr>
+                <m:t>=</m:t>
+              </m:r>
+              <m:sSup>
+                <m:sSupPr>
+                  <m:ctrlPr>
+                    <w:rPr>
+                      <w:rFonts w:ascii="Cambria Math" w:hAnsi="Cambria Math"/>
+                      <w:shd w:val="clear" w:color="auto" w:fill="A6A6A6"/>
+                    </w:rPr>
+                  </m:ctrlPr>
+                </m:sSupPr>
+                <m:e>
+                  <m:r>
+                    <w:rPr>
+                      <w:rFonts w:ascii="Cambria Math" w:hAnsi="Cambria Math" w:cs="Cambria Math"/>
+                    </w:rPr>
+                    <m:t>2</m:t>
+                  </m:r>
+                </m:e>
+                <m:sup>
+                  <m:r>
+                    <w:rPr>
+                      <w:rFonts w:ascii="Cambria Math" w:hAnsi="Cambria Math" w:cs="Cambria Math"/>
+                    </w:rPr>
+                    <m:t>n</m:t>
+                  </m:r>
+                </m:sup>
+              </m:sSup>
+            </m:oMath>
           </w:p>
         </w:tc>
       </w:tr>
@@ -6100,288 +6088,286 @@
                 <w:b/>
               </w:rPr>
             </w:pPr>
-            <m:oMathPara>
-              <m:oMath>
-                <m:sSubSup>
-                  <m:sSubSupPr>
-                    <m:ctrlPr>
-                      <w:rPr>
-                        <w:rFonts w:ascii="Cambria Math" w:hAnsi="Cambria Math"/>
-                      </w:rPr>
-                    </m:ctrlPr>
-                  </m:sSubSupPr>
-                  <m:e>
-                    <m:r>
-                      <m:rPr>
-                        <m:nor/>
-                      </m:rPr>
-                      <w:rPr>
-                        <w:rFonts w:cs="Cambria Math"/>
-                      </w:rPr>
-                      <m:t>C</m:t>
-                    </m:r>
-                  </m:e>
-                  <m:sub>
-                    <m:r>
-                      <w:rPr>
-                        <w:rFonts w:ascii="Cambria Math" w:hAnsi="Cambria Math" w:cs="Cambria Math"/>
-                      </w:rPr>
-                      <m:t>n</m:t>
-                    </m:r>
-                  </m:sub>
-                  <m:sup>
-                    <m:r>
-                      <w:rPr>
-                        <w:rFonts w:ascii="Cambria Math" w:hAnsi="Cambria Math" w:cs="Cambria Math"/>
-                      </w:rPr>
-                      <m:t>0</m:t>
-                    </m:r>
-                  </m:sup>
-                </m:sSubSup>
-                <m:r>
-                  <w:rPr>
-                    <w:rFonts w:ascii="Cambria Math" w:hAnsi="Cambria Math" w:cs="Cambria Math"/>
-                  </w:rPr>
-                  <m:t>+</m:t>
-                </m:r>
-                <m:sSubSup>
-                  <m:sSubSupPr>
-                    <m:ctrlPr>
-                      <w:rPr>
-                        <w:rFonts w:ascii="Cambria Math" w:hAnsi="Cambria Math"/>
-                      </w:rPr>
-                    </m:ctrlPr>
-                  </m:sSubSupPr>
-                  <m:e>
-                    <m:r>
-                      <m:rPr>
-                        <m:nor/>
-                      </m:rPr>
-                      <w:rPr>
-                        <w:rFonts w:cs="Cambria Math"/>
-                      </w:rPr>
-                      <m:t>C</m:t>
-                    </m:r>
-                  </m:e>
-                  <m:sub>
-                    <m:r>
-                      <w:rPr>
-                        <w:rFonts w:ascii="Cambria Math" w:hAnsi="Cambria Math" w:cs="Cambria Math"/>
-                      </w:rPr>
-                      <m:t>n</m:t>
-                    </m:r>
-                  </m:sub>
-                  <m:sup>
-                    <m:r>
-                      <w:rPr>
-                        <w:rFonts w:ascii="Cambria Math" w:hAnsi="Cambria Math" w:cs="Cambria Math"/>
-                      </w:rPr>
-                      <m:t>2</m:t>
-                    </m:r>
-                  </m:sup>
-                </m:sSubSup>
-                <m:r>
-                  <w:rPr>
-                    <w:rFonts w:ascii="Cambria Math" w:hAnsi="Cambria Math" w:cs="Cambria Math"/>
-                  </w:rPr>
-                  <m:t>+</m:t>
-                </m:r>
-                <m:sSubSup>
-                  <m:sSubSupPr>
-                    <m:ctrlPr>
-                      <w:rPr>
-                        <w:rFonts w:ascii="Cambria Math" w:hAnsi="Cambria Math"/>
-                      </w:rPr>
-                    </m:ctrlPr>
-                  </m:sSubSupPr>
-                  <m:e>
-                    <m:r>
-                      <m:rPr>
-                        <m:nor/>
-                      </m:rPr>
-                      <w:rPr>
-                        <w:rFonts w:cs="Cambria Math"/>
-                      </w:rPr>
-                      <m:t>C</m:t>
-                    </m:r>
-                  </m:e>
-                  <m:sub>
-                    <m:r>
-                      <w:rPr>
-                        <w:rFonts w:ascii="Cambria Math" w:hAnsi="Cambria Math" w:cs="Cambria Math"/>
-                      </w:rPr>
-                      <m:t>n</m:t>
-                    </m:r>
-                  </m:sub>
-                  <m:sup>
-                    <m:r>
-                      <w:rPr>
-                        <w:rFonts w:ascii="Cambria Math" w:hAnsi="Cambria Math" w:cs="Cambria Math"/>
-                      </w:rPr>
-                      <m:t>4</m:t>
-                    </m:r>
-                  </m:sup>
-                </m:sSubSup>
-                <m:r>
-                  <w:rPr>
-                    <w:rFonts w:ascii="Cambria Math" w:hAnsi="Cambria Math" w:cs="Cambria Math"/>
-                  </w:rPr>
-                  <m:t>+⋯=</m:t>
-                </m:r>
-                <m:sSubSup>
-                  <m:sSubSupPr>
-                    <m:ctrlPr>
-                      <w:rPr>
-                        <w:rFonts w:ascii="Cambria Math" w:hAnsi="Cambria Math"/>
-                      </w:rPr>
-                    </m:ctrlPr>
-                  </m:sSubSupPr>
-                  <m:e>
-                    <m:r>
-                      <m:rPr>
-                        <m:nor/>
-                      </m:rPr>
-                      <w:rPr>
-                        <w:rFonts w:cs="Cambria Math"/>
-                      </w:rPr>
-                      <m:t>C</m:t>
-                    </m:r>
-                  </m:e>
-                  <m:sub>
-                    <m:r>
-                      <w:rPr>
-                        <w:rFonts w:ascii="Cambria Math" w:hAnsi="Cambria Math" w:cs="Cambria Math"/>
-                      </w:rPr>
-                      <m:t>n</m:t>
-                    </m:r>
-                  </m:sub>
-                  <m:sup>
-                    <m:r>
-                      <w:rPr>
-                        <w:rFonts w:ascii="Cambria Math" w:hAnsi="Cambria Math" w:cs="Cambria Math"/>
-                      </w:rPr>
-                      <m:t>1</m:t>
-                    </m:r>
-                  </m:sup>
-                </m:sSubSup>
-                <m:r>
-                  <w:rPr>
-                    <w:rFonts w:ascii="Cambria Math" w:hAnsi="Cambria Math" w:cs="Cambria Math"/>
-                  </w:rPr>
-                  <m:t>+</m:t>
-                </m:r>
-                <m:sSubSup>
-                  <m:sSubSupPr>
-                    <m:ctrlPr>
-                      <w:rPr>
-                        <w:rFonts w:ascii="Cambria Math" w:hAnsi="Cambria Math"/>
-                      </w:rPr>
-                    </m:ctrlPr>
-                  </m:sSubSupPr>
-                  <m:e>
-                    <m:r>
-                      <m:rPr>
-                        <m:nor/>
-                      </m:rPr>
-                      <w:rPr>
-                        <w:rFonts w:cs="Cambria Math"/>
-                      </w:rPr>
-                      <m:t>C</m:t>
-                    </m:r>
-                  </m:e>
-                  <m:sub>
-                    <m:r>
-                      <w:rPr>
-                        <w:rFonts w:ascii="Cambria Math" w:hAnsi="Cambria Math" w:cs="Cambria Math"/>
-                      </w:rPr>
-                      <m:t>n</m:t>
-                    </m:r>
-                  </m:sub>
-                  <m:sup>
-                    <m:r>
-                      <w:rPr>
-                        <w:rFonts w:ascii="Cambria Math" w:hAnsi="Cambria Math" w:cs="Cambria Math"/>
-                      </w:rPr>
-                      <m:t>3</m:t>
-                    </m:r>
-                  </m:sup>
-                </m:sSubSup>
-                <m:r>
-                  <w:rPr>
-                    <w:rFonts w:ascii="Cambria Math" w:hAnsi="Cambria Math" w:cs="Cambria Math"/>
-                  </w:rPr>
-                  <m:t>+</m:t>
-                </m:r>
-                <m:sSubSup>
-                  <m:sSubSupPr>
-                    <m:ctrlPr>
-                      <w:rPr>
-                        <w:rFonts w:ascii="Cambria Math" w:hAnsi="Cambria Math"/>
-                      </w:rPr>
-                    </m:ctrlPr>
-                  </m:sSubSupPr>
-                  <m:e>
-                    <m:r>
-                      <m:rPr>
-                        <m:nor/>
-                      </m:rPr>
-                      <w:rPr>
-                        <w:rFonts w:cs="Cambria Math"/>
-                      </w:rPr>
-                      <m:t>C</m:t>
-                    </m:r>
-                  </m:e>
-                  <m:sub>
-                    <m:r>
-                      <w:rPr>
-                        <w:rFonts w:ascii="Cambria Math" w:hAnsi="Cambria Math" w:cs="Cambria Math"/>
-                      </w:rPr>
-                      <m:t>n</m:t>
-                    </m:r>
-                  </m:sub>
-                  <m:sup>
-                    <m:r>
-                      <w:rPr>
-                        <w:rFonts w:ascii="Cambria Math" w:hAnsi="Cambria Math" w:cs="Cambria Math"/>
-                      </w:rPr>
-                      <m:t>5</m:t>
-                    </m:r>
-                  </m:sup>
-                </m:sSubSup>
-                <m:r>
-                  <w:rPr>
-                    <w:rFonts w:ascii="Cambria Math" w:hAnsi="Cambria Math" w:cs="Cambria Math"/>
-                  </w:rPr>
-                  <m:t>+⋯=</m:t>
-                </m:r>
-                <m:sSup>
-                  <m:sSupPr>
-                    <m:ctrlPr>
-                      <w:rPr>
-                        <w:rFonts w:ascii="Cambria Math" w:hAnsi="Cambria Math"/>
-                        <w:shd w:val="clear" w:color="auto" w:fill="A6A6A6"/>
-                      </w:rPr>
-                    </m:ctrlPr>
-                  </m:sSupPr>
-                  <m:e>
-                    <m:r>
-                      <w:rPr>
-                        <w:rFonts w:ascii="Cambria Math" w:hAnsi="Cambria Math" w:cs="Cambria Math"/>
-                      </w:rPr>
-                      <m:t>2</m:t>
-                    </m:r>
-                  </m:e>
-                  <m:sup>
-                    <m:r>
-                      <w:rPr>
-                        <w:rFonts w:ascii="Cambria Math" w:hAnsi="Cambria Math" w:cs="Cambria Math"/>
-                      </w:rPr>
-                      <m:t>n-1</m:t>
-                    </m:r>
-                  </m:sup>
-                </m:sSup>
-              </m:oMath>
-            </m:oMathPara>
+            <m:oMath>
+              <m:sSubSup>
+                <m:sSubSupPr>
+                  <m:ctrlPr>
+                    <w:rPr>
+                      <w:rFonts w:ascii="Cambria Math" w:hAnsi="Cambria Math"/>
+                    </w:rPr>
+                  </m:ctrlPr>
+                </m:sSubSupPr>
+                <m:e>
+                  <m:r>
+                    <m:rPr>
+                      <m:nor/>
+                    </m:rPr>
+                    <w:rPr>
+                      <w:rFonts w:cs="Cambria Math"/>
+                    </w:rPr>
+                    <m:t>C</m:t>
+                  </m:r>
+                </m:e>
+                <m:sub>
+                  <m:r>
+                    <w:rPr>
+                      <w:rFonts w:ascii="Cambria Math" w:hAnsi="Cambria Math" w:cs="Cambria Math"/>
+                    </w:rPr>
+                    <m:t>n</m:t>
+                  </m:r>
+                </m:sub>
+                <m:sup>
+                  <m:r>
+                    <w:rPr>
+                      <w:rFonts w:ascii="Cambria Math" w:hAnsi="Cambria Math" w:cs="Cambria Math"/>
+                    </w:rPr>
+                    <m:t>0</m:t>
+                  </m:r>
+                </m:sup>
+              </m:sSubSup>
+              <m:r>
+                <w:rPr>
+                  <w:rFonts w:ascii="Cambria Math" w:hAnsi="Cambria Math" w:cs="Cambria Math"/>
+                </w:rPr>
+                <m:t>+</m:t>
+              </m:r>
+              <m:sSubSup>
+                <m:sSubSupPr>
+                  <m:ctrlPr>
+                    <w:rPr>
+                      <w:rFonts w:ascii="Cambria Math" w:hAnsi="Cambria Math"/>
+                    </w:rPr>
+                  </m:ctrlPr>
+                </m:sSubSupPr>
+                <m:e>
+                  <m:r>
+                    <m:rPr>
+                      <m:nor/>
+                    </m:rPr>
+                    <w:rPr>
+                      <w:rFonts w:cs="Cambria Math"/>
+                    </w:rPr>
+                    <m:t>C</m:t>
+                  </m:r>
+                </m:e>
+                <m:sub>
+                  <m:r>
+                    <w:rPr>
+                      <w:rFonts w:ascii="Cambria Math" w:hAnsi="Cambria Math" w:cs="Cambria Math"/>
+                    </w:rPr>
+                    <m:t>n</m:t>
+                  </m:r>
+                </m:sub>
+                <m:sup>
+                  <m:r>
+                    <w:rPr>
+                      <w:rFonts w:ascii="Cambria Math" w:hAnsi="Cambria Math" w:cs="Cambria Math"/>
+                    </w:rPr>
+                    <m:t>2</m:t>
+                  </m:r>
+                </m:sup>
+              </m:sSubSup>
+              <m:r>
+                <w:rPr>
+                  <w:rFonts w:ascii="Cambria Math" w:hAnsi="Cambria Math" w:cs="Cambria Math"/>
+                </w:rPr>
+                <m:t>+</m:t>
+              </m:r>
+              <m:sSubSup>
+                <m:sSubSupPr>
+                  <m:ctrlPr>
+                    <w:rPr>
+                      <w:rFonts w:ascii="Cambria Math" w:hAnsi="Cambria Math"/>
+                    </w:rPr>
+                  </m:ctrlPr>
+                </m:sSubSupPr>
+                <m:e>
+                  <m:r>
+                    <m:rPr>
+                      <m:nor/>
+                    </m:rPr>
+                    <w:rPr>
+                      <w:rFonts w:cs="Cambria Math"/>
+                    </w:rPr>
+                    <m:t>C</m:t>
+                  </m:r>
+                </m:e>
+                <m:sub>
+                  <m:r>
+                    <w:rPr>
+                      <w:rFonts w:ascii="Cambria Math" w:hAnsi="Cambria Math" w:cs="Cambria Math"/>
+                    </w:rPr>
+                    <m:t>n</m:t>
+                  </m:r>
+                </m:sub>
+                <m:sup>
+                  <m:r>
+                    <w:rPr>
+                      <w:rFonts w:ascii="Cambria Math" w:hAnsi="Cambria Math" w:cs="Cambria Math"/>
+                    </w:rPr>
+                    <m:t>4</m:t>
+                  </m:r>
+                </m:sup>
+              </m:sSubSup>
+              <m:r>
+                <w:rPr>
+                  <w:rFonts w:ascii="Cambria Math" w:hAnsi="Cambria Math" w:cs="Cambria Math"/>
+                </w:rPr>
+                <m:t>+⋯=</m:t>
+              </m:r>
+              <m:sSubSup>
+                <m:sSubSupPr>
+                  <m:ctrlPr>
+                    <w:rPr>
+                      <w:rFonts w:ascii="Cambria Math" w:hAnsi="Cambria Math"/>
+                    </w:rPr>
+                  </m:ctrlPr>
+                </m:sSubSupPr>
+                <m:e>
+                  <m:r>
+                    <m:rPr>
+                      <m:nor/>
+                    </m:rPr>
+                    <w:rPr>
+                      <w:rFonts w:cs="Cambria Math"/>
+                    </w:rPr>
+                    <m:t>C</m:t>
+                  </m:r>
+                </m:e>
+                <m:sub>
+                  <m:r>
+                    <w:rPr>
+                      <w:rFonts w:ascii="Cambria Math" w:hAnsi="Cambria Math" w:cs="Cambria Math"/>
+                    </w:rPr>
+                    <m:t>n</m:t>
+                  </m:r>
+                </m:sub>
+                <m:sup>
+                  <m:r>
+                    <w:rPr>
+                      <w:rFonts w:ascii="Cambria Math" w:hAnsi="Cambria Math" w:cs="Cambria Math"/>
+                    </w:rPr>
+                    <m:t>1</m:t>
+                  </m:r>
+                </m:sup>
+              </m:sSubSup>
+              <m:r>
+                <w:rPr>
+                  <w:rFonts w:ascii="Cambria Math" w:hAnsi="Cambria Math" w:cs="Cambria Math"/>
+                </w:rPr>
+                <m:t>+</m:t>
+              </m:r>
+              <m:sSubSup>
+                <m:sSubSupPr>
+                  <m:ctrlPr>
+                    <w:rPr>
+                      <w:rFonts w:ascii="Cambria Math" w:hAnsi="Cambria Math"/>
+                    </w:rPr>
+                  </m:ctrlPr>
+                </m:sSubSupPr>
+                <m:e>
+                  <m:r>
+                    <m:rPr>
+                      <m:nor/>
+                    </m:rPr>
+                    <w:rPr>
+                      <w:rFonts w:cs="Cambria Math"/>
+                    </w:rPr>
+                    <m:t>C</m:t>
+                  </m:r>
+                </m:e>
+                <m:sub>
+                  <m:r>
+                    <w:rPr>
+                      <w:rFonts w:ascii="Cambria Math" w:hAnsi="Cambria Math" w:cs="Cambria Math"/>
+                    </w:rPr>
+                    <m:t>n</m:t>
+                  </m:r>
+                </m:sub>
+                <m:sup>
+                  <m:r>
+                    <w:rPr>
+                      <w:rFonts w:ascii="Cambria Math" w:hAnsi="Cambria Math" w:cs="Cambria Math"/>
+                    </w:rPr>
+                    <m:t>3</m:t>
+                  </m:r>
+                </m:sup>
+              </m:sSubSup>
+              <m:r>
+                <w:rPr>
+                  <w:rFonts w:ascii="Cambria Math" w:hAnsi="Cambria Math" w:cs="Cambria Math"/>
+                </w:rPr>
+                <m:t>+</m:t>
+              </m:r>
+              <m:sSubSup>
+                <m:sSubSupPr>
+                  <m:ctrlPr>
+                    <w:rPr>
+                      <w:rFonts w:ascii="Cambria Math" w:hAnsi="Cambria Math"/>
+                    </w:rPr>
+                  </m:ctrlPr>
+                </m:sSubSupPr>
+                <m:e>
+                  <m:r>
+                    <m:rPr>
+                      <m:nor/>
+                    </m:rPr>
+                    <w:rPr>
+                      <w:rFonts w:cs="Cambria Math"/>
+                    </w:rPr>
+                    <m:t>C</m:t>
+                  </m:r>
+                </m:e>
+                <m:sub>
+                  <m:r>
+                    <w:rPr>
+                      <w:rFonts w:ascii="Cambria Math" w:hAnsi="Cambria Math" w:cs="Cambria Math"/>
+                    </w:rPr>
+                    <m:t>n</m:t>
+                  </m:r>
+                </m:sub>
+                <m:sup>
+                  <m:r>
+                    <w:rPr>
+                      <w:rFonts w:ascii="Cambria Math" w:hAnsi="Cambria Math" w:cs="Cambria Math"/>
+                    </w:rPr>
+                    <m:t>5</m:t>
+                  </m:r>
+                </m:sup>
+              </m:sSubSup>
+              <m:r>
+                <w:rPr>
+                  <w:rFonts w:ascii="Cambria Math" w:hAnsi="Cambria Math" w:cs="Cambria Math"/>
+                </w:rPr>
+                <m:t>+⋯=</m:t>
+              </m:r>
+              <m:sSup>
+                <m:sSupPr>
+                  <m:ctrlPr>
+                    <w:rPr>
+                      <w:rFonts w:ascii="Cambria Math" w:hAnsi="Cambria Math"/>
+                      <w:shd w:val="clear" w:color="auto" w:fill="A6A6A6"/>
+                    </w:rPr>
+                  </m:ctrlPr>
+                </m:sSupPr>
+                <m:e>
+                  <m:r>
+                    <w:rPr>
+                      <w:rFonts w:ascii="Cambria Math" w:hAnsi="Cambria Math" w:cs="Cambria Math"/>
+                    </w:rPr>
+                    <m:t>2</m:t>
+                  </m:r>
+                </m:e>
+                <m:sup>
+                  <m:r>
+                    <w:rPr>
+                      <w:rFonts w:ascii="Cambria Math" w:hAnsi="Cambria Math" w:cs="Cambria Math"/>
+                    </w:rPr>
+                    <m:t>n-1</m:t>
+                  </m:r>
+                </m:sup>
+              </m:sSup>
+            </m:oMath>
           </w:p>
         </w:tc>
       </w:tr>
@@ -6425,55 +6411,143 @@
 <file path=word/footer1.xml><?xml version="1.0" encoding="utf-8"?>
 <w:ftr xmlns:wpc="http://schemas.microsoft.com/office/word/2010/wordprocessingCanvas" xmlns:cx="http://schemas.microsoft.com/office/drawing/2014/chartex" xmlns:cx1="http://schemas.microsoft.com/office/drawing/2015/9/8/chartex" xmlns:cx2="http://schemas.microsoft.com/office/drawing/2015/10/21/chartex" xmlns:cx3="http://schemas.microsoft.com/office/drawing/2016/5/9/chartex" xmlns:cx4="http://schemas.microsoft.com/office/drawing/2016/5/10/chartex" xmlns:cx5="http://schemas.microsoft.com/office/drawing/2016/5/11/chartex" xmlns:cx6="http://schemas.microsoft.com/office/drawing/2016/5/12/chartex" xmlns:cx7="http://schemas.microsoft.com/office/drawing/2016/5/13/chartex" xmlns:cx8="http://schemas.microsoft.com/office/drawing/2016/5/14/chartex" xmlns:mc="http://schemas.openxmlformats.org/markup-compatibility/2006" xmlns:aink="http://schemas.microsoft.com/office/drawing/2016/ink" xmlns:am3d="http://schemas.microsoft.com/office/drawing/2017/model3d" xmlns:o="urn:schemas-microsoft-com:office:office" xmlns:oel="http://schemas.microsoft.com/office/2019/extlst" xmlns:r="http://schemas.openxmlformats.org/officeDocument/2006/relationships" xmlns:m="http://schemas.openxmlformats.org/officeDocument/2006/math" xmlns:v="urn:schemas-microsoft-com:vml" xmlns:wp14="http://schemas.microsoft.com/office/word/2010/wordprocessingDrawing" xmlns:wp="http://schemas.openxmlformats.org/drawingml/2006/wordprocessingDrawing" xmlns:w10="urn:schemas-microsoft-com:office:word" xmlns:w="http://schemas.openxmlformats.org/wordprocessingml/2006/main" xmlns:w14="http://schemas.microsoft.com/office/word/2010/wordml" xmlns:w15="http://schemas.microsoft.com/office/word/2012/wordml" xmlns:w16cex="http://schemas.microsoft.com/office/word/2018/wordml/cex" xmlns:w16cid="http://schemas.microsoft.com/office/word/2016/wordml/cid" xmlns:w16="http://schemas.microsoft.com/office/word/2018/wordml" xmlns:w16sdtdh="http://schemas.microsoft.com/office/word/2020/wordml/sdtdatahash" xmlns:w16se="http://schemas.microsoft.com/office/word/2015/wordml/symex" xmlns:wpg="http://schemas.microsoft.com/office/word/2010/wordprocessingGroup" xmlns:wpi="http://schemas.microsoft.com/office/word/2010/wordprocessingInk" xmlns:wne="http://schemas.microsoft.com/office/word/2006/wordml" xmlns:wps="http://schemas.microsoft.com/office/word/2010/wordprocessingShape" mc:Ignorable="w14 w15 w16se w16cid w16 w16cex w16sdtdh wp14">
   <w:p>
+    <w:pPr>
+      <w:jc w:val="left"/>
+    </w:pPr>
     <w:r>
+      <w:rPr>
+        <w:rFonts w:ascii="Times New Roman" w:hAnsi="Times New Roman" w:eastAsia="宋体" w:cs="Times New Roman"/>
+        <w:sz w:val="21"/>
+        <w:szCs w:val="21"/>
+      </w:rPr>
       <w:t>第</w:t>
     </w:r>
     <w:r>
+      <w:rPr>
+        <w:rFonts w:ascii="Times New Roman" w:hAnsi="Times New Roman" w:eastAsia="宋体" w:cs="Times New Roman"/>
+        <w:sz w:val="21"/>
+        <w:szCs w:val="21"/>
+      </w:rPr>
       <w:t>3</w:t>
     </w:r>
     <w:r>
+      <w:rPr>
+        <w:rFonts w:ascii="Times New Roman" w:hAnsi="Times New Roman" w:eastAsia="宋体" w:cs="Times New Roman"/>
+        <w:sz w:val="21"/>
+        <w:szCs w:val="21"/>
+      </w:rPr>
       <w:t>章</w:t>
     </w:r>
     <w:r>
+      <w:rPr>
+        <w:rFonts w:ascii="Times New Roman" w:hAnsi="Times New Roman" w:eastAsia="宋体" w:cs="Times New Roman"/>
+        <w:sz w:val="21"/>
+        <w:szCs w:val="21"/>
+      </w:rPr>
       <w:t>·</w:t>
     </w:r>
     <w:r>
+      <w:rPr>
+        <w:rFonts w:ascii="Times New Roman" w:hAnsi="Times New Roman" w:eastAsia="宋体" w:cs="Times New Roman"/>
+        <w:sz w:val="21"/>
+        <w:szCs w:val="21"/>
+      </w:rPr>
       <w:t>清单　第</w:t>
     </w:r>
     <w:r>
+      <w:rPr>
+        <w:rFonts w:ascii="Times New Roman" w:hAnsi="Times New Roman" w:eastAsia="宋体" w:cs="Times New Roman"/>
+        <w:sz w:val="21"/>
+        <w:szCs w:val="21"/>
+      </w:rPr>
       <w:fldChar w:fldCharType="begin"/>
     </w:r>
     <w:r>
+      <w:rPr>
+        <w:rFonts w:ascii="Times New Roman" w:hAnsi="Times New Roman" w:eastAsia="宋体" w:cs="Times New Roman"/>
+        <w:sz w:val="21"/>
+        <w:szCs w:val="21"/>
+      </w:rPr>
       <w:instrText xml:space="preserve"> PAGE </w:instrText>
     </w:r>
     <w:r>
+      <w:rPr>
+        <w:rFonts w:ascii="Times New Roman" w:hAnsi="Times New Roman" w:eastAsia="宋体" w:cs="Times New Roman"/>
+        <w:sz w:val="21"/>
+        <w:szCs w:val="21"/>
+      </w:rPr>
       <w:fldChar w:fldCharType="separate"/>
     </w:r>
     <w:r>
+      <w:rPr>
+        <w:rFonts w:ascii="Times New Roman" w:hAnsi="Times New Roman" w:eastAsia="宋体" w:cs="Times New Roman"/>
+        <w:sz w:val="21"/>
+        <w:szCs w:val="21"/>
+      </w:rPr>
       <w:t>1</w:t>
     </w:r>
     <w:r>
+      <w:rPr>
+        <w:rFonts w:ascii="Times New Roman" w:hAnsi="Times New Roman" w:eastAsia="宋体" w:cs="Times New Roman"/>
+        <w:sz w:val="21"/>
+        <w:szCs w:val="21"/>
+      </w:rPr>
       <w:fldChar w:fldCharType="end"/>
     </w:r>
     <w:r>
+      <w:rPr>
+        <w:rFonts w:ascii="Times New Roman" w:hAnsi="Times New Roman" w:eastAsia="宋体" w:cs="Times New Roman"/>
+        <w:sz w:val="21"/>
+        <w:szCs w:val="21"/>
+      </w:rPr>
       <w:t>页（共</w:t>
     </w:r>
     <w:r>
+      <w:rPr>
+        <w:rFonts w:ascii="Times New Roman" w:hAnsi="Times New Roman" w:eastAsia="宋体" w:cs="Times New Roman"/>
+        <w:sz w:val="21"/>
+        <w:szCs w:val="21"/>
+      </w:rPr>
       <w:fldChar w:fldCharType="begin"/>
     </w:r>
     <w:r>
+      <w:rPr>
+        <w:rFonts w:ascii="Times New Roman" w:hAnsi="Times New Roman" w:eastAsia="宋体" w:cs="Times New Roman"/>
+        <w:sz w:val="21"/>
+        <w:szCs w:val="21"/>
+      </w:rPr>
       <w:instrText xml:space="preserve"> NUMPAGES </w:instrText>
     </w:r>
     <w:r>
+      <w:rPr>
+        <w:rFonts w:ascii="Times New Roman" w:hAnsi="Times New Roman" w:eastAsia="宋体" w:cs="Times New Roman"/>
+        <w:sz w:val="21"/>
+        <w:szCs w:val="21"/>
+      </w:rPr>
       <w:fldChar w:fldCharType="separate"/>
     </w:r>
     <w:r>
+      <w:rPr>
+        <w:rFonts w:ascii="Times New Roman" w:hAnsi="Times New Roman" w:eastAsia="宋体" w:cs="Times New Roman"/>
+        <w:sz w:val="21"/>
+        <w:szCs w:val="21"/>
+      </w:rPr>
       <w:t>3</w:t>
     </w:r>
     <w:r>
+      <w:rPr>
+        <w:rFonts w:ascii="Times New Roman" w:hAnsi="Times New Roman" w:eastAsia="宋体" w:cs="Times New Roman"/>
+        <w:sz w:val="21"/>
+        <w:szCs w:val="21"/>
+      </w:rPr>
       <w:fldChar w:fldCharType="end"/>
     </w:r>
     <w:r>
+      <w:rPr>
+        <w:rFonts w:ascii="Times New Roman" w:hAnsi="Times New Roman" w:eastAsia="宋体" w:cs="Times New Roman"/>
+        <w:sz w:val="21"/>
+        <w:szCs w:val="21"/>
+      </w:rPr>
       <w:t>页）</w:t>
     </w:r>
   </w:p>
@@ -6512,7 +6586,7 @@
     </w:rPrDefault>
     <w:pPrDefault>
       <w:pPr>
-        <w:spacing w:line="300" w:lineRule="auto"/>
+        <w:spacing w:line="300" w:lineRule="auto" w:before="0" w:after="0"/>
       </w:pPr>
     </w:pPrDefault>
   </w:docDefaults>

--- a/高中数学/高中数学同步/人教B版选必2 第3章 排列、组合与二项式定理·知识清单（完成）.docx
+++ b/高中数学/高中数学同步/人教B版选必2 第3章 排列、组合与二项式定理·知识清单（完成）.docx
@@ -6508,39 +6508,7 @@
         <w:sz w:val="21"/>
         <w:szCs w:val="21"/>
       </w:rPr>
-      <w:fldChar w:fldCharType="begin"/>
-    </w:r>
-    <w:r>
-      <w:rPr>
-        <w:rFonts w:ascii="Times New Roman" w:hAnsi="Times New Roman" w:eastAsia="宋体" w:cs="Times New Roman"/>
-        <w:sz w:val="21"/>
-        <w:szCs w:val="21"/>
-      </w:rPr>
-      <w:instrText xml:space="preserve"> NUMPAGES </w:instrText>
-    </w:r>
-    <w:r>
-      <w:rPr>
-        <w:rFonts w:ascii="Times New Roman" w:hAnsi="Times New Roman" w:eastAsia="宋体" w:cs="Times New Roman"/>
-        <w:sz w:val="21"/>
-        <w:szCs w:val="21"/>
-      </w:rPr>
-      <w:fldChar w:fldCharType="separate"/>
-    </w:r>
-    <w:r>
-      <w:rPr>
-        <w:rFonts w:ascii="Times New Roman" w:hAnsi="Times New Roman" w:eastAsia="宋体" w:cs="Times New Roman"/>
-        <w:sz w:val="21"/>
-        <w:szCs w:val="21"/>
-      </w:rPr>
       <w:t>3</w:t>
-    </w:r>
-    <w:r>
-      <w:rPr>
-        <w:rFonts w:ascii="Times New Roman" w:hAnsi="Times New Roman" w:eastAsia="宋体" w:cs="Times New Roman"/>
-        <w:sz w:val="21"/>
-        <w:szCs w:val="21"/>
-      </w:rPr>
-      <w:fldChar w:fldCharType="end"/>
     </w:r>
     <w:r>
       <w:rPr>

--- a/高中数学/高中数学同步/人教B版选必2 第3章 排列、组合与二项式定理·知识清单（完成）.docx
+++ b/高中数学/高中数学同步/人教B版选必2 第3章 排列、组合与二项式定理·知识清单（完成）.docx
@@ -394,7 +394,7 @@
             </m:oMath>
             <w:r>
               <w:rPr>
-                <w:shd w:val="clear" w:color="auto" w:fill="A6A6A6"/>
+                <w:shd w:val="clear" w:color="auto" w:fill="C9C9C9"/>
               </w:rPr>
               <w:t>m+n</w:t>
             </w:r>
@@ -552,7 +552,7 @@
             <m:ctrlPr>
               <w:rPr>
                 <w:rFonts w:ascii="Cambria Math" w:hAnsi="Cambria Math"/>
-                <w:shd w:val="clear" w:color="auto" w:fill="A6A6A6"/>
+                <w:shd w:val="clear" w:color="auto" w:fill="C9C9C9"/>
               </w:rPr>
             </m:ctrlPr>
           </m:sSubPr>
@@ -576,7 +576,7 @@
         <m:r>
           <w:rPr>
             <w:rFonts w:ascii="Cambria Math" w:hAnsi="Cambria Math" w:cs="Cambria Math"/>
-            <w:shd w:val="clear" w:color="auto" w:fill="A6A6A6"/>
+            <w:shd w:val="clear" w:color="auto" w:fill="C9C9C9"/>
           </w:rPr>
           <m:t>+</m:t>
         </m:r>
@@ -585,7 +585,7 @@
             <m:ctrlPr>
               <w:rPr>
                 <w:rFonts w:ascii="Cambria Math" w:hAnsi="Cambria Math"/>
-                <w:shd w:val="clear" w:color="auto" w:fill="A6A6A6"/>
+                <w:shd w:val="clear" w:color="auto" w:fill="C9C9C9"/>
               </w:rPr>
             </m:ctrlPr>
           </m:sSubPr>
@@ -609,7 +609,7 @@
         <m:r>
           <w:rPr>
             <w:rFonts w:ascii="Cambria Math" w:hAnsi="Cambria Math" w:cs="Cambria Math"/>
-            <w:shd w:val="clear" w:color="auto" w:fill="A6A6A6"/>
+            <w:shd w:val="clear" w:color="auto" w:fill="C9C9C9"/>
           </w:rPr>
           <m:t>+⋯+</m:t>
         </m:r>
@@ -618,7 +618,7 @@
             <m:ctrlPr>
               <w:rPr>
                 <w:rFonts w:ascii="Cambria Math" w:hAnsi="Cambria Math"/>
-                <w:shd w:val="clear" w:color="auto" w:fill="A6A6A6"/>
+                <w:shd w:val="clear" w:color="auto" w:fill="C9C9C9"/>
               </w:rPr>
             </m:ctrlPr>
           </m:sSubPr>
@@ -868,7 +868,7 @@
             </m:oMath>
             <w:r>
               <w:rPr>
-                <w:shd w:val="clear" w:color="auto" w:fill="A6A6A6"/>
+                <w:shd w:val="clear" w:color="auto" w:fill="C9C9C9"/>
               </w:rPr>
               <w:t>mn</w:t>
             </w:r>
@@ -1031,7 +1031,7 @@
             <m:ctrlPr>
               <w:rPr>
                 <w:rFonts w:ascii="Cambria Math" w:hAnsi="Cambria Math"/>
-                <w:shd w:val="clear" w:color="auto" w:fill="A6A6A6"/>
+                <w:shd w:val="clear" w:color="auto" w:fill="C9C9C9"/>
               </w:rPr>
             </m:ctrlPr>
           </m:sSubPr>
@@ -1055,7 +1055,7 @@
         <m:r>
           <w:rPr>
             <w:rFonts w:ascii="Cambria Math" w:hAnsi="Cambria Math" w:cs="Cambria Math"/>
-            <w:shd w:val="clear" w:color="auto" w:fill="A6A6A6"/>
+            <w:shd w:val="clear" w:color="auto" w:fill="C9C9C9"/>
           </w:rPr>
           <m:t>×</m:t>
         </m:r>
@@ -1064,7 +1064,7 @@
             <m:ctrlPr>
               <w:rPr>
                 <w:rFonts w:ascii="Cambria Math" w:hAnsi="Cambria Math"/>
-                <w:shd w:val="clear" w:color="auto" w:fill="A6A6A6"/>
+                <w:shd w:val="clear" w:color="auto" w:fill="C9C9C9"/>
               </w:rPr>
             </m:ctrlPr>
           </m:sSubPr>
@@ -1088,7 +1088,7 @@
         <m:r>
           <w:rPr>
             <w:rFonts w:ascii="Cambria Math" w:hAnsi="Cambria Math" w:cs="Cambria Math"/>
-            <w:shd w:val="clear" w:color="auto" w:fill="A6A6A6"/>
+            <w:shd w:val="clear" w:color="auto" w:fill="C9C9C9"/>
           </w:rPr>
           <m:t>×⋯×</m:t>
         </m:r>
@@ -1097,7 +1097,7 @@
             <m:ctrlPr>
               <w:rPr>
                 <w:rFonts w:ascii="Cambria Math" w:hAnsi="Cambria Math"/>
-                <w:shd w:val="clear" w:color="auto" w:fill="A6A6A6"/>
+                <w:shd w:val="clear" w:color="auto" w:fill="C9C9C9"/>
               </w:rPr>
             </m:ctrlPr>
           </m:sSubPr>
@@ -1187,7 +1187,7 @@
       </w:r>
       <w:r>
         <w:rPr>
-          <w:shd w:val="clear" w:color="auto" w:fill="A6A6A6"/>
+          <w:shd w:val="clear" w:color="auto" w:fill="C9C9C9"/>
         </w:rPr>
         <w:t>一定的顺序</w:t>
       </w:r>
@@ -1240,7 +1240,7 @@
       </w:r>
       <w:r>
         <w:rPr>
-          <w:shd w:val="clear" w:color="auto" w:fill="A6A6A6"/>
+          <w:shd w:val="clear" w:color="auto" w:fill="C9C9C9"/>
         </w:rPr>
         <w:t>元素</w:t>
       </w:r>
@@ -1249,7 +1249,7 @@
       </w:r>
       <w:r>
         <w:rPr>
-          <w:shd w:val="clear" w:color="auto" w:fill="A6A6A6"/>
+          <w:shd w:val="clear" w:color="auto" w:fill="C9C9C9"/>
         </w:rPr>
         <w:t>排列顺序</w:t>
       </w:r>
@@ -1312,7 +1312,7 @@
       </w:r>
       <w:r>
         <w:rPr>
-          <w:shd w:val="clear" w:color="auto" w:fill="A6A6A6"/>
+          <w:shd w:val="clear" w:color="auto" w:fill="C9C9C9"/>
         </w:rPr>
         <w:t>所有不同排列</w:t>
       </w:r>
@@ -1353,7 +1353,7 @@
             <m:ctrlPr>
               <w:rPr>
                 <w:rFonts w:ascii="Cambria Math" w:hAnsi="Cambria Math"/>
-                <w:shd w:val="clear" w:color="auto" w:fill="A6A6A6"/>
+                <w:shd w:val="clear" w:color="auto" w:fill="C9C9C9"/>
               </w:rPr>
             </m:ctrlPr>
           </m:sSubSupPr>
@@ -1426,7 +1426,7 @@
       </w:r>
       <w:r>
         <w:rPr>
-          <w:shd w:val="clear" w:color="auto" w:fill="A6A6A6"/>
+          <w:shd w:val="clear" w:color="auto" w:fill="C9C9C9"/>
         </w:rPr>
         <w:t>一种具体排法</w:t>
       </w:r>
@@ -1435,7 +1435,7 @@
       </w:r>
       <w:r>
         <w:rPr>
-          <w:shd w:val="clear" w:color="auto" w:fill="A6A6A6"/>
+          <w:shd w:val="clear" w:color="auto" w:fill="C9C9C9"/>
         </w:rPr>
         <w:t>不是数</w:t>
       </w:r>
@@ -1466,7 +1466,7 @@
       </w:r>
       <w:r>
         <w:rPr>
-          <w:shd w:val="clear" w:color="auto" w:fill="A6A6A6"/>
+          <w:shd w:val="clear" w:color="auto" w:fill="C9C9C9"/>
         </w:rPr>
         <w:t>所有排列的个数</w:t>
       </w:r>
@@ -1475,7 +1475,7 @@
       </w:r>
       <w:r>
         <w:rPr>
-          <w:shd w:val="clear" w:color="auto" w:fill="A6A6A6"/>
+          <w:shd w:val="clear" w:color="auto" w:fill="C9C9C9"/>
         </w:rPr>
         <w:t>一个数</w:t>
       </w:r>
@@ -1555,7 +1555,7 @@
         <m:r>
           <w:rPr>
             <w:rFonts w:ascii="Cambria Math" w:hAnsi="Cambria Math" w:cs="Cambria Math"/>
-            <w:shd w:val="clear" w:color="auto" w:fill="A6A6A6"/>
+            <w:shd w:val="clear" w:color="auto" w:fill="C9C9C9"/>
           </w:rPr>
           <m:t>n</m:t>
         </m:r>
@@ -1564,7 +1564,7 @@
             <m:ctrlPr>
               <w:rPr>
                 <w:rFonts w:ascii="Cambria Math" w:hAnsi="Cambria Math"/>
-                <w:shd w:val="clear" w:color="auto" w:fill="A6A6A6"/>
+                <w:shd w:val="clear" w:color="auto" w:fill="C9C9C9"/>
               </w:rPr>
             </m:ctrlPr>
           </m:dPr>
@@ -1582,7 +1582,7 @@
             <m:ctrlPr>
               <w:rPr>
                 <w:rFonts w:ascii="Cambria Math" w:hAnsi="Cambria Math"/>
-                <w:shd w:val="clear" w:color="auto" w:fill="A6A6A6"/>
+                <w:shd w:val="clear" w:color="auto" w:fill="C9C9C9"/>
               </w:rPr>
             </m:ctrlPr>
           </m:dPr>
@@ -1609,7 +1609,7 @@
             <m:ctrlPr>
               <w:rPr>
                 <w:rFonts w:ascii="Cambria Math" w:hAnsi="Cambria Math"/>
-                <w:shd w:val="clear" w:color="auto" w:fill="A6A6A6"/>
+                <w:shd w:val="clear" w:color="auto" w:fill="C9C9C9"/>
               </w:rPr>
             </m:ctrlPr>
           </m:dPr>
@@ -1693,7 +1693,7 @@
             <m:ctrlPr>
               <w:rPr>
                 <w:rFonts w:ascii="Cambria Math" w:hAnsi="Cambria Math"/>
-                <w:shd w:val="clear" w:color="auto" w:fill="A6A6A6"/>
+                <w:shd w:val="clear" w:color="auto" w:fill="C9C9C9"/>
               </w:rPr>
             </m:ctrlPr>
           </m:sSubSupPr>
@@ -1728,7 +1728,7 @@
         <m:r>
           <w:rPr>
             <w:rFonts w:ascii="Cambria Math" w:hAnsi="Cambria Math" w:cs="Cambria Math"/>
-            <w:shd w:val="clear" w:color="auto" w:fill="A6A6A6"/>
+            <w:shd w:val="clear" w:color="auto" w:fill="C9C9C9"/>
           </w:rPr>
           <m:t>=</m:t>
         </m:r>
@@ -1737,7 +1737,7 @@
             <m:ctrlPr>
               <w:rPr>
                 <w:rFonts w:ascii="Cambria Math" w:hAnsi="Cambria Math"/>
-                <w:shd w:val="clear" w:color="auto" w:fill="A6A6A6"/>
+                <w:shd w:val="clear" w:color="auto" w:fill="C9C9C9"/>
               </w:rPr>
             </m:ctrlPr>
           </m:fPr>
@@ -1766,7 +1766,7 @@
         <m:r>
           <w:rPr>
             <w:rFonts w:ascii="Cambria Math" w:hAnsi="Cambria Math" w:cs="Cambria Math"/>
-            <w:shd w:val="clear" w:color="auto" w:fill="A6A6A6"/>
+            <w:shd w:val="clear" w:color="auto" w:fill="C9C9C9"/>
           </w:rPr>
           <m:t>n,m∈</m:t>
         </m:r>
@@ -1775,7 +1775,7 @@
             <m:ctrlPr>
               <w:rPr>
                 <w:rFonts w:ascii="Cambria Math" w:hAnsi="Cambria Math"/>
-                <w:shd w:val="clear" w:color="auto" w:fill="A6A6A6"/>
+                <w:shd w:val="clear" w:color="auto" w:fill="C9C9C9"/>
               </w:rPr>
             </m:ctrlPr>
           </m:sSupPr>
@@ -1804,7 +1804,7 @@
         <m:r>
           <w:rPr>
             <w:rFonts w:ascii="Cambria Math" w:hAnsi="Cambria Math" w:cs="Cambria Math"/>
-            <w:shd w:val="clear" w:color="auto" w:fill="A6A6A6"/>
+            <w:shd w:val="clear" w:color="auto" w:fill="C9C9C9"/>
           </w:rPr>
           <m:t>m≤n</m:t>
         </m:r>
@@ -1872,7 +1872,7 @@
         <m:r>
           <w:rPr>
             <w:rFonts w:ascii="Cambria Math" w:hAnsi="Cambria Math" w:cs="Cambria Math"/>
-            <w:shd w:val="clear" w:color="auto" w:fill="A6A6A6"/>
+            <w:shd w:val="clear" w:color="auto" w:fill="C9C9C9"/>
           </w:rPr>
           <m:t>n</m:t>
         </m:r>
@@ -1933,7 +1933,7 @@
       </m:oMath>
       <w:r>
         <w:rPr>
-          <w:shd w:val="clear" w:color="auto" w:fill="A6A6A6"/>
+          <w:shd w:val="clear" w:color="auto" w:fill="C9C9C9"/>
         </w:rPr>
         <w:t>1</w:t>
       </w:r>
@@ -1950,7 +1950,7 @@
       </m:oMath>
       <w:r>
         <w:rPr>
-          <w:shd w:val="clear" w:color="auto" w:fill="A6A6A6"/>
+          <w:shd w:val="clear" w:color="auto" w:fill="C9C9C9"/>
         </w:rPr>
         <w:t>1</w:t>
       </w:r>
@@ -2013,7 +2013,7 @@
         <m:r>
           <w:rPr>
             <w:rFonts w:ascii="Cambria Math" w:hAnsi="Cambria Math" w:cs="Cambria Math"/>
-            <w:shd w:val="clear" w:color="auto" w:fill="A6A6A6"/>
+            <w:shd w:val="clear" w:color="auto" w:fill="C9C9C9"/>
           </w:rPr>
           <m:t>m=n</m:t>
         </m:r>
@@ -2027,7 +2027,7 @@
             <m:ctrlPr>
               <w:rPr>
                 <w:rFonts w:ascii="Cambria Math" w:hAnsi="Cambria Math"/>
-                <w:shd w:val="clear" w:color="auto" w:fill="A6A6A6"/>
+                <w:shd w:val="clear" w:color="auto" w:fill="C9C9C9"/>
               </w:rPr>
             </m:ctrlPr>
           </m:sSubSupPr>
@@ -2062,7 +2062,7 @@
         <m:r>
           <w:rPr>
             <w:rFonts w:ascii="Cambria Math" w:hAnsi="Cambria Math" w:cs="Cambria Math"/>
-            <w:shd w:val="clear" w:color="auto" w:fill="A6A6A6"/>
+            <w:shd w:val="clear" w:color="auto" w:fill="C9C9C9"/>
           </w:rPr>
           <m:t>=n×(n-1)×⋯×3×2×1</m:t>
         </m:r>
@@ -2081,7 +2081,7 @@
       </w:r>
       <w:r>
         <w:rPr>
-          <w:shd w:val="clear" w:color="auto" w:fill="A6A6A6"/>
+          <w:shd w:val="clear" w:color="auto" w:fill="C9C9C9"/>
         </w:rPr>
         <w:t>n!</w:t>
       </w:r>
@@ -2164,7 +2164,7 @@
       </w:r>
       <w:r>
         <w:rPr>
-          <w:shd w:val="clear" w:color="auto" w:fill="A6A6A6"/>
+          <w:shd w:val="clear" w:color="auto" w:fill="C9C9C9"/>
         </w:rPr>
         <w:t>一组</w:t>
       </w:r>
@@ -2304,7 +2304,7 @@
             </w:r>
             <w:r>
               <w:rPr>
-                <w:shd w:val="clear" w:color="auto" w:fill="A6A6A6"/>
+                <w:shd w:val="clear" w:color="auto" w:fill="C9C9C9"/>
               </w:rPr>
               <w:t>所有不同组合</w:t>
             </w:r>
@@ -2393,7 +2393,7 @@
                   <m:ctrlPr>
                     <w:rPr>
                       <w:rFonts w:ascii="Cambria Math" w:hAnsi="Cambria Math"/>
-                      <w:shd w:val="clear" w:color="auto" w:fill="A6A6A6"/>
+                      <w:shd w:val="clear" w:color="auto" w:fill="C9C9C9"/>
                     </w:rPr>
                   </m:ctrlPr>
                 </m:sSubSupPr>
@@ -2546,7 +2546,7 @@
                   <m:ctrlPr>
                     <w:rPr>
                       <w:rFonts w:ascii="Cambria Math" w:hAnsi="Cambria Math"/>
-                      <w:shd w:val="clear" w:color="auto" w:fill="A6A6A6"/>
+                      <w:shd w:val="clear" w:color="auto" w:fill="C9C9C9"/>
                     </w:rPr>
                   </m:ctrlPr>
                 </m:fPr>
@@ -2637,7 +2637,7 @@
                   <m:ctrlPr>
                     <w:rPr>
                       <w:rFonts w:ascii="Cambria Math" w:hAnsi="Cambria Math"/>
-                      <w:shd w:val="clear" w:color="auto" w:fill="A6A6A6"/>
+                      <w:shd w:val="clear" w:color="auto" w:fill="C9C9C9"/>
                     </w:rPr>
                   </m:ctrlPr>
                 </m:fPr>
@@ -2828,7 +2828,7 @@
                   <m:ctrlPr>
                     <w:rPr>
                       <w:rFonts w:ascii="Cambria Math" w:hAnsi="Cambria Math"/>
-                      <w:shd w:val="clear" w:color="auto" w:fill="A6A6A6"/>
+                      <w:shd w:val="clear" w:color="auto" w:fill="C9C9C9"/>
                     </w:rPr>
                   </m:ctrlPr>
                 </m:fPr>
@@ -2969,7 +2969,7 @@
                   <m:ctrlPr>
                     <w:rPr>
                       <w:rFonts w:ascii="Cambria Math" w:hAnsi="Cambria Math"/>
-                      <w:shd w:val="clear" w:color="auto" w:fill="A6A6A6"/>
+                      <w:shd w:val="clear" w:color="auto" w:fill="C9C9C9"/>
                     </w:rPr>
                   </m:ctrlPr>
                 </m:sSubSupPr>
@@ -3054,7 +3054,7 @@
                   <m:ctrlPr>
                     <w:rPr>
                       <w:rFonts w:ascii="Cambria Math" w:hAnsi="Cambria Math"/>
-                      <w:shd w:val="clear" w:color="auto" w:fill="A6A6A6"/>
+                      <w:shd w:val="clear" w:color="auto" w:fill="C9C9C9"/>
                     </w:rPr>
                   </m:ctrlPr>
                 </m:sSubSupPr>
@@ -3090,7 +3090,7 @@
               <m:r>
                 <w:rPr>
                   <w:rFonts w:ascii="Cambria Math" w:hAnsi="Cambria Math" w:cs="Cambria Math"/>
-                  <w:shd w:val="clear" w:color="auto" w:fill="A6A6A6"/>
+                  <w:shd w:val="clear" w:color="auto" w:fill="C9C9C9"/>
                 </w:rPr>
                 <m:t>+</m:t>
               </m:r>
@@ -3099,7 +3099,7 @@
                   <m:ctrlPr>
                     <w:rPr>
                       <w:rFonts w:ascii="Cambria Math" w:hAnsi="Cambria Math"/>
-                      <w:shd w:val="clear" w:color="auto" w:fill="A6A6A6"/>
+                      <w:shd w:val="clear" w:color="auto" w:fill="C9C9C9"/>
                     </w:rPr>
                   </m:ctrlPr>
                 </m:sSubSupPr>
@@ -3233,7 +3233,7 @@
                   <m:ctrlPr>
                     <w:rPr>
                       <w:rFonts w:ascii="Cambria Math" w:hAnsi="Cambria Math"/>
-                      <w:shd w:val="clear" w:color="auto" w:fill="A6A6A6"/>
+                      <w:shd w:val="clear" w:color="auto" w:fill="C9C9C9"/>
                     </w:rPr>
                   </m:ctrlPr>
                 </m:sSubSupPr>
@@ -3268,7 +3268,7 @@
               <m:r>
                 <w:rPr>
                   <w:rFonts w:ascii="Cambria Math" w:hAnsi="Cambria Math" w:cs="Cambria Math"/>
-                  <w:shd w:val="clear" w:color="auto" w:fill="A6A6A6"/>
+                  <w:shd w:val="clear" w:color="auto" w:fill="C9C9C9"/>
                 </w:rPr>
                 <m:t>=1</m:t>
               </m:r>
@@ -4083,7 +4083,7 @@
       </w:r>
       <w:r>
         <w:rPr>
-          <w:shd w:val="clear" w:color="auto" w:fill="A6A6A6"/>
+          <w:shd w:val="clear" w:color="auto" w:fill="C9C9C9"/>
         </w:rPr>
         <w:t>排列与元素的顺序有关</w:t>
       </w:r>
@@ -4092,7 +4092,7 @@
       </w:r>
       <w:r>
         <w:rPr>
-          <w:shd w:val="clear" w:color="auto" w:fill="A6A6A6"/>
+          <w:shd w:val="clear" w:color="auto" w:fill="C9C9C9"/>
         </w:rPr>
         <w:t>组合与元素的顺序无关</w:t>
       </w:r>
@@ -4117,7 +4117,7 @@
       </w:r>
       <w:r>
         <w:rPr>
-          <w:shd w:val="clear" w:color="auto" w:fill="A6A6A6"/>
+          <w:shd w:val="clear" w:color="auto" w:fill="C9C9C9"/>
         </w:rPr>
         <w:t>组合</w:t>
       </w:r>
@@ -4180,7 +4180,7 @@
       </w:r>
       <w:r>
         <w:rPr>
-          <w:shd w:val="clear" w:color="auto" w:fill="A6A6A6"/>
+          <w:shd w:val="clear" w:color="auto" w:fill="C9C9C9"/>
         </w:rPr>
         <w:t>具体的一件事</w:t>
       </w:r>
@@ -4192,7 +4192,7 @@
       </w:r>
       <w:r>
         <w:rPr>
-          <w:shd w:val="clear" w:color="auto" w:fill="A6A6A6"/>
+          <w:shd w:val="clear" w:color="auto" w:fill="C9C9C9"/>
         </w:rPr>
         <w:t>组合数</w:t>
       </w:r>
@@ -4241,7 +4241,7 @@
       </w:r>
       <w:r>
         <w:rPr>
-          <w:shd w:val="clear" w:color="auto" w:fill="A6A6A6"/>
+          <w:shd w:val="clear" w:color="auto" w:fill="C9C9C9"/>
         </w:rPr>
         <w:t>所有不同组合的个数</w:t>
       </w:r>
@@ -4253,7 +4253,7 @@
       </w:r>
       <w:r>
         <w:rPr>
-          <w:shd w:val="clear" w:color="auto" w:fill="A6A6A6"/>
+          <w:shd w:val="clear" w:color="auto" w:fill="C9C9C9"/>
         </w:rPr>
         <w:t>一个数</w:t>
       </w:r>
@@ -4387,7 +4387,7 @@
                   <m:ctrlPr>
                     <w:rPr>
                       <w:rFonts w:ascii="Cambria Math" w:hAnsi="Cambria Math"/>
-                      <w:shd w:val="clear" w:color="auto" w:fill="A6A6A6"/>
+                      <w:shd w:val="clear" w:color="auto" w:fill="C9C9C9"/>
                     </w:rPr>
                   </m:ctrlPr>
                 </m:sSupPr>
@@ -4411,7 +4411,7 @@
               <m:r>
                 <w:rPr>
                   <w:rFonts w:ascii="Cambria Math" w:hAnsi="Cambria Math" w:cs="Cambria Math"/>
-                  <w:shd w:val="clear" w:color="auto" w:fill="A6A6A6"/>
+                  <w:shd w:val="clear" w:color="auto" w:fill="C9C9C9"/>
                 </w:rPr>
                 <m:t>=</m:t>
               </m:r>
@@ -4420,7 +4420,7 @@
                   <m:ctrlPr>
                     <w:rPr>
                       <w:rFonts w:ascii="Cambria Math" w:hAnsi="Cambria Math"/>
-                      <w:shd w:val="clear" w:color="auto" w:fill="A6A6A6"/>
+                      <w:shd w:val="clear" w:color="auto" w:fill="C9C9C9"/>
                     </w:rPr>
                   </m:ctrlPr>
                 </m:sSubSupPr>
@@ -4457,7 +4457,7 @@
                   <m:ctrlPr>
                     <w:rPr>
                       <w:rFonts w:ascii="Cambria Math" w:hAnsi="Cambria Math"/>
-                      <w:shd w:val="clear" w:color="auto" w:fill="A6A6A6"/>
+                      <w:shd w:val="clear" w:color="auto" w:fill="C9C9C9"/>
                     </w:rPr>
                   </m:ctrlPr>
                 </m:sSupPr>
@@ -4481,7 +4481,7 @@
               <m:r>
                 <w:rPr>
                   <w:rFonts w:ascii="Cambria Math" w:hAnsi="Cambria Math" w:cs="Cambria Math"/>
-                  <w:shd w:val="clear" w:color="auto" w:fill="A6A6A6"/>
+                  <w:shd w:val="clear" w:color="auto" w:fill="C9C9C9"/>
                 </w:rPr>
                 <m:t>+</m:t>
               </m:r>
@@ -4490,7 +4490,7 @@
                   <m:ctrlPr>
                     <w:rPr>
                       <w:rFonts w:ascii="Cambria Math" w:hAnsi="Cambria Math"/>
-                      <w:shd w:val="clear" w:color="auto" w:fill="A6A6A6"/>
+                      <w:shd w:val="clear" w:color="auto" w:fill="C9C9C9"/>
                     </w:rPr>
                   </m:ctrlPr>
                 </m:sSubSupPr>
@@ -4527,7 +4527,7 @@
                   <m:ctrlPr>
                     <w:rPr>
                       <w:rFonts w:ascii="Cambria Math" w:hAnsi="Cambria Math"/>
-                      <w:shd w:val="clear" w:color="auto" w:fill="A6A6A6"/>
+                      <w:shd w:val="clear" w:color="auto" w:fill="C9C9C9"/>
                     </w:rPr>
                   </m:ctrlPr>
                 </m:sSupPr>
@@ -4553,7 +4553,7 @@
                   <m:ctrlPr>
                     <w:rPr>
                       <w:rFonts w:ascii="Cambria Math" w:hAnsi="Cambria Math"/>
-                      <w:shd w:val="clear" w:color="auto" w:fill="A6A6A6"/>
+                      <w:shd w:val="clear" w:color="auto" w:fill="C9C9C9"/>
                     </w:rPr>
                   </m:ctrlPr>
                 </m:sSupPr>
@@ -4577,7 +4577,7 @@
               <m:r>
                 <w:rPr>
                   <w:rFonts w:ascii="Cambria Math" w:hAnsi="Cambria Math" w:cs="Cambria Math"/>
-                  <w:shd w:val="clear" w:color="auto" w:fill="A6A6A6"/>
+                  <w:shd w:val="clear" w:color="auto" w:fill="C9C9C9"/>
                 </w:rPr>
                 <m:t>+⋯+</m:t>
               </m:r>
@@ -4586,7 +4586,7 @@
                   <m:ctrlPr>
                     <w:rPr>
                       <w:rFonts w:ascii="Cambria Math" w:hAnsi="Cambria Math"/>
-                      <w:shd w:val="clear" w:color="auto" w:fill="A6A6A6"/>
+                      <w:shd w:val="clear" w:color="auto" w:fill="C9C9C9"/>
                     </w:rPr>
                   </m:ctrlPr>
                 </m:sSubSupPr>
@@ -4623,7 +4623,7 @@
                   <m:ctrlPr>
                     <w:rPr>
                       <w:rFonts w:ascii="Cambria Math" w:hAnsi="Cambria Math"/>
-                      <w:shd w:val="clear" w:color="auto" w:fill="A6A6A6"/>
+                      <w:shd w:val="clear" w:color="auto" w:fill="C9C9C9"/>
                     </w:rPr>
                   </m:ctrlPr>
                 </m:sSupPr>
@@ -4649,7 +4649,7 @@
                   <m:ctrlPr>
                     <w:rPr>
                       <w:rFonts w:ascii="Cambria Math" w:hAnsi="Cambria Math"/>
-                      <w:shd w:val="clear" w:color="auto" w:fill="A6A6A6"/>
+                      <w:shd w:val="clear" w:color="auto" w:fill="C9C9C9"/>
                     </w:rPr>
                   </m:ctrlPr>
                 </m:sSupPr>
@@ -4673,7 +4673,7 @@
               <m:r>
                 <w:rPr>
                   <w:rFonts w:ascii="Cambria Math" w:hAnsi="Cambria Math" w:cs="Cambria Math"/>
-                  <w:shd w:val="clear" w:color="auto" w:fill="A6A6A6"/>
+                  <w:shd w:val="clear" w:color="auto" w:fill="C9C9C9"/>
                 </w:rPr>
                 <m:t>+⋯+</m:t>
               </m:r>
@@ -4682,7 +4682,7 @@
                   <m:ctrlPr>
                     <w:rPr>
                       <w:rFonts w:ascii="Cambria Math" w:hAnsi="Cambria Math"/>
-                      <w:shd w:val="clear" w:color="auto" w:fill="A6A6A6"/>
+                      <w:shd w:val="clear" w:color="auto" w:fill="C9C9C9"/>
                     </w:rPr>
                   </m:ctrlPr>
                 </m:sSubSupPr>
@@ -4719,7 +4719,7 @@
                   <m:ctrlPr>
                     <w:rPr>
                       <w:rFonts w:ascii="Cambria Math" w:hAnsi="Cambria Math"/>
-                      <w:shd w:val="clear" w:color="auto" w:fill="A6A6A6"/>
+                      <w:shd w:val="clear" w:color="auto" w:fill="C9C9C9"/>
                     </w:rPr>
                   </m:ctrlPr>
                 </m:sSupPr>
@@ -4745,7 +4745,7 @@
                   <m:ctrlPr>
                     <w:rPr>
                       <w:rFonts w:ascii="Cambria Math" w:hAnsi="Cambria Math"/>
-                      <w:shd w:val="clear" w:color="auto" w:fill="A6A6A6"/>
+                      <w:shd w:val="clear" w:color="auto" w:fill="C9C9C9"/>
                     </w:rPr>
                   </m:ctrlPr>
                 </m:dPr>
@@ -4887,7 +4887,7 @@
                   <m:ctrlPr>
                     <w:rPr>
                       <w:rFonts w:ascii="Cambria Math" w:hAnsi="Cambria Math"/>
-                      <w:shd w:val="clear" w:color="auto" w:fill="A6A6A6"/>
+                      <w:shd w:val="clear" w:color="auto" w:fill="C9C9C9"/>
                     </w:rPr>
                   </m:ctrlPr>
                 </m:sSubSupPr>
@@ -4924,7 +4924,7 @@
                   <m:ctrlPr>
                     <w:rPr>
                       <w:rFonts w:ascii="Cambria Math" w:hAnsi="Cambria Math"/>
-                      <w:shd w:val="clear" w:color="auto" w:fill="A6A6A6"/>
+                      <w:shd w:val="clear" w:color="auto" w:fill="C9C9C9"/>
                     </w:rPr>
                   </m:ctrlPr>
                 </m:dPr>
@@ -5037,7 +5037,7 @@
                   <m:ctrlPr>
                     <w:rPr>
                       <w:rFonts w:ascii="Cambria Math" w:hAnsi="Cambria Math"/>
-                      <w:shd w:val="clear" w:color="auto" w:fill="A6A6A6"/>
+                      <w:shd w:val="clear" w:color="auto" w:fill="C9C9C9"/>
                     </w:rPr>
                   </m:ctrlPr>
                 </m:sSubSupPr>
@@ -5074,7 +5074,7 @@
                   <m:ctrlPr>
                     <w:rPr>
                       <w:rFonts w:ascii="Cambria Math" w:hAnsi="Cambria Math"/>
-                      <w:shd w:val="clear" w:color="auto" w:fill="A6A6A6"/>
+                      <w:shd w:val="clear" w:color="auto" w:fill="C9C9C9"/>
                     </w:rPr>
                   </m:ctrlPr>
                 </m:sSupPr>
@@ -5100,7 +5100,7 @@
                   <m:ctrlPr>
                     <w:rPr>
                       <w:rFonts w:ascii="Cambria Math" w:hAnsi="Cambria Math"/>
-                      <w:shd w:val="clear" w:color="auto" w:fill="A6A6A6"/>
+                      <w:shd w:val="clear" w:color="auto" w:fill="C9C9C9"/>
                     </w:rPr>
                   </m:ctrlPr>
                 </m:sSupPr>
@@ -5258,7 +5258,7 @@
             </w:r>
             <w:r>
               <w:rPr>
-                <w:shd w:val="clear" w:color="auto" w:fill="A6A6A6"/>
+                <w:shd w:val="clear" w:color="auto" w:fill="C9C9C9"/>
               </w:rPr>
               <w:t>相等</w:t>
             </w:r>
@@ -5271,7 +5271,7 @@
                   <m:ctrlPr>
                     <w:rPr>
                       <w:rFonts w:ascii="Cambria Math" w:hAnsi="Cambria Math"/>
-                      <w:shd w:val="clear" w:color="auto" w:fill="A6A6A6"/>
+                      <w:shd w:val="clear" w:color="auto" w:fill="C9C9C9"/>
                     </w:rPr>
                   </m:ctrlPr>
                 </m:sSubSupPr>
@@ -5306,7 +5306,7 @@
               <m:r>
                 <w:rPr>
                   <w:rFonts w:ascii="Cambria Math" w:hAnsi="Cambria Math" w:cs="Cambria Math"/>
-                  <w:shd w:val="clear" w:color="auto" w:fill="A6A6A6"/>
+                  <w:shd w:val="clear" w:color="auto" w:fill="C9C9C9"/>
                 </w:rPr>
                 <m:t>=</m:t>
               </m:r>
@@ -5315,7 +5315,7 @@
                   <m:ctrlPr>
                     <w:rPr>
                       <w:rFonts w:ascii="Cambria Math" w:hAnsi="Cambria Math"/>
-                      <w:shd w:val="clear" w:color="auto" w:fill="A6A6A6"/>
+                      <w:shd w:val="clear" w:color="auto" w:fill="C9C9C9"/>
                     </w:rPr>
                   </m:ctrlPr>
                 </m:sSubSupPr>
@@ -5463,7 +5463,7 @@
             </w:r>
             <w:r>
               <w:rPr>
-                <w:shd w:val="clear" w:color="auto" w:fill="A6A6A6"/>
+                <w:shd w:val="clear" w:color="auto" w:fill="C9C9C9"/>
               </w:rPr>
               <w:t>递增的</w:t>
             </w:r>
@@ -5574,7 +5574,7 @@
             </w:r>
             <w:r>
               <w:rPr>
-                <w:shd w:val="clear" w:color="auto" w:fill="A6A6A6"/>
+                <w:shd w:val="clear" w:color="auto" w:fill="C9C9C9"/>
               </w:rPr>
               <w:t>递减的</w:t>
             </w:r>
@@ -5658,7 +5658,7 @@
             </w:r>
             <w:r>
               <w:rPr>
-                <w:shd w:val="clear" w:color="auto" w:fill="A6A6A6"/>
+                <w:shd w:val="clear" w:color="auto" w:fill="C9C9C9"/>
               </w:rPr>
               <w:t>一项</w:t>
             </w:r>
@@ -5745,7 +5745,7 @@
             </w:r>
             <w:r>
               <w:rPr>
-                <w:shd w:val="clear" w:color="auto" w:fill="A6A6A6"/>
+                <w:shd w:val="clear" w:color="auto" w:fill="C9C9C9"/>
               </w:rPr>
               <w:t>两项</w:t>
             </w:r>
@@ -6000,7 +6000,7 @@
                   <m:ctrlPr>
                     <w:rPr>
                       <w:rFonts w:ascii="Cambria Math" w:hAnsi="Cambria Math"/>
-                      <w:shd w:val="clear" w:color="auto" w:fill="A6A6A6"/>
+                      <w:shd w:val="clear" w:color="auto" w:fill="C9C9C9"/>
                     </w:rPr>
                   </m:ctrlPr>
                 </m:sSupPr>
@@ -6346,7 +6346,7 @@
                   <m:ctrlPr>
                     <w:rPr>
                       <w:rFonts w:ascii="Cambria Math" w:hAnsi="Cambria Math"/>
-                      <w:shd w:val="clear" w:color="auto" w:fill="A6A6A6"/>
+                      <w:shd w:val="clear" w:color="auto" w:fill="C9C9C9"/>
                     </w:rPr>
                   </m:ctrlPr>
                 </m:sSupPr>

--- a/高中数学/高中数学同步/人教B版选必2 第3章 排列、组合与二项式定理·知识清单（完成）.docx
+++ b/高中数学/高中数学同步/人教B版选必2 第3章 排列、组合与二项式定理·知识清单（完成）.docx
@@ -178,10 +178,13 @@
         <w:snapToGrid w:val="0"/>
       </w:pPr>
       <w:r>
-        <w:t>1</w:t>
-      </w:r>
-      <w:r>
-        <w:t>．教材梳理填空</w:t>
+        <w:rPr>
+          <w:shd w:val="clear" w:color="auto" w:fill="C9C9C9"/>
+        </w:rPr>
+        <w:t>1．</w:t>
+      </w:r>
+      <w:r>
+        <w:t>教材梳理填空</w:t>
       </w:r>
     </w:p>
     <w:tbl>
@@ -415,10 +418,13 @@
         <w:snapToGrid w:val="0"/>
       </w:pPr>
       <w:r>
-        <w:t>2</w:t>
-      </w:r>
-      <w:r>
-        <w:t>．【微思考】若完成一件事情有</w:t>
+        <w:rPr>
+          <w:shd w:val="clear" w:color="auto" w:fill="C9C9C9"/>
+        </w:rPr>
+        <w:t>2．</w:t>
+      </w:r>
+      <w:r>
+        <w:t>【微思考】若完成一件事情有</w:t>
       </w:r>
       <w:r>
         <w:rPr>
@@ -651,10 +657,13 @@
         <w:snapToGrid w:val="0"/>
       </w:pPr>
       <w:r>
-        <w:t>3</w:t>
-      </w:r>
-      <w:r>
-        <w:t>．教材梳理填空</w:t>
+        <w:rPr>
+          <w:shd w:val="clear" w:color="auto" w:fill="C9C9C9"/>
+        </w:rPr>
+        <w:t>3．</w:t>
+      </w:r>
+      <w:r>
+        <w:t>教材梳理填空</w:t>
       </w:r>
     </w:p>
     <w:tbl>
@@ -889,10 +898,13 @@
         <w:snapToGrid w:val="0"/>
       </w:pPr>
       <w:r>
-        <w:t>4</w:t>
-      </w:r>
-      <w:r>
-        <w:t>．【微思考】若完成一件事情有</w:t>
+        <w:rPr>
+          <w:shd w:val="clear" w:color="auto" w:fill="C9C9C9"/>
+        </w:rPr>
+        <w:t>4．</w:t>
+      </w:r>
+      <w:r>
+        <w:t>【微思考】若完成一件事情有</w:t>
       </w:r>
       <w:r>
         <w:rPr>
@@ -1150,10 +1162,13 @@
         <w:snapToGrid w:val="0"/>
       </w:pPr>
       <w:r>
-        <w:t>5</w:t>
-      </w:r>
-      <w:r>
-        <w:t>．排列：一般地，从</w:t>
+        <w:rPr>
+          <w:shd w:val="clear" w:color="auto" w:fill="C9C9C9"/>
+        </w:rPr>
+        <w:t>5．</w:t>
+      </w:r>
+      <w:r>
+        <w:t>排列：一般地，从</w:t>
       </w:r>
       <w:r>
         <w:rPr>
@@ -1233,10 +1248,13 @@
         <w:snapToGrid w:val="0"/>
       </w:pPr>
       <w:r>
-        <w:t>6</w:t>
-      </w:r>
-      <w:r>
-        <w:t>．两个排列相同的充要条件：两个排列的</w:t>
+        <w:rPr>
+          <w:shd w:val="clear" w:color="auto" w:fill="C9C9C9"/>
+        </w:rPr>
+        <w:t>6．</w:t>
+      </w:r>
+      <w:r>
+        <w:t>两个排列相同的充要条件：两个排列的</w:t>
       </w:r>
       <w:r>
         <w:rPr>
@@ -1267,10 +1285,13 @@
         <w:snapToGrid w:val="0"/>
       </w:pPr>
       <w:r>
-        <w:t>7</w:t>
-      </w:r>
-      <w:r>
-        <w:t>．排列数的定义</w:t>
+        <w:rPr>
+          <w:shd w:val="clear" w:color="auto" w:fill="C9C9C9"/>
+        </w:rPr>
+        <w:t>7．</w:t>
+      </w:r>
+      <w:r>
+        <w:t>排列数的定义</w:t>
       </w:r>
     </w:p>
     <w:p>
@@ -1397,10 +1418,13 @@
         <w:snapToGrid w:val="0"/>
       </w:pPr>
       <w:r>
-        <w:t>8</w:t>
-      </w:r>
-      <w:r>
-        <w:t>．【微思考】排列与排列数有何区别？一个排列是指从</w:t>
+        <w:rPr>
+          <w:shd w:val="clear" w:color="auto" w:fill="C9C9C9"/>
+        </w:rPr>
+        <w:t>8．</w:t>
+      </w:r>
+      <w:r>
+        <w:t>【微思考】排列与排列数有何区别？一个排列是指从</w:t>
       </w:r>
       <w:r>
         <w:t>n</w:t>
@@ -1490,10 +1514,13 @@
         <w:snapToGrid w:val="0"/>
       </w:pPr>
       <w:r>
-        <w:t>9</w:t>
-      </w:r>
-      <w:r>
-        <w:t>．排列数公式</w:t>
+        <w:rPr>
+          <w:shd w:val="clear" w:color="auto" w:fill="C9C9C9"/>
+        </w:rPr>
+        <w:t>9．</w:t>
+      </w:r>
+      <w:r>
+        <w:t>排列数公式</w:t>
       </w:r>
     </w:p>
     <w:p>
@@ -1968,10 +1995,13 @@
         <w:snapToGrid w:val="0"/>
       </w:pPr>
       <w:r>
-        <w:t>10</w:t>
-      </w:r>
-      <w:r>
-        <w:t>．全排列</w:t>
+        <w:rPr>
+          <w:shd w:val="clear" w:color="auto" w:fill="C9C9C9"/>
+        </w:rPr>
+        <w:t>10．</w:t>
+      </w:r>
+      <w:r>
+        <w:t>全排列</w:t>
       </w:r>
     </w:p>
     <w:p>
@@ -2119,10 +2149,13 @@
         <w:snapToGrid w:val="0"/>
       </w:pPr>
       <w:r>
-        <w:t>11</w:t>
-      </w:r>
-      <w:r>
-        <w:t>．组合的定义</w:t>
+        <w:rPr>
+          <w:shd w:val="clear" w:color="auto" w:fill="C9C9C9"/>
+        </w:rPr>
+        <w:t>11．</w:t>
+      </w:r>
+      <w:r>
+        <w:t>组合的定义</w:t>
       </w:r>
     </w:p>
     <w:p>
@@ -4045,10 +4078,13 @@
         <w:snapToGrid w:val="0"/>
       </w:pPr>
       <w:r>
-        <w:t>12</w:t>
-      </w:r>
-      <w:r>
-        <w:t>．【微思考】怎样理解组合，它与排列有何区别？联系：二者都是从</w:t>
+        <w:rPr>
+          <w:shd w:val="clear" w:color="auto" w:fill="C9C9C9"/>
+        </w:rPr>
+        <w:t>12．</w:t>
+      </w:r>
+      <w:r>
+        <w:t>【微思考】怎样理解组合，它与排列有何区别？联系：二者都是从</w:t>
       </w:r>
       <w:r>
         <w:t>n</w:t>
@@ -4107,10 +4143,13 @@
         <w:snapToGrid w:val="0"/>
       </w:pPr>
       <w:r>
-        <w:t>13</w:t>
-      </w:r>
-      <w:r>
-        <w:t>．【微思考】如何理解组合与组合数这两个概念？</w:t>
+        <w:rPr>
+          <w:shd w:val="clear" w:color="auto" w:fill="C9C9C9"/>
+        </w:rPr>
+        <w:t>13．</w:t>
+      </w:r>
+      <w:r>
+        <w:t>【微思考】如何理解组合与组合数这两个概念？</w:t>
       </w:r>
       <w:r>
         <w:t>“</w:t>
@@ -4308,10 +4347,13 @@
         <w:snapToGrid w:val="0"/>
       </w:pPr>
       <w:r>
-        <w:t>14</w:t>
-      </w:r>
-      <w:r>
-        <w:t>．教材梳理填空</w:t>
+        <w:rPr>
+          <w:shd w:val="clear" w:color="auto" w:fill="C9C9C9"/>
+        </w:rPr>
+        <w:t>14．</w:t>
+      </w:r>
+      <w:r>
+        <w:t>教材梳理填空</w:t>
       </w:r>
     </w:p>
     <w:tbl>
@@ -5139,10 +5181,10 @@
         </w:rPr>
       </w:pPr>
       <w:r>
-        <w:t>15</w:t>
-      </w:r>
-      <w:r>
-        <w:t>．</w:t>
+        <w:rPr>
+          <w:shd w:val="clear" w:color="auto" w:fill="C9C9C9"/>
+        </w:rPr>
+        <w:t>15．</w:t>
       </w:r>
       <w:r>
         <w:rPr>

--- a/高中数学/高中数学同步/人教B版选必2 第3章 排列、组合与二项式定理·知识清单（完成）.docx
+++ b/高中数学/高中数学同步/人教B版选必2 第3章 排列、组合与二项式定理·知识清单（完成）.docx
@@ -95,6 +95,7 @@
         <w:rPr>
           <w:b/>
           <w:bCs/>
+          <w:shd w:val="clear" w:color="auto" w:fill="C9C9C9"/>
         </w:rPr>
         <w:t xml:space="preserve">3.1 </w:t>
       </w:r>
@@ -162,6 +163,7 @@
         <w:rPr>
           <w:b/>
           <w:bCs/>
+          <w:shd w:val="clear" w:color="auto" w:fill="C9C9C9"/>
         </w:rPr>
         <w:t xml:space="preserve">3.1.1 </w:t>
       </w:r>
@@ -1146,6 +1148,7 @@
         <w:rPr>
           <w:b/>
           <w:bCs/>
+          <w:shd w:val="clear" w:color="auto" w:fill="C9C9C9"/>
         </w:rPr>
         <w:t xml:space="preserve">3.1.2 </w:t>
       </w:r>
@@ -2133,6 +2136,7 @@
         <w:rPr>
           <w:b/>
           <w:bCs/>
+          <w:shd w:val="clear" w:color="auto" w:fill="C9C9C9"/>
         </w:rPr>
         <w:t xml:space="preserve">3.1.3 </w:t>
       </w:r>
@@ -4331,6 +4335,7 @@
         <w:rPr>
           <w:b/>
           <w:bCs/>
+          <w:shd w:val="clear" w:color="auto" w:fill="C9C9C9"/>
         </w:rPr>
         <w:t xml:space="preserve">3.3 </w:t>
       </w:r>
